--- a/PATRONES DE SOFTWARE PLATAFORMA DE VOTACIÓN ELECTRONICA.docx
+++ b/PATRONES DE SOFTWARE PLATAFORMA DE VOTACIÓN ELECTRONICA.docx
@@ -1,7 +1,45 @@
 
 <file path=word/document.xml><?xml version="1.0" encoding="utf-8"?>
-<w:document xmlns:wpc="http://schemas.microsoft.com/office/word/2010/wordprocessingCanvas" xmlns:cx="http://schemas.microsoft.com/office/drawing/2014/chartex" xmlns:cx1="http://schemas.microsoft.com/office/drawing/2015/9/8/chartex" xmlns:cx2="http://schemas.microsoft.com/office/drawing/2015/10/21/chartex" xmlns:cx3="http://schemas.microsoft.com/office/drawing/2016/5/9/chartex" xmlns:cx4="http://schemas.microsoft.com/office/drawing/2016/5/10/chartex" xmlns:cx5="http://schemas.microsoft.com/office/drawing/2016/5/11/chartex" xmlns:cx6="http://schemas.microsoft.com/office/drawing/2016/5/12/chartex" xmlns:cx7="http://schemas.microsoft.com/office/drawing/2016/5/13/chartex" xmlns:cx8="http://schemas.microsoft.com/office/drawing/2016/5/14/chartex" xmlns:mc="http://schemas.openxmlformats.org/markup-compatibility/2006" xmlns:aink="http://schemas.microsoft.com/office/drawing/2016/ink" xmlns:am3d="http://schemas.microsoft.com/office/drawing/2017/model3d" xmlns:o="urn:schemas-microsoft-com:office:office" xmlns:oel="http://schemas.microsoft.com/office/2019/extlst" xmlns:r="http://schemas.openxmlformats.org/officeDocument/2006/relationships" xmlns:m="http://schemas.openxmlformats.org/officeDocument/2006/math" xmlns:v="urn:schemas-microsoft-com:vml" xmlns:wp14="http://schemas.microsoft.com/office/word/2010/wordprocessingDrawing" xmlns:wp="http://schemas.openxmlformats.org/drawingml/2006/wordprocessingDrawing" xmlns:w10="urn:schemas-microsoft-com:office:word" xmlns:w="http://schemas.openxmlformats.org/wordprocessingml/2006/main" xmlns:w14="http://schemas.microsoft.com/office/word/2010/wordml" xmlns:w15="http://schemas.microsoft.com/office/word/2012/wordml" xmlns:w16cex="http://schemas.microsoft.com/office/word/2018/wordml/cex" xmlns:w16cid="http://schemas.microsoft.com/office/word/2016/wordml/cid" xmlns:w16="http://schemas.microsoft.com/office/word/2018/wordml" xmlns:w16du="http://schemas.microsoft.com/office/word/2023/wordml/word16du" xmlns:w16sdtdh="http://schemas.microsoft.com/office/word/2020/wordml/sdtdatahash" xmlns:w16sdtfl="http://schemas.microsoft.com/office/word/2024/wordml/sdtformatlock" xmlns:w16se="http://schemas.microsoft.com/office/word/2015/wordml/symex" xmlns:wpg="http://schemas.microsoft.com/office/word/2010/wordprocessingGroup" xmlns:wpi="http://schemas.microsoft.com/office/word/2010/wordprocessingInk" xmlns:wne="http://schemas.microsoft.com/office/word/2006/wordml" xmlns:wps="http://schemas.microsoft.com/office/word/2010/wordprocessingShape" mc:Ignorable="w14 w15 w16se w16cid w16 w16cex w16sdtdh w16sdtfl w16du wp14">
+<w:document xmlns:wpc="http://schemas.microsoft.com/office/word/2010/wordprocessingCanvas" xmlns:cx="http://schemas.microsoft.com/office/drawing/2014/chartex" xmlns:cx1="http://schemas.microsoft.com/office/drawing/2015/9/8/chartex" xmlns:cx2="http://schemas.microsoft.com/office/drawing/2015/10/21/chartex" xmlns:cx3="http://schemas.microsoft.com/office/drawing/2016/5/9/chartex" xmlns:cx4="http://schemas.microsoft.com/office/drawing/2016/5/10/chartex" xmlns:cx5="http://schemas.microsoft.com/office/drawing/2016/5/11/chartex" xmlns:cx6="http://schemas.microsoft.com/office/drawing/2016/5/12/chartex" xmlns:cx7="http://schemas.microsoft.com/office/drawing/2016/5/13/chartex" xmlns:cx8="http://schemas.microsoft.com/office/drawing/2016/5/14/chartex" xmlns:mc="http://schemas.openxmlformats.org/markup-compatibility/2006" xmlns:aink="http://schemas.microsoft.com/office/drawing/2016/ink" xmlns:am3d="http://schemas.microsoft.com/office/drawing/2017/model3d" xmlns:o="urn:schemas-microsoft-com:office:office" xmlns:oel="http://schemas.microsoft.com/office/2019/extlst" xmlns:r="http://schemas.openxmlformats.org/officeDocument/2006/relationships" xmlns:m="http://schemas.openxmlformats.org/officeDocument/2006/math" xmlns:v="urn:schemas-microsoft-com:vml" xmlns:wp14="http://schemas.microsoft.com/office/word/2010/wordprocessingDrawing" xmlns:wp="http://schemas.openxmlformats.org/drawingml/2006/wordprocessingDrawing" xmlns:w10="urn:schemas-microsoft-com:office:word" xmlns:w="http://schemas.openxmlformats.org/wordprocessingml/2006/main" xmlns:w14="http://schemas.microsoft.com/office/word/2010/wordml" xmlns:w15="http://schemas.microsoft.com/office/word/2012/wordml" xmlns:w16cex="http://schemas.microsoft.com/office/word/2018/wordml/cex" xmlns:w16cid="http://schemas.microsoft.com/office/word/2016/wordml/cid" xmlns:w16="http://schemas.microsoft.com/office/word/2018/wordml" xmlns:w16sdtdh="http://schemas.microsoft.com/office/word/2020/wordml/sdtdatahash" xmlns:w16se="http://schemas.microsoft.com/office/word/2015/wordml/symex" xmlns:wpg="http://schemas.microsoft.com/office/word/2010/wordprocessingGroup" xmlns:wpi="http://schemas.microsoft.com/office/word/2010/wordprocessingInk" xmlns:wne="http://schemas.microsoft.com/office/word/2006/wordml" xmlns:wps="http://schemas.microsoft.com/office/word/2010/wordprocessingShape" mc:Ignorable="w14 w15 w16se w16cid w16 w16cex w16sdtdh wp14">
   <w:body>
+    <w:p>
+      <w:pPr>
+        <w:spacing w:line="360" w:lineRule="auto"/>
+        <w:jc w:val="center"/>
+        <w:rPr>
+          <w:rFonts w:ascii="Times New Roman" w:hAnsi="Times New Roman" w:cs="Times New Roman"/>
+          <w:sz w:val="24"/>
+          <w:lang w:val="es-ES"/>
+        </w:rPr>
+      </w:pPr>
+      <w:r>
+        <w:rPr>
+          <w:rFonts w:ascii="Times New Roman" w:hAnsi="Times New Roman" w:cs="Times New Roman"/>
+          <w:sz w:val="24"/>
+          <w:lang w:val="es-ES"/>
+        </w:rPr>
+        <w:t>PATRONES DE SOFTWARE</w:t>
+      </w:r>
+    </w:p>
+    <w:p>
+      <w:pPr>
+        <w:spacing w:line="360" w:lineRule="auto"/>
+        <w:jc w:val="center"/>
+        <w:rPr>
+          <w:rFonts w:ascii="Times New Roman" w:hAnsi="Times New Roman" w:cs="Times New Roman"/>
+          <w:sz w:val="24"/>
+          <w:lang w:val="es-ES"/>
+        </w:rPr>
+      </w:pPr>
+      <w:r>
+        <w:rPr>
+          <w:rFonts w:ascii="Times New Roman" w:hAnsi="Times New Roman" w:cs="Times New Roman"/>
+          <w:sz w:val="24"/>
+          <w:lang w:val="es-ES"/>
+        </w:rPr>
+        <w:t>PLATAFORMA DE VOTACIÓN ELECTRONICA</w:t>
+      </w:r>
+    </w:p>
     <w:p>
       <w:pPr>
         <w:spacing w:line="360" w:lineRule="auto"/>
@@ -12,14 +50,6 @@
           <w:lang w:val="es-ES"/>
         </w:rPr>
       </w:pPr>
-      <w:r>
-        <w:rPr>
-          <w:rFonts w:ascii="Times New Roman" w:hAnsi="Times New Roman" w:cs="Times New Roman"/>
-          <w:sz w:val="24"/>
-          <w:lang w:val="es-ES"/>
-        </w:rPr>
-        <w:t>PATRONES DE SOFTWARE</w:t>
-      </w:r>
     </w:p>
     <w:p>
       <w:pPr>
@@ -31,14 +61,6 @@
           <w:lang w:val="es-ES"/>
         </w:rPr>
       </w:pPr>
-      <w:r>
-        <w:rPr>
-          <w:rFonts w:ascii="Times New Roman" w:hAnsi="Times New Roman" w:cs="Times New Roman"/>
-          <w:sz w:val="24"/>
-          <w:lang w:val="es-ES"/>
-        </w:rPr>
-        <w:t>PLATAFORMA DE VOTACIÓN ELECTRONICA</w:t>
-      </w:r>
     </w:p>
     <w:p>
       <w:pPr>
@@ -53,6 +75,43 @@
     </w:p>
     <w:p>
       <w:pPr>
+        <w:spacing w:after="0" w:line="360" w:lineRule="auto"/>
+        <w:jc w:val="center"/>
+        <w:rPr>
+          <w:rFonts w:ascii="Times New Roman" w:hAnsi="Times New Roman" w:cs="Times New Roman"/>
+          <w:sz w:val="24"/>
+        </w:rPr>
+      </w:pPr>
+      <w:r>
+        <w:rPr>
+          <w:rFonts w:ascii="Times New Roman" w:hAnsi="Times New Roman" w:cs="Times New Roman"/>
+          <w:sz w:val="24"/>
+          <w:lang w:val="es-ES"/>
+        </w:rPr>
+        <w:t>JOHINER MIGUEL RINCON RUEDA</w:t>
+      </w:r>
+    </w:p>
+    <w:p>
+      <w:pPr>
+        <w:spacing w:line="360" w:lineRule="auto"/>
+        <w:jc w:val="center"/>
+        <w:rPr>
+          <w:rFonts w:ascii="Times New Roman" w:hAnsi="Times New Roman" w:cs="Times New Roman"/>
+          <w:sz w:val="24"/>
+          <w:lang w:val="es-ES"/>
+        </w:rPr>
+      </w:pPr>
+      <w:r>
+        <w:rPr>
+          <w:rFonts w:ascii="Times New Roman" w:hAnsi="Times New Roman" w:cs="Times New Roman"/>
+          <w:sz w:val="24"/>
+          <w:lang w:val="es-ES"/>
+        </w:rPr>
+        <w:t>NÉSTOR JULIO LOZANO DÁVILA</w:t>
+      </w:r>
+    </w:p>
+    <w:p>
+      <w:pPr>
         <w:spacing w:line="360" w:lineRule="auto"/>
         <w:jc w:val="both"/>
         <w:rPr>
@@ -86,21 +145,134 @@
     </w:p>
     <w:p>
       <w:pPr>
+        <w:spacing w:after="0" w:line="360" w:lineRule="auto"/>
+        <w:jc w:val="center"/>
+        <w:rPr>
+          <w:rFonts w:ascii="Times New Roman" w:hAnsi="Times New Roman" w:cs="Times New Roman"/>
+          <w:sz w:val="24"/>
+          <w:lang w:val="es-ES"/>
+        </w:rPr>
+      </w:pPr>
+      <w:r>
+        <w:rPr>
+          <w:rFonts w:ascii="Times New Roman" w:hAnsi="Times New Roman" w:cs="Times New Roman"/>
+          <w:sz w:val="24"/>
+          <w:lang w:val="es-ES"/>
+        </w:rPr>
+        <w:t>GRUPO</w:t>
+      </w:r>
+    </w:p>
+    <w:p>
+      <w:pPr>
+        <w:spacing w:line="360" w:lineRule="auto"/>
+        <w:jc w:val="center"/>
+        <w:rPr>
+          <w:rFonts w:ascii="Times New Roman" w:hAnsi="Times New Roman" w:cs="Times New Roman"/>
+          <w:sz w:val="24"/>
+          <w:lang w:val="es-ES"/>
+        </w:rPr>
+      </w:pPr>
+      <w:r>
+        <w:rPr>
+          <w:rFonts w:ascii="Times New Roman" w:hAnsi="Times New Roman" w:cs="Times New Roman"/>
+          <w:sz w:val="24"/>
+          <w:lang w:val="es-ES"/>
+        </w:rPr>
+        <w:t>E195</w:t>
+      </w:r>
+    </w:p>
+    <w:p>
+      <w:pPr>
+        <w:spacing w:line="360" w:lineRule="auto"/>
+        <w:jc w:val="center"/>
+        <w:rPr>
+          <w:rFonts w:ascii="Times New Roman" w:hAnsi="Times New Roman" w:cs="Times New Roman"/>
+          <w:sz w:val="24"/>
+          <w:lang w:val="es-ES"/>
+        </w:rPr>
+      </w:pPr>
+    </w:p>
+    <w:p>
+      <w:pPr>
+        <w:spacing w:line="360" w:lineRule="auto"/>
+        <w:jc w:val="center"/>
+        <w:rPr>
+          <w:rFonts w:ascii="Times New Roman" w:hAnsi="Times New Roman" w:cs="Times New Roman"/>
+          <w:sz w:val="24"/>
+          <w:lang w:val="es-ES"/>
+        </w:rPr>
+      </w:pPr>
+    </w:p>
+    <w:p>
+      <w:pPr>
+        <w:spacing w:line="360" w:lineRule="auto"/>
+        <w:jc w:val="center"/>
+        <w:rPr>
+          <w:rFonts w:ascii="Times New Roman" w:hAnsi="Times New Roman" w:cs="Times New Roman"/>
+          <w:sz w:val="24"/>
+          <w:lang w:val="es-ES"/>
+        </w:rPr>
+      </w:pPr>
+    </w:p>
+    <w:p>
+      <w:pPr>
+        <w:spacing w:line="360" w:lineRule="auto"/>
+        <w:jc w:val="center"/>
+        <w:rPr>
+          <w:rFonts w:ascii="Times New Roman" w:hAnsi="Times New Roman" w:cs="Times New Roman"/>
+          <w:sz w:val="24"/>
+          <w:lang w:val="es-ES"/>
+        </w:rPr>
+      </w:pPr>
+    </w:p>
+    <w:p>
+      <w:pPr>
+        <w:spacing w:line="360" w:lineRule="auto"/>
+        <w:jc w:val="center"/>
+        <w:rPr>
+          <w:rFonts w:ascii="Times New Roman" w:hAnsi="Times New Roman" w:cs="Times New Roman"/>
+          <w:sz w:val="24"/>
+          <w:lang w:val="es-ES"/>
+        </w:rPr>
+      </w:pPr>
+      <w:r>
+        <w:rPr>
+          <w:rFonts w:ascii="Times New Roman" w:hAnsi="Times New Roman" w:cs="Times New Roman"/>
+          <w:sz w:val="24"/>
+          <w:lang w:val="es-ES"/>
+        </w:rPr>
+        <w:t>DOCENTE</w:t>
+      </w:r>
+    </w:p>
+    <w:p>
+      <w:pPr>
+        <w:spacing w:line="360" w:lineRule="auto"/>
+        <w:jc w:val="center"/>
+        <w:rPr>
+          <w:rFonts w:ascii="Times New Roman" w:hAnsi="Times New Roman" w:cs="Times New Roman"/>
+          <w:sz w:val="24"/>
+          <w:lang w:val="es-ES"/>
+        </w:rPr>
+      </w:pPr>
+      <w:r>
+        <w:rPr>
+          <w:rFonts w:ascii="Times New Roman" w:hAnsi="Times New Roman" w:cs="Times New Roman"/>
+          <w:sz w:val="24"/>
+          <w:lang w:val="es-ES"/>
+        </w:rPr>
+        <w:t>ELIECER MONTERO OJEDA</w:t>
+      </w:r>
+    </w:p>
+    <w:p>
+      <w:pPr>
         <w:spacing w:line="360" w:lineRule="auto"/>
         <w:jc w:val="both"/>
         <w:rPr>
           <w:rFonts w:ascii="Times New Roman" w:hAnsi="Times New Roman" w:cs="Times New Roman"/>
           <w:sz w:val="24"/>
-        </w:rPr>
-      </w:pPr>
-      <w:r>
-        <w:rPr>
-          <w:rFonts w:ascii="Times New Roman" w:hAnsi="Times New Roman" w:cs="Times New Roman"/>
-          <w:sz w:val="24"/>
           <w:lang w:val="es-ES"/>
         </w:rPr>
-        <w:t>JOHINER MIGUEL RINCON RUEDA</w:t>
-      </w:r>
+      </w:pPr>
     </w:p>
     <w:p>
       <w:pPr>
@@ -112,14 +284,6 @@
           <w:lang w:val="es-ES"/>
         </w:rPr>
       </w:pPr>
-      <w:r>
-        <w:rPr>
-          <w:rFonts w:ascii="Times New Roman" w:hAnsi="Times New Roman" w:cs="Times New Roman"/>
-          <w:sz w:val="24"/>
-          <w:lang w:val="es-ES"/>
-        </w:rPr>
-        <w:t>NÉSTOR JULIO LOZANO DÁVILA</w:t>
-      </w:r>
     </w:p>
     <w:p>
       <w:pPr>
@@ -134,310 +298,472 @@
     </w:p>
     <w:p>
       <w:pPr>
+        <w:spacing w:after="0" w:line="360" w:lineRule="auto"/>
+        <w:jc w:val="center"/>
+        <w:rPr>
+          <w:rFonts w:ascii="Times New Roman" w:hAnsi="Times New Roman" w:cs="Times New Roman"/>
+          <w:sz w:val="24"/>
+          <w:lang w:val="es-ES"/>
+        </w:rPr>
+      </w:pPr>
+      <w:r>
+        <w:rPr>
+          <w:rFonts w:ascii="Times New Roman" w:hAnsi="Times New Roman" w:cs="Times New Roman"/>
+          <w:sz w:val="24"/>
+          <w:lang w:val="es-ES"/>
+        </w:rPr>
+        <w:t>INSTITUCIÓN UNIVERSITARIA TECNOLOGICA DE SANTANDER</w:t>
+      </w:r>
+    </w:p>
+    <w:p>
+      <w:pPr>
+        <w:spacing w:after="0" w:line="360" w:lineRule="auto"/>
+        <w:jc w:val="center"/>
+        <w:rPr>
+          <w:rFonts w:ascii="Times New Roman" w:hAnsi="Times New Roman" w:cs="Times New Roman"/>
+          <w:sz w:val="24"/>
+          <w:lang w:val="es-ES"/>
+        </w:rPr>
+      </w:pPr>
+      <w:r>
+        <w:rPr>
+          <w:rFonts w:ascii="Times New Roman" w:hAnsi="Times New Roman" w:cs="Times New Roman"/>
+          <w:sz w:val="24"/>
+          <w:lang w:val="es-ES"/>
+        </w:rPr>
+        <w:t>BUCARAMANGA – SANTANDER</w:t>
+      </w:r>
+    </w:p>
+    <w:p>
+      <w:pPr>
         <w:spacing w:line="360" w:lineRule="auto"/>
-        <w:jc w:val="both"/>
+        <w:jc w:val="center"/>
         <w:rPr>
           <w:rFonts w:ascii="Times New Roman" w:hAnsi="Times New Roman" w:cs="Times New Roman"/>
           <w:sz w:val="24"/>
           <w:lang w:val="es-ES"/>
         </w:rPr>
       </w:pPr>
-    </w:p>
-    <w:p>
-      <w:pPr>
-        <w:spacing w:line="360" w:lineRule="auto"/>
-        <w:jc w:val="both"/>
+      <w:r>
         <w:rPr>
           <w:rFonts w:ascii="Times New Roman" w:hAnsi="Times New Roman" w:cs="Times New Roman"/>
           <w:sz w:val="24"/>
           <w:lang w:val="es-ES"/>
         </w:rPr>
-      </w:pPr>
-    </w:p>
-    <w:p>
-      <w:pPr>
-        <w:spacing w:line="360" w:lineRule="auto"/>
-        <w:jc w:val="both"/>
-        <w:rPr>
-          <w:rFonts w:ascii="Times New Roman" w:hAnsi="Times New Roman" w:cs="Times New Roman"/>
-          <w:sz w:val="24"/>
+        <w:t>AGOSTO DE 2026</w:t>
+      </w:r>
+    </w:p>
+    <w:sdt>
+      <w:sdtPr>
+        <w:rPr>
+          <w:rFonts w:ascii="Times New Roman" w:hAnsi="Times New Roman" w:cs="Times New Roman"/>
+        </w:rPr>
+        <w:id w:val="-937907754"/>
+        <w:docPartObj>
+          <w:docPartGallery w:val="Table of Contents"/>
+          <w:docPartUnique/>
+        </w:docPartObj>
+      </w:sdtPr>
+      <w:sdtEndPr>
+        <w:rPr>
+          <w:rFonts w:eastAsiaTheme="minorHAnsi"/>
+          <w:b/>
+          <w:bCs/>
+          <w:color w:val="auto"/>
+          <w:sz w:val="22"/>
+          <w:szCs w:val="22"/>
+          <w:lang w:val="es-CO" w:eastAsia="en-US"/>
+        </w:rPr>
+      </w:sdtEndPr>
+      <w:sdtContent>
+        <w:p>
+          <w:pPr>
+            <w:pStyle w:val="TtuloTDC"/>
+            <w:spacing w:after="240"/>
+            <w:rPr>
+              <w:rFonts w:ascii="Times New Roman" w:hAnsi="Times New Roman" w:cs="Times New Roman"/>
+            </w:rPr>
+          </w:pPr>
+          <w:r>
+            <w:rPr>
+              <w:rFonts w:ascii="Times New Roman" w:hAnsi="Times New Roman" w:cs="Times New Roman"/>
+            </w:rPr>
+            <w:t>Contenido</w:t>
+          </w:r>
+        </w:p>
+        <w:p>
+          <w:pPr>
+            <w:pStyle w:val="TDC1"/>
+            <w:tabs>
+              <w:tab w:val="right" w:leader="dot" w:pos="8828"/>
+            </w:tabs>
+            <w:rPr>
+              <w:rFonts w:ascii="Times New Roman" w:hAnsi="Times New Roman" w:cs="Times New Roman"/>
+              <w:noProof/>
+            </w:rPr>
+          </w:pPr>
+          <w:r>
+            <w:rPr>
+              <w:rFonts w:ascii="Times New Roman" w:hAnsi="Times New Roman" w:cs="Times New Roman"/>
+            </w:rPr>
+            <w:fldChar w:fldCharType="begin"/>
+          </w:r>
+          <w:r>
+            <w:rPr>
+              <w:rFonts w:ascii="Times New Roman" w:hAnsi="Times New Roman" w:cs="Times New Roman"/>
+            </w:rPr>
+            <w:instrText xml:space="preserve"> TOC \o "1-3" \h \z \u </w:instrText>
+          </w:r>
+          <w:r>
+            <w:rPr>
+              <w:rFonts w:ascii="Times New Roman" w:hAnsi="Times New Roman" w:cs="Times New Roman"/>
+            </w:rPr>
+            <w:fldChar w:fldCharType="separate"/>
+          </w:r>
+          <w:hyperlink w:anchor="_Toc239452404" w:history="1">
+            <w:r>
+              <w:rPr>
+                <w:rStyle w:val="Hipervnculo"/>
+                <w:rFonts w:ascii="Times New Roman" w:hAnsi="Times New Roman" w:cs="Times New Roman"/>
+                <w:b/>
+                <w:bCs/>
+                <w:noProof/>
+                <w:lang w:val="es-ES"/>
+              </w:rPr>
+              <w:t>Semana 1</w:t>
+            </w:r>
+            <w:r>
+              <w:rPr>
+                <w:rStyle w:val="Hipervnculo"/>
+                <w:rFonts w:ascii="Times New Roman" w:hAnsi="Times New Roman" w:cs="Times New Roman"/>
+                <w:noProof/>
+                <w:lang w:val="es-ES"/>
+              </w:rPr>
+              <w:t xml:space="preserve"> 15/08:</w:t>
+            </w:r>
+            <w:r>
+              <w:rPr>
+                <w:rFonts w:ascii="Times New Roman" w:hAnsi="Times New Roman" w:cs="Times New Roman"/>
+                <w:noProof/>
+                <w:webHidden/>
+              </w:rPr>
+              <w:tab/>
+            </w:r>
+            <w:r>
+              <w:rPr>
+                <w:rFonts w:ascii="Times New Roman" w:hAnsi="Times New Roman" w:cs="Times New Roman"/>
+                <w:noProof/>
+                <w:webHidden/>
+              </w:rPr>
+              <w:fldChar w:fldCharType="begin"/>
+            </w:r>
+            <w:r>
+              <w:rPr>
+                <w:rFonts w:ascii="Times New Roman" w:hAnsi="Times New Roman" w:cs="Times New Roman"/>
+                <w:noProof/>
+                <w:webHidden/>
+              </w:rPr>
+              <w:instrText xml:space="preserve"> PAGEREF _Toc239452404 \h </w:instrText>
+            </w:r>
+            <w:r>
+              <w:rPr>
+                <w:rFonts w:ascii="Times New Roman" w:hAnsi="Times New Roman" w:cs="Times New Roman"/>
+                <w:noProof/>
+                <w:webHidden/>
+              </w:rPr>
+            </w:r>
+            <w:r>
+              <w:rPr>
+                <w:rFonts w:ascii="Times New Roman" w:hAnsi="Times New Roman" w:cs="Times New Roman"/>
+                <w:noProof/>
+                <w:webHidden/>
+              </w:rPr>
+              <w:fldChar w:fldCharType="separate"/>
+            </w:r>
+            <w:r>
+              <w:rPr>
+                <w:rFonts w:ascii="Times New Roman" w:hAnsi="Times New Roman" w:cs="Times New Roman"/>
+                <w:noProof/>
+                <w:webHidden/>
+              </w:rPr>
+              <w:t>3</w:t>
+            </w:r>
+            <w:r>
+              <w:rPr>
+                <w:rFonts w:ascii="Times New Roman" w:hAnsi="Times New Roman" w:cs="Times New Roman"/>
+                <w:noProof/>
+                <w:webHidden/>
+              </w:rPr>
+              <w:fldChar w:fldCharType="end"/>
+            </w:r>
+          </w:hyperlink>
+        </w:p>
+        <w:p>
+          <w:pPr>
+            <w:pStyle w:val="TDC1"/>
+            <w:tabs>
+              <w:tab w:val="right" w:leader="dot" w:pos="8828"/>
+            </w:tabs>
+            <w:rPr>
+              <w:rFonts w:ascii="Times New Roman" w:hAnsi="Times New Roman" w:cs="Times New Roman"/>
+              <w:noProof/>
+            </w:rPr>
+          </w:pPr>
+          <w:hyperlink w:anchor="_Toc239452405" w:history="1">
+            <w:r>
+              <w:rPr>
+                <w:rStyle w:val="Hipervnculo"/>
+                <w:rFonts w:ascii="Times New Roman" w:hAnsi="Times New Roman" w:cs="Times New Roman"/>
+                <w:b/>
+                <w:bCs/>
+                <w:noProof/>
+                <w:lang w:val="es-ES"/>
+              </w:rPr>
+              <w:t xml:space="preserve">Semana 2 </w:t>
+            </w:r>
+            <w:r>
+              <w:rPr>
+                <w:rStyle w:val="Hipervnculo"/>
+                <w:rFonts w:ascii="Times New Roman" w:hAnsi="Times New Roman" w:cs="Times New Roman"/>
+                <w:noProof/>
+                <w:lang w:val="es-ES"/>
+              </w:rPr>
+              <w:t>22/08:</w:t>
+            </w:r>
+            <w:r>
+              <w:rPr>
+                <w:rFonts w:ascii="Times New Roman" w:hAnsi="Times New Roman" w:cs="Times New Roman"/>
+                <w:noProof/>
+                <w:webHidden/>
+              </w:rPr>
+              <w:tab/>
+            </w:r>
+            <w:r>
+              <w:rPr>
+                <w:rFonts w:ascii="Times New Roman" w:hAnsi="Times New Roman" w:cs="Times New Roman"/>
+                <w:noProof/>
+                <w:webHidden/>
+              </w:rPr>
+              <w:fldChar w:fldCharType="begin"/>
+            </w:r>
+            <w:r>
+              <w:rPr>
+                <w:rFonts w:ascii="Times New Roman" w:hAnsi="Times New Roman" w:cs="Times New Roman"/>
+                <w:noProof/>
+                <w:webHidden/>
+              </w:rPr>
+              <w:instrText xml:space="preserve"> PAGEREF _Toc239452405 \h </w:instrText>
+            </w:r>
+            <w:r>
+              <w:rPr>
+                <w:rFonts w:ascii="Times New Roman" w:hAnsi="Times New Roman" w:cs="Times New Roman"/>
+                <w:noProof/>
+                <w:webHidden/>
+              </w:rPr>
+            </w:r>
+            <w:r>
+              <w:rPr>
+                <w:rFonts w:ascii="Times New Roman" w:hAnsi="Times New Roman" w:cs="Times New Roman"/>
+                <w:noProof/>
+                <w:webHidden/>
+              </w:rPr>
+              <w:fldChar w:fldCharType="separate"/>
+            </w:r>
+            <w:r>
+              <w:rPr>
+                <w:rFonts w:ascii="Times New Roman" w:hAnsi="Times New Roman" w:cs="Times New Roman"/>
+                <w:noProof/>
+                <w:webHidden/>
+              </w:rPr>
+              <w:t>4</w:t>
+            </w:r>
+            <w:r>
+              <w:rPr>
+                <w:rFonts w:ascii="Times New Roman" w:hAnsi="Times New Roman" w:cs="Times New Roman"/>
+                <w:noProof/>
+                <w:webHidden/>
+              </w:rPr>
+              <w:fldChar w:fldCharType="end"/>
+            </w:r>
+          </w:hyperlink>
+        </w:p>
+        <w:p>
+          <w:pPr>
+            <w:pStyle w:val="TDC1"/>
+            <w:tabs>
+              <w:tab w:val="right" w:leader="dot" w:pos="8828"/>
+            </w:tabs>
+            <w:rPr>
+              <w:rFonts w:ascii="Times New Roman" w:hAnsi="Times New Roman" w:cs="Times New Roman"/>
+              <w:noProof/>
+            </w:rPr>
+          </w:pPr>
+          <w:hyperlink w:anchor="_Toc239452406" w:history="1">
+            <w:r>
+              <w:rPr>
+                <w:rStyle w:val="Hipervnculo"/>
+                <w:rFonts w:ascii="Times New Roman" w:hAnsi="Times New Roman" w:cs="Times New Roman"/>
+                <w:b/>
+                <w:bCs/>
+                <w:noProof/>
+                <w:lang w:val="es-ES"/>
+              </w:rPr>
+              <w:t xml:space="preserve">Semana 4 </w:t>
+            </w:r>
+            <w:r>
+              <w:rPr>
+                <w:rStyle w:val="Hipervnculo"/>
+                <w:rFonts w:ascii="Times New Roman" w:hAnsi="Times New Roman" w:cs="Times New Roman"/>
+                <w:noProof/>
+                <w:lang w:val="es-ES"/>
+              </w:rPr>
+              <w:t>04/09:</w:t>
+            </w:r>
+            <w:r>
+              <w:rPr>
+                <w:rFonts w:ascii="Times New Roman" w:hAnsi="Times New Roman" w:cs="Times New Roman"/>
+                <w:noProof/>
+                <w:webHidden/>
+              </w:rPr>
+              <w:tab/>
+            </w:r>
+            <w:r>
+              <w:rPr>
+                <w:rFonts w:ascii="Times New Roman" w:hAnsi="Times New Roman" w:cs="Times New Roman"/>
+                <w:noProof/>
+                <w:webHidden/>
+              </w:rPr>
+              <w:fldChar w:fldCharType="begin"/>
+            </w:r>
+            <w:r>
+              <w:rPr>
+                <w:rFonts w:ascii="Times New Roman" w:hAnsi="Times New Roman" w:cs="Times New Roman"/>
+                <w:noProof/>
+                <w:webHidden/>
+              </w:rPr>
+              <w:instrText xml:space="preserve"> PAGEREF _Toc239452406 \h </w:instrText>
+            </w:r>
+            <w:r>
+              <w:rPr>
+                <w:rFonts w:ascii="Times New Roman" w:hAnsi="Times New Roman" w:cs="Times New Roman"/>
+                <w:noProof/>
+                <w:webHidden/>
+              </w:rPr>
+            </w:r>
+            <w:r>
+              <w:rPr>
+                <w:rFonts w:ascii="Times New Roman" w:hAnsi="Times New Roman" w:cs="Times New Roman"/>
+                <w:noProof/>
+                <w:webHidden/>
+              </w:rPr>
+              <w:fldChar w:fldCharType="separate"/>
+            </w:r>
+            <w:r>
+              <w:rPr>
+                <w:rFonts w:ascii="Times New Roman" w:hAnsi="Times New Roman" w:cs="Times New Roman"/>
+                <w:noProof/>
+                <w:webHidden/>
+              </w:rPr>
+              <w:t>14</w:t>
+            </w:r>
+            <w:r>
+              <w:rPr>
+                <w:rFonts w:ascii="Times New Roman" w:hAnsi="Times New Roman" w:cs="Times New Roman"/>
+                <w:noProof/>
+                <w:webHidden/>
+              </w:rPr>
+              <w:fldChar w:fldCharType="end"/>
+            </w:r>
+          </w:hyperlink>
+        </w:p>
+        <w:p>
+          <w:pPr>
+            <w:rPr>
+              <w:rFonts w:ascii="Times New Roman" w:hAnsi="Times New Roman" w:cs="Times New Roman"/>
+            </w:rPr>
+          </w:pPr>
+          <w:r>
+            <w:rPr>
+              <w:rFonts w:ascii="Times New Roman" w:hAnsi="Times New Roman" w:cs="Times New Roman"/>
+              <w:b/>
+              <w:bCs/>
+            </w:rPr>
+            <w:fldChar w:fldCharType="end"/>
+          </w:r>
+        </w:p>
+      </w:sdtContent>
+    </w:sdt>
+    <w:p>
+      <w:pPr>
+        <w:rPr>
+          <w:rFonts w:ascii="Times New Roman" w:eastAsiaTheme="majorEastAsia" w:hAnsi="Times New Roman" w:cs="Times New Roman"/>
+          <w:b/>
+          <w:spacing w:val="-10"/>
+          <w:kern w:val="28"/>
+          <w:sz w:val="24"/>
+          <w:szCs w:val="24"/>
           <w:lang w:val="es-ES"/>
         </w:rPr>
       </w:pPr>
       <w:r>
         <w:rPr>
           <w:rFonts w:ascii="Times New Roman" w:hAnsi="Times New Roman" w:cs="Times New Roman"/>
-          <w:sz w:val="24"/>
+          <w:b/>
+          <w:sz w:val="24"/>
+          <w:szCs w:val="24"/>
           <w:lang w:val="es-ES"/>
         </w:rPr>
-        <w:t>GRUPO</w:t>
-      </w:r>
-    </w:p>
-    <w:p>
-      <w:pPr>
-        <w:spacing w:line="360" w:lineRule="auto"/>
-        <w:jc w:val="both"/>
-        <w:rPr>
-          <w:rFonts w:ascii="Times New Roman" w:hAnsi="Times New Roman" w:cs="Times New Roman"/>
-          <w:sz w:val="24"/>
+        <w:br w:type="page"/>
+      </w:r>
+    </w:p>
+    <w:p>
+      <w:pPr>
+        <w:pStyle w:val="Ttulo1"/>
+        <w:rPr>
+          <w:rFonts w:ascii="Times New Roman" w:hAnsi="Times New Roman" w:cs="Times New Roman"/>
+          <w:color w:val="auto"/>
+          <w:sz w:val="24"/>
+          <w:szCs w:val="24"/>
           <w:lang w:val="es-ES"/>
         </w:rPr>
       </w:pPr>
-      <w:r>
-        <w:rPr>
-          <w:rFonts w:ascii="Times New Roman" w:hAnsi="Times New Roman" w:cs="Times New Roman"/>
-          <w:sz w:val="24"/>
+      <w:bookmarkStart w:id="0" w:name="_Toc239452404"/>
+      <w:r>
+        <w:rPr>
+          <w:rFonts w:ascii="Times New Roman" w:hAnsi="Times New Roman" w:cs="Times New Roman"/>
+          <w:b/>
+          <w:bCs/>
+          <w:color w:val="auto"/>
+          <w:sz w:val="24"/>
+          <w:szCs w:val="24"/>
           <w:lang w:val="es-ES"/>
         </w:rPr>
-        <w:t>E195</w:t>
-      </w:r>
-    </w:p>
-    <w:p>
-      <w:pPr>
-        <w:spacing w:line="360" w:lineRule="auto"/>
-        <w:jc w:val="both"/>
-        <w:rPr>
-          <w:rFonts w:ascii="Times New Roman" w:hAnsi="Times New Roman" w:cs="Times New Roman"/>
-          <w:sz w:val="24"/>
+        <w:lastRenderedPageBreak/>
+        <w:t xml:space="preserve">Semana </w:t>
+      </w:r>
+      <w:r>
+        <w:rPr>
+          <w:rFonts w:ascii="Times New Roman" w:hAnsi="Times New Roman" w:cs="Times New Roman"/>
+          <w:b/>
+          <w:bCs/>
+          <w:color w:val="auto"/>
+          <w:sz w:val="24"/>
+          <w:szCs w:val="24"/>
           <w:lang w:val="es-ES"/>
         </w:rPr>
-      </w:pPr>
-    </w:p>
-    <w:p>
-      <w:pPr>
-        <w:spacing w:line="360" w:lineRule="auto"/>
-        <w:jc w:val="both"/>
-        <w:rPr>
-          <w:rFonts w:ascii="Times New Roman" w:hAnsi="Times New Roman" w:cs="Times New Roman"/>
-          <w:sz w:val="24"/>
+        <w:t>1</w:t>
+      </w:r>
+      <w:r>
+        <w:rPr>
+          <w:rFonts w:ascii="Times New Roman" w:hAnsi="Times New Roman" w:cs="Times New Roman"/>
+          <w:color w:val="auto"/>
+          <w:sz w:val="24"/>
+          <w:szCs w:val="24"/>
           <w:lang w:val="es-ES"/>
         </w:rPr>
-      </w:pPr>
-    </w:p>
-    <w:p>
-      <w:pPr>
-        <w:spacing w:line="360" w:lineRule="auto"/>
-        <w:jc w:val="both"/>
-        <w:rPr>
-          <w:rFonts w:ascii="Times New Roman" w:hAnsi="Times New Roman" w:cs="Times New Roman"/>
-          <w:sz w:val="24"/>
-          <w:lang w:val="es-ES"/>
-        </w:rPr>
-      </w:pPr>
-    </w:p>
-    <w:p>
-      <w:pPr>
-        <w:spacing w:line="360" w:lineRule="auto"/>
-        <w:jc w:val="both"/>
-        <w:rPr>
-          <w:rFonts w:ascii="Times New Roman" w:hAnsi="Times New Roman" w:cs="Times New Roman"/>
-          <w:sz w:val="24"/>
-          <w:lang w:val="es-ES"/>
-        </w:rPr>
-      </w:pPr>
-    </w:p>
-    <w:p>
-      <w:pPr>
-        <w:spacing w:line="360" w:lineRule="auto"/>
-        <w:jc w:val="both"/>
-        <w:rPr>
-          <w:rFonts w:ascii="Times New Roman" w:hAnsi="Times New Roman" w:cs="Times New Roman"/>
-          <w:sz w:val="24"/>
-          <w:lang w:val="es-ES"/>
-        </w:rPr>
-      </w:pPr>
-      <w:r>
-        <w:rPr>
-          <w:rFonts w:ascii="Times New Roman" w:hAnsi="Times New Roman" w:cs="Times New Roman"/>
-          <w:sz w:val="24"/>
-          <w:lang w:val="es-ES"/>
-        </w:rPr>
-        <w:t>DOCENTE</w:t>
-      </w:r>
-    </w:p>
-    <w:p>
-      <w:pPr>
-        <w:spacing w:line="360" w:lineRule="auto"/>
-        <w:jc w:val="both"/>
-        <w:rPr>
-          <w:rFonts w:ascii="Times New Roman" w:hAnsi="Times New Roman" w:cs="Times New Roman"/>
-          <w:sz w:val="24"/>
-          <w:lang w:val="es-ES"/>
-        </w:rPr>
-      </w:pPr>
-      <w:r>
-        <w:rPr>
-          <w:rFonts w:ascii="Times New Roman" w:hAnsi="Times New Roman" w:cs="Times New Roman"/>
-          <w:sz w:val="24"/>
-          <w:lang w:val="es-ES"/>
-        </w:rPr>
-        <w:t>ELIECER MONTERO OJEDA</w:t>
-      </w:r>
-    </w:p>
-    <w:p>
-      <w:pPr>
-        <w:spacing w:line="360" w:lineRule="auto"/>
-        <w:jc w:val="both"/>
-        <w:rPr>
-          <w:rFonts w:ascii="Times New Roman" w:hAnsi="Times New Roman" w:cs="Times New Roman"/>
-          <w:sz w:val="24"/>
-          <w:lang w:val="es-ES"/>
-        </w:rPr>
-      </w:pPr>
-    </w:p>
-    <w:p>
-      <w:pPr>
-        <w:spacing w:line="360" w:lineRule="auto"/>
-        <w:jc w:val="both"/>
-        <w:rPr>
-          <w:rFonts w:ascii="Times New Roman" w:hAnsi="Times New Roman" w:cs="Times New Roman"/>
-          <w:sz w:val="24"/>
-          <w:lang w:val="es-ES"/>
-        </w:rPr>
-      </w:pPr>
-    </w:p>
-    <w:p>
-      <w:pPr>
-        <w:spacing w:line="360" w:lineRule="auto"/>
-        <w:jc w:val="both"/>
-        <w:rPr>
-          <w:rFonts w:ascii="Times New Roman" w:hAnsi="Times New Roman" w:cs="Times New Roman"/>
-          <w:sz w:val="24"/>
-          <w:lang w:val="es-ES"/>
-        </w:rPr>
-      </w:pPr>
-    </w:p>
-    <w:p>
-      <w:pPr>
-        <w:spacing w:line="360" w:lineRule="auto"/>
-        <w:jc w:val="both"/>
-        <w:rPr>
-          <w:rFonts w:ascii="Times New Roman" w:hAnsi="Times New Roman" w:cs="Times New Roman"/>
-          <w:sz w:val="24"/>
-          <w:lang w:val="es-ES"/>
-        </w:rPr>
-      </w:pPr>
-    </w:p>
-    <w:p>
-      <w:pPr>
-        <w:spacing w:line="360" w:lineRule="auto"/>
-        <w:jc w:val="both"/>
-        <w:rPr>
-          <w:rFonts w:ascii="Times New Roman" w:hAnsi="Times New Roman" w:cs="Times New Roman"/>
-          <w:sz w:val="24"/>
-          <w:lang w:val="es-ES"/>
-        </w:rPr>
-      </w:pPr>
-    </w:p>
-    <w:p>
-      <w:pPr>
-        <w:spacing w:line="360" w:lineRule="auto"/>
-        <w:jc w:val="both"/>
-        <w:rPr>
-          <w:rFonts w:ascii="Times New Roman" w:hAnsi="Times New Roman" w:cs="Times New Roman"/>
-          <w:sz w:val="24"/>
-          <w:lang w:val="es-ES"/>
-        </w:rPr>
-      </w:pPr>
-    </w:p>
-    <w:p>
-      <w:pPr>
-        <w:spacing w:line="360" w:lineRule="auto"/>
-        <w:jc w:val="both"/>
-        <w:rPr>
-          <w:rFonts w:ascii="Times New Roman" w:hAnsi="Times New Roman" w:cs="Times New Roman"/>
-          <w:sz w:val="24"/>
-          <w:lang w:val="es-ES"/>
-        </w:rPr>
-      </w:pPr>
-      <w:r>
-        <w:rPr>
-          <w:rFonts w:ascii="Times New Roman" w:hAnsi="Times New Roman" w:cs="Times New Roman"/>
-          <w:sz w:val="24"/>
-          <w:lang w:val="es-ES"/>
-        </w:rPr>
-        <w:t>INSTITUCIÓN UNIVERSITARIA TECNOLOGICA DE SANTANDER</w:t>
-      </w:r>
-    </w:p>
-    <w:p>
-      <w:pPr>
-        <w:spacing w:line="360" w:lineRule="auto"/>
-        <w:jc w:val="both"/>
-        <w:rPr>
-          <w:rFonts w:ascii="Times New Roman" w:hAnsi="Times New Roman" w:cs="Times New Roman"/>
-          <w:sz w:val="24"/>
-          <w:lang w:val="es-ES"/>
-        </w:rPr>
-      </w:pPr>
-      <w:r>
-        <w:rPr>
-          <w:rFonts w:ascii="Times New Roman" w:hAnsi="Times New Roman" w:cs="Times New Roman"/>
-          <w:sz w:val="24"/>
-          <w:lang w:val="es-ES"/>
-        </w:rPr>
-        <w:t>BUCARAMANGA – SANTANDER</w:t>
-      </w:r>
-    </w:p>
-    <w:p>
-      <w:pPr>
-        <w:spacing w:line="360" w:lineRule="auto"/>
-        <w:jc w:val="both"/>
-        <w:rPr>
-          <w:rFonts w:ascii="Times New Roman" w:hAnsi="Times New Roman" w:cs="Times New Roman"/>
-          <w:sz w:val="24"/>
-          <w:lang w:val="es-ES"/>
-        </w:rPr>
-      </w:pPr>
-      <w:r>
-        <w:rPr>
-          <w:rFonts w:ascii="Times New Roman" w:hAnsi="Times New Roman" w:cs="Times New Roman"/>
-          <w:sz w:val="24"/>
-          <w:lang w:val="es-ES"/>
-        </w:rPr>
-        <w:t>AGOSTO DE 2026</w:t>
-      </w:r>
-    </w:p>
-    <w:p>
-      <w:pPr>
-        <w:pStyle w:val="Ttulo"/>
-        <w:spacing w:after="240" w:line="360" w:lineRule="auto"/>
-        <w:jc w:val="both"/>
-        <w:rPr>
-          <w:rFonts w:ascii="Times New Roman" w:hAnsi="Times New Roman" w:cs="Times New Roman"/>
-          <w:sz w:val="24"/>
-          <w:szCs w:val="24"/>
-          <w:lang w:val="es-ES"/>
-        </w:rPr>
-      </w:pPr>
-      <w:r>
-        <w:rPr>
-          <w:rFonts w:ascii="Times New Roman" w:hAnsi="Times New Roman" w:cs="Times New Roman"/>
-          <w:b/>
-          <w:sz w:val="24"/>
-          <w:szCs w:val="24"/>
-          <w:lang w:val="es-ES"/>
-        </w:rPr>
-        <w:t xml:space="preserve">Semana </w:t>
-      </w:r>
-      <w:r>
-        <w:rPr>
-          <w:rFonts w:ascii="Times New Roman" w:hAnsi="Times New Roman" w:cs="Times New Roman"/>
-          <w:b/>
-          <w:sz w:val="24"/>
-          <w:szCs w:val="24"/>
-          <w:lang w:val="es-ES"/>
-        </w:rPr>
-        <w:t>1</w:t>
-      </w:r>
-      <w:r>
-        <w:rPr>
-          <w:rFonts w:ascii="Times New Roman" w:hAnsi="Times New Roman" w:cs="Times New Roman"/>
-          <w:sz w:val="24"/>
-          <w:szCs w:val="24"/>
-          <w:lang w:val="es-ES"/>
-        </w:rPr>
         <w:t xml:space="preserve"> 15/08:</w:t>
       </w:r>
+      <w:bookmarkEnd w:id="0"/>
     </w:p>
     <w:p>
       <w:pPr>
@@ -717,7 +1043,6 @@
           <w:bCs/>
           <w:sz w:val="24"/>
         </w:rPr>
-        <w:lastRenderedPageBreak/>
         <w:t>Objetivo general</w:t>
       </w:r>
     </w:p>
@@ -788,6 +1113,7 @@
           <w:rFonts w:ascii="Times New Roman" w:hAnsi="Times New Roman" w:cs="Times New Roman"/>
           <w:sz w:val="24"/>
         </w:rPr>
+        <w:lastRenderedPageBreak/>
         <w:t>Diseñar un sistema de autenticación que permita verificar a los votantes antes de realizar su voto.</w:t>
       </w:r>
     </w:p>
@@ -866,24 +1192,95 @@
     </w:p>
     <w:p>
       <w:pPr>
+        <w:pStyle w:val="Ttulo1"/>
+        <w:rPr>
+          <w:rFonts w:ascii="Times New Roman" w:hAnsi="Times New Roman" w:cs="Times New Roman"/>
+          <w:b/>
+          <w:bCs/>
+          <w:color w:val="auto"/>
+          <w:sz w:val="24"/>
+          <w:szCs w:val="24"/>
+          <w:lang w:val="es-ES"/>
+        </w:rPr>
+      </w:pPr>
+      <w:bookmarkStart w:id="1" w:name="_Toc239452405"/>
+      <w:r>
+        <w:rPr>
+          <w:rFonts w:ascii="Times New Roman" w:hAnsi="Times New Roman" w:cs="Times New Roman"/>
+          <w:b/>
+          <w:bCs/>
+          <w:color w:val="auto"/>
+          <w:sz w:val="24"/>
+          <w:szCs w:val="24"/>
+          <w:lang w:val="es-ES"/>
+        </w:rPr>
+        <w:t xml:space="preserve">Semana 2 </w:t>
+      </w:r>
+      <w:r>
+        <w:rPr>
+          <w:rFonts w:ascii="Times New Roman" w:hAnsi="Times New Roman" w:cs="Times New Roman"/>
+          <w:color w:val="auto"/>
+          <w:sz w:val="24"/>
+          <w:szCs w:val="24"/>
+          <w:lang w:val="es-ES"/>
+        </w:rPr>
+        <w:t>22/08:</w:t>
+      </w:r>
+      <w:bookmarkEnd w:id="1"/>
+      <w:r>
+        <w:rPr>
+          <w:rFonts w:ascii="Times New Roman" w:hAnsi="Times New Roman" w:cs="Times New Roman"/>
+          <w:b/>
+          <w:bCs/>
+          <w:color w:val="auto"/>
+          <w:sz w:val="24"/>
+          <w:szCs w:val="24"/>
+          <w:lang w:val="es-ES"/>
+        </w:rPr>
+        <w:t xml:space="preserve"> </w:t>
+      </w:r>
+    </w:p>
+    <w:p>
+      <w:pPr>
+        <w:spacing w:line="360" w:lineRule="auto"/>
+        <w:jc w:val="center"/>
+        <w:rPr>
+          <w:rFonts w:ascii="Times New Roman" w:hAnsi="Times New Roman" w:cs="Times New Roman"/>
+          <w:b/>
+          <w:bCs/>
+          <w:sz w:val="24"/>
+        </w:rPr>
+      </w:pPr>
+      <w:r>
+        <w:rPr>
+          <w:rFonts w:ascii="Times New Roman" w:hAnsi="Times New Roman" w:cs="Times New Roman"/>
+          <w:b/>
+          <w:bCs/>
+          <w:sz w:val="24"/>
+        </w:rPr>
+        <w:t xml:space="preserve">Primer patrón aplicado — </w:t>
+      </w:r>
+      <w:proofErr w:type="spellStart"/>
+      <w:r>
+        <w:rPr>
+          <w:rFonts w:ascii="Times New Roman" w:hAnsi="Times New Roman" w:cs="Times New Roman"/>
+          <w:b/>
+          <w:bCs/>
+          <w:sz w:val="24"/>
+        </w:rPr>
+        <w:t>Singleton</w:t>
+      </w:r>
+      <w:proofErr w:type="spellEnd"/>
+    </w:p>
+    <w:p>
+      <w:pPr>
         <w:spacing w:line="360" w:lineRule="auto"/>
         <w:jc w:val="both"/>
         <w:rPr>
           <w:rFonts w:ascii="Times New Roman" w:hAnsi="Times New Roman" w:cs="Times New Roman"/>
-          <w:b/>
-          <w:bCs/>
-          <w:sz w:val="24"/>
-        </w:rPr>
-      </w:pPr>
-      <w:r>
-        <w:rPr>
-          <w:rFonts w:ascii="Times New Roman" w:hAnsi="Times New Roman" w:cs="Times New Roman"/>
-          <w:b/>
-          <w:bCs/>
-          <w:sz w:val="24"/>
-        </w:rPr>
-        <w:t>Semana 2 22/08: Primer patrón aplicado — Singleton</w:t>
-      </w:r>
+          <w:sz w:val="24"/>
+        </w:rPr>
+      </w:pPr>
     </w:p>
     <w:p>
       <w:pPr>
@@ -894,6 +1291,13 @@
           <w:sz w:val="24"/>
         </w:rPr>
       </w:pPr>
+      <w:r>
+        <w:rPr>
+          <w:rFonts w:ascii="Times New Roman" w:hAnsi="Times New Roman" w:cs="Times New Roman"/>
+          <w:sz w:val="24"/>
+        </w:rPr>
+        <w:t>Empezamos a implementar el primer patrón sobre la base que dejamos en la semana 1.  revisamos el código inicial del sistema y notamos que la configuración, el logging y las conexiones a base de datos estaban repartidos por todos lados sin ningún control, cada clase con sus propios valores hard-codeados. Decidimos aplicar Singleton en tres partes puntuales: ConfiguracionGlobal, LoggerCentralizado y PoolConexionesDB.</w:t>
+      </w:r>
     </w:p>
     <w:p>
       <w:pPr>
@@ -904,13 +1308,6 @@
           <w:sz w:val="24"/>
         </w:rPr>
       </w:pPr>
-      <w:r>
-        <w:rPr>
-          <w:rFonts w:ascii="Times New Roman" w:hAnsi="Times New Roman" w:cs="Times New Roman"/>
-          <w:sz w:val="24"/>
-        </w:rPr>
-        <w:t>Empezamos a implementar el primer patrón sobre la base que dejamos en la semana 1.  revisamos el código inicial del sistema y notamos que la configuración, el logging y las conexiones a base de datos estaban repartidos por todos lados sin ningún control, cada clase con sus propios valores hard-codeados. Decidimos aplicar Singleton en tres partes puntuales: ConfiguracionGlobal, LoggerCentralizado y PoolConexionesDB.</w:t>
-      </w:r>
     </w:p>
     <w:p>
       <w:pPr>
@@ -921,6 +1318,13 @@
           <w:sz w:val="24"/>
         </w:rPr>
       </w:pPr>
+      <w:r>
+        <w:rPr>
+          <w:rFonts w:ascii="Times New Roman" w:hAnsi="Times New Roman" w:cs="Times New Roman"/>
+          <w:sz w:val="24"/>
+        </w:rPr>
+        <w:t>La razón principal es que en una plataforma de votación no puede haber "varias versiones" corriendo de estas tres cosas al mismo tiempo. Si dos módulos leyeran configuraciones distintas, o si hubiera más de un logger escribiendo por separado, se pierde el control sobre lo que realmente pasó durante el proceso, y eso justo choca con lo que pedía el proyecto desde el principio en la parte de auditoría.</w:t>
+      </w:r>
     </w:p>
     <w:p>
       <w:pPr>
@@ -931,21 +1335,6 @@
           <w:sz w:val="24"/>
         </w:rPr>
       </w:pPr>
-      <w:r>
-        <w:rPr>
-          <w:rFonts w:ascii="Times New Roman" w:hAnsi="Times New Roman" w:cs="Times New Roman"/>
-          <w:sz w:val="24"/>
-        </w:rPr>
-        <w:t xml:space="preserve">La razón principal es que en una plataforma de votación no puede haber "varias versiones" corriendo de estas tres cosas al mismo tiempo. Si dos módulos leyeran configuraciones distintas, o si hubiera más de un logger escribiendo por separado, se pierde el control sobre </w:t>
-      </w:r>
-      <w:r>
-        <w:rPr>
-          <w:rFonts w:ascii="Times New Roman" w:hAnsi="Times New Roman" w:cs="Times New Roman"/>
-          <w:sz w:val="24"/>
-        </w:rPr>
-        <w:lastRenderedPageBreak/>
-        <w:t>lo que realmente pasó durante el proceso, y eso justo choca con lo que pedía el proyecto desde el principio en la parte de auditoría.</w:t>
-      </w:r>
     </w:p>
     <w:p>
       <w:pPr>
@@ -953,9 +1342,20 @@
         <w:jc w:val="both"/>
         <w:rPr>
           <w:rFonts w:ascii="Times New Roman" w:hAnsi="Times New Roman" w:cs="Times New Roman"/>
-          <w:sz w:val="24"/>
-        </w:rPr>
-      </w:pPr>
+          <w:b/>
+          <w:sz w:val="24"/>
+          <w:lang w:val="es-ES"/>
+        </w:rPr>
+      </w:pPr>
+      <w:r>
+        <w:rPr>
+          <w:rFonts w:ascii="Times New Roman" w:hAnsi="Times New Roman" w:cs="Times New Roman"/>
+          <w:b/>
+          <w:sz w:val="24"/>
+          <w:lang w:val="es-ES"/>
+        </w:rPr>
+        <w:t>1. Parte del código donde se evidencia el patrón</w:t>
+      </w:r>
     </w:p>
     <w:p>
       <w:pPr>
@@ -963,7 +1363,7 @@
         <w:jc w:val="both"/>
         <w:rPr>
           <w:rFonts w:ascii="Times New Roman" w:hAnsi="Times New Roman" w:cs="Times New Roman"/>
-          <w:b/>
+          <w:bCs/>
           <w:sz w:val="24"/>
           <w:lang w:val="es-ES"/>
         </w:rPr>
@@ -971,32 +1371,21 @@
       <w:r>
         <w:rPr>
           <w:rFonts w:ascii="Times New Roman" w:hAnsi="Times New Roman" w:cs="Times New Roman"/>
-          <w:b/>
+          <w:bCs/>
           <w:sz w:val="24"/>
           <w:lang w:val="es-ES"/>
         </w:rPr>
-        <w:t>1. Parte del código donde se evidencia el patrón</w:t>
-      </w:r>
-    </w:p>
-    <w:p>
-      <w:pPr>
-        <w:spacing w:line="360" w:lineRule="auto"/>
-        <w:jc w:val="both"/>
+        <w:t xml:space="preserve">En el desarrollo de SecureBallot, aplicamos el patrón Singleton en tres componentes clave: ConfiguracionGlobal, LoggerCentralizado y PoolConexionesDB. En JavaScript </w:t>
+      </w:r>
+      <w:r>
         <w:rPr>
           <w:rFonts w:ascii="Times New Roman" w:hAnsi="Times New Roman" w:cs="Times New Roman"/>
           <w:bCs/>
           <w:sz w:val="24"/>
           <w:lang w:val="es-ES"/>
         </w:rPr>
-      </w:pPr>
-      <w:r>
-        <w:rPr>
-          <w:rFonts w:ascii="Times New Roman" w:hAnsi="Times New Roman" w:cs="Times New Roman"/>
-          <w:bCs/>
-          <w:sz w:val="24"/>
-          <w:lang w:val="es-ES"/>
-        </w:rPr>
-        <w:t>En el desarrollo de SecureBallot, aplicamos el patrón Singleton en tres componentes clave: ConfiguracionGlobal, LoggerCentralizado y PoolConexionesDB. En JavaScript implementamos los tres ingredientes clásicos de la teoría orientada a objetos (adaptados mediante la sintaxis moderna con #):</w:t>
+        <w:lastRenderedPageBreak/>
+        <w:t>implementamos los tres ingredientes clásicos de la teoría orientada a objetos (adaptados mediante la sintaxis moderna con #):</w:t>
       </w:r>
     </w:p>
     <w:p>
@@ -2063,6 +2452,7 @@
           <w:szCs w:val="21"/>
           <w:lang w:eastAsia="es-CO"/>
         </w:rPr>
+        <w:lastRenderedPageBreak/>
         <w:t xml:space="preserve">    </w:t>
       </w:r>
       <w:r>
@@ -5344,7 +5734,6 @@
           <w:szCs w:val="21"/>
           <w:lang w:eastAsia="es-CO"/>
         </w:rPr>
-        <w:lastRenderedPageBreak/>
         <w:t xml:space="preserve">    </w:t>
       </w:r>
       <w:r>
@@ -5873,6 +6262,7 @@
           <w:szCs w:val="21"/>
           <w:lang w:eastAsia="es-CO"/>
         </w:rPr>
+        <w:lastRenderedPageBreak/>
         <w:t xml:space="preserve">  </w:t>
       </w:r>
       <w:r>
@@ -7110,7 +7500,6 @@
           <w:szCs w:val="21"/>
           <w:lang w:eastAsia="es-CO"/>
         </w:rPr>
-        <w:lastRenderedPageBreak/>
         <w:t xml:space="preserve">    </w:t>
       </w:r>
       <w:r>
@@ -7634,6 +8023,7 @@
           <w:szCs w:val="21"/>
           <w:lang w:eastAsia="es-CO"/>
         </w:rPr>
+        <w:lastRenderedPageBreak/>
         <w:t xml:space="preserve">    </w:t>
       </w:r>
       <w:r>
@@ -9935,7 +10325,6 @@
           <w:szCs w:val="21"/>
           <w:lang w:eastAsia="es-CO"/>
         </w:rPr>
-        <w:lastRenderedPageBreak/>
         <w:t xml:space="preserve">  </w:t>
       </w:r>
       <w:r>
@@ -10429,6 +10818,7 @@
           <w:szCs w:val="21"/>
           <w:lang w:eastAsia="es-CO"/>
         </w:rPr>
+        <w:lastRenderedPageBreak/>
         <w:t xml:space="preserve">    </w:t>
       </w:r>
       <w:r>
@@ -12152,411 +12542,411 @@
           <w:szCs w:val="21"/>
           <w:lang w:eastAsia="es-CO"/>
         </w:rPr>
+        <w:t xml:space="preserve">  </w:t>
+      </w:r>
+      <w:r>
+        <w:rPr>
+          <w:rFonts w:ascii="Consolas" w:eastAsia="Times New Roman" w:hAnsi="Consolas" w:cs="Times New Roman"/>
+          <w:color w:val="FF79C6"/>
+          <w:sz w:val="21"/>
+          <w:szCs w:val="21"/>
+          <w:lang w:eastAsia="es-CO"/>
+        </w:rPr>
+        <w:t>static</w:t>
+      </w:r>
+      <w:r>
+        <w:rPr>
+          <w:rFonts w:ascii="Consolas" w:eastAsia="Times New Roman" w:hAnsi="Consolas" w:cs="Times New Roman"/>
+          <w:color w:val="DAD6DA"/>
+          <w:sz w:val="21"/>
+          <w:szCs w:val="21"/>
+          <w:lang w:eastAsia="es-CO"/>
+        </w:rPr>
+        <w:t xml:space="preserve"> </w:t>
+      </w:r>
+      <w:r>
+        <w:rPr>
+          <w:rFonts w:ascii="Consolas" w:eastAsia="Times New Roman" w:hAnsi="Consolas" w:cs="Times New Roman"/>
+          <w:color w:val="F8F8F2"/>
+          <w:sz w:val="21"/>
+          <w:szCs w:val="21"/>
+          <w:lang w:eastAsia="es-CO"/>
+        </w:rPr>
+        <w:t>#instancia</w:t>
+      </w:r>
+      <w:r>
+        <w:rPr>
+          <w:rFonts w:ascii="Consolas" w:eastAsia="Times New Roman" w:hAnsi="Consolas" w:cs="Times New Roman"/>
+          <w:color w:val="DAD6DA"/>
+          <w:sz w:val="21"/>
+          <w:szCs w:val="21"/>
+          <w:lang w:eastAsia="es-CO"/>
+        </w:rPr>
+        <w:t xml:space="preserve"> </w:t>
+      </w:r>
+      <w:r>
+        <w:rPr>
+          <w:rFonts w:ascii="Consolas" w:eastAsia="Times New Roman" w:hAnsi="Consolas" w:cs="Times New Roman"/>
+          <w:color w:val="FF79C6"/>
+          <w:sz w:val="21"/>
+          <w:szCs w:val="21"/>
+          <w:lang w:eastAsia="es-CO"/>
+        </w:rPr>
+        <w:t>=</w:t>
+      </w:r>
+      <w:r>
+        <w:rPr>
+          <w:rFonts w:ascii="Consolas" w:eastAsia="Times New Roman" w:hAnsi="Consolas" w:cs="Times New Roman"/>
+          <w:color w:val="DAD6DA"/>
+          <w:sz w:val="21"/>
+          <w:szCs w:val="21"/>
+          <w:lang w:eastAsia="es-CO"/>
+        </w:rPr>
+        <w:t xml:space="preserve"> </w:t>
+      </w:r>
+      <w:r>
+        <w:rPr>
+          <w:rFonts w:ascii="Consolas" w:eastAsia="Times New Roman" w:hAnsi="Consolas" w:cs="Times New Roman"/>
+          <w:color w:val="BD93F9"/>
+          <w:sz w:val="21"/>
+          <w:szCs w:val="21"/>
+          <w:lang w:eastAsia="es-CO"/>
+        </w:rPr>
+        <w:t>null</w:t>
+      </w:r>
+      <w:r>
+        <w:rPr>
+          <w:rFonts w:ascii="Consolas" w:eastAsia="Times New Roman" w:hAnsi="Consolas" w:cs="Times New Roman"/>
+          <w:color w:val="DAD6DA"/>
+          <w:sz w:val="21"/>
+          <w:szCs w:val="21"/>
+          <w:lang w:eastAsia="es-CO"/>
+        </w:rPr>
+        <w:t>;</w:t>
+      </w:r>
+    </w:p>
+    <w:p>
+      <w:pPr>
+        <w:shd w:val="clear" w:color="auto" w:fill="161526"/>
+        <w:spacing w:after="0" w:line="285" w:lineRule="atLeast"/>
+        <w:rPr>
+          <w:rFonts w:ascii="Consolas" w:eastAsia="Times New Roman" w:hAnsi="Consolas" w:cs="Times New Roman"/>
+          <w:color w:val="DAD6DA"/>
+          <w:sz w:val="21"/>
+          <w:szCs w:val="21"/>
+          <w:lang w:eastAsia="es-CO"/>
+        </w:rPr>
+      </w:pPr>
+    </w:p>
+    <w:p>
+      <w:pPr>
+        <w:shd w:val="clear" w:color="auto" w:fill="161526"/>
+        <w:spacing w:after="0" w:line="285" w:lineRule="atLeast"/>
+        <w:rPr>
+          <w:rFonts w:ascii="Consolas" w:eastAsia="Times New Roman" w:hAnsi="Consolas" w:cs="Times New Roman"/>
+          <w:color w:val="DAD6DA"/>
+          <w:sz w:val="21"/>
+          <w:szCs w:val="21"/>
+          <w:lang w:eastAsia="es-CO"/>
+        </w:rPr>
+      </w:pPr>
+      <w:r>
+        <w:rPr>
+          <w:rFonts w:ascii="Consolas" w:eastAsia="Times New Roman" w:hAnsi="Consolas" w:cs="Times New Roman"/>
+          <w:color w:val="DAD6DA"/>
+          <w:sz w:val="21"/>
+          <w:szCs w:val="21"/>
+          <w:lang w:eastAsia="es-CO"/>
+        </w:rPr>
+        <w:t xml:space="preserve">  </w:t>
+      </w:r>
+      <w:r>
+        <w:rPr>
+          <w:rFonts w:ascii="Consolas" w:eastAsia="Times New Roman" w:hAnsi="Consolas" w:cs="Times New Roman"/>
+          <w:color w:val="F8F8F2"/>
+          <w:sz w:val="21"/>
+          <w:szCs w:val="21"/>
+          <w:lang w:eastAsia="es-CO"/>
+        </w:rPr>
+        <w:t>#conexionesActivas</w:t>
+      </w:r>
+      <w:r>
+        <w:rPr>
+          <w:rFonts w:ascii="Consolas" w:eastAsia="Times New Roman" w:hAnsi="Consolas" w:cs="Times New Roman"/>
+          <w:color w:val="DAD6DA"/>
+          <w:sz w:val="21"/>
+          <w:szCs w:val="21"/>
+          <w:lang w:eastAsia="es-CO"/>
+        </w:rPr>
+        <w:t xml:space="preserve"> </w:t>
+      </w:r>
+      <w:r>
+        <w:rPr>
+          <w:rFonts w:ascii="Consolas" w:eastAsia="Times New Roman" w:hAnsi="Consolas" w:cs="Times New Roman"/>
+          <w:color w:val="FF79C6"/>
+          <w:sz w:val="21"/>
+          <w:szCs w:val="21"/>
+          <w:lang w:eastAsia="es-CO"/>
+        </w:rPr>
+        <w:t>=</w:t>
+      </w:r>
+      <w:r>
+        <w:rPr>
+          <w:rFonts w:ascii="Consolas" w:eastAsia="Times New Roman" w:hAnsi="Consolas" w:cs="Times New Roman"/>
+          <w:color w:val="DAD6DA"/>
+          <w:sz w:val="21"/>
+          <w:szCs w:val="21"/>
+          <w:lang w:eastAsia="es-CO"/>
+        </w:rPr>
+        <w:t xml:space="preserve"> </w:t>
+      </w:r>
+      <w:r>
+        <w:rPr>
+          <w:rFonts w:ascii="Consolas" w:eastAsia="Times New Roman" w:hAnsi="Consolas" w:cs="Times New Roman"/>
+          <w:color w:val="BD93F9"/>
+          <w:sz w:val="21"/>
+          <w:szCs w:val="21"/>
+          <w:lang w:eastAsia="es-CO"/>
+        </w:rPr>
+        <w:t>0</w:t>
+      </w:r>
+      <w:r>
+        <w:rPr>
+          <w:rFonts w:ascii="Consolas" w:eastAsia="Times New Roman" w:hAnsi="Consolas" w:cs="Times New Roman"/>
+          <w:color w:val="DAD6DA"/>
+          <w:sz w:val="21"/>
+          <w:szCs w:val="21"/>
+          <w:lang w:eastAsia="es-CO"/>
+        </w:rPr>
+        <w:t>;</w:t>
+      </w:r>
+    </w:p>
+    <w:p>
+      <w:pPr>
+        <w:shd w:val="clear" w:color="auto" w:fill="161526"/>
+        <w:spacing w:after="0" w:line="285" w:lineRule="atLeast"/>
+        <w:rPr>
+          <w:rFonts w:ascii="Consolas" w:eastAsia="Times New Roman" w:hAnsi="Consolas" w:cs="Times New Roman"/>
+          <w:color w:val="DAD6DA"/>
+          <w:sz w:val="21"/>
+          <w:szCs w:val="21"/>
+          <w:lang w:eastAsia="es-CO"/>
+        </w:rPr>
+      </w:pPr>
+      <w:r>
+        <w:rPr>
+          <w:rFonts w:ascii="Consolas" w:eastAsia="Times New Roman" w:hAnsi="Consolas" w:cs="Times New Roman"/>
+          <w:color w:val="DAD6DA"/>
+          <w:sz w:val="21"/>
+          <w:szCs w:val="21"/>
+          <w:lang w:eastAsia="es-CO"/>
+        </w:rPr>
+        <w:t xml:space="preserve">  </w:t>
+      </w:r>
+      <w:r>
+        <w:rPr>
+          <w:rFonts w:ascii="Consolas" w:eastAsia="Times New Roman" w:hAnsi="Consolas" w:cs="Times New Roman"/>
+          <w:color w:val="F8F8F2"/>
+          <w:sz w:val="21"/>
+          <w:szCs w:val="21"/>
+          <w:lang w:eastAsia="es-CO"/>
+        </w:rPr>
+        <w:t>#maxConexiones</w:t>
+      </w:r>
+      <w:r>
+        <w:rPr>
+          <w:rFonts w:ascii="Consolas" w:eastAsia="Times New Roman" w:hAnsi="Consolas" w:cs="Times New Roman"/>
+          <w:color w:val="DAD6DA"/>
+          <w:sz w:val="21"/>
+          <w:szCs w:val="21"/>
+          <w:lang w:eastAsia="es-CO"/>
+        </w:rPr>
+        <w:t>;</w:t>
+      </w:r>
+    </w:p>
+    <w:p>
+      <w:pPr>
+        <w:shd w:val="clear" w:color="auto" w:fill="161526"/>
+        <w:spacing w:after="0" w:line="285" w:lineRule="atLeast"/>
+        <w:rPr>
+          <w:rFonts w:ascii="Consolas" w:eastAsia="Times New Roman" w:hAnsi="Consolas" w:cs="Times New Roman"/>
+          <w:color w:val="DAD6DA"/>
+          <w:sz w:val="21"/>
+          <w:szCs w:val="21"/>
+          <w:lang w:eastAsia="es-CO"/>
+        </w:rPr>
+      </w:pPr>
+      <w:r>
+        <w:rPr>
+          <w:rFonts w:ascii="Consolas" w:eastAsia="Times New Roman" w:hAnsi="Consolas" w:cs="Times New Roman"/>
+          <w:color w:val="DAD6DA"/>
+          <w:sz w:val="21"/>
+          <w:szCs w:val="21"/>
+          <w:lang w:eastAsia="es-CO"/>
+        </w:rPr>
+        <w:t xml:space="preserve">  </w:t>
+      </w:r>
+      <w:r>
+        <w:rPr>
+          <w:rFonts w:ascii="Consolas" w:eastAsia="Times New Roman" w:hAnsi="Consolas" w:cs="Times New Roman"/>
+          <w:color w:val="F8F8F2"/>
+          <w:sz w:val="21"/>
+          <w:szCs w:val="21"/>
+          <w:lang w:eastAsia="es-CO"/>
+        </w:rPr>
+        <w:t>#colaEspera</w:t>
+      </w:r>
+      <w:r>
+        <w:rPr>
+          <w:rFonts w:ascii="Consolas" w:eastAsia="Times New Roman" w:hAnsi="Consolas" w:cs="Times New Roman"/>
+          <w:color w:val="DAD6DA"/>
+          <w:sz w:val="21"/>
+          <w:szCs w:val="21"/>
+          <w:lang w:eastAsia="es-CO"/>
+        </w:rPr>
+        <w:t xml:space="preserve"> </w:t>
+      </w:r>
+      <w:r>
+        <w:rPr>
+          <w:rFonts w:ascii="Consolas" w:eastAsia="Times New Roman" w:hAnsi="Consolas" w:cs="Times New Roman"/>
+          <w:color w:val="FF79C6"/>
+          <w:sz w:val="21"/>
+          <w:szCs w:val="21"/>
+          <w:lang w:eastAsia="es-CO"/>
+        </w:rPr>
+        <w:t>=</w:t>
+      </w:r>
+      <w:r>
+        <w:rPr>
+          <w:rFonts w:ascii="Consolas" w:eastAsia="Times New Roman" w:hAnsi="Consolas" w:cs="Times New Roman"/>
+          <w:color w:val="DAD6DA"/>
+          <w:sz w:val="21"/>
+          <w:szCs w:val="21"/>
+          <w:lang w:eastAsia="es-CO"/>
+        </w:rPr>
+        <w:t xml:space="preserve"> []; </w:t>
+      </w:r>
+      <w:r>
+        <w:rPr>
+          <w:rFonts w:ascii="Consolas" w:eastAsia="Times New Roman" w:hAnsi="Consolas" w:cs="Times New Roman"/>
+          <w:color w:val="6272A4"/>
+          <w:sz w:val="21"/>
+          <w:szCs w:val="21"/>
+          <w:lang w:eastAsia="es-CO"/>
+        </w:rPr>
+        <w:t>// peticiones que esperan turno cuando se llega al límite</w:t>
+      </w:r>
+    </w:p>
+    <w:p>
+      <w:pPr>
+        <w:shd w:val="clear" w:color="auto" w:fill="161526"/>
+        <w:spacing w:after="0" w:line="285" w:lineRule="atLeast"/>
+        <w:rPr>
+          <w:rFonts w:ascii="Consolas" w:eastAsia="Times New Roman" w:hAnsi="Consolas" w:cs="Times New Roman"/>
+          <w:color w:val="DAD6DA"/>
+          <w:sz w:val="21"/>
+          <w:szCs w:val="21"/>
+          <w:lang w:eastAsia="es-CO"/>
+        </w:rPr>
+      </w:pPr>
+    </w:p>
+    <w:p>
+      <w:pPr>
+        <w:shd w:val="clear" w:color="auto" w:fill="161526"/>
+        <w:spacing w:after="0" w:line="285" w:lineRule="atLeast"/>
+        <w:rPr>
+          <w:rFonts w:ascii="Consolas" w:eastAsia="Times New Roman" w:hAnsi="Consolas" w:cs="Times New Roman"/>
+          <w:color w:val="DAD6DA"/>
+          <w:sz w:val="21"/>
+          <w:szCs w:val="21"/>
+          <w:lang w:eastAsia="es-CO"/>
+        </w:rPr>
+      </w:pPr>
+      <w:r>
+        <w:rPr>
+          <w:rFonts w:ascii="Consolas" w:eastAsia="Times New Roman" w:hAnsi="Consolas" w:cs="Times New Roman"/>
+          <w:color w:val="DAD6DA"/>
+          <w:sz w:val="21"/>
+          <w:szCs w:val="21"/>
+          <w:lang w:eastAsia="es-CO"/>
+        </w:rPr>
+        <w:t xml:space="preserve">  </w:t>
+      </w:r>
+      <w:r>
+        <w:rPr>
+          <w:rFonts w:ascii="Consolas" w:eastAsia="Times New Roman" w:hAnsi="Consolas" w:cs="Times New Roman"/>
+          <w:color w:val="FF79C6"/>
+          <w:sz w:val="21"/>
+          <w:szCs w:val="21"/>
+          <w:lang w:eastAsia="es-CO"/>
+        </w:rPr>
+        <w:t>constructor</w:t>
+      </w:r>
+      <w:r>
+        <w:rPr>
+          <w:rFonts w:ascii="Consolas" w:eastAsia="Times New Roman" w:hAnsi="Consolas" w:cs="Times New Roman"/>
+          <w:color w:val="DAD6DA"/>
+          <w:sz w:val="21"/>
+          <w:szCs w:val="21"/>
+          <w:lang w:eastAsia="es-CO"/>
+        </w:rPr>
+        <w:t>() {</w:t>
+      </w:r>
+    </w:p>
+    <w:p>
+      <w:pPr>
+        <w:shd w:val="clear" w:color="auto" w:fill="161526"/>
+        <w:spacing w:after="0" w:line="285" w:lineRule="atLeast"/>
+        <w:rPr>
+          <w:rFonts w:ascii="Consolas" w:eastAsia="Times New Roman" w:hAnsi="Consolas" w:cs="Times New Roman"/>
+          <w:color w:val="DAD6DA"/>
+          <w:sz w:val="21"/>
+          <w:szCs w:val="21"/>
+          <w:lang w:eastAsia="es-CO"/>
+        </w:rPr>
+      </w:pPr>
+      <w:r>
+        <w:rPr>
+          <w:rFonts w:ascii="Consolas" w:eastAsia="Times New Roman" w:hAnsi="Consolas" w:cs="Times New Roman"/>
+          <w:color w:val="DAD6DA"/>
+          <w:sz w:val="21"/>
+          <w:szCs w:val="21"/>
+          <w:lang w:eastAsia="es-CO"/>
+        </w:rPr>
+        <w:t xml:space="preserve">    </w:t>
+      </w:r>
+      <w:r>
+        <w:rPr>
+          <w:rFonts w:ascii="Consolas" w:eastAsia="Times New Roman" w:hAnsi="Consolas" w:cs="Times New Roman"/>
+          <w:color w:val="6272A4"/>
+          <w:sz w:val="21"/>
+          <w:szCs w:val="21"/>
+          <w:lang w:eastAsia="es-CO"/>
+        </w:rPr>
+        <w:t>// [INGREDIENTE 2] "Constructor privado" simulado.</w:t>
+      </w:r>
+    </w:p>
+    <w:p>
+      <w:pPr>
+        <w:shd w:val="clear" w:color="auto" w:fill="161526"/>
+        <w:spacing w:after="0" w:line="285" w:lineRule="atLeast"/>
+        <w:rPr>
+          <w:rFonts w:ascii="Consolas" w:eastAsia="Times New Roman" w:hAnsi="Consolas" w:cs="Times New Roman"/>
+          <w:color w:val="DAD6DA"/>
+          <w:sz w:val="21"/>
+          <w:szCs w:val="21"/>
+          <w:lang w:eastAsia="es-CO"/>
+        </w:rPr>
+      </w:pPr>
+      <w:r>
+        <w:rPr>
+          <w:rFonts w:ascii="Consolas" w:eastAsia="Times New Roman" w:hAnsi="Consolas" w:cs="Times New Roman"/>
+          <w:color w:val="DAD6DA"/>
+          <w:sz w:val="21"/>
+          <w:szCs w:val="21"/>
+          <w:lang w:eastAsia="es-CO"/>
+        </w:rPr>
         <w:lastRenderedPageBreak/>
-        <w:t xml:space="preserve">  </w:t>
-      </w:r>
-      <w:r>
-        <w:rPr>
-          <w:rFonts w:ascii="Consolas" w:eastAsia="Times New Roman" w:hAnsi="Consolas" w:cs="Times New Roman"/>
-          <w:color w:val="FF79C6"/>
-          <w:sz w:val="21"/>
-          <w:szCs w:val="21"/>
-          <w:lang w:eastAsia="es-CO"/>
-        </w:rPr>
-        <w:t>static</w:t>
-      </w:r>
-      <w:r>
-        <w:rPr>
-          <w:rFonts w:ascii="Consolas" w:eastAsia="Times New Roman" w:hAnsi="Consolas" w:cs="Times New Roman"/>
-          <w:color w:val="DAD6DA"/>
-          <w:sz w:val="21"/>
-          <w:szCs w:val="21"/>
-          <w:lang w:eastAsia="es-CO"/>
-        </w:rPr>
-        <w:t xml:space="preserve"> </w:t>
-      </w:r>
-      <w:r>
-        <w:rPr>
-          <w:rFonts w:ascii="Consolas" w:eastAsia="Times New Roman" w:hAnsi="Consolas" w:cs="Times New Roman"/>
-          <w:color w:val="F8F8F2"/>
-          <w:sz w:val="21"/>
-          <w:szCs w:val="21"/>
-          <w:lang w:eastAsia="es-CO"/>
-        </w:rPr>
-        <w:t>#instancia</w:t>
-      </w:r>
-      <w:r>
-        <w:rPr>
-          <w:rFonts w:ascii="Consolas" w:eastAsia="Times New Roman" w:hAnsi="Consolas" w:cs="Times New Roman"/>
-          <w:color w:val="DAD6DA"/>
-          <w:sz w:val="21"/>
-          <w:szCs w:val="21"/>
-          <w:lang w:eastAsia="es-CO"/>
-        </w:rPr>
-        <w:t xml:space="preserve"> </w:t>
-      </w:r>
-      <w:r>
-        <w:rPr>
-          <w:rFonts w:ascii="Consolas" w:eastAsia="Times New Roman" w:hAnsi="Consolas" w:cs="Times New Roman"/>
-          <w:color w:val="FF79C6"/>
-          <w:sz w:val="21"/>
-          <w:szCs w:val="21"/>
-          <w:lang w:eastAsia="es-CO"/>
-        </w:rPr>
-        <w:t>=</w:t>
-      </w:r>
-      <w:r>
-        <w:rPr>
-          <w:rFonts w:ascii="Consolas" w:eastAsia="Times New Roman" w:hAnsi="Consolas" w:cs="Times New Roman"/>
-          <w:color w:val="DAD6DA"/>
-          <w:sz w:val="21"/>
-          <w:szCs w:val="21"/>
-          <w:lang w:eastAsia="es-CO"/>
-        </w:rPr>
-        <w:t xml:space="preserve"> </w:t>
-      </w:r>
-      <w:r>
-        <w:rPr>
-          <w:rFonts w:ascii="Consolas" w:eastAsia="Times New Roman" w:hAnsi="Consolas" w:cs="Times New Roman"/>
-          <w:color w:val="BD93F9"/>
-          <w:sz w:val="21"/>
-          <w:szCs w:val="21"/>
-          <w:lang w:eastAsia="es-CO"/>
-        </w:rPr>
-        <w:t>null</w:t>
-      </w:r>
-      <w:r>
-        <w:rPr>
-          <w:rFonts w:ascii="Consolas" w:eastAsia="Times New Roman" w:hAnsi="Consolas" w:cs="Times New Roman"/>
-          <w:color w:val="DAD6DA"/>
-          <w:sz w:val="21"/>
-          <w:szCs w:val="21"/>
-          <w:lang w:eastAsia="es-CO"/>
-        </w:rPr>
-        <w:t>;</w:t>
-      </w:r>
-    </w:p>
-    <w:p>
-      <w:pPr>
-        <w:shd w:val="clear" w:color="auto" w:fill="161526"/>
-        <w:spacing w:after="0" w:line="285" w:lineRule="atLeast"/>
-        <w:rPr>
-          <w:rFonts w:ascii="Consolas" w:eastAsia="Times New Roman" w:hAnsi="Consolas" w:cs="Times New Roman"/>
-          <w:color w:val="DAD6DA"/>
-          <w:sz w:val="21"/>
-          <w:szCs w:val="21"/>
-          <w:lang w:eastAsia="es-CO"/>
-        </w:rPr>
-      </w:pPr>
-    </w:p>
-    <w:p>
-      <w:pPr>
-        <w:shd w:val="clear" w:color="auto" w:fill="161526"/>
-        <w:spacing w:after="0" w:line="285" w:lineRule="atLeast"/>
-        <w:rPr>
-          <w:rFonts w:ascii="Consolas" w:eastAsia="Times New Roman" w:hAnsi="Consolas" w:cs="Times New Roman"/>
-          <w:color w:val="DAD6DA"/>
-          <w:sz w:val="21"/>
-          <w:szCs w:val="21"/>
-          <w:lang w:eastAsia="es-CO"/>
-        </w:rPr>
-      </w:pPr>
-      <w:r>
-        <w:rPr>
-          <w:rFonts w:ascii="Consolas" w:eastAsia="Times New Roman" w:hAnsi="Consolas" w:cs="Times New Roman"/>
-          <w:color w:val="DAD6DA"/>
-          <w:sz w:val="21"/>
-          <w:szCs w:val="21"/>
-          <w:lang w:eastAsia="es-CO"/>
-        </w:rPr>
-        <w:t xml:space="preserve">  </w:t>
-      </w:r>
-      <w:r>
-        <w:rPr>
-          <w:rFonts w:ascii="Consolas" w:eastAsia="Times New Roman" w:hAnsi="Consolas" w:cs="Times New Roman"/>
-          <w:color w:val="F8F8F2"/>
-          <w:sz w:val="21"/>
-          <w:szCs w:val="21"/>
-          <w:lang w:eastAsia="es-CO"/>
-        </w:rPr>
-        <w:t>#conexionesActivas</w:t>
-      </w:r>
-      <w:r>
-        <w:rPr>
-          <w:rFonts w:ascii="Consolas" w:eastAsia="Times New Roman" w:hAnsi="Consolas" w:cs="Times New Roman"/>
-          <w:color w:val="DAD6DA"/>
-          <w:sz w:val="21"/>
-          <w:szCs w:val="21"/>
-          <w:lang w:eastAsia="es-CO"/>
-        </w:rPr>
-        <w:t xml:space="preserve"> </w:t>
-      </w:r>
-      <w:r>
-        <w:rPr>
-          <w:rFonts w:ascii="Consolas" w:eastAsia="Times New Roman" w:hAnsi="Consolas" w:cs="Times New Roman"/>
-          <w:color w:val="FF79C6"/>
-          <w:sz w:val="21"/>
-          <w:szCs w:val="21"/>
-          <w:lang w:eastAsia="es-CO"/>
-        </w:rPr>
-        <w:t>=</w:t>
-      </w:r>
-      <w:r>
-        <w:rPr>
-          <w:rFonts w:ascii="Consolas" w:eastAsia="Times New Roman" w:hAnsi="Consolas" w:cs="Times New Roman"/>
-          <w:color w:val="DAD6DA"/>
-          <w:sz w:val="21"/>
-          <w:szCs w:val="21"/>
-          <w:lang w:eastAsia="es-CO"/>
-        </w:rPr>
-        <w:t xml:space="preserve"> </w:t>
-      </w:r>
-      <w:r>
-        <w:rPr>
-          <w:rFonts w:ascii="Consolas" w:eastAsia="Times New Roman" w:hAnsi="Consolas" w:cs="Times New Roman"/>
-          <w:color w:val="BD93F9"/>
-          <w:sz w:val="21"/>
-          <w:szCs w:val="21"/>
-          <w:lang w:eastAsia="es-CO"/>
-        </w:rPr>
-        <w:t>0</w:t>
-      </w:r>
-      <w:r>
-        <w:rPr>
-          <w:rFonts w:ascii="Consolas" w:eastAsia="Times New Roman" w:hAnsi="Consolas" w:cs="Times New Roman"/>
-          <w:color w:val="DAD6DA"/>
-          <w:sz w:val="21"/>
-          <w:szCs w:val="21"/>
-          <w:lang w:eastAsia="es-CO"/>
-        </w:rPr>
-        <w:t>;</w:t>
-      </w:r>
-    </w:p>
-    <w:p>
-      <w:pPr>
-        <w:shd w:val="clear" w:color="auto" w:fill="161526"/>
-        <w:spacing w:after="0" w:line="285" w:lineRule="atLeast"/>
-        <w:rPr>
-          <w:rFonts w:ascii="Consolas" w:eastAsia="Times New Roman" w:hAnsi="Consolas" w:cs="Times New Roman"/>
-          <w:color w:val="DAD6DA"/>
-          <w:sz w:val="21"/>
-          <w:szCs w:val="21"/>
-          <w:lang w:eastAsia="es-CO"/>
-        </w:rPr>
-      </w:pPr>
-      <w:r>
-        <w:rPr>
-          <w:rFonts w:ascii="Consolas" w:eastAsia="Times New Roman" w:hAnsi="Consolas" w:cs="Times New Roman"/>
-          <w:color w:val="DAD6DA"/>
-          <w:sz w:val="21"/>
-          <w:szCs w:val="21"/>
-          <w:lang w:eastAsia="es-CO"/>
-        </w:rPr>
-        <w:t xml:space="preserve">  </w:t>
-      </w:r>
-      <w:r>
-        <w:rPr>
-          <w:rFonts w:ascii="Consolas" w:eastAsia="Times New Roman" w:hAnsi="Consolas" w:cs="Times New Roman"/>
-          <w:color w:val="F8F8F2"/>
-          <w:sz w:val="21"/>
-          <w:szCs w:val="21"/>
-          <w:lang w:eastAsia="es-CO"/>
-        </w:rPr>
-        <w:t>#maxConexiones</w:t>
-      </w:r>
-      <w:r>
-        <w:rPr>
-          <w:rFonts w:ascii="Consolas" w:eastAsia="Times New Roman" w:hAnsi="Consolas" w:cs="Times New Roman"/>
-          <w:color w:val="DAD6DA"/>
-          <w:sz w:val="21"/>
-          <w:szCs w:val="21"/>
-          <w:lang w:eastAsia="es-CO"/>
-        </w:rPr>
-        <w:t>;</w:t>
-      </w:r>
-    </w:p>
-    <w:p>
-      <w:pPr>
-        <w:shd w:val="clear" w:color="auto" w:fill="161526"/>
-        <w:spacing w:after="0" w:line="285" w:lineRule="atLeast"/>
-        <w:rPr>
-          <w:rFonts w:ascii="Consolas" w:eastAsia="Times New Roman" w:hAnsi="Consolas" w:cs="Times New Roman"/>
-          <w:color w:val="DAD6DA"/>
-          <w:sz w:val="21"/>
-          <w:szCs w:val="21"/>
-          <w:lang w:eastAsia="es-CO"/>
-        </w:rPr>
-      </w:pPr>
-      <w:r>
-        <w:rPr>
-          <w:rFonts w:ascii="Consolas" w:eastAsia="Times New Roman" w:hAnsi="Consolas" w:cs="Times New Roman"/>
-          <w:color w:val="DAD6DA"/>
-          <w:sz w:val="21"/>
-          <w:szCs w:val="21"/>
-          <w:lang w:eastAsia="es-CO"/>
-        </w:rPr>
-        <w:t xml:space="preserve">  </w:t>
-      </w:r>
-      <w:r>
-        <w:rPr>
-          <w:rFonts w:ascii="Consolas" w:eastAsia="Times New Roman" w:hAnsi="Consolas" w:cs="Times New Roman"/>
-          <w:color w:val="F8F8F2"/>
-          <w:sz w:val="21"/>
-          <w:szCs w:val="21"/>
-          <w:lang w:eastAsia="es-CO"/>
-        </w:rPr>
-        <w:t>#colaEspera</w:t>
-      </w:r>
-      <w:r>
-        <w:rPr>
-          <w:rFonts w:ascii="Consolas" w:eastAsia="Times New Roman" w:hAnsi="Consolas" w:cs="Times New Roman"/>
-          <w:color w:val="DAD6DA"/>
-          <w:sz w:val="21"/>
-          <w:szCs w:val="21"/>
-          <w:lang w:eastAsia="es-CO"/>
-        </w:rPr>
-        <w:t xml:space="preserve"> </w:t>
-      </w:r>
-      <w:r>
-        <w:rPr>
-          <w:rFonts w:ascii="Consolas" w:eastAsia="Times New Roman" w:hAnsi="Consolas" w:cs="Times New Roman"/>
-          <w:color w:val="FF79C6"/>
-          <w:sz w:val="21"/>
-          <w:szCs w:val="21"/>
-          <w:lang w:eastAsia="es-CO"/>
-        </w:rPr>
-        <w:t>=</w:t>
-      </w:r>
-      <w:r>
-        <w:rPr>
-          <w:rFonts w:ascii="Consolas" w:eastAsia="Times New Roman" w:hAnsi="Consolas" w:cs="Times New Roman"/>
-          <w:color w:val="DAD6DA"/>
-          <w:sz w:val="21"/>
-          <w:szCs w:val="21"/>
-          <w:lang w:eastAsia="es-CO"/>
-        </w:rPr>
-        <w:t xml:space="preserve"> []; </w:t>
-      </w:r>
-      <w:r>
-        <w:rPr>
-          <w:rFonts w:ascii="Consolas" w:eastAsia="Times New Roman" w:hAnsi="Consolas" w:cs="Times New Roman"/>
-          <w:color w:val="6272A4"/>
-          <w:sz w:val="21"/>
-          <w:szCs w:val="21"/>
-          <w:lang w:eastAsia="es-CO"/>
-        </w:rPr>
-        <w:t>// peticiones que esperan turno cuando se llega al límite</w:t>
-      </w:r>
-    </w:p>
-    <w:p>
-      <w:pPr>
-        <w:shd w:val="clear" w:color="auto" w:fill="161526"/>
-        <w:spacing w:after="0" w:line="285" w:lineRule="atLeast"/>
-        <w:rPr>
-          <w:rFonts w:ascii="Consolas" w:eastAsia="Times New Roman" w:hAnsi="Consolas" w:cs="Times New Roman"/>
-          <w:color w:val="DAD6DA"/>
-          <w:sz w:val="21"/>
-          <w:szCs w:val="21"/>
-          <w:lang w:eastAsia="es-CO"/>
-        </w:rPr>
-      </w:pPr>
-    </w:p>
-    <w:p>
-      <w:pPr>
-        <w:shd w:val="clear" w:color="auto" w:fill="161526"/>
-        <w:spacing w:after="0" w:line="285" w:lineRule="atLeast"/>
-        <w:rPr>
-          <w:rFonts w:ascii="Consolas" w:eastAsia="Times New Roman" w:hAnsi="Consolas" w:cs="Times New Roman"/>
-          <w:color w:val="DAD6DA"/>
-          <w:sz w:val="21"/>
-          <w:szCs w:val="21"/>
-          <w:lang w:eastAsia="es-CO"/>
-        </w:rPr>
-      </w:pPr>
-      <w:r>
-        <w:rPr>
-          <w:rFonts w:ascii="Consolas" w:eastAsia="Times New Roman" w:hAnsi="Consolas" w:cs="Times New Roman"/>
-          <w:color w:val="DAD6DA"/>
-          <w:sz w:val="21"/>
-          <w:szCs w:val="21"/>
-          <w:lang w:eastAsia="es-CO"/>
-        </w:rPr>
-        <w:t xml:space="preserve">  </w:t>
-      </w:r>
-      <w:r>
-        <w:rPr>
-          <w:rFonts w:ascii="Consolas" w:eastAsia="Times New Roman" w:hAnsi="Consolas" w:cs="Times New Roman"/>
-          <w:color w:val="FF79C6"/>
-          <w:sz w:val="21"/>
-          <w:szCs w:val="21"/>
-          <w:lang w:eastAsia="es-CO"/>
-        </w:rPr>
-        <w:t>constructor</w:t>
-      </w:r>
-      <w:r>
-        <w:rPr>
-          <w:rFonts w:ascii="Consolas" w:eastAsia="Times New Roman" w:hAnsi="Consolas" w:cs="Times New Roman"/>
-          <w:color w:val="DAD6DA"/>
-          <w:sz w:val="21"/>
-          <w:szCs w:val="21"/>
-          <w:lang w:eastAsia="es-CO"/>
-        </w:rPr>
-        <w:t>() {</w:t>
-      </w:r>
-    </w:p>
-    <w:p>
-      <w:pPr>
-        <w:shd w:val="clear" w:color="auto" w:fill="161526"/>
-        <w:spacing w:after="0" w:line="285" w:lineRule="atLeast"/>
-        <w:rPr>
-          <w:rFonts w:ascii="Consolas" w:eastAsia="Times New Roman" w:hAnsi="Consolas" w:cs="Times New Roman"/>
-          <w:color w:val="DAD6DA"/>
-          <w:sz w:val="21"/>
-          <w:szCs w:val="21"/>
-          <w:lang w:eastAsia="es-CO"/>
-        </w:rPr>
-      </w:pPr>
-      <w:r>
-        <w:rPr>
-          <w:rFonts w:ascii="Consolas" w:eastAsia="Times New Roman" w:hAnsi="Consolas" w:cs="Times New Roman"/>
-          <w:color w:val="DAD6DA"/>
-          <w:sz w:val="21"/>
-          <w:szCs w:val="21"/>
-          <w:lang w:eastAsia="es-CO"/>
-        </w:rPr>
-        <w:t xml:space="preserve">    </w:t>
-      </w:r>
-      <w:r>
-        <w:rPr>
-          <w:rFonts w:ascii="Consolas" w:eastAsia="Times New Roman" w:hAnsi="Consolas" w:cs="Times New Roman"/>
-          <w:color w:val="6272A4"/>
-          <w:sz w:val="21"/>
-          <w:szCs w:val="21"/>
-          <w:lang w:eastAsia="es-CO"/>
-        </w:rPr>
-        <w:t>// [INGREDIENTE 2] "Constructor privado" simulado.</w:t>
-      </w:r>
-    </w:p>
-    <w:p>
-      <w:pPr>
-        <w:shd w:val="clear" w:color="auto" w:fill="161526"/>
-        <w:spacing w:after="0" w:line="285" w:lineRule="atLeast"/>
-        <w:rPr>
-          <w:rFonts w:ascii="Consolas" w:eastAsia="Times New Roman" w:hAnsi="Consolas" w:cs="Times New Roman"/>
-          <w:color w:val="DAD6DA"/>
-          <w:sz w:val="21"/>
-          <w:szCs w:val="21"/>
-          <w:lang w:eastAsia="es-CO"/>
-        </w:rPr>
-      </w:pPr>
-      <w:r>
-        <w:rPr>
-          <w:rFonts w:ascii="Consolas" w:eastAsia="Times New Roman" w:hAnsi="Consolas" w:cs="Times New Roman"/>
-          <w:color w:val="DAD6DA"/>
-          <w:sz w:val="21"/>
-          <w:szCs w:val="21"/>
-          <w:lang w:eastAsia="es-CO"/>
-        </w:rPr>
         <w:t xml:space="preserve">    </w:t>
       </w:r>
       <w:r>
@@ -14816,6 +15206,8 @@
         </w:rPr>
         <w:t>${</w:t>
       </w:r>
+      <w:proofErr w:type="spellStart"/>
+      <w:proofErr w:type="gramStart"/>
       <w:r>
         <w:rPr>
           <w:rFonts w:ascii="Consolas" w:eastAsia="Times New Roman" w:hAnsi="Consolas" w:cs="Times New Roman"/>
@@ -14828,6 +15220,7 @@
         </w:rPr>
         <w:t>this</w:t>
       </w:r>
+      <w:proofErr w:type="spellEnd"/>
       <w:r>
         <w:rPr>
           <w:rFonts w:ascii="Consolas" w:eastAsia="Times New Roman" w:hAnsi="Consolas" w:cs="Times New Roman"/>
@@ -14836,8 +15229,21 @@
           <w:szCs w:val="21"/>
           <w:lang w:eastAsia="es-CO"/>
         </w:rPr>
-        <w:t>.#conexionesActivas</w:t>
-      </w:r>
+        <w:t>.#</w:t>
+      </w:r>
+      <w:proofErr w:type="spellStart"/>
+      <w:proofErr w:type="gramEnd"/>
+      <w:r>
+        <w:rPr>
+          <w:rFonts w:ascii="Consolas" w:eastAsia="Times New Roman" w:hAnsi="Consolas" w:cs="Times New Roman"/>
+          <w:color w:val="F8F8F2"/>
+          <w:sz w:val="21"/>
+          <w:szCs w:val="21"/>
+          <w:lang w:eastAsia="es-CO"/>
+        </w:rPr>
+        <w:t>conexionesActivas</w:t>
+      </w:r>
+      <w:proofErr w:type="spellEnd"/>
       <w:r>
         <w:rPr>
           <w:rFonts w:ascii="Consolas" w:eastAsia="Times New Roman" w:hAnsi="Consolas" w:cs="Times New Roman"/>
@@ -14868,6 +15274,7 @@
         </w:rPr>
         <w:t>${</w:t>
       </w:r>
+      <w:proofErr w:type="spellStart"/>
       <w:r>
         <w:rPr>
           <w:rFonts w:ascii="Consolas" w:eastAsia="Times New Roman" w:hAnsi="Consolas" w:cs="Times New Roman"/>
@@ -14880,6 +15287,7 @@
         </w:rPr>
         <w:t>this</w:t>
       </w:r>
+      <w:proofErr w:type="spellEnd"/>
       <w:r>
         <w:rPr>
           <w:rFonts w:ascii="Consolas" w:eastAsia="Times New Roman" w:hAnsi="Consolas" w:cs="Times New Roman"/>
@@ -14888,8 +15296,20 @@
           <w:szCs w:val="21"/>
           <w:lang w:eastAsia="es-CO"/>
         </w:rPr>
-        <w:t>.#maxConexiones</w:t>
-      </w:r>
+        <w:t>.#</w:t>
+      </w:r>
+      <w:proofErr w:type="spellStart"/>
+      <w:r>
+        <w:rPr>
+          <w:rFonts w:ascii="Consolas" w:eastAsia="Times New Roman" w:hAnsi="Consolas" w:cs="Times New Roman"/>
+          <w:color w:val="F8F8F2"/>
+          <w:sz w:val="21"/>
+          <w:szCs w:val="21"/>
+          <w:lang w:eastAsia="es-CO"/>
+        </w:rPr>
+        <w:t>maxConexiones</w:t>
+      </w:r>
+      <w:proofErr w:type="spellEnd"/>
       <w:r>
         <w:rPr>
           <w:rFonts w:ascii="Consolas" w:eastAsia="Times New Roman" w:hAnsi="Consolas" w:cs="Times New Roman"/>
@@ -14987,7 +15407,6 @@
           <w:szCs w:val="21"/>
           <w:lang w:val="en-US" w:eastAsia="es-CO"/>
         </w:rPr>
-        <w:lastRenderedPageBreak/>
         <w:t xml:space="preserve">    </w:t>
       </w:r>
       <w:r>
@@ -15481,6 +15900,7 @@
           <w:szCs w:val="21"/>
           <w:lang w:eastAsia="es-CO"/>
         </w:rPr>
+        <w:lastRenderedPageBreak/>
         <w:t xml:space="preserve">    </w:t>
       </w:r>
       <w:r>
@@ -16099,14 +16519,7 @@
         <w:rPr>
           <w:rFonts w:ascii="Times New Roman" w:hAnsi="Times New Roman" w:cs="Times New Roman"/>
         </w:rPr>
-        <w:t xml:space="preserve">Con LoggerCentralizado la cosa es más delicada. Una plataforma de votación necesita poder mostrar qué pasó durante el proceso si alguien lo pide. Si hubiera varios loggers al mismo tiempo, el historial quedaría partido en pedazos y ya no se podría confiar en el orden real de los eventos. Por eso además </w:t>
-      </w:r>
-      <w:r>
-        <w:rPr>
-          <w:rFonts w:ascii="Times New Roman" w:hAnsi="Times New Roman" w:cs="Times New Roman"/>
-        </w:rPr>
-        <w:lastRenderedPageBreak/>
-        <w:t>de ser Singleton, cada registro guarda el hash del registro anterior (hashAnterior -&gt; hash), entonces si alguien edita algo después la cadena deja de cuadrar y verificarIntegridad() lo agarra. Esto es literal lo que pide el proyecto en la parte de auditoría.</w:t>
+        <w:t>Con LoggerCentralizado la cosa es más delicada. Una plataforma de votación necesita poder mostrar qué pasó durante el proceso si alguien lo pide. Si hubiera varios loggers al mismo tiempo, el historial quedaría partido en pedazos y ya no se podría confiar en el orden real de los eventos. Por eso además de ser Singleton, cada registro guarda el hash del registro anterior (hashAnterior -&gt; hash), entonces si alguien edita algo después la cadena deja de cuadrar y verificarIntegridad() lo agarra. Esto es literal lo que pide el proyecto en la parte de auditoría.</w:t>
       </w:r>
     </w:p>
     <w:p>
@@ -16130,7 +16543,14 @@
         <w:rPr>
           <w:rFonts w:ascii="Times New Roman" w:hAnsi="Times New Roman" w:cs="Times New Roman"/>
         </w:rPr>
-        <w:t>Y PoolConexionesDB, pensando en que esto en teoría podría usarse para una elección nacional con un montón de gente votando a la vez: si cada petición abriera su propia conexión a la BD sin control, se puede saturar la base de datos y ahí sí se cae todo justo cuando más se necesita. El pool lleva la cuenta de cuántas conexiones hay activas y pone en cola las que sobran.</w:t>
+        <w:t xml:space="preserve">Y PoolConexionesDB, pensando en que esto en teoría podría usarse para una elección nacional con un montón de gente votando a la vez: si cada petición abriera su propia conexión a la BD sin control, </w:t>
+      </w:r>
+      <w:r>
+        <w:rPr>
+          <w:rFonts w:ascii="Times New Roman" w:hAnsi="Times New Roman" w:cs="Times New Roman"/>
+        </w:rPr>
+        <w:lastRenderedPageBreak/>
+        <w:t>se puede saturar la base de datos y ahí sí se cae todo justo cuando más se necesita. El pool lleva la cuenta de cuántas conexiones hay activas y pone en cola las que sobran.</w:t>
       </w:r>
     </w:p>
     <w:p>
@@ -16178,21 +16598,7 @@
         <w:rPr>
           <w:rFonts w:ascii="Times New Roman" w:hAnsi="Times New Roman" w:cs="Times New Roman"/>
         </w:rPr>
-        <w:t xml:space="preserve">Evidencia: código en singleton-votacion.js, pruebas en </w:t>
-      </w:r>
-      <w:proofErr w:type="spellStart"/>
-      <w:r>
-        <w:rPr>
-          <w:rFonts w:ascii="Times New Roman" w:hAnsi="Times New Roman" w:cs="Times New Roman"/>
-        </w:rPr>
-        <w:t>tests</w:t>
-      </w:r>
-      <w:proofErr w:type="spellEnd"/>
-      <w:r>
-        <w:rPr>
-          <w:rFonts w:ascii="Times New Roman" w:hAnsi="Times New Roman" w:cs="Times New Roman"/>
-        </w:rPr>
-        <w:t>/singleton.test.js.</w:t>
+        <w:t>Evidencia: código en singleton-votacion.js, pruebas en tests/singleton.test.js.</w:t>
       </w:r>
     </w:p>
     <w:p>
@@ -16295,7 +16701,6 @@
         <w:rPr>
           <w:rFonts w:ascii="Times New Roman" w:hAnsi="Times New Roman" w:cs="Times New Roman"/>
         </w:rPr>
-        <w:lastRenderedPageBreak/>
         <w:t xml:space="preserve">Evidencia pruebas con la ejecución de Jest </w:t>
       </w:r>
     </w:p>
@@ -16310,7 +16715,9 @@
       <w:r>
         <w:rPr>
           <w:rFonts w:ascii="Times New Roman" w:hAnsi="Times New Roman" w:cs="Times New Roman"/>
-        </w:rPr>
+          <w:noProof/>
+        </w:rPr>
+        <w:lastRenderedPageBreak/>
         <w:drawing>
           <wp:inline distT="0" distB="0" distL="0" distR="0" wp14:anchorId="545287A7" wp14:editId="54513EA4">
             <wp:extent cx="5917464" cy="2621280"/>
@@ -16327,7 +16734,7 @@
                     <pic:cNvPicPr/>
                   </pic:nvPicPr>
                   <pic:blipFill>
-                    <a:blip r:embed="rId5"/>
+                    <a:blip r:embed="rId6"/>
                     <a:stretch>
                       <a:fillRect/>
                     </a:stretch>
@@ -16368,12 +16775,3938 @@
     </w:p>
     <w:p>
       <w:pPr>
+        <w:rPr>
+          <w:rFonts w:ascii="Times New Roman" w:hAnsi="Times New Roman" w:cs="Times New Roman"/>
+          <w:bCs/>
+          <w:sz w:val="24"/>
+        </w:rPr>
+      </w:pPr>
+      <w:r>
+        <w:rPr>
+          <w:rFonts w:ascii="Times New Roman" w:hAnsi="Times New Roman" w:cs="Times New Roman"/>
+          <w:bCs/>
+          <w:sz w:val="24"/>
+        </w:rPr>
+        <w:br w:type="page"/>
+      </w:r>
+    </w:p>
+    <w:p>
+      <w:pPr>
+        <w:pStyle w:val="Ttulo1"/>
+        <w:rPr>
+          <w:rFonts w:ascii="Times New Roman" w:hAnsi="Times New Roman" w:cs="Times New Roman"/>
+          <w:color w:val="auto"/>
+          <w:sz w:val="24"/>
+          <w:szCs w:val="24"/>
+          <w:lang w:val="es-ES"/>
+        </w:rPr>
+      </w:pPr>
+      <w:bookmarkStart w:id="2" w:name="_Toc239452406"/>
+      <w:r>
+        <w:rPr>
+          <w:rFonts w:ascii="Times New Roman" w:hAnsi="Times New Roman" w:cs="Times New Roman"/>
+          <w:b/>
+          <w:bCs/>
+          <w:color w:val="auto"/>
+          <w:sz w:val="24"/>
+          <w:szCs w:val="24"/>
+          <w:lang w:val="es-ES"/>
+        </w:rPr>
+        <w:lastRenderedPageBreak/>
+        <w:t xml:space="preserve">Semana </w:t>
+      </w:r>
+      <w:r>
+        <w:rPr>
+          <w:rFonts w:ascii="Times New Roman" w:hAnsi="Times New Roman" w:cs="Times New Roman"/>
+          <w:b/>
+          <w:bCs/>
+          <w:color w:val="auto"/>
+          <w:sz w:val="24"/>
+          <w:szCs w:val="24"/>
+          <w:lang w:val="es-ES"/>
+        </w:rPr>
+        <w:t>4</w:t>
+      </w:r>
+      <w:r>
+        <w:rPr>
+          <w:rFonts w:ascii="Times New Roman" w:hAnsi="Times New Roman" w:cs="Times New Roman"/>
+          <w:b/>
+          <w:bCs/>
+          <w:color w:val="auto"/>
+          <w:sz w:val="24"/>
+          <w:szCs w:val="24"/>
+          <w:lang w:val="es-ES"/>
+        </w:rPr>
+        <w:t xml:space="preserve"> </w:t>
+      </w:r>
+      <w:r>
+        <w:rPr>
+          <w:rFonts w:ascii="Times New Roman" w:hAnsi="Times New Roman" w:cs="Times New Roman"/>
+          <w:color w:val="auto"/>
+          <w:sz w:val="24"/>
+          <w:szCs w:val="24"/>
+          <w:lang w:val="es-ES"/>
+        </w:rPr>
+        <w:t>04</w:t>
+      </w:r>
+      <w:r>
+        <w:rPr>
+          <w:rFonts w:ascii="Times New Roman" w:hAnsi="Times New Roman" w:cs="Times New Roman"/>
+          <w:color w:val="auto"/>
+          <w:sz w:val="24"/>
+          <w:szCs w:val="24"/>
+          <w:lang w:val="es-ES"/>
+        </w:rPr>
+        <w:t>/0</w:t>
+      </w:r>
+      <w:r>
+        <w:rPr>
+          <w:rFonts w:ascii="Times New Roman" w:hAnsi="Times New Roman" w:cs="Times New Roman"/>
+          <w:color w:val="auto"/>
+          <w:sz w:val="24"/>
+          <w:szCs w:val="24"/>
+          <w:lang w:val="es-ES"/>
+        </w:rPr>
+        <w:t>9</w:t>
+      </w:r>
+      <w:r>
+        <w:rPr>
+          <w:rFonts w:ascii="Times New Roman" w:hAnsi="Times New Roman" w:cs="Times New Roman"/>
+          <w:color w:val="auto"/>
+          <w:sz w:val="24"/>
+          <w:szCs w:val="24"/>
+          <w:lang w:val="es-ES"/>
+        </w:rPr>
+        <w:t>:</w:t>
+      </w:r>
+      <w:bookmarkEnd w:id="2"/>
+    </w:p>
+    <w:p>
+      <w:pPr>
+        <w:rPr>
+          <w:rFonts w:ascii="Times New Roman" w:hAnsi="Times New Roman" w:cs="Times New Roman"/>
+          <w:sz w:val="24"/>
+          <w:szCs w:val="24"/>
+          <w:lang w:val="es-ES"/>
+        </w:rPr>
+      </w:pPr>
+    </w:p>
+    <w:p>
+      <w:pPr>
+        <w:jc w:val="center"/>
+        <w:rPr>
+          <w:rFonts w:ascii="Times New Roman" w:hAnsi="Times New Roman" w:cs="Times New Roman"/>
+          <w:b/>
+          <w:bCs/>
+          <w:sz w:val="24"/>
+          <w:szCs w:val="24"/>
+          <w:lang w:val="es-ES"/>
+        </w:rPr>
+      </w:pPr>
+      <w:r>
+        <w:rPr>
+          <w:rFonts w:ascii="Times New Roman" w:hAnsi="Times New Roman" w:cs="Times New Roman"/>
+          <w:b/>
+          <w:bCs/>
+          <w:sz w:val="24"/>
+          <w:szCs w:val="24"/>
+          <w:lang w:val="es-ES"/>
+        </w:rPr>
+        <w:t xml:space="preserve">FASE 1 - </w:t>
+      </w:r>
+      <w:r>
+        <w:rPr>
+          <w:rFonts w:ascii="Times New Roman" w:hAnsi="Times New Roman" w:cs="Times New Roman"/>
+          <w:b/>
+          <w:bCs/>
+          <w:sz w:val="24"/>
+          <w:szCs w:val="24"/>
+          <w:lang w:val="es-ES"/>
+        </w:rPr>
+        <w:t xml:space="preserve">Patrón Factory </w:t>
+      </w:r>
+      <w:proofErr w:type="spellStart"/>
+      <w:r>
+        <w:rPr>
+          <w:rFonts w:ascii="Times New Roman" w:hAnsi="Times New Roman" w:cs="Times New Roman"/>
+          <w:b/>
+          <w:bCs/>
+          <w:sz w:val="24"/>
+          <w:szCs w:val="24"/>
+          <w:lang w:val="es-ES"/>
+        </w:rPr>
+        <w:t>Method</w:t>
+      </w:r>
+      <w:proofErr w:type="spellEnd"/>
+    </w:p>
+    <w:p>
+      <w:pPr>
+        <w:jc w:val="both"/>
+        <w:rPr>
+          <w:rFonts w:ascii="Times New Roman" w:hAnsi="Times New Roman" w:cs="Times New Roman"/>
+          <w:sz w:val="24"/>
+          <w:szCs w:val="24"/>
+          <w:lang w:val="es-ES"/>
+        </w:rPr>
+      </w:pPr>
+      <w:r>
+        <w:rPr>
+          <w:rFonts w:ascii="Times New Roman" w:hAnsi="Times New Roman" w:cs="Times New Roman"/>
+          <w:sz w:val="24"/>
+          <w:szCs w:val="24"/>
+          <w:lang w:val="es-ES"/>
+        </w:rPr>
+        <w:t xml:space="preserve">Durante la Semana 4 se trabajó con el patrón de diseño Factory </w:t>
+      </w:r>
+      <w:proofErr w:type="spellStart"/>
+      <w:r>
+        <w:rPr>
+          <w:rFonts w:ascii="Times New Roman" w:hAnsi="Times New Roman" w:cs="Times New Roman"/>
+          <w:sz w:val="24"/>
+          <w:szCs w:val="24"/>
+          <w:lang w:val="es-ES"/>
+        </w:rPr>
+        <w:t>Method</w:t>
+      </w:r>
+      <w:proofErr w:type="spellEnd"/>
+      <w:r>
+        <w:rPr>
+          <w:rFonts w:ascii="Times New Roman" w:hAnsi="Times New Roman" w:cs="Times New Roman"/>
+          <w:sz w:val="24"/>
+          <w:szCs w:val="24"/>
+          <w:lang w:val="es-ES"/>
+        </w:rPr>
+        <w:t xml:space="preserve">, continuando con el desarrollo de la plataforma de votación electrónica </w:t>
+      </w:r>
+      <w:proofErr w:type="spellStart"/>
+      <w:r>
+        <w:rPr>
+          <w:rFonts w:ascii="Times New Roman" w:hAnsi="Times New Roman" w:cs="Times New Roman"/>
+          <w:sz w:val="24"/>
+          <w:szCs w:val="24"/>
+          <w:lang w:val="es-ES"/>
+        </w:rPr>
+        <w:t>SecureBallot</w:t>
+      </w:r>
+      <w:proofErr w:type="spellEnd"/>
+      <w:r>
+        <w:rPr>
+          <w:rFonts w:ascii="Times New Roman" w:hAnsi="Times New Roman" w:cs="Times New Roman"/>
+          <w:sz w:val="24"/>
+          <w:szCs w:val="24"/>
+          <w:lang w:val="es-ES"/>
+        </w:rPr>
+        <w:t>.</w:t>
+      </w:r>
+    </w:p>
+    <w:p>
+      <w:pPr>
+        <w:rPr>
+          <w:rFonts w:ascii="Times New Roman" w:hAnsi="Times New Roman" w:cs="Times New Roman"/>
+          <w:sz w:val="24"/>
+          <w:szCs w:val="24"/>
+          <w:lang w:val="es-ES"/>
+        </w:rPr>
+      </w:pPr>
+    </w:p>
+    <w:p>
+      <w:pPr>
+        <w:jc w:val="both"/>
+        <w:rPr>
+          <w:rFonts w:ascii="Times New Roman" w:hAnsi="Times New Roman" w:cs="Times New Roman"/>
+          <w:sz w:val="24"/>
+          <w:szCs w:val="24"/>
+          <w:lang w:val="es-ES"/>
+        </w:rPr>
+      </w:pPr>
+      <w:r>
+        <w:rPr>
+          <w:rFonts w:ascii="Times New Roman" w:hAnsi="Times New Roman" w:cs="Times New Roman"/>
+          <w:sz w:val="24"/>
+          <w:szCs w:val="24"/>
+          <w:lang w:val="es-ES"/>
+        </w:rPr>
+        <w:t>En esta sesión se estudió cómo este patrón permite delegar la creación de objetos, evitando que la lógica principal del sistema dependa directamente de clases concretas. También se analizó su relación con los principios SOLID, principalmente el Principio de Abierto/Cerrado (OCP), buscando que el sistema pueda extenderse con nuevos tipos de objetos sin modificar el código que ya funciona.</w:t>
+      </w:r>
+    </w:p>
+    <w:p>
+      <w:pPr>
+        <w:jc w:val="both"/>
+        <w:rPr>
+          <w:rFonts w:ascii="Times New Roman" w:hAnsi="Times New Roman" w:cs="Times New Roman"/>
+          <w:b/>
+          <w:bCs/>
+          <w:sz w:val="24"/>
+          <w:szCs w:val="24"/>
+          <w:lang w:val="es-ES"/>
+        </w:rPr>
+      </w:pPr>
+    </w:p>
+    <w:p>
+      <w:pPr>
+        <w:pStyle w:val="Prrafodelista"/>
+        <w:numPr>
+          <w:ilvl w:val="0"/>
+          <w:numId w:val="12"/>
+        </w:numPr>
+        <w:jc w:val="both"/>
+        <w:rPr>
+          <w:rFonts w:ascii="Times New Roman" w:hAnsi="Times New Roman" w:cs="Times New Roman"/>
+          <w:b/>
+          <w:bCs/>
+          <w:sz w:val="24"/>
+          <w:szCs w:val="24"/>
+          <w:lang w:val="es-ES"/>
+        </w:rPr>
+      </w:pPr>
+      <w:r>
+        <w:rPr>
+          <w:rFonts w:ascii="Times New Roman" w:hAnsi="Times New Roman" w:cs="Times New Roman"/>
+          <w:b/>
+          <w:bCs/>
+          <w:sz w:val="24"/>
+          <w:szCs w:val="24"/>
+          <w:lang w:val="es-ES"/>
+        </w:rPr>
+        <w:t>Contextualización</w:t>
+      </w:r>
+    </w:p>
+    <w:p>
+      <w:pPr>
+        <w:ind w:firstLine="360"/>
+        <w:jc w:val="both"/>
+        <w:rPr>
+          <w:rFonts w:ascii="Times New Roman" w:hAnsi="Times New Roman" w:cs="Times New Roman"/>
+          <w:sz w:val="24"/>
+          <w:szCs w:val="24"/>
+          <w:lang w:val="es-ES"/>
+        </w:rPr>
+      </w:pPr>
+      <w:r>
+        <w:rPr>
+          <w:rFonts w:ascii="Times New Roman" w:hAnsi="Times New Roman" w:cs="Times New Roman"/>
+          <w:sz w:val="24"/>
+          <w:szCs w:val="24"/>
+          <w:lang w:val="es-ES"/>
+        </w:rPr>
+        <w:t xml:space="preserve">En las sesiones anteriores se trabajó el patrón </w:t>
+      </w:r>
+      <w:proofErr w:type="spellStart"/>
+      <w:r>
+        <w:rPr>
+          <w:rFonts w:ascii="Times New Roman" w:hAnsi="Times New Roman" w:cs="Times New Roman"/>
+          <w:sz w:val="24"/>
+          <w:szCs w:val="24"/>
+          <w:lang w:val="es-ES"/>
+        </w:rPr>
+        <w:t>Singleton</w:t>
+      </w:r>
+      <w:proofErr w:type="spellEnd"/>
+      <w:r>
+        <w:rPr>
+          <w:rFonts w:ascii="Times New Roman" w:hAnsi="Times New Roman" w:cs="Times New Roman"/>
+          <w:sz w:val="24"/>
+          <w:szCs w:val="24"/>
+          <w:lang w:val="es-ES"/>
+        </w:rPr>
+        <w:t xml:space="preserve">, utilizado en </w:t>
+      </w:r>
+      <w:proofErr w:type="spellStart"/>
+      <w:r>
+        <w:rPr>
+          <w:rFonts w:ascii="Times New Roman" w:hAnsi="Times New Roman" w:cs="Times New Roman"/>
+          <w:sz w:val="24"/>
+          <w:szCs w:val="24"/>
+          <w:lang w:val="es-ES"/>
+        </w:rPr>
+        <w:t>SecureBallot</w:t>
+      </w:r>
+      <w:proofErr w:type="spellEnd"/>
+      <w:r>
+        <w:rPr>
+          <w:rFonts w:ascii="Times New Roman" w:hAnsi="Times New Roman" w:cs="Times New Roman"/>
+          <w:sz w:val="24"/>
+          <w:szCs w:val="24"/>
+          <w:lang w:val="es-ES"/>
+        </w:rPr>
+        <w:t xml:space="preserve"> para controlar la existencia de una única instancia de componentes como </w:t>
+      </w:r>
+      <w:proofErr w:type="spellStart"/>
+      <w:r>
+        <w:rPr>
+          <w:rFonts w:ascii="Times New Roman" w:hAnsi="Times New Roman" w:cs="Times New Roman"/>
+          <w:sz w:val="24"/>
+          <w:szCs w:val="24"/>
+          <w:lang w:val="es-ES"/>
+        </w:rPr>
+        <w:t>ConfiguracionGlobal</w:t>
+      </w:r>
+      <w:proofErr w:type="spellEnd"/>
+      <w:r>
+        <w:rPr>
+          <w:rFonts w:ascii="Times New Roman" w:hAnsi="Times New Roman" w:cs="Times New Roman"/>
+          <w:sz w:val="24"/>
+          <w:szCs w:val="24"/>
+          <w:lang w:val="es-ES"/>
+        </w:rPr>
+        <w:t xml:space="preserve">, </w:t>
+      </w:r>
+      <w:proofErr w:type="spellStart"/>
+      <w:r>
+        <w:rPr>
+          <w:rFonts w:ascii="Times New Roman" w:hAnsi="Times New Roman" w:cs="Times New Roman"/>
+          <w:sz w:val="24"/>
+          <w:szCs w:val="24"/>
+          <w:lang w:val="es-ES"/>
+        </w:rPr>
+        <w:t>LoggerCentralizado</w:t>
+      </w:r>
+      <w:proofErr w:type="spellEnd"/>
+      <w:r>
+        <w:rPr>
+          <w:rFonts w:ascii="Times New Roman" w:hAnsi="Times New Roman" w:cs="Times New Roman"/>
+          <w:sz w:val="24"/>
+          <w:szCs w:val="24"/>
+          <w:lang w:val="es-ES"/>
+        </w:rPr>
+        <w:t xml:space="preserve"> y </w:t>
+      </w:r>
+      <w:proofErr w:type="spellStart"/>
+      <w:r>
+        <w:rPr>
+          <w:rFonts w:ascii="Times New Roman" w:hAnsi="Times New Roman" w:cs="Times New Roman"/>
+          <w:sz w:val="24"/>
+          <w:szCs w:val="24"/>
+          <w:lang w:val="es-ES"/>
+        </w:rPr>
+        <w:t>PoolConexionesDB</w:t>
+      </w:r>
+      <w:proofErr w:type="spellEnd"/>
+      <w:r>
+        <w:rPr>
+          <w:rFonts w:ascii="Times New Roman" w:hAnsi="Times New Roman" w:cs="Times New Roman"/>
+          <w:sz w:val="24"/>
+          <w:szCs w:val="24"/>
+          <w:lang w:val="es-ES"/>
+        </w:rPr>
+        <w:t>.</w:t>
+      </w:r>
+    </w:p>
+    <w:p>
+      <w:pPr>
+        <w:jc w:val="both"/>
+        <w:rPr>
+          <w:rFonts w:ascii="Times New Roman" w:hAnsi="Times New Roman" w:cs="Times New Roman"/>
+          <w:sz w:val="24"/>
+          <w:szCs w:val="24"/>
+          <w:lang w:val="es-ES"/>
+        </w:rPr>
+      </w:pPr>
+      <w:r>
+        <w:rPr>
+          <w:rFonts w:ascii="Times New Roman" w:hAnsi="Times New Roman" w:cs="Times New Roman"/>
+          <w:sz w:val="24"/>
+          <w:szCs w:val="24"/>
+          <w:lang w:val="es-ES"/>
+        </w:rPr>
+        <w:t>Para esta semana se buscó aplicar un patrón diferente, enfocado en el problema de la creación de objetos.</w:t>
+      </w:r>
+    </w:p>
+    <w:p>
+      <w:pPr>
+        <w:jc w:val="both"/>
+        <w:rPr>
+          <w:rFonts w:ascii="Times New Roman" w:hAnsi="Times New Roman" w:cs="Times New Roman"/>
+          <w:sz w:val="24"/>
+          <w:szCs w:val="24"/>
+          <w:lang w:val="es-ES"/>
+        </w:rPr>
+      </w:pPr>
+      <w:r>
+        <w:rPr>
+          <w:rFonts w:ascii="Times New Roman" w:hAnsi="Times New Roman" w:cs="Times New Roman"/>
+          <w:sz w:val="24"/>
+          <w:szCs w:val="24"/>
+          <w:lang w:val="es-ES"/>
+        </w:rPr>
+        <w:t xml:space="preserve">En un sistema como </w:t>
+      </w:r>
+      <w:proofErr w:type="spellStart"/>
+      <w:r>
+        <w:rPr>
+          <w:rFonts w:ascii="Times New Roman" w:hAnsi="Times New Roman" w:cs="Times New Roman"/>
+          <w:sz w:val="24"/>
+          <w:szCs w:val="24"/>
+          <w:lang w:val="es-ES"/>
+        </w:rPr>
+        <w:t>SecureBallot</w:t>
+      </w:r>
+      <w:proofErr w:type="spellEnd"/>
+      <w:r>
+        <w:rPr>
+          <w:rFonts w:ascii="Times New Roman" w:hAnsi="Times New Roman" w:cs="Times New Roman"/>
+          <w:sz w:val="24"/>
+          <w:szCs w:val="24"/>
+          <w:lang w:val="es-ES"/>
+        </w:rPr>
+        <w:t xml:space="preserve"> pueden existir diferentes formas de generar información a partir de los resultados electorales. Por ejemplo, los resultados pueden necesitar ser presentados como un reporte PDF, un archivo CSV o posteriormente en otros formatos.</w:t>
+      </w:r>
+    </w:p>
+    <w:p>
+      <w:pPr>
+        <w:jc w:val="both"/>
+        <w:rPr>
+          <w:rFonts w:ascii="Times New Roman" w:hAnsi="Times New Roman" w:cs="Times New Roman"/>
+          <w:sz w:val="24"/>
+          <w:szCs w:val="24"/>
+          <w:lang w:val="es-ES"/>
+        </w:rPr>
+      </w:pPr>
+      <w:r>
+        <w:rPr>
+          <w:rFonts w:ascii="Times New Roman" w:hAnsi="Times New Roman" w:cs="Times New Roman"/>
+          <w:sz w:val="24"/>
+          <w:szCs w:val="24"/>
+          <w:lang w:val="es-ES"/>
+        </w:rPr>
+        <w:t>Una implementación directa mediante múltiples condiciones podría generar un código similar a:</w:t>
+      </w:r>
+    </w:p>
+    <w:p>
+      <w:pPr>
+        <w:shd w:val="clear" w:color="auto" w:fill="1F1F1F"/>
+        <w:spacing w:after="0" w:line="285" w:lineRule="atLeast"/>
+        <w:rPr>
+          <w:rFonts w:ascii="Consolas" w:eastAsia="Times New Roman" w:hAnsi="Consolas" w:cs="Times New Roman"/>
+          <w:color w:val="CCCCCC"/>
+          <w:sz w:val="21"/>
+          <w:szCs w:val="21"/>
+          <w:lang w:val="es-ES" w:eastAsia="es-ES"/>
+        </w:rPr>
+      </w:pPr>
+      <w:bookmarkStart w:id="3" w:name="_Hlk239450682"/>
+      <w:proofErr w:type="spellStart"/>
+      <w:r>
+        <w:rPr>
+          <w:rFonts w:ascii="Consolas" w:eastAsia="Times New Roman" w:hAnsi="Consolas" w:cs="Times New Roman"/>
+          <w:color w:val="C586C0"/>
+          <w:sz w:val="21"/>
+          <w:szCs w:val="21"/>
+          <w:lang w:val="es-ES" w:eastAsia="es-ES"/>
+        </w:rPr>
+        <w:t>if</w:t>
+      </w:r>
+      <w:proofErr w:type="spellEnd"/>
+      <w:r>
+        <w:rPr>
+          <w:rFonts w:ascii="Consolas" w:eastAsia="Times New Roman" w:hAnsi="Consolas" w:cs="Times New Roman"/>
+          <w:color w:val="CCCCCC"/>
+          <w:sz w:val="21"/>
+          <w:szCs w:val="21"/>
+          <w:lang w:val="es-ES" w:eastAsia="es-ES"/>
+        </w:rPr>
+        <w:t xml:space="preserve"> (</w:t>
+      </w:r>
+      <w:r>
+        <w:rPr>
+          <w:rFonts w:ascii="Consolas" w:eastAsia="Times New Roman" w:hAnsi="Consolas" w:cs="Times New Roman"/>
+          <w:color w:val="9CDCFE"/>
+          <w:sz w:val="21"/>
+          <w:szCs w:val="21"/>
+          <w:lang w:val="es-ES" w:eastAsia="es-ES"/>
+        </w:rPr>
+        <w:t>formato</w:t>
+      </w:r>
+      <w:r>
+        <w:rPr>
+          <w:rFonts w:ascii="Consolas" w:eastAsia="Times New Roman" w:hAnsi="Consolas" w:cs="Times New Roman"/>
+          <w:color w:val="CCCCCC"/>
+          <w:sz w:val="21"/>
+          <w:szCs w:val="21"/>
+          <w:lang w:val="es-ES" w:eastAsia="es-ES"/>
+        </w:rPr>
+        <w:t xml:space="preserve"> </w:t>
+      </w:r>
+      <w:r>
+        <w:rPr>
+          <w:rFonts w:ascii="Consolas" w:eastAsia="Times New Roman" w:hAnsi="Consolas" w:cs="Times New Roman"/>
+          <w:color w:val="D4D4D4"/>
+          <w:sz w:val="21"/>
+          <w:szCs w:val="21"/>
+          <w:lang w:val="es-ES" w:eastAsia="es-ES"/>
+        </w:rPr>
+        <w:t>===</w:t>
+      </w:r>
+      <w:r>
+        <w:rPr>
+          <w:rFonts w:ascii="Consolas" w:eastAsia="Times New Roman" w:hAnsi="Consolas" w:cs="Times New Roman"/>
+          <w:color w:val="CCCCCC"/>
+          <w:sz w:val="21"/>
+          <w:szCs w:val="21"/>
+          <w:lang w:val="es-ES" w:eastAsia="es-ES"/>
+        </w:rPr>
+        <w:t xml:space="preserve"> </w:t>
+      </w:r>
+      <w:r>
+        <w:rPr>
+          <w:rFonts w:ascii="Consolas" w:eastAsia="Times New Roman" w:hAnsi="Consolas" w:cs="Times New Roman"/>
+          <w:color w:val="CE9178"/>
+          <w:sz w:val="21"/>
+          <w:szCs w:val="21"/>
+          <w:lang w:val="es-ES" w:eastAsia="es-ES"/>
+        </w:rPr>
+        <w:t>'PDF'</w:t>
+      </w:r>
+      <w:r>
+        <w:rPr>
+          <w:rFonts w:ascii="Consolas" w:eastAsia="Times New Roman" w:hAnsi="Consolas" w:cs="Times New Roman"/>
+          <w:color w:val="CCCCCC"/>
+          <w:sz w:val="21"/>
+          <w:szCs w:val="21"/>
+          <w:lang w:val="es-ES" w:eastAsia="es-ES"/>
+        </w:rPr>
+        <w:t xml:space="preserve">) { </w:t>
+      </w:r>
+    </w:p>
+    <w:p>
+      <w:pPr>
+        <w:shd w:val="clear" w:color="auto" w:fill="1F1F1F"/>
+        <w:spacing w:after="0" w:line="285" w:lineRule="atLeast"/>
+        <w:ind w:firstLine="708"/>
+        <w:rPr>
+          <w:rFonts w:ascii="Consolas" w:eastAsia="Times New Roman" w:hAnsi="Consolas" w:cs="Times New Roman"/>
+          <w:color w:val="CCCCCC"/>
+          <w:sz w:val="21"/>
+          <w:szCs w:val="21"/>
+          <w:lang w:val="es-ES" w:eastAsia="es-ES"/>
+        </w:rPr>
+      </w:pPr>
+      <w:r>
+        <w:rPr>
+          <w:rFonts w:ascii="Consolas" w:eastAsia="Times New Roman" w:hAnsi="Consolas" w:cs="Times New Roman"/>
+          <w:color w:val="9CDCFE"/>
+          <w:sz w:val="21"/>
+          <w:szCs w:val="21"/>
+          <w:lang w:val="es-ES" w:eastAsia="es-ES"/>
+        </w:rPr>
+        <w:t>reporte</w:t>
+      </w:r>
+      <w:r>
+        <w:rPr>
+          <w:rFonts w:ascii="Consolas" w:eastAsia="Times New Roman" w:hAnsi="Consolas" w:cs="Times New Roman"/>
+          <w:color w:val="CCCCCC"/>
+          <w:sz w:val="21"/>
+          <w:szCs w:val="21"/>
+          <w:lang w:val="es-ES" w:eastAsia="es-ES"/>
+        </w:rPr>
+        <w:t xml:space="preserve"> </w:t>
+      </w:r>
+      <w:r>
+        <w:rPr>
+          <w:rFonts w:ascii="Consolas" w:eastAsia="Times New Roman" w:hAnsi="Consolas" w:cs="Times New Roman"/>
+          <w:color w:val="D4D4D4"/>
+          <w:sz w:val="21"/>
+          <w:szCs w:val="21"/>
+          <w:lang w:val="es-ES" w:eastAsia="es-ES"/>
+        </w:rPr>
+        <w:t>=</w:t>
+      </w:r>
+      <w:r>
+        <w:rPr>
+          <w:rFonts w:ascii="Consolas" w:eastAsia="Times New Roman" w:hAnsi="Consolas" w:cs="Times New Roman"/>
+          <w:color w:val="CCCCCC"/>
+          <w:sz w:val="21"/>
+          <w:szCs w:val="21"/>
+          <w:lang w:val="es-ES" w:eastAsia="es-ES"/>
+        </w:rPr>
+        <w:t xml:space="preserve"> </w:t>
+      </w:r>
+      <w:r>
+        <w:rPr>
+          <w:rFonts w:ascii="Consolas" w:eastAsia="Times New Roman" w:hAnsi="Consolas" w:cs="Times New Roman"/>
+          <w:color w:val="569CD6"/>
+          <w:sz w:val="21"/>
+          <w:szCs w:val="21"/>
+          <w:lang w:val="es-ES" w:eastAsia="es-ES"/>
+        </w:rPr>
+        <w:t>new</w:t>
+      </w:r>
+      <w:r>
+        <w:rPr>
+          <w:rFonts w:ascii="Consolas" w:eastAsia="Times New Roman" w:hAnsi="Consolas" w:cs="Times New Roman"/>
+          <w:color w:val="CCCCCC"/>
+          <w:sz w:val="21"/>
+          <w:szCs w:val="21"/>
+          <w:lang w:val="es-ES" w:eastAsia="es-ES"/>
+        </w:rPr>
+        <w:t xml:space="preserve"> </w:t>
+      </w:r>
+      <w:proofErr w:type="spellStart"/>
+      <w:proofErr w:type="gramStart"/>
+      <w:r>
+        <w:rPr>
+          <w:rFonts w:ascii="Consolas" w:eastAsia="Times New Roman" w:hAnsi="Consolas" w:cs="Times New Roman"/>
+          <w:color w:val="4EC9B0"/>
+          <w:sz w:val="21"/>
+          <w:szCs w:val="21"/>
+          <w:lang w:val="es-ES" w:eastAsia="es-ES"/>
+        </w:rPr>
+        <w:t>ReporteResultadosPDF</w:t>
+      </w:r>
+      <w:proofErr w:type="spellEnd"/>
+      <w:r>
+        <w:rPr>
+          <w:rFonts w:ascii="Consolas" w:eastAsia="Times New Roman" w:hAnsi="Consolas" w:cs="Times New Roman"/>
+          <w:color w:val="CCCCCC"/>
+          <w:sz w:val="21"/>
+          <w:szCs w:val="21"/>
+          <w:lang w:val="es-ES" w:eastAsia="es-ES"/>
+        </w:rPr>
+        <w:t>(</w:t>
+      </w:r>
+      <w:proofErr w:type="gramEnd"/>
+      <w:r>
+        <w:rPr>
+          <w:rFonts w:ascii="Consolas" w:eastAsia="Times New Roman" w:hAnsi="Consolas" w:cs="Times New Roman"/>
+          <w:color w:val="CCCCCC"/>
+          <w:sz w:val="21"/>
+          <w:szCs w:val="21"/>
+          <w:lang w:val="es-ES" w:eastAsia="es-ES"/>
+        </w:rPr>
+        <w:t xml:space="preserve">); </w:t>
+      </w:r>
+    </w:p>
+    <w:p>
+      <w:pPr>
+        <w:shd w:val="clear" w:color="auto" w:fill="1F1F1F"/>
+        <w:spacing w:after="0" w:line="285" w:lineRule="atLeast"/>
+        <w:rPr>
+          <w:rFonts w:ascii="Consolas" w:eastAsia="Times New Roman" w:hAnsi="Consolas" w:cs="Times New Roman"/>
+          <w:color w:val="CCCCCC"/>
+          <w:sz w:val="21"/>
+          <w:szCs w:val="21"/>
+          <w:lang w:val="es-ES" w:eastAsia="es-ES"/>
+        </w:rPr>
+      </w:pPr>
+      <w:r>
+        <w:rPr>
+          <w:rFonts w:ascii="Consolas" w:eastAsia="Times New Roman" w:hAnsi="Consolas" w:cs="Times New Roman"/>
+          <w:color w:val="CCCCCC"/>
+          <w:sz w:val="21"/>
+          <w:szCs w:val="21"/>
+          <w:lang w:val="es-ES" w:eastAsia="es-ES"/>
+        </w:rPr>
+        <w:t xml:space="preserve">} </w:t>
+      </w:r>
+      <w:proofErr w:type="spellStart"/>
+      <w:r>
+        <w:rPr>
+          <w:rFonts w:ascii="Consolas" w:eastAsia="Times New Roman" w:hAnsi="Consolas" w:cs="Times New Roman"/>
+          <w:color w:val="C586C0"/>
+          <w:sz w:val="21"/>
+          <w:szCs w:val="21"/>
+          <w:lang w:val="es-ES" w:eastAsia="es-ES"/>
+        </w:rPr>
+        <w:t>else</w:t>
+      </w:r>
+      <w:proofErr w:type="spellEnd"/>
+      <w:r>
+        <w:rPr>
+          <w:rFonts w:ascii="Consolas" w:eastAsia="Times New Roman" w:hAnsi="Consolas" w:cs="Times New Roman"/>
+          <w:color w:val="CCCCCC"/>
+          <w:sz w:val="21"/>
+          <w:szCs w:val="21"/>
+          <w:lang w:val="es-ES" w:eastAsia="es-ES"/>
+        </w:rPr>
+        <w:t xml:space="preserve"> </w:t>
+      </w:r>
+      <w:proofErr w:type="spellStart"/>
+      <w:r>
+        <w:rPr>
+          <w:rFonts w:ascii="Consolas" w:eastAsia="Times New Roman" w:hAnsi="Consolas" w:cs="Times New Roman"/>
+          <w:color w:val="C586C0"/>
+          <w:sz w:val="21"/>
+          <w:szCs w:val="21"/>
+          <w:lang w:val="es-ES" w:eastAsia="es-ES"/>
+        </w:rPr>
+        <w:t>if</w:t>
+      </w:r>
+      <w:proofErr w:type="spellEnd"/>
+      <w:r>
+        <w:rPr>
+          <w:rFonts w:ascii="Consolas" w:eastAsia="Times New Roman" w:hAnsi="Consolas" w:cs="Times New Roman"/>
+          <w:color w:val="CCCCCC"/>
+          <w:sz w:val="21"/>
+          <w:szCs w:val="21"/>
+          <w:lang w:val="es-ES" w:eastAsia="es-ES"/>
+        </w:rPr>
+        <w:t xml:space="preserve"> (</w:t>
+      </w:r>
+      <w:r>
+        <w:rPr>
+          <w:rFonts w:ascii="Consolas" w:eastAsia="Times New Roman" w:hAnsi="Consolas" w:cs="Times New Roman"/>
+          <w:color w:val="9CDCFE"/>
+          <w:sz w:val="21"/>
+          <w:szCs w:val="21"/>
+          <w:lang w:val="es-ES" w:eastAsia="es-ES"/>
+        </w:rPr>
+        <w:t>formato</w:t>
+      </w:r>
+      <w:r>
+        <w:rPr>
+          <w:rFonts w:ascii="Consolas" w:eastAsia="Times New Roman" w:hAnsi="Consolas" w:cs="Times New Roman"/>
+          <w:color w:val="CCCCCC"/>
+          <w:sz w:val="21"/>
+          <w:szCs w:val="21"/>
+          <w:lang w:val="es-ES" w:eastAsia="es-ES"/>
+        </w:rPr>
+        <w:t xml:space="preserve"> </w:t>
+      </w:r>
+      <w:r>
+        <w:rPr>
+          <w:rFonts w:ascii="Consolas" w:eastAsia="Times New Roman" w:hAnsi="Consolas" w:cs="Times New Roman"/>
+          <w:color w:val="D4D4D4"/>
+          <w:sz w:val="21"/>
+          <w:szCs w:val="21"/>
+          <w:lang w:val="es-ES" w:eastAsia="es-ES"/>
+        </w:rPr>
+        <w:t>===</w:t>
+      </w:r>
+      <w:r>
+        <w:rPr>
+          <w:rFonts w:ascii="Consolas" w:eastAsia="Times New Roman" w:hAnsi="Consolas" w:cs="Times New Roman"/>
+          <w:color w:val="CCCCCC"/>
+          <w:sz w:val="21"/>
+          <w:szCs w:val="21"/>
+          <w:lang w:val="es-ES" w:eastAsia="es-ES"/>
+        </w:rPr>
+        <w:t xml:space="preserve"> </w:t>
+      </w:r>
+      <w:r>
+        <w:rPr>
+          <w:rFonts w:ascii="Consolas" w:eastAsia="Times New Roman" w:hAnsi="Consolas" w:cs="Times New Roman"/>
+          <w:color w:val="CE9178"/>
+          <w:sz w:val="21"/>
+          <w:szCs w:val="21"/>
+          <w:lang w:val="es-ES" w:eastAsia="es-ES"/>
+        </w:rPr>
+        <w:t>'CSV'</w:t>
+      </w:r>
+      <w:r>
+        <w:rPr>
+          <w:rFonts w:ascii="Consolas" w:eastAsia="Times New Roman" w:hAnsi="Consolas" w:cs="Times New Roman"/>
+          <w:color w:val="CCCCCC"/>
+          <w:sz w:val="21"/>
+          <w:szCs w:val="21"/>
+          <w:lang w:val="es-ES" w:eastAsia="es-ES"/>
+        </w:rPr>
+        <w:t xml:space="preserve">) { </w:t>
+      </w:r>
+    </w:p>
+    <w:p>
+      <w:pPr>
+        <w:shd w:val="clear" w:color="auto" w:fill="1F1F1F"/>
+        <w:spacing w:after="0" w:line="285" w:lineRule="atLeast"/>
+        <w:ind w:firstLine="708"/>
+        <w:rPr>
+          <w:rFonts w:ascii="Consolas" w:eastAsia="Times New Roman" w:hAnsi="Consolas" w:cs="Times New Roman"/>
+          <w:color w:val="CCCCCC"/>
+          <w:sz w:val="21"/>
+          <w:szCs w:val="21"/>
+          <w:lang w:val="es-ES" w:eastAsia="es-ES"/>
+        </w:rPr>
+      </w:pPr>
+      <w:r>
+        <w:rPr>
+          <w:rFonts w:ascii="Consolas" w:eastAsia="Times New Roman" w:hAnsi="Consolas" w:cs="Times New Roman"/>
+          <w:color w:val="9CDCFE"/>
+          <w:sz w:val="21"/>
+          <w:szCs w:val="21"/>
+          <w:lang w:val="es-ES" w:eastAsia="es-ES"/>
+        </w:rPr>
+        <w:t>reporte</w:t>
+      </w:r>
+      <w:r>
+        <w:rPr>
+          <w:rFonts w:ascii="Consolas" w:eastAsia="Times New Roman" w:hAnsi="Consolas" w:cs="Times New Roman"/>
+          <w:color w:val="CCCCCC"/>
+          <w:sz w:val="21"/>
+          <w:szCs w:val="21"/>
+          <w:lang w:val="es-ES" w:eastAsia="es-ES"/>
+        </w:rPr>
+        <w:t xml:space="preserve"> </w:t>
+      </w:r>
+      <w:r>
+        <w:rPr>
+          <w:rFonts w:ascii="Consolas" w:eastAsia="Times New Roman" w:hAnsi="Consolas" w:cs="Times New Roman"/>
+          <w:color w:val="D4D4D4"/>
+          <w:sz w:val="21"/>
+          <w:szCs w:val="21"/>
+          <w:lang w:val="es-ES" w:eastAsia="es-ES"/>
+        </w:rPr>
+        <w:t>=</w:t>
+      </w:r>
+      <w:r>
+        <w:rPr>
+          <w:rFonts w:ascii="Consolas" w:eastAsia="Times New Roman" w:hAnsi="Consolas" w:cs="Times New Roman"/>
+          <w:color w:val="CCCCCC"/>
+          <w:sz w:val="21"/>
+          <w:szCs w:val="21"/>
+          <w:lang w:val="es-ES" w:eastAsia="es-ES"/>
+        </w:rPr>
+        <w:t xml:space="preserve"> </w:t>
+      </w:r>
+      <w:r>
+        <w:rPr>
+          <w:rFonts w:ascii="Consolas" w:eastAsia="Times New Roman" w:hAnsi="Consolas" w:cs="Times New Roman"/>
+          <w:color w:val="569CD6"/>
+          <w:sz w:val="21"/>
+          <w:szCs w:val="21"/>
+          <w:lang w:val="es-ES" w:eastAsia="es-ES"/>
+        </w:rPr>
+        <w:t>new</w:t>
+      </w:r>
+      <w:r>
+        <w:rPr>
+          <w:rFonts w:ascii="Consolas" w:eastAsia="Times New Roman" w:hAnsi="Consolas" w:cs="Times New Roman"/>
+          <w:color w:val="CCCCCC"/>
+          <w:sz w:val="21"/>
+          <w:szCs w:val="21"/>
+          <w:lang w:val="es-ES" w:eastAsia="es-ES"/>
+        </w:rPr>
+        <w:t xml:space="preserve"> </w:t>
+      </w:r>
+      <w:proofErr w:type="spellStart"/>
+      <w:proofErr w:type="gramStart"/>
+      <w:r>
+        <w:rPr>
+          <w:rFonts w:ascii="Consolas" w:eastAsia="Times New Roman" w:hAnsi="Consolas" w:cs="Times New Roman"/>
+          <w:color w:val="4EC9B0"/>
+          <w:sz w:val="21"/>
+          <w:szCs w:val="21"/>
+          <w:lang w:val="es-ES" w:eastAsia="es-ES"/>
+        </w:rPr>
+        <w:t>ReporteResultadosCSV</w:t>
+      </w:r>
+      <w:proofErr w:type="spellEnd"/>
+      <w:r>
+        <w:rPr>
+          <w:rFonts w:ascii="Consolas" w:eastAsia="Times New Roman" w:hAnsi="Consolas" w:cs="Times New Roman"/>
+          <w:color w:val="CCCCCC"/>
+          <w:sz w:val="21"/>
+          <w:szCs w:val="21"/>
+          <w:lang w:val="es-ES" w:eastAsia="es-ES"/>
+        </w:rPr>
+        <w:t>(</w:t>
+      </w:r>
+      <w:proofErr w:type="gramEnd"/>
+      <w:r>
+        <w:rPr>
+          <w:rFonts w:ascii="Consolas" w:eastAsia="Times New Roman" w:hAnsi="Consolas" w:cs="Times New Roman"/>
+          <w:color w:val="CCCCCC"/>
+          <w:sz w:val="21"/>
+          <w:szCs w:val="21"/>
+          <w:lang w:val="es-ES" w:eastAsia="es-ES"/>
+        </w:rPr>
+        <w:t xml:space="preserve">); </w:t>
+      </w:r>
+    </w:p>
+    <w:p>
+      <w:pPr>
+        <w:shd w:val="clear" w:color="auto" w:fill="1F1F1F"/>
+        <w:spacing w:line="285" w:lineRule="atLeast"/>
+        <w:rPr>
+          <w:rFonts w:ascii="Consolas" w:eastAsia="Times New Roman" w:hAnsi="Consolas" w:cs="Times New Roman"/>
+          <w:color w:val="CCCCCC"/>
+          <w:sz w:val="21"/>
+          <w:szCs w:val="21"/>
+          <w:lang w:val="es-ES" w:eastAsia="es-ES"/>
+        </w:rPr>
+      </w:pPr>
+      <w:r>
+        <w:rPr>
+          <w:rFonts w:ascii="Consolas" w:eastAsia="Times New Roman" w:hAnsi="Consolas" w:cs="Times New Roman"/>
+          <w:color w:val="CCCCCC"/>
+          <w:sz w:val="21"/>
+          <w:szCs w:val="21"/>
+          <w:lang w:val="es-ES" w:eastAsia="es-ES"/>
+        </w:rPr>
+        <w:t>}</w:t>
+      </w:r>
+    </w:p>
+    <w:p>
+      <w:pPr>
+        <w:jc w:val="both"/>
+        <w:rPr>
+          <w:rFonts w:ascii="Times New Roman" w:hAnsi="Times New Roman" w:cs="Times New Roman"/>
+          <w:sz w:val="24"/>
+          <w:szCs w:val="24"/>
+          <w:lang w:val="es-ES"/>
+        </w:rPr>
+      </w:pPr>
+      <w:r>
+        <w:rPr>
+          <w:rFonts w:ascii="Times New Roman" w:hAnsi="Times New Roman" w:cs="Times New Roman"/>
+          <w:sz w:val="24"/>
+          <w:szCs w:val="24"/>
+          <w:lang w:val="es-ES"/>
+        </w:rPr>
+        <w:t>Este enfoque hace que la lógica principal conozca directamente las clases concretas. Además, cada vez que se agregue un nuevo formato sería necesario modificar el código existente.</w:t>
+      </w:r>
+    </w:p>
+    <w:p>
+      <w:pPr>
+        <w:jc w:val="both"/>
+        <w:rPr>
+          <w:rFonts w:ascii="Times New Roman" w:hAnsi="Times New Roman" w:cs="Times New Roman"/>
+          <w:sz w:val="24"/>
+          <w:szCs w:val="24"/>
+          <w:lang w:val="es-ES"/>
+        </w:rPr>
+      </w:pPr>
+      <w:r>
+        <w:rPr>
+          <w:rFonts w:ascii="Times New Roman" w:hAnsi="Times New Roman" w:cs="Times New Roman"/>
+          <w:sz w:val="24"/>
+          <w:szCs w:val="24"/>
+          <w:lang w:val="es-ES"/>
+        </w:rPr>
+        <w:t xml:space="preserve">Por esta razón se decidió utilizar Factory </w:t>
+      </w:r>
+      <w:proofErr w:type="spellStart"/>
+      <w:r>
+        <w:rPr>
+          <w:rFonts w:ascii="Times New Roman" w:hAnsi="Times New Roman" w:cs="Times New Roman"/>
+          <w:sz w:val="24"/>
+          <w:szCs w:val="24"/>
+          <w:lang w:val="es-ES"/>
+        </w:rPr>
+        <w:t>Method</w:t>
+      </w:r>
+      <w:proofErr w:type="spellEnd"/>
+      <w:r>
+        <w:rPr>
+          <w:rFonts w:ascii="Times New Roman" w:hAnsi="Times New Roman" w:cs="Times New Roman"/>
+          <w:sz w:val="24"/>
+          <w:szCs w:val="24"/>
+          <w:lang w:val="es-ES"/>
+        </w:rPr>
+        <w:t xml:space="preserve"> para separar la creación de los reportes de la lógica encargada de utilizarlos.</w:t>
+      </w:r>
+    </w:p>
+    <w:p>
+      <w:pPr>
+        <w:jc w:val="both"/>
+        <w:rPr>
+          <w:rFonts w:ascii="Times New Roman" w:hAnsi="Times New Roman" w:cs="Times New Roman"/>
+          <w:sz w:val="24"/>
+          <w:szCs w:val="24"/>
+          <w:lang w:val="es-ES"/>
+        </w:rPr>
+      </w:pPr>
+    </w:p>
+    <w:p>
+      <w:pPr>
+        <w:jc w:val="both"/>
+        <w:rPr>
+          <w:rFonts w:ascii="Times New Roman" w:hAnsi="Times New Roman" w:cs="Times New Roman"/>
+          <w:sz w:val="24"/>
+          <w:szCs w:val="24"/>
+          <w:lang w:val="es-ES"/>
+        </w:rPr>
+      </w:pPr>
+    </w:p>
+    <w:p>
+      <w:pPr>
+        <w:jc w:val="both"/>
+        <w:rPr>
+          <w:rFonts w:ascii="Times New Roman" w:hAnsi="Times New Roman" w:cs="Times New Roman"/>
+          <w:sz w:val="24"/>
+          <w:szCs w:val="24"/>
+          <w:lang w:val="es-ES"/>
+        </w:rPr>
+      </w:pPr>
+    </w:p>
+    <w:p>
+      <w:pPr>
+        <w:pStyle w:val="Prrafodelista"/>
+        <w:numPr>
+          <w:ilvl w:val="0"/>
+          <w:numId w:val="12"/>
+        </w:numPr>
+        <w:jc w:val="both"/>
+        <w:rPr>
+          <w:rFonts w:ascii="Times New Roman" w:hAnsi="Times New Roman" w:cs="Times New Roman"/>
+          <w:b/>
+          <w:bCs/>
+          <w:sz w:val="24"/>
+          <w:szCs w:val="24"/>
+          <w:lang w:val="es-ES"/>
+        </w:rPr>
+      </w:pPr>
+      <w:r>
+        <w:rPr>
+          <w:rFonts w:ascii="Times New Roman" w:hAnsi="Times New Roman" w:cs="Times New Roman"/>
+          <w:b/>
+          <w:bCs/>
+          <w:sz w:val="24"/>
+          <w:szCs w:val="24"/>
+        </w:rPr>
+        <w:lastRenderedPageBreak/>
+        <w:t>Problema identificado</w:t>
+      </w:r>
+    </w:p>
+    <w:bookmarkEnd w:id="3"/>
+    <w:p>
+      <w:pPr>
+        <w:spacing w:line="360" w:lineRule="auto"/>
+        <w:ind w:firstLine="360"/>
+        <w:jc w:val="both"/>
+        <w:rPr>
+          <w:rFonts w:ascii="Times New Roman" w:hAnsi="Times New Roman" w:cs="Times New Roman"/>
+          <w:bCs/>
+          <w:sz w:val="24"/>
+          <w:szCs w:val="24"/>
+        </w:rPr>
+      </w:pPr>
+      <w:r>
+        <w:rPr>
+          <w:rFonts w:ascii="Times New Roman" w:hAnsi="Times New Roman" w:cs="Times New Roman"/>
+          <w:bCs/>
+          <w:sz w:val="24"/>
+          <w:szCs w:val="24"/>
+        </w:rPr>
+        <w:t>El problema principal identificado fue el acoplamiento entre la lógica de generación de reportes y las clases concretas de cada formato.</w:t>
+      </w:r>
+    </w:p>
+    <w:p>
+      <w:pPr>
         <w:spacing w:line="360" w:lineRule="auto"/>
         <w:jc w:val="both"/>
         <w:rPr>
           <w:rFonts w:ascii="Times New Roman" w:hAnsi="Times New Roman" w:cs="Times New Roman"/>
           <w:bCs/>
           <w:sz w:val="24"/>
+          <w:szCs w:val="24"/>
+        </w:rPr>
+      </w:pPr>
+      <w:r>
+        <w:rPr>
+          <w:rFonts w:ascii="Times New Roman" w:hAnsi="Times New Roman" w:cs="Times New Roman"/>
+          <w:bCs/>
+          <w:sz w:val="24"/>
+          <w:szCs w:val="24"/>
+        </w:rPr>
+        <w:t xml:space="preserve">Si la plataforma necesitara soportar nuevos formatos, una implementación basada en </w:t>
+      </w:r>
+      <w:proofErr w:type="spellStart"/>
+      <w:r>
+        <w:rPr>
+          <w:rFonts w:ascii="Times New Roman" w:hAnsi="Times New Roman" w:cs="Times New Roman"/>
+          <w:bCs/>
+          <w:sz w:val="24"/>
+          <w:szCs w:val="24"/>
+        </w:rPr>
+        <w:t>if</w:t>
+      </w:r>
+      <w:proofErr w:type="spellEnd"/>
+      <w:r>
+        <w:rPr>
+          <w:rFonts w:ascii="Times New Roman" w:hAnsi="Times New Roman" w:cs="Times New Roman"/>
+          <w:bCs/>
+          <w:sz w:val="24"/>
+          <w:szCs w:val="24"/>
+        </w:rPr>
+        <w:t xml:space="preserve"> o switch tendría que modificarse constantemente. Esto aumenta la posibilidad de errores y dificulta el mantenimiento del sistema.</w:t>
+      </w:r>
+    </w:p>
+    <w:p>
+      <w:pPr>
+        <w:spacing w:line="360" w:lineRule="auto"/>
+        <w:jc w:val="both"/>
+        <w:rPr>
+          <w:rFonts w:ascii="Times New Roman" w:hAnsi="Times New Roman" w:cs="Times New Roman"/>
+          <w:bCs/>
+          <w:sz w:val="24"/>
+          <w:szCs w:val="24"/>
+        </w:rPr>
+      </w:pPr>
+      <w:r>
+        <w:rPr>
+          <w:rFonts w:ascii="Times New Roman" w:hAnsi="Times New Roman" w:cs="Times New Roman"/>
+          <w:bCs/>
+          <w:sz w:val="24"/>
+          <w:szCs w:val="24"/>
+        </w:rPr>
+        <w:t xml:space="preserve">Con Factory </w:t>
+      </w:r>
+      <w:proofErr w:type="spellStart"/>
+      <w:r>
+        <w:rPr>
+          <w:rFonts w:ascii="Times New Roman" w:hAnsi="Times New Roman" w:cs="Times New Roman"/>
+          <w:bCs/>
+          <w:sz w:val="24"/>
+          <w:szCs w:val="24"/>
+        </w:rPr>
+        <w:t>Method</w:t>
+      </w:r>
+      <w:proofErr w:type="spellEnd"/>
+      <w:r>
+        <w:rPr>
+          <w:rFonts w:ascii="Times New Roman" w:hAnsi="Times New Roman" w:cs="Times New Roman"/>
+          <w:bCs/>
+          <w:sz w:val="24"/>
+          <w:szCs w:val="24"/>
+        </w:rPr>
+        <w:t xml:space="preserve"> se busca que el código que genera el reporte trabaje con una abstracción común y que la decisión sobre qué objeto concreto crear sea delegada a los creadores correspondientes.</w:t>
+      </w:r>
+    </w:p>
+    <w:p>
+      <w:pPr>
+        <w:pStyle w:val="Prrafodelista"/>
+        <w:numPr>
+          <w:ilvl w:val="0"/>
+          <w:numId w:val="12"/>
+        </w:numPr>
+        <w:spacing w:line="360" w:lineRule="auto"/>
+        <w:jc w:val="both"/>
+        <w:rPr>
+          <w:rFonts w:ascii="Times New Roman" w:hAnsi="Times New Roman" w:cs="Times New Roman"/>
+          <w:b/>
+          <w:sz w:val="24"/>
+          <w:szCs w:val="24"/>
+        </w:rPr>
+      </w:pPr>
+      <w:r>
+        <w:rPr>
+          <w:rFonts w:ascii="Times New Roman" w:hAnsi="Times New Roman" w:cs="Times New Roman"/>
+          <w:b/>
+          <w:sz w:val="24"/>
+          <w:szCs w:val="24"/>
+        </w:rPr>
+        <w:t>Patrón aplicado</w:t>
+      </w:r>
+    </w:p>
+    <w:p>
+      <w:pPr>
+        <w:spacing w:line="360" w:lineRule="auto"/>
+        <w:jc w:val="both"/>
+        <w:rPr>
+          <w:rFonts w:ascii="Times New Roman" w:hAnsi="Times New Roman" w:cs="Times New Roman"/>
+          <w:bCs/>
+          <w:sz w:val="24"/>
+          <w:szCs w:val="24"/>
+        </w:rPr>
+      </w:pPr>
+      <w:r>
+        <w:rPr>
+          <w:rFonts w:ascii="Times New Roman" w:hAnsi="Times New Roman" w:cs="Times New Roman"/>
+          <w:bCs/>
+          <w:sz w:val="24"/>
+          <w:szCs w:val="24"/>
+        </w:rPr>
+        <w:t xml:space="preserve">Se implementó el patrón Factory </w:t>
+      </w:r>
+      <w:proofErr w:type="spellStart"/>
+      <w:r>
+        <w:rPr>
+          <w:rFonts w:ascii="Times New Roman" w:hAnsi="Times New Roman" w:cs="Times New Roman"/>
+          <w:bCs/>
+          <w:sz w:val="24"/>
+          <w:szCs w:val="24"/>
+        </w:rPr>
+        <w:t>Method</w:t>
+      </w:r>
+      <w:proofErr w:type="spellEnd"/>
+      <w:r>
+        <w:rPr>
+          <w:rFonts w:ascii="Times New Roman" w:hAnsi="Times New Roman" w:cs="Times New Roman"/>
+          <w:bCs/>
+          <w:sz w:val="24"/>
+          <w:szCs w:val="24"/>
+        </w:rPr>
+        <w:t xml:space="preserve"> para la generación de reportes de resultados electorales.</w:t>
+      </w:r>
+    </w:p>
+    <w:p>
+      <w:pPr>
+        <w:spacing w:line="360" w:lineRule="auto"/>
+        <w:jc w:val="both"/>
+        <w:rPr>
+          <w:rFonts w:ascii="Times New Roman" w:hAnsi="Times New Roman" w:cs="Times New Roman"/>
+          <w:bCs/>
+          <w:sz w:val="24"/>
+          <w:szCs w:val="24"/>
+        </w:rPr>
+      </w:pPr>
+      <w:r>
+        <w:rPr>
+          <w:rFonts w:ascii="Times New Roman" w:hAnsi="Times New Roman" w:cs="Times New Roman"/>
+          <w:bCs/>
+          <w:sz w:val="24"/>
+          <w:szCs w:val="24"/>
+        </w:rPr>
+        <w:t>La estructura utilizada permite manejar diferentes formatos mediante productos concretos y creadores concretos.</w:t>
+      </w:r>
+    </w:p>
+    <w:p>
+      <w:pPr>
+        <w:spacing w:line="360" w:lineRule="auto"/>
+        <w:jc w:val="both"/>
+        <w:rPr>
+          <w:rFonts w:ascii="Times New Roman" w:hAnsi="Times New Roman" w:cs="Times New Roman"/>
+          <w:bCs/>
+          <w:sz w:val="24"/>
+          <w:szCs w:val="24"/>
+        </w:rPr>
+      </w:pPr>
+      <w:r>
+        <w:rPr>
+          <w:rFonts w:ascii="Times New Roman" w:hAnsi="Times New Roman" w:cs="Times New Roman"/>
+          <w:bCs/>
+          <w:sz w:val="24"/>
+          <w:szCs w:val="24"/>
+        </w:rPr>
+        <w:t>El producto (</w:t>
+      </w:r>
+      <w:proofErr w:type="spellStart"/>
+      <w:r>
+        <w:rPr>
+          <w:rFonts w:ascii="Times New Roman" w:hAnsi="Times New Roman" w:cs="Times New Roman"/>
+          <w:bCs/>
+          <w:sz w:val="24"/>
+          <w:szCs w:val="24"/>
+        </w:rPr>
+        <w:t>ReporteResultados</w:t>
+      </w:r>
+      <w:proofErr w:type="spellEnd"/>
+      <w:r>
+        <w:rPr>
+          <w:rFonts w:ascii="Times New Roman" w:hAnsi="Times New Roman" w:cs="Times New Roman"/>
+          <w:bCs/>
+          <w:sz w:val="24"/>
+          <w:szCs w:val="24"/>
+        </w:rPr>
+        <w:t>) define el comportamiento común que deben cumplir los diferentes tipos de reportes.</w:t>
+      </w:r>
+    </w:p>
+    <w:p>
+      <w:pPr>
+        <w:spacing w:line="360" w:lineRule="auto"/>
+        <w:jc w:val="both"/>
+        <w:rPr>
+          <w:rFonts w:ascii="Times New Roman" w:hAnsi="Times New Roman" w:cs="Times New Roman"/>
+          <w:bCs/>
+          <w:sz w:val="24"/>
+          <w:szCs w:val="24"/>
+        </w:rPr>
+      </w:pPr>
+      <w:r>
+        <w:rPr>
+          <w:rFonts w:ascii="Times New Roman" w:hAnsi="Times New Roman" w:cs="Times New Roman"/>
+          <w:bCs/>
+          <w:sz w:val="24"/>
+          <w:szCs w:val="24"/>
+        </w:rPr>
+        <w:t>Los productos concretos implementan la generación específica de cada formato.</w:t>
+      </w:r>
+    </w:p>
+    <w:p>
+      <w:pPr>
+        <w:spacing w:line="360" w:lineRule="auto"/>
+        <w:jc w:val="both"/>
+        <w:rPr>
+          <w:rFonts w:ascii="Times New Roman" w:hAnsi="Times New Roman" w:cs="Times New Roman"/>
+          <w:bCs/>
+          <w:sz w:val="24"/>
+          <w:szCs w:val="24"/>
+        </w:rPr>
+      </w:pPr>
+      <w:r>
+        <w:rPr>
+          <w:rFonts w:ascii="Times New Roman" w:hAnsi="Times New Roman" w:cs="Times New Roman"/>
+          <w:bCs/>
+          <w:sz w:val="24"/>
+          <w:szCs w:val="24"/>
+        </w:rPr>
+        <w:t xml:space="preserve">Por otra parte, </w:t>
+      </w:r>
+      <w:proofErr w:type="spellStart"/>
+      <w:r>
+        <w:rPr>
+          <w:rFonts w:ascii="Times New Roman" w:hAnsi="Times New Roman" w:cs="Times New Roman"/>
+          <w:bCs/>
+          <w:sz w:val="24"/>
+          <w:szCs w:val="24"/>
+        </w:rPr>
+        <w:t>GeneradorReporte</w:t>
+      </w:r>
+      <w:proofErr w:type="spellEnd"/>
+      <w:r>
+        <w:rPr>
+          <w:rFonts w:ascii="Times New Roman" w:hAnsi="Times New Roman" w:cs="Times New Roman"/>
+          <w:bCs/>
+          <w:sz w:val="24"/>
+          <w:szCs w:val="24"/>
+        </w:rPr>
+        <w:t xml:space="preserve"> representa el creador y contiene el método de fábrica encargado de crear el producto. Los creadores concretos determinan qué tipo de reporte se debe generar.</w:t>
+      </w:r>
+    </w:p>
+    <w:p>
+      <w:pPr>
+        <w:spacing w:line="360" w:lineRule="auto"/>
+        <w:jc w:val="both"/>
+        <w:rPr>
+          <w:rFonts w:ascii="Times New Roman" w:hAnsi="Times New Roman" w:cs="Times New Roman"/>
+          <w:bCs/>
+          <w:sz w:val="24"/>
+          <w:szCs w:val="24"/>
+        </w:rPr>
+      </w:pPr>
+    </w:p>
+    <w:p>
+      <w:pPr>
+        <w:rPr>
+          <w:rFonts w:ascii="Times New Roman" w:hAnsi="Times New Roman" w:cs="Times New Roman"/>
+          <w:b/>
+          <w:sz w:val="24"/>
+          <w:szCs w:val="24"/>
+        </w:rPr>
+      </w:pPr>
+      <w:r>
+        <w:rPr>
+          <w:rFonts w:ascii="Times New Roman" w:hAnsi="Times New Roman" w:cs="Times New Roman"/>
+          <w:b/>
+          <w:sz w:val="24"/>
+          <w:szCs w:val="24"/>
+        </w:rPr>
+        <w:br w:type="page"/>
+      </w:r>
+    </w:p>
+    <w:p>
+      <w:pPr>
+        <w:pStyle w:val="Prrafodelista"/>
+        <w:numPr>
+          <w:ilvl w:val="0"/>
+          <w:numId w:val="12"/>
+        </w:numPr>
+        <w:spacing w:line="360" w:lineRule="auto"/>
+        <w:jc w:val="both"/>
+        <w:rPr>
+          <w:rFonts w:ascii="Times New Roman" w:hAnsi="Times New Roman" w:cs="Times New Roman"/>
+          <w:b/>
+          <w:sz w:val="24"/>
+          <w:szCs w:val="24"/>
+        </w:rPr>
+      </w:pPr>
+      <w:r>
+        <w:rPr>
+          <w:rFonts w:ascii="Times New Roman" w:hAnsi="Times New Roman" w:cs="Times New Roman"/>
+          <w:b/>
+          <w:sz w:val="24"/>
+          <w:szCs w:val="24"/>
+        </w:rPr>
+        <w:lastRenderedPageBreak/>
+        <w:t xml:space="preserve">Aplicación en </w:t>
+      </w:r>
+      <w:proofErr w:type="spellStart"/>
+      <w:r>
+        <w:rPr>
+          <w:rFonts w:ascii="Times New Roman" w:hAnsi="Times New Roman" w:cs="Times New Roman"/>
+          <w:b/>
+          <w:sz w:val="24"/>
+          <w:szCs w:val="24"/>
+        </w:rPr>
+        <w:t>SecureBallot</w:t>
+      </w:r>
+      <w:proofErr w:type="spellEnd"/>
+    </w:p>
+    <w:p>
+      <w:pPr>
+        <w:spacing w:line="360" w:lineRule="auto"/>
+        <w:ind w:firstLine="708"/>
+        <w:jc w:val="both"/>
+        <w:rPr>
+          <w:rFonts w:ascii="Times New Roman" w:hAnsi="Times New Roman" w:cs="Times New Roman"/>
+          <w:bCs/>
+          <w:sz w:val="24"/>
+          <w:szCs w:val="24"/>
+        </w:rPr>
+      </w:pPr>
+      <w:r>
+        <w:rPr>
+          <w:rFonts w:ascii="Times New Roman" w:hAnsi="Times New Roman" w:cs="Times New Roman"/>
+          <w:bCs/>
+          <w:sz w:val="24"/>
+          <w:szCs w:val="24"/>
+        </w:rPr>
+        <w:t>La aplicación del patrón se realizó sobre la generación de reportes de resultados electorales.</w:t>
+      </w:r>
+    </w:p>
+    <w:p>
+      <w:pPr>
+        <w:spacing w:line="360" w:lineRule="auto"/>
+        <w:jc w:val="both"/>
+        <w:rPr>
+          <w:rFonts w:ascii="Times New Roman" w:hAnsi="Times New Roman" w:cs="Times New Roman"/>
+          <w:bCs/>
+          <w:sz w:val="24"/>
+          <w:szCs w:val="24"/>
+        </w:rPr>
+      </w:pPr>
+      <w:r>
+        <w:rPr>
+          <w:rFonts w:ascii="Times New Roman" w:hAnsi="Times New Roman" w:cs="Times New Roman"/>
+          <w:bCs/>
+          <w:sz w:val="24"/>
+          <w:szCs w:val="24"/>
+        </w:rPr>
+        <w:t>Inicialmente se implementaron los formatos:</w:t>
+      </w:r>
+    </w:p>
+    <w:p>
+      <w:pPr>
+        <w:pStyle w:val="Prrafodelista"/>
+        <w:numPr>
+          <w:ilvl w:val="0"/>
+          <w:numId w:val="13"/>
+        </w:numPr>
+        <w:spacing w:line="360" w:lineRule="auto"/>
+        <w:jc w:val="both"/>
+        <w:rPr>
+          <w:rFonts w:ascii="Times New Roman" w:hAnsi="Times New Roman" w:cs="Times New Roman"/>
+          <w:bCs/>
+          <w:sz w:val="24"/>
+          <w:szCs w:val="24"/>
+        </w:rPr>
+      </w:pPr>
+      <w:proofErr w:type="spellStart"/>
+      <w:r>
+        <w:rPr>
+          <w:rFonts w:ascii="Times New Roman" w:hAnsi="Times New Roman" w:cs="Times New Roman"/>
+          <w:bCs/>
+          <w:sz w:val="24"/>
+          <w:szCs w:val="24"/>
+        </w:rPr>
+        <w:t>ReporteResultadosPDF</w:t>
+      </w:r>
+      <w:proofErr w:type="spellEnd"/>
+    </w:p>
+    <w:p>
+      <w:pPr>
+        <w:pStyle w:val="Prrafodelista"/>
+        <w:numPr>
+          <w:ilvl w:val="0"/>
+          <w:numId w:val="13"/>
+        </w:numPr>
+        <w:spacing w:line="360" w:lineRule="auto"/>
+        <w:jc w:val="both"/>
+        <w:rPr>
+          <w:rFonts w:ascii="Times New Roman" w:hAnsi="Times New Roman" w:cs="Times New Roman"/>
+          <w:bCs/>
+          <w:sz w:val="24"/>
+          <w:szCs w:val="24"/>
+        </w:rPr>
+      </w:pPr>
+      <w:proofErr w:type="spellStart"/>
+      <w:r>
+        <w:rPr>
+          <w:rFonts w:ascii="Times New Roman" w:hAnsi="Times New Roman" w:cs="Times New Roman"/>
+          <w:bCs/>
+          <w:sz w:val="24"/>
+          <w:szCs w:val="24"/>
+        </w:rPr>
+        <w:t>ReporteResultadosCSV</w:t>
+      </w:r>
+      <w:proofErr w:type="spellEnd"/>
+    </w:p>
+    <w:p>
+      <w:pPr>
+        <w:spacing w:line="360" w:lineRule="auto"/>
+        <w:jc w:val="both"/>
+        <w:rPr>
+          <w:rFonts w:ascii="Times New Roman" w:hAnsi="Times New Roman" w:cs="Times New Roman"/>
+          <w:bCs/>
+          <w:sz w:val="24"/>
+          <w:szCs w:val="24"/>
+        </w:rPr>
+      </w:pPr>
+      <w:r>
+        <w:rPr>
+          <w:rFonts w:ascii="Times New Roman" w:hAnsi="Times New Roman" w:cs="Times New Roman"/>
+          <w:bCs/>
+          <w:sz w:val="24"/>
+          <w:szCs w:val="24"/>
+        </w:rPr>
+        <w:t>Posteriormente se agregó:</w:t>
+      </w:r>
+    </w:p>
+    <w:p>
+      <w:pPr>
+        <w:pStyle w:val="Prrafodelista"/>
+        <w:numPr>
+          <w:ilvl w:val="0"/>
+          <w:numId w:val="14"/>
+        </w:numPr>
+        <w:spacing w:line="360" w:lineRule="auto"/>
+        <w:jc w:val="both"/>
+        <w:rPr>
+          <w:rFonts w:ascii="Times New Roman" w:hAnsi="Times New Roman" w:cs="Times New Roman"/>
+          <w:bCs/>
+          <w:sz w:val="24"/>
+          <w:szCs w:val="24"/>
+        </w:rPr>
+      </w:pPr>
+      <w:proofErr w:type="spellStart"/>
+      <w:r>
+        <w:rPr>
+          <w:rFonts w:ascii="Times New Roman" w:hAnsi="Times New Roman" w:cs="Times New Roman"/>
+          <w:bCs/>
+          <w:sz w:val="24"/>
+          <w:szCs w:val="24"/>
+        </w:rPr>
+        <w:t>ReporteResultadosJSON</w:t>
+      </w:r>
+      <w:proofErr w:type="spellEnd"/>
+    </w:p>
+    <w:p>
+      <w:pPr>
+        <w:spacing w:line="360" w:lineRule="auto"/>
+        <w:jc w:val="both"/>
+        <w:rPr>
+          <w:rFonts w:ascii="Times New Roman" w:hAnsi="Times New Roman" w:cs="Times New Roman"/>
+          <w:bCs/>
+          <w:sz w:val="24"/>
+          <w:szCs w:val="24"/>
+        </w:rPr>
+      </w:pPr>
+      <w:r>
+        <w:rPr>
+          <w:rFonts w:ascii="Times New Roman" w:hAnsi="Times New Roman" w:cs="Times New Roman"/>
+          <w:bCs/>
+          <w:sz w:val="24"/>
+          <w:szCs w:val="24"/>
+        </w:rPr>
+        <w:t>El nuevo formato se utilizó como evidencia de aplicación del principio OCP, debido a que se incorporó como una extensión sin modificar las clases existentes encargadas de los formatos anteriores.</w:t>
+      </w:r>
+    </w:p>
+    <w:p>
+      <w:pPr>
+        <w:spacing w:line="360" w:lineRule="auto"/>
+        <w:jc w:val="both"/>
+        <w:rPr>
+          <w:rFonts w:ascii="Times New Roman" w:hAnsi="Times New Roman" w:cs="Times New Roman"/>
+          <w:bCs/>
+          <w:sz w:val="24"/>
+          <w:szCs w:val="24"/>
+        </w:rPr>
+      </w:pPr>
+      <w:r>
+        <w:rPr>
+          <w:rFonts w:ascii="Times New Roman" w:hAnsi="Times New Roman" w:cs="Times New Roman"/>
+          <w:bCs/>
+          <w:sz w:val="24"/>
+          <w:szCs w:val="24"/>
+        </w:rPr>
+        <w:t xml:space="preserve">Además, la generación de los reportes se integró con el </w:t>
+      </w:r>
+      <w:proofErr w:type="spellStart"/>
+      <w:r>
+        <w:rPr>
+          <w:rFonts w:ascii="Times New Roman" w:hAnsi="Times New Roman" w:cs="Times New Roman"/>
+          <w:bCs/>
+          <w:sz w:val="24"/>
+          <w:szCs w:val="24"/>
+        </w:rPr>
+        <w:t>LoggerCentralizado</w:t>
+      </w:r>
+      <w:proofErr w:type="spellEnd"/>
+      <w:r>
+        <w:rPr>
+          <w:rFonts w:ascii="Times New Roman" w:hAnsi="Times New Roman" w:cs="Times New Roman"/>
+          <w:bCs/>
+          <w:sz w:val="24"/>
+          <w:szCs w:val="24"/>
+        </w:rPr>
+        <w:t xml:space="preserve"> desarrollado anteriormente con </w:t>
+      </w:r>
+      <w:proofErr w:type="spellStart"/>
+      <w:r>
+        <w:rPr>
+          <w:rFonts w:ascii="Times New Roman" w:hAnsi="Times New Roman" w:cs="Times New Roman"/>
+          <w:bCs/>
+          <w:sz w:val="24"/>
+          <w:szCs w:val="24"/>
+        </w:rPr>
+        <w:t>Singleton</w:t>
+      </w:r>
+      <w:proofErr w:type="spellEnd"/>
+      <w:r>
+        <w:rPr>
+          <w:rFonts w:ascii="Times New Roman" w:hAnsi="Times New Roman" w:cs="Times New Roman"/>
+          <w:bCs/>
+          <w:sz w:val="24"/>
+          <w:szCs w:val="24"/>
+        </w:rPr>
+        <w:t>. De esta manera, los eventos importantes relacionados con la generación de reportes continúan registrándose mediante el mismo mecanismo de auditoría del sistema.</w:t>
+      </w:r>
+    </w:p>
+    <w:p>
+      <w:pPr>
+        <w:spacing w:line="360" w:lineRule="auto"/>
+        <w:jc w:val="both"/>
+        <w:rPr>
+          <w:rFonts w:ascii="Times New Roman" w:hAnsi="Times New Roman" w:cs="Times New Roman"/>
+          <w:bCs/>
+          <w:sz w:val="24"/>
+          <w:szCs w:val="24"/>
+        </w:rPr>
+      </w:pPr>
+    </w:p>
+    <w:p>
+      <w:pPr>
+        <w:pStyle w:val="Prrafodelista"/>
+        <w:numPr>
+          <w:ilvl w:val="0"/>
+          <w:numId w:val="12"/>
+        </w:numPr>
+        <w:spacing w:line="360" w:lineRule="auto"/>
+        <w:jc w:val="both"/>
+        <w:rPr>
+          <w:rFonts w:ascii="Times New Roman" w:hAnsi="Times New Roman" w:cs="Times New Roman"/>
+          <w:bCs/>
+          <w:sz w:val="24"/>
+          <w:szCs w:val="24"/>
+        </w:rPr>
+      </w:pPr>
+      <w:r>
+        <w:rPr>
+          <w:rFonts w:ascii="Times New Roman" w:hAnsi="Times New Roman" w:cs="Times New Roman"/>
+          <w:bCs/>
+          <w:sz w:val="24"/>
+          <w:szCs w:val="24"/>
+        </w:rPr>
+        <w:t>Relación con SOLID</w:t>
+      </w:r>
+    </w:p>
+    <w:p>
+      <w:pPr>
+        <w:spacing w:line="360" w:lineRule="auto"/>
+        <w:ind w:firstLine="360"/>
+        <w:jc w:val="both"/>
+        <w:rPr>
+          <w:rFonts w:ascii="Times New Roman" w:hAnsi="Times New Roman" w:cs="Times New Roman"/>
+          <w:bCs/>
+          <w:sz w:val="24"/>
+          <w:szCs w:val="24"/>
+        </w:rPr>
+      </w:pPr>
+      <w:r>
+        <w:rPr>
+          <w:rFonts w:ascii="Times New Roman" w:hAnsi="Times New Roman" w:cs="Times New Roman"/>
+          <w:bCs/>
+          <w:sz w:val="24"/>
+          <w:szCs w:val="24"/>
+        </w:rPr>
+        <w:t>La implementación del patrón presenta relación principalmente con los siguientes principios:</w:t>
+      </w:r>
+    </w:p>
+    <w:p>
+      <w:pPr>
+        <w:spacing w:line="360" w:lineRule="auto"/>
+        <w:jc w:val="both"/>
+        <w:rPr>
+          <w:rFonts w:ascii="Times New Roman" w:hAnsi="Times New Roman" w:cs="Times New Roman"/>
+          <w:b/>
+          <w:sz w:val="24"/>
+          <w:szCs w:val="24"/>
+        </w:rPr>
+      </w:pPr>
+      <w:r>
+        <w:rPr>
+          <w:rFonts w:ascii="Times New Roman" w:hAnsi="Times New Roman" w:cs="Times New Roman"/>
+          <w:b/>
+          <w:sz w:val="24"/>
+          <w:szCs w:val="24"/>
+        </w:rPr>
+        <w:t>OCP (Open/</w:t>
+      </w:r>
+      <w:proofErr w:type="spellStart"/>
+      <w:r>
+        <w:rPr>
+          <w:rFonts w:ascii="Times New Roman" w:hAnsi="Times New Roman" w:cs="Times New Roman"/>
+          <w:b/>
+          <w:sz w:val="24"/>
+          <w:szCs w:val="24"/>
+        </w:rPr>
+        <w:t>Closed</w:t>
+      </w:r>
+      <w:proofErr w:type="spellEnd"/>
+      <w:r>
+        <w:rPr>
+          <w:rFonts w:ascii="Times New Roman" w:hAnsi="Times New Roman" w:cs="Times New Roman"/>
+          <w:b/>
+          <w:sz w:val="24"/>
+          <w:szCs w:val="24"/>
+        </w:rPr>
+        <w:t xml:space="preserve"> </w:t>
+      </w:r>
+      <w:proofErr w:type="spellStart"/>
+      <w:r>
+        <w:rPr>
+          <w:rFonts w:ascii="Times New Roman" w:hAnsi="Times New Roman" w:cs="Times New Roman"/>
+          <w:b/>
+          <w:sz w:val="24"/>
+          <w:szCs w:val="24"/>
+        </w:rPr>
+        <w:t>Principle</w:t>
+      </w:r>
+      <w:proofErr w:type="spellEnd"/>
+      <w:r>
+        <w:rPr>
+          <w:rFonts w:ascii="Times New Roman" w:hAnsi="Times New Roman" w:cs="Times New Roman"/>
+          <w:b/>
+          <w:sz w:val="24"/>
+          <w:szCs w:val="24"/>
+        </w:rPr>
+        <w:t>):</w:t>
+      </w:r>
+    </w:p>
+    <w:p>
+      <w:pPr>
+        <w:spacing w:line="360" w:lineRule="auto"/>
+        <w:jc w:val="both"/>
+        <w:rPr>
+          <w:rFonts w:ascii="Times New Roman" w:hAnsi="Times New Roman" w:cs="Times New Roman"/>
+          <w:bCs/>
+          <w:sz w:val="24"/>
+          <w:szCs w:val="24"/>
+        </w:rPr>
+      </w:pPr>
+      <w:r>
+        <w:rPr>
+          <w:rFonts w:ascii="Times New Roman" w:hAnsi="Times New Roman" w:cs="Times New Roman"/>
+          <w:bCs/>
+          <w:sz w:val="24"/>
+          <w:szCs w:val="24"/>
+        </w:rPr>
+        <w:t>El sistema puede extenderse mediante nuevos tipos de reportes sin modificar las clases existentes. La incorporación del formato JSON permitió comprobar esta característica.</w:t>
+      </w:r>
+    </w:p>
+    <w:p>
+      <w:pPr>
+        <w:spacing w:line="360" w:lineRule="auto"/>
+        <w:jc w:val="both"/>
+        <w:rPr>
+          <w:rFonts w:ascii="Times New Roman" w:hAnsi="Times New Roman" w:cs="Times New Roman"/>
+          <w:b/>
+          <w:sz w:val="24"/>
+          <w:szCs w:val="24"/>
+        </w:rPr>
+      </w:pPr>
+      <w:r>
+        <w:rPr>
+          <w:rFonts w:ascii="Times New Roman" w:hAnsi="Times New Roman" w:cs="Times New Roman"/>
+          <w:b/>
+          <w:sz w:val="24"/>
+          <w:szCs w:val="24"/>
+        </w:rPr>
+        <w:t xml:space="preserve">SRP (Single </w:t>
+      </w:r>
+      <w:proofErr w:type="spellStart"/>
+      <w:r>
+        <w:rPr>
+          <w:rFonts w:ascii="Times New Roman" w:hAnsi="Times New Roman" w:cs="Times New Roman"/>
+          <w:b/>
+          <w:sz w:val="24"/>
+          <w:szCs w:val="24"/>
+        </w:rPr>
+        <w:t>Responsibility</w:t>
+      </w:r>
+      <w:proofErr w:type="spellEnd"/>
+      <w:r>
+        <w:rPr>
+          <w:rFonts w:ascii="Times New Roman" w:hAnsi="Times New Roman" w:cs="Times New Roman"/>
+          <w:b/>
+          <w:sz w:val="24"/>
+          <w:szCs w:val="24"/>
+        </w:rPr>
+        <w:t xml:space="preserve"> </w:t>
+      </w:r>
+      <w:proofErr w:type="spellStart"/>
+      <w:r>
+        <w:rPr>
+          <w:rFonts w:ascii="Times New Roman" w:hAnsi="Times New Roman" w:cs="Times New Roman"/>
+          <w:b/>
+          <w:sz w:val="24"/>
+          <w:szCs w:val="24"/>
+        </w:rPr>
+        <w:t>Principle</w:t>
+      </w:r>
+      <w:proofErr w:type="spellEnd"/>
+      <w:r>
+        <w:rPr>
+          <w:rFonts w:ascii="Times New Roman" w:hAnsi="Times New Roman" w:cs="Times New Roman"/>
+          <w:b/>
+          <w:sz w:val="24"/>
+          <w:szCs w:val="24"/>
+        </w:rPr>
+        <w:t>):</w:t>
+      </w:r>
+    </w:p>
+    <w:p>
+      <w:pPr>
+        <w:spacing w:line="360" w:lineRule="auto"/>
+        <w:jc w:val="both"/>
+        <w:rPr>
+          <w:rFonts w:ascii="Times New Roman" w:hAnsi="Times New Roman" w:cs="Times New Roman"/>
+          <w:bCs/>
+          <w:sz w:val="24"/>
+          <w:szCs w:val="24"/>
+        </w:rPr>
+      </w:pPr>
+      <w:r>
+        <w:rPr>
+          <w:rFonts w:ascii="Times New Roman" w:hAnsi="Times New Roman" w:cs="Times New Roman"/>
+          <w:bCs/>
+          <w:sz w:val="24"/>
+          <w:szCs w:val="24"/>
+        </w:rPr>
+        <w:t>La responsabilidad de generar cada formato se encuentra separada de la lógica general de generación de reportes. Los productos concretos se encargan de su formato específico, mientras que el creador se encarga de coordinar el proceso.</w:t>
+      </w:r>
+    </w:p>
+    <w:p>
+      <w:pPr>
+        <w:spacing w:line="360" w:lineRule="auto"/>
+        <w:jc w:val="both"/>
+        <w:rPr>
+          <w:rFonts w:ascii="Times New Roman" w:hAnsi="Times New Roman" w:cs="Times New Roman"/>
+          <w:b/>
+          <w:sz w:val="24"/>
+          <w:szCs w:val="24"/>
+        </w:rPr>
+      </w:pPr>
+      <w:r>
+        <w:rPr>
+          <w:rFonts w:ascii="Times New Roman" w:hAnsi="Times New Roman" w:cs="Times New Roman"/>
+          <w:b/>
+          <w:sz w:val="24"/>
+          <w:szCs w:val="24"/>
+        </w:rPr>
+        <w:lastRenderedPageBreak/>
+        <w:t>DIP (</w:t>
+      </w:r>
+      <w:proofErr w:type="spellStart"/>
+      <w:r>
+        <w:rPr>
+          <w:rFonts w:ascii="Times New Roman" w:hAnsi="Times New Roman" w:cs="Times New Roman"/>
+          <w:b/>
+          <w:sz w:val="24"/>
+          <w:szCs w:val="24"/>
+        </w:rPr>
+        <w:t>Dependency</w:t>
+      </w:r>
+      <w:proofErr w:type="spellEnd"/>
+      <w:r>
+        <w:rPr>
+          <w:rFonts w:ascii="Times New Roman" w:hAnsi="Times New Roman" w:cs="Times New Roman"/>
+          <w:b/>
+          <w:sz w:val="24"/>
+          <w:szCs w:val="24"/>
+        </w:rPr>
+        <w:t xml:space="preserve"> </w:t>
+      </w:r>
+      <w:proofErr w:type="spellStart"/>
+      <w:r>
+        <w:rPr>
+          <w:rFonts w:ascii="Times New Roman" w:hAnsi="Times New Roman" w:cs="Times New Roman"/>
+          <w:b/>
+          <w:sz w:val="24"/>
+          <w:szCs w:val="24"/>
+        </w:rPr>
+        <w:t>Inversion</w:t>
+      </w:r>
+      <w:proofErr w:type="spellEnd"/>
+      <w:r>
+        <w:rPr>
+          <w:rFonts w:ascii="Times New Roman" w:hAnsi="Times New Roman" w:cs="Times New Roman"/>
+          <w:b/>
+          <w:sz w:val="24"/>
+          <w:szCs w:val="24"/>
+        </w:rPr>
+        <w:t xml:space="preserve"> </w:t>
+      </w:r>
+      <w:proofErr w:type="spellStart"/>
+      <w:r>
+        <w:rPr>
+          <w:rFonts w:ascii="Times New Roman" w:hAnsi="Times New Roman" w:cs="Times New Roman"/>
+          <w:b/>
+          <w:sz w:val="24"/>
+          <w:szCs w:val="24"/>
+        </w:rPr>
+        <w:t>Principle</w:t>
+      </w:r>
+      <w:proofErr w:type="spellEnd"/>
+      <w:r>
+        <w:rPr>
+          <w:rFonts w:ascii="Times New Roman" w:hAnsi="Times New Roman" w:cs="Times New Roman"/>
+          <w:b/>
+          <w:sz w:val="24"/>
+          <w:szCs w:val="24"/>
+        </w:rPr>
+        <w:t>):</w:t>
+      </w:r>
+    </w:p>
+    <w:p>
+      <w:pPr>
+        <w:spacing w:line="360" w:lineRule="auto"/>
+        <w:jc w:val="both"/>
+        <w:rPr>
+          <w:rFonts w:ascii="Times New Roman" w:hAnsi="Times New Roman" w:cs="Times New Roman"/>
+          <w:bCs/>
+          <w:sz w:val="24"/>
+          <w:szCs w:val="24"/>
+        </w:rPr>
+      </w:pPr>
+      <w:r>
+        <w:rPr>
+          <w:rFonts w:ascii="Times New Roman" w:hAnsi="Times New Roman" w:cs="Times New Roman"/>
+          <w:bCs/>
+          <w:sz w:val="24"/>
+          <w:szCs w:val="24"/>
+        </w:rPr>
+        <w:t xml:space="preserve">La lógica general trabaja con la abstracción </w:t>
+      </w:r>
+      <w:proofErr w:type="spellStart"/>
+      <w:r>
+        <w:rPr>
+          <w:rFonts w:ascii="Times New Roman" w:hAnsi="Times New Roman" w:cs="Times New Roman"/>
+          <w:bCs/>
+          <w:sz w:val="24"/>
+          <w:szCs w:val="24"/>
+        </w:rPr>
+        <w:t>ReporteResultados</w:t>
+      </w:r>
+      <w:proofErr w:type="spellEnd"/>
+      <w:r>
+        <w:rPr>
+          <w:rFonts w:ascii="Times New Roman" w:hAnsi="Times New Roman" w:cs="Times New Roman"/>
+          <w:bCs/>
+          <w:sz w:val="24"/>
+          <w:szCs w:val="24"/>
+        </w:rPr>
+        <w:t xml:space="preserve"> en lugar de depender directamente de cada implementación concreta.</w:t>
+      </w:r>
+    </w:p>
+    <w:p>
+      <w:pPr>
+        <w:spacing w:line="360" w:lineRule="auto"/>
+        <w:jc w:val="both"/>
+        <w:rPr>
+          <w:rFonts w:ascii="Times New Roman" w:hAnsi="Times New Roman" w:cs="Times New Roman"/>
+          <w:b/>
+          <w:sz w:val="24"/>
+          <w:szCs w:val="24"/>
+        </w:rPr>
+      </w:pPr>
+      <w:r>
+        <w:rPr>
+          <w:rFonts w:ascii="Times New Roman" w:hAnsi="Times New Roman" w:cs="Times New Roman"/>
+          <w:b/>
+          <w:sz w:val="24"/>
+          <w:szCs w:val="24"/>
+        </w:rPr>
+        <w:t>LSP (</w:t>
+      </w:r>
+      <w:proofErr w:type="spellStart"/>
+      <w:r>
+        <w:rPr>
+          <w:rFonts w:ascii="Times New Roman" w:hAnsi="Times New Roman" w:cs="Times New Roman"/>
+          <w:b/>
+          <w:sz w:val="24"/>
+          <w:szCs w:val="24"/>
+        </w:rPr>
+        <w:t>Liskov</w:t>
+      </w:r>
+      <w:proofErr w:type="spellEnd"/>
+      <w:r>
+        <w:rPr>
+          <w:rFonts w:ascii="Times New Roman" w:hAnsi="Times New Roman" w:cs="Times New Roman"/>
+          <w:b/>
+          <w:sz w:val="24"/>
+          <w:szCs w:val="24"/>
+        </w:rPr>
+        <w:t xml:space="preserve"> </w:t>
+      </w:r>
+      <w:proofErr w:type="spellStart"/>
+      <w:r>
+        <w:rPr>
+          <w:rFonts w:ascii="Times New Roman" w:hAnsi="Times New Roman" w:cs="Times New Roman"/>
+          <w:b/>
+          <w:sz w:val="24"/>
+          <w:szCs w:val="24"/>
+        </w:rPr>
+        <w:t>Substitution</w:t>
+      </w:r>
+      <w:proofErr w:type="spellEnd"/>
+      <w:r>
+        <w:rPr>
+          <w:rFonts w:ascii="Times New Roman" w:hAnsi="Times New Roman" w:cs="Times New Roman"/>
+          <w:b/>
+          <w:sz w:val="24"/>
+          <w:szCs w:val="24"/>
+        </w:rPr>
+        <w:t xml:space="preserve"> </w:t>
+      </w:r>
+      <w:proofErr w:type="spellStart"/>
+      <w:r>
+        <w:rPr>
+          <w:rFonts w:ascii="Times New Roman" w:hAnsi="Times New Roman" w:cs="Times New Roman"/>
+          <w:b/>
+          <w:sz w:val="24"/>
+          <w:szCs w:val="24"/>
+        </w:rPr>
+        <w:t>Principle</w:t>
+      </w:r>
+      <w:proofErr w:type="spellEnd"/>
+      <w:r>
+        <w:rPr>
+          <w:rFonts w:ascii="Times New Roman" w:hAnsi="Times New Roman" w:cs="Times New Roman"/>
+          <w:b/>
+          <w:sz w:val="24"/>
+          <w:szCs w:val="24"/>
+        </w:rPr>
+        <w:t>):</w:t>
+      </w:r>
+    </w:p>
+    <w:p>
+      <w:pPr>
+        <w:spacing w:line="360" w:lineRule="auto"/>
+        <w:jc w:val="both"/>
+        <w:rPr>
+          <w:rFonts w:ascii="Times New Roman" w:hAnsi="Times New Roman" w:cs="Times New Roman"/>
+          <w:bCs/>
+          <w:sz w:val="24"/>
+          <w:szCs w:val="24"/>
+        </w:rPr>
+      </w:pPr>
+      <w:r>
+        <w:rPr>
+          <w:rFonts w:ascii="Times New Roman" w:hAnsi="Times New Roman" w:cs="Times New Roman"/>
+          <w:bCs/>
+          <w:sz w:val="24"/>
+          <w:szCs w:val="24"/>
+        </w:rPr>
+        <w:t xml:space="preserve">Los diferentes reportes concretos pueden utilizarse como implementaciones de </w:t>
+      </w:r>
+      <w:proofErr w:type="spellStart"/>
+      <w:r>
+        <w:rPr>
+          <w:rFonts w:ascii="Times New Roman" w:hAnsi="Times New Roman" w:cs="Times New Roman"/>
+          <w:bCs/>
+          <w:sz w:val="24"/>
+          <w:szCs w:val="24"/>
+        </w:rPr>
+        <w:t>ReporteResultados</w:t>
+      </w:r>
+      <w:proofErr w:type="spellEnd"/>
+      <w:r>
+        <w:rPr>
+          <w:rFonts w:ascii="Times New Roman" w:hAnsi="Times New Roman" w:cs="Times New Roman"/>
+          <w:bCs/>
+          <w:sz w:val="24"/>
+          <w:szCs w:val="24"/>
+        </w:rPr>
+        <w:t>, siempre que respeten el contrato definido por la abstracción.</w:t>
+      </w:r>
+    </w:p>
+    <w:p>
+      <w:pPr>
+        <w:spacing w:line="360" w:lineRule="auto"/>
+        <w:jc w:val="both"/>
+        <w:rPr>
+          <w:rFonts w:ascii="Times New Roman" w:hAnsi="Times New Roman" w:cs="Times New Roman"/>
+          <w:bCs/>
+          <w:sz w:val="24"/>
+          <w:szCs w:val="24"/>
+        </w:rPr>
+      </w:pPr>
+    </w:p>
+    <w:p>
+      <w:pPr>
+        <w:pStyle w:val="Prrafodelista"/>
+        <w:numPr>
+          <w:ilvl w:val="0"/>
+          <w:numId w:val="12"/>
+        </w:numPr>
+        <w:spacing w:line="360" w:lineRule="auto"/>
+        <w:jc w:val="both"/>
+        <w:rPr>
+          <w:rFonts w:ascii="Times New Roman" w:hAnsi="Times New Roman" w:cs="Times New Roman"/>
+          <w:b/>
+          <w:sz w:val="24"/>
+          <w:szCs w:val="24"/>
+        </w:rPr>
+      </w:pPr>
+      <w:r>
+        <w:rPr>
+          <w:rFonts w:ascii="Times New Roman" w:hAnsi="Times New Roman" w:cs="Times New Roman"/>
+          <w:b/>
+          <w:sz w:val="24"/>
+          <w:szCs w:val="24"/>
+        </w:rPr>
+        <w:t>Evidencia de implementación</w:t>
+      </w:r>
+    </w:p>
+    <w:p>
+      <w:pPr>
+        <w:spacing w:line="360" w:lineRule="auto"/>
+        <w:ind w:firstLine="360"/>
+        <w:jc w:val="both"/>
+        <w:rPr>
+          <w:rFonts w:ascii="Times New Roman" w:hAnsi="Times New Roman" w:cs="Times New Roman"/>
+          <w:bCs/>
+          <w:sz w:val="24"/>
+          <w:szCs w:val="24"/>
+        </w:rPr>
+      </w:pPr>
+      <w:r>
+        <w:rPr>
+          <w:rFonts w:ascii="Times New Roman" w:hAnsi="Times New Roman" w:cs="Times New Roman"/>
+          <w:bCs/>
+          <w:sz w:val="24"/>
+          <w:szCs w:val="24"/>
+        </w:rPr>
+        <w:t>La implementación del patrón se encuentra organizada dentro de la carpeta:</w:t>
+      </w:r>
+    </w:p>
+    <w:p>
+      <w:pPr>
+        <w:spacing w:line="360" w:lineRule="auto"/>
+        <w:jc w:val="both"/>
+        <w:rPr>
+          <w:rFonts w:ascii="Times New Roman" w:hAnsi="Times New Roman" w:cs="Times New Roman"/>
+          <w:bCs/>
+          <w:sz w:val="24"/>
+          <w:szCs w:val="24"/>
+        </w:rPr>
+      </w:pPr>
+      <w:r>
+        <w:rPr>
+          <w:rFonts w:ascii="Times New Roman" w:hAnsi="Times New Roman" w:cs="Times New Roman"/>
+          <w:bCs/>
+          <w:sz w:val="24"/>
+          <w:szCs w:val="24"/>
+        </w:rPr>
+        <w:t>Semana04</w:t>
+      </w:r>
+      <w:r>
+        <w:rPr>
+          <w:rFonts w:ascii="Times New Roman" w:hAnsi="Times New Roman" w:cs="Times New Roman"/>
+          <w:bCs/>
+          <w:sz w:val="24"/>
+          <w:szCs w:val="24"/>
+        </w:rPr>
+        <w:t>_PFM</w:t>
+      </w:r>
+      <w:r>
+        <w:rPr>
+          <w:rFonts w:ascii="Times New Roman" w:hAnsi="Times New Roman" w:cs="Times New Roman"/>
+          <w:bCs/>
+          <w:sz w:val="24"/>
+          <w:szCs w:val="24"/>
+        </w:rPr>
+        <w:t>/</w:t>
+      </w:r>
+    </w:p>
+    <w:p>
+      <w:pPr>
+        <w:spacing w:line="360" w:lineRule="auto"/>
+        <w:jc w:val="both"/>
+        <w:rPr>
+          <w:rFonts w:ascii="Times New Roman" w:hAnsi="Times New Roman" w:cs="Times New Roman"/>
+          <w:bCs/>
+          <w:sz w:val="24"/>
+          <w:szCs w:val="24"/>
+        </w:rPr>
+      </w:pPr>
+      <w:r>
+        <w:rPr>
+          <w:rFonts w:ascii="Times New Roman" w:hAnsi="Times New Roman" w:cs="Times New Roman"/>
+          <w:bCs/>
+          <w:sz w:val="24"/>
+          <w:szCs w:val="24"/>
+        </w:rPr>
+        <w:t>Entre los componentes desarrollados se encuentran:</w:t>
+      </w:r>
+    </w:p>
+    <w:p>
+      <w:pPr>
+        <w:pStyle w:val="Prrafodelista"/>
+        <w:numPr>
+          <w:ilvl w:val="0"/>
+          <w:numId w:val="14"/>
+        </w:numPr>
+        <w:spacing w:line="360" w:lineRule="auto"/>
+        <w:jc w:val="both"/>
+        <w:rPr>
+          <w:rFonts w:ascii="Times New Roman" w:hAnsi="Times New Roman" w:cs="Times New Roman"/>
+          <w:bCs/>
+          <w:sz w:val="24"/>
+          <w:szCs w:val="24"/>
+        </w:rPr>
+      </w:pPr>
+      <w:r>
+        <w:rPr>
+          <w:rFonts w:ascii="Times New Roman" w:hAnsi="Times New Roman" w:cs="Times New Roman"/>
+          <w:bCs/>
+          <w:sz w:val="24"/>
+          <w:szCs w:val="24"/>
+        </w:rPr>
+        <w:t>reporte-resultados.js</w:t>
+      </w:r>
+    </w:p>
+    <w:p>
+      <w:pPr>
+        <w:pStyle w:val="Prrafodelista"/>
+        <w:numPr>
+          <w:ilvl w:val="0"/>
+          <w:numId w:val="14"/>
+        </w:numPr>
+        <w:spacing w:line="360" w:lineRule="auto"/>
+        <w:jc w:val="both"/>
+        <w:rPr>
+          <w:rFonts w:ascii="Times New Roman" w:hAnsi="Times New Roman" w:cs="Times New Roman"/>
+          <w:bCs/>
+          <w:sz w:val="24"/>
+          <w:szCs w:val="24"/>
+        </w:rPr>
+      </w:pPr>
+      <w:r>
+        <w:rPr>
+          <w:rFonts w:ascii="Times New Roman" w:hAnsi="Times New Roman" w:cs="Times New Roman"/>
+          <w:bCs/>
+          <w:sz w:val="24"/>
+          <w:szCs w:val="24"/>
+        </w:rPr>
+        <w:t>generador-reporte.js</w:t>
+      </w:r>
+    </w:p>
+    <w:p>
+      <w:pPr>
+        <w:pStyle w:val="Prrafodelista"/>
+        <w:numPr>
+          <w:ilvl w:val="0"/>
+          <w:numId w:val="14"/>
+        </w:numPr>
+        <w:spacing w:line="360" w:lineRule="auto"/>
+        <w:jc w:val="both"/>
+        <w:rPr>
+          <w:rFonts w:ascii="Times New Roman" w:hAnsi="Times New Roman" w:cs="Times New Roman"/>
+          <w:bCs/>
+          <w:sz w:val="24"/>
+          <w:szCs w:val="24"/>
+        </w:rPr>
+      </w:pPr>
+      <w:r>
+        <w:rPr>
+          <w:rFonts w:ascii="Times New Roman" w:hAnsi="Times New Roman" w:cs="Times New Roman"/>
+          <w:bCs/>
+          <w:sz w:val="24"/>
+          <w:szCs w:val="24"/>
+        </w:rPr>
+        <w:t>reporte-json-extension.js</w:t>
+      </w:r>
+    </w:p>
+    <w:p>
+      <w:pPr>
+        <w:pStyle w:val="Prrafodelista"/>
+        <w:numPr>
+          <w:ilvl w:val="0"/>
+          <w:numId w:val="14"/>
+        </w:numPr>
+        <w:spacing w:line="360" w:lineRule="auto"/>
+        <w:jc w:val="both"/>
+        <w:rPr>
+          <w:rFonts w:ascii="Times New Roman" w:hAnsi="Times New Roman" w:cs="Times New Roman"/>
+          <w:bCs/>
+          <w:sz w:val="24"/>
+          <w:szCs w:val="24"/>
+        </w:rPr>
+      </w:pPr>
+      <w:r>
+        <w:rPr>
+          <w:rFonts w:ascii="Times New Roman" w:hAnsi="Times New Roman" w:cs="Times New Roman"/>
+          <w:bCs/>
+          <w:sz w:val="24"/>
+          <w:szCs w:val="24"/>
+        </w:rPr>
+        <w:t>factory-method.test.js</w:t>
+      </w:r>
+    </w:p>
+    <w:p>
+      <w:pPr>
+        <w:pStyle w:val="Prrafodelista"/>
+        <w:numPr>
+          <w:ilvl w:val="0"/>
+          <w:numId w:val="14"/>
+        </w:numPr>
+        <w:spacing w:line="360" w:lineRule="auto"/>
+        <w:jc w:val="both"/>
+        <w:rPr>
+          <w:rFonts w:ascii="Times New Roman" w:hAnsi="Times New Roman" w:cs="Times New Roman"/>
+          <w:bCs/>
+          <w:sz w:val="24"/>
+          <w:szCs w:val="24"/>
+        </w:rPr>
+      </w:pPr>
+      <w:r>
+        <w:rPr>
+          <w:rFonts w:ascii="Times New Roman" w:hAnsi="Times New Roman" w:cs="Times New Roman"/>
+          <w:bCs/>
+          <w:sz w:val="24"/>
+          <w:szCs w:val="24"/>
+        </w:rPr>
+        <w:t>index.js</w:t>
+      </w:r>
+    </w:p>
+    <w:p>
+      <w:pPr>
+        <w:spacing w:line="360" w:lineRule="auto"/>
+        <w:jc w:val="both"/>
+        <w:rPr>
+          <w:rFonts w:ascii="Times New Roman" w:hAnsi="Times New Roman" w:cs="Times New Roman"/>
+          <w:bCs/>
+          <w:sz w:val="24"/>
+          <w:szCs w:val="24"/>
+        </w:rPr>
+      </w:pPr>
+      <w:r>
+        <w:rPr>
+          <w:rFonts w:ascii="Times New Roman" w:hAnsi="Times New Roman" w:cs="Times New Roman"/>
+          <w:bCs/>
+          <w:sz w:val="24"/>
+          <w:szCs w:val="24"/>
+        </w:rPr>
+        <w:t>El archivo de extensión reporte-json-extension.js se utilizó específicamente para demostrar que es posible incorporar un nuevo producto mediante extensión, sin modificar las implementaciones anteriores.</w:t>
+      </w:r>
+    </w:p>
+    <w:p>
+      <w:pPr>
+        <w:spacing w:line="360" w:lineRule="auto"/>
+        <w:jc w:val="both"/>
+        <w:rPr>
+          <w:rFonts w:ascii="Times New Roman" w:hAnsi="Times New Roman" w:cs="Times New Roman"/>
+          <w:bCs/>
+          <w:sz w:val="24"/>
+          <w:szCs w:val="24"/>
+        </w:rPr>
+      </w:pPr>
+    </w:p>
+    <w:p>
+      <w:pPr>
+        <w:pStyle w:val="Prrafodelista"/>
+        <w:numPr>
+          <w:ilvl w:val="0"/>
+          <w:numId w:val="12"/>
+        </w:numPr>
+        <w:spacing w:line="360" w:lineRule="auto"/>
+        <w:jc w:val="both"/>
+        <w:rPr>
+          <w:rFonts w:ascii="Times New Roman" w:hAnsi="Times New Roman" w:cs="Times New Roman"/>
+          <w:b/>
+          <w:sz w:val="24"/>
+          <w:szCs w:val="24"/>
+        </w:rPr>
+      </w:pPr>
+      <w:r>
+        <w:rPr>
+          <w:rFonts w:ascii="Times New Roman" w:hAnsi="Times New Roman" w:cs="Times New Roman"/>
+          <w:b/>
+          <w:sz w:val="24"/>
+          <w:szCs w:val="24"/>
+        </w:rPr>
+        <w:t>Evidencia de pruebas</w:t>
+      </w:r>
+    </w:p>
+    <w:p>
+      <w:pPr>
+        <w:spacing w:line="360" w:lineRule="auto"/>
+        <w:ind w:firstLine="360"/>
+        <w:jc w:val="both"/>
+        <w:rPr>
+          <w:rFonts w:ascii="Times New Roman" w:hAnsi="Times New Roman" w:cs="Times New Roman"/>
+          <w:bCs/>
+          <w:sz w:val="24"/>
+          <w:szCs w:val="24"/>
+        </w:rPr>
+      </w:pPr>
+      <w:r>
+        <w:rPr>
+          <w:rFonts w:ascii="Times New Roman" w:hAnsi="Times New Roman" w:cs="Times New Roman"/>
+          <w:bCs/>
+          <w:sz w:val="24"/>
+          <w:szCs w:val="24"/>
+        </w:rPr>
+        <w:t xml:space="preserve">Para verificar el funcionamiento de la implementación se utilizaron pruebas automatizadas mediante </w:t>
+      </w:r>
+      <w:proofErr w:type="spellStart"/>
+      <w:r>
+        <w:rPr>
+          <w:rFonts w:ascii="Times New Roman" w:hAnsi="Times New Roman" w:cs="Times New Roman"/>
+          <w:bCs/>
+          <w:sz w:val="24"/>
+          <w:szCs w:val="24"/>
+        </w:rPr>
+        <w:t>Jest</w:t>
+      </w:r>
+      <w:proofErr w:type="spellEnd"/>
+      <w:r>
+        <w:rPr>
+          <w:rFonts w:ascii="Times New Roman" w:hAnsi="Times New Roman" w:cs="Times New Roman"/>
+          <w:bCs/>
+          <w:sz w:val="24"/>
+          <w:szCs w:val="24"/>
+        </w:rPr>
+        <w:t>.</w:t>
+      </w:r>
+    </w:p>
+    <w:p>
+      <w:pPr>
+        <w:spacing w:line="360" w:lineRule="auto"/>
+        <w:jc w:val="both"/>
+        <w:rPr>
+          <w:rFonts w:ascii="Times New Roman" w:hAnsi="Times New Roman" w:cs="Times New Roman"/>
+          <w:bCs/>
+          <w:sz w:val="24"/>
+          <w:szCs w:val="24"/>
+        </w:rPr>
+      </w:pPr>
+      <w:r>
+        <w:rPr>
+          <w:rFonts w:ascii="Times New Roman" w:hAnsi="Times New Roman" w:cs="Times New Roman"/>
+          <w:bCs/>
+          <w:sz w:val="24"/>
+          <w:szCs w:val="24"/>
+        </w:rPr>
+        <w:t>Se ejecutó el siguiente comando:</w:t>
+      </w:r>
+    </w:p>
+    <w:p>
+      <w:pPr>
+        <w:spacing w:line="360" w:lineRule="auto"/>
+        <w:ind w:firstLine="708"/>
+        <w:jc w:val="both"/>
+        <w:rPr>
+          <w:rFonts w:ascii="Times New Roman" w:hAnsi="Times New Roman" w:cs="Times New Roman"/>
+          <w:b/>
+          <w:sz w:val="24"/>
+          <w:szCs w:val="24"/>
+        </w:rPr>
+      </w:pPr>
+      <w:proofErr w:type="spellStart"/>
+      <w:r>
+        <w:rPr>
+          <w:rFonts w:ascii="Times New Roman" w:hAnsi="Times New Roman" w:cs="Times New Roman"/>
+          <w:b/>
+          <w:sz w:val="24"/>
+          <w:szCs w:val="24"/>
+        </w:rPr>
+        <w:t>npx</w:t>
+      </w:r>
+      <w:proofErr w:type="spellEnd"/>
+      <w:r>
+        <w:rPr>
+          <w:rFonts w:ascii="Times New Roman" w:hAnsi="Times New Roman" w:cs="Times New Roman"/>
+          <w:b/>
+          <w:sz w:val="24"/>
+          <w:szCs w:val="24"/>
+        </w:rPr>
+        <w:t xml:space="preserve"> </w:t>
+      </w:r>
+      <w:proofErr w:type="spellStart"/>
+      <w:r>
+        <w:rPr>
+          <w:rFonts w:ascii="Times New Roman" w:hAnsi="Times New Roman" w:cs="Times New Roman"/>
+          <w:b/>
+          <w:sz w:val="24"/>
+          <w:szCs w:val="24"/>
+        </w:rPr>
+        <w:t>jest</w:t>
+      </w:r>
+      <w:proofErr w:type="spellEnd"/>
+    </w:p>
+    <w:p>
+      <w:pPr>
+        <w:spacing w:line="360" w:lineRule="auto"/>
+        <w:jc w:val="both"/>
+        <w:rPr>
+          <w:rFonts w:ascii="Times New Roman" w:hAnsi="Times New Roman" w:cs="Times New Roman"/>
+          <w:bCs/>
+          <w:sz w:val="24"/>
+          <w:szCs w:val="24"/>
+        </w:rPr>
+      </w:pPr>
+      <w:r>
+        <w:rPr>
+          <w:rFonts w:ascii="Times New Roman" w:hAnsi="Times New Roman" w:cs="Times New Roman"/>
+          <w:bCs/>
+          <w:sz w:val="24"/>
+          <w:szCs w:val="24"/>
+        </w:rPr>
+        <w:lastRenderedPageBreak/>
+        <w:t>El resultado obtenido fue:</w:t>
+      </w:r>
+    </w:p>
+    <w:p>
+      <w:pPr>
+        <w:spacing w:line="360" w:lineRule="auto"/>
+        <w:jc w:val="both"/>
+        <w:rPr>
+          <w:rFonts w:ascii="Times New Roman" w:hAnsi="Times New Roman" w:cs="Times New Roman"/>
+          <w:bCs/>
+          <w:sz w:val="24"/>
+          <w:szCs w:val="24"/>
+        </w:rPr>
+      </w:pPr>
+      <w:r>
+        <w:rPr>
+          <w:rFonts w:ascii="Times New Roman" w:hAnsi="Times New Roman" w:cs="Times New Roman"/>
+          <w:bCs/>
+          <w:sz w:val="24"/>
+          <w:szCs w:val="24"/>
+        </w:rPr>
+        <w:drawing>
+          <wp:inline distT="0" distB="0" distL="0" distR="0" wp14:anchorId="33C35111" wp14:editId="759987BA">
+            <wp:extent cx="5612130" cy="2758440"/>
+            <wp:effectExtent l="0" t="0" r="7620" b="3810"/>
+            <wp:docPr id="1" name="Imagen 1"/>
+            <wp:cNvGraphicFramePr>
+              <a:graphicFrameLocks xmlns:a="http://schemas.openxmlformats.org/drawingml/2006/main" noChangeAspect="1"/>
+            </wp:cNvGraphicFramePr>
+            <a:graphic xmlns:a="http://schemas.openxmlformats.org/drawingml/2006/main">
+              <a:graphicData uri="http://schemas.openxmlformats.org/drawingml/2006/picture">
+                <pic:pic xmlns:pic="http://schemas.openxmlformats.org/drawingml/2006/picture">
+                  <pic:nvPicPr>
+                    <pic:cNvPr id="1" name=""/>
+                    <pic:cNvPicPr/>
+                  </pic:nvPicPr>
+                  <pic:blipFill>
+                    <a:blip r:embed="rId7"/>
+                    <a:stretch>
+                      <a:fillRect/>
+                    </a:stretch>
+                  </pic:blipFill>
+                  <pic:spPr>
+                    <a:xfrm>
+                      <a:off x="0" y="0"/>
+                      <a:ext cx="5612130" cy="2758440"/>
+                    </a:xfrm>
+                    <a:prstGeom prst="rect">
+                      <a:avLst/>
+                    </a:prstGeom>
+                  </pic:spPr>
+                </pic:pic>
+              </a:graphicData>
+            </a:graphic>
+          </wp:inline>
+        </w:drawing>
+      </w:r>
+    </w:p>
+    <w:p>
+      <w:pPr>
+        <w:spacing w:line="360" w:lineRule="auto"/>
+        <w:jc w:val="both"/>
+        <w:rPr>
+          <w:rFonts w:ascii="Times New Roman" w:hAnsi="Times New Roman" w:cs="Times New Roman"/>
+          <w:bCs/>
+          <w:sz w:val="24"/>
+          <w:szCs w:val="24"/>
+        </w:rPr>
+      </w:pPr>
+      <w:r>
+        <w:rPr>
+          <w:rFonts w:ascii="Times New Roman" w:hAnsi="Times New Roman" w:cs="Times New Roman"/>
+          <w:bCs/>
+          <w:sz w:val="24"/>
+          <w:szCs w:val="24"/>
+        </w:rPr>
+        <w:t>Las dos suites correspondientes al proyecto fueron aprobadas:</w:t>
+      </w:r>
+    </w:p>
+    <w:p>
+      <w:pPr>
+        <w:spacing w:after="0" w:line="360" w:lineRule="auto"/>
+        <w:ind w:firstLine="708"/>
+        <w:jc w:val="both"/>
+        <w:rPr>
+          <w:rFonts w:ascii="Times New Roman" w:hAnsi="Times New Roman" w:cs="Times New Roman"/>
+          <w:b/>
+          <w:sz w:val="24"/>
+          <w:szCs w:val="24"/>
+        </w:rPr>
+      </w:pPr>
+      <w:r>
+        <w:rPr>
+          <w:rFonts w:ascii="Times New Roman" w:hAnsi="Times New Roman" w:cs="Times New Roman"/>
+          <w:b/>
+          <w:sz w:val="24"/>
+          <w:szCs w:val="24"/>
+        </w:rPr>
+        <w:t>PASS  Semana04</w:t>
+      </w:r>
+      <w:r>
+        <w:rPr>
+          <w:rFonts w:ascii="Times New Roman" w:hAnsi="Times New Roman" w:cs="Times New Roman"/>
+          <w:b/>
+          <w:sz w:val="24"/>
+          <w:szCs w:val="24"/>
+        </w:rPr>
+        <w:t>_PFM</w:t>
+      </w:r>
+      <w:r>
+        <w:rPr>
+          <w:rFonts w:ascii="Times New Roman" w:hAnsi="Times New Roman" w:cs="Times New Roman"/>
+          <w:b/>
+          <w:sz w:val="24"/>
+          <w:szCs w:val="24"/>
+        </w:rPr>
+        <w:t>/factory-method.test.js</w:t>
+      </w:r>
+    </w:p>
+    <w:p>
+      <w:pPr>
+        <w:spacing w:line="360" w:lineRule="auto"/>
+        <w:ind w:firstLine="708"/>
+        <w:jc w:val="both"/>
+        <w:rPr>
+          <w:rFonts w:ascii="Times New Roman" w:hAnsi="Times New Roman" w:cs="Times New Roman"/>
+          <w:b/>
+          <w:sz w:val="24"/>
+          <w:szCs w:val="24"/>
+        </w:rPr>
+      </w:pPr>
+      <w:r>
+        <w:rPr>
+          <w:rFonts w:ascii="Times New Roman" w:hAnsi="Times New Roman" w:cs="Times New Roman"/>
+          <w:b/>
+          <w:sz w:val="24"/>
+          <w:szCs w:val="24"/>
+        </w:rPr>
+        <w:t>PASS  Semana03/__tests__/singleton.test.js</w:t>
+      </w:r>
+    </w:p>
+    <w:p>
+      <w:pPr>
+        <w:spacing w:line="360" w:lineRule="auto"/>
+        <w:jc w:val="both"/>
+        <w:rPr>
+          <w:rFonts w:ascii="Times New Roman" w:hAnsi="Times New Roman" w:cs="Times New Roman"/>
+          <w:bCs/>
+          <w:sz w:val="24"/>
+          <w:szCs w:val="24"/>
+        </w:rPr>
+      </w:pPr>
+      <w:r>
+        <w:rPr>
+          <w:rFonts w:ascii="Times New Roman" w:hAnsi="Times New Roman" w:cs="Times New Roman"/>
+          <w:bCs/>
+          <w:sz w:val="24"/>
+          <w:szCs w:val="24"/>
+        </w:rPr>
+        <w:t>En total se aprobaron 16 pruebas de 16, sin pruebas fallidas.</w:t>
+      </w:r>
+    </w:p>
+    <w:p>
+      <w:pPr>
+        <w:spacing w:line="360" w:lineRule="auto"/>
+        <w:jc w:val="both"/>
+        <w:rPr>
+          <w:rFonts w:ascii="Times New Roman" w:hAnsi="Times New Roman" w:cs="Times New Roman"/>
+          <w:bCs/>
+          <w:sz w:val="24"/>
+          <w:szCs w:val="24"/>
+        </w:rPr>
+      </w:pPr>
+      <w:r>
+        <w:rPr>
+          <w:rFonts w:ascii="Times New Roman" w:hAnsi="Times New Roman" w:cs="Times New Roman"/>
+          <w:bCs/>
+          <w:sz w:val="24"/>
+          <w:szCs w:val="24"/>
+        </w:rPr>
+        <w:t xml:space="preserve">Las pruebas permitieron comprobar tanto el funcionamiento de Factory </w:t>
+      </w:r>
+      <w:proofErr w:type="spellStart"/>
+      <w:r>
+        <w:rPr>
+          <w:rFonts w:ascii="Times New Roman" w:hAnsi="Times New Roman" w:cs="Times New Roman"/>
+          <w:bCs/>
+          <w:sz w:val="24"/>
+          <w:szCs w:val="24"/>
+        </w:rPr>
+        <w:t>Method</w:t>
+      </w:r>
+      <w:proofErr w:type="spellEnd"/>
+      <w:r>
+        <w:rPr>
+          <w:rFonts w:ascii="Times New Roman" w:hAnsi="Times New Roman" w:cs="Times New Roman"/>
+          <w:bCs/>
+          <w:sz w:val="24"/>
+          <w:szCs w:val="24"/>
+        </w:rPr>
+        <w:t xml:space="preserve"> como la continuidad del funcionamiento del </w:t>
+      </w:r>
+      <w:proofErr w:type="spellStart"/>
+      <w:r>
+        <w:rPr>
+          <w:rFonts w:ascii="Times New Roman" w:hAnsi="Times New Roman" w:cs="Times New Roman"/>
+          <w:bCs/>
+          <w:sz w:val="24"/>
+          <w:szCs w:val="24"/>
+        </w:rPr>
+        <w:t>Singleton</w:t>
+      </w:r>
+      <w:proofErr w:type="spellEnd"/>
+      <w:r>
+        <w:rPr>
+          <w:rFonts w:ascii="Times New Roman" w:hAnsi="Times New Roman" w:cs="Times New Roman"/>
+          <w:bCs/>
+          <w:sz w:val="24"/>
+          <w:szCs w:val="24"/>
+        </w:rPr>
+        <w:t xml:space="preserve"> desarrollado anteriormente.</w:t>
+      </w:r>
+    </w:p>
+    <w:p>
+      <w:pPr>
+        <w:spacing w:line="360" w:lineRule="auto"/>
+        <w:jc w:val="both"/>
+        <w:rPr>
+          <w:rFonts w:ascii="Times New Roman" w:hAnsi="Times New Roman" w:cs="Times New Roman"/>
+          <w:bCs/>
+          <w:sz w:val="24"/>
+          <w:szCs w:val="24"/>
+        </w:rPr>
+      </w:pPr>
+      <w:r>
+        <w:rPr>
+          <w:rFonts w:ascii="Times New Roman" w:hAnsi="Times New Roman" w:cs="Times New Roman"/>
+          <w:bCs/>
+          <w:sz w:val="24"/>
+          <w:szCs w:val="24"/>
+        </w:rPr>
+        <w:t xml:space="preserve">Durante la ejecución también se evidenció el registro de eventos mediante el </w:t>
+      </w:r>
+      <w:proofErr w:type="spellStart"/>
+      <w:r>
+        <w:rPr>
+          <w:rFonts w:ascii="Times New Roman" w:hAnsi="Times New Roman" w:cs="Times New Roman"/>
+          <w:bCs/>
+          <w:sz w:val="24"/>
+          <w:szCs w:val="24"/>
+        </w:rPr>
+        <w:t>LoggerCentralizado</w:t>
+      </w:r>
+      <w:proofErr w:type="spellEnd"/>
+      <w:r>
+        <w:rPr>
+          <w:rFonts w:ascii="Times New Roman" w:hAnsi="Times New Roman" w:cs="Times New Roman"/>
+          <w:bCs/>
+          <w:sz w:val="24"/>
+          <w:szCs w:val="24"/>
+        </w:rPr>
+        <w:t>:</w:t>
+      </w:r>
+    </w:p>
+    <w:p>
+      <w:pPr>
+        <w:spacing w:line="360" w:lineRule="auto"/>
+        <w:jc w:val="both"/>
+        <w:rPr>
+          <w:rFonts w:ascii="Times New Roman" w:hAnsi="Times New Roman" w:cs="Times New Roman"/>
+          <w:bCs/>
+          <w:color w:val="00B050"/>
+          <w:sz w:val="24"/>
+          <w:szCs w:val="24"/>
+        </w:rPr>
+      </w:pPr>
+      <w:r>
+        <w:rPr>
+          <w:rFonts w:ascii="Times New Roman" w:hAnsi="Times New Roman" w:cs="Times New Roman"/>
+          <w:bCs/>
+          <w:color w:val="00B050"/>
+          <w:sz w:val="24"/>
+          <w:szCs w:val="24"/>
+        </w:rPr>
+        <w:t>[INFO] Reporte de resultados electorales generado</w:t>
+      </w:r>
+    </w:p>
+    <w:p>
+      <w:pPr>
+        <w:spacing w:line="360" w:lineRule="auto"/>
+        <w:jc w:val="both"/>
+        <w:rPr>
+          <w:rFonts w:ascii="Times New Roman" w:hAnsi="Times New Roman" w:cs="Times New Roman"/>
+          <w:bCs/>
+          <w:sz w:val="24"/>
+          <w:szCs w:val="24"/>
+        </w:rPr>
+      </w:pPr>
+      <w:r>
+        <w:rPr>
+          <w:rFonts w:ascii="Times New Roman" w:hAnsi="Times New Roman" w:cs="Times New Roman"/>
+          <w:bCs/>
+          <w:sz w:val="24"/>
+          <w:szCs w:val="24"/>
+        </w:rPr>
+        <w:t xml:space="preserve">Esto permite comprobar que la nueva implementación utiliza el mecanismo de auditoría existente en </w:t>
+      </w:r>
+      <w:proofErr w:type="spellStart"/>
+      <w:r>
+        <w:rPr>
+          <w:rFonts w:ascii="Times New Roman" w:hAnsi="Times New Roman" w:cs="Times New Roman"/>
+          <w:bCs/>
+          <w:sz w:val="24"/>
+          <w:szCs w:val="24"/>
+        </w:rPr>
+        <w:t>SecureBallot</w:t>
+      </w:r>
+      <w:proofErr w:type="spellEnd"/>
+      <w:r>
+        <w:rPr>
+          <w:rFonts w:ascii="Times New Roman" w:hAnsi="Times New Roman" w:cs="Times New Roman"/>
+          <w:bCs/>
+          <w:sz w:val="24"/>
+          <w:szCs w:val="24"/>
+        </w:rPr>
+        <w:t>.</w:t>
+      </w:r>
+    </w:p>
+    <w:p>
+      <w:pPr>
+        <w:pStyle w:val="Prrafodelista"/>
+        <w:numPr>
+          <w:ilvl w:val="0"/>
+          <w:numId w:val="12"/>
+        </w:numPr>
+        <w:spacing w:line="360" w:lineRule="auto"/>
+        <w:jc w:val="both"/>
+        <w:rPr>
+          <w:rFonts w:ascii="Times New Roman" w:hAnsi="Times New Roman" w:cs="Times New Roman"/>
+          <w:b/>
+          <w:sz w:val="24"/>
+          <w:szCs w:val="24"/>
+        </w:rPr>
+      </w:pPr>
+      <w:r>
+        <w:rPr>
+          <w:rFonts w:ascii="Times New Roman" w:hAnsi="Times New Roman" w:cs="Times New Roman"/>
+          <w:b/>
+          <w:sz w:val="24"/>
+          <w:szCs w:val="24"/>
+        </w:rPr>
+        <w:t>Aporte del patrón al proyecto</w:t>
+      </w:r>
+    </w:p>
+    <w:p>
+      <w:pPr>
+        <w:spacing w:line="360" w:lineRule="auto"/>
+        <w:ind w:firstLine="360"/>
+        <w:jc w:val="both"/>
+        <w:rPr>
+          <w:rFonts w:ascii="Times New Roman" w:hAnsi="Times New Roman" w:cs="Times New Roman"/>
+          <w:bCs/>
+          <w:sz w:val="24"/>
+          <w:szCs w:val="24"/>
+        </w:rPr>
+      </w:pPr>
+      <w:r>
+        <w:rPr>
+          <w:rFonts w:ascii="Times New Roman" w:hAnsi="Times New Roman" w:cs="Times New Roman"/>
+          <w:bCs/>
+          <w:sz w:val="24"/>
+          <w:szCs w:val="24"/>
+        </w:rPr>
+        <w:t xml:space="preserve">La implementación de Factory </w:t>
+      </w:r>
+      <w:proofErr w:type="spellStart"/>
+      <w:r>
+        <w:rPr>
+          <w:rFonts w:ascii="Times New Roman" w:hAnsi="Times New Roman" w:cs="Times New Roman"/>
+          <w:bCs/>
+          <w:sz w:val="24"/>
+          <w:szCs w:val="24"/>
+        </w:rPr>
+        <w:t>Method</w:t>
+      </w:r>
+      <w:proofErr w:type="spellEnd"/>
+      <w:r>
+        <w:rPr>
+          <w:rFonts w:ascii="Times New Roman" w:hAnsi="Times New Roman" w:cs="Times New Roman"/>
+          <w:bCs/>
+          <w:sz w:val="24"/>
+          <w:szCs w:val="24"/>
+        </w:rPr>
+        <w:t xml:space="preserve"> permite que </w:t>
+      </w:r>
+      <w:proofErr w:type="spellStart"/>
+      <w:r>
+        <w:rPr>
+          <w:rFonts w:ascii="Times New Roman" w:hAnsi="Times New Roman" w:cs="Times New Roman"/>
+          <w:bCs/>
+          <w:sz w:val="24"/>
+          <w:szCs w:val="24"/>
+        </w:rPr>
+        <w:t>SecureBallot</w:t>
+      </w:r>
+      <w:proofErr w:type="spellEnd"/>
+      <w:r>
+        <w:rPr>
+          <w:rFonts w:ascii="Times New Roman" w:hAnsi="Times New Roman" w:cs="Times New Roman"/>
+          <w:bCs/>
+          <w:sz w:val="24"/>
+          <w:szCs w:val="24"/>
+        </w:rPr>
+        <w:t xml:space="preserve"> tenga una estructura más flexible para la generación de reportes. La lógica principal no necesita conocer directamente cada formato existente, ya que la creación de los objetos se delega en los creadores concretos.</w:t>
+      </w:r>
+    </w:p>
+    <w:p>
+      <w:pPr>
+        <w:spacing w:line="360" w:lineRule="auto"/>
+        <w:jc w:val="both"/>
+        <w:rPr>
+          <w:rFonts w:ascii="Times New Roman" w:hAnsi="Times New Roman" w:cs="Times New Roman"/>
+          <w:bCs/>
+          <w:sz w:val="24"/>
+          <w:szCs w:val="24"/>
+        </w:rPr>
+      </w:pPr>
+    </w:p>
+    <w:p>
+      <w:pPr>
+        <w:spacing w:line="360" w:lineRule="auto"/>
+        <w:jc w:val="both"/>
+        <w:rPr>
+          <w:rFonts w:ascii="Times New Roman" w:hAnsi="Times New Roman" w:cs="Times New Roman"/>
+          <w:bCs/>
+          <w:sz w:val="24"/>
+          <w:szCs w:val="24"/>
+        </w:rPr>
+      </w:pPr>
+      <w:r>
+        <w:rPr>
+          <w:rFonts w:ascii="Times New Roman" w:hAnsi="Times New Roman" w:cs="Times New Roman"/>
+          <w:bCs/>
+          <w:sz w:val="24"/>
+          <w:szCs w:val="24"/>
+        </w:rPr>
+        <w:t>Uno de los principales aportes es la facilidad para incorporar nuevos formatos. Por ejemplo, después de implementar PDF y CSV se pudo agregar JSON mediante nuevas clases, manteniendo las implementaciones anteriores sin modificaciones.</w:t>
+      </w:r>
+    </w:p>
+    <w:p>
+      <w:pPr>
+        <w:spacing w:line="360" w:lineRule="auto"/>
+        <w:jc w:val="both"/>
+        <w:rPr>
+          <w:rFonts w:ascii="Times New Roman" w:hAnsi="Times New Roman" w:cs="Times New Roman"/>
+          <w:bCs/>
+          <w:sz w:val="24"/>
+          <w:szCs w:val="24"/>
+        </w:rPr>
+      </w:pPr>
+      <w:r>
+        <w:rPr>
+          <w:rFonts w:ascii="Times New Roman" w:hAnsi="Times New Roman" w:cs="Times New Roman"/>
+          <w:bCs/>
+          <w:sz w:val="24"/>
+          <w:szCs w:val="24"/>
+        </w:rPr>
+        <w:t>De esta manera, el patrón contribuye a:</w:t>
+      </w:r>
+    </w:p>
+    <w:p>
+      <w:pPr>
+        <w:pStyle w:val="Prrafodelista"/>
+        <w:numPr>
+          <w:ilvl w:val="0"/>
+          <w:numId w:val="15"/>
+        </w:numPr>
+        <w:spacing w:line="360" w:lineRule="auto"/>
+        <w:jc w:val="both"/>
+        <w:rPr>
+          <w:rFonts w:ascii="Times New Roman" w:hAnsi="Times New Roman" w:cs="Times New Roman"/>
+          <w:bCs/>
+          <w:sz w:val="24"/>
+          <w:szCs w:val="24"/>
+        </w:rPr>
+      </w:pPr>
+      <w:r>
+        <w:rPr>
+          <w:rFonts w:ascii="Times New Roman" w:hAnsi="Times New Roman" w:cs="Times New Roman"/>
+          <w:bCs/>
+          <w:sz w:val="24"/>
+          <w:szCs w:val="24"/>
+        </w:rPr>
+        <w:t>Reducir el acoplamiento.</w:t>
+      </w:r>
+    </w:p>
+    <w:p>
+      <w:pPr>
+        <w:pStyle w:val="Prrafodelista"/>
+        <w:numPr>
+          <w:ilvl w:val="0"/>
+          <w:numId w:val="15"/>
+        </w:numPr>
+        <w:spacing w:line="360" w:lineRule="auto"/>
+        <w:jc w:val="both"/>
+        <w:rPr>
+          <w:rFonts w:ascii="Times New Roman" w:hAnsi="Times New Roman" w:cs="Times New Roman"/>
+          <w:bCs/>
+          <w:sz w:val="24"/>
+          <w:szCs w:val="24"/>
+        </w:rPr>
+      </w:pPr>
+      <w:r>
+        <w:rPr>
+          <w:rFonts w:ascii="Times New Roman" w:hAnsi="Times New Roman" w:cs="Times New Roman"/>
+          <w:bCs/>
+          <w:sz w:val="24"/>
+          <w:szCs w:val="24"/>
+        </w:rPr>
+        <w:t>Facilitar la extensión del sistema.</w:t>
+      </w:r>
+    </w:p>
+    <w:p>
+      <w:pPr>
+        <w:pStyle w:val="Prrafodelista"/>
+        <w:numPr>
+          <w:ilvl w:val="0"/>
+          <w:numId w:val="15"/>
+        </w:numPr>
+        <w:spacing w:line="360" w:lineRule="auto"/>
+        <w:jc w:val="both"/>
+        <w:rPr>
+          <w:rFonts w:ascii="Times New Roman" w:hAnsi="Times New Roman" w:cs="Times New Roman"/>
+          <w:bCs/>
+          <w:sz w:val="24"/>
+          <w:szCs w:val="24"/>
+        </w:rPr>
+      </w:pPr>
+      <w:r>
+        <w:rPr>
+          <w:rFonts w:ascii="Times New Roman" w:hAnsi="Times New Roman" w:cs="Times New Roman"/>
+          <w:bCs/>
+          <w:sz w:val="24"/>
+          <w:szCs w:val="24"/>
+        </w:rPr>
+        <w:t>Separar la creación de objetos de la lógica de negocio.</w:t>
+      </w:r>
+    </w:p>
+    <w:p>
+      <w:pPr>
+        <w:pStyle w:val="Prrafodelista"/>
+        <w:numPr>
+          <w:ilvl w:val="0"/>
+          <w:numId w:val="15"/>
+        </w:numPr>
+        <w:spacing w:line="360" w:lineRule="auto"/>
+        <w:jc w:val="both"/>
+        <w:rPr>
+          <w:rFonts w:ascii="Times New Roman" w:hAnsi="Times New Roman" w:cs="Times New Roman"/>
+          <w:bCs/>
+          <w:sz w:val="24"/>
+          <w:szCs w:val="24"/>
+        </w:rPr>
+      </w:pPr>
+      <w:r>
+        <w:rPr>
+          <w:rFonts w:ascii="Times New Roman" w:hAnsi="Times New Roman" w:cs="Times New Roman"/>
+          <w:bCs/>
+          <w:sz w:val="24"/>
+          <w:szCs w:val="24"/>
+        </w:rPr>
+        <w:t>Facilitar el mantenimiento.</w:t>
+      </w:r>
+    </w:p>
+    <w:p>
+      <w:pPr>
+        <w:pStyle w:val="Prrafodelista"/>
+        <w:numPr>
+          <w:ilvl w:val="0"/>
+          <w:numId w:val="15"/>
+        </w:numPr>
+        <w:spacing w:line="360" w:lineRule="auto"/>
+        <w:jc w:val="both"/>
+        <w:rPr>
+          <w:rFonts w:ascii="Times New Roman" w:hAnsi="Times New Roman" w:cs="Times New Roman"/>
+          <w:bCs/>
+          <w:sz w:val="24"/>
+          <w:szCs w:val="24"/>
+        </w:rPr>
+      </w:pPr>
+      <w:r>
+        <w:rPr>
+          <w:rFonts w:ascii="Times New Roman" w:hAnsi="Times New Roman" w:cs="Times New Roman"/>
+          <w:bCs/>
+          <w:sz w:val="24"/>
+          <w:szCs w:val="24"/>
+        </w:rPr>
+        <w:t>Mejorar la organización del código.</w:t>
+      </w:r>
+    </w:p>
+    <w:p>
+      <w:pPr>
+        <w:pStyle w:val="Prrafodelista"/>
+        <w:numPr>
+          <w:ilvl w:val="0"/>
+          <w:numId w:val="15"/>
+        </w:numPr>
+        <w:spacing w:line="360" w:lineRule="auto"/>
+        <w:jc w:val="both"/>
+        <w:rPr>
+          <w:rFonts w:ascii="Times New Roman" w:hAnsi="Times New Roman" w:cs="Times New Roman"/>
+          <w:bCs/>
+          <w:sz w:val="24"/>
+          <w:szCs w:val="24"/>
+        </w:rPr>
+      </w:pPr>
+      <w:r>
+        <w:rPr>
+          <w:rFonts w:ascii="Times New Roman" w:hAnsi="Times New Roman" w:cs="Times New Roman"/>
+          <w:bCs/>
+          <w:sz w:val="24"/>
+          <w:szCs w:val="24"/>
+        </w:rPr>
+        <w:t>Aplicar el principio OCP de SOLID.</w:t>
+      </w:r>
+    </w:p>
+    <w:p>
+      <w:pPr>
+        <w:spacing w:line="360" w:lineRule="auto"/>
+        <w:jc w:val="both"/>
+        <w:rPr>
+          <w:rFonts w:ascii="Times New Roman" w:hAnsi="Times New Roman" w:cs="Times New Roman"/>
+          <w:bCs/>
+          <w:sz w:val="24"/>
+          <w:szCs w:val="24"/>
+        </w:rPr>
+      </w:pPr>
+    </w:p>
+    <w:p>
+      <w:pPr>
+        <w:pStyle w:val="Prrafodelista"/>
+        <w:numPr>
+          <w:ilvl w:val="0"/>
+          <w:numId w:val="12"/>
+        </w:numPr>
+        <w:spacing w:line="360" w:lineRule="auto"/>
+        <w:jc w:val="both"/>
+        <w:rPr>
+          <w:rFonts w:ascii="Times New Roman" w:hAnsi="Times New Roman" w:cs="Times New Roman"/>
+          <w:b/>
+          <w:sz w:val="24"/>
+          <w:szCs w:val="24"/>
+        </w:rPr>
+      </w:pPr>
+      <w:r>
+        <w:rPr>
+          <w:rFonts w:ascii="Times New Roman" w:hAnsi="Times New Roman" w:cs="Times New Roman"/>
+          <w:b/>
+          <w:sz w:val="24"/>
+          <w:szCs w:val="24"/>
+        </w:rPr>
+        <w:t>Resultado de la Semana 4</w:t>
+      </w:r>
+      <w:r>
+        <w:rPr>
+          <w:rFonts w:ascii="Times New Roman" w:hAnsi="Times New Roman" w:cs="Times New Roman"/>
+          <w:b/>
+          <w:sz w:val="24"/>
+          <w:szCs w:val="24"/>
+        </w:rPr>
+        <w:t xml:space="preserve"> fase 1</w:t>
+      </w:r>
+    </w:p>
+    <w:p>
+      <w:pPr>
+        <w:spacing w:line="360" w:lineRule="auto"/>
+        <w:ind w:firstLine="360"/>
+        <w:jc w:val="both"/>
+        <w:rPr>
+          <w:rFonts w:ascii="Times New Roman" w:hAnsi="Times New Roman" w:cs="Times New Roman"/>
+          <w:bCs/>
+          <w:sz w:val="24"/>
+          <w:szCs w:val="24"/>
+        </w:rPr>
+      </w:pPr>
+      <w:r>
+        <w:rPr>
+          <w:rFonts w:ascii="Times New Roman" w:hAnsi="Times New Roman" w:cs="Times New Roman"/>
+          <w:bCs/>
+          <w:sz w:val="24"/>
+          <w:szCs w:val="24"/>
+        </w:rPr>
+        <w:t xml:space="preserve">Al finalizar la semana se logró implementar y probar el patrón Factory </w:t>
+      </w:r>
+      <w:proofErr w:type="spellStart"/>
+      <w:r>
+        <w:rPr>
+          <w:rFonts w:ascii="Times New Roman" w:hAnsi="Times New Roman" w:cs="Times New Roman"/>
+          <w:bCs/>
+          <w:sz w:val="24"/>
+          <w:szCs w:val="24"/>
+        </w:rPr>
+        <w:t>Method</w:t>
+      </w:r>
+      <w:proofErr w:type="spellEnd"/>
+      <w:r>
+        <w:rPr>
+          <w:rFonts w:ascii="Times New Roman" w:hAnsi="Times New Roman" w:cs="Times New Roman"/>
+          <w:bCs/>
+          <w:sz w:val="24"/>
+          <w:szCs w:val="24"/>
+        </w:rPr>
+        <w:t xml:space="preserve"> dentro de </w:t>
+      </w:r>
+      <w:proofErr w:type="spellStart"/>
+      <w:r>
+        <w:rPr>
+          <w:rFonts w:ascii="Times New Roman" w:hAnsi="Times New Roman" w:cs="Times New Roman"/>
+          <w:bCs/>
+          <w:sz w:val="24"/>
+          <w:szCs w:val="24"/>
+        </w:rPr>
+        <w:t>SecureBallot</w:t>
+      </w:r>
+      <w:proofErr w:type="spellEnd"/>
+      <w:r>
+        <w:rPr>
+          <w:rFonts w:ascii="Times New Roman" w:hAnsi="Times New Roman" w:cs="Times New Roman"/>
+          <w:bCs/>
+          <w:sz w:val="24"/>
+          <w:szCs w:val="24"/>
+        </w:rPr>
+        <w:t>, utilizando como caso de aplicación la generación de reportes de resultados electorales.</w:t>
+      </w:r>
+    </w:p>
+    <w:p>
+      <w:pPr>
+        <w:spacing w:line="360" w:lineRule="auto"/>
+        <w:jc w:val="both"/>
+        <w:rPr>
+          <w:rFonts w:ascii="Times New Roman" w:hAnsi="Times New Roman" w:cs="Times New Roman"/>
+          <w:bCs/>
+          <w:sz w:val="24"/>
+          <w:szCs w:val="24"/>
+        </w:rPr>
+      </w:pPr>
+      <w:r>
+        <w:rPr>
+          <w:rFonts w:ascii="Times New Roman" w:hAnsi="Times New Roman" w:cs="Times New Roman"/>
+          <w:bCs/>
+          <w:sz w:val="24"/>
+          <w:szCs w:val="24"/>
+        </w:rPr>
+        <w:t>La implementación permitió demostrar la diferencia entre crear directamente objetos concretos y delegar su creación mediante un método de fábrica.</w:t>
+      </w:r>
+    </w:p>
+    <w:p>
+      <w:pPr>
+        <w:spacing w:line="360" w:lineRule="auto"/>
+        <w:jc w:val="both"/>
+        <w:rPr>
+          <w:rFonts w:ascii="Times New Roman" w:hAnsi="Times New Roman" w:cs="Times New Roman"/>
+          <w:bCs/>
+          <w:sz w:val="24"/>
+          <w:szCs w:val="24"/>
+        </w:rPr>
+      </w:pPr>
+      <w:r>
+        <w:rPr>
+          <w:rFonts w:ascii="Times New Roman" w:hAnsi="Times New Roman" w:cs="Times New Roman"/>
+          <w:bCs/>
+          <w:sz w:val="24"/>
+          <w:szCs w:val="24"/>
+        </w:rPr>
+        <w:t>Además, la incorporación de un nuevo formato de reporte permitió utilizar el proyecto como evidencia práctica del principio Abierto/Cerrado, demostrando que el sistema puede ampliarse sin necesidad de modificar las implementaciones existentes.</w:t>
+      </w:r>
+    </w:p>
+    <w:p>
+      <w:pPr>
+        <w:spacing w:line="360" w:lineRule="auto"/>
+        <w:jc w:val="both"/>
+        <w:rPr>
+          <w:rFonts w:ascii="Times New Roman" w:hAnsi="Times New Roman" w:cs="Times New Roman"/>
+          <w:bCs/>
+          <w:sz w:val="24"/>
+          <w:szCs w:val="24"/>
+        </w:rPr>
+      </w:pPr>
+      <w:r>
+        <w:rPr>
+          <w:rFonts w:ascii="Times New Roman" w:hAnsi="Times New Roman" w:cs="Times New Roman"/>
+          <w:bCs/>
+          <w:sz w:val="24"/>
+          <w:szCs w:val="24"/>
+        </w:rPr>
+        <w:t xml:space="preserve">La ejecución de las pruebas automatizadas confirmó el correcto funcionamiento de la implementación, obteniendo 16 pruebas aprobadas de 16 y manteniendo funcional el patrón </w:t>
+      </w:r>
+      <w:proofErr w:type="spellStart"/>
+      <w:r>
+        <w:rPr>
+          <w:rFonts w:ascii="Times New Roman" w:hAnsi="Times New Roman" w:cs="Times New Roman"/>
+          <w:bCs/>
+          <w:sz w:val="24"/>
+          <w:szCs w:val="24"/>
+        </w:rPr>
+        <w:t>Singleton</w:t>
+      </w:r>
+      <w:proofErr w:type="spellEnd"/>
+      <w:r>
+        <w:rPr>
+          <w:rFonts w:ascii="Times New Roman" w:hAnsi="Times New Roman" w:cs="Times New Roman"/>
+          <w:bCs/>
+          <w:sz w:val="24"/>
+          <w:szCs w:val="24"/>
+        </w:rPr>
+        <w:t xml:space="preserve"> desarrollado anteriormente.</w:t>
+      </w:r>
+    </w:p>
+    <w:p>
+      <w:pPr>
+        <w:rPr>
+          <w:rFonts w:ascii="Times New Roman" w:hAnsi="Times New Roman" w:cs="Times New Roman"/>
+          <w:bCs/>
+          <w:sz w:val="24"/>
+          <w:szCs w:val="24"/>
+        </w:rPr>
+      </w:pPr>
+    </w:p>
+    <w:p>
+      <w:pPr>
+        <w:rPr>
+          <w:rFonts w:ascii="Times New Roman" w:hAnsi="Times New Roman" w:cs="Times New Roman"/>
+          <w:bCs/>
+          <w:sz w:val="24"/>
+          <w:szCs w:val="24"/>
+        </w:rPr>
+      </w:pPr>
+    </w:p>
+    <w:p>
+      <w:pPr>
+        <w:rPr>
+          <w:rFonts w:ascii="Times New Roman" w:hAnsi="Times New Roman" w:cs="Times New Roman"/>
+          <w:bCs/>
+          <w:sz w:val="24"/>
+          <w:szCs w:val="24"/>
+        </w:rPr>
+      </w:pPr>
+    </w:p>
+    <w:p>
+      <w:pPr>
+        <w:rPr>
+          <w:rFonts w:ascii="Times New Roman" w:hAnsi="Times New Roman" w:cs="Times New Roman"/>
+          <w:bCs/>
+          <w:sz w:val="24"/>
+          <w:szCs w:val="24"/>
+        </w:rPr>
+      </w:pPr>
+      <w:r>
+        <w:rPr>
+          <w:rFonts w:ascii="Times New Roman" w:hAnsi="Times New Roman" w:cs="Times New Roman"/>
+          <w:bCs/>
+          <w:sz w:val="24"/>
+          <w:szCs w:val="24"/>
+        </w:rPr>
+        <w:lastRenderedPageBreak/>
+        <w:t>Evidencias:</w:t>
+      </w:r>
+    </w:p>
+    <w:p>
+      <w:pPr>
+        <w:keepNext/>
+        <w:jc w:val="center"/>
+      </w:pPr>
+      <w:r>
+        <w:rPr>
+          <w:rFonts w:ascii="Times New Roman" w:hAnsi="Times New Roman" w:cs="Times New Roman"/>
+          <w:bCs/>
+          <w:sz w:val="24"/>
+          <w:szCs w:val="24"/>
+        </w:rPr>
+        <w:drawing>
+          <wp:inline distT="0" distB="0" distL="0" distR="0" wp14:anchorId="4E70D207" wp14:editId="5936236B">
+            <wp:extent cx="4201111" cy="1686160"/>
+            <wp:effectExtent l="0" t="0" r="9525" b="9525"/>
+            <wp:docPr id="2" name="Imagen 2"/>
+            <wp:cNvGraphicFramePr>
+              <a:graphicFrameLocks xmlns:a="http://schemas.openxmlformats.org/drawingml/2006/main" noChangeAspect="1"/>
+            </wp:cNvGraphicFramePr>
+            <a:graphic xmlns:a="http://schemas.openxmlformats.org/drawingml/2006/main">
+              <a:graphicData uri="http://schemas.openxmlformats.org/drawingml/2006/picture">
+                <pic:pic xmlns:pic="http://schemas.openxmlformats.org/drawingml/2006/picture">
+                  <pic:nvPicPr>
+                    <pic:cNvPr id="1" name=""/>
+                    <pic:cNvPicPr/>
+                  </pic:nvPicPr>
+                  <pic:blipFill>
+                    <a:blip r:embed="rId8"/>
+                    <a:stretch>
+                      <a:fillRect/>
+                    </a:stretch>
+                  </pic:blipFill>
+                  <pic:spPr>
+                    <a:xfrm>
+                      <a:off x="0" y="0"/>
+                      <a:ext cx="4201111" cy="1686160"/>
+                    </a:xfrm>
+                    <a:prstGeom prst="rect">
+                      <a:avLst/>
+                    </a:prstGeom>
+                  </pic:spPr>
+                </pic:pic>
+              </a:graphicData>
+            </a:graphic>
+          </wp:inline>
+        </w:drawing>
+      </w:r>
+    </w:p>
+    <w:p>
+      <w:pPr>
+        <w:pStyle w:val="Descripcin"/>
+        <w:jc w:val="center"/>
+        <w:rPr>
+          <w:rFonts w:ascii="Times New Roman" w:hAnsi="Times New Roman" w:cs="Times New Roman"/>
+          <w:bCs/>
+          <w:sz w:val="24"/>
+          <w:szCs w:val="24"/>
+        </w:rPr>
+      </w:pPr>
+      <w:r>
+        <w:t xml:space="preserve">Ilustración </w:t>
+      </w:r>
+      <w:r>
+        <w:fldChar w:fldCharType="begin"/>
+      </w:r>
+      <w:r>
+        <w:instrText xml:space="preserve"> SEQ Ilustración \* ARABIC </w:instrText>
+      </w:r>
+      <w:r>
+        <w:fldChar w:fldCharType="separate"/>
+      </w:r>
+      <w:r>
+        <w:rPr>
+          <w:noProof/>
+        </w:rPr>
+        <w:t>1</w:t>
+      </w:r>
+      <w:r>
+        <w:fldChar w:fldCharType="end"/>
+      </w:r>
+      <w:r>
+        <w:t xml:space="preserve"> </w:t>
+      </w:r>
+      <w:r>
+        <w:t>Estructura de archivos de Semana04</w:t>
+      </w:r>
+    </w:p>
+    <w:p>
+      <w:pPr>
+        <w:keepNext/>
+        <w:jc w:val="center"/>
+      </w:pPr>
+      <w:r>
+        <w:rPr>
+          <w:rFonts w:ascii="Times New Roman" w:hAnsi="Times New Roman" w:cs="Times New Roman"/>
+          <w:bCs/>
+          <w:sz w:val="24"/>
+          <w:szCs w:val="24"/>
+        </w:rPr>
+        <w:drawing>
+          <wp:inline distT="0" distB="0" distL="0" distR="0" wp14:anchorId="6C36147D" wp14:editId="2F979CD5">
+            <wp:extent cx="5612130" cy="2979420"/>
+            <wp:effectExtent l="0" t="0" r="7620" b="0"/>
+            <wp:docPr id="3" name="Imagen 3"/>
+            <wp:cNvGraphicFramePr>
+              <a:graphicFrameLocks xmlns:a="http://schemas.openxmlformats.org/drawingml/2006/main" noChangeAspect="1"/>
+            </wp:cNvGraphicFramePr>
+            <a:graphic xmlns:a="http://schemas.openxmlformats.org/drawingml/2006/main">
+              <a:graphicData uri="http://schemas.openxmlformats.org/drawingml/2006/picture">
+                <pic:pic xmlns:pic="http://schemas.openxmlformats.org/drawingml/2006/picture">
+                  <pic:nvPicPr>
+                    <pic:cNvPr id="1" name=""/>
+                    <pic:cNvPicPr/>
+                  </pic:nvPicPr>
+                  <pic:blipFill>
+                    <a:blip r:embed="rId9"/>
+                    <a:stretch>
+                      <a:fillRect/>
+                    </a:stretch>
+                  </pic:blipFill>
+                  <pic:spPr>
+                    <a:xfrm>
+                      <a:off x="0" y="0"/>
+                      <a:ext cx="5612130" cy="2979420"/>
+                    </a:xfrm>
+                    <a:prstGeom prst="rect">
+                      <a:avLst/>
+                    </a:prstGeom>
+                  </pic:spPr>
+                </pic:pic>
+              </a:graphicData>
+            </a:graphic>
+          </wp:inline>
+        </w:drawing>
+      </w:r>
+    </w:p>
+    <w:p>
+      <w:pPr>
+        <w:pStyle w:val="Descripcin"/>
+        <w:jc w:val="center"/>
+      </w:pPr>
+      <w:r>
+        <w:t xml:space="preserve">Ilustración </w:t>
+      </w:r>
+      <w:r>
+        <w:fldChar w:fldCharType="begin"/>
+      </w:r>
+      <w:r>
+        <w:instrText xml:space="preserve"> SEQ Ilustración \* ARABIC </w:instrText>
+      </w:r>
+      <w:r>
+        <w:fldChar w:fldCharType="separate"/>
+      </w:r>
+      <w:r>
+        <w:rPr>
+          <w:noProof/>
+        </w:rPr>
+        <w:t>2</w:t>
+      </w:r>
+      <w:r>
+        <w:fldChar w:fldCharType="end"/>
+      </w:r>
+      <w:r>
+        <w:t xml:space="preserve"> </w:t>
+      </w:r>
+      <w:r>
+        <w:t xml:space="preserve">Implementación de </w:t>
+      </w:r>
+      <w:proofErr w:type="spellStart"/>
+      <w:r>
+        <w:t>GeneradorReporte</w:t>
+      </w:r>
+      <w:proofErr w:type="spellEnd"/>
+      <w:r>
+        <w:t xml:space="preserve"> y los creadores concretos</w:t>
+      </w:r>
+      <w:r>
+        <w:t xml:space="preserve"> - 1</w:t>
+      </w:r>
+    </w:p>
+    <w:p>
+      <w:pPr>
+        <w:keepNext/>
+        <w:jc w:val="center"/>
+      </w:pPr>
+      <w:r>
+        <w:rPr>
+          <w:noProof/>
+        </w:rPr>
+        <w:lastRenderedPageBreak/>
+        <w:t xml:space="preserve"> </w:t>
+      </w:r>
+      <w:r>
+        <w:rPr>
+          <w:rFonts w:ascii="Times New Roman" w:hAnsi="Times New Roman" w:cs="Times New Roman"/>
+          <w:bCs/>
+          <w:sz w:val="24"/>
+          <w:szCs w:val="24"/>
+        </w:rPr>
+        <w:drawing>
+          <wp:inline distT="0" distB="0" distL="0" distR="0" wp14:anchorId="3E857DEC" wp14:editId="25BD08DA">
+            <wp:extent cx="5612130" cy="3201035"/>
+            <wp:effectExtent l="0" t="0" r="7620" b="0"/>
+            <wp:docPr id="4" name="Imagen 4"/>
+            <wp:cNvGraphicFramePr>
+              <a:graphicFrameLocks xmlns:a="http://schemas.openxmlformats.org/drawingml/2006/main" noChangeAspect="1"/>
+            </wp:cNvGraphicFramePr>
+            <a:graphic xmlns:a="http://schemas.openxmlformats.org/drawingml/2006/main">
+              <a:graphicData uri="http://schemas.openxmlformats.org/drawingml/2006/picture">
+                <pic:pic xmlns:pic="http://schemas.openxmlformats.org/drawingml/2006/picture">
+                  <pic:nvPicPr>
+                    <pic:cNvPr id="1" name=""/>
+                    <pic:cNvPicPr/>
+                  </pic:nvPicPr>
+                  <pic:blipFill>
+                    <a:blip r:embed="rId10"/>
+                    <a:stretch>
+                      <a:fillRect/>
+                    </a:stretch>
+                  </pic:blipFill>
+                  <pic:spPr>
+                    <a:xfrm>
+                      <a:off x="0" y="0"/>
+                      <a:ext cx="5612130" cy="3201035"/>
+                    </a:xfrm>
+                    <a:prstGeom prst="rect">
+                      <a:avLst/>
+                    </a:prstGeom>
+                  </pic:spPr>
+                </pic:pic>
+              </a:graphicData>
+            </a:graphic>
+          </wp:inline>
+        </w:drawing>
+      </w:r>
+    </w:p>
+    <w:p>
+      <w:pPr>
+        <w:pStyle w:val="Descripcin"/>
+        <w:jc w:val="center"/>
+      </w:pPr>
+      <w:r>
+        <w:t xml:space="preserve">Ilustración </w:t>
+      </w:r>
+      <w:r>
+        <w:fldChar w:fldCharType="begin"/>
+      </w:r>
+      <w:r>
+        <w:instrText xml:space="preserve"> SEQ Ilustración \* ARABIC </w:instrText>
+      </w:r>
+      <w:r>
+        <w:fldChar w:fldCharType="separate"/>
+      </w:r>
+      <w:r>
+        <w:rPr>
+          <w:noProof/>
+        </w:rPr>
+        <w:t>3</w:t>
+      </w:r>
+      <w:r>
+        <w:fldChar w:fldCharType="end"/>
+      </w:r>
+      <w:r>
+        <w:t xml:space="preserve"> </w:t>
+      </w:r>
+      <w:r>
+        <w:t xml:space="preserve">Implementación de </w:t>
+      </w:r>
+      <w:proofErr w:type="spellStart"/>
+      <w:r>
+        <w:t>GeneradorReporte</w:t>
+      </w:r>
+      <w:proofErr w:type="spellEnd"/>
+      <w:r>
+        <w:t xml:space="preserve"> y los creadores concretos</w:t>
+      </w:r>
+      <w:r>
+        <w:t xml:space="preserve"> - 2</w:t>
+      </w:r>
+    </w:p>
+    <w:p>
+      <w:pPr>
+        <w:keepNext/>
+        <w:jc w:val="center"/>
+      </w:pPr>
+      <w:r>
+        <w:rPr>
+          <w:noProof/>
+        </w:rPr>
+        <w:drawing>
+          <wp:inline distT="0" distB="0" distL="0" distR="0" wp14:anchorId="10916EDA" wp14:editId="7B0696A8">
+            <wp:extent cx="5612130" cy="3968115"/>
+            <wp:effectExtent l="0" t="0" r="7620" b="0"/>
+            <wp:docPr id="6" name="Imagen 6"/>
+            <wp:cNvGraphicFramePr>
+              <a:graphicFrameLocks xmlns:a="http://schemas.openxmlformats.org/drawingml/2006/main" noChangeAspect="1"/>
+            </wp:cNvGraphicFramePr>
+            <a:graphic xmlns:a="http://schemas.openxmlformats.org/drawingml/2006/main">
+              <a:graphicData uri="http://schemas.openxmlformats.org/drawingml/2006/picture">
+                <pic:pic xmlns:pic="http://schemas.openxmlformats.org/drawingml/2006/picture">
+                  <pic:nvPicPr>
+                    <pic:cNvPr id="1" name=""/>
+                    <pic:cNvPicPr/>
+                  </pic:nvPicPr>
+                  <pic:blipFill>
+                    <a:blip r:embed="rId11"/>
+                    <a:stretch>
+                      <a:fillRect/>
+                    </a:stretch>
+                  </pic:blipFill>
+                  <pic:spPr>
+                    <a:xfrm>
+                      <a:off x="0" y="0"/>
+                      <a:ext cx="5612130" cy="3968115"/>
+                    </a:xfrm>
+                    <a:prstGeom prst="rect">
+                      <a:avLst/>
+                    </a:prstGeom>
+                  </pic:spPr>
+                </pic:pic>
+              </a:graphicData>
+            </a:graphic>
+          </wp:inline>
+        </w:drawing>
+      </w:r>
+    </w:p>
+    <w:p>
+      <w:pPr>
+        <w:pStyle w:val="Descripcin"/>
+        <w:jc w:val="center"/>
+      </w:pPr>
+      <w:r>
+        <w:t xml:space="preserve">Ilustración </w:t>
+      </w:r>
+      <w:r>
+        <w:fldChar w:fldCharType="begin"/>
+      </w:r>
+      <w:r>
+        <w:instrText xml:space="preserve"> SEQ Ilustración \* ARABIC </w:instrText>
+      </w:r>
+      <w:r>
+        <w:fldChar w:fldCharType="separate"/>
+      </w:r>
+      <w:r>
+        <w:rPr>
+          <w:noProof/>
+        </w:rPr>
+        <w:t>4</w:t>
+      </w:r>
+      <w:r>
+        <w:fldChar w:fldCharType="end"/>
+      </w:r>
+      <w:r>
+        <w:t xml:space="preserve"> </w:t>
+      </w:r>
+      <w:r>
+        <w:t>Implementación del nuevo formato JSON como evidencia de OCP.</w:t>
+      </w:r>
+      <w:r>
+        <w:rPr>
+          <w:rFonts w:ascii="Times New Roman" w:hAnsi="Times New Roman" w:cs="Times New Roman"/>
+          <w:bCs/>
+          <w:sz w:val="24"/>
+          <w:szCs w:val="24"/>
+        </w:rPr>
+        <w:br w:type="page"/>
+      </w:r>
+    </w:p>
+    <w:p>
+      <w:pPr>
+        <w:jc w:val="center"/>
+        <w:rPr>
+          <w:rFonts w:ascii="Times New Roman" w:hAnsi="Times New Roman" w:cs="Times New Roman"/>
+          <w:b/>
+          <w:bCs/>
+          <w:sz w:val="24"/>
+          <w:szCs w:val="24"/>
+          <w:lang w:val="es-ES"/>
+        </w:rPr>
+      </w:pPr>
+      <w:r>
+        <w:rPr>
+          <w:rFonts w:ascii="Times New Roman" w:hAnsi="Times New Roman" w:cs="Times New Roman"/>
+          <w:b/>
+          <w:bCs/>
+          <w:sz w:val="24"/>
+          <w:szCs w:val="24"/>
+          <w:lang w:val="es-ES"/>
+        </w:rPr>
+        <w:lastRenderedPageBreak/>
+        <w:t xml:space="preserve">FASE </w:t>
+      </w:r>
+      <w:r>
+        <w:rPr>
+          <w:rFonts w:ascii="Times New Roman" w:hAnsi="Times New Roman" w:cs="Times New Roman"/>
+          <w:b/>
+          <w:bCs/>
+          <w:sz w:val="24"/>
+          <w:szCs w:val="24"/>
+          <w:lang w:val="es-ES"/>
+        </w:rPr>
+        <w:t>2</w:t>
+      </w:r>
+      <w:r>
+        <w:rPr>
+          <w:rFonts w:ascii="Times New Roman" w:hAnsi="Times New Roman" w:cs="Times New Roman"/>
+          <w:b/>
+          <w:bCs/>
+          <w:sz w:val="24"/>
+          <w:szCs w:val="24"/>
+          <w:lang w:val="es-ES"/>
+        </w:rPr>
+        <w:t xml:space="preserve"> - </w:t>
+      </w:r>
+      <w:r>
+        <w:rPr>
+          <w:rFonts w:ascii="Times New Roman" w:hAnsi="Times New Roman" w:cs="Times New Roman"/>
+          <w:b/>
+          <w:bCs/>
+          <w:sz w:val="24"/>
+          <w:szCs w:val="24"/>
+          <w:lang w:val="es-ES"/>
+        </w:rPr>
+        <w:t xml:space="preserve">Patrón </w:t>
+      </w:r>
+      <w:proofErr w:type="spellStart"/>
+      <w:r>
+        <w:rPr>
+          <w:rFonts w:ascii="Times New Roman" w:hAnsi="Times New Roman" w:cs="Times New Roman"/>
+          <w:b/>
+          <w:bCs/>
+          <w:sz w:val="24"/>
+          <w:szCs w:val="24"/>
+          <w:lang w:val="es-ES"/>
+        </w:rPr>
+        <w:t>Abstract</w:t>
+      </w:r>
+      <w:proofErr w:type="spellEnd"/>
+      <w:r>
+        <w:rPr>
+          <w:rFonts w:ascii="Times New Roman" w:hAnsi="Times New Roman" w:cs="Times New Roman"/>
+          <w:b/>
+          <w:bCs/>
+          <w:sz w:val="24"/>
+          <w:szCs w:val="24"/>
+          <w:lang w:val="es-ES"/>
+        </w:rPr>
+        <w:t xml:space="preserve"> </w:t>
+      </w:r>
+      <w:r>
+        <w:rPr>
+          <w:rFonts w:ascii="Times New Roman" w:hAnsi="Times New Roman" w:cs="Times New Roman"/>
+          <w:b/>
+          <w:bCs/>
+          <w:sz w:val="24"/>
+          <w:szCs w:val="24"/>
+          <w:lang w:val="es-ES"/>
+        </w:rPr>
+        <w:t>Factory</w:t>
+      </w:r>
+    </w:p>
+    <w:p>
+      <w:pPr>
+        <w:jc w:val="center"/>
+        <w:rPr>
+          <w:rFonts w:ascii="Times New Roman" w:hAnsi="Times New Roman" w:cs="Times New Roman"/>
+          <w:b/>
+          <w:bCs/>
+          <w:sz w:val="24"/>
+          <w:szCs w:val="24"/>
+          <w:lang w:val="es-ES"/>
+        </w:rPr>
+      </w:pPr>
+    </w:p>
+    <w:p>
+      <w:pPr>
+        <w:spacing w:line="360" w:lineRule="auto"/>
+        <w:jc w:val="both"/>
+        <w:rPr>
+          <w:rFonts w:ascii="Times New Roman" w:hAnsi="Times New Roman" w:cs="Times New Roman"/>
+          <w:bCs/>
+          <w:sz w:val="24"/>
+          <w:szCs w:val="24"/>
         </w:rPr>
       </w:pPr>
     </w:p>
@@ -16388,8 +20721,234 @@
 </file>
 
 <file path=word/numbering.xml><?xml version="1.0" encoding="utf-8"?>
-<w:numbering xmlns:wpc="http://schemas.microsoft.com/office/word/2010/wordprocessingCanvas" xmlns:cx="http://schemas.microsoft.com/office/drawing/2014/chartex" xmlns:cx1="http://schemas.microsoft.com/office/drawing/2015/9/8/chartex" xmlns:cx2="http://schemas.microsoft.com/office/drawing/2015/10/21/chartex" xmlns:cx3="http://schemas.microsoft.com/office/drawing/2016/5/9/chartex" xmlns:cx4="http://schemas.microsoft.com/office/drawing/2016/5/10/chartex" xmlns:cx5="http://schemas.microsoft.com/office/drawing/2016/5/11/chartex" xmlns:cx6="http://schemas.microsoft.com/office/drawing/2016/5/12/chartex" xmlns:cx7="http://schemas.microsoft.com/office/drawing/2016/5/13/chartex" xmlns:cx8="http://schemas.microsoft.com/office/drawing/2016/5/14/chartex" xmlns:mc="http://schemas.openxmlformats.org/markup-compatibility/2006" xmlns:aink="http://schemas.microsoft.com/office/drawing/2016/ink" xmlns:am3d="http://schemas.microsoft.com/office/drawing/2017/model3d" xmlns:o="urn:schemas-microsoft-com:office:office" xmlns:oel="http://schemas.microsoft.com/office/2019/extlst" xmlns:r="http://schemas.openxmlformats.org/officeDocument/2006/relationships" xmlns:m="http://schemas.openxmlformats.org/officeDocument/2006/math" xmlns:v="urn:schemas-microsoft-com:vml" xmlns:wp14="http://schemas.microsoft.com/office/word/2010/wordprocessingDrawing" xmlns:wp="http://schemas.openxmlformats.org/drawingml/2006/wordprocessingDrawing" xmlns:w10="urn:schemas-microsoft-com:office:word" xmlns:w="http://schemas.openxmlformats.org/wordprocessingml/2006/main" xmlns:w14="http://schemas.microsoft.com/office/word/2010/wordml" xmlns:w15="http://schemas.microsoft.com/office/word/2012/wordml" xmlns:w16cex="http://schemas.microsoft.com/office/word/2018/wordml/cex" xmlns:w16cid="http://schemas.microsoft.com/office/word/2016/wordml/cid" xmlns:w16="http://schemas.microsoft.com/office/word/2018/wordml" xmlns:w16du="http://schemas.microsoft.com/office/word/2023/wordml/word16du" xmlns:w16sdtdh="http://schemas.microsoft.com/office/word/2020/wordml/sdtdatahash" xmlns:w16sdtfl="http://schemas.microsoft.com/office/word/2024/wordml/sdtformatlock" xmlns:w16se="http://schemas.microsoft.com/office/word/2015/wordml/symex" xmlns:wpg="http://schemas.microsoft.com/office/word/2010/wordprocessingGroup" xmlns:wpi="http://schemas.microsoft.com/office/word/2010/wordprocessingInk" xmlns:wne="http://schemas.microsoft.com/office/word/2006/wordml" xmlns:wps="http://schemas.microsoft.com/office/word/2010/wordprocessingShape" mc:Ignorable="w14 w15 w16se w16cid w16 w16cex w16sdtdh w16sdtfl w16du wp14">
+<w:numbering xmlns:wpc="http://schemas.microsoft.com/office/word/2010/wordprocessingCanvas" xmlns:cx="http://schemas.microsoft.com/office/drawing/2014/chartex" xmlns:cx1="http://schemas.microsoft.com/office/drawing/2015/9/8/chartex" xmlns:cx2="http://schemas.microsoft.com/office/drawing/2015/10/21/chartex" xmlns:cx3="http://schemas.microsoft.com/office/drawing/2016/5/9/chartex" xmlns:cx4="http://schemas.microsoft.com/office/drawing/2016/5/10/chartex" xmlns:cx5="http://schemas.microsoft.com/office/drawing/2016/5/11/chartex" xmlns:cx6="http://schemas.microsoft.com/office/drawing/2016/5/12/chartex" xmlns:cx7="http://schemas.microsoft.com/office/drawing/2016/5/13/chartex" xmlns:cx8="http://schemas.microsoft.com/office/drawing/2016/5/14/chartex" xmlns:mc="http://schemas.openxmlformats.org/markup-compatibility/2006" xmlns:aink="http://schemas.microsoft.com/office/drawing/2016/ink" xmlns:am3d="http://schemas.microsoft.com/office/drawing/2017/model3d" xmlns:o="urn:schemas-microsoft-com:office:office" xmlns:oel="http://schemas.microsoft.com/office/2019/extlst" xmlns:r="http://schemas.openxmlformats.org/officeDocument/2006/relationships" xmlns:m="http://schemas.openxmlformats.org/officeDocument/2006/math" xmlns:v="urn:schemas-microsoft-com:vml" xmlns:wp14="http://schemas.microsoft.com/office/word/2010/wordprocessingDrawing" xmlns:wp="http://schemas.openxmlformats.org/drawingml/2006/wordprocessingDrawing" xmlns:w10="urn:schemas-microsoft-com:office:word" xmlns:w="http://schemas.openxmlformats.org/wordprocessingml/2006/main" xmlns:w14="http://schemas.microsoft.com/office/word/2010/wordml" xmlns:w15="http://schemas.microsoft.com/office/word/2012/wordml" xmlns:w16cex="http://schemas.microsoft.com/office/word/2018/wordml/cex" xmlns:w16cid="http://schemas.microsoft.com/office/word/2016/wordml/cid" xmlns:w16="http://schemas.microsoft.com/office/word/2018/wordml" xmlns:w16sdtdh="http://schemas.microsoft.com/office/word/2020/wordml/sdtdatahash" xmlns:w16se="http://schemas.microsoft.com/office/word/2015/wordml/symex" xmlns:wpg="http://schemas.microsoft.com/office/word/2010/wordprocessingGroup" xmlns:wpi="http://schemas.microsoft.com/office/word/2010/wordprocessingInk" xmlns:wne="http://schemas.microsoft.com/office/word/2006/wordml" xmlns:wps="http://schemas.microsoft.com/office/word/2010/wordprocessingShape" mc:Ignorable="w14 w15 w16se w16cid w16 w16cex w16sdtdh wp14">
   <w:abstractNum w:abstractNumId="0" w15:restartNumberingAfterBreak="0">
+    <w:nsid w:val="03F44D97"/>
+    <w:multiLevelType w:val="hybridMultilevel"/>
+    <w:tmpl w:val="E048A6E6"/>
+    <w:lvl w:ilvl="0" w:tplc="0C0A0001">
+      <w:start w:val="1"/>
+      <w:numFmt w:val="bullet"/>
+      <w:lvlText w:val=""/>
+      <w:lvlJc w:val="left"/>
+      <w:pPr>
+        <w:ind w:left="720" w:hanging="360"/>
+      </w:pPr>
+      <w:rPr>
+        <w:rFonts w:ascii="Symbol" w:hAnsi="Symbol" w:hint="default"/>
+      </w:rPr>
+    </w:lvl>
+    <w:lvl w:ilvl="1" w:tplc="0C0A0003" w:tentative="1">
+      <w:start w:val="1"/>
+      <w:numFmt w:val="bullet"/>
+      <w:lvlText w:val="o"/>
+      <w:lvlJc w:val="left"/>
+      <w:pPr>
+        <w:ind w:left="1440" w:hanging="360"/>
+      </w:pPr>
+      <w:rPr>
+        <w:rFonts w:ascii="Courier New" w:hAnsi="Courier New" w:cs="Courier New" w:hint="default"/>
+      </w:rPr>
+    </w:lvl>
+    <w:lvl w:ilvl="2" w:tplc="0C0A0005" w:tentative="1">
+      <w:start w:val="1"/>
+      <w:numFmt w:val="bullet"/>
+      <w:lvlText w:val=""/>
+      <w:lvlJc w:val="left"/>
+      <w:pPr>
+        <w:ind w:left="2160" w:hanging="360"/>
+      </w:pPr>
+      <w:rPr>
+        <w:rFonts w:ascii="Wingdings" w:hAnsi="Wingdings" w:hint="default"/>
+      </w:rPr>
+    </w:lvl>
+    <w:lvl w:ilvl="3" w:tplc="0C0A0001" w:tentative="1">
+      <w:start w:val="1"/>
+      <w:numFmt w:val="bullet"/>
+      <w:lvlText w:val=""/>
+      <w:lvlJc w:val="left"/>
+      <w:pPr>
+        <w:ind w:left="2880" w:hanging="360"/>
+      </w:pPr>
+      <w:rPr>
+        <w:rFonts w:ascii="Symbol" w:hAnsi="Symbol" w:hint="default"/>
+      </w:rPr>
+    </w:lvl>
+    <w:lvl w:ilvl="4" w:tplc="0C0A0003" w:tentative="1">
+      <w:start w:val="1"/>
+      <w:numFmt w:val="bullet"/>
+      <w:lvlText w:val="o"/>
+      <w:lvlJc w:val="left"/>
+      <w:pPr>
+        <w:ind w:left="3600" w:hanging="360"/>
+      </w:pPr>
+      <w:rPr>
+        <w:rFonts w:ascii="Courier New" w:hAnsi="Courier New" w:cs="Courier New" w:hint="default"/>
+      </w:rPr>
+    </w:lvl>
+    <w:lvl w:ilvl="5" w:tplc="0C0A0005" w:tentative="1">
+      <w:start w:val="1"/>
+      <w:numFmt w:val="bullet"/>
+      <w:lvlText w:val=""/>
+      <w:lvlJc w:val="left"/>
+      <w:pPr>
+        <w:ind w:left="4320" w:hanging="360"/>
+      </w:pPr>
+      <w:rPr>
+        <w:rFonts w:ascii="Wingdings" w:hAnsi="Wingdings" w:hint="default"/>
+      </w:rPr>
+    </w:lvl>
+    <w:lvl w:ilvl="6" w:tplc="0C0A0001" w:tentative="1">
+      <w:start w:val="1"/>
+      <w:numFmt w:val="bullet"/>
+      <w:lvlText w:val=""/>
+      <w:lvlJc w:val="left"/>
+      <w:pPr>
+        <w:ind w:left="5040" w:hanging="360"/>
+      </w:pPr>
+      <w:rPr>
+        <w:rFonts w:ascii="Symbol" w:hAnsi="Symbol" w:hint="default"/>
+      </w:rPr>
+    </w:lvl>
+    <w:lvl w:ilvl="7" w:tplc="0C0A0003" w:tentative="1">
+      <w:start w:val="1"/>
+      <w:numFmt w:val="bullet"/>
+      <w:lvlText w:val="o"/>
+      <w:lvlJc w:val="left"/>
+      <w:pPr>
+        <w:ind w:left="5760" w:hanging="360"/>
+      </w:pPr>
+      <w:rPr>
+        <w:rFonts w:ascii="Courier New" w:hAnsi="Courier New" w:cs="Courier New" w:hint="default"/>
+      </w:rPr>
+    </w:lvl>
+    <w:lvl w:ilvl="8" w:tplc="0C0A0005" w:tentative="1">
+      <w:start w:val="1"/>
+      <w:numFmt w:val="bullet"/>
+      <w:lvlText w:val=""/>
+      <w:lvlJc w:val="left"/>
+      <w:pPr>
+        <w:ind w:left="6480" w:hanging="360"/>
+      </w:pPr>
+      <w:rPr>
+        <w:rFonts w:ascii="Wingdings" w:hAnsi="Wingdings" w:hint="default"/>
+      </w:rPr>
+    </w:lvl>
+  </w:abstractNum>
+  <w:abstractNum w:abstractNumId="1" w15:restartNumberingAfterBreak="0">
+    <w:nsid w:val="0BEA3B37"/>
+    <w:multiLevelType w:val="hybridMultilevel"/>
+    <w:tmpl w:val="FBE87D66"/>
+    <w:lvl w:ilvl="0" w:tplc="0C0A0001">
+      <w:start w:val="1"/>
+      <w:numFmt w:val="bullet"/>
+      <w:lvlText w:val=""/>
+      <w:lvlJc w:val="left"/>
+      <w:pPr>
+        <w:ind w:left="720" w:hanging="360"/>
+      </w:pPr>
+      <w:rPr>
+        <w:rFonts w:ascii="Symbol" w:hAnsi="Symbol" w:hint="default"/>
+      </w:rPr>
+    </w:lvl>
+    <w:lvl w:ilvl="1" w:tplc="0C0A0003" w:tentative="1">
+      <w:start w:val="1"/>
+      <w:numFmt w:val="bullet"/>
+      <w:lvlText w:val="o"/>
+      <w:lvlJc w:val="left"/>
+      <w:pPr>
+        <w:ind w:left="1440" w:hanging="360"/>
+      </w:pPr>
+      <w:rPr>
+        <w:rFonts w:ascii="Courier New" w:hAnsi="Courier New" w:cs="Courier New" w:hint="default"/>
+      </w:rPr>
+    </w:lvl>
+    <w:lvl w:ilvl="2" w:tplc="0C0A0005" w:tentative="1">
+      <w:start w:val="1"/>
+      <w:numFmt w:val="bullet"/>
+      <w:lvlText w:val=""/>
+      <w:lvlJc w:val="left"/>
+      <w:pPr>
+        <w:ind w:left="2160" w:hanging="360"/>
+      </w:pPr>
+      <w:rPr>
+        <w:rFonts w:ascii="Wingdings" w:hAnsi="Wingdings" w:hint="default"/>
+      </w:rPr>
+    </w:lvl>
+    <w:lvl w:ilvl="3" w:tplc="0C0A0001" w:tentative="1">
+      <w:start w:val="1"/>
+      <w:numFmt w:val="bullet"/>
+      <w:lvlText w:val=""/>
+      <w:lvlJc w:val="left"/>
+      <w:pPr>
+        <w:ind w:left="2880" w:hanging="360"/>
+      </w:pPr>
+      <w:rPr>
+        <w:rFonts w:ascii="Symbol" w:hAnsi="Symbol" w:hint="default"/>
+      </w:rPr>
+    </w:lvl>
+    <w:lvl w:ilvl="4" w:tplc="0C0A0003" w:tentative="1">
+      <w:start w:val="1"/>
+      <w:numFmt w:val="bullet"/>
+      <w:lvlText w:val="o"/>
+      <w:lvlJc w:val="left"/>
+      <w:pPr>
+        <w:ind w:left="3600" w:hanging="360"/>
+      </w:pPr>
+      <w:rPr>
+        <w:rFonts w:ascii="Courier New" w:hAnsi="Courier New" w:cs="Courier New" w:hint="default"/>
+      </w:rPr>
+    </w:lvl>
+    <w:lvl w:ilvl="5" w:tplc="0C0A0005" w:tentative="1">
+      <w:start w:val="1"/>
+      <w:numFmt w:val="bullet"/>
+      <w:lvlText w:val=""/>
+      <w:lvlJc w:val="left"/>
+      <w:pPr>
+        <w:ind w:left="4320" w:hanging="360"/>
+      </w:pPr>
+      <w:rPr>
+        <w:rFonts w:ascii="Wingdings" w:hAnsi="Wingdings" w:hint="default"/>
+      </w:rPr>
+    </w:lvl>
+    <w:lvl w:ilvl="6" w:tplc="0C0A0001" w:tentative="1">
+      <w:start w:val="1"/>
+      <w:numFmt w:val="bullet"/>
+      <w:lvlText w:val=""/>
+      <w:lvlJc w:val="left"/>
+      <w:pPr>
+        <w:ind w:left="5040" w:hanging="360"/>
+      </w:pPr>
+      <w:rPr>
+        <w:rFonts w:ascii="Symbol" w:hAnsi="Symbol" w:hint="default"/>
+      </w:rPr>
+    </w:lvl>
+    <w:lvl w:ilvl="7" w:tplc="0C0A0003" w:tentative="1">
+      <w:start w:val="1"/>
+      <w:numFmt w:val="bullet"/>
+      <w:lvlText w:val="o"/>
+      <w:lvlJc w:val="left"/>
+      <w:pPr>
+        <w:ind w:left="5760" w:hanging="360"/>
+      </w:pPr>
+      <w:rPr>
+        <w:rFonts w:ascii="Courier New" w:hAnsi="Courier New" w:cs="Courier New" w:hint="default"/>
+      </w:rPr>
+    </w:lvl>
+    <w:lvl w:ilvl="8" w:tplc="0C0A0005" w:tentative="1">
+      <w:start w:val="1"/>
+      <w:numFmt w:val="bullet"/>
+      <w:lvlText w:val=""/>
+      <w:lvlJc w:val="left"/>
+      <w:pPr>
+        <w:ind w:left="6480" w:hanging="360"/>
+      </w:pPr>
+      <w:rPr>
+        <w:rFonts w:ascii="Wingdings" w:hAnsi="Wingdings" w:hint="default"/>
+      </w:rPr>
+    </w:lvl>
+  </w:abstractNum>
+  <w:abstractNum w:abstractNumId="2" w15:restartNumberingAfterBreak="0">
     <w:nsid w:val="1F9E2581"/>
     <w:multiLevelType w:val="hybridMultilevel"/>
     <w:tmpl w:val="E244C9B6"/>
@@ -16502,7 +21061,7 @@
       </w:rPr>
     </w:lvl>
   </w:abstractNum>
-  <w:abstractNum w:abstractNumId="1" w15:restartNumberingAfterBreak="0">
+  <w:abstractNum w:abstractNumId="3" w15:restartNumberingAfterBreak="0">
     <w:nsid w:val="25E02E39"/>
     <w:multiLevelType w:val="multilevel"/>
     <w:tmpl w:val="F994369A"/>
@@ -16651,7 +21210,7 @@
       </w:rPr>
     </w:lvl>
   </w:abstractNum>
-  <w:abstractNum w:abstractNumId="2" w15:restartNumberingAfterBreak="0">
+  <w:abstractNum w:abstractNumId="4" w15:restartNumberingAfterBreak="0">
     <w:nsid w:val="2F504C5B"/>
     <w:multiLevelType w:val="hybridMultilevel"/>
     <w:tmpl w:val="215C1394"/>
@@ -16763,7 +21322,7 @@
       </w:rPr>
     </w:lvl>
   </w:abstractNum>
-  <w:abstractNum w:abstractNumId="3" w15:restartNumberingAfterBreak="0">
+  <w:abstractNum w:abstractNumId="5" w15:restartNumberingAfterBreak="0">
     <w:nsid w:val="4AE152BF"/>
     <w:multiLevelType w:val="hybridMultilevel"/>
     <w:tmpl w:val="CD1C50A4"/>
@@ -16852,7 +21411,7 @@
       </w:pPr>
     </w:lvl>
   </w:abstractNum>
-  <w:abstractNum w:abstractNumId="4" w15:restartNumberingAfterBreak="0">
+  <w:abstractNum w:abstractNumId="6" w15:restartNumberingAfterBreak="0">
     <w:nsid w:val="4E6701A2"/>
     <w:multiLevelType w:val="hybridMultilevel"/>
     <w:tmpl w:val="08B67304"/>
@@ -16941,7 +21500,120 @@
       </w:pPr>
     </w:lvl>
   </w:abstractNum>
-  <w:abstractNum w:abstractNumId="5" w15:restartNumberingAfterBreak="0">
+  <w:abstractNum w:abstractNumId="7" w15:restartNumberingAfterBreak="0">
+    <w:nsid w:val="50092C08"/>
+    <w:multiLevelType w:val="hybridMultilevel"/>
+    <w:tmpl w:val="24066AB2"/>
+    <w:lvl w:ilvl="0" w:tplc="0C0A0001">
+      <w:start w:val="1"/>
+      <w:numFmt w:val="bullet"/>
+      <w:lvlText w:val=""/>
+      <w:lvlJc w:val="left"/>
+      <w:pPr>
+        <w:ind w:left="720" w:hanging="360"/>
+      </w:pPr>
+      <w:rPr>
+        <w:rFonts w:ascii="Symbol" w:hAnsi="Symbol" w:hint="default"/>
+      </w:rPr>
+    </w:lvl>
+    <w:lvl w:ilvl="1" w:tplc="0C0A0003" w:tentative="1">
+      <w:start w:val="1"/>
+      <w:numFmt w:val="bullet"/>
+      <w:lvlText w:val="o"/>
+      <w:lvlJc w:val="left"/>
+      <w:pPr>
+        <w:ind w:left="1440" w:hanging="360"/>
+      </w:pPr>
+      <w:rPr>
+        <w:rFonts w:ascii="Courier New" w:hAnsi="Courier New" w:cs="Courier New" w:hint="default"/>
+      </w:rPr>
+    </w:lvl>
+    <w:lvl w:ilvl="2" w:tplc="0C0A0005" w:tentative="1">
+      <w:start w:val="1"/>
+      <w:numFmt w:val="bullet"/>
+      <w:lvlText w:val=""/>
+      <w:lvlJc w:val="left"/>
+      <w:pPr>
+        <w:ind w:left="2160" w:hanging="360"/>
+      </w:pPr>
+      <w:rPr>
+        <w:rFonts w:ascii="Wingdings" w:hAnsi="Wingdings" w:hint="default"/>
+      </w:rPr>
+    </w:lvl>
+    <w:lvl w:ilvl="3" w:tplc="0C0A0001" w:tentative="1">
+      <w:start w:val="1"/>
+      <w:numFmt w:val="bullet"/>
+      <w:lvlText w:val=""/>
+      <w:lvlJc w:val="left"/>
+      <w:pPr>
+        <w:ind w:left="2880" w:hanging="360"/>
+      </w:pPr>
+      <w:rPr>
+        <w:rFonts w:ascii="Symbol" w:hAnsi="Symbol" w:hint="default"/>
+      </w:rPr>
+    </w:lvl>
+    <w:lvl w:ilvl="4" w:tplc="0C0A0003" w:tentative="1">
+      <w:start w:val="1"/>
+      <w:numFmt w:val="bullet"/>
+      <w:lvlText w:val="o"/>
+      <w:lvlJc w:val="left"/>
+      <w:pPr>
+        <w:ind w:left="3600" w:hanging="360"/>
+      </w:pPr>
+      <w:rPr>
+        <w:rFonts w:ascii="Courier New" w:hAnsi="Courier New" w:cs="Courier New" w:hint="default"/>
+      </w:rPr>
+    </w:lvl>
+    <w:lvl w:ilvl="5" w:tplc="0C0A0005" w:tentative="1">
+      <w:start w:val="1"/>
+      <w:numFmt w:val="bullet"/>
+      <w:lvlText w:val=""/>
+      <w:lvlJc w:val="left"/>
+      <w:pPr>
+        <w:ind w:left="4320" w:hanging="360"/>
+      </w:pPr>
+      <w:rPr>
+        <w:rFonts w:ascii="Wingdings" w:hAnsi="Wingdings" w:hint="default"/>
+      </w:rPr>
+    </w:lvl>
+    <w:lvl w:ilvl="6" w:tplc="0C0A0001" w:tentative="1">
+      <w:start w:val="1"/>
+      <w:numFmt w:val="bullet"/>
+      <w:lvlText w:val=""/>
+      <w:lvlJc w:val="left"/>
+      <w:pPr>
+        <w:ind w:left="5040" w:hanging="360"/>
+      </w:pPr>
+      <w:rPr>
+        <w:rFonts w:ascii="Symbol" w:hAnsi="Symbol" w:hint="default"/>
+      </w:rPr>
+    </w:lvl>
+    <w:lvl w:ilvl="7" w:tplc="0C0A0003" w:tentative="1">
+      <w:start w:val="1"/>
+      <w:numFmt w:val="bullet"/>
+      <w:lvlText w:val="o"/>
+      <w:lvlJc w:val="left"/>
+      <w:pPr>
+        <w:ind w:left="5760" w:hanging="360"/>
+      </w:pPr>
+      <w:rPr>
+        <w:rFonts w:ascii="Courier New" w:hAnsi="Courier New" w:cs="Courier New" w:hint="default"/>
+      </w:rPr>
+    </w:lvl>
+    <w:lvl w:ilvl="8" w:tplc="0C0A0005" w:tentative="1">
+      <w:start w:val="1"/>
+      <w:numFmt w:val="bullet"/>
+      <w:lvlText w:val=""/>
+      <w:lvlJc w:val="left"/>
+      <w:pPr>
+        <w:ind w:left="6480" w:hanging="360"/>
+      </w:pPr>
+      <w:rPr>
+        <w:rFonts w:ascii="Wingdings" w:hAnsi="Wingdings" w:hint="default"/>
+      </w:rPr>
+    </w:lvl>
+  </w:abstractNum>
+  <w:abstractNum w:abstractNumId="8" w15:restartNumberingAfterBreak="0">
     <w:nsid w:val="5DF304F8"/>
     <w:multiLevelType w:val="hybridMultilevel"/>
     <w:tmpl w:val="1EE6DB16"/>
@@ -17054,7 +21726,7 @@
       </w:rPr>
     </w:lvl>
   </w:abstractNum>
-  <w:abstractNum w:abstractNumId="6" w15:restartNumberingAfterBreak="0">
+  <w:abstractNum w:abstractNumId="9" w15:restartNumberingAfterBreak="0">
     <w:nsid w:val="67393D86"/>
     <w:multiLevelType w:val="hybridMultilevel"/>
     <w:tmpl w:val="175CA8B0"/>
@@ -17167,7 +21839,93 @@
       </w:rPr>
     </w:lvl>
   </w:abstractNum>
-  <w:abstractNum w:abstractNumId="7" w15:restartNumberingAfterBreak="0">
+  <w:abstractNum w:abstractNumId="10" w15:restartNumberingAfterBreak="0">
+    <w:nsid w:val="6A6C0711"/>
+    <w:multiLevelType w:val="hybridMultilevel"/>
+    <w:tmpl w:val="71706EFE"/>
+    <w:lvl w:ilvl="0" w:tplc="0C0A000F">
+      <w:start w:val="1"/>
+      <w:numFmt w:val="decimal"/>
+      <w:lvlText w:val="%1."/>
+      <w:lvlJc w:val="left"/>
+      <w:pPr>
+        <w:ind w:left="720" w:hanging="360"/>
+      </w:pPr>
+    </w:lvl>
+    <w:lvl w:ilvl="1" w:tplc="0C0A0019" w:tentative="1">
+      <w:start w:val="1"/>
+      <w:numFmt w:val="lowerLetter"/>
+      <w:lvlText w:val="%2."/>
+      <w:lvlJc w:val="left"/>
+      <w:pPr>
+        <w:ind w:left="1440" w:hanging="360"/>
+      </w:pPr>
+    </w:lvl>
+    <w:lvl w:ilvl="2" w:tplc="0C0A001B" w:tentative="1">
+      <w:start w:val="1"/>
+      <w:numFmt w:val="lowerRoman"/>
+      <w:lvlText w:val="%3."/>
+      <w:lvlJc w:val="right"/>
+      <w:pPr>
+        <w:ind w:left="2160" w:hanging="180"/>
+      </w:pPr>
+    </w:lvl>
+    <w:lvl w:ilvl="3" w:tplc="0C0A000F" w:tentative="1">
+      <w:start w:val="1"/>
+      <w:numFmt w:val="decimal"/>
+      <w:lvlText w:val="%4."/>
+      <w:lvlJc w:val="left"/>
+      <w:pPr>
+        <w:ind w:left="2880" w:hanging="360"/>
+      </w:pPr>
+    </w:lvl>
+    <w:lvl w:ilvl="4" w:tplc="0C0A0019" w:tentative="1">
+      <w:start w:val="1"/>
+      <w:numFmt w:val="lowerLetter"/>
+      <w:lvlText w:val="%5."/>
+      <w:lvlJc w:val="left"/>
+      <w:pPr>
+        <w:ind w:left="3600" w:hanging="360"/>
+      </w:pPr>
+    </w:lvl>
+    <w:lvl w:ilvl="5" w:tplc="0C0A001B" w:tentative="1">
+      <w:start w:val="1"/>
+      <w:numFmt w:val="lowerRoman"/>
+      <w:lvlText w:val="%6."/>
+      <w:lvlJc w:val="right"/>
+      <w:pPr>
+        <w:ind w:left="4320" w:hanging="180"/>
+      </w:pPr>
+    </w:lvl>
+    <w:lvl w:ilvl="6" w:tplc="0C0A000F" w:tentative="1">
+      <w:start w:val="1"/>
+      <w:numFmt w:val="decimal"/>
+      <w:lvlText w:val="%7."/>
+      <w:lvlJc w:val="left"/>
+      <w:pPr>
+        <w:ind w:left="5040" w:hanging="360"/>
+      </w:pPr>
+    </w:lvl>
+    <w:lvl w:ilvl="7" w:tplc="0C0A0019" w:tentative="1">
+      <w:start w:val="1"/>
+      <w:numFmt w:val="lowerLetter"/>
+      <w:lvlText w:val="%8."/>
+      <w:lvlJc w:val="left"/>
+      <w:pPr>
+        <w:ind w:left="5760" w:hanging="360"/>
+      </w:pPr>
+    </w:lvl>
+    <w:lvl w:ilvl="8" w:tplc="0C0A001B" w:tentative="1">
+      <w:start w:val="1"/>
+      <w:numFmt w:val="lowerRoman"/>
+      <w:lvlText w:val="%9."/>
+      <w:lvlJc w:val="right"/>
+      <w:pPr>
+        <w:ind w:left="6480" w:hanging="180"/>
+      </w:pPr>
+    </w:lvl>
+  </w:abstractNum>
+  <w:abstractNum w:abstractNumId="11" w15:restartNumberingAfterBreak="0">
     <w:nsid w:val="6C8A3740"/>
     <w:multiLevelType w:val="hybridMultilevel"/>
     <w:tmpl w:val="9866E852"/>
@@ -17279,7 +22037,7 @@
       </w:rPr>
     </w:lvl>
   </w:abstractNum>
-  <w:abstractNum w:abstractNumId="8" w15:restartNumberingAfterBreak="0">
+  <w:abstractNum w:abstractNumId="12" w15:restartNumberingAfterBreak="0">
     <w:nsid w:val="6F8052C9"/>
     <w:multiLevelType w:val="hybridMultilevel"/>
     <w:tmpl w:val="728011D2"/>
@@ -17392,7 +22150,7 @@
       </w:rPr>
     </w:lvl>
   </w:abstractNum>
-  <w:abstractNum w:abstractNumId="9" w15:restartNumberingAfterBreak="0">
+  <w:abstractNum w:abstractNumId="13" w15:restartNumberingAfterBreak="0">
     <w:nsid w:val="7C1B71A9"/>
     <w:multiLevelType w:val="hybridMultilevel"/>
     <w:tmpl w:val="490EF5CA"/>
@@ -17478,7 +22236,7 @@
       </w:pPr>
     </w:lvl>
   </w:abstractNum>
-  <w:abstractNum w:abstractNumId="10" w15:restartNumberingAfterBreak="0">
+  <w:abstractNum w:abstractNumId="14" w15:restartNumberingAfterBreak="0">
     <w:nsid w:val="7C5D4A21"/>
     <w:multiLevelType w:val="hybridMultilevel"/>
     <w:tmpl w:val="7C7C131C"/>
@@ -17568,43 +22326,55 @@
     </w:lvl>
   </w:abstractNum>
   <w:num w:numId="1" w16cid:durableId="675882065">
+    <w:abstractNumId w:val="12"/>
+  </w:num>
+  <w:num w:numId="2" w16cid:durableId="1755082038">
+    <w:abstractNumId w:val="13"/>
+  </w:num>
+  <w:num w:numId="3" w16cid:durableId="357239934">
+    <w:abstractNumId w:val="4"/>
+  </w:num>
+  <w:num w:numId="4" w16cid:durableId="1349257592">
+    <w:abstractNumId w:val="11"/>
+  </w:num>
+  <w:num w:numId="5" w16cid:durableId="1846748031">
+    <w:abstractNumId w:val="14"/>
+  </w:num>
+  <w:num w:numId="6" w16cid:durableId="994184075">
     <w:abstractNumId w:val="8"/>
   </w:num>
-  <w:num w:numId="2" w16cid:durableId="1755082038">
+  <w:num w:numId="7" w16cid:durableId="112990221">
+    <w:abstractNumId w:val="3"/>
+  </w:num>
+  <w:num w:numId="8" w16cid:durableId="169375867">
     <w:abstractNumId w:val="9"/>
   </w:num>
-  <w:num w:numId="3" w16cid:durableId="357239934">
+  <w:num w:numId="9" w16cid:durableId="723257947">
+    <w:abstractNumId w:val="6"/>
+  </w:num>
+  <w:num w:numId="10" w16cid:durableId="844438432">
+    <w:abstractNumId w:val="5"/>
+  </w:num>
+  <w:num w:numId="11" w16cid:durableId="697435540">
     <w:abstractNumId w:val="2"/>
   </w:num>
-  <w:num w:numId="4" w16cid:durableId="1349257592">
+  <w:num w:numId="12" w16cid:durableId="1259212319">
+    <w:abstractNumId w:val="10"/>
+  </w:num>
+  <w:num w:numId="13" w16cid:durableId="1432621810">
+    <w:abstractNumId w:val="1"/>
+  </w:num>
+  <w:num w:numId="14" w16cid:durableId="683047495">
     <w:abstractNumId w:val="7"/>
   </w:num>
-  <w:num w:numId="5" w16cid:durableId="1846748031">
-    <w:abstractNumId w:val="10"/>
-  </w:num>
-  <w:num w:numId="6" w16cid:durableId="994184075">
-    <w:abstractNumId w:val="5"/>
-  </w:num>
-  <w:num w:numId="7" w16cid:durableId="112990221">
-    <w:abstractNumId w:val="1"/>
-  </w:num>
-  <w:num w:numId="8" w16cid:durableId="169375867">
-    <w:abstractNumId w:val="6"/>
-  </w:num>
-  <w:num w:numId="9" w16cid:durableId="723257947">
-    <w:abstractNumId w:val="4"/>
-  </w:num>
-  <w:num w:numId="10" w16cid:durableId="844438432">
-    <w:abstractNumId w:val="3"/>
-  </w:num>
-  <w:num w:numId="11" w16cid:durableId="697435540">
+  <w:num w:numId="15" w16cid:durableId="1593276110">
     <w:abstractNumId w:val="0"/>
   </w:num>
 </w:numbering>
 </file>
 
 <file path=word/styles.xml><?xml version="1.0" encoding="utf-8"?>
-<w:styles xmlns:mc="http://schemas.openxmlformats.org/markup-compatibility/2006" xmlns:r="http://schemas.openxmlformats.org/officeDocument/2006/relationships" xmlns:w="http://schemas.openxmlformats.org/wordprocessingml/2006/main" xmlns:w14="http://schemas.microsoft.com/office/word/2010/wordml" xmlns:w15="http://schemas.microsoft.com/office/word/2012/wordml" xmlns:w16cex="http://schemas.microsoft.com/office/word/2018/wordml/cex" xmlns:w16cid="http://schemas.microsoft.com/office/word/2016/wordml/cid" xmlns:w16="http://schemas.microsoft.com/office/word/2018/wordml" xmlns:w16du="http://schemas.microsoft.com/office/word/2023/wordml/word16du" xmlns:w16sdtdh="http://schemas.microsoft.com/office/word/2020/wordml/sdtdatahash" xmlns:w16sdtfl="http://schemas.microsoft.com/office/word/2024/wordml/sdtformatlock" xmlns:w16se="http://schemas.microsoft.com/office/word/2015/wordml/symex" mc:Ignorable="w14 w15 w16se w16cid w16 w16cex w16sdtdh w16sdtfl w16du">
+<w:styles xmlns:mc="http://schemas.openxmlformats.org/markup-compatibility/2006" xmlns:r="http://schemas.openxmlformats.org/officeDocument/2006/relationships" xmlns:w="http://schemas.openxmlformats.org/wordprocessingml/2006/main" xmlns:w14="http://schemas.microsoft.com/office/word/2010/wordml" xmlns:w15="http://schemas.microsoft.com/office/word/2012/wordml" xmlns:w16cex="http://schemas.microsoft.com/office/word/2018/wordml/cex" xmlns:w16cid="http://schemas.microsoft.com/office/word/2016/wordml/cid" xmlns:w16="http://schemas.microsoft.com/office/word/2018/wordml" xmlns:w16sdtdh="http://schemas.microsoft.com/office/word/2020/wordml/sdtdatahash" xmlns:w16se="http://schemas.microsoft.com/office/word/2015/wordml/symex" mc:Ignorable="w14 w15 w16se w16cid w16 w16cex w16sdtdh">
   <w:docDefaults>
     <w:rPrDefault>
       <w:rPr>
@@ -18001,6 +22771,28 @@
   <w:style w:type="paragraph" w:default="1" w:styleId="Normal">
     <w:name w:val="Normal"/>
     <w:qFormat/>
+    <w:rsid w:val="004451F4"/>
+  </w:style>
+  <w:style w:type="paragraph" w:styleId="Ttulo1">
+    <w:name w:val="heading 1"/>
+    <w:basedOn w:val="Normal"/>
+    <w:next w:val="Normal"/>
+    <w:link w:val="Ttulo1Car"/>
+    <w:uiPriority w:val="9"/>
+    <w:qFormat/>
+    <w:rsid w:val="000F6E2A"/>
+    <w:pPr>
+      <w:keepNext/>
+      <w:keepLines/>
+      <w:spacing w:before="240" w:after="0"/>
+      <w:outlineLvl w:val="0"/>
+    </w:pPr>
+    <w:rPr>
+      <w:rFonts w:asciiTheme="majorHAnsi" w:eastAsiaTheme="majorEastAsia" w:hAnsiTheme="majorHAnsi" w:cstheme="majorBidi"/>
+      <w:color w:val="2E74B5" w:themeColor="accent1" w:themeShade="BF"/>
+      <w:sz w:val="32"/>
+      <w:szCs w:val="32"/>
+    </w:rPr>
   </w:style>
   <w:style w:type="character" w:default="1" w:styleId="Fuentedeprrafopredeter">
     <w:name w:val="Default Paragraph Font"/>
@@ -18338,6 +23130,76 @@
       </w:tcPr>
     </w:tblStylePr>
   </w:style>
+  <w:style w:type="character" w:customStyle="1" w:styleId="Ttulo1Car">
+    <w:name w:val="Título 1 Car"/>
+    <w:basedOn w:val="Fuentedeprrafopredeter"/>
+    <w:link w:val="Ttulo1"/>
+    <w:uiPriority w:val="9"/>
+    <w:rsid w:val="000F6E2A"/>
+    <w:rPr>
+      <w:rFonts w:asciiTheme="majorHAnsi" w:eastAsiaTheme="majorEastAsia" w:hAnsiTheme="majorHAnsi" w:cstheme="majorBidi"/>
+      <w:color w:val="2E74B5" w:themeColor="accent1" w:themeShade="BF"/>
+      <w:sz w:val="32"/>
+      <w:szCs w:val="32"/>
+    </w:rPr>
+  </w:style>
+  <w:style w:type="paragraph" w:styleId="TtuloTDC">
+    <w:name w:val="TOC Heading"/>
+    <w:basedOn w:val="Ttulo1"/>
+    <w:next w:val="Normal"/>
+    <w:uiPriority w:val="39"/>
+    <w:unhideWhenUsed/>
+    <w:qFormat/>
+    <w:rsid w:val="000F6E2A"/>
+    <w:pPr>
+      <w:outlineLvl w:val="9"/>
+    </w:pPr>
+    <w:rPr>
+      <w:lang w:val="es-ES" w:eastAsia="es-ES"/>
+    </w:rPr>
+  </w:style>
+  <w:style w:type="paragraph" w:styleId="Descripcin">
+    <w:name w:val="caption"/>
+    <w:basedOn w:val="Normal"/>
+    <w:next w:val="Normal"/>
+    <w:uiPriority w:val="35"/>
+    <w:unhideWhenUsed/>
+    <w:qFormat/>
+    <w:rsid w:val="00405747"/>
+    <w:pPr>
+      <w:spacing w:after="200" w:line="240" w:lineRule="auto"/>
+    </w:pPr>
+    <w:rPr>
+      <w:i/>
+      <w:iCs/>
+      <w:color w:val="44546A" w:themeColor="text2"/>
+      <w:sz w:val="18"/>
+      <w:szCs w:val="18"/>
+    </w:rPr>
+  </w:style>
+  <w:style w:type="paragraph" w:styleId="TDC1">
+    <w:name w:val="toc 1"/>
+    <w:basedOn w:val="Normal"/>
+    <w:next w:val="Normal"/>
+    <w:autoRedefine/>
+    <w:uiPriority w:val="39"/>
+    <w:unhideWhenUsed/>
+    <w:rsid w:val="00405747"/>
+    <w:pPr>
+      <w:spacing w:after="100"/>
+    </w:pPr>
+  </w:style>
+  <w:style w:type="character" w:styleId="Hipervnculo">
+    <w:name w:val="Hyperlink"/>
+    <w:basedOn w:val="Fuentedeprrafopredeter"/>
+    <w:uiPriority w:val="99"/>
+    <w:unhideWhenUsed/>
+    <w:rsid w:val="00405747"/>
+    <w:rPr>
+      <w:color w:val="0563C1" w:themeColor="hyperlink"/>
+      <w:u w:val="single"/>
+    </w:rPr>
+  </w:style>
 </w:styles>
 </file>
 
@@ -18600,4 +23462,16 @@
     </a:ext>
   </a:extLst>
 </a:theme>
+</file>
+
+<file path=customXml/item1.xml><?xml version="1.0" encoding="utf-8"?>
+<b:Sources xmlns:b="http://schemas.openxmlformats.org/officeDocument/2006/bibliography" xmlns="http://schemas.openxmlformats.org/officeDocument/2006/bibliography" SelectedStyle="\APASixthEditionOfficeOnline.xsl" StyleName="APA" Version="6"/>
+</file>
+
+<file path=customXml/itemProps1.xml><?xml version="1.0" encoding="utf-8"?>
+<ds:datastoreItem xmlns:ds="http://schemas.openxmlformats.org/officeDocument/2006/customXml" ds:itemID="{FE94A308-CBD7-4CAE-AD0F-966708BCE969}">
+  <ds:schemaRefs>
+    <ds:schemaRef ds:uri="http://schemas.openxmlformats.org/officeDocument/2006/bibliography"/>
+  </ds:schemaRefs>
+</ds:datastoreItem>
 </file>
--- a/PATRONES DE SOFTWARE PLATAFORMA DE VOTACIÓN ELECTRONICA.docx
+++ b/PATRONES DE SOFTWARE PLATAFORMA DE VOTACIÓN ELECTRONICA.docx
@@ -1,6 +1,6 @@
 
 <file path=word/document.xml><?xml version="1.0" encoding="utf-8"?>
-<w:document xmlns:wpc="http://schemas.microsoft.com/office/word/2010/wordprocessingCanvas" xmlns:cx="http://schemas.microsoft.com/office/drawing/2014/chartex" xmlns:cx1="http://schemas.microsoft.com/office/drawing/2015/9/8/chartex" xmlns:cx2="http://schemas.microsoft.com/office/drawing/2015/10/21/chartex" xmlns:cx3="http://schemas.microsoft.com/office/drawing/2016/5/9/chartex" xmlns:cx4="http://schemas.microsoft.com/office/drawing/2016/5/10/chartex" xmlns:cx5="http://schemas.microsoft.com/office/drawing/2016/5/11/chartex" xmlns:cx6="http://schemas.microsoft.com/office/drawing/2016/5/12/chartex" xmlns:cx7="http://schemas.microsoft.com/office/drawing/2016/5/13/chartex" xmlns:cx8="http://schemas.microsoft.com/office/drawing/2016/5/14/chartex" xmlns:mc="http://schemas.openxmlformats.org/markup-compatibility/2006" xmlns:aink="http://schemas.microsoft.com/office/drawing/2016/ink" xmlns:am3d="http://schemas.microsoft.com/office/drawing/2017/model3d" xmlns:o="urn:schemas-microsoft-com:office:office" xmlns:oel="http://schemas.microsoft.com/office/2019/extlst" xmlns:r="http://schemas.openxmlformats.org/officeDocument/2006/relationships" xmlns:m="http://schemas.openxmlformats.org/officeDocument/2006/math" xmlns:v="urn:schemas-microsoft-com:vml" xmlns:wp14="http://schemas.microsoft.com/office/word/2010/wordprocessingDrawing" xmlns:wp="http://schemas.openxmlformats.org/drawingml/2006/wordprocessingDrawing" xmlns:w10="urn:schemas-microsoft-com:office:word" xmlns:w="http://schemas.openxmlformats.org/wordprocessingml/2006/main" xmlns:w14="http://schemas.microsoft.com/office/word/2010/wordml" xmlns:w15="http://schemas.microsoft.com/office/word/2012/wordml" xmlns:w16cex="http://schemas.microsoft.com/office/word/2018/wordml/cex" xmlns:w16cid="http://schemas.microsoft.com/office/word/2016/wordml/cid" xmlns:w16="http://schemas.microsoft.com/office/word/2018/wordml" xmlns:w16sdtdh="http://schemas.microsoft.com/office/word/2020/wordml/sdtdatahash" xmlns:w16se="http://schemas.microsoft.com/office/word/2015/wordml/symex" xmlns:wpg="http://schemas.microsoft.com/office/word/2010/wordprocessingGroup" xmlns:wpi="http://schemas.microsoft.com/office/word/2010/wordprocessingInk" xmlns:wne="http://schemas.microsoft.com/office/word/2006/wordml" xmlns:wps="http://schemas.microsoft.com/office/word/2010/wordprocessingShape" mc:Ignorable="w14 w15 w16se w16cid w16 w16cex w16sdtdh wp14">
+<w:document xmlns:wpc="http://schemas.microsoft.com/office/word/2010/wordprocessingCanvas" xmlns:cx="http://schemas.microsoft.com/office/drawing/2014/chartex" xmlns:cx1="http://schemas.microsoft.com/office/drawing/2015/9/8/chartex" xmlns:cx2="http://schemas.microsoft.com/office/drawing/2015/10/21/chartex" xmlns:cx3="http://schemas.microsoft.com/office/drawing/2016/5/9/chartex" xmlns:cx4="http://schemas.microsoft.com/office/drawing/2016/5/10/chartex" xmlns:cx5="http://schemas.microsoft.com/office/drawing/2016/5/11/chartex" xmlns:cx6="http://schemas.microsoft.com/office/drawing/2016/5/12/chartex" xmlns:cx7="http://schemas.microsoft.com/office/drawing/2016/5/13/chartex" xmlns:cx8="http://schemas.microsoft.com/office/drawing/2016/5/14/chartex" xmlns:mc="http://schemas.openxmlformats.org/markup-compatibility/2006" xmlns:aink="http://schemas.microsoft.com/office/drawing/2016/ink" xmlns:am3d="http://schemas.microsoft.com/office/drawing/2017/model3d" xmlns:o="urn:schemas-microsoft-com:office:office" xmlns:oel="http://schemas.microsoft.com/office/2019/extlst" xmlns:r="http://schemas.openxmlformats.org/officeDocument/2006/relationships" xmlns:m="http://schemas.openxmlformats.org/officeDocument/2006/math" xmlns:v="urn:schemas-microsoft-com:vml" xmlns:wp14="http://schemas.microsoft.com/office/word/2010/wordprocessingDrawing" xmlns:wp="http://schemas.openxmlformats.org/drawingml/2006/wordprocessingDrawing" xmlns:w10="urn:schemas-microsoft-com:office:word" xmlns:w="http://schemas.openxmlformats.org/wordprocessingml/2006/main" xmlns:w14="http://schemas.microsoft.com/office/word/2010/wordml" xmlns:w15="http://schemas.microsoft.com/office/word/2012/wordml" xmlns:w16cex="http://schemas.microsoft.com/office/word/2018/wordml/cex" xmlns:w16cid="http://schemas.microsoft.com/office/word/2016/wordml/cid" xmlns:w16="http://schemas.microsoft.com/office/word/2018/wordml" xmlns:w16du="http://schemas.microsoft.com/office/word/2023/wordml/word16du" xmlns:w16sdtdh="http://schemas.microsoft.com/office/word/2020/wordml/sdtdatahash" xmlns:w16sdtfl="http://schemas.microsoft.com/office/word/2024/wordml/sdtformatlock" xmlns:w16se="http://schemas.microsoft.com/office/word/2015/wordml/symex" xmlns:wpg="http://schemas.microsoft.com/office/word/2010/wordprocessingGroup" xmlns:wpi="http://schemas.microsoft.com/office/word/2010/wordprocessingInk" xmlns:wne="http://schemas.microsoft.com/office/word/2006/wordml" xmlns:wps="http://schemas.microsoft.com/office/word/2010/wordprocessingShape" mc:Ignorable="w14 w15 w16se w16cid w16 w16cex w16sdtdh w16sdtfl w16du wp14">
   <w:body>
     <w:p>
       <w:pPr>
@@ -356,7 +356,11 @@
     <w:sdt>
       <w:sdtPr>
         <w:rPr>
-          <w:rFonts w:ascii="Times New Roman" w:hAnsi="Times New Roman" w:cs="Times New Roman"/>
+          <w:rFonts w:ascii="Times New Roman" w:eastAsiaTheme="minorHAnsi" w:hAnsi="Times New Roman" w:cs="Times New Roman"/>
+          <w:color w:val="auto"/>
+          <w:sz w:val="22"/>
+          <w:szCs w:val="22"/>
+          <w:lang w:val="es-CO" w:eastAsia="en-US"/>
         </w:rPr>
         <w:id w:val="-937907754"/>
         <w:docPartObj>
@@ -366,13 +370,8 @@
       </w:sdtPr>
       <w:sdtEndPr>
         <w:rPr>
-          <w:rFonts w:eastAsiaTheme="minorHAnsi"/>
           <w:b/>
           <w:bCs/>
-          <w:color w:val="auto"/>
-          <w:sz w:val="22"/>
-          <w:szCs w:val="22"/>
-          <w:lang w:val="es-CO" w:eastAsia="en-US"/>
         </w:rPr>
       </w:sdtEndPr>
       <w:sdtContent>
@@ -398,8 +397,13 @@
               <w:tab w:val="right" w:leader="dot" w:pos="8828"/>
             </w:tabs>
             <w:rPr>
-              <w:rFonts w:ascii="Times New Roman" w:hAnsi="Times New Roman" w:cs="Times New Roman"/>
+              <w:rFonts w:eastAsiaTheme="minorEastAsia"/>
               <w:noProof/>
+              <w:kern w:val="2"/>
+              <w:sz w:val="24"/>
+              <w:szCs w:val="24"/>
+              <w:lang w:eastAsia="es-CO"/>
+              <w14:ligatures w14:val="standardContextual"/>
             </w:rPr>
           </w:pPr>
           <w:r>
@@ -420,7 +424,7 @@
             </w:rPr>
             <w:fldChar w:fldCharType="separate"/>
           </w:r>
-          <w:hyperlink w:anchor="_Toc239452404" w:history="1">
+          <w:hyperlink w:anchor="_Toc240113603" w:history="1">
             <w:r>
               <w:rPr>
                 <w:rStyle w:val="Hipervnculo"/>
@@ -443,7 +447,6 @@
             </w:r>
             <w:r>
               <w:rPr>
-                <w:rFonts w:ascii="Times New Roman" w:hAnsi="Times New Roman" w:cs="Times New Roman"/>
                 <w:noProof/>
                 <w:webHidden/>
               </w:rPr>
@@ -451,7 +454,6 @@
             </w:r>
             <w:r>
               <w:rPr>
-                <w:rFonts w:ascii="Times New Roman" w:hAnsi="Times New Roman" w:cs="Times New Roman"/>
                 <w:noProof/>
                 <w:webHidden/>
               </w:rPr>
@@ -459,22 +461,19 @@
             </w:r>
             <w:r>
               <w:rPr>
-                <w:rFonts w:ascii="Times New Roman" w:hAnsi="Times New Roman" w:cs="Times New Roman"/>
                 <w:noProof/>
                 <w:webHidden/>
               </w:rPr>
-              <w:instrText xml:space="preserve"> PAGEREF _Toc239452404 \h </w:instrText>
+              <w:instrText xml:space="preserve"> PAGEREF _Toc240113603 \h </w:instrText>
             </w:r>
             <w:r>
               <w:rPr>
-                <w:rFonts w:ascii="Times New Roman" w:hAnsi="Times New Roman" w:cs="Times New Roman"/>
                 <w:noProof/>
                 <w:webHidden/>
               </w:rPr>
             </w:r>
             <w:r>
               <w:rPr>
-                <w:rFonts w:ascii="Times New Roman" w:hAnsi="Times New Roman" w:cs="Times New Roman"/>
                 <w:noProof/>
                 <w:webHidden/>
               </w:rPr>
@@ -482,7 +481,6 @@
             </w:r>
             <w:r>
               <w:rPr>
-                <w:rFonts w:ascii="Times New Roman" w:hAnsi="Times New Roman" w:cs="Times New Roman"/>
                 <w:noProof/>
                 <w:webHidden/>
               </w:rPr>
@@ -490,7 +488,6 @@
             </w:r>
             <w:r>
               <w:rPr>
-                <w:rFonts w:ascii="Times New Roman" w:hAnsi="Times New Roman" w:cs="Times New Roman"/>
                 <w:noProof/>
                 <w:webHidden/>
               </w:rPr>
@@ -505,11 +502,16 @@
               <w:tab w:val="right" w:leader="dot" w:pos="8828"/>
             </w:tabs>
             <w:rPr>
-              <w:rFonts w:ascii="Times New Roman" w:hAnsi="Times New Roman" w:cs="Times New Roman"/>
+              <w:rFonts w:eastAsiaTheme="minorEastAsia"/>
               <w:noProof/>
+              <w:kern w:val="2"/>
+              <w:sz w:val="24"/>
+              <w:szCs w:val="24"/>
+              <w:lang w:eastAsia="es-CO"/>
+              <w14:ligatures w14:val="standardContextual"/>
             </w:rPr>
           </w:pPr>
-          <w:hyperlink w:anchor="_Toc239452405" w:history="1">
+          <w:hyperlink w:anchor="_Toc240113604" w:history="1">
             <w:r>
               <w:rPr>
                 <w:rStyle w:val="Hipervnculo"/>
@@ -532,7 +534,6 @@
             </w:r>
             <w:r>
               <w:rPr>
-                <w:rFonts w:ascii="Times New Roman" w:hAnsi="Times New Roman" w:cs="Times New Roman"/>
                 <w:noProof/>
                 <w:webHidden/>
               </w:rPr>
@@ -540,7 +541,6 @@
             </w:r>
             <w:r>
               <w:rPr>
-                <w:rFonts w:ascii="Times New Roman" w:hAnsi="Times New Roman" w:cs="Times New Roman"/>
                 <w:noProof/>
                 <w:webHidden/>
               </w:rPr>
@@ -548,22 +548,19 @@
             </w:r>
             <w:r>
               <w:rPr>
-                <w:rFonts w:ascii="Times New Roman" w:hAnsi="Times New Roman" w:cs="Times New Roman"/>
                 <w:noProof/>
                 <w:webHidden/>
               </w:rPr>
-              <w:instrText xml:space="preserve"> PAGEREF _Toc239452405 \h </w:instrText>
+              <w:instrText xml:space="preserve"> PAGEREF _Toc240113604 \h </w:instrText>
             </w:r>
             <w:r>
               <w:rPr>
-                <w:rFonts w:ascii="Times New Roman" w:hAnsi="Times New Roman" w:cs="Times New Roman"/>
                 <w:noProof/>
                 <w:webHidden/>
               </w:rPr>
             </w:r>
             <w:r>
               <w:rPr>
-                <w:rFonts w:ascii="Times New Roman" w:hAnsi="Times New Roman" w:cs="Times New Roman"/>
                 <w:noProof/>
                 <w:webHidden/>
               </w:rPr>
@@ -571,7 +568,6 @@
             </w:r>
             <w:r>
               <w:rPr>
-                <w:rFonts w:ascii="Times New Roman" w:hAnsi="Times New Roman" w:cs="Times New Roman"/>
                 <w:noProof/>
                 <w:webHidden/>
               </w:rPr>
@@ -579,7 +575,6 @@
             </w:r>
             <w:r>
               <w:rPr>
-                <w:rFonts w:ascii="Times New Roman" w:hAnsi="Times New Roman" w:cs="Times New Roman"/>
                 <w:noProof/>
                 <w:webHidden/>
               </w:rPr>
@@ -594,11 +589,16 @@
               <w:tab w:val="right" w:leader="dot" w:pos="8828"/>
             </w:tabs>
             <w:rPr>
-              <w:rFonts w:ascii="Times New Roman" w:hAnsi="Times New Roman" w:cs="Times New Roman"/>
+              <w:rFonts w:eastAsiaTheme="minorEastAsia"/>
               <w:noProof/>
+              <w:kern w:val="2"/>
+              <w:sz w:val="24"/>
+              <w:szCs w:val="24"/>
+              <w:lang w:eastAsia="es-CO"/>
+              <w14:ligatures w14:val="standardContextual"/>
             </w:rPr>
           </w:pPr>
-          <w:hyperlink w:anchor="_Toc239452406" w:history="1">
+          <w:hyperlink w:anchor="_Toc240113605" w:history="1">
             <w:r>
               <w:rPr>
                 <w:rStyle w:val="Hipervnculo"/>
@@ -621,7 +621,6 @@
             </w:r>
             <w:r>
               <w:rPr>
-                <w:rFonts w:ascii="Times New Roman" w:hAnsi="Times New Roman" w:cs="Times New Roman"/>
                 <w:noProof/>
                 <w:webHidden/>
               </w:rPr>
@@ -629,7 +628,6 @@
             </w:r>
             <w:r>
               <w:rPr>
-                <w:rFonts w:ascii="Times New Roman" w:hAnsi="Times New Roman" w:cs="Times New Roman"/>
                 <w:noProof/>
                 <w:webHidden/>
               </w:rPr>
@@ -637,22 +635,19 @@
             </w:r>
             <w:r>
               <w:rPr>
-                <w:rFonts w:ascii="Times New Roman" w:hAnsi="Times New Roman" w:cs="Times New Roman"/>
                 <w:noProof/>
                 <w:webHidden/>
               </w:rPr>
-              <w:instrText xml:space="preserve"> PAGEREF _Toc239452406 \h </w:instrText>
+              <w:instrText xml:space="preserve"> PAGEREF _Toc240113605 \h </w:instrText>
             </w:r>
             <w:r>
               <w:rPr>
-                <w:rFonts w:ascii="Times New Roman" w:hAnsi="Times New Roman" w:cs="Times New Roman"/>
                 <w:noProof/>
                 <w:webHidden/>
               </w:rPr>
             </w:r>
             <w:r>
               <w:rPr>
-                <w:rFonts w:ascii="Times New Roman" w:hAnsi="Times New Roman" w:cs="Times New Roman"/>
                 <w:noProof/>
                 <w:webHidden/>
               </w:rPr>
@@ -660,7 +655,6 @@
             </w:r>
             <w:r>
               <w:rPr>
-                <w:rFonts w:ascii="Times New Roman" w:hAnsi="Times New Roman" w:cs="Times New Roman"/>
                 <w:noProof/>
                 <w:webHidden/>
               </w:rPr>
@@ -668,7 +662,111 @@
             </w:r>
             <w:r>
               <w:rPr>
+                <w:noProof/>
+                <w:webHidden/>
+              </w:rPr>
+              <w:fldChar w:fldCharType="end"/>
+            </w:r>
+          </w:hyperlink>
+        </w:p>
+        <w:p>
+          <w:pPr>
+            <w:pStyle w:val="TDC1"/>
+            <w:tabs>
+              <w:tab w:val="right" w:leader="dot" w:pos="8828"/>
+            </w:tabs>
+            <w:rPr>
+              <w:rFonts w:eastAsiaTheme="minorEastAsia"/>
+              <w:noProof/>
+              <w:kern w:val="2"/>
+              <w:sz w:val="24"/>
+              <w:szCs w:val="24"/>
+              <w:lang w:eastAsia="es-CO"/>
+              <w14:ligatures w14:val="standardContextual"/>
+            </w:rPr>
+          </w:pPr>
+          <w:hyperlink w:anchor="_Toc240113606" w:history="1">
+            <w:r>
+              <w:rPr>
+                <w:rStyle w:val="Hipervnculo"/>
                 <w:rFonts w:ascii="Times New Roman" w:hAnsi="Times New Roman" w:cs="Times New Roman"/>
+                <w:b/>
+                <w:bCs/>
+                <w:noProof/>
+                <w:lang w:val="es-ES"/>
+              </w:rPr>
+              <w:t>Semana5</w:t>
+            </w:r>
+            <w:r>
+              <w:rPr>
+                <w:rStyle w:val="Hipervnculo"/>
+                <w:rFonts w:ascii="Times New Roman" w:hAnsi="Times New Roman" w:cs="Times New Roman"/>
+                <w:noProof/>
+                <w:lang w:val="es-ES"/>
+              </w:rPr>
+              <w:t xml:space="preserve"> 12/</w:t>
+            </w:r>
+            <w:r>
+              <w:rPr>
+                <w:rStyle w:val="Hipervnculo"/>
+                <w:rFonts w:ascii="Times New Roman" w:hAnsi="Times New Roman" w:cs="Times New Roman"/>
+                <w:noProof/>
+                <w:lang w:val="es-ES"/>
+              </w:rPr>
+              <w:t>0</w:t>
+            </w:r>
+            <w:r>
+              <w:rPr>
+                <w:rStyle w:val="Hipervnculo"/>
+                <w:rFonts w:ascii="Times New Roman" w:hAnsi="Times New Roman" w:cs="Times New Roman"/>
+                <w:noProof/>
+                <w:lang w:val="es-ES"/>
+              </w:rPr>
+              <w:t>9</w:t>
+            </w:r>
+            <w:r>
+              <w:rPr>
+                <w:noProof/>
+                <w:webHidden/>
+              </w:rPr>
+              <w:tab/>
+            </w:r>
+            <w:r>
+              <w:rPr>
+                <w:noProof/>
+                <w:webHidden/>
+              </w:rPr>
+              <w:fldChar w:fldCharType="begin"/>
+            </w:r>
+            <w:r>
+              <w:rPr>
+                <w:noProof/>
+                <w:webHidden/>
+              </w:rPr>
+              <w:instrText xml:space="preserve"> PAGEREF _Toc240113606 \h </w:instrText>
+            </w:r>
+            <w:r>
+              <w:rPr>
+                <w:noProof/>
+                <w:webHidden/>
+              </w:rPr>
+            </w:r>
+            <w:r>
+              <w:rPr>
+                <w:noProof/>
+                <w:webHidden/>
+              </w:rPr>
+              <w:fldChar w:fldCharType="separate"/>
+            </w:r>
+            <w:r>
+              <w:rPr>
+                <w:noProof/>
+                <w:webHidden/>
+              </w:rPr>
+              <w:t>22</w:t>
+            </w:r>
+            <w:r>
+              <w:rPr>
                 <w:noProof/>
                 <w:webHidden/>
               </w:rPr>
@@ -727,7 +825,7 @@
           <w:lang w:val="es-ES"/>
         </w:rPr>
       </w:pPr>
-      <w:bookmarkStart w:id="0" w:name="_Toc239452404"/>
+      <w:bookmarkStart w:id="0" w:name="_Toc240113603"/>
       <w:r>
         <w:rPr>
           <w:rFonts w:ascii="Times New Roman" w:hAnsi="Times New Roman" w:cs="Times New Roman"/>
@@ -1203,7 +1301,7 @@
           <w:lang w:val="es-ES"/>
         </w:rPr>
       </w:pPr>
-      <w:bookmarkStart w:id="1" w:name="_Toc239452405"/>
+      <w:bookmarkStart w:id="1" w:name="_Toc240113604"/>
       <w:r>
         <w:rPr>
           <w:rFonts w:ascii="Times New Roman" w:hAnsi="Times New Roman" w:cs="Times New Roman"/>
@@ -1258,19 +1356,8 @@
           <w:bCs/>
           <w:sz w:val="24"/>
         </w:rPr>
-        <w:t xml:space="preserve">Primer patrón aplicado — </w:t>
-      </w:r>
-      <w:proofErr w:type="spellStart"/>
-      <w:r>
-        <w:rPr>
-          <w:rFonts w:ascii="Times New Roman" w:hAnsi="Times New Roman" w:cs="Times New Roman"/>
-          <w:b/>
-          <w:bCs/>
-          <w:sz w:val="24"/>
-        </w:rPr>
-        <w:t>Singleton</w:t>
-      </w:r>
-      <w:proofErr w:type="spellEnd"/>
+        <w:t>Primer patrón aplicado — Singleton</w:t>
+      </w:r>
     </w:p>
     <w:p>
       <w:pPr>
@@ -15206,8 +15293,6 @@
         </w:rPr>
         <w:t>${</w:t>
       </w:r>
-      <w:proofErr w:type="spellStart"/>
-      <w:proofErr w:type="gramStart"/>
       <w:r>
         <w:rPr>
           <w:rFonts w:ascii="Consolas" w:eastAsia="Times New Roman" w:hAnsi="Consolas" w:cs="Times New Roman"/>
@@ -15220,7 +15305,6 @@
         </w:rPr>
         <w:t>this</w:t>
       </w:r>
-      <w:proofErr w:type="spellEnd"/>
       <w:r>
         <w:rPr>
           <w:rFonts w:ascii="Consolas" w:eastAsia="Times New Roman" w:hAnsi="Consolas" w:cs="Times New Roman"/>
@@ -15229,21 +15313,8 @@
           <w:szCs w:val="21"/>
           <w:lang w:eastAsia="es-CO"/>
         </w:rPr>
-        <w:t>.#</w:t>
-      </w:r>
-      <w:proofErr w:type="spellStart"/>
-      <w:proofErr w:type="gramEnd"/>
-      <w:r>
-        <w:rPr>
-          <w:rFonts w:ascii="Consolas" w:eastAsia="Times New Roman" w:hAnsi="Consolas" w:cs="Times New Roman"/>
-          <w:color w:val="F8F8F2"/>
-          <w:sz w:val="21"/>
-          <w:szCs w:val="21"/>
-          <w:lang w:eastAsia="es-CO"/>
-        </w:rPr>
-        <w:t>conexionesActivas</w:t>
-      </w:r>
-      <w:proofErr w:type="spellEnd"/>
+        <w:t>.#conexionesActivas</w:t>
+      </w:r>
       <w:r>
         <w:rPr>
           <w:rFonts w:ascii="Consolas" w:eastAsia="Times New Roman" w:hAnsi="Consolas" w:cs="Times New Roman"/>
@@ -15274,7 +15345,6 @@
         </w:rPr>
         <w:t>${</w:t>
       </w:r>
-      <w:proofErr w:type="spellStart"/>
       <w:r>
         <w:rPr>
           <w:rFonts w:ascii="Consolas" w:eastAsia="Times New Roman" w:hAnsi="Consolas" w:cs="Times New Roman"/>
@@ -15287,7 +15357,6 @@
         </w:rPr>
         <w:t>this</w:t>
       </w:r>
-      <w:proofErr w:type="spellEnd"/>
       <w:r>
         <w:rPr>
           <w:rFonts w:ascii="Consolas" w:eastAsia="Times New Roman" w:hAnsi="Consolas" w:cs="Times New Roman"/>
@@ -15296,20 +15365,8 @@
           <w:szCs w:val="21"/>
           <w:lang w:eastAsia="es-CO"/>
         </w:rPr>
-        <w:t>.#</w:t>
-      </w:r>
-      <w:proofErr w:type="spellStart"/>
-      <w:r>
-        <w:rPr>
-          <w:rFonts w:ascii="Consolas" w:eastAsia="Times New Roman" w:hAnsi="Consolas" w:cs="Times New Roman"/>
-          <w:color w:val="F8F8F2"/>
-          <w:sz w:val="21"/>
-          <w:szCs w:val="21"/>
-          <w:lang w:eastAsia="es-CO"/>
-        </w:rPr>
-        <w:t>maxConexiones</w:t>
-      </w:r>
-      <w:proofErr w:type="spellEnd"/>
+        <w:t>.#maxConexiones</w:t>
+      </w:r>
       <w:r>
         <w:rPr>
           <w:rFonts w:ascii="Consolas" w:eastAsia="Times New Roman" w:hAnsi="Consolas" w:cs="Times New Roman"/>
@@ -16801,7 +16858,7 @@
           <w:lang w:val="es-ES"/>
         </w:rPr>
       </w:pPr>
-      <w:bookmarkStart w:id="2" w:name="_Toc239452406"/>
+      <w:bookmarkStart w:id="2" w:name="_Toc240113605"/>
       <w:r>
         <w:rPr>
           <w:rFonts w:ascii="Times New Roman" w:hAnsi="Times New Roman" w:cs="Times New Roman"/>
@@ -16813,87 +16870,54 @@
           <w:lang w:val="es-ES"/>
         </w:rPr>
         <w:lastRenderedPageBreak/>
-        <w:t xml:space="preserve">Semana </w:t>
-      </w:r>
-      <w:r>
+        <w:t xml:space="preserve">Semana 4 </w:t>
+      </w:r>
+      <w:r>
+        <w:rPr>
+          <w:rFonts w:ascii="Times New Roman" w:hAnsi="Times New Roman" w:cs="Times New Roman"/>
+          <w:color w:val="auto"/>
+          <w:sz w:val="24"/>
+          <w:szCs w:val="24"/>
+          <w:lang w:val="es-ES"/>
+        </w:rPr>
+        <w:t>04/09:</w:t>
+      </w:r>
+      <w:bookmarkEnd w:id="2"/>
+    </w:p>
+    <w:p>
+      <w:pPr>
+        <w:rPr>
+          <w:rFonts w:ascii="Times New Roman" w:hAnsi="Times New Roman" w:cs="Times New Roman"/>
+          <w:sz w:val="24"/>
+          <w:szCs w:val="24"/>
+          <w:lang w:val="es-ES"/>
+        </w:rPr>
+      </w:pPr>
+    </w:p>
+    <w:p>
+      <w:pPr>
+        <w:jc w:val="center"/>
         <w:rPr>
           <w:rFonts w:ascii="Times New Roman" w:hAnsi="Times New Roman" w:cs="Times New Roman"/>
           <w:b/>
           <w:bCs/>
-          <w:color w:val="auto"/>
-          <w:sz w:val="24"/>
-          <w:szCs w:val="24"/>
-          <w:lang w:val="es-ES"/>
-        </w:rPr>
-        <w:t>4</w:t>
-      </w:r>
+          <w:sz w:val="24"/>
+          <w:szCs w:val="24"/>
+          <w:lang w:val="es-ES"/>
+        </w:rPr>
+      </w:pPr>
       <w:r>
         <w:rPr>
           <w:rFonts w:ascii="Times New Roman" w:hAnsi="Times New Roman" w:cs="Times New Roman"/>
           <w:b/>
           <w:bCs/>
-          <w:color w:val="auto"/>
-          <w:sz w:val="24"/>
-          <w:szCs w:val="24"/>
-          <w:lang w:val="es-ES"/>
-        </w:rPr>
-        <w:t xml:space="preserve"> </w:t>
-      </w:r>
-      <w:r>
-        <w:rPr>
-          <w:rFonts w:ascii="Times New Roman" w:hAnsi="Times New Roman" w:cs="Times New Roman"/>
-          <w:color w:val="auto"/>
-          <w:sz w:val="24"/>
-          <w:szCs w:val="24"/>
-          <w:lang w:val="es-ES"/>
-        </w:rPr>
-        <w:t>04</w:t>
-      </w:r>
-      <w:r>
-        <w:rPr>
-          <w:rFonts w:ascii="Times New Roman" w:hAnsi="Times New Roman" w:cs="Times New Roman"/>
-          <w:color w:val="auto"/>
-          <w:sz w:val="24"/>
-          <w:szCs w:val="24"/>
-          <w:lang w:val="es-ES"/>
-        </w:rPr>
-        <w:t>/0</w:t>
-      </w:r>
-      <w:r>
-        <w:rPr>
-          <w:rFonts w:ascii="Times New Roman" w:hAnsi="Times New Roman" w:cs="Times New Roman"/>
-          <w:color w:val="auto"/>
-          <w:sz w:val="24"/>
-          <w:szCs w:val="24"/>
-          <w:lang w:val="es-ES"/>
-        </w:rPr>
-        <w:t>9</w:t>
-      </w:r>
-      <w:r>
-        <w:rPr>
-          <w:rFonts w:ascii="Times New Roman" w:hAnsi="Times New Roman" w:cs="Times New Roman"/>
-          <w:color w:val="auto"/>
-          <w:sz w:val="24"/>
-          <w:szCs w:val="24"/>
-          <w:lang w:val="es-ES"/>
-        </w:rPr>
-        <w:t>:</w:t>
-      </w:r>
-      <w:bookmarkEnd w:id="2"/>
-    </w:p>
-    <w:p>
-      <w:pPr>
-        <w:rPr>
-          <w:rFonts w:ascii="Times New Roman" w:hAnsi="Times New Roman" w:cs="Times New Roman"/>
-          <w:sz w:val="24"/>
-          <w:szCs w:val="24"/>
-          <w:lang w:val="es-ES"/>
-        </w:rPr>
-      </w:pPr>
-    </w:p>
-    <w:p>
-      <w:pPr>
-        <w:jc w:val="center"/>
+          <w:sz w:val="24"/>
+          <w:szCs w:val="24"/>
+          <w:lang w:val="es-ES"/>
+        </w:rPr>
+        <w:t xml:space="preserve">FASE 1 - </w:t>
+      </w:r>
+      <w:r>
         <w:rPr>
           <w:rFonts w:ascii="Times New Roman" w:hAnsi="Times New Roman" w:cs="Times New Roman"/>
           <w:b/>
@@ -16902,101 +16926,27 @@
           <w:szCs w:val="24"/>
           <w:lang w:val="es-ES"/>
         </w:rPr>
-      </w:pPr>
-      <w:r>
-        <w:rPr>
-          <w:rFonts w:ascii="Times New Roman" w:hAnsi="Times New Roman" w:cs="Times New Roman"/>
-          <w:b/>
-          <w:bCs/>
-          <w:sz w:val="24"/>
-          <w:szCs w:val="24"/>
-          <w:lang w:val="es-ES"/>
-        </w:rPr>
-        <w:t xml:space="preserve">FASE 1 - </w:t>
-      </w:r>
-      <w:r>
-        <w:rPr>
-          <w:rFonts w:ascii="Times New Roman" w:hAnsi="Times New Roman" w:cs="Times New Roman"/>
-          <w:b/>
-          <w:bCs/>
-          <w:sz w:val="24"/>
-          <w:szCs w:val="24"/>
-          <w:lang w:val="es-ES"/>
-        </w:rPr>
-        <w:t xml:space="preserve">Patrón Factory </w:t>
-      </w:r>
-      <w:proofErr w:type="spellStart"/>
-      <w:r>
-        <w:rPr>
-          <w:rFonts w:ascii="Times New Roman" w:hAnsi="Times New Roman" w:cs="Times New Roman"/>
-          <w:b/>
-          <w:bCs/>
-          <w:sz w:val="24"/>
-          <w:szCs w:val="24"/>
-          <w:lang w:val="es-ES"/>
-        </w:rPr>
-        <w:t>Method</w:t>
-      </w:r>
-      <w:proofErr w:type="spellEnd"/>
-    </w:p>
-    <w:p>
-      <w:pPr>
-        <w:jc w:val="both"/>
-        <w:rPr>
-          <w:rFonts w:ascii="Times New Roman" w:hAnsi="Times New Roman" w:cs="Times New Roman"/>
-          <w:sz w:val="24"/>
-          <w:szCs w:val="24"/>
-          <w:lang w:val="es-ES"/>
-        </w:rPr>
-      </w:pPr>
-      <w:r>
-        <w:rPr>
-          <w:rFonts w:ascii="Times New Roman" w:hAnsi="Times New Roman" w:cs="Times New Roman"/>
-          <w:sz w:val="24"/>
-          <w:szCs w:val="24"/>
-          <w:lang w:val="es-ES"/>
-        </w:rPr>
-        <w:t xml:space="preserve">Durante la Semana 4 se trabajó con el patrón de diseño Factory </w:t>
-      </w:r>
-      <w:proofErr w:type="spellStart"/>
-      <w:r>
-        <w:rPr>
-          <w:rFonts w:ascii="Times New Roman" w:hAnsi="Times New Roman" w:cs="Times New Roman"/>
-          <w:sz w:val="24"/>
-          <w:szCs w:val="24"/>
-          <w:lang w:val="es-ES"/>
-        </w:rPr>
-        <w:t>Method</w:t>
-      </w:r>
-      <w:proofErr w:type="spellEnd"/>
-      <w:r>
-        <w:rPr>
-          <w:rFonts w:ascii="Times New Roman" w:hAnsi="Times New Roman" w:cs="Times New Roman"/>
-          <w:sz w:val="24"/>
-          <w:szCs w:val="24"/>
-          <w:lang w:val="es-ES"/>
-        </w:rPr>
-        <w:t xml:space="preserve">, continuando con el desarrollo de la plataforma de votación electrónica </w:t>
-      </w:r>
-      <w:proofErr w:type="spellStart"/>
-      <w:r>
-        <w:rPr>
-          <w:rFonts w:ascii="Times New Roman" w:hAnsi="Times New Roman" w:cs="Times New Roman"/>
-          <w:sz w:val="24"/>
-          <w:szCs w:val="24"/>
-          <w:lang w:val="es-ES"/>
-        </w:rPr>
-        <w:t>SecureBallot</w:t>
-      </w:r>
-      <w:proofErr w:type="spellEnd"/>
-      <w:r>
-        <w:rPr>
-          <w:rFonts w:ascii="Times New Roman" w:hAnsi="Times New Roman" w:cs="Times New Roman"/>
-          <w:sz w:val="24"/>
-          <w:szCs w:val="24"/>
-          <w:lang w:val="es-ES"/>
-        </w:rPr>
-        <w:t>.</w:t>
+        <w:t>Patrón Factory Method</w:t>
+      </w:r>
+    </w:p>
+    <w:p>
+      <w:pPr>
+        <w:jc w:val="both"/>
+        <w:rPr>
+          <w:rFonts w:ascii="Times New Roman" w:hAnsi="Times New Roman" w:cs="Times New Roman"/>
+          <w:sz w:val="24"/>
+          <w:szCs w:val="24"/>
+          <w:lang w:val="es-ES"/>
+        </w:rPr>
+      </w:pPr>
+      <w:r>
+        <w:rPr>
+          <w:rFonts w:ascii="Times New Roman" w:hAnsi="Times New Roman" w:cs="Times New Roman"/>
+          <w:sz w:val="24"/>
+          <w:szCs w:val="24"/>
+          <w:lang w:val="es-ES"/>
+        </w:rPr>
+        <w:t>Durante la Semana 4 se trabajó con el patrón de diseño Factory Method, continuando con el desarrollo de la plataforma de votación electrónica SecureBallot.</w:t>
       </w:r>
     </w:p>
     <w:p>
@@ -17089,107 +17039,7 @@
           <w:szCs w:val="24"/>
           <w:lang w:val="es-ES"/>
         </w:rPr>
-        <w:t xml:space="preserve">En las sesiones anteriores se trabajó el patrón </w:t>
-      </w:r>
-      <w:proofErr w:type="spellStart"/>
-      <w:r>
-        <w:rPr>
-          <w:rFonts w:ascii="Times New Roman" w:hAnsi="Times New Roman" w:cs="Times New Roman"/>
-          <w:sz w:val="24"/>
-          <w:szCs w:val="24"/>
-          <w:lang w:val="es-ES"/>
-        </w:rPr>
-        <w:t>Singleton</w:t>
-      </w:r>
-      <w:proofErr w:type="spellEnd"/>
-      <w:r>
-        <w:rPr>
-          <w:rFonts w:ascii="Times New Roman" w:hAnsi="Times New Roman" w:cs="Times New Roman"/>
-          <w:sz w:val="24"/>
-          <w:szCs w:val="24"/>
-          <w:lang w:val="es-ES"/>
-        </w:rPr>
-        <w:t xml:space="preserve">, utilizado en </w:t>
-      </w:r>
-      <w:proofErr w:type="spellStart"/>
-      <w:r>
-        <w:rPr>
-          <w:rFonts w:ascii="Times New Roman" w:hAnsi="Times New Roman" w:cs="Times New Roman"/>
-          <w:sz w:val="24"/>
-          <w:szCs w:val="24"/>
-          <w:lang w:val="es-ES"/>
-        </w:rPr>
-        <w:t>SecureBallot</w:t>
-      </w:r>
-      <w:proofErr w:type="spellEnd"/>
-      <w:r>
-        <w:rPr>
-          <w:rFonts w:ascii="Times New Roman" w:hAnsi="Times New Roman" w:cs="Times New Roman"/>
-          <w:sz w:val="24"/>
-          <w:szCs w:val="24"/>
-          <w:lang w:val="es-ES"/>
-        </w:rPr>
-        <w:t xml:space="preserve"> para controlar la existencia de una única instancia de componentes como </w:t>
-      </w:r>
-      <w:proofErr w:type="spellStart"/>
-      <w:r>
-        <w:rPr>
-          <w:rFonts w:ascii="Times New Roman" w:hAnsi="Times New Roman" w:cs="Times New Roman"/>
-          <w:sz w:val="24"/>
-          <w:szCs w:val="24"/>
-          <w:lang w:val="es-ES"/>
-        </w:rPr>
-        <w:t>ConfiguracionGlobal</w:t>
-      </w:r>
-      <w:proofErr w:type="spellEnd"/>
-      <w:r>
-        <w:rPr>
-          <w:rFonts w:ascii="Times New Roman" w:hAnsi="Times New Roman" w:cs="Times New Roman"/>
-          <w:sz w:val="24"/>
-          <w:szCs w:val="24"/>
-          <w:lang w:val="es-ES"/>
-        </w:rPr>
-        <w:t xml:space="preserve">, </w:t>
-      </w:r>
-      <w:proofErr w:type="spellStart"/>
-      <w:r>
-        <w:rPr>
-          <w:rFonts w:ascii="Times New Roman" w:hAnsi="Times New Roman" w:cs="Times New Roman"/>
-          <w:sz w:val="24"/>
-          <w:szCs w:val="24"/>
-          <w:lang w:val="es-ES"/>
-        </w:rPr>
-        <w:t>LoggerCentralizado</w:t>
-      </w:r>
-      <w:proofErr w:type="spellEnd"/>
-      <w:r>
-        <w:rPr>
-          <w:rFonts w:ascii="Times New Roman" w:hAnsi="Times New Roman" w:cs="Times New Roman"/>
-          <w:sz w:val="24"/>
-          <w:szCs w:val="24"/>
-          <w:lang w:val="es-ES"/>
-        </w:rPr>
-        <w:t xml:space="preserve"> y </w:t>
-      </w:r>
-      <w:proofErr w:type="spellStart"/>
-      <w:r>
-        <w:rPr>
-          <w:rFonts w:ascii="Times New Roman" w:hAnsi="Times New Roman" w:cs="Times New Roman"/>
-          <w:sz w:val="24"/>
-          <w:szCs w:val="24"/>
-          <w:lang w:val="es-ES"/>
-        </w:rPr>
-        <w:t>PoolConexionesDB</w:t>
-      </w:r>
-      <w:proofErr w:type="spellEnd"/>
-      <w:r>
-        <w:rPr>
-          <w:rFonts w:ascii="Times New Roman" w:hAnsi="Times New Roman" w:cs="Times New Roman"/>
-          <w:sz w:val="24"/>
-          <w:szCs w:val="24"/>
-          <w:lang w:val="es-ES"/>
-        </w:rPr>
-        <w:t>.</w:t>
+        <w:t>En las sesiones anteriores se trabajó el patrón Singleton, utilizado en SecureBallot para controlar la existencia de una única instancia de componentes como ConfiguracionGlobal, LoggerCentralizado y PoolConexionesDB.</w:t>
       </w:r>
     </w:p>
     <w:p>
@@ -17229,27 +17079,7 @@
           <w:szCs w:val="24"/>
           <w:lang w:val="es-ES"/>
         </w:rPr>
-        <w:t xml:space="preserve">En un sistema como </w:t>
-      </w:r>
-      <w:proofErr w:type="spellStart"/>
-      <w:r>
-        <w:rPr>
-          <w:rFonts w:ascii="Times New Roman" w:hAnsi="Times New Roman" w:cs="Times New Roman"/>
-          <w:sz w:val="24"/>
-          <w:szCs w:val="24"/>
-          <w:lang w:val="es-ES"/>
-        </w:rPr>
-        <w:t>SecureBallot</w:t>
-      </w:r>
-      <w:proofErr w:type="spellEnd"/>
-      <w:r>
-        <w:rPr>
-          <w:rFonts w:ascii="Times New Roman" w:hAnsi="Times New Roman" w:cs="Times New Roman"/>
-          <w:sz w:val="24"/>
-          <w:szCs w:val="24"/>
-          <w:lang w:val="es-ES"/>
-        </w:rPr>
-        <w:t xml:space="preserve"> pueden existir diferentes formas de generar información a partir de los resultados electorales. Por ejemplo, los resultados pueden necesitar ser presentados como un reporte PDF, un archivo CSV o posteriormente en otros formatos.</w:t>
+        <w:t>En un sistema como SecureBallot pueden existir diferentes formas de generar información a partir de los resultados electorales. Por ejemplo, los resultados pueden necesitar ser presentados como un reporte PDF, un archivo CSV o posteriormente en otros formatos.</w:t>
       </w:r>
     </w:p>
     <w:p>
@@ -17285,7 +17115,6 @@
         </w:rPr>
       </w:pPr>
       <w:bookmarkStart w:id="3" w:name="_Hlk239450682"/>
-      <w:proofErr w:type="spellStart"/>
       <w:r>
         <w:rPr>
           <w:rFonts w:ascii="Consolas" w:eastAsia="Times New Roman" w:hAnsi="Consolas" w:cs="Times New Roman"/>
@@ -17296,7 +17125,6 @@
         </w:rPr>
         <w:t>if</w:t>
       </w:r>
-      <w:proofErr w:type="spellEnd"/>
       <w:r>
         <w:rPr>
           <w:rFonts w:ascii="Consolas" w:eastAsia="Times New Roman" w:hAnsi="Consolas" w:cs="Times New Roman"/>
@@ -17378,7 +17206,7 @@
           <w:color w:val="CCCCCC"/>
           <w:sz w:val="21"/>
           <w:szCs w:val="21"/>
-          <w:lang w:val="es-ES" w:eastAsia="es-ES"/>
+          <w:lang w:val="en-US" w:eastAsia="es-ES"/>
         </w:rPr>
       </w:pPr>
       <w:r>
@@ -17387,7 +17215,7 @@
           <w:color w:val="9CDCFE"/>
           <w:sz w:val="21"/>
           <w:szCs w:val="21"/>
-          <w:lang w:val="es-ES" w:eastAsia="es-ES"/>
+          <w:lang w:val="en-US" w:eastAsia="es-ES"/>
         </w:rPr>
         <w:t>reporte</w:t>
       </w:r>
@@ -17397,7 +17225,7 @@
           <w:color w:val="CCCCCC"/>
           <w:sz w:val="21"/>
           <w:szCs w:val="21"/>
-          <w:lang w:val="es-ES" w:eastAsia="es-ES"/>
+          <w:lang w:val="en-US" w:eastAsia="es-ES"/>
         </w:rPr>
         <w:t xml:space="preserve"> </w:t>
       </w:r>
@@ -17407,7 +17235,7 @@
           <w:color w:val="D4D4D4"/>
           <w:sz w:val="21"/>
           <w:szCs w:val="21"/>
-          <w:lang w:val="es-ES" w:eastAsia="es-ES"/>
+          <w:lang w:val="en-US" w:eastAsia="es-ES"/>
         </w:rPr>
         <w:t>=</w:t>
       </w:r>
@@ -17417,7 +17245,7 @@
           <w:color w:val="CCCCCC"/>
           <w:sz w:val="21"/>
           <w:szCs w:val="21"/>
-          <w:lang w:val="es-ES" w:eastAsia="es-ES"/>
+          <w:lang w:val="en-US" w:eastAsia="es-ES"/>
         </w:rPr>
         <w:t xml:space="preserve"> </w:t>
       </w:r>
@@ -17427,7 +17255,7 @@
           <w:color w:val="569CD6"/>
           <w:sz w:val="21"/>
           <w:szCs w:val="21"/>
-          <w:lang w:val="es-ES" w:eastAsia="es-ES"/>
+          <w:lang w:val="en-US" w:eastAsia="es-ES"/>
         </w:rPr>
         <w:t>new</w:t>
       </w:r>
@@ -17437,43 +17265,29 @@
           <w:color w:val="CCCCCC"/>
           <w:sz w:val="21"/>
           <w:szCs w:val="21"/>
-          <w:lang w:val="es-ES" w:eastAsia="es-ES"/>
+          <w:lang w:val="en-US" w:eastAsia="es-ES"/>
         </w:rPr>
         <w:t xml:space="preserve"> </w:t>
       </w:r>
-      <w:proofErr w:type="spellStart"/>
-      <w:proofErr w:type="gramStart"/>
       <w:r>
         <w:rPr>
           <w:rFonts w:ascii="Consolas" w:eastAsia="Times New Roman" w:hAnsi="Consolas" w:cs="Times New Roman"/>
           <w:color w:val="4EC9B0"/>
           <w:sz w:val="21"/>
           <w:szCs w:val="21"/>
-          <w:lang w:val="es-ES" w:eastAsia="es-ES"/>
+          <w:lang w:val="en-US" w:eastAsia="es-ES"/>
         </w:rPr>
         <w:t>ReporteResultadosPDF</w:t>
       </w:r>
-      <w:proofErr w:type="spellEnd"/>
       <w:r>
         <w:rPr>
           <w:rFonts w:ascii="Consolas" w:eastAsia="Times New Roman" w:hAnsi="Consolas" w:cs="Times New Roman"/>
           <w:color w:val="CCCCCC"/>
           <w:sz w:val="21"/>
           <w:szCs w:val="21"/>
-          <w:lang w:val="es-ES" w:eastAsia="es-ES"/>
-        </w:rPr>
-        <w:t>(</w:t>
-      </w:r>
-      <w:proofErr w:type="gramEnd"/>
-      <w:r>
-        <w:rPr>
-          <w:rFonts w:ascii="Consolas" w:eastAsia="Times New Roman" w:hAnsi="Consolas" w:cs="Times New Roman"/>
-          <w:color w:val="CCCCCC"/>
-          <w:sz w:val="21"/>
-          <w:szCs w:val="21"/>
-          <w:lang w:val="es-ES" w:eastAsia="es-ES"/>
-        </w:rPr>
-        <w:t xml:space="preserve">); </w:t>
+          <w:lang w:val="en-US" w:eastAsia="es-ES"/>
+        </w:rPr>
+        <w:t xml:space="preserve">(); </w:t>
       </w:r>
     </w:p>
     <w:p>
@@ -17485,7 +17299,7 @@
           <w:color w:val="CCCCCC"/>
           <w:sz w:val="21"/>
           <w:szCs w:val="21"/>
-          <w:lang w:val="es-ES" w:eastAsia="es-ES"/>
+          <w:lang w:val="en-US" w:eastAsia="es-ES"/>
         </w:rPr>
       </w:pPr>
       <w:r>
@@ -17494,51 +17308,47 @@
           <w:color w:val="CCCCCC"/>
           <w:sz w:val="21"/>
           <w:szCs w:val="21"/>
-          <w:lang w:val="es-ES" w:eastAsia="es-ES"/>
+          <w:lang w:val="en-US" w:eastAsia="es-ES"/>
         </w:rPr>
         <w:t xml:space="preserve">} </w:t>
       </w:r>
-      <w:proofErr w:type="spellStart"/>
       <w:r>
         <w:rPr>
           <w:rFonts w:ascii="Consolas" w:eastAsia="Times New Roman" w:hAnsi="Consolas" w:cs="Times New Roman"/>
           <w:color w:val="C586C0"/>
           <w:sz w:val="21"/>
           <w:szCs w:val="21"/>
-          <w:lang w:val="es-ES" w:eastAsia="es-ES"/>
+          <w:lang w:val="en-US" w:eastAsia="es-ES"/>
         </w:rPr>
         <w:t>else</w:t>
       </w:r>
-      <w:proofErr w:type="spellEnd"/>
       <w:r>
         <w:rPr>
           <w:rFonts w:ascii="Consolas" w:eastAsia="Times New Roman" w:hAnsi="Consolas" w:cs="Times New Roman"/>
           <w:color w:val="CCCCCC"/>
           <w:sz w:val="21"/>
           <w:szCs w:val="21"/>
-          <w:lang w:val="es-ES" w:eastAsia="es-ES"/>
+          <w:lang w:val="en-US" w:eastAsia="es-ES"/>
         </w:rPr>
         <w:t xml:space="preserve"> </w:t>
       </w:r>
-      <w:proofErr w:type="spellStart"/>
       <w:r>
         <w:rPr>
           <w:rFonts w:ascii="Consolas" w:eastAsia="Times New Roman" w:hAnsi="Consolas" w:cs="Times New Roman"/>
           <w:color w:val="C586C0"/>
           <w:sz w:val="21"/>
           <w:szCs w:val="21"/>
-          <w:lang w:val="es-ES" w:eastAsia="es-ES"/>
+          <w:lang w:val="en-US" w:eastAsia="es-ES"/>
         </w:rPr>
         <w:t>if</w:t>
       </w:r>
-      <w:proofErr w:type="spellEnd"/>
       <w:r>
         <w:rPr>
           <w:rFonts w:ascii="Consolas" w:eastAsia="Times New Roman" w:hAnsi="Consolas" w:cs="Times New Roman"/>
           <w:color w:val="CCCCCC"/>
           <w:sz w:val="21"/>
           <w:szCs w:val="21"/>
-          <w:lang w:val="es-ES" w:eastAsia="es-ES"/>
+          <w:lang w:val="en-US" w:eastAsia="es-ES"/>
         </w:rPr>
         <w:t xml:space="preserve"> (</w:t>
       </w:r>
@@ -17548,7 +17358,7 @@
           <w:color w:val="9CDCFE"/>
           <w:sz w:val="21"/>
           <w:szCs w:val="21"/>
-          <w:lang w:val="es-ES" w:eastAsia="es-ES"/>
+          <w:lang w:val="en-US" w:eastAsia="es-ES"/>
         </w:rPr>
         <w:t>formato</w:t>
       </w:r>
@@ -17558,7 +17368,7 @@
           <w:color w:val="CCCCCC"/>
           <w:sz w:val="21"/>
           <w:szCs w:val="21"/>
-          <w:lang w:val="es-ES" w:eastAsia="es-ES"/>
+          <w:lang w:val="en-US" w:eastAsia="es-ES"/>
         </w:rPr>
         <w:t xml:space="preserve"> </w:t>
       </w:r>
@@ -17568,7 +17378,7 @@
           <w:color w:val="D4D4D4"/>
           <w:sz w:val="21"/>
           <w:szCs w:val="21"/>
-          <w:lang w:val="es-ES" w:eastAsia="es-ES"/>
+          <w:lang w:val="en-US" w:eastAsia="es-ES"/>
         </w:rPr>
         <w:t>===</w:t>
       </w:r>
@@ -17578,7 +17388,7 @@
           <w:color w:val="CCCCCC"/>
           <w:sz w:val="21"/>
           <w:szCs w:val="21"/>
-          <w:lang w:val="es-ES" w:eastAsia="es-ES"/>
+          <w:lang w:val="en-US" w:eastAsia="es-ES"/>
         </w:rPr>
         <w:t xml:space="preserve"> </w:t>
       </w:r>
@@ -17588,7 +17398,7 @@
           <w:color w:val="CE9178"/>
           <w:sz w:val="21"/>
           <w:szCs w:val="21"/>
-          <w:lang w:val="es-ES" w:eastAsia="es-ES"/>
+          <w:lang w:val="en-US" w:eastAsia="es-ES"/>
         </w:rPr>
         <w:t>'CSV'</w:t>
       </w:r>
@@ -17598,7 +17408,7 @@
           <w:color w:val="CCCCCC"/>
           <w:sz w:val="21"/>
           <w:szCs w:val="21"/>
-          <w:lang w:val="es-ES" w:eastAsia="es-ES"/>
+          <w:lang w:val="en-US" w:eastAsia="es-ES"/>
         </w:rPr>
         <w:t xml:space="preserve">) { </w:t>
       </w:r>
@@ -17676,8 +17486,6 @@
         </w:rPr>
         <w:t xml:space="preserve"> </w:t>
       </w:r>
-      <w:proofErr w:type="spellStart"/>
-      <w:proofErr w:type="gramStart"/>
       <w:r>
         <w:rPr>
           <w:rFonts w:ascii="Consolas" w:eastAsia="Times New Roman" w:hAnsi="Consolas" w:cs="Times New Roman"/>
@@ -17688,7 +17496,6 @@
         </w:rPr>
         <w:t>ReporteResultadosCSV</w:t>
       </w:r>
-      <w:proofErr w:type="spellEnd"/>
       <w:r>
         <w:rPr>
           <w:rFonts w:ascii="Consolas" w:eastAsia="Times New Roman" w:hAnsi="Consolas" w:cs="Times New Roman"/>
@@ -17697,18 +17504,7 @@
           <w:szCs w:val="21"/>
           <w:lang w:val="es-ES" w:eastAsia="es-ES"/>
         </w:rPr>
-        <w:t>(</w:t>
-      </w:r>
-      <w:proofErr w:type="gramEnd"/>
-      <w:r>
-        <w:rPr>
-          <w:rFonts w:ascii="Consolas" w:eastAsia="Times New Roman" w:hAnsi="Consolas" w:cs="Times New Roman"/>
-          <w:color w:val="CCCCCC"/>
-          <w:sz w:val="21"/>
-          <w:szCs w:val="21"/>
-          <w:lang w:val="es-ES" w:eastAsia="es-ES"/>
-        </w:rPr>
-        <w:t xml:space="preserve">); </w:t>
+        <w:t xml:space="preserve">(); </w:t>
       </w:r>
     </w:p>
     <w:p>
@@ -17771,27 +17567,7 @@
           <w:szCs w:val="24"/>
           <w:lang w:val="es-ES"/>
         </w:rPr>
-        <w:t xml:space="preserve">Por esta razón se decidió utilizar Factory </w:t>
-      </w:r>
-      <w:proofErr w:type="spellStart"/>
-      <w:r>
-        <w:rPr>
-          <w:rFonts w:ascii="Times New Roman" w:hAnsi="Times New Roman" w:cs="Times New Roman"/>
-          <w:sz w:val="24"/>
-          <w:szCs w:val="24"/>
-          <w:lang w:val="es-ES"/>
-        </w:rPr>
-        <w:t>Method</w:t>
-      </w:r>
-      <w:proofErr w:type="spellEnd"/>
-      <w:r>
-        <w:rPr>
-          <w:rFonts w:ascii="Times New Roman" w:hAnsi="Times New Roman" w:cs="Times New Roman"/>
-          <w:sz w:val="24"/>
-          <w:szCs w:val="24"/>
-          <w:lang w:val="es-ES"/>
-        </w:rPr>
-        <w:t xml:space="preserve"> para separar la creación de los reportes de la lógica encargada de utilizarlos.</w:t>
+        <w:t>Por esta razón se decidió utilizar Factory Method para separar la creación de los reportes de la lógica encargada de utilizarlos.</w:t>
       </w:r>
     </w:p>
     <w:p>
@@ -17897,19 +17673,20 @@
           <w:sz w:val="24"/>
           <w:szCs w:val="24"/>
         </w:rPr>
-        <w:t xml:space="preserve">Si la plataforma necesitara soportar nuevos formatos, una implementación basada en </w:t>
-      </w:r>
-      <w:proofErr w:type="spellStart"/>
-      <w:r>
+        <w:t>Si la plataforma necesitara soportar nuevos formatos, una implementación basada en if o switch tendría que modificarse constantemente. Esto aumenta la posibilidad de errores y dificulta el mantenimiento del sistema.</w:t>
+      </w:r>
+    </w:p>
+    <w:p>
+      <w:pPr>
+        <w:spacing w:line="360" w:lineRule="auto"/>
+        <w:jc w:val="both"/>
         <w:rPr>
           <w:rFonts w:ascii="Times New Roman" w:hAnsi="Times New Roman" w:cs="Times New Roman"/>
           <w:bCs/>
           <w:sz w:val="24"/>
           <w:szCs w:val="24"/>
         </w:rPr>
-        <w:t>if</w:t>
-      </w:r>
-      <w:proofErr w:type="spellEnd"/>
+      </w:pPr>
       <w:r>
         <w:rPr>
           <w:rFonts w:ascii="Times New Roman" w:hAnsi="Times New Roman" w:cs="Times New Roman"/>
@@ -17917,48 +17694,7 @@
           <w:sz w:val="24"/>
           <w:szCs w:val="24"/>
         </w:rPr>
-        <w:t xml:space="preserve"> o switch tendría que modificarse constantemente. Esto aumenta la posibilidad de errores y dificulta el mantenimiento del sistema.</w:t>
-      </w:r>
-    </w:p>
-    <w:p>
-      <w:pPr>
-        <w:spacing w:line="360" w:lineRule="auto"/>
-        <w:jc w:val="both"/>
-        <w:rPr>
-          <w:rFonts w:ascii="Times New Roman" w:hAnsi="Times New Roman" w:cs="Times New Roman"/>
-          <w:bCs/>
-          <w:sz w:val="24"/>
-          <w:szCs w:val="24"/>
-        </w:rPr>
-      </w:pPr>
-      <w:r>
-        <w:rPr>
-          <w:rFonts w:ascii="Times New Roman" w:hAnsi="Times New Roman" w:cs="Times New Roman"/>
-          <w:bCs/>
-          <w:sz w:val="24"/>
-          <w:szCs w:val="24"/>
-        </w:rPr>
-        <w:t xml:space="preserve">Con Factory </w:t>
-      </w:r>
-      <w:proofErr w:type="spellStart"/>
-      <w:r>
-        <w:rPr>
-          <w:rFonts w:ascii="Times New Roman" w:hAnsi="Times New Roman" w:cs="Times New Roman"/>
-          <w:bCs/>
-          <w:sz w:val="24"/>
-          <w:szCs w:val="24"/>
-        </w:rPr>
-        <w:t>Method</w:t>
-      </w:r>
-      <w:proofErr w:type="spellEnd"/>
-      <w:r>
-        <w:rPr>
-          <w:rFonts w:ascii="Times New Roman" w:hAnsi="Times New Roman" w:cs="Times New Roman"/>
-          <w:bCs/>
-          <w:sz w:val="24"/>
-          <w:szCs w:val="24"/>
-        </w:rPr>
-        <w:t xml:space="preserve"> se busca que el código que genera el reporte trabaje con una abstracción común y que la decisión sobre qué objeto concreto crear sea delegada a los creadores correspondientes.</w:t>
+        <w:t>Con Factory Method se busca que el código que genera el reporte trabaje con una abstracción común y que la decisión sobre qué objeto concreto crear sea delegada a los creadores correspondientes.</w:t>
       </w:r>
     </w:p>
     <w:p>
@@ -18005,19 +17741,20 @@
           <w:sz w:val="24"/>
           <w:szCs w:val="24"/>
         </w:rPr>
-        <w:t xml:space="preserve">Se implementó el patrón Factory </w:t>
-      </w:r>
-      <w:proofErr w:type="spellStart"/>
-      <w:r>
+        <w:t>Se implementó el patrón Factory Method para la generación de reportes de resultados electorales.</w:t>
+      </w:r>
+    </w:p>
+    <w:p>
+      <w:pPr>
+        <w:spacing w:line="360" w:lineRule="auto"/>
+        <w:jc w:val="both"/>
         <w:rPr>
           <w:rFonts w:ascii="Times New Roman" w:hAnsi="Times New Roman" w:cs="Times New Roman"/>
           <w:bCs/>
           <w:sz w:val="24"/>
           <w:szCs w:val="24"/>
         </w:rPr>
-        <w:t>Method</w:t>
-      </w:r>
-      <w:proofErr w:type="spellEnd"/>
+      </w:pPr>
       <w:r>
         <w:rPr>
           <w:rFonts w:ascii="Times New Roman" w:hAnsi="Times New Roman" w:cs="Times New Roman"/>
@@ -18025,7 +17762,27 @@
           <w:sz w:val="24"/>
           <w:szCs w:val="24"/>
         </w:rPr>
-        <w:t xml:space="preserve"> para la generación de reportes de resultados electorales.</w:t>
+        <w:t xml:space="preserve">La estructura utilizada permite manejar diferentes formatos mediante </w:t>
+      </w:r>
+      <w:proofErr w:type="gramStart"/>
+      <w:r>
+        <w:rPr>
+          <w:rFonts w:ascii="Times New Roman" w:hAnsi="Times New Roman" w:cs="Times New Roman"/>
+          <w:bCs/>
+          <w:sz w:val="24"/>
+          <w:szCs w:val="24"/>
+        </w:rPr>
+        <w:t>productos concretos y creadores concretos</w:t>
+      </w:r>
+      <w:proofErr w:type="gramEnd"/>
+      <w:r>
+        <w:rPr>
+          <w:rFonts w:ascii="Times New Roman" w:hAnsi="Times New Roman" w:cs="Times New Roman"/>
+          <w:bCs/>
+          <w:sz w:val="24"/>
+          <w:szCs w:val="24"/>
+        </w:rPr>
+        <w:t>.</w:t>
       </w:r>
     </w:p>
     <w:p>
@@ -18046,7 +17803,7 @@
           <w:sz w:val="24"/>
           <w:szCs w:val="24"/>
         </w:rPr>
-        <w:t>La estructura utilizada permite manejar diferentes formatos mediante productos concretos y creadores concretos.</w:t>
+        <w:t>El producto (ReporteResultados) define el comportamiento común que deben cumplir los diferentes tipos de reportes.</w:t>
       </w:r>
     </w:p>
     <w:p>
@@ -18067,19 +17824,20 @@
           <w:sz w:val="24"/>
           <w:szCs w:val="24"/>
         </w:rPr>
-        <w:t>El producto (</w:t>
-      </w:r>
-      <w:proofErr w:type="spellStart"/>
-      <w:r>
+        <w:t>Los productos concretos implementan la generación específica de cada formato.</w:t>
+      </w:r>
+    </w:p>
+    <w:p>
+      <w:pPr>
+        <w:spacing w:line="360" w:lineRule="auto"/>
+        <w:jc w:val="both"/>
         <w:rPr>
           <w:rFonts w:ascii="Times New Roman" w:hAnsi="Times New Roman" w:cs="Times New Roman"/>
           <w:bCs/>
           <w:sz w:val="24"/>
           <w:szCs w:val="24"/>
         </w:rPr>
-        <w:t>ReporteResultados</w:t>
-      </w:r>
-      <w:proofErr w:type="spellEnd"/>
+      </w:pPr>
       <w:r>
         <w:rPr>
           <w:rFonts w:ascii="Times New Roman" w:hAnsi="Times New Roman" w:cs="Times New Roman"/>
@@ -18087,69 +17845,7 @@
           <w:sz w:val="24"/>
           <w:szCs w:val="24"/>
         </w:rPr>
-        <w:t>) define el comportamiento común que deben cumplir los diferentes tipos de reportes.</w:t>
-      </w:r>
-    </w:p>
-    <w:p>
-      <w:pPr>
-        <w:spacing w:line="360" w:lineRule="auto"/>
-        <w:jc w:val="both"/>
-        <w:rPr>
-          <w:rFonts w:ascii="Times New Roman" w:hAnsi="Times New Roman" w:cs="Times New Roman"/>
-          <w:bCs/>
-          <w:sz w:val="24"/>
-          <w:szCs w:val="24"/>
-        </w:rPr>
-      </w:pPr>
-      <w:r>
-        <w:rPr>
-          <w:rFonts w:ascii="Times New Roman" w:hAnsi="Times New Roman" w:cs="Times New Roman"/>
-          <w:bCs/>
-          <w:sz w:val="24"/>
-          <w:szCs w:val="24"/>
-        </w:rPr>
-        <w:t>Los productos concretos implementan la generación específica de cada formato.</w:t>
-      </w:r>
-    </w:p>
-    <w:p>
-      <w:pPr>
-        <w:spacing w:line="360" w:lineRule="auto"/>
-        <w:jc w:val="both"/>
-        <w:rPr>
-          <w:rFonts w:ascii="Times New Roman" w:hAnsi="Times New Roman" w:cs="Times New Roman"/>
-          <w:bCs/>
-          <w:sz w:val="24"/>
-          <w:szCs w:val="24"/>
-        </w:rPr>
-      </w:pPr>
-      <w:r>
-        <w:rPr>
-          <w:rFonts w:ascii="Times New Roman" w:hAnsi="Times New Roman" w:cs="Times New Roman"/>
-          <w:bCs/>
-          <w:sz w:val="24"/>
-          <w:szCs w:val="24"/>
-        </w:rPr>
-        <w:t xml:space="preserve">Por otra parte, </w:t>
-      </w:r>
-      <w:proofErr w:type="spellStart"/>
-      <w:r>
-        <w:rPr>
-          <w:rFonts w:ascii="Times New Roman" w:hAnsi="Times New Roman" w:cs="Times New Roman"/>
-          <w:bCs/>
-          <w:sz w:val="24"/>
-          <w:szCs w:val="24"/>
-        </w:rPr>
-        <w:t>GeneradorReporte</w:t>
-      </w:r>
-      <w:proofErr w:type="spellEnd"/>
-      <w:r>
-        <w:rPr>
-          <w:rFonts w:ascii="Times New Roman" w:hAnsi="Times New Roman" w:cs="Times New Roman"/>
-          <w:bCs/>
-          <w:sz w:val="24"/>
-          <w:szCs w:val="24"/>
-        </w:rPr>
-        <w:t xml:space="preserve"> representa el creador y contiene el método de fábrica encargado de crear el producto. Los creadores concretos determinan qué tipo de reporte se debe generar.</w:t>
+        <w:t>Por otra parte, GeneradorReporte representa el creador y contiene el método de fábrica encargado de crear el producto. Los creadores concretos determinan qué tipo de reporte se debe generar.</w:t>
       </w:r>
     </w:p>
     <w:p>
@@ -18207,19 +17903,8 @@
           <w:szCs w:val="24"/>
         </w:rPr>
         <w:lastRenderedPageBreak/>
-        <w:t xml:space="preserve">Aplicación en </w:t>
-      </w:r>
-      <w:proofErr w:type="spellStart"/>
-      <w:r>
-        <w:rPr>
-          <w:rFonts w:ascii="Times New Roman" w:hAnsi="Times New Roman" w:cs="Times New Roman"/>
-          <w:b/>
-          <w:sz w:val="24"/>
-          <w:szCs w:val="24"/>
-        </w:rPr>
-        <w:t>SecureBallot</w:t>
-      </w:r>
-      <w:proofErr w:type="spellEnd"/>
+        <w:t>Aplicación en SecureBallot</w:t>
+      </w:r>
     </w:p>
     <w:p>
       <w:pPr>
@@ -18280,7 +17965,6 @@
           <w:szCs w:val="24"/>
         </w:rPr>
       </w:pPr>
-      <w:proofErr w:type="spellStart"/>
       <w:r>
         <w:rPr>
           <w:rFonts w:ascii="Times New Roman" w:hAnsi="Times New Roman" w:cs="Times New Roman"/>
@@ -18290,7 +17974,6 @@
         </w:rPr>
         <w:t>ReporteResultadosPDF</w:t>
       </w:r>
-      <w:proofErr w:type="spellEnd"/>
     </w:p>
     <w:p>
       <w:pPr>
@@ -18308,7 +17991,6 @@
           <w:szCs w:val="24"/>
         </w:rPr>
       </w:pPr>
-      <w:proofErr w:type="spellStart"/>
       <w:r>
         <w:rPr>
           <w:rFonts w:ascii="Times New Roman" w:hAnsi="Times New Roman" w:cs="Times New Roman"/>
@@ -18318,7 +18000,6 @@
         </w:rPr>
         <w:t>ReporteResultadosCSV</w:t>
       </w:r>
-      <w:proofErr w:type="spellEnd"/>
     </w:p>
     <w:p>
       <w:pPr>
@@ -18357,7 +18038,6 @@
           <w:szCs w:val="24"/>
         </w:rPr>
       </w:pPr>
-      <w:proofErr w:type="spellStart"/>
       <w:r>
         <w:rPr>
           <w:rFonts w:ascii="Times New Roman" w:hAnsi="Times New Roman" w:cs="Times New Roman"/>
@@ -18367,7 +18047,6 @@
         </w:rPr>
         <w:t>ReporteResultadosJSON</w:t>
       </w:r>
-      <w:proofErr w:type="spellEnd"/>
     </w:p>
     <w:p>
       <w:pPr>
@@ -18408,47 +18087,7 @@
           <w:sz w:val="24"/>
           <w:szCs w:val="24"/>
         </w:rPr>
-        <w:t xml:space="preserve">Además, la generación de los reportes se integró con el </w:t>
-      </w:r>
-      <w:proofErr w:type="spellStart"/>
-      <w:r>
-        <w:rPr>
-          <w:rFonts w:ascii="Times New Roman" w:hAnsi="Times New Roman" w:cs="Times New Roman"/>
-          <w:bCs/>
-          <w:sz w:val="24"/>
-          <w:szCs w:val="24"/>
-        </w:rPr>
-        <w:t>LoggerCentralizado</w:t>
-      </w:r>
-      <w:proofErr w:type="spellEnd"/>
-      <w:r>
-        <w:rPr>
-          <w:rFonts w:ascii="Times New Roman" w:hAnsi="Times New Roman" w:cs="Times New Roman"/>
-          <w:bCs/>
-          <w:sz w:val="24"/>
-          <w:szCs w:val="24"/>
-        </w:rPr>
-        <w:t xml:space="preserve"> desarrollado anteriormente con </w:t>
-      </w:r>
-      <w:proofErr w:type="spellStart"/>
-      <w:r>
-        <w:rPr>
-          <w:rFonts w:ascii="Times New Roman" w:hAnsi="Times New Roman" w:cs="Times New Roman"/>
-          <w:bCs/>
-          <w:sz w:val="24"/>
-          <w:szCs w:val="24"/>
-        </w:rPr>
-        <w:t>Singleton</w:t>
-      </w:r>
-      <w:proofErr w:type="spellEnd"/>
-      <w:r>
-        <w:rPr>
-          <w:rFonts w:ascii="Times New Roman" w:hAnsi="Times New Roman" w:cs="Times New Roman"/>
-          <w:bCs/>
-          <w:sz w:val="24"/>
-          <w:szCs w:val="24"/>
-        </w:rPr>
-        <w:t>. De esta manera, los eventos importantes relacionados con la generación de reportes continúan registrándose mediante el mismo mecanismo de auditoría del sistema.</w:t>
+        <w:t>Además, la generación de los reportes se integró con el LoggerCentralizado desarrollado anteriormente con Singleton. De esta manera, los eventos importantes relacionados con la generación de reportes continúan registrándose mediante el mismo mecanismo de auditoría del sistema.</w:t>
       </w:r>
     </w:p>
     <w:p>
@@ -18529,19 +18168,41 @@
           <w:sz w:val="24"/>
           <w:szCs w:val="24"/>
         </w:rPr>
-        <w:t>OCP (Open/</w:t>
-      </w:r>
-      <w:proofErr w:type="spellStart"/>
-      <w:r>
+        <w:t>OCP (Open/Closed Principle):</w:t>
+      </w:r>
+    </w:p>
+    <w:p>
+      <w:pPr>
+        <w:spacing w:line="360" w:lineRule="auto"/>
+        <w:jc w:val="both"/>
+        <w:rPr>
+          <w:rFonts w:ascii="Times New Roman" w:hAnsi="Times New Roman" w:cs="Times New Roman"/>
+          <w:bCs/>
+          <w:sz w:val="24"/>
+          <w:szCs w:val="24"/>
+        </w:rPr>
+      </w:pPr>
+      <w:r>
+        <w:rPr>
+          <w:rFonts w:ascii="Times New Roman" w:hAnsi="Times New Roman" w:cs="Times New Roman"/>
+          <w:bCs/>
+          <w:sz w:val="24"/>
+          <w:szCs w:val="24"/>
+        </w:rPr>
+        <w:t>El sistema puede extenderse mediante nuevos tipos de reportes sin modificar las clases existentes. La incorporación del formato JSON permitió comprobar esta característica.</w:t>
+      </w:r>
+    </w:p>
+    <w:p>
+      <w:pPr>
+        <w:spacing w:line="360" w:lineRule="auto"/>
+        <w:jc w:val="both"/>
         <w:rPr>
           <w:rFonts w:ascii="Times New Roman" w:hAnsi="Times New Roman" w:cs="Times New Roman"/>
           <w:b/>
           <w:sz w:val="24"/>
           <w:szCs w:val="24"/>
         </w:rPr>
-        <w:t>Closed</w:t>
-      </w:r>
-      <w:proofErr w:type="spellEnd"/>
+      </w:pPr>
       <w:r>
         <w:rPr>
           <w:rFonts w:ascii="Times New Roman" w:hAnsi="Times New Roman" w:cs="Times New Roman"/>
@@ -18549,9 +18210,9 @@
           <w:sz w:val="24"/>
           <w:szCs w:val="24"/>
         </w:rPr>
-        <w:t xml:space="preserve"> </w:t>
-      </w:r>
-      <w:proofErr w:type="spellStart"/>
+        <w:t>SRP (</w:t>
+      </w:r>
+      <w:proofErr w:type="gramStart"/>
       <w:r>
         <w:rPr>
           <w:rFonts w:ascii="Times New Roman" w:hAnsi="Times New Roman" w:cs="Times New Roman"/>
@@ -18559,9 +18220,9 @@
           <w:sz w:val="24"/>
           <w:szCs w:val="24"/>
         </w:rPr>
-        <w:t>Principle</w:t>
-      </w:r>
-      <w:proofErr w:type="spellEnd"/>
+        <w:t>Single</w:t>
+      </w:r>
+      <w:proofErr w:type="gramEnd"/>
       <w:r>
         <w:rPr>
           <w:rFonts w:ascii="Times New Roman" w:hAnsi="Times New Roman" w:cs="Times New Roman"/>
@@ -18569,7 +18230,7 @@
           <w:sz w:val="24"/>
           <w:szCs w:val="24"/>
         </w:rPr>
-        <w:t>):</w:t>
+        <w:t xml:space="preserve"> Responsibility Principle):</w:t>
       </w:r>
     </w:p>
     <w:p>
@@ -18590,7 +18251,7 @@
           <w:sz w:val="24"/>
           <w:szCs w:val="24"/>
         </w:rPr>
-        <w:t>El sistema puede extenderse mediante nuevos tipos de reportes sin modificar las clases existentes. La incorporación del formato JSON permitió comprobar esta característica.</w:t>
+        <w:t>La responsabilidad de generar cada formato se encuentra separada de la lógica general de generación de reportes. Los productos concretos se encargan de su formato específico, mientras que el creador se encarga de coordinar el proceso.</w:t>
       </w:r>
     </w:p>
     <w:p>
@@ -18611,19 +18272,42 @@
           <w:sz w:val="24"/>
           <w:szCs w:val="24"/>
         </w:rPr>
-        <w:t xml:space="preserve">SRP (Single </w:t>
-      </w:r>
-      <w:proofErr w:type="spellStart"/>
-      <w:r>
+        <w:lastRenderedPageBreak/>
+        <w:t>DIP (Dependency Inversion Principle):</w:t>
+      </w:r>
+    </w:p>
+    <w:p>
+      <w:pPr>
+        <w:spacing w:line="360" w:lineRule="auto"/>
+        <w:jc w:val="both"/>
+        <w:rPr>
+          <w:rFonts w:ascii="Times New Roman" w:hAnsi="Times New Roman" w:cs="Times New Roman"/>
+          <w:bCs/>
+          <w:sz w:val="24"/>
+          <w:szCs w:val="24"/>
+        </w:rPr>
+      </w:pPr>
+      <w:r>
+        <w:rPr>
+          <w:rFonts w:ascii="Times New Roman" w:hAnsi="Times New Roman" w:cs="Times New Roman"/>
+          <w:bCs/>
+          <w:sz w:val="24"/>
+          <w:szCs w:val="24"/>
+        </w:rPr>
+        <w:t>La lógica general trabaja con la abstracción ReporteResultados en lugar de depender directamente de cada implementación concreta.</w:t>
+      </w:r>
+    </w:p>
+    <w:p>
+      <w:pPr>
+        <w:spacing w:line="360" w:lineRule="auto"/>
+        <w:jc w:val="both"/>
         <w:rPr>
           <w:rFonts w:ascii="Times New Roman" w:hAnsi="Times New Roman" w:cs="Times New Roman"/>
           <w:b/>
           <w:sz w:val="24"/>
           <w:szCs w:val="24"/>
         </w:rPr>
-        <w:t>Responsibility</w:t>
-      </w:r>
-      <w:proofErr w:type="spellEnd"/>
+      </w:pPr>
       <w:r>
         <w:rPr>
           <w:rFonts w:ascii="Times New Roman" w:hAnsi="Times New Roman" w:cs="Times New Roman"/>
@@ -18631,27 +18315,7 @@
           <w:sz w:val="24"/>
           <w:szCs w:val="24"/>
         </w:rPr>
-        <w:t xml:space="preserve"> </w:t>
-      </w:r>
-      <w:proofErr w:type="spellStart"/>
-      <w:r>
-        <w:rPr>
-          <w:rFonts w:ascii="Times New Roman" w:hAnsi="Times New Roman" w:cs="Times New Roman"/>
-          <w:b/>
-          <w:sz w:val="24"/>
-          <w:szCs w:val="24"/>
-        </w:rPr>
-        <w:t>Principle</w:t>
-      </w:r>
-      <w:proofErr w:type="spellEnd"/>
-      <w:r>
-        <w:rPr>
-          <w:rFonts w:ascii="Times New Roman" w:hAnsi="Times New Roman" w:cs="Times New Roman"/>
-          <w:b/>
-          <w:sz w:val="24"/>
-          <w:szCs w:val="24"/>
-        </w:rPr>
-        <w:t>):</w:t>
+        <w:t>LSP (Liskov Substitution Principle):</w:t>
       </w:r>
     </w:p>
     <w:p>
@@ -18672,252 +18336,7 @@
           <w:sz w:val="24"/>
           <w:szCs w:val="24"/>
         </w:rPr>
-        <w:t>La responsabilidad de generar cada formato se encuentra separada de la lógica general de generación de reportes. Los productos concretos se encargan de su formato específico, mientras que el creador se encarga de coordinar el proceso.</w:t>
-      </w:r>
-    </w:p>
-    <w:p>
-      <w:pPr>
-        <w:spacing w:line="360" w:lineRule="auto"/>
-        <w:jc w:val="both"/>
-        <w:rPr>
-          <w:rFonts w:ascii="Times New Roman" w:hAnsi="Times New Roman" w:cs="Times New Roman"/>
-          <w:b/>
-          <w:sz w:val="24"/>
-          <w:szCs w:val="24"/>
-        </w:rPr>
-      </w:pPr>
-      <w:r>
-        <w:rPr>
-          <w:rFonts w:ascii="Times New Roman" w:hAnsi="Times New Roman" w:cs="Times New Roman"/>
-          <w:b/>
-          <w:sz w:val="24"/>
-          <w:szCs w:val="24"/>
-        </w:rPr>
-        <w:lastRenderedPageBreak/>
-        <w:t>DIP (</w:t>
-      </w:r>
-      <w:proofErr w:type="spellStart"/>
-      <w:r>
-        <w:rPr>
-          <w:rFonts w:ascii="Times New Roman" w:hAnsi="Times New Roman" w:cs="Times New Roman"/>
-          <w:b/>
-          <w:sz w:val="24"/>
-          <w:szCs w:val="24"/>
-        </w:rPr>
-        <w:t>Dependency</w:t>
-      </w:r>
-      <w:proofErr w:type="spellEnd"/>
-      <w:r>
-        <w:rPr>
-          <w:rFonts w:ascii="Times New Roman" w:hAnsi="Times New Roman" w:cs="Times New Roman"/>
-          <w:b/>
-          <w:sz w:val="24"/>
-          <w:szCs w:val="24"/>
-        </w:rPr>
-        <w:t xml:space="preserve"> </w:t>
-      </w:r>
-      <w:proofErr w:type="spellStart"/>
-      <w:r>
-        <w:rPr>
-          <w:rFonts w:ascii="Times New Roman" w:hAnsi="Times New Roman" w:cs="Times New Roman"/>
-          <w:b/>
-          <w:sz w:val="24"/>
-          <w:szCs w:val="24"/>
-        </w:rPr>
-        <w:t>Inversion</w:t>
-      </w:r>
-      <w:proofErr w:type="spellEnd"/>
-      <w:r>
-        <w:rPr>
-          <w:rFonts w:ascii="Times New Roman" w:hAnsi="Times New Roman" w:cs="Times New Roman"/>
-          <w:b/>
-          <w:sz w:val="24"/>
-          <w:szCs w:val="24"/>
-        </w:rPr>
-        <w:t xml:space="preserve"> </w:t>
-      </w:r>
-      <w:proofErr w:type="spellStart"/>
-      <w:r>
-        <w:rPr>
-          <w:rFonts w:ascii="Times New Roman" w:hAnsi="Times New Roman" w:cs="Times New Roman"/>
-          <w:b/>
-          <w:sz w:val="24"/>
-          <w:szCs w:val="24"/>
-        </w:rPr>
-        <w:t>Principle</w:t>
-      </w:r>
-      <w:proofErr w:type="spellEnd"/>
-      <w:r>
-        <w:rPr>
-          <w:rFonts w:ascii="Times New Roman" w:hAnsi="Times New Roman" w:cs="Times New Roman"/>
-          <w:b/>
-          <w:sz w:val="24"/>
-          <w:szCs w:val="24"/>
-        </w:rPr>
-        <w:t>):</w:t>
-      </w:r>
-    </w:p>
-    <w:p>
-      <w:pPr>
-        <w:spacing w:line="360" w:lineRule="auto"/>
-        <w:jc w:val="both"/>
-        <w:rPr>
-          <w:rFonts w:ascii="Times New Roman" w:hAnsi="Times New Roman" w:cs="Times New Roman"/>
-          <w:bCs/>
-          <w:sz w:val="24"/>
-          <w:szCs w:val="24"/>
-        </w:rPr>
-      </w:pPr>
-      <w:r>
-        <w:rPr>
-          <w:rFonts w:ascii="Times New Roman" w:hAnsi="Times New Roman" w:cs="Times New Roman"/>
-          <w:bCs/>
-          <w:sz w:val="24"/>
-          <w:szCs w:val="24"/>
-        </w:rPr>
-        <w:t xml:space="preserve">La lógica general trabaja con la abstracción </w:t>
-      </w:r>
-      <w:proofErr w:type="spellStart"/>
-      <w:r>
-        <w:rPr>
-          <w:rFonts w:ascii="Times New Roman" w:hAnsi="Times New Roman" w:cs="Times New Roman"/>
-          <w:bCs/>
-          <w:sz w:val="24"/>
-          <w:szCs w:val="24"/>
-        </w:rPr>
-        <w:t>ReporteResultados</w:t>
-      </w:r>
-      <w:proofErr w:type="spellEnd"/>
-      <w:r>
-        <w:rPr>
-          <w:rFonts w:ascii="Times New Roman" w:hAnsi="Times New Roman" w:cs="Times New Roman"/>
-          <w:bCs/>
-          <w:sz w:val="24"/>
-          <w:szCs w:val="24"/>
-        </w:rPr>
-        <w:t xml:space="preserve"> en lugar de depender directamente de cada implementación concreta.</w:t>
-      </w:r>
-    </w:p>
-    <w:p>
-      <w:pPr>
-        <w:spacing w:line="360" w:lineRule="auto"/>
-        <w:jc w:val="both"/>
-        <w:rPr>
-          <w:rFonts w:ascii="Times New Roman" w:hAnsi="Times New Roman" w:cs="Times New Roman"/>
-          <w:b/>
-          <w:sz w:val="24"/>
-          <w:szCs w:val="24"/>
-        </w:rPr>
-      </w:pPr>
-      <w:r>
-        <w:rPr>
-          <w:rFonts w:ascii="Times New Roman" w:hAnsi="Times New Roman" w:cs="Times New Roman"/>
-          <w:b/>
-          <w:sz w:val="24"/>
-          <w:szCs w:val="24"/>
-        </w:rPr>
-        <w:t>LSP (</w:t>
-      </w:r>
-      <w:proofErr w:type="spellStart"/>
-      <w:r>
-        <w:rPr>
-          <w:rFonts w:ascii="Times New Roman" w:hAnsi="Times New Roman" w:cs="Times New Roman"/>
-          <w:b/>
-          <w:sz w:val="24"/>
-          <w:szCs w:val="24"/>
-        </w:rPr>
-        <w:t>Liskov</w:t>
-      </w:r>
-      <w:proofErr w:type="spellEnd"/>
-      <w:r>
-        <w:rPr>
-          <w:rFonts w:ascii="Times New Roman" w:hAnsi="Times New Roman" w:cs="Times New Roman"/>
-          <w:b/>
-          <w:sz w:val="24"/>
-          <w:szCs w:val="24"/>
-        </w:rPr>
-        <w:t xml:space="preserve"> </w:t>
-      </w:r>
-      <w:proofErr w:type="spellStart"/>
-      <w:r>
-        <w:rPr>
-          <w:rFonts w:ascii="Times New Roman" w:hAnsi="Times New Roman" w:cs="Times New Roman"/>
-          <w:b/>
-          <w:sz w:val="24"/>
-          <w:szCs w:val="24"/>
-        </w:rPr>
-        <w:t>Substitution</w:t>
-      </w:r>
-      <w:proofErr w:type="spellEnd"/>
-      <w:r>
-        <w:rPr>
-          <w:rFonts w:ascii="Times New Roman" w:hAnsi="Times New Roman" w:cs="Times New Roman"/>
-          <w:b/>
-          <w:sz w:val="24"/>
-          <w:szCs w:val="24"/>
-        </w:rPr>
-        <w:t xml:space="preserve"> </w:t>
-      </w:r>
-      <w:proofErr w:type="spellStart"/>
-      <w:r>
-        <w:rPr>
-          <w:rFonts w:ascii="Times New Roman" w:hAnsi="Times New Roman" w:cs="Times New Roman"/>
-          <w:b/>
-          <w:sz w:val="24"/>
-          <w:szCs w:val="24"/>
-        </w:rPr>
-        <w:t>Principle</w:t>
-      </w:r>
-      <w:proofErr w:type="spellEnd"/>
-      <w:r>
-        <w:rPr>
-          <w:rFonts w:ascii="Times New Roman" w:hAnsi="Times New Roman" w:cs="Times New Roman"/>
-          <w:b/>
-          <w:sz w:val="24"/>
-          <w:szCs w:val="24"/>
-        </w:rPr>
-        <w:t>):</w:t>
-      </w:r>
-    </w:p>
-    <w:p>
-      <w:pPr>
-        <w:spacing w:line="360" w:lineRule="auto"/>
-        <w:jc w:val="both"/>
-        <w:rPr>
-          <w:rFonts w:ascii="Times New Roman" w:hAnsi="Times New Roman" w:cs="Times New Roman"/>
-          <w:bCs/>
-          <w:sz w:val="24"/>
-          <w:szCs w:val="24"/>
-        </w:rPr>
-      </w:pPr>
-      <w:r>
-        <w:rPr>
-          <w:rFonts w:ascii="Times New Roman" w:hAnsi="Times New Roman" w:cs="Times New Roman"/>
-          <w:bCs/>
-          <w:sz w:val="24"/>
-          <w:szCs w:val="24"/>
-        </w:rPr>
-        <w:t xml:space="preserve">Los diferentes reportes concretos pueden utilizarse como implementaciones de </w:t>
-      </w:r>
-      <w:proofErr w:type="spellStart"/>
-      <w:r>
-        <w:rPr>
-          <w:rFonts w:ascii="Times New Roman" w:hAnsi="Times New Roman" w:cs="Times New Roman"/>
-          <w:bCs/>
-          <w:sz w:val="24"/>
-          <w:szCs w:val="24"/>
-        </w:rPr>
-        <w:t>ReporteResultados</w:t>
-      </w:r>
-      <w:proofErr w:type="spellEnd"/>
-      <w:r>
-        <w:rPr>
-          <w:rFonts w:ascii="Times New Roman" w:hAnsi="Times New Roman" w:cs="Times New Roman"/>
-          <w:bCs/>
-          <w:sz w:val="24"/>
-          <w:szCs w:val="24"/>
-        </w:rPr>
-        <w:t>, siempre que respeten el contrato definido por la abstracción.</w:t>
+        <w:t>Los diferentes reportes concretos pueden utilizarse como implementaciones de ReporteResultados, siempre que respeten el contrato definido por la abstracción.</w:t>
       </w:r>
     </w:p>
     <w:p>
@@ -19248,27 +18667,7 @@
           <w:sz w:val="24"/>
           <w:szCs w:val="24"/>
         </w:rPr>
-        <w:t xml:space="preserve">Para verificar el funcionamiento de la implementación se utilizaron pruebas automatizadas mediante </w:t>
-      </w:r>
-      <w:proofErr w:type="spellStart"/>
-      <w:r>
-        <w:rPr>
-          <w:rFonts w:ascii="Times New Roman" w:hAnsi="Times New Roman" w:cs="Times New Roman"/>
-          <w:bCs/>
-          <w:sz w:val="24"/>
-          <w:szCs w:val="24"/>
-        </w:rPr>
-        <w:t>Jest</w:t>
-      </w:r>
-      <w:proofErr w:type="spellEnd"/>
-      <w:r>
-        <w:rPr>
-          <w:rFonts w:ascii="Times New Roman" w:hAnsi="Times New Roman" w:cs="Times New Roman"/>
-          <w:bCs/>
-          <w:sz w:val="24"/>
-          <w:szCs w:val="24"/>
-        </w:rPr>
-        <w:t>.</w:t>
+        <w:t>Para verificar el funcionamiento de la implementación se utilizaron pruebas automatizadas mediante Jest.</w:t>
       </w:r>
     </w:p>
     <w:p>
@@ -19304,7 +18703,6 @@
           <w:szCs w:val="24"/>
         </w:rPr>
       </w:pPr>
-      <w:proofErr w:type="spellStart"/>
       <w:r>
         <w:rPr>
           <w:rFonts w:ascii="Times New Roman" w:hAnsi="Times New Roman" w:cs="Times New Roman"/>
@@ -19312,29 +18710,8 @@
           <w:sz w:val="24"/>
           <w:szCs w:val="24"/>
         </w:rPr>
-        <w:t>npx</w:t>
-      </w:r>
-      <w:proofErr w:type="spellEnd"/>
-      <w:r>
-        <w:rPr>
-          <w:rFonts w:ascii="Times New Roman" w:hAnsi="Times New Roman" w:cs="Times New Roman"/>
-          <w:b/>
-          <w:sz w:val="24"/>
-          <w:szCs w:val="24"/>
-        </w:rPr>
-        <w:t xml:space="preserve"> </w:t>
-      </w:r>
-      <w:proofErr w:type="spellStart"/>
-      <w:r>
-        <w:rPr>
-          <w:rFonts w:ascii="Times New Roman" w:hAnsi="Times New Roman" w:cs="Times New Roman"/>
-          <w:b/>
-          <w:sz w:val="24"/>
-          <w:szCs w:val="24"/>
-        </w:rPr>
-        <w:t>jest</w:t>
-      </w:r>
-      <w:proofErr w:type="spellEnd"/>
+        <w:t>npx jest</w:t>
+      </w:r>
     </w:p>
     <w:p>
       <w:pPr>
@@ -19373,6 +18750,7 @@
         <w:rPr>
           <w:rFonts w:ascii="Times New Roman" w:hAnsi="Times New Roman" w:cs="Times New Roman"/>
           <w:bCs/>
+          <w:noProof/>
           <w:sz w:val="24"/>
           <w:szCs w:val="24"/>
         </w:rPr>
@@ -19444,6 +18822,7 @@
           <w:b/>
           <w:sz w:val="24"/>
           <w:szCs w:val="24"/>
+          <w:lang w:val="en-US"/>
         </w:rPr>
       </w:pPr>
       <w:r>
@@ -19452,6 +18831,7 @@
           <w:b/>
           <w:sz w:val="24"/>
           <w:szCs w:val="24"/>
+          <w:lang w:val="en-US"/>
         </w:rPr>
         <w:t>PASS  Semana04</w:t>
       </w:r>
@@ -19461,6 +18841,7 @@
           <w:b/>
           <w:sz w:val="24"/>
           <w:szCs w:val="24"/>
+          <w:lang w:val="en-US"/>
         </w:rPr>
         <w:t>_PFM</w:t>
       </w:r>
@@ -19470,6 +18851,7 @@
           <w:b/>
           <w:sz w:val="24"/>
           <w:szCs w:val="24"/>
+          <w:lang w:val="en-US"/>
         </w:rPr>
         <w:t>/factory-method.test.js</w:t>
       </w:r>
@@ -19484,6 +18866,7 @@
           <w:b/>
           <w:sz w:val="24"/>
           <w:szCs w:val="24"/>
+          <w:lang w:val="en-US"/>
         </w:rPr>
       </w:pPr>
       <w:r>
@@ -19492,6 +18875,7 @@
           <w:b/>
           <w:sz w:val="24"/>
           <w:szCs w:val="24"/>
+          <w:lang w:val="en-US"/>
         </w:rPr>
         <w:t>PASS  Semana03/__tests__/singleton.test.js</w:t>
       </w:r>
@@ -19535,19 +18919,20 @@
           <w:sz w:val="24"/>
           <w:szCs w:val="24"/>
         </w:rPr>
-        <w:t xml:space="preserve">Las pruebas permitieron comprobar tanto el funcionamiento de Factory </w:t>
-      </w:r>
-      <w:proofErr w:type="spellStart"/>
-      <w:r>
+        <w:t>Las pruebas permitieron comprobar tanto el funcionamiento de Factory Method como la continuidad del funcionamiento del Singleton desarrollado anteriormente.</w:t>
+      </w:r>
+    </w:p>
+    <w:p>
+      <w:pPr>
+        <w:spacing w:line="360" w:lineRule="auto"/>
+        <w:jc w:val="both"/>
         <w:rPr>
           <w:rFonts w:ascii="Times New Roman" w:hAnsi="Times New Roman" w:cs="Times New Roman"/>
           <w:bCs/>
           <w:sz w:val="24"/>
           <w:szCs w:val="24"/>
         </w:rPr>
-        <w:t>Method</w:t>
-      </w:r>
-      <w:proofErr w:type="spellEnd"/>
+      </w:pPr>
       <w:r>
         <w:rPr>
           <w:rFonts w:ascii="Times New Roman" w:hAnsi="Times New Roman" w:cs="Times New Roman"/>
@@ -19555,68 +18940,7 @@
           <w:sz w:val="24"/>
           <w:szCs w:val="24"/>
         </w:rPr>
-        <w:t xml:space="preserve"> como la continuidad del funcionamiento del </w:t>
-      </w:r>
-      <w:proofErr w:type="spellStart"/>
-      <w:r>
-        <w:rPr>
-          <w:rFonts w:ascii="Times New Roman" w:hAnsi="Times New Roman" w:cs="Times New Roman"/>
-          <w:bCs/>
-          <w:sz w:val="24"/>
-          <w:szCs w:val="24"/>
-        </w:rPr>
-        <w:t>Singleton</w:t>
-      </w:r>
-      <w:proofErr w:type="spellEnd"/>
-      <w:r>
-        <w:rPr>
-          <w:rFonts w:ascii="Times New Roman" w:hAnsi="Times New Roman" w:cs="Times New Roman"/>
-          <w:bCs/>
-          <w:sz w:val="24"/>
-          <w:szCs w:val="24"/>
-        </w:rPr>
-        <w:t xml:space="preserve"> desarrollado anteriormente.</w:t>
-      </w:r>
-    </w:p>
-    <w:p>
-      <w:pPr>
-        <w:spacing w:line="360" w:lineRule="auto"/>
-        <w:jc w:val="both"/>
-        <w:rPr>
-          <w:rFonts w:ascii="Times New Roman" w:hAnsi="Times New Roman" w:cs="Times New Roman"/>
-          <w:bCs/>
-          <w:sz w:val="24"/>
-          <w:szCs w:val="24"/>
-        </w:rPr>
-      </w:pPr>
-      <w:r>
-        <w:rPr>
-          <w:rFonts w:ascii="Times New Roman" w:hAnsi="Times New Roman" w:cs="Times New Roman"/>
-          <w:bCs/>
-          <w:sz w:val="24"/>
-          <w:szCs w:val="24"/>
-        </w:rPr>
-        <w:t xml:space="preserve">Durante la ejecución también se evidenció el registro de eventos mediante el </w:t>
-      </w:r>
-      <w:proofErr w:type="spellStart"/>
-      <w:r>
-        <w:rPr>
-          <w:rFonts w:ascii="Times New Roman" w:hAnsi="Times New Roman" w:cs="Times New Roman"/>
-          <w:bCs/>
-          <w:sz w:val="24"/>
-          <w:szCs w:val="24"/>
-        </w:rPr>
-        <w:t>LoggerCentralizado</w:t>
-      </w:r>
-      <w:proofErr w:type="spellEnd"/>
-      <w:r>
-        <w:rPr>
-          <w:rFonts w:ascii="Times New Roman" w:hAnsi="Times New Roman" w:cs="Times New Roman"/>
-          <w:bCs/>
-          <w:sz w:val="24"/>
-          <w:szCs w:val="24"/>
-        </w:rPr>
-        <w:t>:</w:t>
+        <w:t>Durante la ejecución también se evidenció el registro de eventos mediante el LoggerCentralizado:</w:t>
       </w:r>
     </w:p>
     <w:p>
@@ -19660,27 +18984,7 @@
           <w:sz w:val="24"/>
           <w:szCs w:val="24"/>
         </w:rPr>
-        <w:t xml:space="preserve">Esto permite comprobar que la nueva implementación utiliza el mecanismo de auditoría existente en </w:t>
-      </w:r>
-      <w:proofErr w:type="spellStart"/>
-      <w:r>
-        <w:rPr>
-          <w:rFonts w:ascii="Times New Roman" w:hAnsi="Times New Roman" w:cs="Times New Roman"/>
-          <w:bCs/>
-          <w:sz w:val="24"/>
-          <w:szCs w:val="24"/>
-        </w:rPr>
-        <w:t>SecureBallot</w:t>
-      </w:r>
-      <w:proofErr w:type="spellEnd"/>
-      <w:r>
-        <w:rPr>
-          <w:rFonts w:ascii="Times New Roman" w:hAnsi="Times New Roman" w:cs="Times New Roman"/>
-          <w:bCs/>
-          <w:sz w:val="24"/>
-          <w:szCs w:val="24"/>
-        </w:rPr>
-        <w:t>.</w:t>
+        <w:t>Esto permite comprobar que la nueva implementación utiliza el mecanismo de auditoría existente en SecureBallot.</w:t>
       </w:r>
     </w:p>
     <w:p>
@@ -19728,47 +19032,7 @@
           <w:sz w:val="24"/>
           <w:szCs w:val="24"/>
         </w:rPr>
-        <w:t xml:space="preserve">La implementación de Factory </w:t>
-      </w:r>
-      <w:proofErr w:type="spellStart"/>
-      <w:r>
-        <w:rPr>
-          <w:rFonts w:ascii="Times New Roman" w:hAnsi="Times New Roman" w:cs="Times New Roman"/>
-          <w:bCs/>
-          <w:sz w:val="24"/>
-          <w:szCs w:val="24"/>
-        </w:rPr>
-        <w:t>Method</w:t>
-      </w:r>
-      <w:proofErr w:type="spellEnd"/>
-      <w:r>
-        <w:rPr>
-          <w:rFonts w:ascii="Times New Roman" w:hAnsi="Times New Roman" w:cs="Times New Roman"/>
-          <w:bCs/>
-          <w:sz w:val="24"/>
-          <w:szCs w:val="24"/>
-        </w:rPr>
-        <w:t xml:space="preserve"> permite que </w:t>
-      </w:r>
-      <w:proofErr w:type="spellStart"/>
-      <w:r>
-        <w:rPr>
-          <w:rFonts w:ascii="Times New Roman" w:hAnsi="Times New Roman" w:cs="Times New Roman"/>
-          <w:bCs/>
-          <w:sz w:val="24"/>
-          <w:szCs w:val="24"/>
-        </w:rPr>
-        <w:t>SecureBallot</w:t>
-      </w:r>
-      <w:proofErr w:type="spellEnd"/>
-      <w:r>
-        <w:rPr>
-          <w:rFonts w:ascii="Times New Roman" w:hAnsi="Times New Roman" w:cs="Times New Roman"/>
-          <w:bCs/>
-          <w:sz w:val="24"/>
-          <w:szCs w:val="24"/>
-        </w:rPr>
-        <w:t xml:space="preserve"> tenga una estructura más flexible para la generación de reportes. La lógica principal no necesita conocer directamente cada formato existente, ya que la creación de los objetos se delega en los creadores concretos.</w:t>
+        <w:t>La implementación de Factory Method permite que SecureBallot tenga una estructura más flexible para la generación de reportes. La lógica principal no necesita conocer directamente cada formato existente, ya que la creación de los objetos se delega en los creadores concretos.</w:t>
       </w:r>
     </w:p>
     <w:p>
@@ -20047,19 +19311,20 @@
           <w:sz w:val="24"/>
           <w:szCs w:val="24"/>
         </w:rPr>
-        <w:t xml:space="preserve">Al finalizar la semana se logró implementar y probar el patrón Factory </w:t>
-      </w:r>
-      <w:proofErr w:type="spellStart"/>
-      <w:r>
+        <w:t>Al finalizar la semana se logró implementar y probar el patrón Factory Method dentro de SecureBallot, utilizando como caso de aplicación la generación de reportes de resultados electorales.</w:t>
+      </w:r>
+    </w:p>
+    <w:p>
+      <w:pPr>
+        <w:spacing w:line="360" w:lineRule="auto"/>
+        <w:jc w:val="both"/>
         <w:rPr>
           <w:rFonts w:ascii="Times New Roman" w:hAnsi="Times New Roman" w:cs="Times New Roman"/>
           <w:bCs/>
           <w:sz w:val="24"/>
           <w:szCs w:val="24"/>
         </w:rPr>
-        <w:t>Method</w:t>
-      </w:r>
-      <w:proofErr w:type="spellEnd"/>
+      </w:pPr>
       <w:r>
         <w:rPr>
           <w:rFonts w:ascii="Times New Roman" w:hAnsi="Times New Roman" w:cs="Times New Roman"/>
@@ -20067,19 +19332,20 @@
           <w:sz w:val="24"/>
           <w:szCs w:val="24"/>
         </w:rPr>
-        <w:t xml:space="preserve"> dentro de </w:t>
-      </w:r>
-      <w:proofErr w:type="spellStart"/>
-      <w:r>
+        <w:t>La implementación permitió demostrar la diferencia entre crear directamente objetos concretos y delegar su creación mediante un método de fábrica.</w:t>
+      </w:r>
+    </w:p>
+    <w:p>
+      <w:pPr>
+        <w:spacing w:line="360" w:lineRule="auto"/>
+        <w:jc w:val="both"/>
         <w:rPr>
           <w:rFonts w:ascii="Times New Roman" w:hAnsi="Times New Roman" w:cs="Times New Roman"/>
           <w:bCs/>
           <w:sz w:val="24"/>
           <w:szCs w:val="24"/>
         </w:rPr>
-        <w:t>SecureBallot</w:t>
-      </w:r>
-      <w:proofErr w:type="spellEnd"/>
+      </w:pPr>
       <w:r>
         <w:rPr>
           <w:rFonts w:ascii="Times New Roman" w:hAnsi="Times New Roman" w:cs="Times New Roman"/>
@@ -20087,7 +19353,7 @@
           <w:sz w:val="24"/>
           <w:szCs w:val="24"/>
         </w:rPr>
-        <w:t>, utilizando como caso de aplicación la generación de reportes de resultados electorales.</w:t>
+        <w:t>Además, la incorporación de un nuevo formato de reporte permitió utilizar el proyecto como evidencia práctica del principio Abierto/Cerrado, demostrando que el sistema puede ampliarse sin necesidad de modificar las implementaciones existentes.</w:t>
       </w:r>
     </w:p>
     <w:p>
@@ -20108,69 +19374,7 @@
           <w:sz w:val="24"/>
           <w:szCs w:val="24"/>
         </w:rPr>
-        <w:t>La implementación permitió demostrar la diferencia entre crear directamente objetos concretos y delegar su creación mediante un método de fábrica.</w:t>
-      </w:r>
-    </w:p>
-    <w:p>
-      <w:pPr>
-        <w:spacing w:line="360" w:lineRule="auto"/>
-        <w:jc w:val="both"/>
-        <w:rPr>
-          <w:rFonts w:ascii="Times New Roman" w:hAnsi="Times New Roman" w:cs="Times New Roman"/>
-          <w:bCs/>
-          <w:sz w:val="24"/>
-          <w:szCs w:val="24"/>
-        </w:rPr>
-      </w:pPr>
-      <w:r>
-        <w:rPr>
-          <w:rFonts w:ascii="Times New Roman" w:hAnsi="Times New Roman" w:cs="Times New Roman"/>
-          <w:bCs/>
-          <w:sz w:val="24"/>
-          <w:szCs w:val="24"/>
-        </w:rPr>
-        <w:t>Además, la incorporación de un nuevo formato de reporte permitió utilizar el proyecto como evidencia práctica del principio Abierto/Cerrado, demostrando que el sistema puede ampliarse sin necesidad de modificar las implementaciones existentes.</w:t>
-      </w:r>
-    </w:p>
-    <w:p>
-      <w:pPr>
-        <w:spacing w:line="360" w:lineRule="auto"/>
-        <w:jc w:val="both"/>
-        <w:rPr>
-          <w:rFonts w:ascii="Times New Roman" w:hAnsi="Times New Roman" w:cs="Times New Roman"/>
-          <w:bCs/>
-          <w:sz w:val="24"/>
-          <w:szCs w:val="24"/>
-        </w:rPr>
-      </w:pPr>
-      <w:r>
-        <w:rPr>
-          <w:rFonts w:ascii="Times New Roman" w:hAnsi="Times New Roman" w:cs="Times New Roman"/>
-          <w:bCs/>
-          <w:sz w:val="24"/>
-          <w:szCs w:val="24"/>
-        </w:rPr>
-        <w:t xml:space="preserve">La ejecución de las pruebas automatizadas confirmó el correcto funcionamiento de la implementación, obteniendo 16 pruebas aprobadas de 16 y manteniendo funcional el patrón </w:t>
-      </w:r>
-      <w:proofErr w:type="spellStart"/>
-      <w:r>
-        <w:rPr>
-          <w:rFonts w:ascii="Times New Roman" w:hAnsi="Times New Roman" w:cs="Times New Roman"/>
-          <w:bCs/>
-          <w:sz w:val="24"/>
-          <w:szCs w:val="24"/>
-        </w:rPr>
-        <w:t>Singleton</w:t>
-      </w:r>
-      <w:proofErr w:type="spellEnd"/>
-      <w:r>
-        <w:rPr>
-          <w:rFonts w:ascii="Times New Roman" w:hAnsi="Times New Roman" w:cs="Times New Roman"/>
-          <w:bCs/>
-          <w:sz w:val="24"/>
-          <w:szCs w:val="24"/>
-        </w:rPr>
-        <w:t xml:space="preserve"> desarrollado anteriormente.</w:t>
+        <w:t>La ejecución de las pruebas automatizadas confirmó el correcto funcionamiento de la implementación, obteniendo 16 pruebas aprobadas de 16 y manteniendo funcional el patrón Singleton desarrollado anteriormente.</w:t>
       </w:r>
     </w:p>
     <w:p>
@@ -20232,6 +19436,7 @@
         <w:rPr>
           <w:rFonts w:ascii="Times New Roman" w:hAnsi="Times New Roman" w:cs="Times New Roman"/>
           <w:bCs/>
+          <w:noProof/>
           <w:sz w:val="24"/>
           <w:szCs w:val="24"/>
         </w:rPr>
@@ -20320,6 +19525,7 @@
         <w:rPr>
           <w:rFonts w:ascii="Times New Roman" w:hAnsi="Times New Roman" w:cs="Times New Roman"/>
           <w:bCs/>
+          <w:noProof/>
           <w:sz w:val="24"/>
           <w:szCs w:val="24"/>
         </w:rPr>
@@ -20390,15 +19596,7 @@
         <w:t xml:space="preserve"> </w:t>
       </w:r>
       <w:r>
-        <w:t xml:space="preserve">Implementación de </w:t>
-      </w:r>
-      <w:proofErr w:type="spellStart"/>
-      <w:r>
-        <w:t>GeneradorReporte</w:t>
-      </w:r>
-      <w:proofErr w:type="spellEnd"/>
-      <w:r>
-        <w:t xml:space="preserve"> y los creadores concretos</w:t>
+        <w:t>Implementación de GeneradorReporte y los creadores concretos</w:t>
       </w:r>
       <w:r>
         <w:t xml:space="preserve"> - 1</w:t>
@@ -20420,6 +19618,7 @@
         <w:rPr>
           <w:rFonts w:ascii="Times New Roman" w:hAnsi="Times New Roman" w:cs="Times New Roman"/>
           <w:bCs/>
+          <w:noProof/>
           <w:sz w:val="24"/>
           <w:szCs w:val="24"/>
         </w:rPr>
@@ -20490,15 +19689,7 @@
         <w:t xml:space="preserve"> </w:t>
       </w:r>
       <w:r>
-        <w:t xml:space="preserve">Implementación de </w:t>
-      </w:r>
-      <w:proofErr w:type="spellStart"/>
-      <w:r>
-        <w:t>GeneradorReporte</w:t>
-      </w:r>
-      <w:proofErr w:type="spellEnd"/>
-      <w:r>
-        <w:t xml:space="preserve"> y los creadores concretos</w:t>
+        <w:t>Implementación de GeneradorReporte y los creadores concretos</w:t>
       </w:r>
       <w:r>
         <w:t xml:space="preserve"> - 2</w:t>
@@ -20614,7 +19805,7 @@
           <w:lang w:val="es-ES"/>
         </w:rPr>
         <w:lastRenderedPageBreak/>
-        <w:t xml:space="preserve">FASE </w:t>
+        <w:t xml:space="preserve">FASE 2 - </w:t>
       </w:r>
       <w:r>
         <w:rPr>
@@ -20625,7 +19816,7 @@
           <w:szCs w:val="24"/>
           <w:lang w:val="es-ES"/>
         </w:rPr>
-        <w:t>2</w:t>
+        <w:t xml:space="preserve">Patrón </w:t>
       </w:r>
       <w:r>
         <w:rPr>
@@ -20636,7 +19827,7 @@
           <w:szCs w:val="24"/>
           <w:lang w:val="es-ES"/>
         </w:rPr>
-        <w:t xml:space="preserve"> - </w:t>
+        <w:t>Abstract</w:t>
       </w:r>
       <w:r>
         <w:rPr>
@@ -20647,9 +19838,8 @@
           <w:szCs w:val="24"/>
           <w:lang w:val="es-ES"/>
         </w:rPr>
-        <w:t xml:space="preserve">Patrón </w:t>
-      </w:r>
-      <w:proofErr w:type="spellStart"/>
+        <w:t xml:space="preserve"> </w:t>
+      </w:r>
       <w:r>
         <w:rPr>
           <w:rFonts w:ascii="Times New Roman" w:hAnsi="Times New Roman" w:cs="Times New Roman"/>
@@ -20659,10 +19849,12 @@
           <w:szCs w:val="24"/>
           <w:lang w:val="es-ES"/>
         </w:rPr>
-        <w:t>Abstract</w:t>
-      </w:r>
-      <w:proofErr w:type="spellEnd"/>
-      <w:r>
+        <w:t>Factory</w:t>
+      </w:r>
+    </w:p>
+    <w:p>
+      <w:pPr>
+        <w:jc w:val="center"/>
         <w:rPr>
           <w:rFonts w:ascii="Times New Roman" w:hAnsi="Times New Roman" w:cs="Times New Roman"/>
           <w:b/>
@@ -20671,9 +19863,11 @@
           <w:szCs w:val="24"/>
           <w:lang w:val="es-ES"/>
         </w:rPr>
-        <w:t xml:space="preserve"> </w:t>
-      </w:r>
-      <w:r>
+      </w:pPr>
+    </w:p>
+    <w:p>
+      <w:pPr>
+        <w:jc w:val="center"/>
         <w:rPr>
           <w:rFonts w:ascii="Times New Roman" w:hAnsi="Times New Roman" w:cs="Times New Roman"/>
           <w:b/>
@@ -20682,8 +19876,3276 @@
           <w:szCs w:val="24"/>
           <w:lang w:val="es-ES"/>
         </w:rPr>
-        <w:t>Factory</w:t>
-      </w:r>
+      </w:pPr>
+    </w:p>
+    <w:p>
+      <w:pPr>
+        <w:pStyle w:val="Ttulo1"/>
+        <w:ind w:firstLine="708"/>
+        <w:rPr>
+          <w:rFonts w:ascii="Times New Roman" w:hAnsi="Times New Roman" w:cs="Times New Roman"/>
+          <w:color w:val="auto"/>
+          <w:sz w:val="24"/>
+          <w:szCs w:val="24"/>
+          <w:lang w:val="es-ES"/>
+        </w:rPr>
+      </w:pPr>
+      <w:bookmarkStart w:id="4" w:name="_Toc240113606"/>
+      <w:r>
+        <w:rPr>
+          <w:rFonts w:ascii="Times New Roman" w:hAnsi="Times New Roman" w:cs="Times New Roman"/>
+          <w:b/>
+          <w:bCs/>
+          <w:color w:val="auto"/>
+          <w:sz w:val="24"/>
+          <w:szCs w:val="24"/>
+          <w:lang w:val="es-ES"/>
+        </w:rPr>
+        <w:t>Semana5</w:t>
+      </w:r>
+      <w:r>
+        <w:rPr>
+          <w:rFonts w:ascii="Times New Roman" w:hAnsi="Times New Roman" w:cs="Times New Roman"/>
+          <w:color w:val="auto"/>
+          <w:sz w:val="24"/>
+          <w:szCs w:val="24"/>
+          <w:lang w:val="es-ES"/>
+        </w:rPr>
+        <w:t xml:space="preserve"> 12/09</w:t>
+      </w:r>
+      <w:bookmarkEnd w:id="4"/>
+    </w:p>
+    <w:p>
+      <w:pPr>
+        <w:jc w:val="center"/>
+        <w:rPr>
+          <w:rFonts w:ascii="Times New Roman" w:hAnsi="Times New Roman" w:cs="Times New Roman"/>
+          <w:b/>
+          <w:bCs/>
+          <w:sz w:val="24"/>
+          <w:szCs w:val="24"/>
+          <w:lang w:val="es-ES"/>
+        </w:rPr>
+      </w:pPr>
+      <w:r>
+        <w:rPr>
+          <w:rFonts w:ascii="Times New Roman" w:hAnsi="Times New Roman" w:cs="Times New Roman"/>
+          <w:b/>
+          <w:bCs/>
+          <w:sz w:val="24"/>
+          <w:szCs w:val="24"/>
+          <w:lang w:val="es-ES"/>
+        </w:rPr>
+        <w:t>Patr</w:t>
+      </w:r>
+      <w:r>
+        <w:rPr>
+          <w:rFonts w:ascii="Times New Roman" w:hAnsi="Times New Roman" w:cs="Times New Roman"/>
+          <w:b/>
+          <w:bCs/>
+          <w:sz w:val="24"/>
+          <w:szCs w:val="24"/>
+          <w:lang w:val="es-ES"/>
+        </w:rPr>
+        <w:t>ó</w:t>
+      </w:r>
+      <w:r>
+        <w:rPr>
+          <w:rFonts w:ascii="Times New Roman" w:hAnsi="Times New Roman" w:cs="Times New Roman"/>
+          <w:b/>
+          <w:bCs/>
+          <w:sz w:val="24"/>
+          <w:szCs w:val="24"/>
+          <w:lang w:val="es-ES"/>
+        </w:rPr>
+        <w:t>n Builder</w:t>
+      </w:r>
+    </w:p>
+    <w:p>
+      <w:pPr>
+        <w:jc w:val="both"/>
+        <w:rPr>
+          <w:rFonts w:ascii="Times New Roman" w:hAnsi="Times New Roman" w:cs="Times New Roman"/>
+          <w:sz w:val="24"/>
+          <w:szCs w:val="24"/>
+          <w:lang w:val="es-ES"/>
+        </w:rPr>
+      </w:pPr>
+    </w:p>
+    <w:p>
+      <w:pPr>
+        <w:jc w:val="both"/>
+        <w:rPr>
+          <w:rFonts w:ascii="Times New Roman" w:hAnsi="Times New Roman" w:cs="Times New Roman"/>
+          <w:sz w:val="24"/>
+          <w:szCs w:val="24"/>
+          <w:lang w:val="es-ES"/>
+        </w:rPr>
+      </w:pPr>
+      <w:r>
+        <w:rPr>
+          <w:rFonts w:ascii="Times New Roman" w:hAnsi="Times New Roman" w:cs="Times New Roman"/>
+          <w:sz w:val="24"/>
+          <w:szCs w:val="24"/>
+          <w:lang w:val="es-ES"/>
+        </w:rPr>
+        <w:t>Durante esta semana se trabajó con el patrón de diseño Builder, continuando con el desarrollo de la plataforma de votación electrónica SecureBallot.</w:t>
+      </w:r>
+    </w:p>
+    <w:p>
+      <w:pPr>
+        <w:jc w:val="both"/>
+        <w:rPr>
+          <w:rFonts w:ascii="Times New Roman" w:hAnsi="Times New Roman" w:cs="Times New Roman"/>
+          <w:sz w:val="24"/>
+          <w:szCs w:val="24"/>
+          <w:lang w:val="es-ES"/>
+        </w:rPr>
+      </w:pPr>
+    </w:p>
+    <w:p>
+      <w:pPr>
+        <w:jc w:val="both"/>
+        <w:rPr>
+          <w:rFonts w:ascii="Times New Roman" w:hAnsi="Times New Roman" w:cs="Times New Roman"/>
+          <w:sz w:val="24"/>
+          <w:szCs w:val="24"/>
+          <w:lang w:val="es-ES"/>
+        </w:rPr>
+      </w:pPr>
+      <w:r>
+        <w:rPr>
+          <w:rFonts w:ascii="Times New Roman" w:hAnsi="Times New Roman" w:cs="Times New Roman"/>
+          <w:sz w:val="24"/>
+          <w:szCs w:val="24"/>
+          <w:lang w:val="es-ES"/>
+        </w:rPr>
+        <w:t>En esta sesión se estudió cómo este patrón permite separar la construcción de un objeto complejo de su representación final, permitiendo que el mismo proceso de construcción pueda generar diferentes configuraciones del objeto. También se analizó su relación con los principios SOLID, principalmente el Principio de Inversión de Dependencias (DIP).</w:t>
+      </w:r>
+    </w:p>
+    <w:p>
+      <w:pPr>
+        <w:jc w:val="both"/>
+        <w:rPr>
+          <w:rFonts w:ascii="Times New Roman" w:hAnsi="Times New Roman" w:cs="Times New Roman"/>
+          <w:sz w:val="24"/>
+          <w:szCs w:val="24"/>
+          <w:lang w:val="es-ES"/>
+        </w:rPr>
+      </w:pPr>
+    </w:p>
+    <w:p>
+      <w:pPr>
+        <w:ind w:firstLine="708"/>
+        <w:jc w:val="both"/>
+        <w:rPr>
+          <w:rFonts w:ascii="Times New Roman" w:hAnsi="Times New Roman" w:cs="Times New Roman"/>
+          <w:b/>
+          <w:bCs/>
+          <w:sz w:val="24"/>
+          <w:szCs w:val="24"/>
+          <w:lang w:val="es-ES"/>
+        </w:rPr>
+      </w:pPr>
+      <w:r>
+        <w:rPr>
+          <w:rFonts w:ascii="Times New Roman" w:hAnsi="Times New Roman" w:cs="Times New Roman"/>
+          <w:b/>
+          <w:bCs/>
+          <w:sz w:val="24"/>
+          <w:szCs w:val="24"/>
+          <w:lang w:val="es-ES"/>
+        </w:rPr>
+        <w:t>1. Contextualización</w:t>
+      </w:r>
+    </w:p>
+    <w:p>
+      <w:pPr>
+        <w:jc w:val="both"/>
+        <w:rPr>
+          <w:rFonts w:ascii="Times New Roman" w:hAnsi="Times New Roman" w:cs="Times New Roman"/>
+          <w:sz w:val="24"/>
+          <w:szCs w:val="24"/>
+          <w:lang w:val="es-ES"/>
+        </w:rPr>
+      </w:pPr>
+    </w:p>
+    <w:p>
+      <w:pPr>
+        <w:ind w:firstLine="708"/>
+        <w:jc w:val="both"/>
+        <w:rPr>
+          <w:rFonts w:ascii="Times New Roman" w:hAnsi="Times New Roman" w:cs="Times New Roman"/>
+          <w:sz w:val="24"/>
+          <w:szCs w:val="24"/>
+          <w:lang w:val="es-ES"/>
+        </w:rPr>
+      </w:pPr>
+      <w:r>
+        <w:rPr>
+          <w:rFonts w:ascii="Times New Roman" w:hAnsi="Times New Roman" w:cs="Times New Roman"/>
+          <w:sz w:val="24"/>
+          <w:szCs w:val="24"/>
+          <w:lang w:val="es-ES"/>
+        </w:rPr>
+        <w:t>En las sesiones anteriores se trabajaron los patrones Singleton y Factory Method. Singleton se utilizó para controlar la existencia de una única instancia de componentes críticos (ConfiguracionGlobal, LoggerCentralizado, PoolConexionesDB), y Factory Method se aplicó para delegar la creación de reportes de resultados en distintos formatos (PDF, CSV, JSON).</w:t>
+      </w:r>
+    </w:p>
+    <w:p>
+      <w:pPr>
+        <w:jc w:val="both"/>
+        <w:rPr>
+          <w:rFonts w:ascii="Times New Roman" w:hAnsi="Times New Roman" w:cs="Times New Roman"/>
+          <w:sz w:val="24"/>
+          <w:szCs w:val="24"/>
+          <w:lang w:val="es-ES"/>
+        </w:rPr>
+      </w:pPr>
+    </w:p>
+    <w:p>
+      <w:pPr>
+        <w:jc w:val="both"/>
+        <w:rPr>
+          <w:rFonts w:ascii="Times New Roman" w:hAnsi="Times New Roman" w:cs="Times New Roman"/>
+          <w:sz w:val="24"/>
+          <w:szCs w:val="24"/>
+          <w:lang w:val="es-ES"/>
+        </w:rPr>
+      </w:pPr>
+      <w:r>
+        <w:rPr>
+          <w:rFonts w:ascii="Times New Roman" w:hAnsi="Times New Roman" w:cs="Times New Roman"/>
+          <w:sz w:val="24"/>
+          <w:szCs w:val="24"/>
+          <w:lang w:val="es-ES"/>
+        </w:rPr>
+        <w:t>Para esta semana se buscó aplicar un patrón enfocado en un problema distinto: la construcción de objetos que requieren múltiples parámetros, varios de ellos opcionales, donde un constructor tradicional se vuelve difícil de leer y propenso a errores.</w:t>
+      </w:r>
+    </w:p>
+    <w:p>
+      <w:pPr>
+        <w:jc w:val="both"/>
+        <w:rPr>
+          <w:rFonts w:ascii="Times New Roman" w:hAnsi="Times New Roman" w:cs="Times New Roman"/>
+          <w:sz w:val="24"/>
+          <w:szCs w:val="24"/>
+          <w:lang w:val="es-ES"/>
+        </w:rPr>
+      </w:pPr>
+    </w:p>
+    <w:p>
+      <w:pPr>
+        <w:jc w:val="both"/>
+        <w:rPr>
+          <w:rFonts w:ascii="Times New Roman" w:hAnsi="Times New Roman" w:cs="Times New Roman"/>
+          <w:sz w:val="24"/>
+          <w:szCs w:val="24"/>
+          <w:lang w:val="es-ES"/>
+        </w:rPr>
+      </w:pPr>
+      <w:r>
+        <w:rPr>
+          <w:rFonts w:ascii="Times New Roman" w:hAnsi="Times New Roman" w:cs="Times New Roman"/>
+          <w:sz w:val="24"/>
+          <w:szCs w:val="24"/>
+          <w:lang w:val="es-ES"/>
+        </w:rPr>
+        <w:t>En SecureBallot, una Elección no se define solo con un nombre y una fecha. Requiere candidatos, mesas de votación, fecha de apertura y cierre, si permite voto en blanco, y un umbral de quórum. Una implementación directa mediante un constructor con todos estos parámetros generaría el problema conocido como "constructor telescópico":</w:t>
+      </w:r>
+    </w:p>
+    <w:p>
+      <w:pPr>
+        <w:jc w:val="both"/>
+        <w:rPr>
+          <w:rFonts w:ascii="Times New Roman" w:hAnsi="Times New Roman" w:cs="Times New Roman"/>
+          <w:sz w:val="24"/>
+          <w:szCs w:val="24"/>
+          <w:lang w:val="es-ES"/>
+        </w:rPr>
+      </w:pPr>
+    </w:p>
+    <w:p>
+      <w:pPr>
+        <w:jc w:val="both"/>
+        <w:rPr>
+          <w:rFonts w:ascii="Times New Roman" w:hAnsi="Times New Roman" w:cs="Times New Roman"/>
+          <w:sz w:val="24"/>
+          <w:szCs w:val="24"/>
+          <w:lang w:val="es-ES"/>
+        </w:rPr>
+      </w:pPr>
+      <w:r>
+        <w:rPr>
+          <w:rFonts w:ascii="Times New Roman" w:hAnsi="Times New Roman" w:cs="Times New Roman"/>
+          <w:sz w:val="24"/>
+          <w:szCs w:val="24"/>
+          <w:lang w:val="es-ES"/>
+        </w:rPr>
+        <w:t>public Eleccion(nombre, candidatos, mesas, fechaApertura, fechaCierre, permiteVotoBlanco, umbralQuorum) { ... }</w:t>
+      </w:r>
+    </w:p>
+    <w:p>
+      <w:pPr>
+        <w:jc w:val="both"/>
+        <w:rPr>
+          <w:rFonts w:ascii="Times New Roman" w:hAnsi="Times New Roman" w:cs="Times New Roman"/>
+          <w:sz w:val="24"/>
+          <w:szCs w:val="24"/>
+          <w:lang w:val="es-ES"/>
+        </w:rPr>
+      </w:pPr>
+    </w:p>
+    <w:p>
+      <w:pPr>
+        <w:jc w:val="both"/>
+        <w:rPr>
+          <w:rFonts w:ascii="Times New Roman" w:hAnsi="Times New Roman" w:cs="Times New Roman"/>
+          <w:sz w:val="24"/>
+          <w:szCs w:val="24"/>
+          <w:lang w:val="es-ES"/>
+        </w:rPr>
+      </w:pPr>
+      <w:r>
+        <w:rPr>
+          <w:rFonts w:ascii="Times New Roman" w:hAnsi="Times New Roman" w:cs="Times New Roman"/>
+          <w:sz w:val="24"/>
+          <w:szCs w:val="24"/>
+          <w:lang w:val="es-ES"/>
+        </w:rPr>
+        <w:t>Este enfoque hace que el código que crea el objeto sea difícil de leer y aumenta el riesgo de pasar un parámetro en la posición equivocada, especialmente cuando varios parámetros son del mismo tipo de dato.</w:t>
+      </w:r>
+    </w:p>
+    <w:p>
+      <w:pPr>
+        <w:jc w:val="both"/>
+        <w:rPr>
+          <w:rFonts w:ascii="Times New Roman" w:hAnsi="Times New Roman" w:cs="Times New Roman"/>
+          <w:sz w:val="24"/>
+          <w:szCs w:val="24"/>
+          <w:lang w:val="es-ES"/>
+        </w:rPr>
+      </w:pPr>
+    </w:p>
+    <w:p>
+      <w:pPr>
+        <w:ind w:firstLine="708"/>
+        <w:jc w:val="both"/>
+        <w:rPr>
+          <w:rFonts w:ascii="Times New Roman" w:hAnsi="Times New Roman" w:cs="Times New Roman"/>
+          <w:b/>
+          <w:bCs/>
+          <w:sz w:val="24"/>
+          <w:szCs w:val="24"/>
+          <w:lang w:val="es-ES"/>
+        </w:rPr>
+      </w:pPr>
+      <w:r>
+        <w:rPr>
+          <w:rFonts w:ascii="Times New Roman" w:hAnsi="Times New Roman" w:cs="Times New Roman"/>
+          <w:b/>
+          <w:bCs/>
+          <w:sz w:val="24"/>
+          <w:szCs w:val="24"/>
+          <w:lang w:val="es-ES"/>
+        </w:rPr>
+        <w:t>2. Problema identificado</w:t>
+      </w:r>
+    </w:p>
+    <w:p>
+      <w:pPr>
+        <w:jc w:val="both"/>
+        <w:rPr>
+          <w:rFonts w:ascii="Times New Roman" w:hAnsi="Times New Roman" w:cs="Times New Roman"/>
+          <w:sz w:val="24"/>
+          <w:szCs w:val="24"/>
+          <w:lang w:val="es-ES"/>
+        </w:rPr>
+      </w:pPr>
+    </w:p>
+    <w:p>
+      <w:pPr>
+        <w:ind w:firstLine="708"/>
+        <w:jc w:val="both"/>
+        <w:rPr>
+          <w:rFonts w:ascii="Times New Roman" w:hAnsi="Times New Roman" w:cs="Times New Roman"/>
+          <w:sz w:val="24"/>
+          <w:szCs w:val="24"/>
+          <w:lang w:val="es-ES"/>
+        </w:rPr>
+      </w:pPr>
+      <w:r>
+        <w:rPr>
+          <w:rFonts w:ascii="Times New Roman" w:hAnsi="Times New Roman" w:cs="Times New Roman"/>
+          <w:sz w:val="24"/>
+          <w:szCs w:val="24"/>
+          <w:lang w:val="es-ES"/>
+        </w:rPr>
+        <w:t>El problema principal identificado fue la dificultad de construir un objeto con múltiples parámetros opcionales sin recurrir a constructores extensos o sobrecargados. Este problema aumenta a medida que el objeto necesita más configuraciones, dificultando el mantenimiento y la legibilidad del código.</w:t>
+      </w:r>
+    </w:p>
+    <w:p>
+      <w:pPr>
+        <w:jc w:val="both"/>
+        <w:rPr>
+          <w:rFonts w:ascii="Times New Roman" w:hAnsi="Times New Roman" w:cs="Times New Roman"/>
+          <w:sz w:val="24"/>
+          <w:szCs w:val="24"/>
+          <w:lang w:val="es-ES"/>
+        </w:rPr>
+      </w:pPr>
+    </w:p>
+    <w:p>
+      <w:pPr>
+        <w:jc w:val="both"/>
+        <w:rPr>
+          <w:rFonts w:ascii="Times New Roman" w:hAnsi="Times New Roman" w:cs="Times New Roman"/>
+          <w:sz w:val="24"/>
+          <w:szCs w:val="24"/>
+          <w:lang w:val="es-ES"/>
+        </w:rPr>
+      </w:pPr>
+      <w:r>
+        <w:rPr>
+          <w:rFonts w:ascii="Times New Roman" w:hAnsi="Times New Roman" w:cs="Times New Roman"/>
+          <w:sz w:val="24"/>
+          <w:szCs w:val="24"/>
+          <w:lang w:val="es-ES"/>
+        </w:rPr>
+        <w:t>Con Builder se busca separar el proceso de construcción (paso a paso, con métodos nombrados claramente) de la representación final del objeto, de forma que el código cliente no tenga que preocuparse por el orden ni la cantidad de parámetros.</w:t>
+      </w:r>
+    </w:p>
+    <w:p>
+      <w:pPr>
+        <w:jc w:val="both"/>
+        <w:rPr>
+          <w:rFonts w:ascii="Times New Roman" w:hAnsi="Times New Roman" w:cs="Times New Roman"/>
+          <w:sz w:val="24"/>
+          <w:szCs w:val="24"/>
+          <w:lang w:val="es-ES"/>
+        </w:rPr>
+      </w:pPr>
+    </w:p>
+    <w:p>
+      <w:pPr>
+        <w:ind w:firstLine="708"/>
+        <w:jc w:val="both"/>
+        <w:rPr>
+          <w:rFonts w:ascii="Times New Roman" w:hAnsi="Times New Roman" w:cs="Times New Roman"/>
+          <w:b/>
+          <w:bCs/>
+          <w:sz w:val="24"/>
+          <w:szCs w:val="24"/>
+          <w:lang w:val="es-ES"/>
+        </w:rPr>
+      </w:pPr>
+      <w:r>
+        <w:rPr>
+          <w:rFonts w:ascii="Times New Roman" w:hAnsi="Times New Roman" w:cs="Times New Roman"/>
+          <w:b/>
+          <w:bCs/>
+          <w:sz w:val="24"/>
+          <w:szCs w:val="24"/>
+          <w:lang w:val="es-ES"/>
+        </w:rPr>
+        <w:t>3. Patrón aplicado</w:t>
+      </w:r>
+    </w:p>
+    <w:p>
+      <w:pPr>
+        <w:jc w:val="both"/>
+        <w:rPr>
+          <w:rFonts w:ascii="Times New Roman" w:hAnsi="Times New Roman" w:cs="Times New Roman"/>
+          <w:sz w:val="24"/>
+          <w:szCs w:val="24"/>
+          <w:lang w:val="es-ES"/>
+        </w:rPr>
+      </w:pPr>
+    </w:p>
+    <w:p>
+      <w:pPr>
+        <w:spacing w:line="240" w:lineRule="auto"/>
+        <w:jc w:val="both"/>
+        <w:rPr>
+          <w:rFonts w:ascii="Times New Roman" w:hAnsi="Times New Roman" w:cs="Times New Roman"/>
+          <w:sz w:val="24"/>
+          <w:szCs w:val="24"/>
+          <w:lang w:val="es-ES"/>
+        </w:rPr>
+      </w:pPr>
+      <w:r>
+        <w:rPr>
+          <w:rFonts w:ascii="Times New Roman" w:hAnsi="Times New Roman" w:cs="Times New Roman"/>
+          <w:sz w:val="24"/>
+          <w:szCs w:val="24"/>
+          <w:lang w:val="es-ES"/>
+        </w:rPr>
+        <w:t>Se implementó el patrón Builder para la construcción de la configuración de una Elección.</w:t>
+      </w:r>
+    </w:p>
+    <w:p>
+      <w:pPr>
+        <w:spacing w:line="240" w:lineRule="auto"/>
+        <w:jc w:val="both"/>
+        <w:rPr>
+          <w:rFonts w:ascii="Times New Roman" w:hAnsi="Times New Roman" w:cs="Times New Roman"/>
+          <w:sz w:val="24"/>
+          <w:szCs w:val="24"/>
+          <w:lang w:val="es-ES"/>
+        </w:rPr>
+      </w:pPr>
+      <w:r>
+        <w:rPr>
+          <w:rFonts w:ascii="Times New Roman" w:hAnsi="Times New Roman" w:cs="Times New Roman"/>
+          <w:sz w:val="24"/>
+          <w:szCs w:val="24"/>
+          <w:lang w:val="es-ES"/>
+        </w:rPr>
+        <w:t>La estructura utilizada corresponde a la variante clásica del patrón, compuesta por:</w:t>
+      </w:r>
+    </w:p>
+    <w:p>
+      <w:pPr>
+        <w:spacing w:line="240" w:lineRule="auto"/>
+        <w:jc w:val="both"/>
+        <w:rPr>
+          <w:rFonts w:ascii="Times New Roman" w:hAnsi="Times New Roman" w:cs="Times New Roman"/>
+          <w:sz w:val="24"/>
+          <w:szCs w:val="24"/>
+          <w:lang w:val="es-ES"/>
+        </w:rPr>
+      </w:pPr>
+    </w:p>
+    <w:p>
+      <w:pPr>
+        <w:pStyle w:val="Prrafodelista"/>
+        <w:numPr>
+          <w:ilvl w:val="0"/>
+          <w:numId w:val="18"/>
+        </w:numPr>
+        <w:spacing w:line="240" w:lineRule="auto"/>
+        <w:jc w:val="both"/>
+        <w:rPr>
+          <w:rFonts w:ascii="Times New Roman" w:hAnsi="Times New Roman" w:cs="Times New Roman"/>
+          <w:sz w:val="24"/>
+          <w:szCs w:val="24"/>
+          <w:lang w:val="es-ES"/>
+        </w:rPr>
+      </w:pPr>
+      <w:r>
+        <w:rPr>
+          <w:rFonts w:ascii="Times New Roman" w:hAnsi="Times New Roman" w:cs="Times New Roman"/>
+          <w:sz w:val="24"/>
+          <w:szCs w:val="24"/>
+          <w:lang w:val="es-ES"/>
+        </w:rPr>
+        <w:t>El Producto (Eleccion): representa el objeto final ya construido.</w:t>
+      </w:r>
+    </w:p>
+    <w:p>
+      <w:pPr>
+        <w:spacing w:line="240" w:lineRule="auto"/>
+        <w:jc w:val="both"/>
+        <w:rPr>
+          <w:rFonts w:ascii="Times New Roman" w:hAnsi="Times New Roman" w:cs="Times New Roman"/>
+          <w:sz w:val="24"/>
+          <w:szCs w:val="24"/>
+          <w:lang w:val="es-ES"/>
+        </w:rPr>
+      </w:pPr>
+    </w:p>
+    <w:p>
+      <w:pPr>
+        <w:pStyle w:val="Prrafodelista"/>
+        <w:numPr>
+          <w:ilvl w:val="0"/>
+          <w:numId w:val="18"/>
+        </w:numPr>
+        <w:spacing w:line="240" w:lineRule="auto"/>
+        <w:jc w:val="both"/>
+        <w:rPr>
+          <w:rFonts w:ascii="Times New Roman" w:hAnsi="Times New Roman" w:cs="Times New Roman"/>
+          <w:sz w:val="24"/>
+          <w:szCs w:val="24"/>
+          <w:lang w:val="es-ES"/>
+        </w:rPr>
+      </w:pPr>
+      <w:r>
+        <w:rPr>
+          <w:rFonts w:ascii="Times New Roman" w:hAnsi="Times New Roman" w:cs="Times New Roman"/>
+          <w:sz w:val="24"/>
+          <w:szCs w:val="24"/>
+          <w:lang w:val="es-ES"/>
+        </w:rPr>
+        <w:t>El Builder abstracto (EleccionBuilder): define los pasos posibles de construcción, sin implementarlos.</w:t>
+      </w:r>
+    </w:p>
+    <w:p>
+      <w:pPr>
+        <w:spacing w:line="240" w:lineRule="auto"/>
+        <w:jc w:val="both"/>
+        <w:rPr>
+          <w:rFonts w:ascii="Times New Roman" w:hAnsi="Times New Roman" w:cs="Times New Roman"/>
+          <w:sz w:val="24"/>
+          <w:szCs w:val="24"/>
+          <w:lang w:val="es-ES"/>
+        </w:rPr>
+      </w:pPr>
+    </w:p>
+    <w:p>
+      <w:pPr>
+        <w:pStyle w:val="Prrafodelista"/>
+        <w:numPr>
+          <w:ilvl w:val="0"/>
+          <w:numId w:val="18"/>
+        </w:numPr>
+        <w:spacing w:line="240" w:lineRule="auto"/>
+        <w:jc w:val="both"/>
+        <w:rPr>
+          <w:rFonts w:ascii="Times New Roman" w:hAnsi="Times New Roman" w:cs="Times New Roman"/>
+          <w:sz w:val="24"/>
+          <w:szCs w:val="24"/>
+          <w:lang w:val="es-ES"/>
+        </w:rPr>
+      </w:pPr>
+      <w:r>
+        <w:rPr>
+          <w:rFonts w:ascii="Times New Roman" w:hAnsi="Times New Roman" w:cs="Times New Roman"/>
+          <w:sz w:val="24"/>
+          <w:szCs w:val="24"/>
+          <w:lang w:val="es-ES"/>
+        </w:rPr>
+        <w:t>El Concrete Builder (EleccionBuilderEstandar): implementa cada paso, construyendo internamente una instancia de Eleccion pieza por pieza.</w:t>
+      </w:r>
+    </w:p>
+    <w:p>
+      <w:pPr>
+        <w:spacing w:line="240" w:lineRule="auto"/>
+        <w:jc w:val="both"/>
+        <w:rPr>
+          <w:rFonts w:ascii="Times New Roman" w:hAnsi="Times New Roman" w:cs="Times New Roman"/>
+          <w:sz w:val="24"/>
+          <w:szCs w:val="24"/>
+          <w:lang w:val="es-ES"/>
+        </w:rPr>
+      </w:pPr>
+    </w:p>
+    <w:p>
+      <w:pPr>
+        <w:pStyle w:val="Prrafodelista"/>
+        <w:numPr>
+          <w:ilvl w:val="0"/>
+          <w:numId w:val="18"/>
+        </w:numPr>
+        <w:spacing w:line="240" w:lineRule="auto"/>
+        <w:jc w:val="both"/>
+        <w:rPr>
+          <w:rFonts w:ascii="Times New Roman" w:hAnsi="Times New Roman" w:cs="Times New Roman"/>
+          <w:sz w:val="24"/>
+          <w:szCs w:val="24"/>
+          <w:lang w:val="es-ES"/>
+        </w:rPr>
+      </w:pPr>
+      <w:r>
+        <w:rPr>
+          <w:rFonts w:ascii="Times New Roman" w:hAnsi="Times New Roman" w:cs="Times New Roman"/>
+          <w:sz w:val="24"/>
+          <w:szCs w:val="24"/>
+          <w:lang w:val="es-ES"/>
+        </w:rPr>
+        <w:t>El Director (ConfiguradorEleccionEstandar): conoce el orden correcto en que deben ejecutarse los pasos para construir una elección "estándar", pero delega la construcción real al Builder.</w:t>
+      </w:r>
+    </w:p>
+    <w:p>
+      <w:pPr>
+        <w:jc w:val="both"/>
+        <w:rPr>
+          <w:rFonts w:ascii="Times New Roman" w:hAnsi="Times New Roman" w:cs="Times New Roman"/>
+          <w:sz w:val="24"/>
+          <w:szCs w:val="24"/>
+          <w:lang w:val="es-ES"/>
+        </w:rPr>
+      </w:pPr>
+    </w:p>
+    <w:p>
+      <w:pPr>
+        <w:jc w:val="both"/>
+        <w:rPr>
+          <w:rFonts w:ascii="Times New Roman" w:hAnsi="Times New Roman" w:cs="Times New Roman"/>
+          <w:sz w:val="24"/>
+          <w:szCs w:val="24"/>
+        </w:rPr>
+      </w:pPr>
+      <w:r>
+        <w:rPr>
+          <w:rFonts w:ascii="Times New Roman" w:hAnsi="Times New Roman" w:cs="Times New Roman"/>
+          <w:sz w:val="24"/>
+          <w:szCs w:val="24"/>
+        </w:rPr>
+        <w:lastRenderedPageBreak/>
+        <w:drawing>
+          <wp:inline distT="0" distB="0" distL="0" distR="0" wp14:anchorId="50EC42B2" wp14:editId="4BEAB6C7">
+            <wp:extent cx="5612130" cy="2360295"/>
+            <wp:effectExtent l="0" t="0" r="0" b="0"/>
+            <wp:docPr id="1672577985" name="Imagen 2"/>
+            <wp:cNvGraphicFramePr>
+              <a:graphicFrameLocks xmlns:a="http://schemas.openxmlformats.org/drawingml/2006/main" noChangeAspect="1"/>
+            </wp:cNvGraphicFramePr>
+            <a:graphic xmlns:a="http://schemas.openxmlformats.org/drawingml/2006/main">
+              <a:graphicData uri="http://schemas.openxmlformats.org/drawingml/2006/picture">
+                <pic:pic xmlns:pic="http://schemas.openxmlformats.org/drawingml/2006/picture">
+                  <pic:nvPicPr>
+                    <pic:cNvPr id="0" name="Picture 6"/>
+                    <pic:cNvPicPr>
+                      <a:picLocks noChangeAspect="1" noChangeArrowheads="1"/>
+                    </pic:cNvPicPr>
+                  </pic:nvPicPr>
+                  <pic:blipFill>
+                    <a:blip r:embed="rId12" cstate="print">
+                      <a:extLst>
+                        <a:ext uri="{28A0092B-C50C-407E-A947-70E740481C1C}">
+                          <a14:useLocalDpi xmlns:a14="http://schemas.microsoft.com/office/drawing/2010/main" val="0"/>
+                        </a:ext>
+                      </a:extLst>
+                    </a:blip>
+                    <a:srcRect/>
+                    <a:stretch>
+                      <a:fillRect/>
+                    </a:stretch>
+                  </pic:blipFill>
+                  <pic:spPr bwMode="auto">
+                    <a:xfrm>
+                      <a:off x="0" y="0"/>
+                      <a:ext cx="5612130" cy="2360295"/>
+                    </a:xfrm>
+                    <a:prstGeom prst="rect">
+                      <a:avLst/>
+                    </a:prstGeom>
+                    <a:noFill/>
+                    <a:ln>
+                      <a:noFill/>
+                    </a:ln>
+                  </pic:spPr>
+                </pic:pic>
+              </a:graphicData>
+            </a:graphic>
+          </wp:inline>
+        </w:drawing>
+      </w:r>
+    </w:p>
+    <w:p>
+      <w:pPr>
+        <w:jc w:val="center"/>
+        <w:rPr>
+          <w:rFonts w:ascii="Times New Roman" w:hAnsi="Times New Roman" w:cs="Times New Roman"/>
+          <w:b/>
+          <w:bCs/>
+          <w:i/>
+          <w:iCs/>
+          <w:color w:val="A5A5A5" w:themeColor="accent3"/>
+          <w:sz w:val="20"/>
+          <w:szCs w:val="20"/>
+          <w:lang w:val="es-ES"/>
+        </w:rPr>
+      </w:pPr>
+      <w:r>
+        <w:rPr>
+          <w:rFonts w:ascii="Calibri" w:hAnsi="Calibri" w:cs="Calibri"/>
+          <w:i/>
+          <w:iCs/>
+          <w:color w:val="A5A5A5" w:themeColor="accent3"/>
+          <w:sz w:val="18"/>
+          <w:szCs w:val="18"/>
+          <w:lang w:val="es-ES"/>
+        </w:rPr>
+        <w:t xml:space="preserve">Ilustración </w:t>
+      </w:r>
+      <w:r>
+        <w:rPr>
+          <w:rFonts w:ascii="Calibri" w:hAnsi="Calibri" w:cs="Calibri"/>
+          <w:i/>
+          <w:iCs/>
+          <w:color w:val="A5A5A5" w:themeColor="accent3"/>
+          <w:sz w:val="18"/>
+          <w:szCs w:val="18"/>
+          <w:lang w:val="es-ES"/>
+        </w:rPr>
+        <w:t>5</w:t>
+      </w:r>
+      <w:r>
+        <w:rPr>
+          <w:rFonts w:ascii="Calibri" w:hAnsi="Calibri" w:cs="Calibri"/>
+          <w:i/>
+          <w:iCs/>
+          <w:color w:val="A5A5A5" w:themeColor="accent3"/>
+          <w:sz w:val="18"/>
+          <w:szCs w:val="18"/>
+          <w:lang w:val="es-ES"/>
+        </w:rPr>
+        <w:t>. Diagrama de clases del patrón Builder aplicado a la configuración de una Elección</w:t>
+      </w:r>
+      <w:r>
+        <w:rPr>
+          <w:rFonts w:ascii="Times New Roman" w:hAnsi="Times New Roman" w:cs="Times New Roman"/>
+          <w:b/>
+          <w:bCs/>
+          <w:i/>
+          <w:iCs/>
+          <w:color w:val="A5A5A5" w:themeColor="accent3"/>
+          <w:sz w:val="20"/>
+          <w:szCs w:val="20"/>
+          <w:lang w:val="es-ES"/>
+        </w:rPr>
+        <w:t>.</w:t>
+      </w:r>
+    </w:p>
+    <w:p>
+      <w:pPr>
+        <w:jc w:val="both"/>
+        <w:rPr>
+          <w:rFonts w:ascii="Times New Roman" w:hAnsi="Times New Roman" w:cs="Times New Roman"/>
+          <w:sz w:val="24"/>
+          <w:szCs w:val="24"/>
+          <w:lang w:val="es-ES"/>
+        </w:rPr>
+      </w:pPr>
+    </w:p>
+    <w:p>
+      <w:pPr>
+        <w:ind w:firstLine="708"/>
+        <w:jc w:val="both"/>
+        <w:rPr>
+          <w:rFonts w:ascii="Times New Roman" w:hAnsi="Times New Roman" w:cs="Times New Roman"/>
+          <w:b/>
+          <w:bCs/>
+          <w:sz w:val="24"/>
+          <w:szCs w:val="24"/>
+          <w:lang w:val="es-ES"/>
+        </w:rPr>
+      </w:pPr>
+      <w:r>
+        <w:rPr>
+          <w:rFonts w:ascii="Times New Roman" w:hAnsi="Times New Roman" w:cs="Times New Roman"/>
+          <w:b/>
+          <w:bCs/>
+          <w:sz w:val="24"/>
+          <w:szCs w:val="24"/>
+          <w:lang w:val="es-ES"/>
+        </w:rPr>
+        <w:t>4. Aplicación en SecureBallot</w:t>
+      </w:r>
+    </w:p>
+    <w:p>
+      <w:pPr>
+        <w:jc w:val="both"/>
+        <w:rPr>
+          <w:rFonts w:ascii="Times New Roman" w:hAnsi="Times New Roman" w:cs="Times New Roman"/>
+          <w:sz w:val="24"/>
+          <w:szCs w:val="24"/>
+          <w:lang w:val="es-ES"/>
+        </w:rPr>
+      </w:pPr>
+    </w:p>
+    <w:p>
+      <w:pPr>
+        <w:ind w:firstLine="708"/>
+        <w:jc w:val="both"/>
+        <w:rPr>
+          <w:rFonts w:ascii="Times New Roman" w:hAnsi="Times New Roman" w:cs="Times New Roman"/>
+          <w:sz w:val="24"/>
+          <w:szCs w:val="24"/>
+          <w:lang w:val="es-ES"/>
+        </w:rPr>
+      </w:pPr>
+      <w:r>
+        <w:rPr>
+          <w:rFonts w:ascii="Times New Roman" w:hAnsi="Times New Roman" w:cs="Times New Roman"/>
+          <w:sz w:val="24"/>
+          <w:szCs w:val="24"/>
+          <w:lang w:val="es-ES"/>
+        </w:rPr>
+        <w:t>La aplicación del patrón se realizó sobre la configuración de una Elección antes de que esta inicie.</w:t>
+      </w:r>
+    </w:p>
+    <w:p>
+      <w:pPr>
+        <w:jc w:val="both"/>
+        <w:rPr>
+          <w:rFonts w:ascii="Times New Roman" w:hAnsi="Times New Roman" w:cs="Times New Roman"/>
+          <w:sz w:val="24"/>
+          <w:szCs w:val="24"/>
+          <w:lang w:val="es-ES"/>
+        </w:rPr>
+      </w:pPr>
+    </w:p>
+    <w:p>
+      <w:pPr>
+        <w:jc w:val="both"/>
+        <w:rPr>
+          <w:rFonts w:ascii="Times New Roman" w:hAnsi="Times New Roman" w:cs="Times New Roman"/>
+          <w:sz w:val="24"/>
+          <w:szCs w:val="24"/>
+          <w:lang w:val="es-ES"/>
+        </w:rPr>
+      </w:pPr>
+      <w:r>
+        <w:rPr>
+          <w:rFonts w:ascii="Times New Roman" w:hAnsi="Times New Roman" w:cs="Times New Roman"/>
+          <w:sz w:val="24"/>
+          <w:szCs w:val="24"/>
+          <w:lang w:val="es-ES"/>
+        </w:rPr>
+        <w:t>El Director orquesta la construcción llamando, en orden, a los métodos del Builder: definirNombre(), agregarCandidato() (una vez por cada candidato), agregarMesa() (una vez por cada mesa), definirFechas(), permitirVotoBlanco() y definirQuorum(). Al final, obtenerEleccion() entrega el objeto completo.</w:t>
+      </w:r>
+    </w:p>
+    <w:p>
+      <w:pPr>
+        <w:jc w:val="both"/>
+        <w:rPr>
+          <w:rFonts w:ascii="Times New Roman" w:hAnsi="Times New Roman" w:cs="Times New Roman"/>
+          <w:sz w:val="24"/>
+          <w:szCs w:val="24"/>
+          <w:lang w:val="es-ES"/>
+        </w:rPr>
+      </w:pPr>
+    </w:p>
+    <w:p>
+      <w:pPr>
+        <w:jc w:val="both"/>
+        <w:rPr>
+          <w:rFonts w:ascii="Times New Roman" w:hAnsi="Times New Roman" w:cs="Times New Roman"/>
+          <w:sz w:val="24"/>
+          <w:szCs w:val="24"/>
+          <w:lang w:val="es-ES"/>
+        </w:rPr>
+      </w:pPr>
+      <w:r>
+        <w:rPr>
+          <w:rFonts w:ascii="Times New Roman" w:hAnsi="Times New Roman" w:cs="Times New Roman"/>
+          <w:sz w:val="24"/>
+          <w:szCs w:val="24"/>
+          <w:lang w:val="es-ES"/>
+        </w:rPr>
+        <w:t>Un punto importante de esta implementación es que el objeto Eleccion resultante se integró con el GeneradorReporte desarrollado en la semana anterior (Factory Method), sin modificar ni duplicar ese código. Los datos de la elección construidos con Builder alimentan directamente el proceso de generación de reportes ya existente, demostrando que los patrones trabajan en conjunto dentro del proyecto.</w:t>
+      </w:r>
+    </w:p>
+    <w:p>
+      <w:pPr>
+        <w:jc w:val="both"/>
+        <w:rPr>
+          <w:rFonts w:ascii="Times New Roman" w:hAnsi="Times New Roman" w:cs="Times New Roman"/>
+          <w:sz w:val="24"/>
+          <w:szCs w:val="24"/>
+          <w:lang w:val="es-ES"/>
+        </w:rPr>
+      </w:pPr>
+    </w:p>
+    <w:p>
+      <w:pPr>
+        <w:jc w:val="both"/>
+        <w:rPr>
+          <w:rFonts w:ascii="Times New Roman" w:hAnsi="Times New Roman" w:cs="Times New Roman"/>
+          <w:sz w:val="24"/>
+          <w:szCs w:val="24"/>
+          <w:lang w:val="es-ES"/>
+        </w:rPr>
+      </w:pPr>
+    </w:p>
+    <w:p>
+      <w:pPr>
+        <w:ind w:firstLine="708"/>
+        <w:jc w:val="both"/>
+        <w:rPr>
+          <w:rFonts w:ascii="Times New Roman" w:hAnsi="Times New Roman" w:cs="Times New Roman"/>
+          <w:b/>
+          <w:bCs/>
+          <w:sz w:val="24"/>
+          <w:szCs w:val="24"/>
+          <w:lang w:val="es-ES"/>
+        </w:rPr>
+      </w:pPr>
+      <w:r>
+        <w:rPr>
+          <w:rFonts w:ascii="Times New Roman" w:hAnsi="Times New Roman" w:cs="Times New Roman"/>
+          <w:b/>
+          <w:bCs/>
+          <w:sz w:val="24"/>
+          <w:szCs w:val="24"/>
+          <w:lang w:val="es-ES"/>
+        </w:rPr>
+        <w:t>5. Relación con SOLID</w:t>
+      </w:r>
+    </w:p>
+    <w:p>
+      <w:pPr>
+        <w:jc w:val="both"/>
+        <w:rPr>
+          <w:rFonts w:ascii="Times New Roman" w:hAnsi="Times New Roman" w:cs="Times New Roman"/>
+          <w:sz w:val="24"/>
+          <w:szCs w:val="24"/>
+          <w:lang w:val="es-ES"/>
+        </w:rPr>
+      </w:pPr>
+    </w:p>
+    <w:p>
+      <w:pPr>
+        <w:jc w:val="both"/>
+        <w:rPr>
+          <w:rFonts w:ascii="Times New Roman" w:hAnsi="Times New Roman" w:cs="Times New Roman"/>
+          <w:b/>
+          <w:bCs/>
+          <w:sz w:val="24"/>
+          <w:szCs w:val="24"/>
+          <w:lang w:val="es-ES"/>
+        </w:rPr>
+      </w:pPr>
+      <w:r>
+        <w:rPr>
+          <w:rFonts w:ascii="Times New Roman" w:hAnsi="Times New Roman" w:cs="Times New Roman"/>
+          <w:b/>
+          <w:bCs/>
+          <w:sz w:val="24"/>
+          <w:szCs w:val="24"/>
+          <w:lang w:val="es-ES"/>
+        </w:rPr>
+        <w:t>DIP (Dependency Inversion Principle):</w:t>
+      </w:r>
+    </w:p>
+    <w:p>
+      <w:pPr>
+        <w:ind w:firstLine="708"/>
+        <w:jc w:val="both"/>
+        <w:rPr>
+          <w:rFonts w:ascii="Times New Roman" w:hAnsi="Times New Roman" w:cs="Times New Roman"/>
+          <w:sz w:val="24"/>
+          <w:szCs w:val="24"/>
+          <w:lang w:val="es-ES"/>
+        </w:rPr>
+      </w:pPr>
+      <w:r>
+        <w:rPr>
+          <w:rFonts w:ascii="Times New Roman" w:hAnsi="Times New Roman" w:cs="Times New Roman"/>
+          <w:sz w:val="24"/>
+          <w:szCs w:val="24"/>
+          <w:lang w:val="es-ES"/>
+        </w:rPr>
+        <w:lastRenderedPageBreak/>
+        <w:t>El Director (ConfiguradorEleccionEstandar) depende de la abstracción EleccionBuilder, no de la implementación concreta EleccionBuilderEstandar. Esto se comprobó mediante una prueba automatizada que reemplaza el Concrete Builder por un builder alternativo que cumple la misma interfaz, sin que el Director requiera ningún cambio.</w:t>
+      </w:r>
+    </w:p>
+    <w:p>
+      <w:pPr>
+        <w:jc w:val="both"/>
+        <w:rPr>
+          <w:rFonts w:ascii="Times New Roman" w:hAnsi="Times New Roman" w:cs="Times New Roman"/>
+          <w:sz w:val="24"/>
+          <w:szCs w:val="24"/>
+          <w:lang w:val="es-ES"/>
+        </w:rPr>
+      </w:pPr>
+    </w:p>
+    <w:p>
+      <w:pPr>
+        <w:jc w:val="both"/>
+        <w:rPr>
+          <w:rFonts w:ascii="Times New Roman" w:hAnsi="Times New Roman" w:cs="Times New Roman"/>
+          <w:b/>
+          <w:bCs/>
+          <w:sz w:val="24"/>
+          <w:szCs w:val="24"/>
+          <w:lang w:val="es-ES"/>
+        </w:rPr>
+      </w:pPr>
+      <w:r>
+        <w:rPr>
+          <w:rFonts w:ascii="Times New Roman" w:hAnsi="Times New Roman" w:cs="Times New Roman"/>
+          <w:b/>
+          <w:bCs/>
+          <w:sz w:val="24"/>
+          <w:szCs w:val="24"/>
+          <w:lang w:val="es-ES"/>
+        </w:rPr>
+        <w:t>SRP (</w:t>
+      </w:r>
+      <w:proofErr w:type="gramStart"/>
+      <w:r>
+        <w:rPr>
+          <w:rFonts w:ascii="Times New Roman" w:hAnsi="Times New Roman" w:cs="Times New Roman"/>
+          <w:b/>
+          <w:bCs/>
+          <w:sz w:val="24"/>
+          <w:szCs w:val="24"/>
+          <w:lang w:val="es-ES"/>
+        </w:rPr>
+        <w:t>Single</w:t>
+      </w:r>
+      <w:proofErr w:type="gramEnd"/>
+      <w:r>
+        <w:rPr>
+          <w:rFonts w:ascii="Times New Roman" w:hAnsi="Times New Roman" w:cs="Times New Roman"/>
+          <w:b/>
+          <w:bCs/>
+          <w:sz w:val="24"/>
+          <w:szCs w:val="24"/>
+          <w:lang w:val="es-ES"/>
+        </w:rPr>
+        <w:t xml:space="preserve"> Responsibility Principle):</w:t>
+      </w:r>
+    </w:p>
+    <w:p>
+      <w:pPr>
+        <w:jc w:val="both"/>
+        <w:rPr>
+          <w:rFonts w:ascii="Times New Roman" w:hAnsi="Times New Roman" w:cs="Times New Roman"/>
+          <w:sz w:val="24"/>
+          <w:szCs w:val="24"/>
+          <w:lang w:val="es-ES"/>
+        </w:rPr>
+      </w:pPr>
+      <w:r>
+        <w:rPr>
+          <w:rFonts w:ascii="Times New Roman" w:hAnsi="Times New Roman" w:cs="Times New Roman"/>
+          <w:sz w:val="24"/>
+          <w:szCs w:val="24"/>
+          <w:lang w:val="es-ES"/>
+        </w:rPr>
+        <w:t>Cada clase tiene una responsabilidad clara: Eleccion solo representa el dato final, el Builder solo sabe construir paso a paso, y el Director solo conoce el orden de construcción.</w:t>
+      </w:r>
+    </w:p>
+    <w:p>
+      <w:pPr>
+        <w:jc w:val="both"/>
+        <w:rPr>
+          <w:rFonts w:ascii="Times New Roman" w:hAnsi="Times New Roman" w:cs="Times New Roman"/>
+          <w:sz w:val="24"/>
+          <w:szCs w:val="24"/>
+          <w:lang w:val="es-ES"/>
+        </w:rPr>
+      </w:pPr>
+    </w:p>
+    <w:p>
+      <w:pPr>
+        <w:jc w:val="both"/>
+        <w:rPr>
+          <w:rFonts w:ascii="Times New Roman" w:hAnsi="Times New Roman" w:cs="Times New Roman"/>
+          <w:b/>
+          <w:bCs/>
+          <w:sz w:val="24"/>
+          <w:szCs w:val="24"/>
+          <w:lang w:val="es-ES"/>
+        </w:rPr>
+      </w:pPr>
+      <w:r>
+        <w:rPr>
+          <w:rFonts w:ascii="Times New Roman" w:hAnsi="Times New Roman" w:cs="Times New Roman"/>
+          <w:b/>
+          <w:bCs/>
+          <w:sz w:val="24"/>
+          <w:szCs w:val="24"/>
+          <w:lang w:val="es-ES"/>
+        </w:rPr>
+        <w:t>OCP (Open/Closed Principle):</w:t>
+      </w:r>
+    </w:p>
+    <w:p>
+      <w:pPr>
+        <w:jc w:val="both"/>
+        <w:rPr>
+          <w:rFonts w:ascii="Times New Roman" w:hAnsi="Times New Roman" w:cs="Times New Roman"/>
+          <w:sz w:val="24"/>
+          <w:szCs w:val="24"/>
+          <w:lang w:val="es-ES"/>
+        </w:rPr>
+      </w:pPr>
+      <w:r>
+        <w:rPr>
+          <w:rFonts w:ascii="Times New Roman" w:hAnsi="Times New Roman" w:cs="Times New Roman"/>
+          <w:sz w:val="24"/>
+          <w:szCs w:val="24"/>
+          <w:lang w:val="es-ES"/>
+        </w:rPr>
+        <w:t>Es posible crear un nuevo Concrete Builder (por ejemplo, para una elección con reglas distintas) sin modificar el Director ni el Producto existentes.</w:t>
+      </w:r>
+    </w:p>
+    <w:p>
+      <w:pPr>
+        <w:jc w:val="both"/>
+        <w:rPr>
+          <w:rFonts w:ascii="Times New Roman" w:hAnsi="Times New Roman" w:cs="Times New Roman"/>
+          <w:sz w:val="24"/>
+          <w:szCs w:val="24"/>
+          <w:lang w:val="es-ES"/>
+        </w:rPr>
+      </w:pPr>
+    </w:p>
+    <w:p>
+      <w:pPr>
+        <w:ind w:firstLine="708"/>
+        <w:jc w:val="both"/>
+        <w:rPr>
+          <w:rFonts w:ascii="Times New Roman" w:hAnsi="Times New Roman" w:cs="Times New Roman"/>
+          <w:b/>
+          <w:bCs/>
+          <w:sz w:val="24"/>
+          <w:szCs w:val="24"/>
+          <w:lang w:val="es-ES"/>
+        </w:rPr>
+      </w:pPr>
+      <w:r>
+        <w:rPr>
+          <w:rFonts w:ascii="Times New Roman" w:hAnsi="Times New Roman" w:cs="Times New Roman"/>
+          <w:b/>
+          <w:bCs/>
+          <w:sz w:val="24"/>
+          <w:szCs w:val="24"/>
+          <w:lang w:val="es-ES"/>
+        </w:rPr>
+        <w:t>6. Evidencia de implementación</w:t>
+      </w:r>
+    </w:p>
+    <w:p>
+      <w:pPr>
+        <w:jc w:val="both"/>
+        <w:rPr>
+          <w:rFonts w:ascii="Times New Roman" w:hAnsi="Times New Roman" w:cs="Times New Roman"/>
+          <w:sz w:val="24"/>
+          <w:szCs w:val="24"/>
+          <w:lang w:val="es-ES"/>
+        </w:rPr>
+      </w:pPr>
+    </w:p>
+    <w:p>
+      <w:pPr>
+        <w:jc w:val="both"/>
+        <w:rPr>
+          <w:rFonts w:ascii="Times New Roman" w:hAnsi="Times New Roman" w:cs="Times New Roman"/>
+          <w:sz w:val="24"/>
+          <w:szCs w:val="24"/>
+          <w:lang w:val="es-ES"/>
+        </w:rPr>
+      </w:pPr>
+      <w:r>
+        <w:rPr>
+          <w:rFonts w:ascii="Times New Roman" w:hAnsi="Times New Roman" w:cs="Times New Roman"/>
+          <w:sz w:val="24"/>
+          <w:szCs w:val="24"/>
+          <w:lang w:val="es-ES"/>
+        </w:rPr>
+        <w:t>La implementación del patrón se encuentra organizada dentro de la carpeta:</w:t>
+      </w:r>
+    </w:p>
+    <w:p>
+      <w:pPr>
+        <w:jc w:val="both"/>
+        <w:rPr>
+          <w:rFonts w:ascii="Times New Roman" w:hAnsi="Times New Roman" w:cs="Times New Roman"/>
+          <w:sz w:val="24"/>
+          <w:szCs w:val="24"/>
+          <w:lang w:val="es-ES"/>
+        </w:rPr>
+      </w:pPr>
+    </w:p>
+    <w:p>
+      <w:pPr>
+        <w:pStyle w:val="Prrafodelista"/>
+        <w:numPr>
+          <w:ilvl w:val="0"/>
+          <w:numId w:val="16"/>
+        </w:numPr>
+        <w:spacing w:line="240" w:lineRule="auto"/>
+        <w:jc w:val="both"/>
+        <w:rPr>
+          <w:rFonts w:ascii="Times New Roman" w:hAnsi="Times New Roman" w:cs="Times New Roman"/>
+          <w:sz w:val="24"/>
+          <w:szCs w:val="24"/>
+          <w:lang w:val="es-ES"/>
+        </w:rPr>
+      </w:pPr>
+      <w:r>
+        <w:rPr>
+          <w:rFonts w:ascii="Times New Roman" w:hAnsi="Times New Roman" w:cs="Times New Roman"/>
+          <w:sz w:val="24"/>
+          <w:szCs w:val="24"/>
+          <w:lang w:val="es-ES"/>
+        </w:rPr>
+        <w:t>Semana05_Builder/</w:t>
+      </w:r>
+    </w:p>
+    <w:p>
+      <w:pPr>
+        <w:spacing w:line="240" w:lineRule="auto"/>
+        <w:jc w:val="both"/>
+        <w:rPr>
+          <w:rFonts w:ascii="Times New Roman" w:hAnsi="Times New Roman" w:cs="Times New Roman"/>
+          <w:sz w:val="24"/>
+          <w:szCs w:val="24"/>
+          <w:lang w:val="es-ES"/>
+        </w:rPr>
+      </w:pPr>
+    </w:p>
+    <w:p>
+      <w:pPr>
+        <w:pStyle w:val="Prrafodelista"/>
+        <w:numPr>
+          <w:ilvl w:val="0"/>
+          <w:numId w:val="16"/>
+        </w:numPr>
+        <w:spacing w:line="240" w:lineRule="auto"/>
+        <w:jc w:val="both"/>
+        <w:rPr>
+          <w:rFonts w:ascii="Times New Roman" w:hAnsi="Times New Roman" w:cs="Times New Roman"/>
+          <w:sz w:val="24"/>
+          <w:szCs w:val="24"/>
+          <w:lang w:val="es-ES"/>
+        </w:rPr>
+      </w:pPr>
+      <w:r>
+        <w:rPr>
+          <w:rFonts w:ascii="Times New Roman" w:hAnsi="Times New Roman" w:cs="Times New Roman"/>
+          <w:sz w:val="24"/>
+          <w:szCs w:val="24"/>
+          <w:lang w:val="es-ES"/>
+        </w:rPr>
+        <w:t>Entre los componentes desarrollados se encuentran:</w:t>
+      </w:r>
+    </w:p>
+    <w:p>
+      <w:pPr>
+        <w:spacing w:line="240" w:lineRule="auto"/>
+        <w:jc w:val="both"/>
+        <w:rPr>
+          <w:rFonts w:ascii="Times New Roman" w:hAnsi="Times New Roman" w:cs="Times New Roman"/>
+          <w:sz w:val="24"/>
+          <w:szCs w:val="24"/>
+          <w:lang w:val="es-ES"/>
+        </w:rPr>
+      </w:pPr>
+    </w:p>
+    <w:p>
+      <w:pPr>
+        <w:pStyle w:val="Prrafodelista"/>
+        <w:numPr>
+          <w:ilvl w:val="0"/>
+          <w:numId w:val="16"/>
+        </w:numPr>
+        <w:spacing w:line="240" w:lineRule="auto"/>
+        <w:jc w:val="both"/>
+        <w:rPr>
+          <w:rFonts w:ascii="Times New Roman" w:hAnsi="Times New Roman" w:cs="Times New Roman"/>
+          <w:sz w:val="24"/>
+          <w:szCs w:val="24"/>
+          <w:lang w:val="es-ES"/>
+        </w:rPr>
+      </w:pPr>
+      <w:r>
+        <w:rPr>
+          <w:rFonts w:ascii="Times New Roman" w:hAnsi="Times New Roman" w:cs="Times New Roman"/>
+          <w:sz w:val="24"/>
+          <w:szCs w:val="24"/>
+          <w:lang w:val="es-ES"/>
+        </w:rPr>
+        <w:t>eleccion.js (Producto)</w:t>
+      </w:r>
+    </w:p>
+    <w:p>
+      <w:pPr>
+        <w:spacing w:line="240" w:lineRule="auto"/>
+        <w:jc w:val="both"/>
+        <w:rPr>
+          <w:rFonts w:ascii="Times New Roman" w:hAnsi="Times New Roman" w:cs="Times New Roman"/>
+          <w:sz w:val="24"/>
+          <w:szCs w:val="24"/>
+          <w:lang w:val="es-ES"/>
+        </w:rPr>
+      </w:pPr>
+    </w:p>
+    <w:p>
+      <w:pPr>
+        <w:pStyle w:val="Prrafodelista"/>
+        <w:numPr>
+          <w:ilvl w:val="0"/>
+          <w:numId w:val="16"/>
+        </w:numPr>
+        <w:spacing w:line="240" w:lineRule="auto"/>
+        <w:jc w:val="both"/>
+        <w:rPr>
+          <w:rFonts w:ascii="Times New Roman" w:hAnsi="Times New Roman" w:cs="Times New Roman"/>
+          <w:sz w:val="24"/>
+          <w:szCs w:val="24"/>
+          <w:lang w:val="es-ES"/>
+        </w:rPr>
+      </w:pPr>
+      <w:r>
+        <w:rPr>
+          <w:rFonts w:ascii="Times New Roman" w:hAnsi="Times New Roman" w:cs="Times New Roman"/>
+          <w:sz w:val="24"/>
+          <w:szCs w:val="24"/>
+          <w:lang w:val="es-ES"/>
+        </w:rPr>
+        <w:t>eleccion-builder.js (Builder abstracto y Concrete Builder)</w:t>
+      </w:r>
+    </w:p>
+    <w:p>
+      <w:pPr>
+        <w:spacing w:line="240" w:lineRule="auto"/>
+        <w:jc w:val="both"/>
+        <w:rPr>
+          <w:rFonts w:ascii="Times New Roman" w:hAnsi="Times New Roman" w:cs="Times New Roman"/>
+          <w:sz w:val="24"/>
+          <w:szCs w:val="24"/>
+          <w:lang w:val="es-ES"/>
+        </w:rPr>
+      </w:pPr>
+    </w:p>
+    <w:p>
+      <w:pPr>
+        <w:pStyle w:val="Prrafodelista"/>
+        <w:numPr>
+          <w:ilvl w:val="0"/>
+          <w:numId w:val="16"/>
+        </w:numPr>
+        <w:spacing w:line="240" w:lineRule="auto"/>
+        <w:jc w:val="both"/>
+        <w:rPr>
+          <w:rFonts w:ascii="Times New Roman" w:hAnsi="Times New Roman" w:cs="Times New Roman"/>
+          <w:sz w:val="24"/>
+          <w:szCs w:val="24"/>
+          <w:lang w:val="es-ES"/>
+        </w:rPr>
+      </w:pPr>
+      <w:r>
+        <w:rPr>
+          <w:rFonts w:ascii="Times New Roman" w:hAnsi="Times New Roman" w:cs="Times New Roman"/>
+          <w:sz w:val="24"/>
+          <w:szCs w:val="24"/>
+          <w:lang w:val="es-ES"/>
+        </w:rPr>
+        <w:t>configurador-eleccion.js (Director)</w:t>
+      </w:r>
+    </w:p>
+    <w:p>
+      <w:pPr>
+        <w:spacing w:line="240" w:lineRule="auto"/>
+        <w:jc w:val="both"/>
+        <w:rPr>
+          <w:rFonts w:ascii="Times New Roman" w:hAnsi="Times New Roman" w:cs="Times New Roman"/>
+          <w:sz w:val="24"/>
+          <w:szCs w:val="24"/>
+          <w:lang w:val="es-ES"/>
+        </w:rPr>
+      </w:pPr>
+    </w:p>
+    <w:p>
+      <w:pPr>
+        <w:pStyle w:val="Prrafodelista"/>
+        <w:numPr>
+          <w:ilvl w:val="0"/>
+          <w:numId w:val="16"/>
+        </w:numPr>
+        <w:spacing w:line="240" w:lineRule="auto"/>
+        <w:jc w:val="both"/>
+        <w:rPr>
+          <w:rFonts w:ascii="Times New Roman" w:hAnsi="Times New Roman" w:cs="Times New Roman"/>
+          <w:sz w:val="24"/>
+          <w:szCs w:val="24"/>
+          <w:lang w:val="en-US"/>
+        </w:rPr>
+      </w:pPr>
+      <w:r>
+        <w:rPr>
+          <w:rFonts w:ascii="Times New Roman" w:hAnsi="Times New Roman" w:cs="Times New Roman"/>
+          <w:sz w:val="24"/>
+          <w:szCs w:val="24"/>
+          <w:lang w:val="en-US"/>
+        </w:rPr>
+        <w:t>builder.test.js</w:t>
+      </w:r>
+    </w:p>
+    <w:p>
+      <w:pPr>
+        <w:spacing w:line="240" w:lineRule="auto"/>
+        <w:jc w:val="both"/>
+        <w:rPr>
+          <w:rFonts w:ascii="Times New Roman" w:hAnsi="Times New Roman" w:cs="Times New Roman"/>
+          <w:sz w:val="24"/>
+          <w:szCs w:val="24"/>
+          <w:lang w:val="en-US"/>
+        </w:rPr>
+      </w:pPr>
+    </w:p>
+    <w:p>
+      <w:pPr>
+        <w:pStyle w:val="Prrafodelista"/>
+        <w:numPr>
+          <w:ilvl w:val="0"/>
+          <w:numId w:val="16"/>
+        </w:numPr>
+        <w:spacing w:line="240" w:lineRule="auto"/>
+        <w:jc w:val="both"/>
+        <w:rPr>
+          <w:rFonts w:ascii="Times New Roman" w:hAnsi="Times New Roman" w:cs="Times New Roman"/>
+          <w:sz w:val="24"/>
+          <w:szCs w:val="24"/>
+          <w:lang w:val="en-US"/>
+        </w:rPr>
+      </w:pPr>
+      <w:r>
+        <w:rPr>
+          <w:rFonts w:ascii="Times New Roman" w:hAnsi="Times New Roman" w:cs="Times New Roman"/>
+          <w:sz w:val="24"/>
+          <w:szCs w:val="24"/>
+          <w:lang w:val="en-US"/>
+        </w:rPr>
+        <w:t>index.js</w:t>
+      </w:r>
+    </w:p>
+    <w:p>
+      <w:pPr>
+        <w:spacing w:line="240" w:lineRule="auto"/>
+        <w:jc w:val="both"/>
+        <w:rPr>
+          <w:rFonts w:ascii="Times New Roman" w:hAnsi="Times New Roman" w:cs="Times New Roman"/>
+          <w:sz w:val="24"/>
+          <w:szCs w:val="24"/>
+          <w:lang w:val="en-US"/>
+        </w:rPr>
+      </w:pPr>
+    </w:p>
+    <w:p>
+      <w:pPr>
+        <w:pStyle w:val="Prrafodelista"/>
+        <w:numPr>
+          <w:ilvl w:val="0"/>
+          <w:numId w:val="16"/>
+        </w:numPr>
+        <w:spacing w:line="240" w:lineRule="auto"/>
+        <w:jc w:val="both"/>
+        <w:rPr>
+          <w:rFonts w:ascii="Times New Roman" w:hAnsi="Times New Roman" w:cs="Times New Roman"/>
+          <w:sz w:val="24"/>
+          <w:szCs w:val="24"/>
+          <w:lang w:val="en-US"/>
+        </w:rPr>
+      </w:pPr>
+      <w:r>
+        <w:rPr>
+          <w:rFonts w:ascii="Times New Roman" w:hAnsi="Times New Roman" w:cs="Times New Roman"/>
+          <w:sz w:val="24"/>
+          <w:szCs w:val="24"/>
+          <w:lang w:val="en-US"/>
+        </w:rPr>
+        <w:t>demo.js</w:t>
+      </w:r>
+    </w:p>
+    <w:p>
+      <w:pPr>
+        <w:jc w:val="both"/>
+        <w:rPr>
+          <w:rFonts w:ascii="Times New Roman" w:hAnsi="Times New Roman" w:cs="Times New Roman"/>
+          <w:sz w:val="24"/>
+          <w:szCs w:val="24"/>
+          <w:lang w:val="en-US"/>
+        </w:rPr>
+      </w:pPr>
+    </w:p>
+    <w:p>
+      <w:pPr>
+        <w:jc w:val="both"/>
+        <w:rPr>
+          <w:rFonts w:ascii="Times New Roman" w:hAnsi="Times New Roman" w:cs="Times New Roman"/>
+          <w:sz w:val="24"/>
+          <w:szCs w:val="24"/>
+          <w:lang w:val="en-US"/>
+        </w:rPr>
+      </w:pPr>
+    </w:p>
+    <w:p>
+      <w:pPr>
+        <w:jc w:val="center"/>
+        <w:rPr>
+          <w:rFonts w:ascii="Times New Roman" w:hAnsi="Times New Roman" w:cs="Times New Roman"/>
+          <w:sz w:val="24"/>
+          <w:szCs w:val="24"/>
+          <w:lang w:val="en-US"/>
+        </w:rPr>
+      </w:pPr>
+      <w:r>
+        <w:rPr>
+          <w:rFonts w:ascii="Times New Roman" w:hAnsi="Times New Roman" w:cs="Times New Roman"/>
+          <w:sz w:val="24"/>
+          <w:szCs w:val="24"/>
+          <w:lang w:val="en-US"/>
+        </w:rPr>
+        <w:drawing>
+          <wp:inline distT="0" distB="0" distL="0" distR="0" wp14:anchorId="13005177" wp14:editId="0E41F09D">
+            <wp:extent cx="3231189" cy="2804160"/>
+            <wp:effectExtent l="0" t="0" r="7620" b="0"/>
+            <wp:docPr id="577208218" name="Imagen 1"/>
+            <wp:cNvGraphicFramePr>
+              <a:graphicFrameLocks xmlns:a="http://schemas.openxmlformats.org/drawingml/2006/main" noChangeAspect="1"/>
+            </wp:cNvGraphicFramePr>
+            <a:graphic xmlns:a="http://schemas.openxmlformats.org/drawingml/2006/main">
+              <a:graphicData uri="http://schemas.openxmlformats.org/drawingml/2006/picture">
+                <pic:pic xmlns:pic="http://schemas.openxmlformats.org/drawingml/2006/picture">
+                  <pic:nvPicPr>
+                    <pic:cNvPr id="577208218" name=""/>
+                    <pic:cNvPicPr/>
+                  </pic:nvPicPr>
+                  <pic:blipFill>
+                    <a:blip r:embed="rId13"/>
+                    <a:stretch>
+                      <a:fillRect/>
+                    </a:stretch>
+                  </pic:blipFill>
+                  <pic:spPr>
+                    <a:xfrm>
+                      <a:off x="0" y="0"/>
+                      <a:ext cx="3244121" cy="2815383"/>
+                    </a:xfrm>
+                    <a:prstGeom prst="rect">
+                      <a:avLst/>
+                    </a:prstGeom>
+                  </pic:spPr>
+                </pic:pic>
+              </a:graphicData>
+            </a:graphic>
+          </wp:inline>
+        </w:drawing>
+      </w:r>
+    </w:p>
+    <w:p>
+      <w:pPr>
+        <w:jc w:val="center"/>
+        <w:rPr>
+          <w:rFonts w:cstheme="minorHAnsi"/>
+          <w:i/>
+          <w:iCs/>
+          <w:sz w:val="18"/>
+          <w:szCs w:val="18"/>
+          <w:lang w:val="es-ES"/>
+        </w:rPr>
+      </w:pPr>
+      <w:r>
+        <w:rPr>
+          <w:rFonts w:cstheme="minorHAnsi"/>
+          <w:i/>
+          <w:iCs/>
+          <w:sz w:val="18"/>
+          <w:szCs w:val="18"/>
+          <w:lang w:val="es-ES"/>
+        </w:rPr>
+        <w:t xml:space="preserve">Ilustración </w:t>
+      </w:r>
+      <w:r>
+        <w:rPr>
+          <w:rFonts w:cstheme="minorHAnsi"/>
+          <w:i/>
+          <w:iCs/>
+          <w:sz w:val="18"/>
+          <w:szCs w:val="18"/>
+          <w:lang w:val="es-ES"/>
+        </w:rPr>
+        <w:t>6</w:t>
+      </w:r>
+      <w:r>
+        <w:rPr>
+          <w:rFonts w:cstheme="minorHAnsi"/>
+          <w:i/>
+          <w:iCs/>
+          <w:sz w:val="18"/>
+          <w:szCs w:val="18"/>
+          <w:lang w:val="es-ES"/>
+        </w:rPr>
+        <w:t>. Estructura de archivos de Semana05_Builder.</w:t>
+      </w:r>
+    </w:p>
+    <w:p>
+      <w:pPr>
+        <w:jc w:val="both"/>
+        <w:rPr>
+          <w:rFonts w:ascii="Times New Roman" w:hAnsi="Times New Roman" w:cs="Times New Roman"/>
+          <w:sz w:val="24"/>
+          <w:szCs w:val="24"/>
+          <w:lang w:val="es-ES"/>
+        </w:rPr>
+      </w:pPr>
+    </w:p>
+    <w:p>
+      <w:pPr>
+        <w:jc w:val="both"/>
+        <w:rPr>
+          <w:rFonts w:ascii="Times New Roman" w:hAnsi="Times New Roman" w:cs="Times New Roman"/>
+          <w:sz w:val="24"/>
+          <w:szCs w:val="24"/>
+          <w:lang w:val="es-ES"/>
+        </w:rPr>
+      </w:pPr>
+    </w:p>
+    <w:p>
+      <w:pPr>
+        <w:jc w:val="both"/>
+        <w:rPr>
+          <w:rFonts w:ascii="Times New Roman" w:hAnsi="Times New Roman" w:cs="Times New Roman"/>
+          <w:sz w:val="24"/>
+          <w:szCs w:val="24"/>
+          <w:lang w:val="es-ES"/>
+        </w:rPr>
+      </w:pPr>
+      <w:r>
+        <w:rPr>
+          <w:rFonts w:ascii="Times New Roman" w:hAnsi="Times New Roman" w:cs="Times New Roman"/>
+          <w:sz w:val="24"/>
+          <w:szCs w:val="24"/>
+          <w:lang w:val="es-ES"/>
+        </w:rPr>
+        <w:lastRenderedPageBreak/>
+        <w:drawing>
+          <wp:inline distT="0" distB="0" distL="0" distR="0" wp14:anchorId="0DCD9EF0" wp14:editId="310C8C11">
+            <wp:extent cx="5612130" cy="3678555"/>
+            <wp:effectExtent l="0" t="0" r="7620" b="0"/>
+            <wp:docPr id="2041904239" name="Imagen 1"/>
+            <wp:cNvGraphicFramePr>
+              <a:graphicFrameLocks xmlns:a="http://schemas.openxmlformats.org/drawingml/2006/main" noChangeAspect="1"/>
+            </wp:cNvGraphicFramePr>
+            <a:graphic xmlns:a="http://schemas.openxmlformats.org/drawingml/2006/main">
+              <a:graphicData uri="http://schemas.openxmlformats.org/drawingml/2006/picture">
+                <pic:pic xmlns:pic="http://schemas.openxmlformats.org/drawingml/2006/picture">
+                  <pic:nvPicPr>
+                    <pic:cNvPr id="2041904239" name=""/>
+                    <pic:cNvPicPr/>
+                  </pic:nvPicPr>
+                  <pic:blipFill>
+                    <a:blip r:embed="rId14"/>
+                    <a:stretch>
+                      <a:fillRect/>
+                    </a:stretch>
+                  </pic:blipFill>
+                  <pic:spPr>
+                    <a:xfrm>
+                      <a:off x="0" y="0"/>
+                      <a:ext cx="5612130" cy="3678555"/>
+                    </a:xfrm>
+                    <a:prstGeom prst="rect">
+                      <a:avLst/>
+                    </a:prstGeom>
+                  </pic:spPr>
+                </pic:pic>
+              </a:graphicData>
+            </a:graphic>
+          </wp:inline>
+        </w:drawing>
+      </w:r>
+    </w:p>
+    <w:p>
+      <w:pPr>
+        <w:jc w:val="both"/>
+        <w:rPr>
+          <w:rFonts w:ascii="Times New Roman" w:hAnsi="Times New Roman" w:cs="Times New Roman"/>
+          <w:sz w:val="24"/>
+          <w:szCs w:val="24"/>
+          <w:lang w:val="es-ES"/>
+        </w:rPr>
+      </w:pPr>
+    </w:p>
+    <w:p>
+      <w:pPr>
+        <w:jc w:val="both"/>
+        <w:rPr>
+          <w:rFonts w:ascii="Times New Roman" w:hAnsi="Times New Roman" w:cs="Times New Roman"/>
+          <w:sz w:val="24"/>
+          <w:szCs w:val="24"/>
+          <w:lang w:val="es-ES"/>
+        </w:rPr>
+      </w:pPr>
+      <w:r>
+        <w:rPr>
+          <w:rFonts w:ascii="Times New Roman" w:hAnsi="Times New Roman" w:cs="Times New Roman"/>
+          <w:sz w:val="24"/>
+          <w:szCs w:val="24"/>
+          <w:lang w:val="es-ES"/>
+        </w:rPr>
+        <w:lastRenderedPageBreak/>
+        <w:drawing>
+          <wp:inline distT="0" distB="0" distL="0" distR="0" wp14:anchorId="7684C2DA" wp14:editId="65169923">
+            <wp:extent cx="5612130" cy="5107305"/>
+            <wp:effectExtent l="0" t="0" r="7620" b="0"/>
+            <wp:docPr id="520318024" name="Imagen 1"/>
+            <wp:cNvGraphicFramePr>
+              <a:graphicFrameLocks xmlns:a="http://schemas.openxmlformats.org/drawingml/2006/main" noChangeAspect="1"/>
+            </wp:cNvGraphicFramePr>
+            <a:graphic xmlns:a="http://schemas.openxmlformats.org/drawingml/2006/main">
+              <a:graphicData uri="http://schemas.openxmlformats.org/drawingml/2006/picture">
+                <pic:pic xmlns:pic="http://schemas.openxmlformats.org/drawingml/2006/picture">
+                  <pic:nvPicPr>
+                    <pic:cNvPr id="520318024" name=""/>
+                    <pic:cNvPicPr/>
+                  </pic:nvPicPr>
+                  <pic:blipFill>
+                    <a:blip r:embed="rId15"/>
+                    <a:stretch>
+                      <a:fillRect/>
+                    </a:stretch>
+                  </pic:blipFill>
+                  <pic:spPr>
+                    <a:xfrm>
+                      <a:off x="0" y="0"/>
+                      <a:ext cx="5612130" cy="5107305"/>
+                    </a:xfrm>
+                    <a:prstGeom prst="rect">
+                      <a:avLst/>
+                    </a:prstGeom>
+                  </pic:spPr>
+                </pic:pic>
+              </a:graphicData>
+            </a:graphic>
+          </wp:inline>
+        </w:drawing>
+      </w:r>
+      <w:r>
+        <w:rPr>
+          <w:rFonts w:ascii="Times New Roman" w:hAnsi="Times New Roman" w:cs="Times New Roman"/>
+          <w:sz w:val="24"/>
+          <w:szCs w:val="24"/>
+          <w:lang w:val="es-ES"/>
+        </w:rPr>
+        <w:lastRenderedPageBreak/>
+        <w:drawing>
+          <wp:inline distT="0" distB="0" distL="0" distR="0" wp14:anchorId="48808164" wp14:editId="1F64334B">
+            <wp:extent cx="5612130" cy="4767580"/>
+            <wp:effectExtent l="0" t="0" r="7620" b="0"/>
+            <wp:docPr id="2138830649" name="Imagen 1"/>
+            <wp:cNvGraphicFramePr>
+              <a:graphicFrameLocks xmlns:a="http://schemas.openxmlformats.org/drawingml/2006/main" noChangeAspect="1"/>
+            </wp:cNvGraphicFramePr>
+            <a:graphic xmlns:a="http://schemas.openxmlformats.org/drawingml/2006/main">
+              <a:graphicData uri="http://schemas.openxmlformats.org/drawingml/2006/picture">
+                <pic:pic xmlns:pic="http://schemas.openxmlformats.org/drawingml/2006/picture">
+                  <pic:nvPicPr>
+                    <pic:cNvPr id="2138830649" name=""/>
+                    <pic:cNvPicPr/>
+                  </pic:nvPicPr>
+                  <pic:blipFill>
+                    <a:blip r:embed="rId16"/>
+                    <a:stretch>
+                      <a:fillRect/>
+                    </a:stretch>
+                  </pic:blipFill>
+                  <pic:spPr>
+                    <a:xfrm>
+                      <a:off x="0" y="0"/>
+                      <a:ext cx="5612130" cy="4767580"/>
+                    </a:xfrm>
+                    <a:prstGeom prst="rect">
+                      <a:avLst/>
+                    </a:prstGeom>
+                  </pic:spPr>
+                </pic:pic>
+              </a:graphicData>
+            </a:graphic>
+          </wp:inline>
+        </w:drawing>
+      </w:r>
+    </w:p>
+    <w:p>
+      <w:pPr>
+        <w:jc w:val="center"/>
+        <w:rPr>
+          <w:rFonts w:cstheme="minorHAnsi"/>
+          <w:i/>
+          <w:iCs/>
+          <w:color w:val="A5A5A5" w:themeColor="accent3"/>
+          <w:sz w:val="18"/>
+          <w:szCs w:val="18"/>
+          <w:lang w:val="es-ES"/>
+        </w:rPr>
+      </w:pPr>
+      <w:r>
+        <w:rPr>
+          <w:rFonts w:cstheme="minorHAnsi"/>
+          <w:i/>
+          <w:iCs/>
+          <w:color w:val="A5A5A5" w:themeColor="accent3"/>
+          <w:sz w:val="18"/>
+          <w:szCs w:val="18"/>
+          <w:lang w:val="es-ES"/>
+        </w:rPr>
+        <w:t xml:space="preserve">Ilustración </w:t>
+      </w:r>
+      <w:r>
+        <w:rPr>
+          <w:rFonts w:cstheme="minorHAnsi"/>
+          <w:i/>
+          <w:iCs/>
+          <w:color w:val="A5A5A5" w:themeColor="accent3"/>
+          <w:sz w:val="18"/>
+          <w:szCs w:val="18"/>
+          <w:lang w:val="es-ES"/>
+        </w:rPr>
+        <w:t>7</w:t>
+      </w:r>
+      <w:r>
+        <w:rPr>
+          <w:rFonts w:cstheme="minorHAnsi"/>
+          <w:i/>
+          <w:iCs/>
+          <w:color w:val="A5A5A5" w:themeColor="accent3"/>
+          <w:sz w:val="18"/>
+          <w:szCs w:val="18"/>
+          <w:lang w:val="es-ES"/>
+        </w:rPr>
+        <w:t>. Implementación del Producto y el Builder (EleccionBuilder / EleccionBuilderEstandar).</w:t>
+      </w:r>
+    </w:p>
+    <w:p>
+      <w:pPr>
+        <w:ind w:left="708" w:hanging="708"/>
+        <w:jc w:val="both"/>
+        <w:rPr>
+          <w:rFonts w:ascii="Times New Roman" w:hAnsi="Times New Roman" w:cs="Times New Roman"/>
+          <w:sz w:val="24"/>
+          <w:szCs w:val="24"/>
+          <w:lang w:val="es-ES"/>
+        </w:rPr>
+      </w:pPr>
+    </w:p>
+    <w:p>
+      <w:pPr>
+        <w:jc w:val="both"/>
+        <w:rPr>
+          <w:rFonts w:ascii="Times New Roman" w:hAnsi="Times New Roman" w:cs="Times New Roman"/>
+          <w:sz w:val="24"/>
+          <w:szCs w:val="24"/>
+          <w:lang w:val="es-ES"/>
+        </w:rPr>
+      </w:pPr>
+      <w:r>
+        <w:rPr>
+          <w:rFonts w:ascii="Times New Roman" w:hAnsi="Times New Roman" w:cs="Times New Roman"/>
+          <w:sz w:val="24"/>
+          <w:szCs w:val="24"/>
+          <w:lang w:val="es-ES"/>
+        </w:rPr>
+        <w:lastRenderedPageBreak/>
+        <w:drawing>
+          <wp:inline distT="0" distB="0" distL="0" distR="0" wp14:anchorId="2C29AFBA" wp14:editId="22D1307B">
+            <wp:extent cx="5612130" cy="5024120"/>
+            <wp:effectExtent l="0" t="0" r="7620" b="5080"/>
+            <wp:docPr id="452712984" name="Imagen 1"/>
+            <wp:cNvGraphicFramePr>
+              <a:graphicFrameLocks xmlns:a="http://schemas.openxmlformats.org/drawingml/2006/main" noChangeAspect="1"/>
+            </wp:cNvGraphicFramePr>
+            <a:graphic xmlns:a="http://schemas.openxmlformats.org/drawingml/2006/main">
+              <a:graphicData uri="http://schemas.openxmlformats.org/drawingml/2006/picture">
+                <pic:pic xmlns:pic="http://schemas.openxmlformats.org/drawingml/2006/picture">
+                  <pic:nvPicPr>
+                    <pic:cNvPr id="452712984" name=""/>
+                    <pic:cNvPicPr/>
+                  </pic:nvPicPr>
+                  <pic:blipFill>
+                    <a:blip r:embed="rId17"/>
+                    <a:stretch>
+                      <a:fillRect/>
+                    </a:stretch>
+                  </pic:blipFill>
+                  <pic:spPr>
+                    <a:xfrm>
+                      <a:off x="0" y="0"/>
+                      <a:ext cx="5612130" cy="5024120"/>
+                    </a:xfrm>
+                    <a:prstGeom prst="rect">
+                      <a:avLst/>
+                    </a:prstGeom>
+                  </pic:spPr>
+                </pic:pic>
+              </a:graphicData>
+            </a:graphic>
+          </wp:inline>
+        </w:drawing>
+      </w:r>
+    </w:p>
+    <w:p>
+      <w:pPr>
+        <w:jc w:val="center"/>
+        <w:rPr>
+          <w:rFonts w:cstheme="minorHAnsi"/>
+          <w:i/>
+          <w:iCs/>
+          <w:color w:val="A5A5A5" w:themeColor="accent3"/>
+          <w:sz w:val="18"/>
+          <w:szCs w:val="18"/>
+          <w:lang w:val="es-ES"/>
+        </w:rPr>
+      </w:pPr>
+      <w:r>
+        <w:rPr>
+          <w:rFonts w:cstheme="minorHAnsi"/>
+          <w:i/>
+          <w:iCs/>
+          <w:color w:val="A5A5A5" w:themeColor="accent3"/>
+          <w:sz w:val="18"/>
+          <w:szCs w:val="18"/>
+          <w:lang w:val="es-ES"/>
+        </w:rPr>
+        <w:t xml:space="preserve">Ilustración </w:t>
+      </w:r>
+      <w:r>
+        <w:rPr>
+          <w:rFonts w:cstheme="minorHAnsi"/>
+          <w:i/>
+          <w:iCs/>
+          <w:color w:val="A5A5A5" w:themeColor="accent3"/>
+          <w:sz w:val="18"/>
+          <w:szCs w:val="18"/>
+          <w:lang w:val="es-ES"/>
+        </w:rPr>
+        <w:t>8</w:t>
+      </w:r>
+      <w:r>
+        <w:rPr>
+          <w:rFonts w:cstheme="minorHAnsi"/>
+          <w:i/>
+          <w:iCs/>
+          <w:color w:val="A5A5A5" w:themeColor="accent3"/>
+          <w:sz w:val="18"/>
+          <w:szCs w:val="18"/>
+          <w:lang w:val="es-ES"/>
+        </w:rPr>
+        <w:t>. Implementación del Director (ConfiguradorEleccionEstandar).</w:t>
+      </w:r>
+    </w:p>
+    <w:p>
+      <w:pPr>
+        <w:jc w:val="both"/>
+        <w:rPr>
+          <w:rFonts w:ascii="Times New Roman" w:hAnsi="Times New Roman" w:cs="Times New Roman"/>
+          <w:sz w:val="24"/>
+          <w:szCs w:val="24"/>
+          <w:lang w:val="es-ES"/>
+        </w:rPr>
+      </w:pPr>
+    </w:p>
+    <w:p>
+      <w:pPr>
+        <w:jc w:val="both"/>
+        <w:rPr>
+          <w:rFonts w:ascii="Times New Roman" w:hAnsi="Times New Roman" w:cs="Times New Roman"/>
+          <w:sz w:val="24"/>
+          <w:szCs w:val="24"/>
+          <w:lang w:val="es-ES"/>
+        </w:rPr>
+      </w:pPr>
+      <w:r>
+        <w:rPr>
+          <w:rFonts w:ascii="Times New Roman" w:hAnsi="Times New Roman" w:cs="Times New Roman"/>
+          <w:sz w:val="24"/>
+          <w:szCs w:val="24"/>
+          <w:lang w:val="es-ES"/>
+        </w:rPr>
+        <w:t>7. Evidencia de pruebas</w:t>
+      </w:r>
+    </w:p>
+    <w:p>
+      <w:pPr>
+        <w:jc w:val="both"/>
+        <w:rPr>
+          <w:rFonts w:ascii="Times New Roman" w:hAnsi="Times New Roman" w:cs="Times New Roman"/>
+          <w:sz w:val="24"/>
+          <w:szCs w:val="24"/>
+          <w:lang w:val="es-ES"/>
+        </w:rPr>
+      </w:pPr>
+    </w:p>
+    <w:p>
+      <w:pPr>
+        <w:jc w:val="both"/>
+        <w:rPr>
+          <w:rFonts w:ascii="Times New Roman" w:hAnsi="Times New Roman" w:cs="Times New Roman"/>
+          <w:sz w:val="24"/>
+          <w:szCs w:val="24"/>
+          <w:lang w:val="es-ES"/>
+        </w:rPr>
+      </w:pPr>
+      <w:r>
+        <w:rPr>
+          <w:rFonts w:ascii="Times New Roman" w:hAnsi="Times New Roman" w:cs="Times New Roman"/>
+          <w:sz w:val="24"/>
+          <w:szCs w:val="24"/>
+          <w:lang w:val="es-ES"/>
+        </w:rPr>
+        <w:t>Para verificar el funcionamiento de la implementación se utilizaron pruebas automatizadas mediante Jest.</w:t>
+      </w:r>
+    </w:p>
+    <w:p>
+      <w:pPr>
+        <w:jc w:val="both"/>
+        <w:rPr>
+          <w:rFonts w:ascii="Times New Roman" w:hAnsi="Times New Roman" w:cs="Times New Roman"/>
+          <w:sz w:val="24"/>
+          <w:szCs w:val="24"/>
+          <w:lang w:val="es-ES"/>
+        </w:rPr>
+      </w:pPr>
+    </w:p>
+    <w:p>
+      <w:pPr>
+        <w:jc w:val="both"/>
+        <w:rPr>
+          <w:rFonts w:ascii="Times New Roman" w:hAnsi="Times New Roman" w:cs="Times New Roman"/>
+          <w:sz w:val="24"/>
+          <w:szCs w:val="24"/>
+          <w:lang w:val="es-ES"/>
+        </w:rPr>
+      </w:pPr>
+      <w:r>
+        <w:rPr>
+          <w:rFonts w:ascii="Times New Roman" w:hAnsi="Times New Roman" w:cs="Times New Roman"/>
+          <w:sz w:val="24"/>
+          <w:szCs w:val="24"/>
+          <w:lang w:val="es-ES"/>
+        </w:rPr>
+        <w:t>Se ejecutó el siguiente comando:</w:t>
+      </w:r>
+    </w:p>
+    <w:p>
+      <w:pPr>
+        <w:jc w:val="both"/>
+        <w:rPr>
+          <w:rFonts w:ascii="Times New Roman" w:hAnsi="Times New Roman" w:cs="Times New Roman"/>
+          <w:sz w:val="24"/>
+          <w:szCs w:val="24"/>
+          <w:lang w:val="es-ES"/>
+        </w:rPr>
+      </w:pPr>
+    </w:p>
+    <w:p>
+      <w:pPr>
+        <w:jc w:val="both"/>
+        <w:rPr>
+          <w:rFonts w:ascii="Times New Roman" w:hAnsi="Times New Roman" w:cs="Times New Roman"/>
+          <w:sz w:val="24"/>
+          <w:szCs w:val="24"/>
+          <w:lang w:val="es-ES"/>
+        </w:rPr>
+      </w:pPr>
+      <w:r>
+        <w:rPr>
+          <w:rFonts w:ascii="Times New Roman" w:hAnsi="Times New Roman" w:cs="Times New Roman"/>
+          <w:sz w:val="24"/>
+          <w:szCs w:val="24"/>
+          <w:lang w:val="es-ES"/>
+        </w:rPr>
+        <w:t>npx jest</w:t>
+      </w:r>
+    </w:p>
+    <w:p>
+      <w:pPr>
+        <w:jc w:val="both"/>
+        <w:rPr>
+          <w:rFonts w:ascii="Times New Roman" w:hAnsi="Times New Roman" w:cs="Times New Roman"/>
+          <w:sz w:val="24"/>
+          <w:szCs w:val="24"/>
+          <w:lang w:val="es-ES"/>
+        </w:rPr>
+      </w:pPr>
+    </w:p>
+    <w:p>
+      <w:pPr>
+        <w:jc w:val="both"/>
+        <w:rPr>
+          <w:rFonts w:ascii="Times New Roman" w:hAnsi="Times New Roman" w:cs="Times New Roman"/>
+          <w:sz w:val="24"/>
+          <w:szCs w:val="24"/>
+          <w:lang w:val="es-ES"/>
+        </w:rPr>
+      </w:pPr>
+      <w:r>
+        <w:rPr>
+          <w:rFonts w:ascii="Times New Roman" w:hAnsi="Times New Roman" w:cs="Times New Roman"/>
+          <w:sz w:val="24"/>
+          <w:szCs w:val="24"/>
+          <w:lang w:val="es-ES"/>
+        </w:rPr>
+        <w:lastRenderedPageBreak/>
+        <w:t>Las pruebas verificaron:</w:t>
+      </w:r>
+    </w:p>
+    <w:p>
+      <w:pPr>
+        <w:jc w:val="both"/>
+        <w:rPr>
+          <w:rFonts w:ascii="Times New Roman" w:hAnsi="Times New Roman" w:cs="Times New Roman"/>
+          <w:sz w:val="24"/>
+          <w:szCs w:val="24"/>
+          <w:lang w:val="es-ES"/>
+        </w:rPr>
+      </w:pPr>
+    </w:p>
+    <w:p>
+      <w:pPr>
+        <w:jc w:val="both"/>
+        <w:rPr>
+          <w:rFonts w:ascii="Times New Roman" w:hAnsi="Times New Roman" w:cs="Times New Roman"/>
+          <w:sz w:val="24"/>
+          <w:szCs w:val="24"/>
+          <w:lang w:val="es-ES"/>
+        </w:rPr>
+      </w:pPr>
+      <w:r>
+        <w:rPr>
+          <w:rFonts w:ascii="Times New Roman" w:hAnsi="Times New Roman" w:cs="Times New Roman"/>
+          <w:sz w:val="24"/>
+          <w:szCs w:val="24"/>
+          <w:lang w:val="es-ES"/>
+        </w:rPr>
+        <w:t>Que el Builder abstracto bloquea su uso directo si un método no fue implementado.</w:t>
+      </w:r>
+    </w:p>
+    <w:p>
+      <w:pPr>
+        <w:jc w:val="both"/>
+        <w:rPr>
+          <w:rFonts w:ascii="Times New Roman" w:hAnsi="Times New Roman" w:cs="Times New Roman"/>
+          <w:sz w:val="24"/>
+          <w:szCs w:val="24"/>
+          <w:lang w:val="es-ES"/>
+        </w:rPr>
+      </w:pPr>
+    </w:p>
+    <w:p>
+      <w:pPr>
+        <w:jc w:val="both"/>
+        <w:rPr>
+          <w:rFonts w:ascii="Times New Roman" w:hAnsi="Times New Roman" w:cs="Times New Roman"/>
+          <w:sz w:val="24"/>
+          <w:szCs w:val="24"/>
+          <w:lang w:val="es-ES"/>
+        </w:rPr>
+      </w:pPr>
+      <w:r>
+        <w:rPr>
+          <w:rFonts w:ascii="Times New Roman" w:hAnsi="Times New Roman" w:cs="Times New Roman"/>
+          <w:sz w:val="24"/>
+          <w:szCs w:val="24"/>
+          <w:lang w:val="es-ES"/>
+        </w:rPr>
+        <w:t>Que el Concrete Builder construye correctamente una Eleccion con todos los datos esperados.</w:t>
+      </w:r>
+    </w:p>
+    <w:p>
+      <w:pPr>
+        <w:jc w:val="both"/>
+        <w:rPr>
+          <w:rFonts w:ascii="Times New Roman" w:hAnsi="Times New Roman" w:cs="Times New Roman"/>
+          <w:sz w:val="24"/>
+          <w:szCs w:val="24"/>
+          <w:lang w:val="es-ES"/>
+        </w:rPr>
+      </w:pPr>
+    </w:p>
+    <w:p>
+      <w:pPr>
+        <w:jc w:val="both"/>
+        <w:rPr>
+          <w:rFonts w:ascii="Times New Roman" w:hAnsi="Times New Roman" w:cs="Times New Roman"/>
+          <w:sz w:val="24"/>
+          <w:szCs w:val="24"/>
+          <w:lang w:val="es-ES"/>
+        </w:rPr>
+      </w:pPr>
+      <w:r>
+        <w:rPr>
+          <w:rFonts w:ascii="Times New Roman" w:hAnsi="Times New Roman" w:cs="Times New Roman"/>
+          <w:sz w:val="24"/>
+          <w:szCs w:val="24"/>
+          <w:lang w:val="es-ES"/>
+        </w:rPr>
+        <w:t>Que cada método del builder retorna la propia instancia, permitiendo el encadenamiento de llamadas.</w:t>
+      </w:r>
+    </w:p>
+    <w:p>
+      <w:pPr>
+        <w:jc w:val="both"/>
+        <w:rPr>
+          <w:rFonts w:ascii="Times New Roman" w:hAnsi="Times New Roman" w:cs="Times New Roman"/>
+          <w:sz w:val="24"/>
+          <w:szCs w:val="24"/>
+          <w:lang w:val="es-ES"/>
+        </w:rPr>
+      </w:pPr>
+    </w:p>
+    <w:p>
+      <w:pPr>
+        <w:jc w:val="both"/>
+        <w:rPr>
+          <w:rFonts w:ascii="Times New Roman" w:hAnsi="Times New Roman" w:cs="Times New Roman"/>
+          <w:sz w:val="24"/>
+          <w:szCs w:val="24"/>
+          <w:lang w:val="es-ES"/>
+        </w:rPr>
+      </w:pPr>
+      <w:r>
+        <w:rPr>
+          <w:rFonts w:ascii="Times New Roman" w:hAnsi="Times New Roman" w:cs="Times New Roman"/>
+          <w:sz w:val="24"/>
+          <w:szCs w:val="24"/>
+          <w:lang w:val="es-ES"/>
+        </w:rPr>
+        <w:t>Que el Director arma correctamente una Eleccion completa a partir de un objeto de datos.</w:t>
+      </w:r>
+    </w:p>
+    <w:p>
+      <w:pPr>
+        <w:jc w:val="both"/>
+        <w:rPr>
+          <w:rFonts w:ascii="Times New Roman" w:hAnsi="Times New Roman" w:cs="Times New Roman"/>
+          <w:sz w:val="24"/>
+          <w:szCs w:val="24"/>
+          <w:lang w:val="es-ES"/>
+        </w:rPr>
+      </w:pPr>
+    </w:p>
+    <w:p>
+      <w:pPr>
+        <w:jc w:val="both"/>
+        <w:rPr>
+          <w:rFonts w:ascii="Times New Roman" w:hAnsi="Times New Roman" w:cs="Times New Roman"/>
+          <w:sz w:val="24"/>
+          <w:szCs w:val="24"/>
+          <w:lang w:val="es-ES"/>
+        </w:rPr>
+      </w:pPr>
+      <w:r>
+        <w:rPr>
+          <w:rFonts w:ascii="Times New Roman" w:hAnsi="Times New Roman" w:cs="Times New Roman"/>
+          <w:sz w:val="24"/>
+          <w:szCs w:val="24"/>
+          <w:lang w:val="es-ES"/>
+        </w:rPr>
+        <w:t>Que el Director funciona con cualquier builder que cumpla la interfaz esperada, sin depender de una implementación concreta (evidencia práctica de DIP).</w:t>
+      </w:r>
+    </w:p>
+    <w:p>
+      <w:pPr>
+        <w:jc w:val="both"/>
+        <w:rPr>
+          <w:rFonts w:ascii="Times New Roman" w:hAnsi="Times New Roman" w:cs="Times New Roman"/>
+          <w:sz w:val="24"/>
+          <w:szCs w:val="24"/>
+          <w:lang w:val="es-ES"/>
+        </w:rPr>
+      </w:pPr>
+    </w:p>
+    <w:p>
+      <w:pPr>
+        <w:jc w:val="both"/>
+        <w:rPr>
+          <w:rFonts w:ascii="Times New Roman" w:hAnsi="Times New Roman" w:cs="Times New Roman"/>
+          <w:sz w:val="24"/>
+          <w:szCs w:val="24"/>
+          <w:lang w:val="es-ES"/>
+        </w:rPr>
+      </w:pPr>
+      <w:r>
+        <w:rPr>
+          <w:rFonts w:ascii="Times New Roman" w:hAnsi="Times New Roman" w:cs="Times New Roman"/>
+          <w:sz w:val="24"/>
+          <w:szCs w:val="24"/>
+          <w:lang w:val="es-ES"/>
+        </w:rPr>
+        <w:t>En total se aprobaron 5 pruebas de 5, sin pruebas fallidas, sumándose a las pruebas de Singleton y Factory Method desarrolladas en semanas anteriores.</w:t>
+      </w:r>
+    </w:p>
+    <w:p>
+      <w:pPr>
+        <w:jc w:val="both"/>
+        <w:rPr>
+          <w:rFonts w:ascii="Times New Roman" w:hAnsi="Times New Roman" w:cs="Times New Roman"/>
+          <w:sz w:val="24"/>
+          <w:szCs w:val="24"/>
+          <w:lang w:val="es-ES"/>
+        </w:rPr>
+      </w:pPr>
+    </w:p>
+    <w:p>
+      <w:pPr>
+        <w:jc w:val="both"/>
+        <w:rPr>
+          <w:rFonts w:ascii="Times New Roman" w:hAnsi="Times New Roman" w:cs="Times New Roman"/>
+          <w:sz w:val="24"/>
+          <w:szCs w:val="24"/>
+          <w:lang w:val="es-ES"/>
+        </w:rPr>
+      </w:pPr>
+      <w:r>
+        <w:rPr>
+          <w:rFonts w:ascii="Times New Roman" w:hAnsi="Times New Roman" w:cs="Times New Roman"/>
+          <w:sz w:val="24"/>
+          <w:szCs w:val="24"/>
+          <w:lang w:val="es-ES"/>
+        </w:rPr>
+        <w:lastRenderedPageBreak/>
+        <w:drawing>
+          <wp:inline distT="0" distB="0" distL="0" distR="0" wp14:anchorId="503265E2" wp14:editId="33365050">
+            <wp:extent cx="5612130" cy="2243455"/>
+            <wp:effectExtent l="0" t="0" r="7620" b="4445"/>
+            <wp:docPr id="2101716131" name="Imagen 1"/>
+            <wp:cNvGraphicFramePr>
+              <a:graphicFrameLocks xmlns:a="http://schemas.openxmlformats.org/drawingml/2006/main" noChangeAspect="1"/>
+            </wp:cNvGraphicFramePr>
+            <a:graphic xmlns:a="http://schemas.openxmlformats.org/drawingml/2006/main">
+              <a:graphicData uri="http://schemas.openxmlformats.org/drawingml/2006/picture">
+                <pic:pic xmlns:pic="http://schemas.openxmlformats.org/drawingml/2006/picture">
+                  <pic:nvPicPr>
+                    <pic:cNvPr id="2101716131" name=""/>
+                    <pic:cNvPicPr/>
+                  </pic:nvPicPr>
+                  <pic:blipFill>
+                    <a:blip r:embed="rId18"/>
+                    <a:stretch>
+                      <a:fillRect/>
+                    </a:stretch>
+                  </pic:blipFill>
+                  <pic:spPr>
+                    <a:xfrm>
+                      <a:off x="0" y="0"/>
+                      <a:ext cx="5612130" cy="2243455"/>
+                    </a:xfrm>
+                    <a:prstGeom prst="rect">
+                      <a:avLst/>
+                    </a:prstGeom>
+                  </pic:spPr>
+                </pic:pic>
+              </a:graphicData>
+            </a:graphic>
+          </wp:inline>
+        </w:drawing>
+      </w:r>
+      <w:r>
+        <w:rPr>
+          <w:rFonts w:ascii="Times New Roman" w:hAnsi="Times New Roman" w:cs="Times New Roman"/>
+          <w:sz w:val="24"/>
+          <w:szCs w:val="24"/>
+          <w:lang w:val="es-ES"/>
+        </w:rPr>
+        <w:drawing>
+          <wp:inline distT="0" distB="0" distL="0" distR="0" wp14:anchorId="746022BA" wp14:editId="46B8FF07">
+            <wp:extent cx="5612130" cy="2383155"/>
+            <wp:effectExtent l="0" t="0" r="7620" b="0"/>
+            <wp:docPr id="2097587645" name="Imagen 1"/>
+            <wp:cNvGraphicFramePr>
+              <a:graphicFrameLocks xmlns:a="http://schemas.openxmlformats.org/drawingml/2006/main" noChangeAspect="1"/>
+            </wp:cNvGraphicFramePr>
+            <a:graphic xmlns:a="http://schemas.openxmlformats.org/drawingml/2006/main">
+              <a:graphicData uri="http://schemas.openxmlformats.org/drawingml/2006/picture">
+                <pic:pic xmlns:pic="http://schemas.openxmlformats.org/drawingml/2006/picture">
+                  <pic:nvPicPr>
+                    <pic:cNvPr id="2097587645" name=""/>
+                    <pic:cNvPicPr/>
+                  </pic:nvPicPr>
+                  <pic:blipFill>
+                    <a:blip r:embed="rId19"/>
+                    <a:stretch>
+                      <a:fillRect/>
+                    </a:stretch>
+                  </pic:blipFill>
+                  <pic:spPr>
+                    <a:xfrm>
+                      <a:off x="0" y="0"/>
+                      <a:ext cx="5612130" cy="2383155"/>
+                    </a:xfrm>
+                    <a:prstGeom prst="rect">
+                      <a:avLst/>
+                    </a:prstGeom>
+                  </pic:spPr>
+                </pic:pic>
+              </a:graphicData>
+            </a:graphic>
+          </wp:inline>
+        </w:drawing>
+      </w:r>
+      <w:r>
+        <w:rPr>
+          <w:rFonts w:ascii="Times New Roman" w:hAnsi="Times New Roman" w:cs="Times New Roman"/>
+          <w:sz w:val="24"/>
+          <w:szCs w:val="24"/>
+          <w:lang w:val="es-ES"/>
+        </w:rPr>
+        <w:drawing>
+          <wp:inline distT="0" distB="0" distL="0" distR="0" wp14:anchorId="1AF1F0B6" wp14:editId="578CC905">
+            <wp:extent cx="5612130" cy="1944370"/>
+            <wp:effectExtent l="0" t="0" r="7620" b="0"/>
+            <wp:docPr id="1325512677" name="Imagen 1"/>
+            <wp:cNvGraphicFramePr>
+              <a:graphicFrameLocks xmlns:a="http://schemas.openxmlformats.org/drawingml/2006/main" noChangeAspect="1"/>
+            </wp:cNvGraphicFramePr>
+            <a:graphic xmlns:a="http://schemas.openxmlformats.org/drawingml/2006/main">
+              <a:graphicData uri="http://schemas.openxmlformats.org/drawingml/2006/picture">
+                <pic:pic xmlns:pic="http://schemas.openxmlformats.org/drawingml/2006/picture">
+                  <pic:nvPicPr>
+                    <pic:cNvPr id="1325512677" name=""/>
+                    <pic:cNvPicPr/>
+                  </pic:nvPicPr>
+                  <pic:blipFill>
+                    <a:blip r:embed="rId20"/>
+                    <a:stretch>
+                      <a:fillRect/>
+                    </a:stretch>
+                  </pic:blipFill>
+                  <pic:spPr>
+                    <a:xfrm>
+                      <a:off x="0" y="0"/>
+                      <a:ext cx="5612130" cy="1944370"/>
+                    </a:xfrm>
+                    <a:prstGeom prst="rect">
+                      <a:avLst/>
+                    </a:prstGeom>
+                  </pic:spPr>
+                </pic:pic>
+              </a:graphicData>
+            </a:graphic>
+          </wp:inline>
+        </w:drawing>
+      </w:r>
+      <w:r>
+        <w:rPr>
+          <w:rFonts w:ascii="Times New Roman" w:hAnsi="Times New Roman" w:cs="Times New Roman"/>
+          <w:sz w:val="24"/>
+          <w:szCs w:val="24"/>
+          <w:lang w:val="es-ES"/>
+        </w:rPr>
+        <w:drawing>
+          <wp:inline distT="0" distB="0" distL="0" distR="0" wp14:anchorId="29A173E4" wp14:editId="6080DC32">
+            <wp:extent cx="5612130" cy="1268730"/>
+            <wp:effectExtent l="0" t="0" r="7620" b="7620"/>
+            <wp:docPr id="1484442872" name="Imagen 1"/>
+            <wp:cNvGraphicFramePr>
+              <a:graphicFrameLocks xmlns:a="http://schemas.openxmlformats.org/drawingml/2006/main" noChangeAspect="1"/>
+            </wp:cNvGraphicFramePr>
+            <a:graphic xmlns:a="http://schemas.openxmlformats.org/drawingml/2006/main">
+              <a:graphicData uri="http://schemas.openxmlformats.org/drawingml/2006/picture">
+                <pic:pic xmlns:pic="http://schemas.openxmlformats.org/drawingml/2006/picture">
+                  <pic:nvPicPr>
+                    <pic:cNvPr id="1484442872" name=""/>
+                    <pic:cNvPicPr/>
+                  </pic:nvPicPr>
+                  <pic:blipFill>
+                    <a:blip r:embed="rId21"/>
+                    <a:stretch>
+                      <a:fillRect/>
+                    </a:stretch>
+                  </pic:blipFill>
+                  <pic:spPr>
+                    <a:xfrm>
+                      <a:off x="0" y="0"/>
+                      <a:ext cx="5612130" cy="1268730"/>
+                    </a:xfrm>
+                    <a:prstGeom prst="rect">
+                      <a:avLst/>
+                    </a:prstGeom>
+                  </pic:spPr>
+                </pic:pic>
+              </a:graphicData>
+            </a:graphic>
+          </wp:inline>
+        </w:drawing>
+      </w:r>
+    </w:p>
+    <w:p>
+      <w:pPr>
+        <w:jc w:val="center"/>
+        <w:rPr>
+          <w:rFonts w:cstheme="minorHAnsi"/>
+          <w:i/>
+          <w:iCs/>
+          <w:color w:val="A5A5A5" w:themeColor="accent3"/>
+          <w:sz w:val="18"/>
+          <w:szCs w:val="18"/>
+          <w:lang w:val="es-ES"/>
+        </w:rPr>
+      </w:pPr>
+      <w:r>
+        <w:rPr>
+          <w:rFonts w:cstheme="minorHAnsi"/>
+          <w:i/>
+          <w:iCs/>
+          <w:color w:val="A5A5A5" w:themeColor="accent3"/>
+          <w:sz w:val="18"/>
+          <w:szCs w:val="18"/>
+          <w:lang w:val="es-ES"/>
+        </w:rPr>
+        <w:t>Ilustración 5. Ejecución de pruebas del patrón Builder con Jest.</w:t>
+      </w:r>
+    </w:p>
+    <w:p>
+      <w:pPr>
+        <w:jc w:val="both"/>
+        <w:rPr>
+          <w:rFonts w:ascii="Times New Roman" w:hAnsi="Times New Roman" w:cs="Times New Roman"/>
+          <w:sz w:val="24"/>
+          <w:szCs w:val="24"/>
+          <w:lang w:val="es-ES"/>
+        </w:rPr>
+      </w:pPr>
+    </w:p>
+    <w:p>
+      <w:pPr>
+        <w:ind w:firstLine="708"/>
+        <w:jc w:val="both"/>
+        <w:rPr>
+          <w:rFonts w:ascii="Times New Roman" w:hAnsi="Times New Roman" w:cs="Times New Roman"/>
+          <w:b/>
+          <w:bCs/>
+          <w:sz w:val="24"/>
+          <w:szCs w:val="24"/>
+          <w:lang w:val="es-ES"/>
+        </w:rPr>
+      </w:pPr>
+      <w:r>
+        <w:rPr>
+          <w:rFonts w:ascii="Times New Roman" w:hAnsi="Times New Roman" w:cs="Times New Roman"/>
+          <w:b/>
+          <w:bCs/>
+          <w:sz w:val="24"/>
+          <w:szCs w:val="24"/>
+          <w:lang w:val="es-ES"/>
+        </w:rPr>
+        <w:t>8. Aporte del patrón al proyecto</w:t>
+      </w:r>
+    </w:p>
+    <w:p>
+      <w:pPr>
+        <w:jc w:val="both"/>
+        <w:rPr>
+          <w:rFonts w:ascii="Times New Roman" w:hAnsi="Times New Roman" w:cs="Times New Roman"/>
+          <w:sz w:val="24"/>
+          <w:szCs w:val="24"/>
+          <w:lang w:val="es-ES"/>
+        </w:rPr>
+      </w:pPr>
+    </w:p>
+    <w:p>
+      <w:pPr>
+        <w:ind w:firstLine="708"/>
+        <w:jc w:val="both"/>
+        <w:rPr>
+          <w:rFonts w:ascii="Times New Roman" w:hAnsi="Times New Roman" w:cs="Times New Roman"/>
+          <w:sz w:val="24"/>
+          <w:szCs w:val="24"/>
+          <w:lang w:val="es-ES"/>
+        </w:rPr>
+      </w:pPr>
+      <w:r>
+        <w:rPr>
+          <w:rFonts w:ascii="Times New Roman" w:hAnsi="Times New Roman" w:cs="Times New Roman"/>
+          <w:sz w:val="24"/>
+          <w:szCs w:val="24"/>
+          <w:lang w:val="es-ES"/>
+        </w:rPr>
+        <w:t>La implementación de Builder permite que SecureBallot construya objetos de configuración complejos de forma clara y ordenada, sin recurrir a constructores con múltiples parámetros posicionales.</w:t>
+      </w:r>
+    </w:p>
+    <w:p>
+      <w:pPr>
+        <w:jc w:val="both"/>
+        <w:rPr>
+          <w:rFonts w:ascii="Times New Roman" w:hAnsi="Times New Roman" w:cs="Times New Roman"/>
+          <w:sz w:val="24"/>
+          <w:szCs w:val="24"/>
+          <w:lang w:val="es-ES"/>
+        </w:rPr>
+      </w:pPr>
+    </w:p>
+    <w:p>
+      <w:pPr>
+        <w:jc w:val="both"/>
+        <w:rPr>
+          <w:rFonts w:ascii="Times New Roman" w:hAnsi="Times New Roman" w:cs="Times New Roman"/>
+          <w:sz w:val="24"/>
+          <w:szCs w:val="24"/>
+          <w:lang w:val="es-ES"/>
+        </w:rPr>
+      </w:pPr>
+      <w:r>
+        <w:rPr>
+          <w:rFonts w:ascii="Times New Roman" w:hAnsi="Times New Roman" w:cs="Times New Roman"/>
+          <w:sz w:val="24"/>
+          <w:szCs w:val="24"/>
+          <w:lang w:val="es-ES"/>
+        </w:rPr>
+        <w:t>Uno de los principales aportes es la legibilidad: el proceso de construcción se lee como una secuencia de pasos con nombres descriptivos, en vez de una lista de valores sin contexto. Además, al separar el Director del Builder, es posible introducir nuevas formas de construir una Elección sin modificar el código existente.</w:t>
+      </w:r>
+    </w:p>
+    <w:p>
+      <w:pPr>
+        <w:jc w:val="both"/>
+        <w:rPr>
+          <w:rFonts w:ascii="Times New Roman" w:hAnsi="Times New Roman" w:cs="Times New Roman"/>
+          <w:sz w:val="24"/>
+          <w:szCs w:val="24"/>
+          <w:lang w:val="es-ES"/>
+        </w:rPr>
+      </w:pPr>
+    </w:p>
+    <w:p>
+      <w:pPr>
+        <w:pStyle w:val="Prrafodelista"/>
+        <w:numPr>
+          <w:ilvl w:val="0"/>
+          <w:numId w:val="17"/>
+        </w:numPr>
+        <w:jc w:val="both"/>
+        <w:rPr>
+          <w:rFonts w:ascii="Times New Roman" w:hAnsi="Times New Roman" w:cs="Times New Roman"/>
+          <w:sz w:val="24"/>
+          <w:szCs w:val="24"/>
+          <w:lang w:val="es-ES"/>
+        </w:rPr>
+      </w:pPr>
+      <w:r>
+        <w:rPr>
+          <w:rFonts w:ascii="Times New Roman" w:hAnsi="Times New Roman" w:cs="Times New Roman"/>
+          <w:sz w:val="24"/>
+          <w:szCs w:val="24"/>
+          <w:lang w:val="es-ES"/>
+        </w:rPr>
+        <w:t>De esta manera, el patrón contribuye a:</w:t>
+      </w:r>
+    </w:p>
+    <w:p>
+      <w:pPr>
+        <w:jc w:val="both"/>
+        <w:rPr>
+          <w:rFonts w:ascii="Times New Roman" w:hAnsi="Times New Roman" w:cs="Times New Roman"/>
+          <w:sz w:val="24"/>
+          <w:szCs w:val="24"/>
+          <w:lang w:val="es-ES"/>
+        </w:rPr>
+      </w:pPr>
+    </w:p>
+    <w:p>
+      <w:pPr>
+        <w:pStyle w:val="Prrafodelista"/>
+        <w:numPr>
+          <w:ilvl w:val="0"/>
+          <w:numId w:val="17"/>
+        </w:numPr>
+        <w:jc w:val="both"/>
+        <w:rPr>
+          <w:rFonts w:ascii="Times New Roman" w:hAnsi="Times New Roman" w:cs="Times New Roman"/>
+          <w:sz w:val="24"/>
+          <w:szCs w:val="24"/>
+          <w:lang w:val="es-ES"/>
+        </w:rPr>
+      </w:pPr>
+      <w:r>
+        <w:rPr>
+          <w:rFonts w:ascii="Times New Roman" w:hAnsi="Times New Roman" w:cs="Times New Roman"/>
+          <w:sz w:val="24"/>
+          <w:szCs w:val="24"/>
+          <w:lang w:val="es-ES"/>
+        </w:rPr>
+        <w:t>Evitar el problema del constructor telescópico.</w:t>
+      </w:r>
+    </w:p>
+    <w:p>
+      <w:pPr>
+        <w:jc w:val="both"/>
+        <w:rPr>
+          <w:rFonts w:ascii="Times New Roman" w:hAnsi="Times New Roman" w:cs="Times New Roman"/>
+          <w:sz w:val="24"/>
+          <w:szCs w:val="24"/>
+          <w:lang w:val="es-ES"/>
+        </w:rPr>
+      </w:pPr>
+    </w:p>
+    <w:p>
+      <w:pPr>
+        <w:pStyle w:val="Prrafodelista"/>
+        <w:numPr>
+          <w:ilvl w:val="0"/>
+          <w:numId w:val="17"/>
+        </w:numPr>
+        <w:jc w:val="both"/>
+        <w:rPr>
+          <w:rFonts w:ascii="Times New Roman" w:hAnsi="Times New Roman" w:cs="Times New Roman"/>
+          <w:sz w:val="24"/>
+          <w:szCs w:val="24"/>
+          <w:lang w:val="es-ES"/>
+        </w:rPr>
+      </w:pPr>
+      <w:r>
+        <w:rPr>
+          <w:rFonts w:ascii="Times New Roman" w:hAnsi="Times New Roman" w:cs="Times New Roman"/>
+          <w:sz w:val="24"/>
+          <w:szCs w:val="24"/>
+          <w:lang w:val="es-ES"/>
+        </w:rPr>
+        <w:t>Separar el proceso de construcción de la representación final.</w:t>
+      </w:r>
+    </w:p>
+    <w:p>
+      <w:pPr>
+        <w:jc w:val="both"/>
+        <w:rPr>
+          <w:rFonts w:ascii="Times New Roman" w:hAnsi="Times New Roman" w:cs="Times New Roman"/>
+          <w:sz w:val="24"/>
+          <w:szCs w:val="24"/>
+          <w:lang w:val="es-ES"/>
+        </w:rPr>
+      </w:pPr>
+    </w:p>
+    <w:p>
+      <w:pPr>
+        <w:pStyle w:val="Prrafodelista"/>
+        <w:numPr>
+          <w:ilvl w:val="0"/>
+          <w:numId w:val="17"/>
+        </w:numPr>
+        <w:jc w:val="both"/>
+        <w:rPr>
+          <w:rFonts w:ascii="Times New Roman" w:hAnsi="Times New Roman" w:cs="Times New Roman"/>
+          <w:sz w:val="24"/>
+          <w:szCs w:val="24"/>
+          <w:lang w:val="es-ES"/>
+        </w:rPr>
+      </w:pPr>
+      <w:r>
+        <w:rPr>
+          <w:rFonts w:ascii="Times New Roman" w:hAnsi="Times New Roman" w:cs="Times New Roman"/>
+          <w:sz w:val="24"/>
+          <w:szCs w:val="24"/>
+          <w:lang w:val="es-ES"/>
+        </w:rPr>
+        <w:t>Facilitar la lectura y el mantenimiento del código de configuración.</w:t>
+      </w:r>
+    </w:p>
+    <w:p>
+      <w:pPr>
+        <w:jc w:val="both"/>
+        <w:rPr>
+          <w:rFonts w:ascii="Times New Roman" w:hAnsi="Times New Roman" w:cs="Times New Roman"/>
+          <w:sz w:val="24"/>
+          <w:szCs w:val="24"/>
+          <w:lang w:val="es-ES"/>
+        </w:rPr>
+      </w:pPr>
+    </w:p>
+    <w:p>
+      <w:pPr>
+        <w:pStyle w:val="Prrafodelista"/>
+        <w:numPr>
+          <w:ilvl w:val="0"/>
+          <w:numId w:val="17"/>
+        </w:numPr>
+        <w:jc w:val="both"/>
+        <w:rPr>
+          <w:rFonts w:ascii="Times New Roman" w:hAnsi="Times New Roman" w:cs="Times New Roman"/>
+          <w:sz w:val="24"/>
+          <w:szCs w:val="24"/>
+          <w:lang w:val="es-ES"/>
+        </w:rPr>
+      </w:pPr>
+      <w:r>
+        <w:rPr>
+          <w:rFonts w:ascii="Times New Roman" w:hAnsi="Times New Roman" w:cs="Times New Roman"/>
+          <w:sz w:val="24"/>
+          <w:szCs w:val="24"/>
+          <w:lang w:val="es-ES"/>
+        </w:rPr>
+        <w:t>Reforzar el principio de Inversión de Dependencias entre el Director y el Builder.</w:t>
+      </w:r>
+    </w:p>
+    <w:p>
+      <w:pPr>
+        <w:jc w:val="both"/>
+        <w:rPr>
+          <w:rFonts w:ascii="Times New Roman" w:hAnsi="Times New Roman" w:cs="Times New Roman"/>
+          <w:sz w:val="24"/>
+          <w:szCs w:val="24"/>
+          <w:lang w:val="es-ES"/>
+        </w:rPr>
+      </w:pPr>
+    </w:p>
+    <w:p>
+      <w:pPr>
+        <w:pStyle w:val="Prrafodelista"/>
+        <w:numPr>
+          <w:ilvl w:val="0"/>
+          <w:numId w:val="17"/>
+        </w:numPr>
+        <w:jc w:val="both"/>
+        <w:rPr>
+          <w:rFonts w:ascii="Times New Roman" w:hAnsi="Times New Roman" w:cs="Times New Roman"/>
+          <w:sz w:val="24"/>
+          <w:szCs w:val="24"/>
+          <w:lang w:val="es-ES"/>
+        </w:rPr>
+      </w:pPr>
+      <w:r>
+        <w:rPr>
+          <w:rFonts w:ascii="Times New Roman" w:hAnsi="Times New Roman" w:cs="Times New Roman"/>
+          <w:sz w:val="24"/>
+          <w:szCs w:val="24"/>
+          <w:lang w:val="es-ES"/>
+        </w:rPr>
+        <w:t>Integrar la configuración de una Elección con el Factory Method desarrollado previamente.</w:t>
+      </w:r>
+    </w:p>
+    <w:p>
+      <w:pPr>
+        <w:jc w:val="both"/>
+        <w:rPr>
+          <w:rFonts w:ascii="Times New Roman" w:hAnsi="Times New Roman" w:cs="Times New Roman"/>
+          <w:sz w:val="24"/>
+          <w:szCs w:val="24"/>
+          <w:lang w:val="es-ES"/>
+        </w:rPr>
+      </w:pPr>
+    </w:p>
+    <w:p>
+      <w:pPr>
+        <w:ind w:firstLine="360"/>
+        <w:jc w:val="both"/>
+        <w:rPr>
+          <w:rFonts w:ascii="Times New Roman" w:hAnsi="Times New Roman" w:cs="Times New Roman"/>
+          <w:b/>
+          <w:bCs/>
+          <w:sz w:val="24"/>
+          <w:szCs w:val="24"/>
+          <w:lang w:val="es-ES"/>
+        </w:rPr>
+      </w:pPr>
+      <w:r>
+        <w:rPr>
+          <w:rFonts w:ascii="Times New Roman" w:hAnsi="Times New Roman" w:cs="Times New Roman"/>
+          <w:b/>
+          <w:bCs/>
+          <w:sz w:val="24"/>
+          <w:szCs w:val="24"/>
+          <w:lang w:val="es-ES"/>
+        </w:rPr>
+        <w:t>9. Resultado de la semana</w:t>
+      </w:r>
+    </w:p>
+    <w:p>
+      <w:pPr>
+        <w:jc w:val="both"/>
+        <w:rPr>
+          <w:rFonts w:ascii="Times New Roman" w:hAnsi="Times New Roman" w:cs="Times New Roman"/>
+          <w:sz w:val="24"/>
+          <w:szCs w:val="24"/>
+          <w:lang w:val="es-ES"/>
+        </w:rPr>
+      </w:pPr>
+    </w:p>
+    <w:p>
+      <w:pPr>
+        <w:ind w:firstLine="360"/>
+        <w:jc w:val="both"/>
+        <w:rPr>
+          <w:rFonts w:ascii="Times New Roman" w:hAnsi="Times New Roman" w:cs="Times New Roman"/>
+          <w:sz w:val="24"/>
+          <w:szCs w:val="24"/>
+          <w:lang w:val="es-ES"/>
+        </w:rPr>
+      </w:pPr>
+      <w:r>
+        <w:rPr>
+          <w:rFonts w:ascii="Times New Roman" w:hAnsi="Times New Roman" w:cs="Times New Roman"/>
+          <w:sz w:val="24"/>
+          <w:szCs w:val="24"/>
+          <w:lang w:val="es-ES"/>
+        </w:rPr>
+        <w:t>Al finalizar la semana se logró implementar y probar el patrón Builder dentro de SecureBallot, utilizando como caso de aplicación la construcción de la configuración de una Elección.</w:t>
+      </w:r>
+    </w:p>
+    <w:p>
+      <w:pPr>
+        <w:jc w:val="both"/>
+        <w:rPr>
+          <w:rFonts w:ascii="Times New Roman" w:hAnsi="Times New Roman" w:cs="Times New Roman"/>
+          <w:sz w:val="24"/>
+          <w:szCs w:val="24"/>
+          <w:lang w:val="es-ES"/>
+        </w:rPr>
+      </w:pPr>
+    </w:p>
+    <w:p>
+      <w:pPr>
+        <w:jc w:val="both"/>
+        <w:rPr>
+          <w:rFonts w:ascii="Times New Roman" w:hAnsi="Times New Roman" w:cs="Times New Roman"/>
+          <w:sz w:val="24"/>
+          <w:szCs w:val="24"/>
+          <w:lang w:val="es-ES"/>
+        </w:rPr>
+      </w:pPr>
+      <w:r>
+        <w:rPr>
+          <w:rFonts w:ascii="Times New Roman" w:hAnsi="Times New Roman" w:cs="Times New Roman"/>
+          <w:sz w:val="24"/>
+          <w:szCs w:val="24"/>
+          <w:lang w:val="es-ES"/>
+        </w:rPr>
+        <w:lastRenderedPageBreak/>
+        <w:t>La implementación permitió demostrar la diferencia entre construir un objeto mediante un constructor con múltiples parámetros y construirlo paso a paso mediante un proceso guiado por un Director.</w:t>
+      </w:r>
+    </w:p>
+    <w:p>
+      <w:pPr>
+        <w:jc w:val="both"/>
+        <w:rPr>
+          <w:rFonts w:ascii="Times New Roman" w:hAnsi="Times New Roman" w:cs="Times New Roman"/>
+          <w:sz w:val="24"/>
+          <w:szCs w:val="24"/>
+          <w:lang w:val="es-ES"/>
+        </w:rPr>
+      </w:pPr>
+    </w:p>
+    <w:p>
+      <w:pPr>
+        <w:jc w:val="both"/>
+        <w:rPr>
+          <w:rFonts w:ascii="Times New Roman" w:hAnsi="Times New Roman" w:cs="Times New Roman"/>
+          <w:sz w:val="24"/>
+          <w:szCs w:val="24"/>
+          <w:lang w:val="es-ES"/>
+        </w:rPr>
+      </w:pPr>
+      <w:r>
+        <w:rPr>
+          <w:rFonts w:ascii="Times New Roman" w:hAnsi="Times New Roman" w:cs="Times New Roman"/>
+          <w:sz w:val="24"/>
+          <w:szCs w:val="24"/>
+          <w:lang w:val="es-ES"/>
+        </w:rPr>
+        <w:t>La ejecución de las pruebas automatizadas confirmó el correcto funcionamiento de la implementación, obteniendo 5 pruebas aprobadas de 5, y se comprobó la integración funcional entre Builder y el Factory Method desarrollado en la semana anterior.</w:t>
+      </w:r>
+    </w:p>
+    <w:p>
+      <w:pPr>
+        <w:jc w:val="both"/>
+        <w:rPr>
+          <w:rFonts w:ascii="Times New Roman" w:hAnsi="Times New Roman" w:cs="Times New Roman"/>
+          <w:sz w:val="24"/>
+          <w:szCs w:val="24"/>
+          <w:lang w:val="es-ES"/>
+        </w:rPr>
+      </w:pPr>
+    </w:p>
+    <w:p>
+      <w:pPr>
+        <w:jc w:val="both"/>
+        <w:rPr>
+          <w:rFonts w:ascii="Times New Roman" w:hAnsi="Times New Roman" w:cs="Times New Roman"/>
+          <w:sz w:val="24"/>
+          <w:szCs w:val="24"/>
+          <w:lang w:val="es-ES"/>
+        </w:rPr>
+      </w:pPr>
+      <w:r>
+        <w:rPr>
+          <w:rFonts w:ascii="Times New Roman" w:hAnsi="Times New Roman" w:cs="Times New Roman"/>
+          <w:sz w:val="24"/>
+          <w:szCs w:val="24"/>
+          <w:lang w:val="es-ES"/>
+        </w:rPr>
+        <w:t>[EVIDENCIA FOTOGRÁFICA AQUÍ — opcional: captura de node demo.js mostrando la integración con Factory Method]</w:t>
+      </w:r>
+    </w:p>
+    <w:p>
+      <w:pPr>
+        <w:jc w:val="both"/>
+        <w:rPr>
+          <w:rFonts w:ascii="Times New Roman" w:hAnsi="Times New Roman" w:cs="Times New Roman"/>
+          <w:sz w:val="24"/>
+          <w:szCs w:val="24"/>
+          <w:lang w:val="es-ES"/>
+        </w:rPr>
+      </w:pPr>
+    </w:p>
+    <w:p>
+      <w:pPr>
+        <w:jc w:val="both"/>
+        <w:rPr>
+          <w:rFonts w:ascii="Times New Roman" w:hAnsi="Times New Roman" w:cs="Times New Roman"/>
+          <w:sz w:val="24"/>
+          <w:szCs w:val="24"/>
+          <w:lang w:val="es-ES"/>
+        </w:rPr>
+      </w:pPr>
+      <w:r>
+        <w:rPr>
+          <w:rFonts w:ascii="Times New Roman" w:hAnsi="Times New Roman" w:cs="Times New Roman"/>
+          <w:sz w:val="24"/>
+          <w:szCs w:val="24"/>
+          <w:lang w:val="es-ES"/>
+        </w:rPr>
+        <w:drawing>
+          <wp:inline distT="0" distB="0" distL="0" distR="0" wp14:anchorId="1CF75EE5" wp14:editId="071A17D6">
+            <wp:extent cx="5737860" cy="2385117"/>
+            <wp:effectExtent l="0" t="0" r="0" b="0"/>
+            <wp:docPr id="431507867" name="Imagen 1"/>
+            <wp:cNvGraphicFramePr>
+              <a:graphicFrameLocks xmlns:a="http://schemas.openxmlformats.org/drawingml/2006/main" noChangeAspect="1"/>
+            </wp:cNvGraphicFramePr>
+            <a:graphic xmlns:a="http://schemas.openxmlformats.org/drawingml/2006/main">
+              <a:graphicData uri="http://schemas.openxmlformats.org/drawingml/2006/picture">
+                <pic:pic xmlns:pic="http://schemas.openxmlformats.org/drawingml/2006/picture">
+                  <pic:nvPicPr>
+                    <pic:cNvPr id="431507867" name=""/>
+                    <pic:cNvPicPr/>
+                  </pic:nvPicPr>
+                  <pic:blipFill>
+                    <a:blip r:embed="rId22"/>
+                    <a:stretch>
+                      <a:fillRect/>
+                    </a:stretch>
+                  </pic:blipFill>
+                  <pic:spPr>
+                    <a:xfrm>
+                      <a:off x="0" y="0"/>
+                      <a:ext cx="5744940" cy="2388060"/>
+                    </a:xfrm>
+                    <a:prstGeom prst="rect">
+                      <a:avLst/>
+                    </a:prstGeom>
+                  </pic:spPr>
+                </pic:pic>
+              </a:graphicData>
+            </a:graphic>
+          </wp:inline>
+        </w:drawing>
+      </w:r>
+    </w:p>
+    <w:p>
+      <w:pPr>
+        <w:jc w:val="both"/>
+        <w:rPr>
+          <w:rFonts w:ascii="Times New Roman" w:hAnsi="Times New Roman" w:cs="Times New Roman"/>
+          <w:sz w:val="24"/>
+          <w:szCs w:val="24"/>
+          <w:lang w:val="es-ES"/>
+        </w:rPr>
+      </w:pPr>
+    </w:p>
+    <w:p>
+      <w:pPr>
+        <w:jc w:val="both"/>
+        <w:rPr>
+          <w:rFonts w:ascii="Times New Roman" w:hAnsi="Times New Roman" w:cs="Times New Roman"/>
+          <w:sz w:val="24"/>
+          <w:szCs w:val="24"/>
+          <w:lang w:val="es-ES"/>
+        </w:rPr>
+      </w:pPr>
+      <w:r>
+        <w:rPr>
+          <w:rFonts w:ascii="Times New Roman" w:hAnsi="Times New Roman" w:cs="Times New Roman"/>
+          <w:sz w:val="24"/>
+          <w:szCs w:val="24"/>
+          <w:lang w:val="es-ES"/>
+        </w:rPr>
+        <w:drawing>
+          <wp:inline distT="0" distB="0" distL="0" distR="0" wp14:anchorId="2421C649" wp14:editId="626DD95C">
+            <wp:extent cx="5612130" cy="1753235"/>
+            <wp:effectExtent l="0" t="0" r="7620" b="0"/>
+            <wp:docPr id="1087062370" name="Imagen 1"/>
+            <wp:cNvGraphicFramePr>
+              <a:graphicFrameLocks xmlns:a="http://schemas.openxmlformats.org/drawingml/2006/main" noChangeAspect="1"/>
+            </wp:cNvGraphicFramePr>
+            <a:graphic xmlns:a="http://schemas.openxmlformats.org/drawingml/2006/main">
+              <a:graphicData uri="http://schemas.openxmlformats.org/drawingml/2006/picture">
+                <pic:pic xmlns:pic="http://schemas.openxmlformats.org/drawingml/2006/picture">
+                  <pic:nvPicPr>
+                    <pic:cNvPr id="1087062370" name=""/>
+                    <pic:cNvPicPr/>
+                  </pic:nvPicPr>
+                  <pic:blipFill>
+                    <a:blip r:embed="rId23"/>
+                    <a:stretch>
+                      <a:fillRect/>
+                    </a:stretch>
+                  </pic:blipFill>
+                  <pic:spPr>
+                    <a:xfrm>
+                      <a:off x="0" y="0"/>
+                      <a:ext cx="5612130" cy="1753235"/>
+                    </a:xfrm>
+                    <a:prstGeom prst="rect">
+                      <a:avLst/>
+                    </a:prstGeom>
+                  </pic:spPr>
+                </pic:pic>
+              </a:graphicData>
+            </a:graphic>
+          </wp:inline>
+        </w:drawing>
+      </w:r>
+    </w:p>
+    <w:p>
+      <w:pPr>
+        <w:jc w:val="center"/>
+        <w:rPr>
+          <w:rFonts w:cstheme="minorHAnsi"/>
+          <w:i/>
+          <w:iCs/>
+          <w:color w:val="A5A5A5" w:themeColor="accent3"/>
+          <w:sz w:val="18"/>
+          <w:szCs w:val="18"/>
+          <w:lang w:val="es-ES"/>
+        </w:rPr>
+      </w:pPr>
+      <w:r>
+        <w:rPr>
+          <w:rFonts w:cstheme="minorHAnsi"/>
+          <w:i/>
+          <w:iCs/>
+          <w:color w:val="A5A5A5" w:themeColor="accent3"/>
+          <w:sz w:val="18"/>
+          <w:szCs w:val="18"/>
+          <w:lang w:val="es-ES"/>
+        </w:rPr>
+        <w:t>Ilustración 6. Ejecución de demo.js mostrando la Elección construida con Builder y el reporte generado con Factory Method.</w:t>
+      </w:r>
+    </w:p>
+    <w:p>
+      <w:pPr>
+        <w:jc w:val="center"/>
+        <w:rPr>
+          <w:rFonts w:ascii="Times New Roman" w:hAnsi="Times New Roman" w:cs="Times New Roman"/>
+          <w:b/>
+          <w:bCs/>
+          <w:sz w:val="24"/>
+          <w:szCs w:val="24"/>
+          <w:lang w:val="es-ES"/>
+        </w:rPr>
+      </w:pPr>
+    </w:p>
+    <w:p>
+      <w:pPr>
+        <w:jc w:val="center"/>
+        <w:rPr>
+          <w:rFonts w:ascii="Times New Roman" w:hAnsi="Times New Roman" w:cs="Times New Roman"/>
+          <w:b/>
+          <w:bCs/>
+          <w:sz w:val="24"/>
+          <w:szCs w:val="24"/>
+          <w:lang w:val="es-ES"/>
+        </w:rPr>
+      </w:pPr>
+    </w:p>
+    <w:p>
+      <w:pPr>
+        <w:jc w:val="both"/>
+        <w:rPr>
+          <w:rFonts w:ascii="Times New Roman" w:hAnsi="Times New Roman" w:cs="Times New Roman"/>
+          <w:b/>
+          <w:bCs/>
+          <w:sz w:val="24"/>
+          <w:szCs w:val="24"/>
+          <w:lang w:val="es-ES"/>
+        </w:rPr>
+      </w:pPr>
     </w:p>
     <w:p>
       <w:pPr>
@@ -20721,7 +23183,7 @@
 </file>
 
 <file path=word/numbering.xml><?xml version="1.0" encoding="utf-8"?>
-<w:numbering xmlns:wpc="http://schemas.microsoft.com/office/word/2010/wordprocessingCanvas" xmlns:cx="http://schemas.microsoft.com/office/drawing/2014/chartex" xmlns:cx1="http://schemas.microsoft.com/office/drawing/2015/9/8/chartex" xmlns:cx2="http://schemas.microsoft.com/office/drawing/2015/10/21/chartex" xmlns:cx3="http://schemas.microsoft.com/office/drawing/2016/5/9/chartex" xmlns:cx4="http://schemas.microsoft.com/office/drawing/2016/5/10/chartex" xmlns:cx5="http://schemas.microsoft.com/office/drawing/2016/5/11/chartex" xmlns:cx6="http://schemas.microsoft.com/office/drawing/2016/5/12/chartex" xmlns:cx7="http://schemas.microsoft.com/office/drawing/2016/5/13/chartex" xmlns:cx8="http://schemas.microsoft.com/office/drawing/2016/5/14/chartex" xmlns:mc="http://schemas.openxmlformats.org/markup-compatibility/2006" xmlns:aink="http://schemas.microsoft.com/office/drawing/2016/ink" xmlns:am3d="http://schemas.microsoft.com/office/drawing/2017/model3d" xmlns:o="urn:schemas-microsoft-com:office:office" xmlns:oel="http://schemas.microsoft.com/office/2019/extlst" xmlns:r="http://schemas.openxmlformats.org/officeDocument/2006/relationships" xmlns:m="http://schemas.openxmlformats.org/officeDocument/2006/math" xmlns:v="urn:schemas-microsoft-com:vml" xmlns:wp14="http://schemas.microsoft.com/office/word/2010/wordprocessingDrawing" xmlns:wp="http://schemas.openxmlformats.org/drawingml/2006/wordprocessingDrawing" xmlns:w10="urn:schemas-microsoft-com:office:word" xmlns:w="http://schemas.openxmlformats.org/wordprocessingml/2006/main" xmlns:w14="http://schemas.microsoft.com/office/word/2010/wordml" xmlns:w15="http://schemas.microsoft.com/office/word/2012/wordml" xmlns:w16cex="http://schemas.microsoft.com/office/word/2018/wordml/cex" xmlns:w16cid="http://schemas.microsoft.com/office/word/2016/wordml/cid" xmlns:w16="http://schemas.microsoft.com/office/word/2018/wordml" xmlns:w16sdtdh="http://schemas.microsoft.com/office/word/2020/wordml/sdtdatahash" xmlns:w16se="http://schemas.microsoft.com/office/word/2015/wordml/symex" xmlns:wpg="http://schemas.microsoft.com/office/word/2010/wordprocessingGroup" xmlns:wpi="http://schemas.microsoft.com/office/word/2010/wordprocessingInk" xmlns:wne="http://schemas.microsoft.com/office/word/2006/wordml" xmlns:wps="http://schemas.microsoft.com/office/word/2010/wordprocessingShape" mc:Ignorable="w14 w15 w16se w16cid w16 w16cex w16sdtdh wp14">
+<w:numbering xmlns:wpc="http://schemas.microsoft.com/office/word/2010/wordprocessingCanvas" xmlns:cx="http://schemas.microsoft.com/office/drawing/2014/chartex" xmlns:cx1="http://schemas.microsoft.com/office/drawing/2015/9/8/chartex" xmlns:cx2="http://schemas.microsoft.com/office/drawing/2015/10/21/chartex" xmlns:cx3="http://schemas.microsoft.com/office/drawing/2016/5/9/chartex" xmlns:cx4="http://schemas.microsoft.com/office/drawing/2016/5/10/chartex" xmlns:cx5="http://schemas.microsoft.com/office/drawing/2016/5/11/chartex" xmlns:cx6="http://schemas.microsoft.com/office/drawing/2016/5/12/chartex" xmlns:cx7="http://schemas.microsoft.com/office/drawing/2016/5/13/chartex" xmlns:cx8="http://schemas.microsoft.com/office/drawing/2016/5/14/chartex" xmlns:mc="http://schemas.openxmlformats.org/markup-compatibility/2006" xmlns:aink="http://schemas.microsoft.com/office/drawing/2016/ink" xmlns:am3d="http://schemas.microsoft.com/office/drawing/2017/model3d" xmlns:o="urn:schemas-microsoft-com:office:office" xmlns:oel="http://schemas.microsoft.com/office/2019/extlst" xmlns:r="http://schemas.openxmlformats.org/officeDocument/2006/relationships" xmlns:m="http://schemas.openxmlformats.org/officeDocument/2006/math" xmlns:v="urn:schemas-microsoft-com:vml" xmlns:wp14="http://schemas.microsoft.com/office/word/2010/wordprocessingDrawing" xmlns:wp="http://schemas.openxmlformats.org/drawingml/2006/wordprocessingDrawing" xmlns:w10="urn:schemas-microsoft-com:office:word" xmlns:w="http://schemas.openxmlformats.org/wordprocessingml/2006/main" xmlns:w14="http://schemas.microsoft.com/office/word/2010/wordml" xmlns:w15="http://schemas.microsoft.com/office/word/2012/wordml" xmlns:w16cex="http://schemas.microsoft.com/office/word/2018/wordml/cex" xmlns:w16cid="http://schemas.microsoft.com/office/word/2016/wordml/cid" xmlns:w16="http://schemas.microsoft.com/office/word/2018/wordml" xmlns:w16du="http://schemas.microsoft.com/office/word/2023/wordml/word16du" xmlns:w16sdtdh="http://schemas.microsoft.com/office/word/2020/wordml/sdtdatahash" xmlns:w16sdtfl="http://schemas.microsoft.com/office/word/2024/wordml/sdtformatlock" xmlns:w16se="http://schemas.microsoft.com/office/word/2015/wordml/symex" xmlns:wpg="http://schemas.microsoft.com/office/word/2010/wordprocessingGroup" xmlns:wpi="http://schemas.microsoft.com/office/word/2010/wordprocessingInk" xmlns:wne="http://schemas.microsoft.com/office/word/2006/wordml" xmlns:wps="http://schemas.microsoft.com/office/word/2010/wordprocessingShape" mc:Ignorable="w14 w15 w16se w16cid w16 w16cex w16sdtdh w16sdtfl w16du wp14">
   <w:abstractNum w:abstractNumId="0" w15:restartNumberingAfterBreak="0">
     <w:nsid w:val="03F44D97"/>
     <w:multiLevelType w:val="hybridMultilevel"/>
@@ -20836,6 +23298,119 @@
     </w:lvl>
   </w:abstractNum>
   <w:abstractNum w:abstractNumId="1" w15:restartNumberingAfterBreak="0">
+    <w:nsid w:val="07E63AD8"/>
+    <w:multiLevelType w:val="hybridMultilevel"/>
+    <w:tmpl w:val="413031C8"/>
+    <w:lvl w:ilvl="0" w:tplc="240A0001">
+      <w:start w:val="1"/>
+      <w:numFmt w:val="bullet"/>
+      <w:lvlText w:val=""/>
+      <w:lvlJc w:val="left"/>
+      <w:pPr>
+        <w:ind w:left="720" w:hanging="360"/>
+      </w:pPr>
+      <w:rPr>
+        <w:rFonts w:ascii="Symbol" w:hAnsi="Symbol" w:hint="default"/>
+      </w:rPr>
+    </w:lvl>
+    <w:lvl w:ilvl="1" w:tplc="240A0003" w:tentative="1">
+      <w:start w:val="1"/>
+      <w:numFmt w:val="bullet"/>
+      <w:lvlText w:val="o"/>
+      <w:lvlJc w:val="left"/>
+      <w:pPr>
+        <w:ind w:left="1440" w:hanging="360"/>
+      </w:pPr>
+      <w:rPr>
+        <w:rFonts w:ascii="Courier New" w:hAnsi="Courier New" w:cs="Courier New" w:hint="default"/>
+      </w:rPr>
+    </w:lvl>
+    <w:lvl w:ilvl="2" w:tplc="240A0005" w:tentative="1">
+      <w:start w:val="1"/>
+      <w:numFmt w:val="bullet"/>
+      <w:lvlText w:val=""/>
+      <w:lvlJc w:val="left"/>
+      <w:pPr>
+        <w:ind w:left="2160" w:hanging="360"/>
+      </w:pPr>
+      <w:rPr>
+        <w:rFonts w:ascii="Wingdings" w:hAnsi="Wingdings" w:hint="default"/>
+      </w:rPr>
+    </w:lvl>
+    <w:lvl w:ilvl="3" w:tplc="240A0001" w:tentative="1">
+      <w:start w:val="1"/>
+      <w:numFmt w:val="bullet"/>
+      <w:lvlText w:val=""/>
+      <w:lvlJc w:val="left"/>
+      <w:pPr>
+        <w:ind w:left="2880" w:hanging="360"/>
+      </w:pPr>
+      <w:rPr>
+        <w:rFonts w:ascii="Symbol" w:hAnsi="Symbol" w:hint="default"/>
+      </w:rPr>
+    </w:lvl>
+    <w:lvl w:ilvl="4" w:tplc="240A0003" w:tentative="1">
+      <w:start w:val="1"/>
+      <w:numFmt w:val="bullet"/>
+      <w:lvlText w:val="o"/>
+      <w:lvlJc w:val="left"/>
+      <w:pPr>
+        <w:ind w:left="3600" w:hanging="360"/>
+      </w:pPr>
+      <w:rPr>
+        <w:rFonts w:ascii="Courier New" w:hAnsi="Courier New" w:cs="Courier New" w:hint="default"/>
+      </w:rPr>
+    </w:lvl>
+    <w:lvl w:ilvl="5" w:tplc="240A0005" w:tentative="1">
+      <w:start w:val="1"/>
+      <w:numFmt w:val="bullet"/>
+      <w:lvlText w:val=""/>
+      <w:lvlJc w:val="left"/>
+      <w:pPr>
+        <w:ind w:left="4320" w:hanging="360"/>
+      </w:pPr>
+      <w:rPr>
+        <w:rFonts w:ascii="Wingdings" w:hAnsi="Wingdings" w:hint="default"/>
+      </w:rPr>
+    </w:lvl>
+    <w:lvl w:ilvl="6" w:tplc="240A0001" w:tentative="1">
+      <w:start w:val="1"/>
+      <w:numFmt w:val="bullet"/>
+      <w:lvlText w:val=""/>
+      <w:lvlJc w:val="left"/>
+      <w:pPr>
+        <w:ind w:left="5040" w:hanging="360"/>
+      </w:pPr>
+      <w:rPr>
+        <w:rFonts w:ascii="Symbol" w:hAnsi="Symbol" w:hint="default"/>
+      </w:rPr>
+    </w:lvl>
+    <w:lvl w:ilvl="7" w:tplc="240A0003" w:tentative="1">
+      <w:start w:val="1"/>
+      <w:numFmt w:val="bullet"/>
+      <w:lvlText w:val="o"/>
+      <w:lvlJc w:val="left"/>
+      <w:pPr>
+        <w:ind w:left="5760" w:hanging="360"/>
+      </w:pPr>
+      <w:rPr>
+        <w:rFonts w:ascii="Courier New" w:hAnsi="Courier New" w:cs="Courier New" w:hint="default"/>
+      </w:rPr>
+    </w:lvl>
+    <w:lvl w:ilvl="8" w:tplc="240A0005" w:tentative="1">
+      <w:start w:val="1"/>
+      <w:numFmt w:val="bullet"/>
+      <w:lvlText w:val=""/>
+      <w:lvlJc w:val="left"/>
+      <w:pPr>
+        <w:ind w:left="6480" w:hanging="360"/>
+      </w:pPr>
+      <w:rPr>
+        <w:rFonts w:ascii="Wingdings" w:hAnsi="Wingdings" w:hint="default"/>
+      </w:rPr>
+    </w:lvl>
+  </w:abstractNum>
+  <w:abstractNum w:abstractNumId="2" w15:restartNumberingAfterBreak="0">
     <w:nsid w:val="0BEA3B37"/>
     <w:multiLevelType w:val="hybridMultilevel"/>
     <w:tmpl w:val="FBE87D66"/>
@@ -20948,7 +23523,7 @@
       </w:rPr>
     </w:lvl>
   </w:abstractNum>
-  <w:abstractNum w:abstractNumId="2" w15:restartNumberingAfterBreak="0">
+  <w:abstractNum w:abstractNumId="3" w15:restartNumberingAfterBreak="0">
     <w:nsid w:val="1F9E2581"/>
     <w:multiLevelType w:val="hybridMultilevel"/>
     <w:tmpl w:val="E244C9B6"/>
@@ -21061,7 +23636,120 @@
       </w:rPr>
     </w:lvl>
   </w:abstractNum>
-  <w:abstractNum w:abstractNumId="3" w15:restartNumberingAfterBreak="0">
+  <w:abstractNum w:abstractNumId="4" w15:restartNumberingAfterBreak="0">
+    <w:nsid w:val="23715382"/>
+    <w:multiLevelType w:val="hybridMultilevel"/>
+    <w:tmpl w:val="E4564ACE"/>
+    <w:lvl w:ilvl="0" w:tplc="240A0001">
+      <w:start w:val="1"/>
+      <w:numFmt w:val="bullet"/>
+      <w:lvlText w:val=""/>
+      <w:lvlJc w:val="left"/>
+      <w:pPr>
+        <w:ind w:left="720" w:hanging="360"/>
+      </w:pPr>
+      <w:rPr>
+        <w:rFonts w:ascii="Symbol" w:hAnsi="Symbol" w:hint="default"/>
+      </w:rPr>
+    </w:lvl>
+    <w:lvl w:ilvl="1" w:tplc="240A0003" w:tentative="1">
+      <w:start w:val="1"/>
+      <w:numFmt w:val="bullet"/>
+      <w:lvlText w:val="o"/>
+      <w:lvlJc w:val="left"/>
+      <w:pPr>
+        <w:ind w:left="1440" w:hanging="360"/>
+      </w:pPr>
+      <w:rPr>
+        <w:rFonts w:ascii="Courier New" w:hAnsi="Courier New" w:cs="Courier New" w:hint="default"/>
+      </w:rPr>
+    </w:lvl>
+    <w:lvl w:ilvl="2" w:tplc="240A0005" w:tentative="1">
+      <w:start w:val="1"/>
+      <w:numFmt w:val="bullet"/>
+      <w:lvlText w:val=""/>
+      <w:lvlJc w:val="left"/>
+      <w:pPr>
+        <w:ind w:left="2160" w:hanging="360"/>
+      </w:pPr>
+      <w:rPr>
+        <w:rFonts w:ascii="Wingdings" w:hAnsi="Wingdings" w:hint="default"/>
+      </w:rPr>
+    </w:lvl>
+    <w:lvl w:ilvl="3" w:tplc="240A0001" w:tentative="1">
+      <w:start w:val="1"/>
+      <w:numFmt w:val="bullet"/>
+      <w:lvlText w:val=""/>
+      <w:lvlJc w:val="left"/>
+      <w:pPr>
+        <w:ind w:left="2880" w:hanging="360"/>
+      </w:pPr>
+      <w:rPr>
+        <w:rFonts w:ascii="Symbol" w:hAnsi="Symbol" w:hint="default"/>
+      </w:rPr>
+    </w:lvl>
+    <w:lvl w:ilvl="4" w:tplc="240A0003" w:tentative="1">
+      <w:start w:val="1"/>
+      <w:numFmt w:val="bullet"/>
+      <w:lvlText w:val="o"/>
+      <w:lvlJc w:val="left"/>
+      <w:pPr>
+        <w:ind w:left="3600" w:hanging="360"/>
+      </w:pPr>
+      <w:rPr>
+        <w:rFonts w:ascii="Courier New" w:hAnsi="Courier New" w:cs="Courier New" w:hint="default"/>
+      </w:rPr>
+    </w:lvl>
+    <w:lvl w:ilvl="5" w:tplc="240A0005" w:tentative="1">
+      <w:start w:val="1"/>
+      <w:numFmt w:val="bullet"/>
+      <w:lvlText w:val=""/>
+      <w:lvlJc w:val="left"/>
+      <w:pPr>
+        <w:ind w:left="4320" w:hanging="360"/>
+      </w:pPr>
+      <w:rPr>
+        <w:rFonts w:ascii="Wingdings" w:hAnsi="Wingdings" w:hint="default"/>
+      </w:rPr>
+    </w:lvl>
+    <w:lvl w:ilvl="6" w:tplc="240A0001" w:tentative="1">
+      <w:start w:val="1"/>
+      <w:numFmt w:val="bullet"/>
+      <w:lvlText w:val=""/>
+      <w:lvlJc w:val="left"/>
+      <w:pPr>
+        <w:ind w:left="5040" w:hanging="360"/>
+      </w:pPr>
+      <w:rPr>
+        <w:rFonts w:ascii="Symbol" w:hAnsi="Symbol" w:hint="default"/>
+      </w:rPr>
+    </w:lvl>
+    <w:lvl w:ilvl="7" w:tplc="240A0003" w:tentative="1">
+      <w:start w:val="1"/>
+      <w:numFmt w:val="bullet"/>
+      <w:lvlText w:val="o"/>
+      <w:lvlJc w:val="left"/>
+      <w:pPr>
+        <w:ind w:left="5760" w:hanging="360"/>
+      </w:pPr>
+      <w:rPr>
+        <w:rFonts w:ascii="Courier New" w:hAnsi="Courier New" w:cs="Courier New" w:hint="default"/>
+      </w:rPr>
+    </w:lvl>
+    <w:lvl w:ilvl="8" w:tplc="240A0005" w:tentative="1">
+      <w:start w:val="1"/>
+      <w:numFmt w:val="bullet"/>
+      <w:lvlText w:val=""/>
+      <w:lvlJc w:val="left"/>
+      <w:pPr>
+        <w:ind w:left="6480" w:hanging="360"/>
+      </w:pPr>
+      <w:rPr>
+        <w:rFonts w:ascii="Wingdings" w:hAnsi="Wingdings" w:hint="default"/>
+      </w:rPr>
+    </w:lvl>
+  </w:abstractNum>
+  <w:abstractNum w:abstractNumId="5" w15:restartNumberingAfterBreak="0">
     <w:nsid w:val="25E02E39"/>
     <w:multiLevelType w:val="multilevel"/>
     <w:tmpl w:val="F994369A"/>
@@ -21210,7 +23898,7 @@
       </w:rPr>
     </w:lvl>
   </w:abstractNum>
-  <w:abstractNum w:abstractNumId="4" w15:restartNumberingAfterBreak="0">
+  <w:abstractNum w:abstractNumId="6" w15:restartNumberingAfterBreak="0">
     <w:nsid w:val="2F504C5B"/>
     <w:multiLevelType w:val="hybridMultilevel"/>
     <w:tmpl w:val="215C1394"/>
@@ -21322,7 +24010,7 @@
       </w:rPr>
     </w:lvl>
   </w:abstractNum>
-  <w:abstractNum w:abstractNumId="5" w15:restartNumberingAfterBreak="0">
+  <w:abstractNum w:abstractNumId="7" w15:restartNumberingAfterBreak="0">
     <w:nsid w:val="4AE152BF"/>
     <w:multiLevelType w:val="hybridMultilevel"/>
     <w:tmpl w:val="CD1C50A4"/>
@@ -21411,7 +24099,7 @@
       </w:pPr>
     </w:lvl>
   </w:abstractNum>
-  <w:abstractNum w:abstractNumId="6" w15:restartNumberingAfterBreak="0">
+  <w:abstractNum w:abstractNumId="8" w15:restartNumberingAfterBreak="0">
     <w:nsid w:val="4E6701A2"/>
     <w:multiLevelType w:val="hybridMultilevel"/>
     <w:tmpl w:val="08B67304"/>
@@ -21500,7 +24188,120 @@
       </w:pPr>
     </w:lvl>
   </w:abstractNum>
-  <w:abstractNum w:abstractNumId="7" w15:restartNumberingAfterBreak="0">
+  <w:abstractNum w:abstractNumId="9" w15:restartNumberingAfterBreak="0">
+    <w:nsid w:val="4FC469BB"/>
+    <w:multiLevelType w:val="hybridMultilevel"/>
+    <w:tmpl w:val="FF921294"/>
+    <w:lvl w:ilvl="0" w:tplc="240A0001">
+      <w:start w:val="1"/>
+      <w:numFmt w:val="bullet"/>
+      <w:lvlText w:val=""/>
+      <w:lvlJc w:val="left"/>
+      <w:pPr>
+        <w:ind w:left="720" w:hanging="360"/>
+      </w:pPr>
+      <w:rPr>
+        <w:rFonts w:ascii="Symbol" w:hAnsi="Symbol" w:hint="default"/>
+      </w:rPr>
+    </w:lvl>
+    <w:lvl w:ilvl="1" w:tplc="240A0003" w:tentative="1">
+      <w:start w:val="1"/>
+      <w:numFmt w:val="bullet"/>
+      <w:lvlText w:val="o"/>
+      <w:lvlJc w:val="left"/>
+      <w:pPr>
+        <w:ind w:left="1440" w:hanging="360"/>
+      </w:pPr>
+      <w:rPr>
+        <w:rFonts w:ascii="Courier New" w:hAnsi="Courier New" w:cs="Courier New" w:hint="default"/>
+      </w:rPr>
+    </w:lvl>
+    <w:lvl w:ilvl="2" w:tplc="240A0005" w:tentative="1">
+      <w:start w:val="1"/>
+      <w:numFmt w:val="bullet"/>
+      <w:lvlText w:val=""/>
+      <w:lvlJc w:val="left"/>
+      <w:pPr>
+        <w:ind w:left="2160" w:hanging="360"/>
+      </w:pPr>
+      <w:rPr>
+        <w:rFonts w:ascii="Wingdings" w:hAnsi="Wingdings" w:hint="default"/>
+      </w:rPr>
+    </w:lvl>
+    <w:lvl w:ilvl="3" w:tplc="240A0001" w:tentative="1">
+      <w:start w:val="1"/>
+      <w:numFmt w:val="bullet"/>
+      <w:lvlText w:val=""/>
+      <w:lvlJc w:val="left"/>
+      <w:pPr>
+        <w:ind w:left="2880" w:hanging="360"/>
+      </w:pPr>
+      <w:rPr>
+        <w:rFonts w:ascii="Symbol" w:hAnsi="Symbol" w:hint="default"/>
+      </w:rPr>
+    </w:lvl>
+    <w:lvl w:ilvl="4" w:tplc="240A0003" w:tentative="1">
+      <w:start w:val="1"/>
+      <w:numFmt w:val="bullet"/>
+      <w:lvlText w:val="o"/>
+      <w:lvlJc w:val="left"/>
+      <w:pPr>
+        <w:ind w:left="3600" w:hanging="360"/>
+      </w:pPr>
+      <w:rPr>
+        <w:rFonts w:ascii="Courier New" w:hAnsi="Courier New" w:cs="Courier New" w:hint="default"/>
+      </w:rPr>
+    </w:lvl>
+    <w:lvl w:ilvl="5" w:tplc="240A0005" w:tentative="1">
+      <w:start w:val="1"/>
+      <w:numFmt w:val="bullet"/>
+      <w:lvlText w:val=""/>
+      <w:lvlJc w:val="left"/>
+      <w:pPr>
+        <w:ind w:left="4320" w:hanging="360"/>
+      </w:pPr>
+      <w:rPr>
+        <w:rFonts w:ascii="Wingdings" w:hAnsi="Wingdings" w:hint="default"/>
+      </w:rPr>
+    </w:lvl>
+    <w:lvl w:ilvl="6" w:tplc="240A0001" w:tentative="1">
+      <w:start w:val="1"/>
+      <w:numFmt w:val="bullet"/>
+      <w:lvlText w:val=""/>
+      <w:lvlJc w:val="left"/>
+      <w:pPr>
+        <w:ind w:left="5040" w:hanging="360"/>
+      </w:pPr>
+      <w:rPr>
+        <w:rFonts w:ascii="Symbol" w:hAnsi="Symbol" w:hint="default"/>
+      </w:rPr>
+    </w:lvl>
+    <w:lvl w:ilvl="7" w:tplc="240A0003" w:tentative="1">
+      <w:start w:val="1"/>
+      <w:numFmt w:val="bullet"/>
+      <w:lvlText w:val="o"/>
+      <w:lvlJc w:val="left"/>
+      <w:pPr>
+        <w:ind w:left="5760" w:hanging="360"/>
+      </w:pPr>
+      <w:rPr>
+        <w:rFonts w:ascii="Courier New" w:hAnsi="Courier New" w:cs="Courier New" w:hint="default"/>
+      </w:rPr>
+    </w:lvl>
+    <w:lvl w:ilvl="8" w:tplc="240A0005" w:tentative="1">
+      <w:start w:val="1"/>
+      <w:numFmt w:val="bullet"/>
+      <w:lvlText w:val=""/>
+      <w:lvlJc w:val="left"/>
+      <w:pPr>
+        <w:ind w:left="6480" w:hanging="360"/>
+      </w:pPr>
+      <w:rPr>
+        <w:rFonts w:ascii="Wingdings" w:hAnsi="Wingdings" w:hint="default"/>
+      </w:rPr>
+    </w:lvl>
+  </w:abstractNum>
+  <w:abstractNum w:abstractNumId="10" w15:restartNumberingAfterBreak="0">
     <w:nsid w:val="50092C08"/>
     <w:multiLevelType w:val="hybridMultilevel"/>
     <w:tmpl w:val="24066AB2"/>
@@ -21613,7 +24414,7 @@
       </w:rPr>
     </w:lvl>
   </w:abstractNum>
-  <w:abstractNum w:abstractNumId="8" w15:restartNumberingAfterBreak="0">
+  <w:abstractNum w:abstractNumId="11" w15:restartNumberingAfterBreak="0">
     <w:nsid w:val="5DF304F8"/>
     <w:multiLevelType w:val="hybridMultilevel"/>
     <w:tmpl w:val="1EE6DB16"/>
@@ -21726,7 +24527,7 @@
       </w:rPr>
     </w:lvl>
   </w:abstractNum>
-  <w:abstractNum w:abstractNumId="9" w15:restartNumberingAfterBreak="0">
+  <w:abstractNum w:abstractNumId="12" w15:restartNumberingAfterBreak="0">
     <w:nsid w:val="67393D86"/>
     <w:multiLevelType w:val="hybridMultilevel"/>
     <w:tmpl w:val="175CA8B0"/>
@@ -21839,7 +24640,7 @@
       </w:rPr>
     </w:lvl>
   </w:abstractNum>
-  <w:abstractNum w:abstractNumId="10" w15:restartNumberingAfterBreak="0">
+  <w:abstractNum w:abstractNumId="13" w15:restartNumberingAfterBreak="0">
     <w:nsid w:val="6A6C0711"/>
     <w:multiLevelType w:val="hybridMultilevel"/>
     <w:tmpl w:val="71706EFE"/>
@@ -21925,7 +24726,7 @@
       </w:pPr>
     </w:lvl>
   </w:abstractNum>
-  <w:abstractNum w:abstractNumId="11" w15:restartNumberingAfterBreak="0">
+  <w:abstractNum w:abstractNumId="14" w15:restartNumberingAfterBreak="0">
     <w:nsid w:val="6C8A3740"/>
     <w:multiLevelType w:val="hybridMultilevel"/>
     <w:tmpl w:val="9866E852"/>
@@ -22037,7 +24838,7 @@
       </w:rPr>
     </w:lvl>
   </w:abstractNum>
-  <w:abstractNum w:abstractNumId="12" w15:restartNumberingAfterBreak="0">
+  <w:abstractNum w:abstractNumId="15" w15:restartNumberingAfterBreak="0">
     <w:nsid w:val="6F8052C9"/>
     <w:multiLevelType w:val="hybridMultilevel"/>
     <w:tmpl w:val="728011D2"/>
@@ -22150,7 +24951,7 @@
       </w:rPr>
     </w:lvl>
   </w:abstractNum>
-  <w:abstractNum w:abstractNumId="13" w15:restartNumberingAfterBreak="0">
+  <w:abstractNum w:abstractNumId="16" w15:restartNumberingAfterBreak="0">
     <w:nsid w:val="7C1B71A9"/>
     <w:multiLevelType w:val="hybridMultilevel"/>
     <w:tmpl w:val="490EF5CA"/>
@@ -22236,7 +25037,7 @@
       </w:pPr>
     </w:lvl>
   </w:abstractNum>
-  <w:abstractNum w:abstractNumId="14" w15:restartNumberingAfterBreak="0">
+  <w:abstractNum w:abstractNumId="17" w15:restartNumberingAfterBreak="0">
     <w:nsid w:val="7C5D4A21"/>
     <w:multiLevelType w:val="hybridMultilevel"/>
     <w:tmpl w:val="7C7C131C"/>
@@ -22326,55 +25127,64 @@
     </w:lvl>
   </w:abstractNum>
   <w:num w:numId="1" w16cid:durableId="675882065">
+    <w:abstractNumId w:val="15"/>
+  </w:num>
+  <w:num w:numId="2" w16cid:durableId="1755082038">
+    <w:abstractNumId w:val="16"/>
+  </w:num>
+  <w:num w:numId="3" w16cid:durableId="357239934">
+    <w:abstractNumId w:val="6"/>
+  </w:num>
+  <w:num w:numId="4" w16cid:durableId="1349257592">
+    <w:abstractNumId w:val="14"/>
+  </w:num>
+  <w:num w:numId="5" w16cid:durableId="1846748031">
+    <w:abstractNumId w:val="17"/>
+  </w:num>
+  <w:num w:numId="6" w16cid:durableId="994184075">
+    <w:abstractNumId w:val="11"/>
+  </w:num>
+  <w:num w:numId="7" w16cid:durableId="112990221">
+    <w:abstractNumId w:val="5"/>
+  </w:num>
+  <w:num w:numId="8" w16cid:durableId="169375867">
     <w:abstractNumId w:val="12"/>
   </w:num>
-  <w:num w:numId="2" w16cid:durableId="1755082038">
+  <w:num w:numId="9" w16cid:durableId="723257947">
+    <w:abstractNumId w:val="8"/>
+  </w:num>
+  <w:num w:numId="10" w16cid:durableId="844438432">
+    <w:abstractNumId w:val="7"/>
+  </w:num>
+  <w:num w:numId="11" w16cid:durableId="697435540">
+    <w:abstractNumId w:val="3"/>
+  </w:num>
+  <w:num w:numId="12" w16cid:durableId="1259212319">
     <w:abstractNumId w:val="13"/>
   </w:num>
-  <w:num w:numId="3" w16cid:durableId="357239934">
-    <w:abstractNumId w:val="4"/>
-  </w:num>
-  <w:num w:numId="4" w16cid:durableId="1349257592">
-    <w:abstractNumId w:val="11"/>
-  </w:num>
-  <w:num w:numId="5" w16cid:durableId="1846748031">
-    <w:abstractNumId w:val="14"/>
-  </w:num>
-  <w:num w:numId="6" w16cid:durableId="994184075">
-    <w:abstractNumId w:val="8"/>
-  </w:num>
-  <w:num w:numId="7" w16cid:durableId="112990221">
-    <w:abstractNumId w:val="3"/>
-  </w:num>
-  <w:num w:numId="8" w16cid:durableId="169375867">
-    <w:abstractNumId w:val="9"/>
-  </w:num>
-  <w:num w:numId="9" w16cid:durableId="723257947">
-    <w:abstractNumId w:val="6"/>
-  </w:num>
-  <w:num w:numId="10" w16cid:durableId="844438432">
-    <w:abstractNumId w:val="5"/>
-  </w:num>
-  <w:num w:numId="11" w16cid:durableId="697435540">
+  <w:num w:numId="13" w16cid:durableId="1432621810">
     <w:abstractNumId w:val="2"/>
   </w:num>
-  <w:num w:numId="12" w16cid:durableId="1259212319">
+  <w:num w:numId="14" w16cid:durableId="683047495">
     <w:abstractNumId w:val="10"/>
-  </w:num>
-  <w:num w:numId="13" w16cid:durableId="1432621810">
-    <w:abstractNumId w:val="1"/>
-  </w:num>
-  <w:num w:numId="14" w16cid:durableId="683047495">
-    <w:abstractNumId w:val="7"/>
   </w:num>
   <w:num w:numId="15" w16cid:durableId="1593276110">
     <w:abstractNumId w:val="0"/>
+  </w:num>
+  <w:num w:numId="16" w16cid:durableId="69549417">
+    <w:abstractNumId w:val="4"/>
+  </w:num>
+  <w:num w:numId="17" w16cid:durableId="213349202">
+    <w:abstractNumId w:val="9"/>
+  </w:num>
+  <w:num w:numId="18" w16cid:durableId="258220887">
+    <w:abstractNumId w:val="1"/>
   </w:num>
 </w:numbering>
 </file>
 
 <file path=word/styles.xml><?xml version="1.0" encoding="utf-8"?>
-<w:styles xmlns:mc="http://schemas.openxmlformats.org/markup-compatibility/2006" xmlns:r="http://schemas.openxmlformats.org/officeDocument/2006/relationships" xmlns:w="http://schemas.openxmlformats.org/wordprocessingml/2006/main" xmlns:w14="http://schemas.microsoft.com/office/word/2010/wordml" xmlns:w15="http://schemas.microsoft.com/office/word/2012/wordml" xmlns:w16cex="http://schemas.microsoft.com/office/word/2018/wordml/cex" xmlns:w16cid="http://schemas.microsoft.com/office/word/2016/wordml/cid" xmlns:w16="http://schemas.microsoft.com/office/word/2018/wordml" xmlns:w16sdtdh="http://schemas.microsoft.com/office/word/2020/wordml/sdtdatahash" xmlns:w16se="http://schemas.microsoft.com/office/word/2015/wordml/symex" mc:Ignorable="w14 w15 w16se w16cid w16 w16cex w16sdtdh">
+<w:styles xmlns:mc="http://schemas.openxmlformats.org/markup-compatibility/2006" xmlns:r="http://schemas.openxmlformats.org/officeDocument/2006/relationships" xmlns:w="http://schemas.openxmlformats.org/wordprocessingml/2006/main" xmlns:w14="http://schemas.microsoft.com/office/word/2010/wordml" xmlns:w15="http://schemas.microsoft.com/office/word/2012/wordml" xmlns:w16cex="http://schemas.microsoft.com/office/word/2018/wordml/cex" xmlns:w16cid="http://schemas.microsoft.com/office/word/2016/wordml/cid" xmlns:w16="http://schemas.microsoft.com/office/word/2018/wordml" xmlns:w16du="http://schemas.microsoft.com/office/word/2023/wordml/word16du" xmlns:w16sdtdh="http://schemas.microsoft.com/office/word/2020/wordml/sdtdatahash" xmlns:w16sdtfl="http://schemas.microsoft.com/office/word/2024/wordml/sdtformatlock" xmlns:w16se="http://schemas.microsoft.com/office/word/2015/wordml/symex" mc:Ignorable="w14 w15 w16se w16cid w16 w16cex w16sdtdh w16sdtfl w16du">
   <w:docDefaults>
     <w:rPrDefault>
       <w:rPr>
@@ -23200,6 +26010,15 @@
       <w:u w:val="single"/>
     </w:rPr>
   </w:style>
+  <w:style w:type="paragraph" w:styleId="Sinespaciado">
+    <w:name w:val="No Spacing"/>
+    <w:uiPriority w:val="1"/>
+    <w:qFormat/>
+    <w:rsid w:val="00C76DBC"/>
+    <w:pPr>
+      <w:spacing w:after="0" w:line="240" w:lineRule="auto"/>
+    </w:pPr>
+  </w:style>
 </w:styles>
 </file>
 

--- a/PATRONES DE SOFTWARE PLATAFORMA DE VOTACIÓN ELECTRONICA.docx
+++ b/PATRONES DE SOFTWARE PLATAFORMA DE VOTACIÓN ELECTRONICA.docx
@@ -704,25 +704,7 @@
                 <w:noProof/>
                 <w:lang w:val="es-ES"/>
               </w:rPr>
-              <w:t xml:space="preserve"> 12/</w:t>
-            </w:r>
-            <w:r>
-              <w:rPr>
-                <w:rStyle w:val="Hipervnculo"/>
-                <w:rFonts w:ascii="Times New Roman" w:hAnsi="Times New Roman" w:cs="Times New Roman"/>
-                <w:noProof/>
-                <w:lang w:val="es-ES"/>
-              </w:rPr>
-              <w:t>0</w:t>
-            </w:r>
-            <w:r>
-              <w:rPr>
-                <w:rStyle w:val="Hipervnculo"/>
-                <w:rFonts w:ascii="Times New Roman" w:hAnsi="Times New Roman" w:cs="Times New Roman"/>
-                <w:noProof/>
-                <w:lang w:val="es-ES"/>
-              </w:rPr>
-              <w:t>9</w:t>
+              <w:t xml:space="preserve"> 12/09</w:t>
             </w:r>
             <w:r>
               <w:rPr>
@@ -17111,7 +17093,7 @@
           <w:color w:val="CCCCCC"/>
           <w:sz w:val="21"/>
           <w:szCs w:val="21"/>
-          <w:lang w:val="es-ES" w:eastAsia="es-ES"/>
+          <w:lang w:val="en-US" w:eastAsia="es-ES"/>
         </w:rPr>
       </w:pPr>
       <w:bookmarkStart w:id="3" w:name="_Hlk239450682"/>
@@ -17121,7 +17103,7 @@
           <w:color w:val="C586C0"/>
           <w:sz w:val="21"/>
           <w:szCs w:val="21"/>
-          <w:lang w:val="es-ES" w:eastAsia="es-ES"/>
+          <w:lang w:val="en-US" w:eastAsia="es-ES"/>
         </w:rPr>
         <w:t>if</w:t>
       </w:r>
@@ -17131,7 +17113,7 @@
           <w:color w:val="CCCCCC"/>
           <w:sz w:val="21"/>
           <w:szCs w:val="21"/>
-          <w:lang w:val="es-ES" w:eastAsia="es-ES"/>
+          <w:lang w:val="en-US" w:eastAsia="es-ES"/>
         </w:rPr>
         <w:t xml:space="preserve"> (</w:t>
       </w:r>
@@ -17141,7 +17123,7 @@
           <w:color w:val="9CDCFE"/>
           <w:sz w:val="21"/>
           <w:szCs w:val="21"/>
-          <w:lang w:val="es-ES" w:eastAsia="es-ES"/>
+          <w:lang w:val="en-US" w:eastAsia="es-ES"/>
         </w:rPr>
         <w:t>formato</w:t>
       </w:r>
@@ -17151,7 +17133,7 @@
           <w:color w:val="CCCCCC"/>
           <w:sz w:val="21"/>
           <w:szCs w:val="21"/>
-          <w:lang w:val="es-ES" w:eastAsia="es-ES"/>
+          <w:lang w:val="en-US" w:eastAsia="es-ES"/>
         </w:rPr>
         <w:t xml:space="preserve"> </w:t>
       </w:r>
@@ -17161,7 +17143,7 @@
           <w:color w:val="D4D4D4"/>
           <w:sz w:val="21"/>
           <w:szCs w:val="21"/>
-          <w:lang w:val="es-ES" w:eastAsia="es-ES"/>
+          <w:lang w:val="en-US" w:eastAsia="es-ES"/>
         </w:rPr>
         <w:t>===</w:t>
       </w:r>
@@ -17171,7 +17153,7 @@
           <w:color w:val="CCCCCC"/>
           <w:sz w:val="21"/>
           <w:szCs w:val="21"/>
-          <w:lang w:val="es-ES" w:eastAsia="es-ES"/>
+          <w:lang w:val="en-US" w:eastAsia="es-ES"/>
         </w:rPr>
         <w:t xml:space="preserve"> </w:t>
       </w:r>
@@ -17181,7 +17163,7 @@
           <w:color w:val="CE9178"/>
           <w:sz w:val="21"/>
           <w:szCs w:val="21"/>
-          <w:lang w:val="es-ES" w:eastAsia="es-ES"/>
+          <w:lang w:val="en-US" w:eastAsia="es-ES"/>
         </w:rPr>
         <w:t>'PDF'</w:t>
       </w:r>
@@ -17191,7 +17173,7 @@
           <w:color w:val="CCCCCC"/>
           <w:sz w:val="21"/>
           <w:szCs w:val="21"/>
-          <w:lang w:val="es-ES" w:eastAsia="es-ES"/>
+          <w:lang w:val="en-US" w:eastAsia="es-ES"/>
         </w:rPr>
         <w:t xml:space="preserve">) { </w:t>
       </w:r>
@@ -17423,7 +17405,7 @@
           <w:color w:val="CCCCCC"/>
           <w:sz w:val="21"/>
           <w:szCs w:val="21"/>
-          <w:lang w:val="es-ES" w:eastAsia="es-ES"/>
+          <w:lang w:val="en-US" w:eastAsia="es-ES"/>
         </w:rPr>
       </w:pPr>
       <w:r>
@@ -17432,7 +17414,7 @@
           <w:color w:val="9CDCFE"/>
           <w:sz w:val="21"/>
           <w:szCs w:val="21"/>
-          <w:lang w:val="es-ES" w:eastAsia="es-ES"/>
+          <w:lang w:val="en-US" w:eastAsia="es-ES"/>
         </w:rPr>
         <w:t>reporte</w:t>
       </w:r>
@@ -17442,7 +17424,7 @@
           <w:color w:val="CCCCCC"/>
           <w:sz w:val="21"/>
           <w:szCs w:val="21"/>
-          <w:lang w:val="es-ES" w:eastAsia="es-ES"/>
+          <w:lang w:val="en-US" w:eastAsia="es-ES"/>
         </w:rPr>
         <w:t xml:space="preserve"> </w:t>
       </w:r>
@@ -17452,7 +17434,7 @@
           <w:color w:val="D4D4D4"/>
           <w:sz w:val="21"/>
           <w:szCs w:val="21"/>
-          <w:lang w:val="es-ES" w:eastAsia="es-ES"/>
+          <w:lang w:val="en-US" w:eastAsia="es-ES"/>
         </w:rPr>
         <w:t>=</w:t>
       </w:r>
@@ -17462,7 +17444,7 @@
           <w:color w:val="CCCCCC"/>
           <w:sz w:val="21"/>
           <w:szCs w:val="21"/>
-          <w:lang w:val="es-ES" w:eastAsia="es-ES"/>
+          <w:lang w:val="en-US" w:eastAsia="es-ES"/>
         </w:rPr>
         <w:t xml:space="preserve"> </w:t>
       </w:r>
@@ -17472,7 +17454,7 @@
           <w:color w:val="569CD6"/>
           <w:sz w:val="21"/>
           <w:szCs w:val="21"/>
-          <w:lang w:val="es-ES" w:eastAsia="es-ES"/>
+          <w:lang w:val="en-US" w:eastAsia="es-ES"/>
         </w:rPr>
         <w:t>new</w:t>
       </w:r>
@@ -17482,7 +17464,7 @@
           <w:color w:val="CCCCCC"/>
           <w:sz w:val="21"/>
           <w:szCs w:val="21"/>
-          <w:lang w:val="es-ES" w:eastAsia="es-ES"/>
+          <w:lang w:val="en-US" w:eastAsia="es-ES"/>
         </w:rPr>
         <w:t xml:space="preserve"> </w:t>
       </w:r>
@@ -17492,7 +17474,7 @@
           <w:color w:val="4EC9B0"/>
           <w:sz w:val="21"/>
           <w:szCs w:val="21"/>
-          <w:lang w:val="es-ES" w:eastAsia="es-ES"/>
+          <w:lang w:val="en-US" w:eastAsia="es-ES"/>
         </w:rPr>
         <w:t>ReporteResultadosCSV</w:t>
       </w:r>
@@ -17502,7 +17484,7 @@
           <w:color w:val="CCCCCC"/>
           <w:sz w:val="21"/>
           <w:szCs w:val="21"/>
-          <w:lang w:val="es-ES" w:eastAsia="es-ES"/>
+          <w:lang w:val="en-US" w:eastAsia="es-ES"/>
         </w:rPr>
         <w:t xml:space="preserve">(); </w:t>
       </w:r>
@@ -17762,27 +17744,7 @@
           <w:sz w:val="24"/>
           <w:szCs w:val="24"/>
         </w:rPr>
-        <w:t xml:space="preserve">La estructura utilizada permite manejar diferentes formatos mediante </w:t>
-      </w:r>
-      <w:proofErr w:type="gramStart"/>
-      <w:r>
-        <w:rPr>
-          <w:rFonts w:ascii="Times New Roman" w:hAnsi="Times New Roman" w:cs="Times New Roman"/>
-          <w:bCs/>
-          <w:sz w:val="24"/>
-          <w:szCs w:val="24"/>
-        </w:rPr>
-        <w:t>productos concretos y creadores concretos</w:t>
-      </w:r>
-      <w:proofErr w:type="gramEnd"/>
-      <w:r>
-        <w:rPr>
-          <w:rFonts w:ascii="Times New Roman" w:hAnsi="Times New Roman" w:cs="Times New Roman"/>
-          <w:bCs/>
-          <w:sz w:val="24"/>
-          <w:szCs w:val="24"/>
-        </w:rPr>
-        <w:t>.</w:t>
+        <w:t>La estructura utilizada permite manejar diferentes formatos mediante productos concretos y creadores concretos.</w:t>
       </w:r>
     </w:p>
     <w:p>
@@ -18210,27 +18172,7 @@
           <w:sz w:val="24"/>
           <w:szCs w:val="24"/>
         </w:rPr>
-        <w:t>SRP (</w:t>
-      </w:r>
-      <w:proofErr w:type="gramStart"/>
-      <w:r>
-        <w:rPr>
-          <w:rFonts w:ascii="Times New Roman" w:hAnsi="Times New Roman" w:cs="Times New Roman"/>
-          <w:b/>
-          <w:sz w:val="24"/>
-          <w:szCs w:val="24"/>
-        </w:rPr>
-        <w:t>Single</w:t>
-      </w:r>
-      <w:proofErr w:type="gramEnd"/>
-      <w:r>
-        <w:rPr>
-          <w:rFonts w:ascii="Times New Roman" w:hAnsi="Times New Roman" w:cs="Times New Roman"/>
-          <w:b/>
-          <w:sz w:val="24"/>
-          <w:szCs w:val="24"/>
-        </w:rPr>
-        <w:t xml:space="preserve"> Responsibility Principle):</w:t>
+        <w:t>SRP (Single Responsibility Principle):</w:t>
       </w:r>
     </w:p>
     <w:p>
@@ -19491,24 +19433,14 @@
       <w:r>
         <w:t xml:space="preserve">Ilustración </w:t>
       </w:r>
-      <w:r>
-        <w:fldChar w:fldCharType="begin"/>
-      </w:r>
-      <w:r>
-        <w:instrText xml:space="preserve"> SEQ Ilustración \* ARABIC </w:instrText>
-      </w:r>
-      <w:r>
-        <w:fldChar w:fldCharType="separate"/>
-      </w:r>
-      <w:r>
-        <w:rPr>
-          <w:noProof/>
-        </w:rPr>
-        <w:t>1</w:t>
-      </w:r>
-      <w:r>
-        <w:fldChar w:fldCharType="end"/>
-      </w:r>
+      <w:fldSimple w:instr=" SEQ Ilustración \* ARABIC ">
+        <w:r>
+          <w:rPr>
+            <w:noProof/>
+          </w:rPr>
+          <w:t>1</w:t>
+        </w:r>
+      </w:fldSimple>
       <w:r>
         <w:t xml:space="preserve"> </w:t>
       </w:r>
@@ -19574,24 +19506,14 @@
       <w:r>
         <w:t xml:space="preserve">Ilustración </w:t>
       </w:r>
-      <w:r>
-        <w:fldChar w:fldCharType="begin"/>
-      </w:r>
-      <w:r>
-        <w:instrText xml:space="preserve"> SEQ Ilustración \* ARABIC </w:instrText>
-      </w:r>
-      <w:r>
-        <w:fldChar w:fldCharType="separate"/>
-      </w:r>
-      <w:r>
-        <w:rPr>
-          <w:noProof/>
-        </w:rPr>
-        <w:t>2</w:t>
-      </w:r>
-      <w:r>
-        <w:fldChar w:fldCharType="end"/>
-      </w:r>
+      <w:fldSimple w:instr=" SEQ Ilustración \* ARABIC ">
+        <w:r>
+          <w:rPr>
+            <w:noProof/>
+          </w:rPr>
+          <w:t>2</w:t>
+        </w:r>
+      </w:fldSimple>
       <w:r>
         <w:t xml:space="preserve"> </w:t>
       </w:r>
@@ -19667,24 +19589,14 @@
       <w:r>
         <w:t xml:space="preserve">Ilustración </w:t>
       </w:r>
-      <w:r>
-        <w:fldChar w:fldCharType="begin"/>
-      </w:r>
-      <w:r>
-        <w:instrText xml:space="preserve"> SEQ Ilustración \* ARABIC </w:instrText>
-      </w:r>
-      <w:r>
-        <w:fldChar w:fldCharType="separate"/>
-      </w:r>
-      <w:r>
-        <w:rPr>
-          <w:noProof/>
-        </w:rPr>
-        <w:t>3</w:t>
-      </w:r>
-      <w:r>
-        <w:fldChar w:fldCharType="end"/>
-      </w:r>
+      <w:fldSimple w:instr=" SEQ Ilustración \* ARABIC ">
+        <w:r>
+          <w:rPr>
+            <w:noProof/>
+          </w:rPr>
+          <w:t>3</w:t>
+        </w:r>
+      </w:fldSimple>
       <w:r>
         <w:t xml:space="preserve"> </w:t>
       </w:r>
@@ -19749,24 +19661,14 @@
       <w:r>
         <w:t xml:space="preserve">Ilustración </w:t>
       </w:r>
-      <w:r>
-        <w:fldChar w:fldCharType="begin"/>
-      </w:r>
-      <w:r>
-        <w:instrText xml:space="preserve"> SEQ Ilustración \* ARABIC </w:instrText>
-      </w:r>
-      <w:r>
-        <w:fldChar w:fldCharType="separate"/>
-      </w:r>
-      <w:r>
-        <w:rPr>
-          <w:noProof/>
-        </w:rPr>
-        <w:t>4</w:t>
-      </w:r>
-      <w:r>
-        <w:fldChar w:fldCharType="end"/>
-      </w:r>
+      <w:fldSimple w:instr=" SEQ Ilustración \* ARABIC ">
+        <w:r>
+          <w:rPr>
+            <w:noProof/>
+          </w:rPr>
+          <w:t>4</w:t>
+        </w:r>
+      </w:fldSimple>
       <w:r>
         <w:t xml:space="preserve"> </w:t>
       </w:r>
@@ -20578,6 +20480,7 @@
       <w:r>
         <w:rPr>
           <w:rFonts w:ascii="Times New Roman" w:hAnsi="Times New Roman" w:cs="Times New Roman"/>
+          <w:noProof/>
           <w:sz w:val="24"/>
           <w:szCs w:val="24"/>
         </w:rPr>
@@ -20964,31 +20867,7 @@
           <w:szCs w:val="24"/>
           <w:lang w:val="es-ES"/>
         </w:rPr>
-        <w:t>SRP (</w:t>
-      </w:r>
-      <w:proofErr w:type="gramStart"/>
-      <w:r>
-        <w:rPr>
-          <w:rFonts w:ascii="Times New Roman" w:hAnsi="Times New Roman" w:cs="Times New Roman"/>
-          <w:b/>
-          <w:bCs/>
-          <w:sz w:val="24"/>
-          <w:szCs w:val="24"/>
-          <w:lang w:val="es-ES"/>
-        </w:rPr>
-        <w:t>Single</w:t>
-      </w:r>
-      <w:proofErr w:type="gramEnd"/>
-      <w:r>
-        <w:rPr>
-          <w:rFonts w:ascii="Times New Roman" w:hAnsi="Times New Roman" w:cs="Times New Roman"/>
-          <w:b/>
-          <w:bCs/>
-          <w:sz w:val="24"/>
-          <w:szCs w:val="24"/>
-          <w:lang w:val="es-ES"/>
-        </w:rPr>
-        <w:t xml:space="preserve"> Responsibility Principle):</w:t>
+        <w:t>SRP (Single Responsibility Principle):</w:t>
       </w:r>
     </w:p>
     <w:p>
@@ -21271,15 +21150,15 @@
           <w:rFonts w:ascii="Times New Roman" w:hAnsi="Times New Roman" w:cs="Times New Roman"/>
           <w:sz w:val="24"/>
           <w:szCs w:val="24"/>
-          <w:lang w:val="es-ES"/>
-        </w:rPr>
-      </w:pPr>
-      <w:r>
-        <w:rPr>
-          <w:rFonts w:ascii="Times New Roman" w:hAnsi="Times New Roman" w:cs="Times New Roman"/>
-          <w:sz w:val="24"/>
-          <w:szCs w:val="24"/>
-          <w:lang w:val="es-ES"/>
+          <w:lang w:val="en-US"/>
+        </w:rPr>
+      </w:pPr>
+      <w:r>
+        <w:rPr>
+          <w:rFonts w:ascii="Times New Roman" w:hAnsi="Times New Roman" w:cs="Times New Roman"/>
+          <w:sz w:val="24"/>
+          <w:szCs w:val="24"/>
+          <w:lang w:val="en-US"/>
         </w:rPr>
         <w:t>eleccion-builder.js (Builder abstracto y Concrete Builder)</w:t>
       </w:r>
@@ -21292,7 +21171,7 @@
           <w:rFonts w:ascii="Times New Roman" w:hAnsi="Times New Roman" w:cs="Times New Roman"/>
           <w:sz w:val="24"/>
           <w:szCs w:val="24"/>
-          <w:lang w:val="es-ES"/>
+          <w:lang w:val="en-US"/>
         </w:rPr>
       </w:pPr>
     </w:p>
@@ -21471,6 +21350,7 @@
       <w:r>
         <w:rPr>
           <w:rFonts w:ascii="Times New Roman" w:hAnsi="Times New Roman" w:cs="Times New Roman"/>
+          <w:noProof/>
           <w:sz w:val="24"/>
           <w:szCs w:val="24"/>
           <w:lang w:val="en-US"/>
@@ -21593,6 +21473,7 @@
       <w:r>
         <w:rPr>
           <w:rFonts w:ascii="Times New Roman" w:hAnsi="Times New Roman" w:cs="Times New Roman"/>
+          <w:noProof/>
           <w:sz w:val="24"/>
           <w:szCs w:val="24"/>
           <w:lang w:val="es-ES"/>
@@ -21659,6 +21540,7 @@
       <w:r>
         <w:rPr>
           <w:rFonts w:ascii="Times New Roman" w:hAnsi="Times New Roman" w:cs="Times New Roman"/>
+          <w:noProof/>
           <w:sz w:val="24"/>
           <w:szCs w:val="24"/>
           <w:lang w:val="es-ES"/>
@@ -21703,6 +21585,7 @@
       <w:r>
         <w:rPr>
           <w:rFonts w:ascii="Times New Roman" w:hAnsi="Times New Roman" w:cs="Times New Roman"/>
+          <w:noProof/>
           <w:sz w:val="24"/>
           <w:szCs w:val="24"/>
           <w:lang w:val="es-ES"/>
@@ -21820,6 +21703,7 @@
       <w:r>
         <w:rPr>
           <w:rFonts w:ascii="Times New Roman" w:hAnsi="Times New Roman" w:cs="Times New Roman"/>
+          <w:noProof/>
           <w:sz w:val="24"/>
           <w:szCs w:val="24"/>
           <w:lang w:val="es-ES"/>
@@ -22278,6 +22162,7 @@
       <w:r>
         <w:rPr>
           <w:rFonts w:ascii="Times New Roman" w:hAnsi="Times New Roman" w:cs="Times New Roman"/>
+          <w:noProof/>
           <w:sz w:val="24"/>
           <w:szCs w:val="24"/>
           <w:lang w:val="es-ES"/>
@@ -22322,6 +22207,7 @@
       <w:r>
         <w:rPr>
           <w:rFonts w:ascii="Times New Roman" w:hAnsi="Times New Roman" w:cs="Times New Roman"/>
+          <w:noProof/>
           <w:sz w:val="24"/>
           <w:szCs w:val="24"/>
           <w:lang w:val="es-ES"/>
@@ -22365,6 +22251,7 @@
       <w:r>
         <w:rPr>
           <w:rFonts w:ascii="Times New Roman" w:hAnsi="Times New Roman" w:cs="Times New Roman"/>
+          <w:noProof/>
           <w:sz w:val="24"/>
           <w:szCs w:val="24"/>
           <w:lang w:val="es-ES"/>
@@ -22408,6 +22295,7 @@
       <w:r>
         <w:rPr>
           <w:rFonts w:ascii="Times New Roman" w:hAnsi="Times New Roman" w:cs="Times New Roman"/>
+          <w:noProof/>
           <w:sz w:val="24"/>
           <w:szCs w:val="24"/>
           <w:lang w:val="es-ES"/>
@@ -22942,40 +22830,21 @@
           <w:lang w:val="es-ES"/>
         </w:rPr>
       </w:pPr>
-      <w:r>
-        <w:rPr>
-          <w:rFonts w:ascii="Times New Roman" w:hAnsi="Times New Roman" w:cs="Times New Roman"/>
-          <w:sz w:val="24"/>
-          <w:szCs w:val="24"/>
-          <w:lang w:val="es-ES"/>
-        </w:rPr>
-        <w:t>[EVIDENCIA FOTOGRÁFICA AQUÍ — opcional: captura de node demo.js mostrando la integración con Factory Method]</w:t>
-      </w:r>
-    </w:p>
-    <w:p>
-      <w:pPr>
-        <w:jc w:val="both"/>
-        <w:rPr>
-          <w:rFonts w:ascii="Times New Roman" w:hAnsi="Times New Roman" w:cs="Times New Roman"/>
-          <w:sz w:val="24"/>
-          <w:szCs w:val="24"/>
-          <w:lang w:val="es-ES"/>
-        </w:rPr>
-      </w:pPr>
-    </w:p>
-    <w:p>
-      <w:pPr>
-        <w:jc w:val="both"/>
-        <w:rPr>
-          <w:rFonts w:ascii="Times New Roman" w:hAnsi="Times New Roman" w:cs="Times New Roman"/>
-          <w:sz w:val="24"/>
-          <w:szCs w:val="24"/>
-          <w:lang w:val="es-ES"/>
-        </w:rPr>
-      </w:pPr>
-      <w:r>
-        <w:rPr>
-          <w:rFonts w:ascii="Times New Roman" w:hAnsi="Times New Roman" w:cs="Times New Roman"/>
+    </w:p>
+    <w:p>
+      <w:pPr>
+        <w:jc w:val="both"/>
+        <w:rPr>
+          <w:rFonts w:ascii="Times New Roman" w:hAnsi="Times New Roman" w:cs="Times New Roman"/>
+          <w:sz w:val="24"/>
+          <w:szCs w:val="24"/>
+          <w:lang w:val="es-ES"/>
+        </w:rPr>
+      </w:pPr>
+      <w:r>
+        <w:rPr>
+          <w:rFonts w:ascii="Times New Roman" w:hAnsi="Times New Roman" w:cs="Times New Roman"/>
+          <w:noProof/>
           <w:sz w:val="24"/>
           <w:szCs w:val="24"/>
           <w:lang w:val="es-ES"/>
@@ -23041,6 +22910,7 @@
       <w:r>
         <w:rPr>
           <w:rFonts w:ascii="Times New Roman" w:hAnsi="Times New Roman" w:cs="Times New Roman"/>
+          <w:noProof/>
           <w:sz w:val="24"/>
           <w:szCs w:val="24"/>
           <w:lang w:val="es-ES"/>
@@ -25607,6 +25477,7 @@
   <w:style w:type="character" w:default="1" w:styleId="Fuentedeprrafopredeter">
     <w:name w:val="Default Paragraph Font"/>
     <w:uiPriority w:val="1"/>
+    <w:semiHidden/>
     <w:unhideWhenUsed/>
   </w:style>
   <w:style w:type="table" w:default="1" w:styleId="Tablanormal">

--- a/PATRONES DE SOFTWARE PLATAFORMA DE VOTACIÓN ELECTRONICA.docx
+++ b/PATRONES DE SOFTWARE PLATAFORMA DE VOTACIÓN ELECTRONICA.docx
@@ -1,6 +1,6 @@
 
 <file path=word/document.xml><?xml version="1.0" encoding="utf-8"?>
-<w:document xmlns:wpc="http://schemas.microsoft.com/office/word/2010/wordprocessingCanvas" xmlns:cx="http://schemas.microsoft.com/office/drawing/2014/chartex" xmlns:cx1="http://schemas.microsoft.com/office/drawing/2015/9/8/chartex" xmlns:cx2="http://schemas.microsoft.com/office/drawing/2015/10/21/chartex" xmlns:cx3="http://schemas.microsoft.com/office/drawing/2016/5/9/chartex" xmlns:cx4="http://schemas.microsoft.com/office/drawing/2016/5/10/chartex" xmlns:cx5="http://schemas.microsoft.com/office/drawing/2016/5/11/chartex" xmlns:cx6="http://schemas.microsoft.com/office/drawing/2016/5/12/chartex" xmlns:cx7="http://schemas.microsoft.com/office/drawing/2016/5/13/chartex" xmlns:cx8="http://schemas.microsoft.com/office/drawing/2016/5/14/chartex" xmlns:mc="http://schemas.openxmlformats.org/markup-compatibility/2006" xmlns:aink="http://schemas.microsoft.com/office/drawing/2016/ink" xmlns:am3d="http://schemas.microsoft.com/office/drawing/2017/model3d" xmlns:o="urn:schemas-microsoft-com:office:office" xmlns:oel="http://schemas.microsoft.com/office/2019/extlst" xmlns:r="http://schemas.openxmlformats.org/officeDocument/2006/relationships" xmlns:m="http://schemas.openxmlformats.org/officeDocument/2006/math" xmlns:v="urn:schemas-microsoft-com:vml" xmlns:wp14="http://schemas.microsoft.com/office/word/2010/wordprocessingDrawing" xmlns:wp="http://schemas.openxmlformats.org/drawingml/2006/wordprocessingDrawing" xmlns:w10="urn:schemas-microsoft-com:office:word" xmlns:w="http://schemas.openxmlformats.org/wordprocessingml/2006/main" xmlns:w14="http://schemas.microsoft.com/office/word/2010/wordml" xmlns:w15="http://schemas.microsoft.com/office/word/2012/wordml" xmlns:w16cex="http://schemas.microsoft.com/office/word/2018/wordml/cex" xmlns:w16cid="http://schemas.microsoft.com/office/word/2016/wordml/cid" xmlns:w16="http://schemas.microsoft.com/office/word/2018/wordml" xmlns:w16du="http://schemas.microsoft.com/office/word/2023/wordml/word16du" xmlns:w16sdtdh="http://schemas.microsoft.com/office/word/2020/wordml/sdtdatahash" xmlns:w16sdtfl="http://schemas.microsoft.com/office/word/2024/wordml/sdtformatlock" xmlns:w16se="http://schemas.microsoft.com/office/word/2015/wordml/symex" xmlns:wpg="http://schemas.microsoft.com/office/word/2010/wordprocessingGroup" xmlns:wpi="http://schemas.microsoft.com/office/word/2010/wordprocessingInk" xmlns:wne="http://schemas.microsoft.com/office/word/2006/wordml" xmlns:wps="http://schemas.microsoft.com/office/word/2010/wordprocessingShape" mc:Ignorable="w14 w15 w16se w16cid w16 w16cex w16sdtdh w16sdtfl w16du wp14">
+<w:document xmlns:wpc="http://schemas.microsoft.com/office/word/2010/wordprocessingCanvas" xmlns:cx="http://schemas.microsoft.com/office/drawing/2014/chartex" xmlns:cx1="http://schemas.microsoft.com/office/drawing/2015/9/8/chartex" xmlns:mc="http://schemas.openxmlformats.org/markup-compatibility/2006" xmlns:o="urn:schemas-microsoft-com:office:office" xmlns:r="http://schemas.openxmlformats.org/officeDocument/2006/relationships" xmlns:m="http://schemas.openxmlformats.org/officeDocument/2006/math" xmlns:v="urn:schemas-microsoft-com:vml" xmlns:wp14="http://schemas.microsoft.com/office/word/2010/wordprocessingDrawing" xmlns:wp="http://schemas.openxmlformats.org/drawingml/2006/wordprocessingDrawing" xmlns:w10="urn:schemas-microsoft-com:office:word" xmlns:w="http://schemas.openxmlformats.org/wordprocessingml/2006/main" xmlns:w14="http://schemas.microsoft.com/office/word/2010/wordml" xmlns:w15="http://schemas.microsoft.com/office/word/2012/wordml" xmlns:w16se="http://schemas.microsoft.com/office/word/2015/wordml/symex" xmlns:wpg="http://schemas.microsoft.com/office/word/2010/wordprocessingGroup" xmlns:wpi="http://schemas.microsoft.com/office/word/2010/wordprocessingInk" xmlns:wne="http://schemas.microsoft.com/office/word/2006/wordml" xmlns:wps="http://schemas.microsoft.com/office/word/2010/wordprocessingShape" mc:Ignorable="w14 w15 w16se wp14">
   <w:body>
     <w:p>
       <w:pPr>
@@ -1544,7 +1544,27 @@
           <w:sz w:val="24"/>
           <w:lang w:val="es-ES"/>
         </w:rPr>
-        <w:t>Un método estático público (obtenerInstancia()) que actúa como la única puerta de entrada permitida (aplicando lazy initialization).</w:t>
+        <w:t>Un método estático público (</w:t>
+      </w:r>
+      <w:proofErr w:type="gramStart"/>
+      <w:r>
+        <w:rPr>
+          <w:rFonts w:ascii="Times New Roman" w:hAnsi="Times New Roman" w:cs="Times New Roman"/>
+          <w:bCs/>
+          <w:sz w:val="24"/>
+          <w:lang w:val="es-ES"/>
+        </w:rPr>
+        <w:t>obtenerInstancia(</w:t>
+      </w:r>
+      <w:proofErr w:type="gramEnd"/>
+      <w:r>
+        <w:rPr>
+          <w:rFonts w:ascii="Times New Roman" w:hAnsi="Times New Roman" w:cs="Times New Roman"/>
+          <w:bCs/>
+          <w:sz w:val="24"/>
+          <w:lang w:val="es-ES"/>
+        </w:rPr>
+        <w:t>)) que actúa como la única puerta de entrada permitida (aplicando lazy initialization).</w:t>
       </w:r>
     </w:p>
     <w:p>
@@ -2115,6 +2135,7 @@
         </w:rPr>
         <w:t xml:space="preserve">  </w:t>
       </w:r>
+      <w:proofErr w:type="gramStart"/>
       <w:r>
         <w:rPr>
           <w:rFonts w:ascii="Consolas" w:eastAsia="Times New Roman" w:hAnsi="Consolas" w:cs="Times New Roman"/>
@@ -2133,7 +2154,18 @@
           <w:szCs w:val="21"/>
           <w:lang w:eastAsia="es-CO"/>
         </w:rPr>
-        <w:t>() {</w:t>
+        <w:t>(</w:t>
+      </w:r>
+      <w:proofErr w:type="gramEnd"/>
+      <w:r>
+        <w:rPr>
+          <w:rFonts w:ascii="Consolas" w:eastAsia="Times New Roman" w:hAnsi="Consolas" w:cs="Times New Roman"/>
+          <w:color w:val="DAD6DA"/>
+          <w:sz w:val="21"/>
+          <w:szCs w:val="21"/>
+          <w:lang w:eastAsia="es-CO"/>
+        </w:rPr>
+        <w:t>) {</w:t>
       </w:r>
     </w:p>
     <w:p>
@@ -2254,6 +2286,7 @@
         </w:rPr>
         <w:t>(</w:t>
       </w:r>
+      <w:proofErr w:type="gramStart"/>
       <w:r>
         <w:rPr>
           <w:rFonts w:ascii="Consolas" w:eastAsia="Times New Roman" w:hAnsi="Consolas" w:cs="Times New Roman"/>
@@ -2282,7 +2315,18 @@
           <w:szCs w:val="21"/>
           <w:lang w:eastAsia="es-CO"/>
         </w:rPr>
-        <w:t>#instancia)</w:t>
+        <w:t>#</w:t>
+      </w:r>
+      <w:proofErr w:type="gramEnd"/>
+      <w:r>
+        <w:rPr>
+          <w:rFonts w:ascii="Consolas" w:eastAsia="Times New Roman" w:hAnsi="Consolas" w:cs="Times New Roman"/>
+          <w:color w:val="F8F8F2"/>
+          <w:sz w:val="21"/>
+          <w:szCs w:val="21"/>
+          <w:lang w:eastAsia="es-CO"/>
+        </w:rPr>
+        <w:t>instancia)</w:t>
       </w:r>
       <w:r>
         <w:rPr>
@@ -2359,6 +2403,7 @@
         </w:rPr>
         <w:t xml:space="preserve"> </w:t>
       </w:r>
+      <w:proofErr w:type="gramStart"/>
       <w:r>
         <w:rPr>
           <w:rFonts w:ascii="Consolas" w:eastAsia="Times New Roman" w:hAnsi="Consolas" w:cs="Times New Roman"/>
@@ -2381,6 +2426,7 @@
         </w:rPr>
         <w:t>(</w:t>
       </w:r>
+      <w:proofErr w:type="gramEnd"/>
       <w:r>
         <w:rPr>
           <w:rFonts w:ascii="Consolas" w:eastAsia="Times New Roman" w:hAnsi="Consolas" w:cs="Times New Roman"/>
@@ -2569,6 +2615,7 @@
         </w:rPr>
         <w:t>this</w:t>
       </w:r>
+      <w:proofErr w:type="gramStart"/>
       <w:r>
         <w:rPr>
           <w:rFonts w:ascii="Consolas" w:eastAsia="Times New Roman" w:hAnsi="Consolas" w:cs="Times New Roman"/>
@@ -2587,7 +2634,18 @@
           <w:szCs w:val="21"/>
           <w:lang w:val="en-US" w:eastAsia="es-CO"/>
         </w:rPr>
-        <w:t>#config</w:t>
+        <w:t>#</w:t>
+      </w:r>
+      <w:proofErr w:type="gramEnd"/>
+      <w:r>
+        <w:rPr>
+          <w:rFonts w:ascii="Consolas" w:eastAsia="Times New Roman" w:hAnsi="Consolas" w:cs="Times New Roman"/>
+          <w:color w:val="F8F8F2"/>
+          <w:sz w:val="21"/>
+          <w:szCs w:val="21"/>
+          <w:lang w:val="en-US" w:eastAsia="es-CO"/>
+        </w:rPr>
+        <w:t>config</w:t>
       </w:r>
       <w:r>
         <w:rPr>
@@ -2642,6 +2700,7 @@
         </w:rPr>
         <w:t xml:space="preserve">      </w:t>
       </w:r>
+      <w:proofErr w:type="gramStart"/>
       <w:r>
         <w:rPr>
           <w:rFonts w:ascii="Consolas" w:eastAsia="Times New Roman" w:hAnsi="Consolas" w:cs="Times New Roman"/>
@@ -2652,6 +2711,7 @@
         </w:rPr>
         <w:t>dbHost</w:t>
       </w:r>
+      <w:proofErr w:type="gramEnd"/>
       <w:r>
         <w:rPr>
           <w:rFonts w:ascii="Consolas" w:eastAsia="Times New Roman" w:hAnsi="Consolas" w:cs="Times New Roman"/>
@@ -2755,6 +2815,7 @@
         </w:rPr>
         <w:t xml:space="preserve">      </w:t>
       </w:r>
+      <w:proofErr w:type="gramStart"/>
       <w:r>
         <w:rPr>
           <w:rFonts w:ascii="Consolas" w:eastAsia="Times New Roman" w:hAnsi="Consolas" w:cs="Times New Roman"/>
@@ -2765,6 +2826,7 @@
         </w:rPr>
         <w:t>dbPort</w:t>
       </w:r>
+      <w:proofErr w:type="gramEnd"/>
       <w:r>
         <w:rPr>
           <w:rFonts w:ascii="Consolas" w:eastAsia="Times New Roman" w:hAnsi="Consolas" w:cs="Times New Roman"/>
@@ -2968,6 +3030,7 @@
         </w:rPr>
         <w:t xml:space="preserve">      </w:t>
       </w:r>
+      <w:proofErr w:type="gramStart"/>
       <w:r>
         <w:rPr>
           <w:rFonts w:ascii="Consolas" w:eastAsia="Times New Roman" w:hAnsi="Consolas" w:cs="Times New Roman"/>
@@ -2978,6 +3041,7 @@
         </w:rPr>
         <w:t>dbUser</w:t>
       </w:r>
+      <w:proofErr w:type="gramEnd"/>
       <w:r>
         <w:rPr>
           <w:rFonts w:ascii="Consolas" w:eastAsia="Times New Roman" w:hAnsi="Consolas" w:cs="Times New Roman"/>
@@ -3081,6 +3145,7 @@
         </w:rPr>
         <w:t xml:space="preserve">      </w:t>
       </w:r>
+      <w:proofErr w:type="gramStart"/>
       <w:r>
         <w:rPr>
           <w:rFonts w:ascii="Consolas" w:eastAsia="Times New Roman" w:hAnsi="Consolas" w:cs="Times New Roman"/>
@@ -3091,6 +3156,7 @@
         </w:rPr>
         <w:t>dbPass</w:t>
       </w:r>
+      <w:proofErr w:type="gramEnd"/>
       <w:r>
         <w:rPr>
           <w:rFonts w:ascii="Consolas" w:eastAsia="Times New Roman" w:hAnsi="Consolas" w:cs="Times New Roman"/>
@@ -3194,6 +3260,7 @@
         </w:rPr>
         <w:t xml:space="preserve">      </w:t>
       </w:r>
+      <w:proofErr w:type="gramStart"/>
       <w:r>
         <w:rPr>
           <w:rFonts w:ascii="Consolas" w:eastAsia="Times New Roman" w:hAnsi="Consolas" w:cs="Times New Roman"/>
@@ -3204,6 +3271,7 @@
         </w:rPr>
         <w:t>apiKey</w:t>
       </w:r>
+      <w:proofErr w:type="gramEnd"/>
       <w:r>
         <w:rPr>
           <w:rFonts w:ascii="Consolas" w:eastAsia="Times New Roman" w:hAnsi="Consolas" w:cs="Times New Roman"/>
@@ -3337,6 +3405,7 @@
         </w:rPr>
         <w:t xml:space="preserve"> </w:t>
       </w:r>
+      <w:proofErr w:type="gramStart"/>
       <w:r>
         <w:rPr>
           <w:rFonts w:ascii="Consolas" w:eastAsia="Times New Roman" w:hAnsi="Consolas" w:cs="Times New Roman"/>
@@ -3355,7 +3424,18 @@
           <w:szCs w:val="21"/>
           <w:lang w:eastAsia="es-CO"/>
         </w:rPr>
-        <w:t>(process</w:t>
+        <w:t>(</w:t>
+      </w:r>
+      <w:proofErr w:type="gramEnd"/>
+      <w:r>
+        <w:rPr>
+          <w:rFonts w:ascii="Consolas" w:eastAsia="Times New Roman" w:hAnsi="Consolas" w:cs="Times New Roman"/>
+          <w:color w:val="F8F8F2"/>
+          <w:sz w:val="21"/>
+          <w:szCs w:val="21"/>
+          <w:lang w:eastAsia="es-CO"/>
+        </w:rPr>
+        <w:t>process</w:t>
       </w:r>
       <w:r>
         <w:rPr>
@@ -3520,6 +3600,7 @@
         </w:rPr>
         <w:t xml:space="preserve">      </w:t>
       </w:r>
+      <w:proofErr w:type="gramStart"/>
       <w:r>
         <w:rPr>
           <w:rFonts w:ascii="Consolas" w:eastAsia="Times New Roman" w:hAnsi="Consolas" w:cs="Times New Roman"/>
@@ -3530,6 +3611,7 @@
         </w:rPr>
         <w:t>timeout</w:t>
       </w:r>
+      <w:proofErr w:type="gramEnd"/>
       <w:r>
         <w:rPr>
           <w:rFonts w:ascii="Consolas" w:eastAsia="Times New Roman" w:hAnsi="Consolas" w:cs="Times New Roman"/>
@@ -3733,6 +3815,7 @@
         </w:rPr>
         <w:t xml:space="preserve">      </w:t>
       </w:r>
+      <w:proofErr w:type="gramStart"/>
       <w:r>
         <w:rPr>
           <w:rFonts w:ascii="Consolas" w:eastAsia="Times New Roman" w:hAnsi="Consolas" w:cs="Times New Roman"/>
@@ -3743,6 +3826,7 @@
         </w:rPr>
         <w:t>smtpHost</w:t>
       </w:r>
+      <w:proofErr w:type="gramEnd"/>
       <w:r>
         <w:rPr>
           <w:rFonts w:ascii="Consolas" w:eastAsia="Times New Roman" w:hAnsi="Consolas" w:cs="Times New Roman"/>
@@ -3846,6 +3930,7 @@
         </w:rPr>
         <w:t xml:space="preserve">      </w:t>
       </w:r>
+      <w:proofErr w:type="gramStart"/>
       <w:r>
         <w:rPr>
           <w:rFonts w:ascii="Consolas" w:eastAsia="Times New Roman" w:hAnsi="Consolas" w:cs="Times New Roman"/>
@@ -3856,6 +3941,7 @@
         </w:rPr>
         <w:t>smtpPort</w:t>
       </w:r>
+      <w:proofErr w:type="gramEnd"/>
       <w:r>
         <w:rPr>
           <w:rFonts w:ascii="Consolas" w:eastAsia="Times New Roman" w:hAnsi="Consolas" w:cs="Times New Roman"/>
@@ -4059,6 +4145,7 @@
         </w:rPr>
         <w:t xml:space="preserve">      </w:t>
       </w:r>
+      <w:proofErr w:type="gramStart"/>
       <w:r>
         <w:rPr>
           <w:rFonts w:ascii="Consolas" w:eastAsia="Times New Roman" w:hAnsi="Consolas" w:cs="Times New Roman"/>
@@ -4069,6 +4156,7 @@
         </w:rPr>
         <w:t>smtpUser</w:t>
       </w:r>
+      <w:proofErr w:type="gramEnd"/>
       <w:r>
         <w:rPr>
           <w:rFonts w:ascii="Consolas" w:eastAsia="Times New Roman" w:hAnsi="Consolas" w:cs="Times New Roman"/>
@@ -4172,6 +4260,7 @@
         </w:rPr>
         <w:t xml:space="preserve">      </w:t>
       </w:r>
+      <w:proofErr w:type="gramStart"/>
       <w:r>
         <w:rPr>
           <w:rFonts w:ascii="Consolas" w:eastAsia="Times New Roman" w:hAnsi="Consolas" w:cs="Times New Roman"/>
@@ -4182,6 +4271,7 @@
         </w:rPr>
         <w:t>smtpPass</w:t>
       </w:r>
+      <w:proofErr w:type="gramEnd"/>
       <w:r>
         <w:rPr>
           <w:rFonts w:ascii="Consolas" w:eastAsia="Times New Roman" w:hAnsi="Consolas" w:cs="Times New Roman"/>
@@ -4331,6 +4421,7 @@
         </w:rPr>
         <w:t xml:space="preserve">    </w:t>
       </w:r>
+      <w:proofErr w:type="gramStart"/>
       <w:r>
         <w:rPr>
           <w:rFonts w:ascii="Consolas" w:eastAsia="Times New Roman" w:hAnsi="Consolas" w:cs="Times New Roman"/>
@@ -4361,7 +4452,18 @@
           <w:szCs w:val="21"/>
           <w:lang w:eastAsia="es-CO"/>
         </w:rPr>
-        <w:t>#validarConfiguracionCritica</w:t>
+        <w:t>#</w:t>
+      </w:r>
+      <w:proofErr w:type="gramEnd"/>
+      <w:r>
+        <w:rPr>
+          <w:rFonts w:ascii="Consolas" w:eastAsia="Times New Roman" w:hAnsi="Consolas" w:cs="Times New Roman"/>
+          <w:color w:val="50FA7B"/>
+          <w:sz w:val="21"/>
+          <w:szCs w:val="21"/>
+          <w:lang w:eastAsia="es-CO"/>
+        </w:rPr>
+        <w:t>validarConfiguracionCritica</w:t>
       </w:r>
       <w:r>
         <w:rPr>
@@ -4406,6 +4508,7 @@
         </w:rPr>
         <w:t xml:space="preserve">    </w:t>
       </w:r>
+      <w:proofErr w:type="gramStart"/>
       <w:r>
         <w:rPr>
           <w:rFonts w:ascii="Consolas" w:eastAsia="Times New Roman" w:hAnsi="Consolas" w:cs="Times New Roman"/>
@@ -4434,7 +4537,18 @@
           <w:szCs w:val="21"/>
           <w:lang w:eastAsia="es-CO"/>
         </w:rPr>
-        <w:t>#instancia</w:t>
+        <w:t>#</w:t>
+      </w:r>
+      <w:proofErr w:type="gramEnd"/>
+      <w:r>
+        <w:rPr>
+          <w:rFonts w:ascii="Consolas" w:eastAsia="Times New Roman" w:hAnsi="Consolas" w:cs="Times New Roman"/>
+          <w:color w:val="F8F8F2"/>
+          <w:sz w:val="21"/>
+          <w:szCs w:val="21"/>
+          <w:lang w:eastAsia="es-CO"/>
+        </w:rPr>
+        <w:t>instancia</w:t>
       </w:r>
       <w:r>
         <w:rPr>
@@ -4547,6 +4661,7 @@
         </w:rPr>
         <w:t>  #</w:t>
       </w:r>
+      <w:proofErr w:type="gramStart"/>
       <w:r>
         <w:rPr>
           <w:rFonts w:ascii="Consolas" w:eastAsia="Times New Roman" w:hAnsi="Consolas" w:cs="Times New Roman"/>
@@ -4565,7 +4680,18 @@
           <w:szCs w:val="21"/>
           <w:lang w:eastAsia="es-CO"/>
         </w:rPr>
-        <w:t>() {</w:t>
+        <w:t>(</w:t>
+      </w:r>
+      <w:proofErr w:type="gramEnd"/>
+      <w:r>
+        <w:rPr>
+          <w:rFonts w:ascii="Consolas" w:eastAsia="Times New Roman" w:hAnsi="Consolas" w:cs="Times New Roman"/>
+          <w:color w:val="DAD6DA"/>
+          <w:sz w:val="21"/>
+          <w:szCs w:val="21"/>
+          <w:lang w:eastAsia="es-CO"/>
+        </w:rPr>
+        <w:t>) {</w:t>
       </w:r>
     </w:p>
     <w:p>
@@ -4656,6 +4782,7 @@
         </w:rPr>
         <w:t xml:space="preserve">    </w:t>
       </w:r>
+      <w:proofErr w:type="gramStart"/>
       <w:r>
         <w:rPr>
           <w:rFonts w:ascii="Consolas" w:eastAsia="Times New Roman" w:hAnsi="Consolas" w:cs="Times New Roman"/>
@@ -4666,6 +4793,7 @@
         </w:rPr>
         <w:t>const</w:t>
       </w:r>
+      <w:proofErr w:type="gramEnd"/>
       <w:r>
         <w:rPr>
           <w:rFonts w:ascii="Consolas" w:eastAsia="Times New Roman" w:hAnsi="Consolas" w:cs="Times New Roman"/>
@@ -4899,6 +5027,7 @@
         </w:rPr>
         <w:t xml:space="preserve">    </w:t>
       </w:r>
+      <w:proofErr w:type="gramStart"/>
       <w:r>
         <w:rPr>
           <w:rFonts w:ascii="Consolas" w:eastAsia="Times New Roman" w:hAnsi="Consolas" w:cs="Times New Roman"/>
@@ -4909,6 +5038,7 @@
         </w:rPr>
         <w:t>const</w:t>
       </w:r>
+      <w:proofErr w:type="gramEnd"/>
       <w:r>
         <w:rPr>
           <w:rFonts w:ascii="Consolas" w:eastAsia="Times New Roman" w:hAnsi="Consolas" w:cs="Times New Roman"/>
@@ -5168,6 +5298,7 @@
         </w:rPr>
         <w:t xml:space="preserve">    </w:t>
       </w:r>
+      <w:proofErr w:type="gramStart"/>
       <w:r>
         <w:rPr>
           <w:rFonts w:ascii="Consolas" w:eastAsia="Times New Roman" w:hAnsi="Consolas" w:cs="Times New Roman"/>
@@ -5178,6 +5309,7 @@
         </w:rPr>
         <w:t>if</w:t>
       </w:r>
+      <w:proofErr w:type="gramEnd"/>
       <w:r>
         <w:rPr>
           <w:rFonts w:ascii="Consolas" w:eastAsia="Times New Roman" w:hAnsi="Consolas" w:cs="Times New Roman"/>
@@ -5353,6 +5485,7 @@
         </w:rPr>
         <w:t xml:space="preserve"> </w:t>
       </w:r>
+      <w:proofErr w:type="gramStart"/>
       <w:r>
         <w:rPr>
           <w:rFonts w:ascii="Consolas" w:eastAsia="Times New Roman" w:hAnsi="Consolas" w:cs="Times New Roman"/>
@@ -5375,6 +5508,7 @@
         </w:rPr>
         <w:t>(</w:t>
       </w:r>
+      <w:proofErr w:type="gramEnd"/>
     </w:p>
     <w:p>
       <w:pPr>
@@ -5418,6 +5552,7 @@
         </w:rPr>
         <w:t>${</w:t>
       </w:r>
+      <w:proofErr w:type="gramStart"/>
       <w:r>
         <w:rPr>
           <w:rFonts w:ascii="Consolas" w:eastAsia="Times New Roman" w:hAnsi="Consolas" w:cs="Times New Roman"/>
@@ -5448,6 +5583,7 @@
         </w:rPr>
         <w:t>join</w:t>
       </w:r>
+      <w:proofErr w:type="gramEnd"/>
       <w:r>
         <w:rPr>
           <w:rFonts w:ascii="Consolas" w:eastAsia="Times New Roman" w:hAnsi="Consolas" w:cs="Times New Roman"/>
@@ -5762,6 +5898,7 @@
         </w:rPr>
         <w:t xml:space="preserve"> </w:t>
       </w:r>
+      <w:proofErr w:type="gramStart"/>
       <w:r>
         <w:rPr>
           <w:rFonts w:ascii="Consolas" w:eastAsia="Times New Roman" w:hAnsi="Consolas" w:cs="Times New Roman"/>
@@ -5780,7 +5917,18 @@
           <w:szCs w:val="21"/>
           <w:lang w:eastAsia="es-CO"/>
         </w:rPr>
-        <w:t>() {</w:t>
+        <w:t>(</w:t>
+      </w:r>
+      <w:proofErr w:type="gramEnd"/>
+      <w:r>
+        <w:rPr>
+          <w:rFonts w:ascii="Consolas" w:eastAsia="Times New Roman" w:hAnsi="Consolas" w:cs="Times New Roman"/>
+          <w:color w:val="DAD6DA"/>
+          <w:sz w:val="21"/>
+          <w:szCs w:val="21"/>
+          <w:lang w:eastAsia="es-CO"/>
+        </w:rPr>
+        <w:t>) {</w:t>
       </w:r>
     </w:p>
     <w:p>
@@ -5825,6 +5973,7 @@
         </w:rPr>
         <w:t xml:space="preserve"> </w:t>
       </w:r>
+      <w:proofErr w:type="gramStart"/>
       <w:r>
         <w:rPr>
           <w:rFonts w:ascii="Consolas" w:eastAsia="Times New Roman" w:hAnsi="Consolas" w:cs="Times New Roman"/>
@@ -5855,6 +6004,7 @@
         </w:rPr>
         <w:t>ConfiguracionGlobal</w:t>
       </w:r>
+      <w:proofErr w:type="gramEnd"/>
       <w:r>
         <w:rPr>
           <w:rFonts w:ascii="Consolas" w:eastAsia="Times New Roman" w:hAnsi="Consolas" w:cs="Times New Roman"/>
@@ -5930,6 +6080,7 @@
         </w:rPr>
         <w:t xml:space="preserve"> </w:t>
       </w:r>
+      <w:proofErr w:type="gramStart"/>
       <w:r>
         <w:rPr>
           <w:rFonts w:ascii="Consolas" w:eastAsia="Times New Roman" w:hAnsi="Consolas" w:cs="Times New Roman"/>
@@ -5948,7 +6099,18 @@
           <w:szCs w:val="21"/>
           <w:lang w:eastAsia="es-CO"/>
         </w:rPr>
-        <w:t>()</w:t>
+        <w:t>(</w:t>
+      </w:r>
+      <w:proofErr w:type="gramEnd"/>
+      <w:r>
+        <w:rPr>
+          <w:rFonts w:ascii="Consolas" w:eastAsia="Times New Roman" w:hAnsi="Consolas" w:cs="Times New Roman"/>
+          <w:color w:val="F8F8F2"/>
+          <w:sz w:val="21"/>
+          <w:szCs w:val="21"/>
+          <w:lang w:eastAsia="es-CO"/>
+        </w:rPr>
+        <w:t>)</w:t>
       </w:r>
       <w:r>
         <w:rPr>
@@ -6026,6 +6188,7 @@
         </w:rPr>
         <w:t xml:space="preserve"> </w:t>
       </w:r>
+      <w:proofErr w:type="gramStart"/>
       <w:r>
         <w:rPr>
           <w:rFonts w:ascii="Consolas" w:eastAsia="Times New Roman" w:hAnsi="Consolas" w:cs="Times New Roman"/>
@@ -6054,7 +6217,18 @@
           <w:szCs w:val="21"/>
           <w:lang w:eastAsia="es-CO"/>
         </w:rPr>
-        <w:t>#instancia</w:t>
+        <w:t>#</w:t>
+      </w:r>
+      <w:proofErr w:type="gramEnd"/>
+      <w:r>
+        <w:rPr>
+          <w:rFonts w:ascii="Consolas" w:eastAsia="Times New Roman" w:hAnsi="Consolas" w:cs="Times New Roman"/>
+          <w:color w:val="F8F8F2"/>
+          <w:sz w:val="21"/>
+          <w:szCs w:val="21"/>
+          <w:lang w:eastAsia="es-CO"/>
+        </w:rPr>
+        <w:t>instancia</w:t>
       </w:r>
       <w:r>
         <w:rPr>
@@ -6210,6 +6384,7 @@
         </w:rPr>
         <w:t xml:space="preserve"> </w:t>
       </w:r>
+      <w:proofErr w:type="gramStart"/>
       <w:r>
         <w:rPr>
           <w:rFonts w:ascii="Consolas" w:eastAsia="Times New Roman" w:hAnsi="Consolas" w:cs="Times New Roman"/>
@@ -6240,7 +6415,18 @@
           <w:szCs w:val="21"/>
           <w:lang w:eastAsia="es-CO"/>
         </w:rPr>
-        <w:t>#config</w:t>
+        <w:t>#</w:t>
+      </w:r>
+      <w:proofErr w:type="gramEnd"/>
+      <w:r>
+        <w:rPr>
+          <w:rFonts w:ascii="Consolas" w:eastAsia="Times New Roman" w:hAnsi="Consolas" w:cs="Times New Roman"/>
+          <w:color w:val="F8F8F2"/>
+          <w:sz w:val="21"/>
+          <w:szCs w:val="21"/>
+          <w:lang w:eastAsia="es-CO"/>
+        </w:rPr>
+        <w:t>config</w:t>
       </w:r>
       <w:r>
         <w:rPr>
@@ -6334,6 +6520,7 @@
         <w:lastRenderedPageBreak/>
         <w:t xml:space="preserve">  </w:t>
       </w:r>
+      <w:proofErr w:type="gramStart"/>
       <w:r>
         <w:rPr>
           <w:rFonts w:ascii="Consolas" w:eastAsia="Times New Roman" w:hAnsi="Consolas" w:cs="Times New Roman"/>
@@ -6352,7 +6539,18 @@
           <w:szCs w:val="21"/>
           <w:lang w:eastAsia="es-CO"/>
         </w:rPr>
-        <w:t>() {</w:t>
+        <w:t>(</w:t>
+      </w:r>
+      <w:proofErr w:type="gramEnd"/>
+      <w:r>
+        <w:rPr>
+          <w:rFonts w:ascii="Consolas" w:eastAsia="Times New Roman" w:hAnsi="Consolas" w:cs="Times New Roman"/>
+          <w:color w:val="DAD6DA"/>
+          <w:sz w:val="21"/>
+          <w:szCs w:val="21"/>
+          <w:lang w:eastAsia="es-CO"/>
+        </w:rPr>
+        <w:t>) {</w:t>
       </w:r>
     </w:p>
     <w:p>
@@ -6437,6 +6635,7 @@
         </w:rPr>
         <w:t xml:space="preserve"> </w:t>
       </w:r>
+      <w:proofErr w:type="gramStart"/>
       <w:r>
         <w:rPr>
           <w:rFonts w:ascii="Consolas" w:eastAsia="Times New Roman" w:hAnsi="Consolas" w:cs="Times New Roman"/>
@@ -6467,7 +6666,18 @@
           <w:szCs w:val="21"/>
           <w:lang w:eastAsia="es-CO"/>
         </w:rPr>
-        <w:t>#config</w:t>
+        <w:t>#</w:t>
+      </w:r>
+      <w:proofErr w:type="gramEnd"/>
+      <w:r>
+        <w:rPr>
+          <w:rFonts w:ascii="Consolas" w:eastAsia="Times New Roman" w:hAnsi="Consolas" w:cs="Times New Roman"/>
+          <w:color w:val="F8F8F2"/>
+          <w:sz w:val="21"/>
+          <w:szCs w:val="21"/>
+          <w:lang w:eastAsia="es-CO"/>
+        </w:rPr>
+        <w:t>config</w:t>
       </w:r>
       <w:r>
         <w:rPr>
@@ -6530,7 +6740,18 @@
           <w:szCs w:val="21"/>
           <w:lang w:eastAsia="es-CO"/>
         </w:rPr>
-        <w:t>`jdbc:postgresql://</w:t>
+        <w:t>`</w:t>
+      </w:r>
+      <w:proofErr w:type="gramStart"/>
+      <w:r>
+        <w:rPr>
+          <w:rFonts w:ascii="Consolas" w:eastAsia="Times New Roman" w:hAnsi="Consolas" w:cs="Times New Roman"/>
+          <w:color w:val="F1FA8C"/>
+          <w:sz w:val="21"/>
+          <w:szCs w:val="21"/>
+          <w:lang w:eastAsia="es-CO"/>
+        </w:rPr>
+        <w:t>jdbc:postgresql://</w:t>
       </w:r>
       <w:r>
         <w:rPr>
@@ -6540,7 +6761,18 @@
           <w:szCs w:val="21"/>
           <w:lang w:eastAsia="es-CO"/>
         </w:rPr>
-        <w:t>${</w:t>
+        <w:t>$</w:t>
+      </w:r>
+      <w:proofErr w:type="gramEnd"/>
+      <w:r>
+        <w:rPr>
+          <w:rFonts w:ascii="Consolas" w:eastAsia="Times New Roman" w:hAnsi="Consolas" w:cs="Times New Roman"/>
+          <w:color w:val="FF79C6"/>
+          <w:sz w:val="21"/>
+          <w:szCs w:val="21"/>
+          <w:lang w:eastAsia="es-CO"/>
+        </w:rPr>
+        <w:t>{</w:t>
       </w:r>
       <w:r>
         <w:rPr>
@@ -7422,6 +7654,7 @@
         </w:rPr>
         <w:t>0</w:t>
       </w:r>
+      <w:proofErr w:type="gramStart"/>
       <w:r>
         <w:rPr>
           <w:rFonts w:ascii="Consolas" w:eastAsia="Times New Roman" w:hAnsi="Consolas" w:cs="Times New Roman"/>
@@ -7452,6 +7685,7 @@
         </w:rPr>
         <w:t>repeat</w:t>
       </w:r>
+      <w:proofErr w:type="gramEnd"/>
       <w:r>
         <w:rPr>
           <w:rFonts w:ascii="Consolas" w:eastAsia="Times New Roman" w:hAnsi="Consolas" w:cs="Times New Roman"/>
@@ -7528,6 +7762,7 @@
         </w:rPr>
         <w:t xml:space="preserve">  </w:t>
       </w:r>
+      <w:proofErr w:type="gramStart"/>
       <w:r>
         <w:rPr>
           <w:rFonts w:ascii="Consolas" w:eastAsia="Times New Roman" w:hAnsi="Consolas" w:cs="Times New Roman"/>
@@ -7546,7 +7781,18 @@
           <w:szCs w:val="21"/>
           <w:lang w:eastAsia="es-CO"/>
         </w:rPr>
-        <w:t>() {</w:t>
+        <w:t>(</w:t>
+      </w:r>
+      <w:proofErr w:type="gramEnd"/>
+      <w:r>
+        <w:rPr>
+          <w:rFonts w:ascii="Consolas" w:eastAsia="Times New Roman" w:hAnsi="Consolas" w:cs="Times New Roman"/>
+          <w:color w:val="DAD6DA"/>
+          <w:sz w:val="21"/>
+          <w:szCs w:val="21"/>
+          <w:lang w:eastAsia="es-CO"/>
+        </w:rPr>
+        <w:t>) {</w:t>
       </w:r>
     </w:p>
     <w:p>
@@ -7634,6 +7880,7 @@
         </w:rPr>
         <w:t>(</w:t>
       </w:r>
+      <w:proofErr w:type="gramStart"/>
       <w:r>
         <w:rPr>
           <w:rFonts w:ascii="Consolas" w:eastAsia="Times New Roman" w:hAnsi="Consolas" w:cs="Times New Roman"/>
@@ -7662,7 +7909,18 @@
           <w:szCs w:val="21"/>
           <w:lang w:eastAsia="es-CO"/>
         </w:rPr>
-        <w:t>#instancia)</w:t>
+        <w:t>#</w:t>
+      </w:r>
+      <w:proofErr w:type="gramEnd"/>
+      <w:r>
+        <w:rPr>
+          <w:rFonts w:ascii="Consolas" w:eastAsia="Times New Roman" w:hAnsi="Consolas" w:cs="Times New Roman"/>
+          <w:color w:val="F8F8F2"/>
+          <w:sz w:val="21"/>
+          <w:szCs w:val="21"/>
+          <w:lang w:eastAsia="es-CO"/>
+        </w:rPr>
+        <w:t>instancia)</w:t>
       </w:r>
       <w:r>
         <w:rPr>
@@ -7739,6 +7997,7 @@
         </w:rPr>
         <w:t xml:space="preserve"> </w:t>
       </w:r>
+      <w:proofErr w:type="gramStart"/>
       <w:r>
         <w:rPr>
           <w:rFonts w:ascii="Consolas" w:eastAsia="Times New Roman" w:hAnsi="Consolas" w:cs="Times New Roman"/>
@@ -7761,6 +8020,7 @@
         </w:rPr>
         <w:t>(</w:t>
       </w:r>
+      <w:proofErr w:type="gramEnd"/>
       <w:r>
         <w:rPr>
           <w:rFonts w:ascii="Consolas" w:eastAsia="Times New Roman" w:hAnsi="Consolas" w:cs="Times New Roman"/>
@@ -7857,6 +8117,7 @@
         </w:rPr>
         <w:t xml:space="preserve">    </w:t>
       </w:r>
+      <w:proofErr w:type="gramStart"/>
       <w:r>
         <w:rPr>
           <w:rFonts w:ascii="Consolas" w:eastAsia="Times New Roman" w:hAnsi="Consolas" w:cs="Times New Roman"/>
@@ -7885,7 +8146,18 @@
           <w:szCs w:val="21"/>
           <w:lang w:eastAsia="es-CO"/>
         </w:rPr>
-        <w:t>#instancia</w:t>
+        <w:t>#</w:t>
+      </w:r>
+      <w:proofErr w:type="gramEnd"/>
+      <w:r>
+        <w:rPr>
+          <w:rFonts w:ascii="Consolas" w:eastAsia="Times New Roman" w:hAnsi="Consolas" w:cs="Times New Roman"/>
+          <w:color w:val="F8F8F2"/>
+          <w:sz w:val="21"/>
+          <w:szCs w:val="21"/>
+          <w:lang w:eastAsia="es-CO"/>
+        </w:rPr>
+        <w:t>instancia</w:t>
       </w:r>
       <w:r>
         <w:rPr>
@@ -8051,6 +8323,7 @@
         </w:rPr>
         <w:t xml:space="preserve"> </w:t>
       </w:r>
+      <w:proofErr w:type="gramStart"/>
       <w:r>
         <w:rPr>
           <w:rFonts w:ascii="Consolas" w:eastAsia="Times New Roman" w:hAnsi="Consolas" w:cs="Times New Roman"/>
@@ -8069,7 +8342,18 @@
           <w:szCs w:val="21"/>
           <w:lang w:eastAsia="es-CO"/>
         </w:rPr>
-        <w:t>() {</w:t>
+        <w:t>(</w:t>
+      </w:r>
+      <w:proofErr w:type="gramEnd"/>
+      <w:r>
+        <w:rPr>
+          <w:rFonts w:ascii="Consolas" w:eastAsia="Times New Roman" w:hAnsi="Consolas" w:cs="Times New Roman"/>
+          <w:color w:val="DAD6DA"/>
+          <w:sz w:val="21"/>
+          <w:szCs w:val="21"/>
+          <w:lang w:eastAsia="es-CO"/>
+        </w:rPr>
+        <w:t>) {</w:t>
       </w:r>
     </w:p>
     <w:p>
@@ -8115,6 +8399,7 @@
         </w:rPr>
         <w:t xml:space="preserve"> </w:t>
       </w:r>
+      <w:proofErr w:type="gramStart"/>
       <w:r>
         <w:rPr>
           <w:rFonts w:ascii="Consolas" w:eastAsia="Times New Roman" w:hAnsi="Consolas" w:cs="Times New Roman"/>
@@ -8145,6 +8430,7 @@
         </w:rPr>
         <w:t>LoggerCentralizado</w:t>
       </w:r>
+      <w:proofErr w:type="gramEnd"/>
       <w:r>
         <w:rPr>
           <w:rFonts w:ascii="Consolas" w:eastAsia="Times New Roman" w:hAnsi="Consolas" w:cs="Times New Roman"/>
@@ -8220,6 +8506,7 @@
         </w:rPr>
         <w:t xml:space="preserve"> </w:t>
       </w:r>
+      <w:proofErr w:type="gramStart"/>
       <w:r>
         <w:rPr>
           <w:rFonts w:ascii="Consolas" w:eastAsia="Times New Roman" w:hAnsi="Consolas" w:cs="Times New Roman"/>
@@ -8238,7 +8525,18 @@
           <w:szCs w:val="21"/>
           <w:lang w:eastAsia="es-CO"/>
         </w:rPr>
-        <w:t>()</w:t>
+        <w:t>(</w:t>
+      </w:r>
+      <w:proofErr w:type="gramEnd"/>
+      <w:r>
+        <w:rPr>
+          <w:rFonts w:ascii="Consolas" w:eastAsia="Times New Roman" w:hAnsi="Consolas" w:cs="Times New Roman"/>
+          <w:color w:val="F8F8F2"/>
+          <w:sz w:val="21"/>
+          <w:szCs w:val="21"/>
+          <w:lang w:eastAsia="es-CO"/>
+        </w:rPr>
+        <w:t>)</w:t>
       </w:r>
       <w:r>
         <w:rPr>
@@ -8316,6 +8614,7 @@
         </w:rPr>
         <w:t xml:space="preserve"> </w:t>
       </w:r>
+      <w:proofErr w:type="gramStart"/>
       <w:r>
         <w:rPr>
           <w:rFonts w:ascii="Consolas" w:eastAsia="Times New Roman" w:hAnsi="Consolas" w:cs="Times New Roman"/>
@@ -8344,7 +8643,18 @@
           <w:szCs w:val="21"/>
           <w:lang w:eastAsia="es-CO"/>
         </w:rPr>
-        <w:t>#instancia</w:t>
+        <w:t>#</w:t>
+      </w:r>
+      <w:proofErr w:type="gramEnd"/>
+      <w:r>
+        <w:rPr>
+          <w:rFonts w:ascii="Consolas" w:eastAsia="Times New Roman" w:hAnsi="Consolas" w:cs="Times New Roman"/>
+          <w:color w:val="F8F8F2"/>
+          <w:sz w:val="21"/>
+          <w:szCs w:val="21"/>
+          <w:lang w:eastAsia="es-CO"/>
+        </w:rPr>
+        <w:t>instancia</w:t>
       </w:r>
       <w:r>
         <w:rPr>
@@ -8491,6 +8801,7 @@
         </w:rPr>
         <w:t>#</w:t>
       </w:r>
+      <w:proofErr w:type="gramStart"/>
       <w:r>
         <w:rPr>
           <w:rFonts w:ascii="Consolas" w:eastAsia="Times New Roman" w:hAnsi="Consolas" w:cs="Times New Roman"/>
@@ -8511,6 +8822,7 @@
         </w:rPr>
         <w:t>(</w:t>
       </w:r>
+      <w:proofErr w:type="gramEnd"/>
       <w:r>
         <w:rPr>
           <w:rFonts w:ascii="Consolas" w:eastAsia="Times New Roman" w:hAnsi="Consolas" w:cs="Times New Roman"/>
@@ -8556,6 +8868,7 @@
         </w:rPr>
         <w:t xml:space="preserve">    </w:t>
       </w:r>
+      <w:proofErr w:type="gramStart"/>
       <w:r>
         <w:rPr>
           <w:rFonts w:ascii="Consolas" w:eastAsia="Times New Roman" w:hAnsi="Consolas" w:cs="Times New Roman"/>
@@ -8566,6 +8879,7 @@
         </w:rPr>
         <w:t>return</w:t>
       </w:r>
+      <w:proofErr w:type="gramEnd"/>
       <w:r>
         <w:rPr>
           <w:rFonts w:ascii="Consolas" w:eastAsia="Times New Roman" w:hAnsi="Consolas" w:cs="Times New Roman"/>
@@ -8879,6 +9193,7 @@
         </w:rPr>
         <w:t xml:space="preserve">  </w:t>
       </w:r>
+      <w:proofErr w:type="gramStart"/>
       <w:r>
         <w:rPr>
           <w:rFonts w:ascii="Consolas" w:eastAsia="Times New Roman" w:hAnsi="Consolas" w:cs="Times New Roman"/>
@@ -8899,6 +9214,7 @@
         </w:rPr>
         <w:t>(</w:t>
       </w:r>
+      <w:proofErr w:type="gramEnd"/>
       <w:r>
         <w:rPr>
           <w:rFonts w:ascii="Consolas" w:eastAsia="Times New Roman" w:hAnsi="Consolas" w:cs="Times New Roman"/>
@@ -9091,6 +9407,7 @@
         </w:rPr>
         <w:t xml:space="preserve">      </w:t>
       </w:r>
+      <w:proofErr w:type="gramStart"/>
       <w:r>
         <w:rPr>
           <w:rFonts w:ascii="Consolas" w:eastAsia="Times New Roman" w:hAnsi="Consolas" w:cs="Times New Roman"/>
@@ -9101,6 +9418,7 @@
         </w:rPr>
         <w:t>timestamp</w:t>
       </w:r>
+      <w:proofErr w:type="gramEnd"/>
       <w:r>
         <w:rPr>
           <w:rFonts w:ascii="Consolas" w:eastAsia="Times New Roman" w:hAnsi="Consolas" w:cs="Times New Roman"/>
@@ -9218,6 +9536,7 @@
         </w:rPr>
         <w:t xml:space="preserve">      </w:t>
       </w:r>
+      <w:proofErr w:type="gramStart"/>
       <w:r>
         <w:rPr>
           <w:rFonts w:ascii="Consolas" w:eastAsia="Times New Roman" w:hAnsi="Consolas" w:cs="Times New Roman"/>
@@ -9228,6 +9547,7 @@
         </w:rPr>
         <w:t>nivel</w:t>
       </w:r>
+      <w:proofErr w:type="gramEnd"/>
       <w:r>
         <w:rPr>
           <w:rFonts w:ascii="Consolas" w:eastAsia="Times New Roman" w:hAnsi="Consolas" w:cs="Times New Roman"/>
@@ -9377,6 +9697,7 @@
         </w:rPr>
         <w:t xml:space="preserve"> </w:t>
       </w:r>
+      <w:proofErr w:type="gramStart"/>
       <w:r>
         <w:rPr>
           <w:rFonts w:ascii="Consolas" w:eastAsia="Times New Roman" w:hAnsi="Consolas" w:cs="Times New Roman"/>
@@ -9407,7 +9728,18 @@
           <w:szCs w:val="21"/>
           <w:lang w:eastAsia="es-CO"/>
         </w:rPr>
-        <w:t>#ultimoHash</w:t>
+        <w:t>#</w:t>
+      </w:r>
+      <w:proofErr w:type="gramEnd"/>
+      <w:r>
+        <w:rPr>
+          <w:rFonts w:ascii="Consolas" w:eastAsia="Times New Roman" w:hAnsi="Consolas" w:cs="Times New Roman"/>
+          <w:color w:val="F8F8F2"/>
+          <w:sz w:val="21"/>
+          <w:szCs w:val="21"/>
+          <w:lang w:eastAsia="es-CO"/>
+        </w:rPr>
+        <w:t>ultimoHash</w:t>
       </w:r>
       <w:r>
         <w:rPr>
@@ -9475,6 +9807,7 @@
         </w:rPr>
         <w:t xml:space="preserve">    </w:t>
       </w:r>
+      <w:proofErr w:type="gramStart"/>
       <w:r>
         <w:rPr>
           <w:rFonts w:ascii="Consolas" w:eastAsia="Times New Roman" w:hAnsi="Consolas" w:cs="Times New Roman"/>
@@ -9505,6 +9838,7 @@
         </w:rPr>
         <w:t>hash</w:t>
       </w:r>
+      <w:proofErr w:type="gramEnd"/>
       <w:r>
         <w:rPr>
           <w:rFonts w:ascii="Consolas" w:eastAsia="Times New Roman" w:hAnsi="Consolas" w:cs="Times New Roman"/>
@@ -9630,6 +9964,7 @@
         </w:rPr>
         <w:t xml:space="preserve">    </w:t>
       </w:r>
+      <w:proofErr w:type="gramStart"/>
       <w:r>
         <w:rPr>
           <w:rFonts w:ascii="Consolas" w:eastAsia="Times New Roman" w:hAnsi="Consolas" w:cs="Times New Roman"/>
@@ -9660,7 +9995,18 @@
           <w:szCs w:val="21"/>
           <w:lang w:eastAsia="es-CO"/>
         </w:rPr>
-        <w:t>#ultimoHash</w:t>
+        <w:t>#</w:t>
+      </w:r>
+      <w:proofErr w:type="gramEnd"/>
+      <w:r>
+        <w:rPr>
+          <w:rFonts w:ascii="Consolas" w:eastAsia="Times New Roman" w:hAnsi="Consolas" w:cs="Times New Roman"/>
+          <w:color w:val="F8F8F2"/>
+          <w:sz w:val="21"/>
+          <w:szCs w:val="21"/>
+          <w:lang w:eastAsia="es-CO"/>
+        </w:rPr>
+        <w:t>ultimoHash</w:t>
       </w:r>
       <w:r>
         <w:rPr>
@@ -9846,6 +10192,7 @@
         </w:rPr>
         <w:t>this</w:t>
       </w:r>
+      <w:proofErr w:type="gramStart"/>
       <w:r>
         <w:rPr>
           <w:rFonts w:ascii="Consolas" w:eastAsia="Times New Roman" w:hAnsi="Consolas" w:cs="Times New Roman"/>
@@ -9854,7 +10201,18 @@
           <w:szCs w:val="21"/>
           <w:lang w:val="en-US" w:eastAsia="es-CO"/>
         </w:rPr>
-        <w:t>.#historial.</w:t>
+        <w:t>.#</w:t>
+      </w:r>
+      <w:proofErr w:type="gramEnd"/>
+      <w:r>
+        <w:rPr>
+          <w:rFonts w:ascii="Consolas" w:eastAsia="Times New Roman" w:hAnsi="Consolas" w:cs="Times New Roman"/>
+          <w:color w:val="F8F8F2"/>
+          <w:sz w:val="21"/>
+          <w:szCs w:val="21"/>
+          <w:lang w:val="en-US" w:eastAsia="es-CO"/>
+        </w:rPr>
+        <w:t>historial.</w:t>
       </w:r>
       <w:r>
         <w:rPr>
@@ -10044,6 +10402,7 @@
         </w:rPr>
         <w:t>${</w:t>
       </w:r>
+      <w:proofErr w:type="gramStart"/>
       <w:r>
         <w:rPr>
           <w:rFonts w:ascii="Consolas" w:eastAsia="Times New Roman" w:hAnsi="Consolas" w:cs="Times New Roman"/>
@@ -10064,6 +10423,7 @@
         </w:rPr>
         <w:t>.timestamp</w:t>
       </w:r>
+      <w:proofErr w:type="gramEnd"/>
       <w:r>
         <w:rPr>
           <w:rFonts w:ascii="Consolas" w:eastAsia="Times New Roman" w:hAnsi="Consolas" w:cs="Times New Roman"/>
@@ -10231,6 +10591,7 @@
         </w:rPr>
         <w:t xml:space="preserve"> </w:t>
       </w:r>
+      <w:proofErr w:type="gramStart"/>
       <w:r>
         <w:rPr>
           <w:rFonts w:ascii="Consolas" w:eastAsia="Times New Roman" w:hAnsi="Consolas" w:cs="Times New Roman"/>
@@ -10261,6 +10622,7 @@
         </w:rPr>
         <w:t>hash</w:t>
       </w:r>
+      <w:proofErr w:type="gramEnd"/>
       <w:r>
         <w:rPr>
           <w:rFonts w:ascii="Consolas" w:eastAsia="Times New Roman" w:hAnsi="Consolas" w:cs="Times New Roman"/>
@@ -10429,6 +10791,7 @@
         </w:rPr>
         <w:t xml:space="preserve">  </w:t>
       </w:r>
+      <w:proofErr w:type="gramStart"/>
       <w:r>
         <w:rPr>
           <w:rFonts w:ascii="Consolas" w:eastAsia="Times New Roman" w:hAnsi="Consolas" w:cs="Times New Roman"/>
@@ -10449,6 +10812,7 @@
         </w:rPr>
         <w:t>(</w:t>
       </w:r>
+      <w:proofErr w:type="gramEnd"/>
       <w:r>
         <w:rPr>
           <w:rFonts w:ascii="Consolas" w:eastAsia="Times New Roman" w:hAnsi="Consolas" w:cs="Times New Roman"/>
@@ -10536,6 +10900,7 @@
         </w:rPr>
         <w:t xml:space="preserve"> </w:t>
       </w:r>
+      <w:proofErr w:type="gramStart"/>
       <w:r>
         <w:rPr>
           <w:rFonts w:ascii="Consolas" w:eastAsia="Times New Roman" w:hAnsi="Consolas" w:cs="Times New Roman"/>
@@ -10568,6 +10933,7 @@
         </w:rPr>
         <w:t>registrar</w:t>
       </w:r>
+      <w:proofErr w:type="gramEnd"/>
       <w:r>
         <w:rPr>
           <w:rFonts w:ascii="Consolas" w:eastAsia="Times New Roman" w:hAnsi="Consolas" w:cs="Times New Roman"/>
@@ -10846,6 +11212,7 @@
         </w:rPr>
         <w:t xml:space="preserve">  </w:t>
       </w:r>
+      <w:proofErr w:type="gramStart"/>
       <w:r>
         <w:rPr>
           <w:rFonts w:ascii="Consolas" w:eastAsia="Times New Roman" w:hAnsi="Consolas" w:cs="Times New Roman"/>
@@ -10864,7 +11231,18 @@
           <w:szCs w:val="21"/>
           <w:lang w:eastAsia="es-CO"/>
         </w:rPr>
-        <w:t>() {</w:t>
+        <w:t>(</w:t>
+      </w:r>
+      <w:proofErr w:type="gramEnd"/>
+      <w:r>
+        <w:rPr>
+          <w:rFonts w:ascii="Consolas" w:eastAsia="Times New Roman" w:hAnsi="Consolas" w:cs="Times New Roman"/>
+          <w:color w:val="DAD6DA"/>
+          <w:sz w:val="21"/>
+          <w:szCs w:val="21"/>
+          <w:lang w:eastAsia="es-CO"/>
+        </w:rPr>
+        <w:t>) {</w:t>
       </w:r>
     </w:p>
     <w:p>
@@ -10920,6 +11298,7 @@
         </w:rPr>
         <w:t>...</w:t>
       </w:r>
+      <w:proofErr w:type="gramStart"/>
       <w:r>
         <w:rPr>
           <w:rFonts w:ascii="Consolas" w:eastAsia="Times New Roman" w:hAnsi="Consolas" w:cs="Times New Roman"/>
@@ -10950,7 +11329,18 @@
           <w:szCs w:val="21"/>
           <w:lang w:eastAsia="es-CO"/>
         </w:rPr>
-        <w:t>#historial</w:t>
+        <w:t>#</w:t>
+      </w:r>
+      <w:proofErr w:type="gramEnd"/>
+      <w:r>
+        <w:rPr>
+          <w:rFonts w:ascii="Consolas" w:eastAsia="Times New Roman" w:hAnsi="Consolas" w:cs="Times New Roman"/>
+          <w:color w:val="F8F8F2"/>
+          <w:sz w:val="21"/>
+          <w:szCs w:val="21"/>
+          <w:lang w:eastAsia="es-CO"/>
+        </w:rPr>
+        <w:t>historial</w:t>
       </w:r>
       <w:r>
         <w:rPr>
@@ -11072,7 +11462,29 @@
           <w:szCs w:val="21"/>
           <w:lang w:eastAsia="es-CO"/>
         </w:rPr>
-        <w:t>// guardada: si alguien alteró una entrada (en memoria o en la BD),</w:t>
+        <w:t xml:space="preserve">// guardada: si alguien alteró una entrada (en memoria o en </w:t>
+      </w:r>
+      <w:proofErr w:type="gramStart"/>
+      <w:r>
+        <w:rPr>
+          <w:rFonts w:ascii="Consolas" w:eastAsia="Times New Roman" w:hAnsi="Consolas" w:cs="Times New Roman"/>
+          <w:color w:val="6272A4"/>
+          <w:sz w:val="21"/>
+          <w:szCs w:val="21"/>
+          <w:lang w:eastAsia="es-CO"/>
+        </w:rPr>
+        <w:t>la BD</w:t>
+      </w:r>
+      <w:proofErr w:type="gramEnd"/>
+      <w:r>
+        <w:rPr>
+          <w:rFonts w:ascii="Consolas" w:eastAsia="Times New Roman" w:hAnsi="Consolas" w:cs="Times New Roman"/>
+          <w:color w:val="6272A4"/>
+          <w:sz w:val="21"/>
+          <w:szCs w:val="21"/>
+          <w:lang w:eastAsia="es-CO"/>
+        </w:rPr>
+        <w:t>),</w:t>
       </w:r>
     </w:p>
     <w:p>
@@ -11163,6 +11575,7 @@
         </w:rPr>
         <w:t xml:space="preserve">  </w:t>
       </w:r>
+      <w:proofErr w:type="gramStart"/>
       <w:r>
         <w:rPr>
           <w:rFonts w:ascii="Consolas" w:eastAsia="Times New Roman" w:hAnsi="Consolas" w:cs="Times New Roman"/>
@@ -11181,7 +11594,18 @@
           <w:szCs w:val="21"/>
           <w:lang w:val="en-US" w:eastAsia="es-CO"/>
         </w:rPr>
-        <w:t>() {</w:t>
+        <w:t>(</w:t>
+      </w:r>
+      <w:proofErr w:type="gramEnd"/>
+      <w:r>
+        <w:rPr>
+          <w:rFonts w:ascii="Consolas" w:eastAsia="Times New Roman" w:hAnsi="Consolas" w:cs="Times New Roman"/>
+          <w:color w:val="DAD6DA"/>
+          <w:sz w:val="21"/>
+          <w:szCs w:val="21"/>
+          <w:lang w:val="en-US" w:eastAsia="es-CO"/>
+        </w:rPr>
+        <w:t>) {</w:t>
       </w:r>
     </w:p>
     <w:p>
@@ -11206,6 +11630,7 @@
         </w:rPr>
         <w:t xml:space="preserve">    </w:t>
       </w:r>
+      <w:proofErr w:type="gramStart"/>
       <w:r>
         <w:rPr>
           <w:rFonts w:ascii="Consolas" w:eastAsia="Times New Roman" w:hAnsi="Consolas" w:cs="Times New Roman"/>
@@ -11216,6 +11641,7 @@
         </w:rPr>
         <w:t>let</w:t>
       </w:r>
+      <w:proofErr w:type="gramEnd"/>
       <w:r>
         <w:rPr>
           <w:rFonts w:ascii="Consolas" w:eastAsia="Times New Roman" w:hAnsi="Consolas" w:cs="Times New Roman"/>
@@ -11379,6 +11805,7 @@
         </w:rPr>
         <w:t xml:space="preserve">    </w:t>
       </w:r>
+      <w:proofErr w:type="gramStart"/>
       <w:r>
         <w:rPr>
           <w:rFonts w:ascii="Consolas" w:eastAsia="Times New Roman" w:hAnsi="Consolas" w:cs="Times New Roman"/>
@@ -11389,6 +11816,7 @@
         </w:rPr>
         <w:t>for</w:t>
       </w:r>
+      <w:proofErr w:type="gramEnd"/>
       <w:r>
         <w:rPr>
           <w:rFonts w:ascii="Consolas" w:eastAsia="Times New Roman" w:hAnsi="Consolas" w:cs="Times New Roman"/>
@@ -11534,6 +11962,7 @@
         </w:rPr>
         <w:t xml:space="preserve">      </w:t>
       </w:r>
+      <w:proofErr w:type="gramStart"/>
       <w:r>
         <w:rPr>
           <w:rFonts w:ascii="Consolas" w:eastAsia="Times New Roman" w:hAnsi="Consolas" w:cs="Times New Roman"/>
@@ -11544,6 +11973,7 @@
         </w:rPr>
         <w:t>const</w:t>
       </w:r>
+      <w:proofErr w:type="gramEnd"/>
       <w:r>
         <w:rPr>
           <w:rFonts w:ascii="Consolas" w:eastAsia="Times New Roman" w:hAnsi="Consolas" w:cs="Times New Roman"/>
@@ -11667,6 +12097,7 @@
         </w:rPr>
         <w:t xml:space="preserve">      </w:t>
       </w:r>
+      <w:proofErr w:type="gramStart"/>
       <w:r>
         <w:rPr>
           <w:rFonts w:ascii="Consolas" w:eastAsia="Times New Roman" w:hAnsi="Consolas" w:cs="Times New Roman"/>
@@ -11677,6 +12108,7 @@
         </w:rPr>
         <w:t>const</w:t>
       </w:r>
+      <w:proofErr w:type="gramEnd"/>
       <w:r>
         <w:rPr>
           <w:rFonts w:ascii="Consolas" w:eastAsia="Times New Roman" w:hAnsi="Consolas" w:cs="Times New Roman"/>
@@ -11902,6 +12334,7 @@
         </w:rPr>
         <w:t xml:space="preserve">      </w:t>
       </w:r>
+      <w:proofErr w:type="gramStart"/>
       <w:r>
         <w:rPr>
           <w:rFonts w:ascii="Consolas" w:eastAsia="Times New Roman" w:hAnsi="Consolas" w:cs="Times New Roman"/>
@@ -11912,6 +12345,7 @@
         </w:rPr>
         <w:t>if</w:t>
       </w:r>
+      <w:proofErr w:type="gramEnd"/>
       <w:r>
         <w:rPr>
           <w:rFonts w:ascii="Consolas" w:eastAsia="Times New Roman" w:hAnsi="Consolas" w:cs="Times New Roman"/>
@@ -12065,6 +12499,7 @@
         </w:rPr>
         <w:t xml:space="preserve">      </w:t>
       </w:r>
+      <w:proofErr w:type="gramStart"/>
       <w:r>
         <w:rPr>
           <w:rFonts w:ascii="Consolas" w:eastAsia="Times New Roman" w:hAnsi="Consolas" w:cs="Times New Roman"/>
@@ -12075,6 +12510,7 @@
         </w:rPr>
         <w:t>hashPrevio</w:t>
       </w:r>
+      <w:proofErr w:type="gramEnd"/>
       <w:r>
         <w:rPr>
           <w:rFonts w:ascii="Consolas" w:eastAsia="Times New Roman" w:hAnsi="Consolas" w:cs="Times New Roman"/>
@@ -12171,6 +12607,7 @@
         </w:rPr>
         <w:t xml:space="preserve">    </w:t>
       </w:r>
+      <w:proofErr w:type="gramStart"/>
       <w:r>
         <w:rPr>
           <w:rFonts w:ascii="Consolas" w:eastAsia="Times New Roman" w:hAnsi="Consolas" w:cs="Times New Roman"/>
@@ -12181,6 +12618,7 @@
         </w:rPr>
         <w:t>return</w:t>
       </w:r>
+      <w:proofErr w:type="gramEnd"/>
       <w:r>
         <w:rPr>
           <w:rFonts w:ascii="Consolas" w:eastAsia="Times New Roman" w:hAnsi="Consolas" w:cs="Times New Roman"/>
@@ -12941,6 +13379,7 @@
         </w:rPr>
         <w:t xml:space="preserve">  </w:t>
       </w:r>
+      <w:proofErr w:type="gramStart"/>
       <w:r>
         <w:rPr>
           <w:rFonts w:ascii="Consolas" w:eastAsia="Times New Roman" w:hAnsi="Consolas" w:cs="Times New Roman"/>
@@ -12959,7 +13398,18 @@
           <w:szCs w:val="21"/>
           <w:lang w:eastAsia="es-CO"/>
         </w:rPr>
-        <w:t>() {</w:t>
+        <w:t>(</w:t>
+      </w:r>
+      <w:proofErr w:type="gramEnd"/>
+      <w:r>
+        <w:rPr>
+          <w:rFonts w:ascii="Consolas" w:eastAsia="Times New Roman" w:hAnsi="Consolas" w:cs="Times New Roman"/>
+          <w:color w:val="DAD6DA"/>
+          <w:sz w:val="21"/>
+          <w:szCs w:val="21"/>
+          <w:lang w:eastAsia="es-CO"/>
+        </w:rPr>
+        <w:t>) {</w:t>
       </w:r>
     </w:p>
     <w:p>
@@ -13048,6 +13498,7 @@
         </w:rPr>
         <w:t>(</w:t>
       </w:r>
+      <w:proofErr w:type="gramStart"/>
       <w:r>
         <w:rPr>
           <w:rFonts w:ascii="Consolas" w:eastAsia="Times New Roman" w:hAnsi="Consolas" w:cs="Times New Roman"/>
@@ -13076,7 +13527,18 @@
           <w:szCs w:val="21"/>
           <w:lang w:eastAsia="es-CO"/>
         </w:rPr>
-        <w:t>#instancia)</w:t>
+        <w:t>#</w:t>
+      </w:r>
+      <w:proofErr w:type="gramEnd"/>
+      <w:r>
+        <w:rPr>
+          <w:rFonts w:ascii="Consolas" w:eastAsia="Times New Roman" w:hAnsi="Consolas" w:cs="Times New Roman"/>
+          <w:color w:val="F8F8F2"/>
+          <w:sz w:val="21"/>
+          <w:szCs w:val="21"/>
+          <w:lang w:eastAsia="es-CO"/>
+        </w:rPr>
+        <w:t>instancia)</w:t>
       </w:r>
       <w:r>
         <w:rPr>
@@ -13153,6 +13615,7 @@
         </w:rPr>
         <w:t xml:space="preserve"> </w:t>
       </w:r>
+      <w:proofErr w:type="gramStart"/>
       <w:r>
         <w:rPr>
           <w:rFonts w:ascii="Consolas" w:eastAsia="Times New Roman" w:hAnsi="Consolas" w:cs="Times New Roman"/>
@@ -13175,6 +13638,7 @@
         </w:rPr>
         <w:t>(</w:t>
       </w:r>
+      <w:proofErr w:type="gramEnd"/>
       <w:r>
         <w:rPr>
           <w:rFonts w:ascii="Consolas" w:eastAsia="Times New Roman" w:hAnsi="Consolas" w:cs="Times New Roman"/>
@@ -13470,6 +13934,7 @@
         </w:rPr>
         <w:t xml:space="preserve">    </w:t>
       </w:r>
+      <w:proofErr w:type="gramStart"/>
       <w:r>
         <w:rPr>
           <w:rFonts w:ascii="Consolas" w:eastAsia="Times New Roman" w:hAnsi="Consolas" w:cs="Times New Roman"/>
@@ -13500,7 +13965,18 @@
           <w:szCs w:val="21"/>
           <w:lang w:eastAsia="es-CO"/>
         </w:rPr>
-        <w:t>#maxConexiones</w:t>
+        <w:t>#</w:t>
+      </w:r>
+      <w:proofErr w:type="gramEnd"/>
+      <w:r>
+        <w:rPr>
+          <w:rFonts w:ascii="Consolas" w:eastAsia="Times New Roman" w:hAnsi="Consolas" w:cs="Times New Roman"/>
+          <w:color w:val="F8F8F2"/>
+          <w:sz w:val="21"/>
+          <w:szCs w:val="21"/>
+          <w:lang w:eastAsia="es-CO"/>
+        </w:rPr>
+        <w:t>maxConexiones</w:t>
       </w:r>
       <w:r>
         <w:rPr>
@@ -13645,6 +14121,7 @@
         </w:rPr>
         <w:t xml:space="preserve">    </w:t>
       </w:r>
+      <w:proofErr w:type="gramStart"/>
       <w:r>
         <w:rPr>
           <w:rFonts w:ascii="Consolas" w:eastAsia="Times New Roman" w:hAnsi="Consolas" w:cs="Times New Roman"/>
@@ -13673,7 +14150,18 @@
           <w:szCs w:val="21"/>
           <w:lang w:eastAsia="es-CO"/>
         </w:rPr>
-        <w:t>#instancia</w:t>
+        <w:t>#</w:t>
+      </w:r>
+      <w:proofErr w:type="gramEnd"/>
+      <w:r>
+        <w:rPr>
+          <w:rFonts w:ascii="Consolas" w:eastAsia="Times New Roman" w:hAnsi="Consolas" w:cs="Times New Roman"/>
+          <w:color w:val="F8F8F2"/>
+          <w:sz w:val="21"/>
+          <w:szCs w:val="21"/>
+          <w:lang w:eastAsia="es-CO"/>
+        </w:rPr>
+        <w:t>instancia</w:t>
       </w:r>
       <w:r>
         <w:rPr>
@@ -13819,6 +14307,7 @@
         </w:rPr>
         <w:t xml:space="preserve">  </w:t>
       </w:r>
+      <w:proofErr w:type="gramStart"/>
       <w:r>
         <w:rPr>
           <w:rFonts w:ascii="Consolas" w:eastAsia="Times New Roman" w:hAnsi="Consolas" w:cs="Times New Roman"/>
@@ -13829,6 +14318,7 @@
         </w:rPr>
         <w:t>static</w:t>
       </w:r>
+      <w:proofErr w:type="gramEnd"/>
       <w:r>
         <w:rPr>
           <w:rFonts w:ascii="Consolas" w:eastAsia="Times New Roman" w:hAnsi="Consolas" w:cs="Times New Roman"/>
@@ -13882,6 +14372,7 @@
         </w:rPr>
         <w:t xml:space="preserve">    </w:t>
       </w:r>
+      <w:proofErr w:type="gramStart"/>
       <w:r>
         <w:rPr>
           <w:rFonts w:ascii="Consolas" w:eastAsia="Times New Roman" w:hAnsi="Consolas" w:cs="Times New Roman"/>
@@ -13892,6 +14383,7 @@
         </w:rPr>
         <w:t>if</w:t>
       </w:r>
+      <w:proofErr w:type="gramEnd"/>
       <w:r>
         <w:rPr>
           <w:rFonts w:ascii="Consolas" w:eastAsia="Times New Roman" w:hAnsi="Consolas" w:cs="Times New Roman"/>
@@ -13985,6 +14477,7 @@
         </w:rPr>
         <w:t xml:space="preserve">      </w:t>
       </w:r>
+      <w:proofErr w:type="gramStart"/>
       <w:r>
         <w:rPr>
           <w:rFonts w:ascii="Consolas" w:eastAsia="Times New Roman" w:hAnsi="Consolas" w:cs="Times New Roman"/>
@@ -13997,6 +14490,7 @@
         </w:rPr>
         <w:t>new</w:t>
       </w:r>
+      <w:proofErr w:type="gramEnd"/>
       <w:r>
         <w:rPr>
           <w:rFonts w:ascii="Consolas" w:eastAsia="Times New Roman" w:hAnsi="Consolas" w:cs="Times New Roman"/>
@@ -14083,6 +14577,7 @@
         </w:rPr>
         <w:t xml:space="preserve">    </w:t>
       </w:r>
+      <w:proofErr w:type="gramStart"/>
       <w:r>
         <w:rPr>
           <w:rFonts w:ascii="Consolas" w:eastAsia="Times New Roman" w:hAnsi="Consolas" w:cs="Times New Roman"/>
@@ -14093,6 +14588,7 @@
         </w:rPr>
         <w:t>return</w:t>
       </w:r>
+      <w:proofErr w:type="gramEnd"/>
       <w:r>
         <w:rPr>
           <w:rFonts w:ascii="Consolas" w:eastAsia="Times New Roman" w:hAnsi="Consolas" w:cs="Times New Roman"/>
@@ -14232,6 +14728,7 @@
         </w:rPr>
         <w:t xml:space="preserve"> </w:t>
       </w:r>
+      <w:proofErr w:type="gramStart"/>
       <w:r>
         <w:rPr>
           <w:rFonts w:ascii="Consolas" w:eastAsia="Times New Roman" w:hAnsi="Consolas" w:cs="Times New Roman"/>
@@ -14250,7 +14747,18 @@
           <w:szCs w:val="21"/>
           <w:lang w:eastAsia="es-CO"/>
         </w:rPr>
-        <w:t>() {</w:t>
+        <w:t>(</w:t>
+      </w:r>
+      <w:proofErr w:type="gramEnd"/>
+      <w:r>
+        <w:rPr>
+          <w:rFonts w:ascii="Consolas" w:eastAsia="Times New Roman" w:hAnsi="Consolas" w:cs="Times New Roman"/>
+          <w:color w:val="DAD6DA"/>
+          <w:sz w:val="21"/>
+          <w:szCs w:val="21"/>
+          <w:lang w:eastAsia="es-CO"/>
+        </w:rPr>
+        <w:t>) {</w:t>
       </w:r>
     </w:p>
     <w:p>
@@ -14487,6 +14995,7 @@
         </w:rPr>
         <w:t xml:space="preserve">    </w:t>
       </w:r>
+      <w:proofErr w:type="gramStart"/>
       <w:r>
         <w:rPr>
           <w:rFonts w:ascii="Consolas" w:eastAsia="Times New Roman" w:hAnsi="Consolas" w:cs="Times New Roman"/>
@@ -14497,6 +15006,7 @@
         </w:rPr>
         <w:t>if</w:t>
       </w:r>
+      <w:proofErr w:type="gramEnd"/>
       <w:r>
         <w:rPr>
           <w:rFonts w:ascii="Consolas" w:eastAsia="Times New Roman" w:hAnsi="Consolas" w:cs="Times New Roman"/>
@@ -14644,6 +15154,7 @@
         </w:rPr>
         <w:t xml:space="preserve">      </w:t>
       </w:r>
+      <w:proofErr w:type="gramStart"/>
       <w:r>
         <w:rPr>
           <w:rFonts w:ascii="Consolas" w:eastAsia="Times New Roman" w:hAnsi="Consolas" w:cs="Times New Roman"/>
@@ -14674,6 +15185,7 @@
         </w:rPr>
         <w:t>registrar</w:t>
       </w:r>
+      <w:proofErr w:type="gramEnd"/>
       <w:r>
         <w:rPr>
           <w:rFonts w:ascii="Consolas" w:eastAsia="Times New Roman" w:hAnsi="Consolas" w:cs="Times New Roman"/>
@@ -14797,6 +15309,7 @@
         </w:rPr>
         <w:t xml:space="preserve">      </w:t>
       </w:r>
+      <w:proofErr w:type="gramStart"/>
       <w:r>
         <w:rPr>
           <w:rFonts w:ascii="Consolas" w:eastAsia="Times New Roman" w:hAnsi="Consolas" w:cs="Times New Roman"/>
@@ -14807,6 +15320,7 @@
         </w:rPr>
         <w:t>await</w:t>
       </w:r>
+      <w:proofErr w:type="gramEnd"/>
       <w:r>
         <w:rPr>
           <w:rFonts w:ascii="Consolas" w:eastAsia="Times New Roman" w:hAnsi="Consolas" w:cs="Times New Roman"/>
@@ -15054,6 +15568,7 @@
         </w:rPr>
         <w:t xml:space="preserve">    </w:t>
       </w:r>
+      <w:proofErr w:type="gramStart"/>
       <w:r>
         <w:rPr>
           <w:rFonts w:ascii="Consolas" w:eastAsia="Times New Roman" w:hAnsi="Consolas" w:cs="Times New Roman"/>
@@ -15084,7 +15599,18 @@
           <w:szCs w:val="21"/>
           <w:lang w:eastAsia="es-CO"/>
         </w:rPr>
-        <w:t>#conexionesActivas</w:t>
+        <w:t>#</w:t>
+      </w:r>
+      <w:proofErr w:type="gramEnd"/>
+      <w:r>
+        <w:rPr>
+          <w:rFonts w:ascii="Consolas" w:eastAsia="Times New Roman" w:hAnsi="Consolas" w:cs="Times New Roman"/>
+          <w:color w:val="F8F8F2"/>
+          <w:sz w:val="21"/>
+          <w:szCs w:val="21"/>
+          <w:lang w:eastAsia="es-CO"/>
+        </w:rPr>
+        <w:t>conexionesActivas</w:t>
       </w:r>
       <w:r>
         <w:rPr>
@@ -15129,6 +15655,7 @@
         </w:rPr>
         <w:t xml:space="preserve">    </w:t>
       </w:r>
+      <w:proofErr w:type="gramStart"/>
       <w:r>
         <w:rPr>
           <w:rFonts w:ascii="Consolas" w:eastAsia="Times New Roman" w:hAnsi="Consolas" w:cs="Times New Roman"/>
@@ -15159,6 +15686,7 @@
         </w:rPr>
         <w:t>registrar</w:t>
       </w:r>
+      <w:proofErr w:type="gramEnd"/>
       <w:r>
         <w:rPr>
           <w:rFonts w:ascii="Consolas" w:eastAsia="Times New Roman" w:hAnsi="Consolas" w:cs="Times New Roman"/>
@@ -15275,6 +15803,7 @@
         </w:rPr>
         <w:t>${</w:t>
       </w:r>
+      <w:proofErr w:type="gramStart"/>
       <w:r>
         <w:rPr>
           <w:rFonts w:ascii="Consolas" w:eastAsia="Times New Roman" w:hAnsi="Consolas" w:cs="Times New Roman"/>
@@ -15295,7 +15824,18 @@
           <w:szCs w:val="21"/>
           <w:lang w:eastAsia="es-CO"/>
         </w:rPr>
-        <w:t>.#conexionesActivas</w:t>
+        <w:t>.#</w:t>
+      </w:r>
+      <w:proofErr w:type="gramEnd"/>
+      <w:r>
+        <w:rPr>
+          <w:rFonts w:ascii="Consolas" w:eastAsia="Times New Roman" w:hAnsi="Consolas" w:cs="Times New Roman"/>
+          <w:color w:val="F8F8F2"/>
+          <w:sz w:val="21"/>
+          <w:szCs w:val="21"/>
+          <w:lang w:eastAsia="es-CO"/>
+        </w:rPr>
+        <w:t>conexionesActivas</w:t>
       </w:r>
       <w:r>
         <w:rPr>
@@ -15448,6 +15988,7 @@
         </w:rPr>
         <w:t xml:space="preserve">    </w:t>
       </w:r>
+      <w:proofErr w:type="gramStart"/>
       <w:r>
         <w:rPr>
           <w:rFonts w:ascii="Consolas" w:eastAsia="Times New Roman" w:hAnsi="Consolas" w:cs="Times New Roman"/>
@@ -15458,6 +15999,7 @@
         </w:rPr>
         <w:t>return</w:t>
       </w:r>
+      <w:proofErr w:type="gramEnd"/>
       <w:r>
         <w:rPr>
           <w:rFonts w:ascii="Consolas" w:eastAsia="Times New Roman" w:hAnsi="Consolas" w:cs="Times New Roman"/>
@@ -15491,6 +16033,7 @@
         </w:rPr>
         <w:t xml:space="preserve">      </w:t>
       </w:r>
+      <w:proofErr w:type="gramStart"/>
       <w:r>
         <w:rPr>
           <w:rFonts w:ascii="Consolas" w:eastAsia="Times New Roman" w:hAnsi="Consolas" w:cs="Times New Roman"/>
@@ -15501,6 +16044,7 @@
         </w:rPr>
         <w:t>id</w:t>
       </w:r>
+      <w:proofErr w:type="gramEnd"/>
       <w:r>
         <w:rPr>
           <w:rFonts w:ascii="Consolas" w:eastAsia="Times New Roman" w:hAnsi="Consolas" w:cs="Times New Roman"/>
@@ -15596,6 +16140,7 @@
         </w:rPr>
         <w:t xml:space="preserve">      </w:t>
       </w:r>
+      <w:proofErr w:type="gramStart"/>
       <w:r>
         <w:rPr>
           <w:rFonts w:ascii="Consolas" w:eastAsia="Times New Roman" w:hAnsi="Consolas" w:cs="Times New Roman"/>
@@ -15606,6 +16151,7 @@
         </w:rPr>
         <w:t>liberar</w:t>
       </w:r>
+      <w:proofErr w:type="gramEnd"/>
       <w:r>
         <w:rPr>
           <w:rFonts w:ascii="Consolas" w:eastAsia="Times New Roman" w:hAnsi="Consolas" w:cs="Times New Roman"/>
@@ -15790,6 +16336,7 @@
         </w:rPr>
         <w:t>  #</w:t>
       </w:r>
+      <w:proofErr w:type="gramStart"/>
       <w:r>
         <w:rPr>
           <w:rFonts w:ascii="Consolas" w:eastAsia="Times New Roman" w:hAnsi="Consolas" w:cs="Times New Roman"/>
@@ -15808,7 +16355,18 @@
           <w:szCs w:val="21"/>
           <w:lang w:eastAsia="es-CO"/>
         </w:rPr>
-        <w:t>() {</w:t>
+        <w:t>(</w:t>
+      </w:r>
+      <w:proofErr w:type="gramEnd"/>
+      <w:r>
+        <w:rPr>
+          <w:rFonts w:ascii="Consolas" w:eastAsia="Times New Roman" w:hAnsi="Consolas" w:cs="Times New Roman"/>
+          <w:color w:val="DAD6DA"/>
+          <w:sz w:val="21"/>
+          <w:szCs w:val="21"/>
+          <w:lang w:eastAsia="es-CO"/>
+        </w:rPr>
+        <w:t>) {</w:t>
       </w:r>
     </w:p>
     <w:p>
@@ -15833,6 +16391,7 @@
         </w:rPr>
         <w:t xml:space="preserve">    </w:t>
       </w:r>
+      <w:proofErr w:type="gramStart"/>
       <w:r>
         <w:rPr>
           <w:rFonts w:ascii="Consolas" w:eastAsia="Times New Roman" w:hAnsi="Consolas" w:cs="Times New Roman"/>
@@ -15863,7 +16422,18 @@
           <w:szCs w:val="21"/>
           <w:lang w:eastAsia="es-CO"/>
         </w:rPr>
-        <w:t>#conexionesActivas</w:t>
+        <w:t>#</w:t>
+      </w:r>
+      <w:proofErr w:type="gramEnd"/>
+      <w:r>
+        <w:rPr>
+          <w:rFonts w:ascii="Consolas" w:eastAsia="Times New Roman" w:hAnsi="Consolas" w:cs="Times New Roman"/>
+          <w:color w:val="F8F8F2"/>
+          <w:sz w:val="21"/>
+          <w:szCs w:val="21"/>
+          <w:lang w:eastAsia="es-CO"/>
+        </w:rPr>
+        <w:t>conexionesActivas</w:t>
       </w:r>
       <w:r>
         <w:rPr>
@@ -16035,6 +16605,7 @@
         </w:rPr>
         <w:t xml:space="preserve"> </w:t>
       </w:r>
+      <w:proofErr w:type="gramStart"/>
       <w:r>
         <w:rPr>
           <w:rFonts w:ascii="Consolas" w:eastAsia="Times New Roman" w:hAnsi="Consolas" w:cs="Times New Roman"/>
@@ -16055,7 +16626,18 @@
           <w:szCs w:val="21"/>
           <w:lang w:eastAsia="es-CO"/>
         </w:rPr>
-        <w:t>.#colaEspera.</w:t>
+        <w:t>.#</w:t>
+      </w:r>
+      <w:proofErr w:type="gramEnd"/>
+      <w:r>
+        <w:rPr>
+          <w:rFonts w:ascii="Consolas" w:eastAsia="Times New Roman" w:hAnsi="Consolas" w:cs="Times New Roman"/>
+          <w:color w:val="F8F8F2"/>
+          <w:sz w:val="21"/>
+          <w:szCs w:val="21"/>
+          <w:lang w:eastAsia="es-CO"/>
+        </w:rPr>
+        <w:t>colaEspera.</w:t>
       </w:r>
       <w:r>
         <w:rPr>
@@ -16170,6 +16752,7 @@
         </w:rPr>
         <w:t xml:space="preserve"> </w:t>
       </w:r>
+      <w:proofErr w:type="gramStart"/>
       <w:r>
         <w:rPr>
           <w:rFonts w:ascii="Consolas" w:eastAsia="Times New Roman" w:hAnsi="Consolas" w:cs="Times New Roman"/>
@@ -16188,7 +16771,18 @@
           <w:szCs w:val="21"/>
           <w:lang w:eastAsia="es-CO"/>
         </w:rPr>
-        <w:t>()</w:t>
+        <w:t>(</w:t>
+      </w:r>
+      <w:proofErr w:type="gramEnd"/>
+      <w:r>
+        <w:rPr>
+          <w:rFonts w:ascii="Consolas" w:eastAsia="Times New Roman" w:hAnsi="Consolas" w:cs="Times New Roman"/>
+          <w:color w:val="F8F8F2"/>
+          <w:sz w:val="21"/>
+          <w:szCs w:val="21"/>
+          <w:lang w:eastAsia="es-CO"/>
+        </w:rPr>
+        <w:t>)</w:t>
       </w:r>
       <w:r>
         <w:rPr>
@@ -16279,6 +16873,7 @@
         </w:rPr>
         <w:t xml:space="preserve"> </w:t>
       </w:r>
+      <w:proofErr w:type="gramStart"/>
       <w:r>
         <w:rPr>
           <w:rFonts w:ascii="Consolas" w:eastAsia="Times New Roman" w:hAnsi="Consolas" w:cs="Times New Roman"/>
@@ -16297,7 +16892,18 @@
           <w:szCs w:val="21"/>
           <w:lang w:eastAsia="es-CO"/>
         </w:rPr>
-        <w:t>() {</w:t>
+        <w:t>(</w:t>
+      </w:r>
+      <w:proofErr w:type="gramEnd"/>
+      <w:r>
+        <w:rPr>
+          <w:rFonts w:ascii="Consolas" w:eastAsia="Times New Roman" w:hAnsi="Consolas" w:cs="Times New Roman"/>
+          <w:color w:val="DAD6DA"/>
+          <w:sz w:val="21"/>
+          <w:szCs w:val="21"/>
+          <w:lang w:eastAsia="es-CO"/>
+        </w:rPr>
+        <w:t>) {</w:t>
       </w:r>
     </w:p>
     <w:p>
@@ -16342,6 +16948,7 @@
         </w:rPr>
         <w:t xml:space="preserve"> </w:t>
       </w:r>
+      <w:proofErr w:type="gramStart"/>
       <w:r>
         <w:rPr>
           <w:rFonts w:ascii="Consolas" w:eastAsia="Times New Roman" w:hAnsi="Consolas" w:cs="Times New Roman"/>
@@ -16372,7 +16979,18 @@
           <w:szCs w:val="21"/>
           <w:lang w:eastAsia="es-CO"/>
         </w:rPr>
-        <w:t>#conexionesActivas</w:t>
+        <w:t>#</w:t>
+      </w:r>
+      <w:proofErr w:type="gramEnd"/>
+      <w:r>
+        <w:rPr>
+          <w:rFonts w:ascii="Consolas" w:eastAsia="Times New Roman" w:hAnsi="Consolas" w:cs="Times New Roman"/>
+          <w:color w:val="F8F8F2"/>
+          <w:sz w:val="21"/>
+          <w:szCs w:val="21"/>
+          <w:lang w:eastAsia="es-CO"/>
+        </w:rPr>
+        <w:t>conexionesActivas</w:t>
       </w:r>
       <w:r>
         <w:rPr>
@@ -16506,11 +17124,19 @@
           <w:rFonts w:ascii="Times New Roman" w:hAnsi="Times New Roman" w:cs="Times New Roman"/>
         </w:rPr>
       </w:pPr>
-      <w:r>
-        <w:rPr>
-          <w:rFonts w:ascii="Times New Roman" w:hAnsi="Times New Roman" w:cs="Times New Roman"/>
-        </w:rPr>
-        <w:t>Para  SecureBallot apliqué Singleton en tres partes: ConfiguracionGlobal, LoggerCentralizado y PoolConexionesDB. Elegí estas tres porque en un sistema de votación no puede haber "varias versiones" de ellas funcionando a la vez, eso genera problemas.</w:t>
+      <w:proofErr w:type="gramStart"/>
+      <w:r>
+        <w:rPr>
+          <w:rFonts w:ascii="Times New Roman" w:hAnsi="Times New Roman" w:cs="Times New Roman"/>
+        </w:rPr>
+        <w:t>Para  SecureBallot</w:t>
+      </w:r>
+      <w:proofErr w:type="gramEnd"/>
+      <w:r>
+        <w:rPr>
+          <w:rFonts w:ascii="Times New Roman" w:hAnsi="Times New Roman" w:cs="Times New Roman"/>
+        </w:rPr>
+        <w:t xml:space="preserve"> apliqué Singleton en tres partes: ConfiguracionGlobal, LoggerCentralizado y PoolConexionesDB. Elegí estas tres porque en un sistema de votación no puede haber "varias versiones" de ellas funcionando a la vez, eso genera problemas.</w:t>
       </w:r>
     </w:p>
     <w:p>
@@ -16534,7 +17160,21 @@
         <w:rPr>
           <w:rFonts w:ascii="Times New Roman" w:hAnsi="Times New Roman" w:cs="Times New Roman"/>
         </w:rPr>
-        <w:t>ConfiguracionGlobal es la más simple de explicar. Si cada parte del sistema (login, conteo, auditoría) tuviera su propia copia de la config —host de la BD, api keys, etc—, en algún momento una copia queda vieja y ya empieza el desorden, porque un módulo estaría usando datos distintos a otro sin que nadie se dé cuenta. Con Singleton hay una sola copia y todos leen de ahí.</w:t>
+        <w:t xml:space="preserve">ConfiguracionGlobal es la más simple de explicar. Si cada parte del sistema (login, conteo, auditoría) tuviera su propia copia de la config —host </w:t>
+      </w:r>
+      <w:proofErr w:type="gramStart"/>
+      <w:r>
+        <w:rPr>
+          <w:rFonts w:ascii="Times New Roman" w:hAnsi="Times New Roman" w:cs="Times New Roman"/>
+        </w:rPr>
+        <w:t>de la BD</w:t>
+      </w:r>
+      <w:proofErr w:type="gramEnd"/>
+      <w:r>
+        <w:rPr>
+          <w:rFonts w:ascii="Times New Roman" w:hAnsi="Times New Roman" w:cs="Times New Roman"/>
+        </w:rPr>
+        <w:t>, api keys, etc—, en algún momento una copia queda vieja y ya empieza el desorden, porque un módulo estaría usando datos distintos a otro sin que nadie se dé cuenta. Con Singleton hay una sola copia y todos leen de ahí.</w:t>
       </w:r>
     </w:p>
     <w:p>
@@ -16558,7 +17198,21 @@
         <w:rPr>
           <w:rFonts w:ascii="Times New Roman" w:hAnsi="Times New Roman" w:cs="Times New Roman"/>
         </w:rPr>
-        <w:t>Con LoggerCentralizado la cosa es más delicada. Una plataforma de votación necesita poder mostrar qué pasó durante el proceso si alguien lo pide. Si hubiera varios loggers al mismo tiempo, el historial quedaría partido en pedazos y ya no se podría confiar en el orden real de los eventos. Por eso además de ser Singleton, cada registro guarda el hash del registro anterior (hashAnterior -&gt; hash), entonces si alguien edita algo después la cadena deja de cuadrar y verificarIntegridad() lo agarra. Esto es literal lo que pide el proyecto en la parte de auditoría.</w:t>
+        <w:t xml:space="preserve">Con LoggerCentralizado la cosa es más delicada. Una plataforma de votación necesita poder mostrar qué pasó durante el proceso si alguien lo pide. Si hubiera varios loggers al mismo tiempo, el historial quedaría partido en pedazos y ya no se podría confiar en el orden real de los eventos. Por eso además de ser Singleton, cada registro guarda el hash del registro anterior (hashAnterior -&gt; hash), entonces si alguien edita algo después la cadena deja de cuadrar y </w:t>
+      </w:r>
+      <w:proofErr w:type="gramStart"/>
+      <w:r>
+        <w:rPr>
+          <w:rFonts w:ascii="Times New Roman" w:hAnsi="Times New Roman" w:cs="Times New Roman"/>
+        </w:rPr>
+        <w:t>verificarIntegridad(</w:t>
+      </w:r>
+      <w:proofErr w:type="gramEnd"/>
+      <w:r>
+        <w:rPr>
+          <w:rFonts w:ascii="Times New Roman" w:hAnsi="Times New Roman" w:cs="Times New Roman"/>
+        </w:rPr>
+        <w:t>) lo agarra. Esto es literal lo que pide el proyecto en la parte de auditoría.</w:t>
       </w:r>
     </w:p>
     <w:p>
@@ -16582,7 +17236,21 @@
         <w:rPr>
           <w:rFonts w:ascii="Times New Roman" w:hAnsi="Times New Roman" w:cs="Times New Roman"/>
         </w:rPr>
-        <w:t xml:space="preserve">Y PoolConexionesDB, pensando en que esto en teoría podría usarse para una elección nacional con un montón de gente votando a la vez: si cada petición abriera su propia conexión a la BD sin control, </w:t>
+        <w:t xml:space="preserve">Y PoolConexionesDB, pensando en que esto en teoría podría usarse para una elección nacional con un montón de gente votando a la vez: si cada petición abriera su propia conexión </w:t>
+      </w:r>
+      <w:proofErr w:type="gramStart"/>
+      <w:r>
+        <w:rPr>
+          <w:rFonts w:ascii="Times New Roman" w:hAnsi="Times New Roman" w:cs="Times New Roman"/>
+        </w:rPr>
+        <w:t>a la BD</w:t>
+      </w:r>
+      <w:proofErr w:type="gramEnd"/>
+      <w:r>
+        <w:rPr>
+          <w:rFonts w:ascii="Times New Roman" w:hAnsi="Times New Roman" w:cs="Times New Roman"/>
+        </w:rPr>
+        <w:t xml:space="preserve"> sin control, </w:t>
       </w:r>
       <w:r>
         <w:rPr>
@@ -16613,7 +17281,35 @@
         <w:rPr>
           <w:rFonts w:ascii="Times New Roman" w:hAnsi="Times New Roman" w:cs="Times New Roman"/>
         </w:rPr>
-        <w:t>Con SOLID: por un lado cumple Responsabilidad Única porque cada clase además de hacer lo suyo también controla su propia creación (el #instancia y el bloqueo en el constructor). Por otro lado, hay que admitir que rompe un poco Inversión de Dependencias, porque llamar obtenerInstancia() desde cualquier lado del código te acopla directamente a esa clase en vez de depender de una abstracción. Aun así, para estos tres casos me pareció que valía la pena ese acoplamiento a cambio de tener una única fuente de verdad.</w:t>
+        <w:t xml:space="preserve">Con SOLID: por un </w:t>
+      </w:r>
+      <w:proofErr w:type="gramStart"/>
+      <w:r>
+        <w:rPr>
+          <w:rFonts w:ascii="Times New Roman" w:hAnsi="Times New Roman" w:cs="Times New Roman"/>
+        </w:rPr>
+        <w:t>lado</w:t>
+      </w:r>
+      <w:proofErr w:type="gramEnd"/>
+      <w:r>
+        <w:rPr>
+          <w:rFonts w:ascii="Times New Roman" w:hAnsi="Times New Roman" w:cs="Times New Roman"/>
+        </w:rPr>
+        <w:t xml:space="preserve"> cumple Responsabilidad Única porque cada clase además de hacer lo suyo también controla su propia creación (el #instancia y el bloqueo en el constructor). Por otro lado, hay que admitir que rompe un poco Inversión de Dependencias, porque llamar </w:t>
+      </w:r>
+      <w:proofErr w:type="gramStart"/>
+      <w:r>
+        <w:rPr>
+          <w:rFonts w:ascii="Times New Roman" w:hAnsi="Times New Roman" w:cs="Times New Roman"/>
+        </w:rPr>
+        <w:t>obtenerInstancia(</w:t>
+      </w:r>
+      <w:proofErr w:type="gramEnd"/>
+      <w:r>
+        <w:rPr>
+          <w:rFonts w:ascii="Times New Roman" w:hAnsi="Times New Roman" w:cs="Times New Roman"/>
+        </w:rPr>
+        <w:t>) desde cualquier lado del código te acopla directamente a esa clase en vez de depender de una abstracción. Aun así, para estos tres casos me pareció que valía la pena ese acoplamiento a cambio de tener una única fuente de verdad.</w:t>
       </w:r>
     </w:p>
     <w:p>
@@ -16755,6 +17451,7 @@
         <w:rPr>
           <w:rFonts w:ascii="Times New Roman" w:hAnsi="Times New Roman" w:cs="Times New Roman"/>
           <w:noProof/>
+          <w:lang w:eastAsia="es-CO"/>
         </w:rPr>
         <w:lastRenderedPageBreak/>
         <w:drawing>
@@ -17097,6 +17794,7 @@
         </w:rPr>
       </w:pPr>
       <w:bookmarkStart w:id="3" w:name="_Hlk239450682"/>
+      <w:proofErr w:type="gramStart"/>
       <w:r>
         <w:rPr>
           <w:rFonts w:ascii="Consolas" w:eastAsia="Times New Roman" w:hAnsi="Consolas" w:cs="Times New Roman"/>
@@ -17107,6 +17805,7 @@
         </w:rPr>
         <w:t>if</w:t>
       </w:r>
+      <w:proofErr w:type="gramEnd"/>
       <w:r>
         <w:rPr>
           <w:rFonts w:ascii="Consolas" w:eastAsia="Times New Roman" w:hAnsi="Consolas" w:cs="Times New Roman"/>
@@ -17191,6 +17890,7 @@
           <w:lang w:val="en-US" w:eastAsia="es-ES"/>
         </w:rPr>
       </w:pPr>
+      <w:proofErr w:type="gramStart"/>
       <w:r>
         <w:rPr>
           <w:rFonts w:ascii="Consolas" w:eastAsia="Times New Roman" w:hAnsi="Consolas" w:cs="Times New Roman"/>
@@ -17201,6 +17901,7 @@
         </w:rPr>
         <w:t>reporte</w:t>
       </w:r>
+      <w:proofErr w:type="gramEnd"/>
       <w:r>
         <w:rPr>
           <w:rFonts w:ascii="Consolas" w:eastAsia="Times New Roman" w:hAnsi="Consolas" w:cs="Times New Roman"/>
@@ -17408,6 +18109,7 @@
           <w:lang w:val="en-US" w:eastAsia="es-ES"/>
         </w:rPr>
       </w:pPr>
+      <w:proofErr w:type="gramStart"/>
       <w:r>
         <w:rPr>
           <w:rFonts w:ascii="Consolas" w:eastAsia="Times New Roman" w:hAnsi="Consolas" w:cs="Times New Roman"/>
@@ -17418,6 +18120,7 @@
         </w:rPr>
         <w:t>reporte</w:t>
       </w:r>
+      <w:proofErr w:type="gramEnd"/>
       <w:r>
         <w:rPr>
           <w:rFonts w:ascii="Consolas" w:eastAsia="Times New Roman" w:hAnsi="Consolas" w:cs="Times New Roman"/>
@@ -18695,6 +19398,7 @@
           <w:noProof/>
           <w:sz w:val="24"/>
           <w:szCs w:val="24"/>
+          <w:lang w:eastAsia="es-CO"/>
         </w:rPr>
         <w:drawing>
           <wp:inline distT="0" distB="0" distL="0" distR="0" wp14:anchorId="33C35111" wp14:editId="759987BA">
@@ -18767,6 +19471,7 @@
           <w:lang w:val="en-US"/>
         </w:rPr>
       </w:pPr>
+      <w:proofErr w:type="gramStart"/>
       <w:r>
         <w:rPr>
           <w:rFonts w:ascii="Times New Roman" w:hAnsi="Times New Roman" w:cs="Times New Roman"/>
@@ -18777,6 +19482,7 @@
         </w:rPr>
         <w:t>PASS  Semana04</w:t>
       </w:r>
+      <w:proofErr w:type="gramEnd"/>
       <w:r>
         <w:rPr>
           <w:rFonts w:ascii="Times New Roman" w:hAnsi="Times New Roman" w:cs="Times New Roman"/>
@@ -18811,6 +19517,7 @@
           <w:lang w:val="en-US"/>
         </w:rPr>
       </w:pPr>
+      <w:proofErr w:type="gramStart"/>
       <w:r>
         <w:rPr>
           <w:rFonts w:ascii="Times New Roman" w:hAnsi="Times New Roman" w:cs="Times New Roman"/>
@@ -18819,7 +19526,18 @@
           <w:szCs w:val="24"/>
           <w:lang w:val="en-US"/>
         </w:rPr>
-        <w:t>PASS  Semana03/__tests__/singleton.test.js</w:t>
+        <w:t>PASS  Semana03</w:t>
+      </w:r>
+      <w:proofErr w:type="gramEnd"/>
+      <w:r>
+        <w:rPr>
+          <w:rFonts w:ascii="Times New Roman" w:hAnsi="Times New Roman" w:cs="Times New Roman"/>
+          <w:b/>
+          <w:sz w:val="24"/>
+          <w:szCs w:val="24"/>
+          <w:lang w:val="en-US"/>
+        </w:rPr>
+        <w:t>/__tests__/singleton.test.js</w:t>
       </w:r>
     </w:p>
     <w:p>
@@ -19381,6 +20099,7 @@
           <w:noProof/>
           <w:sz w:val="24"/>
           <w:szCs w:val="24"/>
+          <w:lang w:eastAsia="es-CO"/>
         </w:rPr>
         <w:drawing>
           <wp:inline distT="0" distB="0" distL="0" distR="0" wp14:anchorId="4E70D207" wp14:editId="5936236B">
@@ -19433,14 +20152,27 @@
       <w:r>
         <w:t xml:space="preserve">Ilustración </w:t>
       </w:r>
-      <w:fldSimple w:instr=" SEQ Ilustración \* ARABIC ">
-        <w:r>
-          <w:rPr>
-            <w:noProof/>
-          </w:rPr>
-          <w:t>1</w:t>
-        </w:r>
-      </w:fldSimple>
+      <w:r>
+        <w:fldChar w:fldCharType="begin"/>
+      </w:r>
+      <w:r>
+        <w:instrText xml:space="preserve"> SEQ Ilustración \* ARABIC </w:instrText>
+      </w:r>
+      <w:r>
+        <w:fldChar w:fldCharType="separate"/>
+      </w:r>
+      <w:r>
+        <w:rPr>
+          <w:noProof/>
+        </w:rPr>
+        <w:t>1</w:t>
+      </w:r>
+      <w:r>
+        <w:rPr>
+          <w:noProof/>
+        </w:rPr>
+        <w:fldChar w:fldCharType="end"/>
+      </w:r>
       <w:r>
         <w:t xml:space="preserve"> </w:t>
       </w:r>
@@ -19460,6 +20192,7 @@
           <w:noProof/>
           <w:sz w:val="24"/>
           <w:szCs w:val="24"/>
+          <w:lang w:eastAsia="es-CO"/>
         </w:rPr>
         <w:drawing>
           <wp:inline distT="0" distB="0" distL="0" distR="0" wp14:anchorId="6C36147D" wp14:editId="2F979CD5">
@@ -19506,14 +20239,27 @@
       <w:r>
         <w:t xml:space="preserve">Ilustración </w:t>
       </w:r>
-      <w:fldSimple w:instr=" SEQ Ilustración \* ARABIC ">
-        <w:r>
-          <w:rPr>
-            <w:noProof/>
-          </w:rPr>
-          <w:t>2</w:t>
-        </w:r>
-      </w:fldSimple>
+      <w:r>
+        <w:fldChar w:fldCharType="begin"/>
+      </w:r>
+      <w:r>
+        <w:instrText xml:space="preserve"> SEQ Ilustración \* ARABIC </w:instrText>
+      </w:r>
+      <w:r>
+        <w:fldChar w:fldCharType="separate"/>
+      </w:r>
+      <w:r>
+        <w:rPr>
+          <w:noProof/>
+        </w:rPr>
+        <w:t>2</w:t>
+      </w:r>
+      <w:r>
+        <w:rPr>
+          <w:noProof/>
+        </w:rPr>
+        <w:fldChar w:fldCharType="end"/>
+      </w:r>
       <w:r>
         <w:t xml:space="preserve"> </w:t>
       </w:r>
@@ -19543,6 +20289,7 @@
           <w:noProof/>
           <w:sz w:val="24"/>
           <w:szCs w:val="24"/>
+          <w:lang w:eastAsia="es-CO"/>
         </w:rPr>
         <w:drawing>
           <wp:inline distT="0" distB="0" distL="0" distR="0" wp14:anchorId="3E857DEC" wp14:editId="25BD08DA">
@@ -19589,14 +20336,27 @@
       <w:r>
         <w:t xml:space="preserve">Ilustración </w:t>
       </w:r>
-      <w:fldSimple w:instr=" SEQ Ilustración \* ARABIC ">
-        <w:r>
-          <w:rPr>
-            <w:noProof/>
-          </w:rPr>
-          <w:t>3</w:t>
-        </w:r>
-      </w:fldSimple>
+      <w:r>
+        <w:fldChar w:fldCharType="begin"/>
+      </w:r>
+      <w:r>
+        <w:instrText xml:space="preserve"> SEQ Ilustración \* ARABIC </w:instrText>
+      </w:r>
+      <w:r>
+        <w:fldChar w:fldCharType="separate"/>
+      </w:r>
+      <w:r>
+        <w:rPr>
+          <w:noProof/>
+        </w:rPr>
+        <w:t>3</w:t>
+      </w:r>
+      <w:r>
+        <w:rPr>
+          <w:noProof/>
+        </w:rPr>
+        <w:fldChar w:fldCharType="end"/>
+      </w:r>
       <w:r>
         <w:t xml:space="preserve"> </w:t>
       </w:r>
@@ -19615,6 +20375,7 @@
       <w:r>
         <w:rPr>
           <w:noProof/>
+          <w:lang w:eastAsia="es-CO"/>
         </w:rPr>
         <w:drawing>
           <wp:inline distT="0" distB="0" distL="0" distR="0" wp14:anchorId="10916EDA" wp14:editId="7B0696A8">
@@ -19661,14 +20422,27 @@
       <w:r>
         <w:t xml:space="preserve">Ilustración </w:t>
       </w:r>
-      <w:fldSimple w:instr=" SEQ Ilustración \* ARABIC ">
-        <w:r>
-          <w:rPr>
-            <w:noProof/>
-          </w:rPr>
-          <w:t>4</w:t>
-        </w:r>
-      </w:fldSimple>
+      <w:r>
+        <w:fldChar w:fldCharType="begin"/>
+      </w:r>
+      <w:r>
+        <w:instrText xml:space="preserve"> SEQ Ilustración \* ARABIC </w:instrText>
+      </w:r>
+      <w:r>
+        <w:fldChar w:fldCharType="separate"/>
+      </w:r>
+      <w:r>
+        <w:rPr>
+          <w:noProof/>
+        </w:rPr>
+        <w:t>4</w:t>
+      </w:r>
+      <w:r>
+        <w:rPr>
+          <w:noProof/>
+        </w:rPr>
+        <w:fldChar w:fldCharType="end"/>
+      </w:r>
       <w:r>
         <w:t xml:space="preserve"> </w:t>
       </w:r>
@@ -19684,101 +20458,6 @@
         </w:rPr>
         <w:br w:type="page"/>
       </w:r>
-    </w:p>
-    <w:p>
-      <w:pPr>
-        <w:jc w:val="center"/>
-        <w:rPr>
-          <w:rFonts w:ascii="Times New Roman" w:hAnsi="Times New Roman" w:cs="Times New Roman"/>
-          <w:b/>
-          <w:bCs/>
-          <w:sz w:val="24"/>
-          <w:szCs w:val="24"/>
-          <w:lang w:val="es-ES"/>
-        </w:rPr>
-      </w:pPr>
-      <w:r>
-        <w:rPr>
-          <w:rFonts w:ascii="Times New Roman" w:hAnsi="Times New Roman" w:cs="Times New Roman"/>
-          <w:b/>
-          <w:bCs/>
-          <w:sz w:val="24"/>
-          <w:szCs w:val="24"/>
-          <w:lang w:val="es-ES"/>
-        </w:rPr>
-        <w:lastRenderedPageBreak/>
-        <w:t xml:space="preserve">FASE 2 - </w:t>
-      </w:r>
-      <w:r>
-        <w:rPr>
-          <w:rFonts w:ascii="Times New Roman" w:hAnsi="Times New Roman" w:cs="Times New Roman"/>
-          <w:b/>
-          <w:bCs/>
-          <w:sz w:val="24"/>
-          <w:szCs w:val="24"/>
-          <w:lang w:val="es-ES"/>
-        </w:rPr>
-        <w:t xml:space="preserve">Patrón </w:t>
-      </w:r>
-      <w:r>
-        <w:rPr>
-          <w:rFonts w:ascii="Times New Roman" w:hAnsi="Times New Roman" w:cs="Times New Roman"/>
-          <w:b/>
-          <w:bCs/>
-          <w:sz w:val="24"/>
-          <w:szCs w:val="24"/>
-          <w:lang w:val="es-ES"/>
-        </w:rPr>
-        <w:t>Abstract</w:t>
-      </w:r>
-      <w:r>
-        <w:rPr>
-          <w:rFonts w:ascii="Times New Roman" w:hAnsi="Times New Roman" w:cs="Times New Roman"/>
-          <w:b/>
-          <w:bCs/>
-          <w:sz w:val="24"/>
-          <w:szCs w:val="24"/>
-          <w:lang w:val="es-ES"/>
-        </w:rPr>
-        <w:t xml:space="preserve"> </w:t>
-      </w:r>
-      <w:r>
-        <w:rPr>
-          <w:rFonts w:ascii="Times New Roman" w:hAnsi="Times New Roman" w:cs="Times New Roman"/>
-          <w:b/>
-          <w:bCs/>
-          <w:sz w:val="24"/>
-          <w:szCs w:val="24"/>
-          <w:lang w:val="es-ES"/>
-        </w:rPr>
-        <w:t>Factory</w:t>
-      </w:r>
-    </w:p>
-    <w:p>
-      <w:pPr>
-        <w:jc w:val="center"/>
-        <w:rPr>
-          <w:rFonts w:ascii="Times New Roman" w:hAnsi="Times New Roman" w:cs="Times New Roman"/>
-          <w:b/>
-          <w:bCs/>
-          <w:sz w:val="24"/>
-          <w:szCs w:val="24"/>
-          <w:lang w:val="es-ES"/>
-        </w:rPr>
-      </w:pPr>
-    </w:p>
-    <w:p>
-      <w:pPr>
-        <w:jc w:val="center"/>
-        <w:rPr>
-          <w:rFonts w:ascii="Times New Roman" w:hAnsi="Times New Roman" w:cs="Times New Roman"/>
-          <w:b/>
-          <w:bCs/>
-          <w:sz w:val="24"/>
-          <w:szCs w:val="24"/>
-          <w:lang w:val="es-ES"/>
-        </w:rPr>
-      </w:pPr>
     </w:p>
     <w:p>
       <w:pPr>
@@ -19803,6 +20482,7 @@
           <w:szCs w:val="24"/>
           <w:lang w:val="es-ES"/>
         </w:rPr>
+        <w:lastRenderedPageBreak/>
         <w:t>Semana5</w:t>
       </w:r>
       <w:r>
@@ -20083,7 +20763,27 @@
           <w:szCs w:val="24"/>
           <w:lang w:val="es-ES"/>
         </w:rPr>
-        <w:t>public Eleccion(nombre, candidatos, mesas, fechaApertura, fechaCierre, permiteVotoBlanco, umbralQuorum) { ... }</w:t>
+        <w:t xml:space="preserve">public </w:t>
+      </w:r>
+      <w:proofErr w:type="gramStart"/>
+      <w:r>
+        <w:rPr>
+          <w:rFonts w:ascii="Times New Roman" w:hAnsi="Times New Roman" w:cs="Times New Roman"/>
+          <w:sz w:val="24"/>
+          <w:szCs w:val="24"/>
+          <w:lang w:val="es-ES"/>
+        </w:rPr>
+        <w:t>Eleccion(</w:t>
+      </w:r>
+      <w:proofErr w:type="gramEnd"/>
+      <w:r>
+        <w:rPr>
+          <w:rFonts w:ascii="Times New Roman" w:hAnsi="Times New Roman" w:cs="Times New Roman"/>
+          <w:sz w:val="24"/>
+          <w:szCs w:val="24"/>
+          <w:lang w:val="es-ES"/>
+        </w:rPr>
+        <w:t>nombre, candidatos, mesas, fechaApertura, fechaCierre, permiteVotoBlanco, umbralQuorum) { ... }</w:t>
       </w:r>
     </w:p>
     <w:p>
@@ -20483,6 +21183,7 @@
           <w:noProof/>
           <w:sz w:val="24"/>
           <w:szCs w:val="24"/>
+          <w:lang w:eastAsia="es-CO"/>
         </w:rPr>
         <w:lastRenderedPageBreak/>
         <w:drawing>
@@ -20697,7 +21398,47 @@
           <w:szCs w:val="24"/>
           <w:lang w:val="es-ES"/>
         </w:rPr>
-        <w:t>El Director orquesta la construcción llamando, en orden, a los métodos del Builder: definirNombre(), agregarCandidato() (una vez por cada candidato), agregarMesa() (una vez por cada mesa), definirFechas(), permitirVotoBlanco() y definirQuorum(). Al final, obtenerEleccion() entrega el objeto completo.</w:t>
+        <w:t xml:space="preserve">El Director orquesta la construcción llamando, en orden, a los métodos del Builder: </w:t>
+      </w:r>
+      <w:proofErr w:type="gramStart"/>
+      <w:r>
+        <w:rPr>
+          <w:rFonts w:ascii="Times New Roman" w:hAnsi="Times New Roman" w:cs="Times New Roman"/>
+          <w:sz w:val="24"/>
+          <w:szCs w:val="24"/>
+          <w:lang w:val="es-ES"/>
+        </w:rPr>
+        <w:t>definirNombre(</w:t>
+      </w:r>
+      <w:proofErr w:type="gramEnd"/>
+      <w:r>
+        <w:rPr>
+          <w:rFonts w:ascii="Times New Roman" w:hAnsi="Times New Roman" w:cs="Times New Roman"/>
+          <w:sz w:val="24"/>
+          <w:szCs w:val="24"/>
+          <w:lang w:val="es-ES"/>
+        </w:rPr>
+        <w:t xml:space="preserve">), agregarCandidato() (una vez por cada candidato), agregarMesa() (una vez por cada mesa), definirFechas(), permitirVotoBlanco() y definirQuorum(). Al final, </w:t>
+      </w:r>
+      <w:proofErr w:type="gramStart"/>
+      <w:r>
+        <w:rPr>
+          <w:rFonts w:ascii="Times New Roman" w:hAnsi="Times New Roman" w:cs="Times New Roman"/>
+          <w:sz w:val="24"/>
+          <w:szCs w:val="24"/>
+          <w:lang w:val="es-ES"/>
+        </w:rPr>
+        <w:t>obtenerEleccion(</w:t>
+      </w:r>
+      <w:proofErr w:type="gramEnd"/>
+      <w:r>
+        <w:rPr>
+          <w:rFonts w:ascii="Times New Roman" w:hAnsi="Times New Roman" w:cs="Times New Roman"/>
+          <w:sz w:val="24"/>
+          <w:szCs w:val="24"/>
+          <w:lang w:val="es-ES"/>
+        </w:rPr>
+        <w:t>) entrega el objeto completo.</w:t>
       </w:r>
     </w:p>
     <w:p>
@@ -21353,7 +22094,7 @@
           <w:noProof/>
           <w:sz w:val="24"/>
           <w:szCs w:val="24"/>
-          <w:lang w:val="en-US"/>
+          <w:lang w:eastAsia="es-CO"/>
         </w:rPr>
         <w:drawing>
           <wp:inline distT="0" distB="0" distL="0" distR="0" wp14:anchorId="13005177" wp14:editId="0E41F09D">
@@ -21476,7 +22217,7 @@
           <w:noProof/>
           <w:sz w:val="24"/>
           <w:szCs w:val="24"/>
-          <w:lang w:val="es-ES"/>
+          <w:lang w:eastAsia="es-CO"/>
         </w:rPr>
         <w:lastRenderedPageBreak/>
         <w:drawing>
@@ -21543,7 +22284,7 @@
           <w:noProof/>
           <w:sz w:val="24"/>
           <w:szCs w:val="24"/>
-          <w:lang w:val="es-ES"/>
+          <w:lang w:eastAsia="es-CO"/>
         </w:rPr>
         <w:lastRenderedPageBreak/>
         <w:drawing>
@@ -21588,7 +22329,7 @@
           <w:noProof/>
           <w:sz w:val="24"/>
           <w:szCs w:val="24"/>
-          <w:lang w:val="es-ES"/>
+          <w:lang w:eastAsia="es-CO"/>
         </w:rPr>
         <w:lastRenderedPageBreak/>
         <w:drawing>
@@ -21706,7 +22447,7 @@
           <w:noProof/>
           <w:sz w:val="24"/>
           <w:szCs w:val="24"/>
-          <w:lang w:val="es-ES"/>
+          <w:lang w:eastAsia="es-CO"/>
         </w:rPr>
         <w:lastRenderedPageBreak/>
         <w:drawing>
@@ -22165,7 +22906,7 @@
           <w:noProof/>
           <w:sz w:val="24"/>
           <w:szCs w:val="24"/>
-          <w:lang w:val="es-ES"/>
+          <w:lang w:eastAsia="es-CO"/>
         </w:rPr>
         <w:lastRenderedPageBreak/>
         <w:drawing>
@@ -22210,7 +22951,7 @@
           <w:noProof/>
           <w:sz w:val="24"/>
           <w:szCs w:val="24"/>
-          <w:lang w:val="es-ES"/>
+          <w:lang w:eastAsia="es-CO"/>
         </w:rPr>
         <w:drawing>
           <wp:inline distT="0" distB="0" distL="0" distR="0" wp14:anchorId="746022BA" wp14:editId="46B8FF07">
@@ -22254,7 +22995,7 @@
           <w:noProof/>
           <w:sz w:val="24"/>
           <w:szCs w:val="24"/>
-          <w:lang w:val="es-ES"/>
+          <w:lang w:eastAsia="es-CO"/>
         </w:rPr>
         <w:drawing>
           <wp:inline distT="0" distB="0" distL="0" distR="0" wp14:anchorId="1AF1F0B6" wp14:editId="578CC905">
@@ -22298,7 +23039,7 @@
           <w:noProof/>
           <w:sz w:val="24"/>
           <w:szCs w:val="24"/>
-          <w:lang w:val="es-ES"/>
+          <w:lang w:eastAsia="es-CO"/>
         </w:rPr>
         <w:drawing>
           <wp:inline distT="0" distB="0" distL="0" distR="0" wp14:anchorId="29A173E4" wp14:editId="6080DC32">
@@ -22847,7 +23588,7 @@
           <w:noProof/>
           <w:sz w:val="24"/>
           <w:szCs w:val="24"/>
-          <w:lang w:val="es-ES"/>
+          <w:lang w:eastAsia="es-CO"/>
         </w:rPr>
         <w:drawing>
           <wp:inline distT="0" distB="0" distL="0" distR="0" wp14:anchorId="1CF75EE5" wp14:editId="071A17D6">
@@ -22913,7 +23654,7 @@
           <w:noProof/>
           <w:sz w:val="24"/>
           <w:szCs w:val="24"/>
-          <w:lang w:val="es-ES"/>
+          <w:lang w:eastAsia="es-CO"/>
         </w:rPr>
         <w:drawing>
           <wp:inline distT="0" distB="0" distL="0" distR="0" wp14:anchorId="2421C649" wp14:editId="626DD95C">
@@ -23006,41 +23747,17 @@
     </w:p>
     <w:p>
       <w:pPr>
-        <w:jc w:val="both"/>
-        <w:rPr>
-          <w:rFonts w:ascii="Times New Roman" w:hAnsi="Times New Roman" w:cs="Times New Roman"/>
-          <w:b/>
+        <w:spacing w:line="360" w:lineRule="auto"/>
+        <w:jc w:val="both"/>
+        <w:rPr>
+          <w:rFonts w:ascii="Times New Roman" w:hAnsi="Times New Roman" w:cs="Times New Roman"/>
           <w:bCs/>
           <w:sz w:val="24"/>
           <w:szCs w:val="24"/>
-          <w:lang w:val="es-ES"/>
-        </w:rPr>
-      </w:pPr>
-    </w:p>
-    <w:p>
-      <w:pPr>
-        <w:jc w:val="center"/>
-        <w:rPr>
-          <w:rFonts w:ascii="Times New Roman" w:hAnsi="Times New Roman" w:cs="Times New Roman"/>
-          <w:b/>
-          <w:bCs/>
-          <w:sz w:val="24"/>
-          <w:szCs w:val="24"/>
-          <w:lang w:val="es-ES"/>
-        </w:rPr>
-      </w:pPr>
-    </w:p>
-    <w:p>
-      <w:pPr>
-        <w:spacing w:line="360" w:lineRule="auto"/>
-        <w:jc w:val="both"/>
-        <w:rPr>
-          <w:rFonts w:ascii="Times New Roman" w:hAnsi="Times New Roman" w:cs="Times New Roman"/>
-          <w:bCs/>
-          <w:sz w:val="24"/>
-          <w:szCs w:val="24"/>
-        </w:rPr>
-      </w:pPr>
+        </w:rPr>
+      </w:pPr>
+      <w:bookmarkStart w:id="5" w:name="_GoBack"/>
+      <w:bookmarkEnd w:id="5"/>
     </w:p>
     <w:sectPr>
       <w:pgSz w:w="12240" w:h="15840"/>
@@ -23053,7 +23770,7 @@
 </file>
 
 <file path=word/numbering.xml><?xml version="1.0" encoding="utf-8"?>
-<w:numbering xmlns:wpc="http://schemas.microsoft.com/office/word/2010/wordprocessingCanvas" xmlns:cx="http://schemas.microsoft.com/office/drawing/2014/chartex" xmlns:cx1="http://schemas.microsoft.com/office/drawing/2015/9/8/chartex" xmlns:cx2="http://schemas.microsoft.com/office/drawing/2015/10/21/chartex" xmlns:cx3="http://schemas.microsoft.com/office/drawing/2016/5/9/chartex" xmlns:cx4="http://schemas.microsoft.com/office/drawing/2016/5/10/chartex" xmlns:cx5="http://schemas.microsoft.com/office/drawing/2016/5/11/chartex" xmlns:cx6="http://schemas.microsoft.com/office/drawing/2016/5/12/chartex" xmlns:cx7="http://schemas.microsoft.com/office/drawing/2016/5/13/chartex" xmlns:cx8="http://schemas.microsoft.com/office/drawing/2016/5/14/chartex" xmlns:mc="http://schemas.openxmlformats.org/markup-compatibility/2006" xmlns:aink="http://schemas.microsoft.com/office/drawing/2016/ink" xmlns:am3d="http://schemas.microsoft.com/office/drawing/2017/model3d" xmlns:o="urn:schemas-microsoft-com:office:office" xmlns:oel="http://schemas.microsoft.com/office/2019/extlst" xmlns:r="http://schemas.openxmlformats.org/officeDocument/2006/relationships" xmlns:m="http://schemas.openxmlformats.org/officeDocument/2006/math" xmlns:v="urn:schemas-microsoft-com:vml" xmlns:wp14="http://schemas.microsoft.com/office/word/2010/wordprocessingDrawing" xmlns:wp="http://schemas.openxmlformats.org/drawingml/2006/wordprocessingDrawing" xmlns:w10="urn:schemas-microsoft-com:office:word" xmlns:w="http://schemas.openxmlformats.org/wordprocessingml/2006/main" xmlns:w14="http://schemas.microsoft.com/office/word/2010/wordml" xmlns:w15="http://schemas.microsoft.com/office/word/2012/wordml" xmlns:w16cex="http://schemas.microsoft.com/office/word/2018/wordml/cex" xmlns:w16cid="http://schemas.microsoft.com/office/word/2016/wordml/cid" xmlns:w16="http://schemas.microsoft.com/office/word/2018/wordml" xmlns:w16du="http://schemas.microsoft.com/office/word/2023/wordml/word16du" xmlns:w16sdtdh="http://schemas.microsoft.com/office/word/2020/wordml/sdtdatahash" xmlns:w16sdtfl="http://schemas.microsoft.com/office/word/2024/wordml/sdtformatlock" xmlns:w16se="http://schemas.microsoft.com/office/word/2015/wordml/symex" xmlns:wpg="http://schemas.microsoft.com/office/word/2010/wordprocessingGroup" xmlns:wpi="http://schemas.microsoft.com/office/word/2010/wordprocessingInk" xmlns:wne="http://schemas.microsoft.com/office/word/2006/wordml" xmlns:wps="http://schemas.microsoft.com/office/word/2010/wordprocessingShape" mc:Ignorable="w14 w15 w16se w16cid w16 w16cex w16sdtdh w16sdtfl w16du wp14">
+<w:numbering xmlns:wpc="http://schemas.microsoft.com/office/word/2010/wordprocessingCanvas" xmlns:cx="http://schemas.microsoft.com/office/drawing/2014/chartex" xmlns:cx1="http://schemas.microsoft.com/office/drawing/2015/9/8/chartex" xmlns:mc="http://schemas.openxmlformats.org/markup-compatibility/2006" xmlns:o="urn:schemas-microsoft-com:office:office" xmlns:r="http://schemas.openxmlformats.org/officeDocument/2006/relationships" xmlns:m="http://schemas.openxmlformats.org/officeDocument/2006/math" xmlns:v="urn:schemas-microsoft-com:vml" xmlns:wp14="http://schemas.microsoft.com/office/word/2010/wordprocessingDrawing" xmlns:wp="http://schemas.openxmlformats.org/drawingml/2006/wordprocessingDrawing" xmlns:w10="urn:schemas-microsoft-com:office:word" xmlns:w="http://schemas.openxmlformats.org/wordprocessingml/2006/main" xmlns:w14="http://schemas.microsoft.com/office/word/2010/wordml" xmlns:w15="http://schemas.microsoft.com/office/word/2012/wordml" xmlns:w16se="http://schemas.microsoft.com/office/word/2015/wordml/symex" xmlns:wpg="http://schemas.microsoft.com/office/word/2010/wordprocessingGroup" xmlns:wpi="http://schemas.microsoft.com/office/word/2010/wordprocessingInk" xmlns:wne="http://schemas.microsoft.com/office/word/2006/wordml" xmlns:wps="http://schemas.microsoft.com/office/word/2010/wordprocessingShape" mc:Ignorable="w14 w15 w16se wp14">
   <w:abstractNum w:abstractNumId="0" w15:restartNumberingAfterBreak="0">
     <w:nsid w:val="03F44D97"/>
     <w:multiLevelType w:val="hybridMultilevel"/>
@@ -24996,65 +25713,65 @@
       </w:pPr>
     </w:lvl>
   </w:abstractNum>
-  <w:num w:numId="1" w16cid:durableId="675882065">
+  <w:num w:numId="1">
     <w:abstractNumId w:val="15"/>
   </w:num>
-  <w:num w:numId="2" w16cid:durableId="1755082038">
+  <w:num w:numId="2">
     <w:abstractNumId w:val="16"/>
   </w:num>
-  <w:num w:numId="3" w16cid:durableId="357239934">
+  <w:num w:numId="3">
     <w:abstractNumId w:val="6"/>
   </w:num>
-  <w:num w:numId="4" w16cid:durableId="1349257592">
+  <w:num w:numId="4">
     <w:abstractNumId w:val="14"/>
   </w:num>
-  <w:num w:numId="5" w16cid:durableId="1846748031">
+  <w:num w:numId="5">
     <w:abstractNumId w:val="17"/>
   </w:num>
-  <w:num w:numId="6" w16cid:durableId="994184075">
+  <w:num w:numId="6">
     <w:abstractNumId w:val="11"/>
   </w:num>
-  <w:num w:numId="7" w16cid:durableId="112990221">
+  <w:num w:numId="7">
     <w:abstractNumId w:val="5"/>
   </w:num>
-  <w:num w:numId="8" w16cid:durableId="169375867">
+  <w:num w:numId="8">
     <w:abstractNumId w:val="12"/>
   </w:num>
-  <w:num w:numId="9" w16cid:durableId="723257947">
+  <w:num w:numId="9">
     <w:abstractNumId w:val="8"/>
   </w:num>
-  <w:num w:numId="10" w16cid:durableId="844438432">
+  <w:num w:numId="10">
     <w:abstractNumId w:val="7"/>
   </w:num>
-  <w:num w:numId="11" w16cid:durableId="697435540">
+  <w:num w:numId="11">
     <w:abstractNumId w:val="3"/>
   </w:num>
-  <w:num w:numId="12" w16cid:durableId="1259212319">
+  <w:num w:numId="12">
     <w:abstractNumId w:val="13"/>
   </w:num>
-  <w:num w:numId="13" w16cid:durableId="1432621810">
+  <w:num w:numId="13">
     <w:abstractNumId w:val="2"/>
   </w:num>
-  <w:num w:numId="14" w16cid:durableId="683047495">
+  <w:num w:numId="14">
     <w:abstractNumId w:val="10"/>
   </w:num>
-  <w:num w:numId="15" w16cid:durableId="1593276110">
+  <w:num w:numId="15">
     <w:abstractNumId w:val="0"/>
   </w:num>
-  <w:num w:numId="16" w16cid:durableId="69549417">
+  <w:num w:numId="16">
     <w:abstractNumId w:val="4"/>
   </w:num>
-  <w:num w:numId="17" w16cid:durableId="213349202">
+  <w:num w:numId="17">
     <w:abstractNumId w:val="9"/>
   </w:num>
-  <w:num w:numId="18" w16cid:durableId="258220887">
+  <w:num w:numId="18">
     <w:abstractNumId w:val="1"/>
   </w:num>
 </w:numbering>
 </file>
 
 <file path=word/styles.xml><?xml version="1.0" encoding="utf-8"?>
-<w:styles xmlns:mc="http://schemas.openxmlformats.org/markup-compatibility/2006" xmlns:r="http://schemas.openxmlformats.org/officeDocument/2006/relationships" xmlns:w="http://schemas.openxmlformats.org/wordprocessingml/2006/main" xmlns:w14="http://schemas.microsoft.com/office/word/2010/wordml" xmlns:w15="http://schemas.microsoft.com/office/word/2012/wordml" xmlns:w16cex="http://schemas.microsoft.com/office/word/2018/wordml/cex" xmlns:w16cid="http://schemas.microsoft.com/office/word/2016/wordml/cid" xmlns:w16="http://schemas.microsoft.com/office/word/2018/wordml" xmlns:w16du="http://schemas.microsoft.com/office/word/2023/wordml/word16du" xmlns:w16sdtdh="http://schemas.microsoft.com/office/word/2020/wordml/sdtdatahash" xmlns:w16sdtfl="http://schemas.microsoft.com/office/word/2024/wordml/sdtformatlock" xmlns:w16se="http://schemas.microsoft.com/office/word/2015/wordml/symex" mc:Ignorable="w14 w15 w16se w16cid w16 w16cex w16sdtdh w16sdtfl w16du">
+<w:styles xmlns:mc="http://schemas.openxmlformats.org/markup-compatibility/2006" xmlns:r="http://schemas.openxmlformats.org/officeDocument/2006/relationships" xmlns:w="http://schemas.openxmlformats.org/wordprocessingml/2006/main" xmlns:w14="http://schemas.microsoft.com/office/word/2010/wordml" xmlns:w15="http://schemas.microsoft.com/office/word/2012/wordml" xmlns:w16se="http://schemas.microsoft.com/office/word/2015/wordml/symex" mc:Ignorable="w14 w15 w16se">
   <w:docDefaults>
     <w:rPrDefault>
       <w:rPr>
@@ -25070,7 +25787,7 @@
       </w:pPr>
     </w:pPrDefault>
   </w:docDefaults>
-  <w:latentStyles w:defLockedState="0" w:defUIPriority="99" w:defSemiHidden="0" w:defUnhideWhenUsed="0" w:defQFormat="0" w:count="376">
+  <w:latentStyles w:defLockedState="0" w:defUIPriority="99" w:defSemiHidden="0" w:defUnhideWhenUsed="0" w:defQFormat="0" w:count="371">
     <w:lsdException w:name="Normal" w:uiPriority="0" w:qFormat="1"/>
     <w:lsdException w:name="heading 1" w:uiPriority="9" w:qFormat="1"/>
     <w:lsdException w:name="heading 2" w:semiHidden="1" w:uiPriority="9" w:unhideWhenUsed="1" w:qFormat="1"/>
@@ -25442,11 +26159,6 @@
     <w:lsdException w:name="List Table 5 Dark Accent 6" w:uiPriority="50"/>
     <w:lsdException w:name="List Table 6 Colorful Accent 6" w:uiPriority="51"/>
     <w:lsdException w:name="List Table 7 Colorful Accent 6" w:uiPriority="52"/>
-    <w:lsdException w:name="Mention" w:semiHidden="1" w:unhideWhenUsed="1"/>
-    <w:lsdException w:name="Smart Hyperlink" w:semiHidden="1" w:unhideWhenUsed="1"/>
-    <w:lsdException w:name="Hashtag" w:semiHidden="1" w:unhideWhenUsed="1"/>
-    <w:lsdException w:name="Unresolved Mention" w:semiHidden="1" w:unhideWhenUsed="1"/>
-    <w:lsdException w:name="Smart Link" w:semiHidden="1" w:unhideWhenUsed="1"/>
   </w:latentStyles>
   <w:style w:type="paragraph" w:default="1" w:styleId="Normal">
     <w:name w:val="Normal"/>
@@ -25565,7 +26277,7 @@
       </w:tblBorders>
     </w:tblPr>
   </w:style>
-  <w:style w:type="table" w:styleId="Tablaconcuadrcula1clara">
+  <w:style w:type="table" w:styleId="Tabladecuadrcula1clara">
     <w:name w:val="Grid Table 1 Light"/>
     <w:basedOn w:val="Tablanormal"/>
     <w:uiPriority w:val="46"/>
@@ -25622,7 +26334,7 @@
       </w:rPr>
     </w:tblStylePr>
   </w:style>
-  <w:style w:type="table" w:styleId="Tablaconcuadrcula1clara-nfasis1">
+  <w:style w:type="table" w:styleId="Tabladecuadrcula1clara-nfasis1">
     <w:name w:val="Grid Table 1 Light Accent 1"/>
     <w:basedOn w:val="Tablanormal"/>
     <w:uiPriority w:val="46"/>
@@ -25679,7 +26391,7 @@
       </w:rPr>
     </w:tblStylePr>
   </w:style>
-  <w:style w:type="table" w:styleId="Tablaconcuadrcula1Claro-nfasis2">
+  <w:style w:type="table" w:styleId="Tabladecuadrcula1Claro-nfasis2">
     <w:name w:val="Grid Table 1 Light Accent 2"/>
     <w:basedOn w:val="Tablanormal"/>
     <w:uiPriority w:val="46"/>
@@ -26159,7 +26871,7 @@
 </file>
 
 <file path=customXml/itemProps1.xml><?xml version="1.0" encoding="utf-8"?>
-<ds:datastoreItem xmlns:ds="http://schemas.openxmlformats.org/officeDocument/2006/customXml" ds:itemID="{FE94A308-CBD7-4CAE-AD0F-966708BCE969}">
+<ds:datastoreItem xmlns:ds="http://schemas.openxmlformats.org/officeDocument/2006/customXml" ds:itemID="{2209A698-5538-4E7F-BD52-16EA787B784D}">
   <ds:schemaRefs>
     <ds:schemaRef ds:uri="http://schemas.openxmlformats.org/officeDocument/2006/bibliography"/>
   </ds:schemaRefs>

--- a/PATRONES DE SOFTWARE PLATAFORMA DE VOTACIÓN ELECTRONICA.docx
+++ b/PATRONES DE SOFTWARE PLATAFORMA DE VOTACIÓN ELECTRONICA.docx
@@ -12,6 +12,8 @@
           <w:lang w:val="es-ES"/>
         </w:rPr>
       </w:pPr>
+      <w:bookmarkStart w:id="0" w:name="_GoBack"/>
+      <w:bookmarkEnd w:id="0"/>
       <w:r>
         <w:rPr>
           <w:rFonts w:ascii="Times New Roman" w:hAnsi="Times New Roman" w:cs="Times New Roman"/>
@@ -807,7 +809,7 @@
           <w:lang w:val="es-ES"/>
         </w:rPr>
       </w:pPr>
-      <w:bookmarkStart w:id="0" w:name="_Toc240113603"/>
+      <w:bookmarkStart w:id="1" w:name="_Toc240113603"/>
       <w:r>
         <w:rPr>
           <w:rFonts w:ascii="Times New Roman" w:hAnsi="Times New Roman" w:cs="Times New Roman"/>
@@ -843,7 +845,7 @@
         </w:rPr>
         <w:t xml:space="preserve"> 15/08:</w:t>
       </w:r>
-      <w:bookmarkEnd w:id="0"/>
+      <w:bookmarkEnd w:id="1"/>
     </w:p>
     <w:p>
       <w:pPr>
@@ -1283,7 +1285,7 @@
           <w:lang w:val="es-ES"/>
         </w:rPr>
       </w:pPr>
-      <w:bookmarkStart w:id="1" w:name="_Toc240113604"/>
+      <w:bookmarkStart w:id="2" w:name="_Toc240113604"/>
       <w:r>
         <w:rPr>
           <w:rFonts w:ascii="Times New Roman" w:hAnsi="Times New Roman" w:cs="Times New Roman"/>
@@ -1306,7 +1308,7 @@
         </w:rPr>
         <w:t>22/08:</w:t>
       </w:r>
-      <w:bookmarkEnd w:id="1"/>
+      <w:bookmarkEnd w:id="2"/>
       <w:r>
         <w:rPr>
           <w:rFonts w:ascii="Times New Roman" w:hAnsi="Times New Roman" w:cs="Times New Roman"/>
@@ -17537,7 +17539,7 @@
           <w:lang w:val="es-ES"/>
         </w:rPr>
       </w:pPr>
-      <w:bookmarkStart w:id="2" w:name="_Toc240113605"/>
+      <w:bookmarkStart w:id="3" w:name="_Toc240113605"/>
       <w:r>
         <w:rPr>
           <w:rFonts w:ascii="Times New Roman" w:hAnsi="Times New Roman" w:cs="Times New Roman"/>
@@ -17561,7 +17563,7 @@
         </w:rPr>
         <w:t>04/09:</w:t>
       </w:r>
-      <w:bookmarkEnd w:id="2"/>
+      <w:bookmarkEnd w:id="3"/>
     </w:p>
     <w:p>
       <w:pPr>
@@ -17793,7 +17795,7 @@
           <w:lang w:val="en-US" w:eastAsia="es-ES"/>
         </w:rPr>
       </w:pPr>
-      <w:bookmarkStart w:id="3" w:name="_Hlk239450682"/>
+      <w:bookmarkStart w:id="4" w:name="_Hlk239450682"/>
       <w:proofErr w:type="gramStart"/>
       <w:r>
         <w:rPr>
@@ -18317,7 +18319,7 @@
         <w:t>Problema identificado</w:t>
       </w:r>
     </w:p>
-    <w:bookmarkEnd w:id="3"/>
+    <w:bookmarkEnd w:id="4"/>
     <w:p>
       <w:pPr>
         <w:spacing w:line="360" w:lineRule="auto"/>
@@ -20152,27 +20154,14 @@
       <w:r>
         <w:t xml:space="preserve">Ilustración </w:t>
       </w:r>
-      <w:r>
-        <w:fldChar w:fldCharType="begin"/>
-      </w:r>
-      <w:r>
-        <w:instrText xml:space="preserve"> SEQ Ilustración \* ARABIC </w:instrText>
-      </w:r>
-      <w:r>
-        <w:fldChar w:fldCharType="separate"/>
-      </w:r>
-      <w:r>
-        <w:rPr>
-          <w:noProof/>
-        </w:rPr>
-        <w:t>1</w:t>
-      </w:r>
-      <w:r>
-        <w:rPr>
-          <w:noProof/>
-        </w:rPr>
-        <w:fldChar w:fldCharType="end"/>
-      </w:r>
+      <w:fldSimple w:instr=" SEQ Ilustración \* ARABIC ">
+        <w:r>
+          <w:rPr>
+            <w:noProof/>
+          </w:rPr>
+          <w:t>1</w:t>
+        </w:r>
+      </w:fldSimple>
       <w:r>
         <w:t xml:space="preserve"> </w:t>
       </w:r>
@@ -20239,27 +20228,14 @@
       <w:r>
         <w:t xml:space="preserve">Ilustración </w:t>
       </w:r>
-      <w:r>
-        <w:fldChar w:fldCharType="begin"/>
-      </w:r>
-      <w:r>
-        <w:instrText xml:space="preserve"> SEQ Ilustración \* ARABIC </w:instrText>
-      </w:r>
-      <w:r>
-        <w:fldChar w:fldCharType="separate"/>
-      </w:r>
-      <w:r>
-        <w:rPr>
-          <w:noProof/>
-        </w:rPr>
-        <w:t>2</w:t>
-      </w:r>
-      <w:r>
-        <w:rPr>
-          <w:noProof/>
-        </w:rPr>
-        <w:fldChar w:fldCharType="end"/>
-      </w:r>
+      <w:fldSimple w:instr=" SEQ Ilustración \* ARABIC ">
+        <w:r>
+          <w:rPr>
+            <w:noProof/>
+          </w:rPr>
+          <w:t>2</w:t>
+        </w:r>
+      </w:fldSimple>
       <w:r>
         <w:t xml:space="preserve"> </w:t>
       </w:r>
@@ -20336,27 +20312,14 @@
       <w:r>
         <w:t xml:space="preserve">Ilustración </w:t>
       </w:r>
-      <w:r>
-        <w:fldChar w:fldCharType="begin"/>
-      </w:r>
-      <w:r>
-        <w:instrText xml:space="preserve"> SEQ Ilustración \* ARABIC </w:instrText>
-      </w:r>
-      <w:r>
-        <w:fldChar w:fldCharType="separate"/>
-      </w:r>
-      <w:r>
-        <w:rPr>
-          <w:noProof/>
-        </w:rPr>
-        <w:t>3</w:t>
-      </w:r>
-      <w:r>
-        <w:rPr>
-          <w:noProof/>
-        </w:rPr>
-        <w:fldChar w:fldCharType="end"/>
-      </w:r>
+      <w:fldSimple w:instr=" SEQ Ilustración \* ARABIC ">
+        <w:r>
+          <w:rPr>
+            <w:noProof/>
+          </w:rPr>
+          <w:t>3</w:t>
+        </w:r>
+      </w:fldSimple>
       <w:r>
         <w:t xml:space="preserve"> </w:t>
       </w:r>
@@ -20422,27 +20385,14 @@
       <w:r>
         <w:t xml:space="preserve">Ilustración </w:t>
       </w:r>
-      <w:r>
-        <w:fldChar w:fldCharType="begin"/>
-      </w:r>
-      <w:r>
-        <w:instrText xml:space="preserve"> SEQ Ilustración \* ARABIC </w:instrText>
-      </w:r>
-      <w:r>
-        <w:fldChar w:fldCharType="separate"/>
-      </w:r>
-      <w:r>
-        <w:rPr>
-          <w:noProof/>
-        </w:rPr>
-        <w:t>4</w:t>
-      </w:r>
-      <w:r>
-        <w:rPr>
-          <w:noProof/>
-        </w:rPr>
-        <w:fldChar w:fldCharType="end"/>
-      </w:r>
+      <w:fldSimple w:instr=" SEQ Ilustración \* ARABIC ">
+        <w:r>
+          <w:rPr>
+            <w:noProof/>
+          </w:rPr>
+          <w:t>4</w:t>
+        </w:r>
+      </w:fldSimple>
       <w:r>
         <w:t xml:space="preserve"> </w:t>
       </w:r>
@@ -20471,7 +20421,7 @@
           <w:lang w:val="es-ES"/>
         </w:rPr>
       </w:pPr>
-      <w:bookmarkStart w:id="4" w:name="_Toc240113606"/>
+      <w:bookmarkStart w:id="5" w:name="_Toc240113606"/>
       <w:r>
         <w:rPr>
           <w:rFonts w:ascii="Times New Roman" w:hAnsi="Times New Roman" w:cs="Times New Roman"/>
@@ -20495,7 +20445,7 @@
         </w:rPr>
         <w:t xml:space="preserve"> 12/09</w:t>
       </w:r>
-      <w:bookmarkEnd w:id="4"/>
+      <w:bookmarkEnd w:id="5"/>
     </w:p>
     <w:p>
       <w:pPr>
@@ -23756,8 +23706,6 @@
           <w:szCs w:val="24"/>
         </w:rPr>
       </w:pPr>
-      <w:bookmarkStart w:id="5" w:name="_GoBack"/>
-      <w:bookmarkEnd w:id="5"/>
     </w:p>
     <w:sectPr>
       <w:pgSz w:w="12240" w:h="15840"/>
@@ -26871,7 +26819,7 @@
 </file>
 
 <file path=customXml/itemProps1.xml><?xml version="1.0" encoding="utf-8"?>
-<ds:datastoreItem xmlns:ds="http://schemas.openxmlformats.org/officeDocument/2006/customXml" ds:itemID="{2209A698-5538-4E7F-BD52-16EA787B784D}">
+<ds:datastoreItem xmlns:ds="http://schemas.openxmlformats.org/officeDocument/2006/customXml" ds:itemID="{923C455B-6B4E-41B0-9D12-86076C45507A}">
   <ds:schemaRefs>
     <ds:schemaRef ds:uri="http://schemas.openxmlformats.org/officeDocument/2006/bibliography"/>
   </ds:schemaRefs>

--- a/PATRONES DE SOFTWARE PLATAFORMA DE VOTACIÓN ELECTRONICA.docx
+++ b/PATRONES DE SOFTWARE PLATAFORMA DE VOTACIÓN ELECTRONICA.docx
@@ -1,6 +1,6 @@
 
 <file path=word/document.xml><?xml version="1.0" encoding="utf-8"?>
-<w:document xmlns:wpc="http://schemas.microsoft.com/office/word/2010/wordprocessingCanvas" xmlns:cx="http://schemas.microsoft.com/office/drawing/2014/chartex" xmlns:cx1="http://schemas.microsoft.com/office/drawing/2015/9/8/chartex" xmlns:cx2="http://schemas.microsoft.com/office/drawing/2015/10/21/chartex" xmlns:cx3="http://schemas.microsoft.com/office/drawing/2016/5/9/chartex" xmlns:cx4="http://schemas.microsoft.com/office/drawing/2016/5/10/chartex" xmlns:cx5="http://schemas.microsoft.com/office/drawing/2016/5/11/chartex" xmlns:cx6="http://schemas.microsoft.com/office/drawing/2016/5/12/chartex" xmlns:cx7="http://schemas.microsoft.com/office/drawing/2016/5/13/chartex" xmlns:cx8="http://schemas.microsoft.com/office/drawing/2016/5/14/chartex" xmlns:mc="http://schemas.openxmlformats.org/markup-compatibility/2006" xmlns:aink="http://schemas.microsoft.com/office/drawing/2016/ink" xmlns:am3d="http://schemas.microsoft.com/office/drawing/2017/model3d" xmlns:o="urn:schemas-microsoft-com:office:office" xmlns:oel="http://schemas.microsoft.com/office/2019/extlst" xmlns:r="http://schemas.openxmlformats.org/officeDocument/2006/relationships" xmlns:m="http://schemas.openxmlformats.org/officeDocument/2006/math" xmlns:v="urn:schemas-microsoft-com:vml" xmlns:wp14="http://schemas.microsoft.com/office/word/2010/wordprocessingDrawing" xmlns:wp="http://schemas.openxmlformats.org/drawingml/2006/wordprocessingDrawing" xmlns:w10="urn:schemas-microsoft-com:office:word" xmlns:w="http://schemas.openxmlformats.org/wordprocessingml/2006/main" xmlns:w14="http://schemas.microsoft.com/office/word/2010/wordml" xmlns:w15="http://schemas.microsoft.com/office/word/2012/wordml" xmlns:w16cex="http://schemas.microsoft.com/office/word/2018/wordml/cex" xmlns:w16cid="http://schemas.microsoft.com/office/word/2016/wordml/cid" xmlns:w16="http://schemas.microsoft.com/office/word/2018/wordml" xmlns:w16sdtdh="http://schemas.microsoft.com/office/word/2020/wordml/sdtdatahash" xmlns:w16se="http://schemas.microsoft.com/office/word/2015/wordml/symex" xmlns:wpg="http://schemas.microsoft.com/office/word/2010/wordprocessingGroup" xmlns:wpi="http://schemas.microsoft.com/office/word/2010/wordprocessingInk" xmlns:wne="http://schemas.microsoft.com/office/word/2006/wordml" xmlns:wps="http://schemas.microsoft.com/office/word/2010/wordprocessingShape" mc:Ignorable="w14 w15 w16se w16cid w16 w16cex w16sdtdh wp14">
+<w:document xmlns:wpc="http://schemas.microsoft.com/office/word/2010/wordprocessingCanvas" xmlns:cx="http://schemas.microsoft.com/office/drawing/2014/chartex" xmlns:cx1="http://schemas.microsoft.com/office/drawing/2015/9/8/chartex" xmlns:mc="http://schemas.openxmlformats.org/markup-compatibility/2006" xmlns:o="urn:schemas-microsoft-com:office:office" xmlns:r="http://schemas.openxmlformats.org/officeDocument/2006/relationships" xmlns:m="http://schemas.openxmlformats.org/officeDocument/2006/math" xmlns:v="urn:schemas-microsoft-com:vml" xmlns:wp14="http://schemas.microsoft.com/office/word/2010/wordprocessingDrawing" xmlns:wp="http://schemas.openxmlformats.org/drawingml/2006/wordprocessingDrawing" xmlns:w10="urn:schemas-microsoft-com:office:word" xmlns:w="http://schemas.openxmlformats.org/wordprocessingml/2006/main" xmlns:w14="http://schemas.microsoft.com/office/word/2010/wordml" xmlns:w15="http://schemas.microsoft.com/office/word/2012/wordml" xmlns:w16se="http://schemas.microsoft.com/office/word/2015/wordml/symex" xmlns:wpg="http://schemas.microsoft.com/office/word/2010/wordprocessingGroup" xmlns:wpi="http://schemas.microsoft.com/office/word/2010/wordprocessingInk" xmlns:wne="http://schemas.microsoft.com/office/word/2006/wordml" xmlns:wps="http://schemas.microsoft.com/office/word/2010/wordprocessingShape" mc:Ignorable="w14 w15 w16se wp14">
   <w:body>
     <w:p>
       <w:pPr>
@@ -12,6 +12,8 @@
           <w:lang w:val="es-ES"/>
         </w:rPr>
       </w:pPr>
+      <w:bookmarkStart w:id="0" w:name="_GoBack"/>
+      <w:bookmarkEnd w:id="0"/>
       <w:r>
         <w:rPr>
           <w:rFonts w:ascii="Times New Roman" w:hAnsi="Times New Roman" w:cs="Times New Roman"/>
@@ -356,7 +358,11 @@
     <w:sdt>
       <w:sdtPr>
         <w:rPr>
-          <w:rFonts w:ascii="Times New Roman" w:hAnsi="Times New Roman" w:cs="Times New Roman"/>
+          <w:rFonts w:ascii="Times New Roman" w:eastAsiaTheme="minorHAnsi" w:hAnsi="Times New Roman" w:cs="Times New Roman"/>
+          <w:color w:val="auto"/>
+          <w:sz w:val="22"/>
+          <w:szCs w:val="22"/>
+          <w:lang w:val="es-CO" w:eastAsia="en-US"/>
         </w:rPr>
         <w:id w:val="-937907754"/>
         <w:docPartObj>
@@ -366,13 +372,8 @@
       </w:sdtPr>
       <w:sdtEndPr>
         <w:rPr>
-          <w:rFonts w:eastAsiaTheme="minorHAnsi"/>
           <w:b/>
           <w:bCs/>
-          <w:color w:val="auto"/>
-          <w:sz w:val="22"/>
-          <w:szCs w:val="22"/>
-          <w:lang w:val="es-CO" w:eastAsia="en-US"/>
         </w:rPr>
       </w:sdtEndPr>
       <w:sdtContent>
@@ -398,8 +399,13 @@
               <w:tab w:val="right" w:leader="dot" w:pos="8828"/>
             </w:tabs>
             <w:rPr>
-              <w:rFonts w:ascii="Times New Roman" w:hAnsi="Times New Roman" w:cs="Times New Roman"/>
+              <w:rFonts w:eastAsiaTheme="minorEastAsia"/>
               <w:noProof/>
+              <w:kern w:val="2"/>
+              <w:sz w:val="24"/>
+              <w:szCs w:val="24"/>
+              <w:lang w:eastAsia="es-CO"/>
+              <w14:ligatures w14:val="standardContextual"/>
             </w:rPr>
           </w:pPr>
           <w:r>
@@ -420,7 +426,7 @@
             </w:rPr>
             <w:fldChar w:fldCharType="separate"/>
           </w:r>
-          <w:hyperlink w:anchor="_Toc239452404" w:history="1">
+          <w:hyperlink w:anchor="_Toc240113603" w:history="1">
             <w:r>
               <w:rPr>
                 <w:rStyle w:val="Hipervnculo"/>
@@ -443,7 +449,6 @@
             </w:r>
             <w:r>
               <w:rPr>
-                <w:rFonts w:ascii="Times New Roman" w:hAnsi="Times New Roman" w:cs="Times New Roman"/>
                 <w:noProof/>
                 <w:webHidden/>
               </w:rPr>
@@ -451,7 +456,6 @@
             </w:r>
             <w:r>
               <w:rPr>
-                <w:rFonts w:ascii="Times New Roman" w:hAnsi="Times New Roman" w:cs="Times New Roman"/>
                 <w:noProof/>
                 <w:webHidden/>
               </w:rPr>
@@ -459,22 +463,19 @@
             </w:r>
             <w:r>
               <w:rPr>
-                <w:rFonts w:ascii="Times New Roman" w:hAnsi="Times New Roman" w:cs="Times New Roman"/>
                 <w:noProof/>
                 <w:webHidden/>
               </w:rPr>
-              <w:instrText xml:space="preserve"> PAGEREF _Toc239452404 \h </w:instrText>
+              <w:instrText xml:space="preserve"> PAGEREF _Toc240113603 \h </w:instrText>
             </w:r>
             <w:r>
               <w:rPr>
-                <w:rFonts w:ascii="Times New Roman" w:hAnsi="Times New Roman" w:cs="Times New Roman"/>
                 <w:noProof/>
                 <w:webHidden/>
               </w:rPr>
             </w:r>
             <w:r>
               <w:rPr>
-                <w:rFonts w:ascii="Times New Roman" w:hAnsi="Times New Roman" w:cs="Times New Roman"/>
                 <w:noProof/>
                 <w:webHidden/>
               </w:rPr>
@@ -482,7 +483,6 @@
             </w:r>
             <w:r>
               <w:rPr>
-                <w:rFonts w:ascii="Times New Roman" w:hAnsi="Times New Roman" w:cs="Times New Roman"/>
                 <w:noProof/>
                 <w:webHidden/>
               </w:rPr>
@@ -490,7 +490,6 @@
             </w:r>
             <w:r>
               <w:rPr>
-                <w:rFonts w:ascii="Times New Roman" w:hAnsi="Times New Roman" w:cs="Times New Roman"/>
                 <w:noProof/>
                 <w:webHidden/>
               </w:rPr>
@@ -505,11 +504,16 @@
               <w:tab w:val="right" w:leader="dot" w:pos="8828"/>
             </w:tabs>
             <w:rPr>
-              <w:rFonts w:ascii="Times New Roman" w:hAnsi="Times New Roman" w:cs="Times New Roman"/>
+              <w:rFonts w:eastAsiaTheme="minorEastAsia"/>
               <w:noProof/>
+              <w:kern w:val="2"/>
+              <w:sz w:val="24"/>
+              <w:szCs w:val="24"/>
+              <w:lang w:eastAsia="es-CO"/>
+              <w14:ligatures w14:val="standardContextual"/>
             </w:rPr>
           </w:pPr>
-          <w:hyperlink w:anchor="_Toc239452405" w:history="1">
+          <w:hyperlink w:anchor="_Toc240113604" w:history="1">
             <w:r>
               <w:rPr>
                 <w:rStyle w:val="Hipervnculo"/>
@@ -532,7 +536,6 @@
             </w:r>
             <w:r>
               <w:rPr>
-                <w:rFonts w:ascii="Times New Roman" w:hAnsi="Times New Roman" w:cs="Times New Roman"/>
                 <w:noProof/>
                 <w:webHidden/>
               </w:rPr>
@@ -540,7 +543,6 @@
             </w:r>
             <w:r>
               <w:rPr>
-                <w:rFonts w:ascii="Times New Roman" w:hAnsi="Times New Roman" w:cs="Times New Roman"/>
                 <w:noProof/>
                 <w:webHidden/>
               </w:rPr>
@@ -548,22 +550,19 @@
             </w:r>
             <w:r>
               <w:rPr>
-                <w:rFonts w:ascii="Times New Roman" w:hAnsi="Times New Roman" w:cs="Times New Roman"/>
                 <w:noProof/>
                 <w:webHidden/>
               </w:rPr>
-              <w:instrText xml:space="preserve"> PAGEREF _Toc239452405 \h </w:instrText>
+              <w:instrText xml:space="preserve"> PAGEREF _Toc240113604 \h </w:instrText>
             </w:r>
             <w:r>
               <w:rPr>
-                <w:rFonts w:ascii="Times New Roman" w:hAnsi="Times New Roman" w:cs="Times New Roman"/>
                 <w:noProof/>
                 <w:webHidden/>
               </w:rPr>
             </w:r>
             <w:r>
               <w:rPr>
-                <w:rFonts w:ascii="Times New Roman" w:hAnsi="Times New Roman" w:cs="Times New Roman"/>
                 <w:noProof/>
                 <w:webHidden/>
               </w:rPr>
@@ -571,7 +570,6 @@
             </w:r>
             <w:r>
               <w:rPr>
-                <w:rFonts w:ascii="Times New Roman" w:hAnsi="Times New Roman" w:cs="Times New Roman"/>
                 <w:noProof/>
                 <w:webHidden/>
               </w:rPr>
@@ -579,7 +577,6 @@
             </w:r>
             <w:r>
               <w:rPr>
-                <w:rFonts w:ascii="Times New Roman" w:hAnsi="Times New Roman" w:cs="Times New Roman"/>
                 <w:noProof/>
                 <w:webHidden/>
               </w:rPr>
@@ -594,11 +591,16 @@
               <w:tab w:val="right" w:leader="dot" w:pos="8828"/>
             </w:tabs>
             <w:rPr>
-              <w:rFonts w:ascii="Times New Roman" w:hAnsi="Times New Roman" w:cs="Times New Roman"/>
+              <w:rFonts w:eastAsiaTheme="minorEastAsia"/>
               <w:noProof/>
+              <w:kern w:val="2"/>
+              <w:sz w:val="24"/>
+              <w:szCs w:val="24"/>
+              <w:lang w:eastAsia="es-CO"/>
+              <w14:ligatures w14:val="standardContextual"/>
             </w:rPr>
           </w:pPr>
-          <w:hyperlink w:anchor="_Toc239452406" w:history="1">
+          <w:hyperlink w:anchor="_Toc240113605" w:history="1">
             <w:r>
               <w:rPr>
                 <w:rStyle w:val="Hipervnculo"/>
@@ -621,7 +623,6 @@
             </w:r>
             <w:r>
               <w:rPr>
-                <w:rFonts w:ascii="Times New Roman" w:hAnsi="Times New Roman" w:cs="Times New Roman"/>
                 <w:noProof/>
                 <w:webHidden/>
               </w:rPr>
@@ -629,7 +630,6 @@
             </w:r>
             <w:r>
               <w:rPr>
-                <w:rFonts w:ascii="Times New Roman" w:hAnsi="Times New Roman" w:cs="Times New Roman"/>
                 <w:noProof/>
                 <w:webHidden/>
               </w:rPr>
@@ -637,22 +637,19 @@
             </w:r>
             <w:r>
               <w:rPr>
-                <w:rFonts w:ascii="Times New Roman" w:hAnsi="Times New Roman" w:cs="Times New Roman"/>
                 <w:noProof/>
                 <w:webHidden/>
               </w:rPr>
-              <w:instrText xml:space="preserve"> PAGEREF _Toc239452406 \h </w:instrText>
+              <w:instrText xml:space="preserve"> PAGEREF _Toc240113605 \h </w:instrText>
             </w:r>
             <w:r>
               <w:rPr>
-                <w:rFonts w:ascii="Times New Roman" w:hAnsi="Times New Roman" w:cs="Times New Roman"/>
                 <w:noProof/>
                 <w:webHidden/>
               </w:rPr>
             </w:r>
             <w:r>
               <w:rPr>
-                <w:rFonts w:ascii="Times New Roman" w:hAnsi="Times New Roman" w:cs="Times New Roman"/>
                 <w:noProof/>
                 <w:webHidden/>
               </w:rPr>
@@ -660,7 +657,6 @@
             </w:r>
             <w:r>
               <w:rPr>
-                <w:rFonts w:ascii="Times New Roman" w:hAnsi="Times New Roman" w:cs="Times New Roman"/>
                 <w:noProof/>
                 <w:webHidden/>
               </w:rPr>
@@ -668,7 +664,93 @@
             </w:r>
             <w:r>
               <w:rPr>
+                <w:noProof/>
+                <w:webHidden/>
+              </w:rPr>
+              <w:fldChar w:fldCharType="end"/>
+            </w:r>
+          </w:hyperlink>
+        </w:p>
+        <w:p>
+          <w:pPr>
+            <w:pStyle w:val="TDC1"/>
+            <w:tabs>
+              <w:tab w:val="right" w:leader="dot" w:pos="8828"/>
+            </w:tabs>
+            <w:rPr>
+              <w:rFonts w:eastAsiaTheme="minorEastAsia"/>
+              <w:noProof/>
+              <w:kern w:val="2"/>
+              <w:sz w:val="24"/>
+              <w:szCs w:val="24"/>
+              <w:lang w:eastAsia="es-CO"/>
+              <w14:ligatures w14:val="standardContextual"/>
+            </w:rPr>
+          </w:pPr>
+          <w:hyperlink w:anchor="_Toc240113606" w:history="1">
+            <w:r>
+              <w:rPr>
+                <w:rStyle w:val="Hipervnculo"/>
                 <w:rFonts w:ascii="Times New Roman" w:hAnsi="Times New Roman" w:cs="Times New Roman"/>
+                <w:b/>
+                <w:bCs/>
+                <w:noProof/>
+                <w:lang w:val="es-ES"/>
+              </w:rPr>
+              <w:t>Semana5</w:t>
+            </w:r>
+            <w:r>
+              <w:rPr>
+                <w:rStyle w:val="Hipervnculo"/>
+                <w:rFonts w:ascii="Times New Roman" w:hAnsi="Times New Roman" w:cs="Times New Roman"/>
+                <w:noProof/>
+                <w:lang w:val="es-ES"/>
+              </w:rPr>
+              <w:t xml:space="preserve"> 12/09</w:t>
+            </w:r>
+            <w:r>
+              <w:rPr>
+                <w:noProof/>
+                <w:webHidden/>
+              </w:rPr>
+              <w:tab/>
+            </w:r>
+            <w:r>
+              <w:rPr>
+                <w:noProof/>
+                <w:webHidden/>
+              </w:rPr>
+              <w:fldChar w:fldCharType="begin"/>
+            </w:r>
+            <w:r>
+              <w:rPr>
+                <w:noProof/>
+                <w:webHidden/>
+              </w:rPr>
+              <w:instrText xml:space="preserve"> PAGEREF _Toc240113606 \h </w:instrText>
+            </w:r>
+            <w:r>
+              <w:rPr>
+                <w:noProof/>
+                <w:webHidden/>
+              </w:rPr>
+            </w:r>
+            <w:r>
+              <w:rPr>
+                <w:noProof/>
+                <w:webHidden/>
+              </w:rPr>
+              <w:fldChar w:fldCharType="separate"/>
+            </w:r>
+            <w:r>
+              <w:rPr>
+                <w:noProof/>
+                <w:webHidden/>
+              </w:rPr>
+              <w:t>22</w:t>
+            </w:r>
+            <w:r>
+              <w:rPr>
                 <w:noProof/>
                 <w:webHidden/>
               </w:rPr>
@@ -727,7 +809,7 @@
           <w:lang w:val="es-ES"/>
         </w:rPr>
       </w:pPr>
-      <w:bookmarkStart w:id="0" w:name="_Toc239452404"/>
+      <w:bookmarkStart w:id="1" w:name="_Toc240113603"/>
       <w:r>
         <w:rPr>
           <w:rFonts w:ascii="Times New Roman" w:hAnsi="Times New Roman" w:cs="Times New Roman"/>
@@ -763,7 +845,7 @@
         </w:rPr>
         <w:t xml:space="preserve"> 15/08:</w:t>
       </w:r>
-      <w:bookmarkEnd w:id="0"/>
+      <w:bookmarkEnd w:id="1"/>
     </w:p>
     <w:p>
       <w:pPr>
@@ -1203,7 +1285,7 @@
           <w:lang w:val="es-ES"/>
         </w:rPr>
       </w:pPr>
-      <w:bookmarkStart w:id="1" w:name="_Toc239452405"/>
+      <w:bookmarkStart w:id="2" w:name="_Toc240113604"/>
       <w:r>
         <w:rPr>
           <w:rFonts w:ascii="Times New Roman" w:hAnsi="Times New Roman" w:cs="Times New Roman"/>
@@ -1226,7 +1308,7 @@
         </w:rPr>
         <w:t>22/08:</w:t>
       </w:r>
-      <w:bookmarkEnd w:id="1"/>
+      <w:bookmarkEnd w:id="2"/>
       <w:r>
         <w:rPr>
           <w:rFonts w:ascii="Times New Roman" w:hAnsi="Times New Roman" w:cs="Times New Roman"/>
@@ -1258,19 +1340,8 @@
           <w:bCs/>
           <w:sz w:val="24"/>
         </w:rPr>
-        <w:t xml:space="preserve">Primer patrón aplicado — </w:t>
-      </w:r>
-      <w:proofErr w:type="spellStart"/>
-      <w:r>
-        <w:rPr>
-          <w:rFonts w:ascii="Times New Roman" w:hAnsi="Times New Roman" w:cs="Times New Roman"/>
-          <w:b/>
-          <w:bCs/>
-          <w:sz w:val="24"/>
-        </w:rPr>
-        <w:t>Singleton</w:t>
-      </w:r>
-      <w:proofErr w:type="spellEnd"/>
+        <w:t>Primer patrón aplicado — Singleton</w:t>
+      </w:r>
     </w:p>
     <w:p>
       <w:pPr>
@@ -1475,7 +1546,27 @@
           <w:sz w:val="24"/>
           <w:lang w:val="es-ES"/>
         </w:rPr>
-        <w:t>Un método estático público (obtenerInstancia()) que actúa como la única puerta de entrada permitida (aplicando lazy initialization).</w:t>
+        <w:t>Un método estático público (</w:t>
+      </w:r>
+      <w:proofErr w:type="gramStart"/>
+      <w:r>
+        <w:rPr>
+          <w:rFonts w:ascii="Times New Roman" w:hAnsi="Times New Roman" w:cs="Times New Roman"/>
+          <w:bCs/>
+          <w:sz w:val="24"/>
+          <w:lang w:val="es-ES"/>
+        </w:rPr>
+        <w:t>obtenerInstancia(</w:t>
+      </w:r>
+      <w:proofErr w:type="gramEnd"/>
+      <w:r>
+        <w:rPr>
+          <w:rFonts w:ascii="Times New Roman" w:hAnsi="Times New Roman" w:cs="Times New Roman"/>
+          <w:bCs/>
+          <w:sz w:val="24"/>
+          <w:lang w:val="es-ES"/>
+        </w:rPr>
+        <w:t>)) que actúa como la única puerta de entrada permitida (aplicando lazy initialization).</w:t>
       </w:r>
     </w:p>
     <w:p>
@@ -2046,6 +2137,7 @@
         </w:rPr>
         <w:t xml:space="preserve">  </w:t>
       </w:r>
+      <w:proofErr w:type="gramStart"/>
       <w:r>
         <w:rPr>
           <w:rFonts w:ascii="Consolas" w:eastAsia="Times New Roman" w:hAnsi="Consolas" w:cs="Times New Roman"/>
@@ -2064,7 +2156,18 @@
           <w:szCs w:val="21"/>
           <w:lang w:eastAsia="es-CO"/>
         </w:rPr>
-        <w:t>() {</w:t>
+        <w:t>(</w:t>
+      </w:r>
+      <w:proofErr w:type="gramEnd"/>
+      <w:r>
+        <w:rPr>
+          <w:rFonts w:ascii="Consolas" w:eastAsia="Times New Roman" w:hAnsi="Consolas" w:cs="Times New Roman"/>
+          <w:color w:val="DAD6DA"/>
+          <w:sz w:val="21"/>
+          <w:szCs w:val="21"/>
+          <w:lang w:eastAsia="es-CO"/>
+        </w:rPr>
+        <w:t>) {</w:t>
       </w:r>
     </w:p>
     <w:p>
@@ -2185,6 +2288,7 @@
         </w:rPr>
         <w:t>(</w:t>
       </w:r>
+      <w:proofErr w:type="gramStart"/>
       <w:r>
         <w:rPr>
           <w:rFonts w:ascii="Consolas" w:eastAsia="Times New Roman" w:hAnsi="Consolas" w:cs="Times New Roman"/>
@@ -2213,7 +2317,18 @@
           <w:szCs w:val="21"/>
           <w:lang w:eastAsia="es-CO"/>
         </w:rPr>
-        <w:t>#instancia)</w:t>
+        <w:t>#</w:t>
+      </w:r>
+      <w:proofErr w:type="gramEnd"/>
+      <w:r>
+        <w:rPr>
+          <w:rFonts w:ascii="Consolas" w:eastAsia="Times New Roman" w:hAnsi="Consolas" w:cs="Times New Roman"/>
+          <w:color w:val="F8F8F2"/>
+          <w:sz w:val="21"/>
+          <w:szCs w:val="21"/>
+          <w:lang w:eastAsia="es-CO"/>
+        </w:rPr>
+        <w:t>instancia)</w:t>
       </w:r>
       <w:r>
         <w:rPr>
@@ -2290,6 +2405,7 @@
         </w:rPr>
         <w:t xml:space="preserve"> </w:t>
       </w:r>
+      <w:proofErr w:type="gramStart"/>
       <w:r>
         <w:rPr>
           <w:rFonts w:ascii="Consolas" w:eastAsia="Times New Roman" w:hAnsi="Consolas" w:cs="Times New Roman"/>
@@ -2312,6 +2428,7 @@
         </w:rPr>
         <w:t>(</w:t>
       </w:r>
+      <w:proofErr w:type="gramEnd"/>
       <w:r>
         <w:rPr>
           <w:rFonts w:ascii="Consolas" w:eastAsia="Times New Roman" w:hAnsi="Consolas" w:cs="Times New Roman"/>
@@ -2500,6 +2617,7 @@
         </w:rPr>
         <w:t>this</w:t>
       </w:r>
+      <w:proofErr w:type="gramStart"/>
       <w:r>
         <w:rPr>
           <w:rFonts w:ascii="Consolas" w:eastAsia="Times New Roman" w:hAnsi="Consolas" w:cs="Times New Roman"/>
@@ -2518,7 +2636,18 @@
           <w:szCs w:val="21"/>
           <w:lang w:val="en-US" w:eastAsia="es-CO"/>
         </w:rPr>
-        <w:t>#config</w:t>
+        <w:t>#</w:t>
+      </w:r>
+      <w:proofErr w:type="gramEnd"/>
+      <w:r>
+        <w:rPr>
+          <w:rFonts w:ascii="Consolas" w:eastAsia="Times New Roman" w:hAnsi="Consolas" w:cs="Times New Roman"/>
+          <w:color w:val="F8F8F2"/>
+          <w:sz w:val="21"/>
+          <w:szCs w:val="21"/>
+          <w:lang w:val="en-US" w:eastAsia="es-CO"/>
+        </w:rPr>
+        <w:t>config</w:t>
       </w:r>
       <w:r>
         <w:rPr>
@@ -2573,6 +2702,7 @@
         </w:rPr>
         <w:t xml:space="preserve">      </w:t>
       </w:r>
+      <w:proofErr w:type="gramStart"/>
       <w:r>
         <w:rPr>
           <w:rFonts w:ascii="Consolas" w:eastAsia="Times New Roman" w:hAnsi="Consolas" w:cs="Times New Roman"/>
@@ -2583,6 +2713,7 @@
         </w:rPr>
         <w:t>dbHost</w:t>
       </w:r>
+      <w:proofErr w:type="gramEnd"/>
       <w:r>
         <w:rPr>
           <w:rFonts w:ascii="Consolas" w:eastAsia="Times New Roman" w:hAnsi="Consolas" w:cs="Times New Roman"/>
@@ -2686,6 +2817,7 @@
         </w:rPr>
         <w:t xml:space="preserve">      </w:t>
       </w:r>
+      <w:proofErr w:type="gramStart"/>
       <w:r>
         <w:rPr>
           <w:rFonts w:ascii="Consolas" w:eastAsia="Times New Roman" w:hAnsi="Consolas" w:cs="Times New Roman"/>
@@ -2696,6 +2828,7 @@
         </w:rPr>
         <w:t>dbPort</w:t>
       </w:r>
+      <w:proofErr w:type="gramEnd"/>
       <w:r>
         <w:rPr>
           <w:rFonts w:ascii="Consolas" w:eastAsia="Times New Roman" w:hAnsi="Consolas" w:cs="Times New Roman"/>
@@ -2899,6 +3032,7 @@
         </w:rPr>
         <w:t xml:space="preserve">      </w:t>
       </w:r>
+      <w:proofErr w:type="gramStart"/>
       <w:r>
         <w:rPr>
           <w:rFonts w:ascii="Consolas" w:eastAsia="Times New Roman" w:hAnsi="Consolas" w:cs="Times New Roman"/>
@@ -2909,6 +3043,7 @@
         </w:rPr>
         <w:t>dbUser</w:t>
       </w:r>
+      <w:proofErr w:type="gramEnd"/>
       <w:r>
         <w:rPr>
           <w:rFonts w:ascii="Consolas" w:eastAsia="Times New Roman" w:hAnsi="Consolas" w:cs="Times New Roman"/>
@@ -3012,6 +3147,7 @@
         </w:rPr>
         <w:t xml:space="preserve">      </w:t>
       </w:r>
+      <w:proofErr w:type="gramStart"/>
       <w:r>
         <w:rPr>
           <w:rFonts w:ascii="Consolas" w:eastAsia="Times New Roman" w:hAnsi="Consolas" w:cs="Times New Roman"/>
@@ -3022,6 +3158,7 @@
         </w:rPr>
         <w:t>dbPass</w:t>
       </w:r>
+      <w:proofErr w:type="gramEnd"/>
       <w:r>
         <w:rPr>
           <w:rFonts w:ascii="Consolas" w:eastAsia="Times New Roman" w:hAnsi="Consolas" w:cs="Times New Roman"/>
@@ -3125,6 +3262,7 @@
         </w:rPr>
         <w:t xml:space="preserve">      </w:t>
       </w:r>
+      <w:proofErr w:type="gramStart"/>
       <w:r>
         <w:rPr>
           <w:rFonts w:ascii="Consolas" w:eastAsia="Times New Roman" w:hAnsi="Consolas" w:cs="Times New Roman"/>
@@ -3135,6 +3273,7 @@
         </w:rPr>
         <w:t>apiKey</w:t>
       </w:r>
+      <w:proofErr w:type="gramEnd"/>
       <w:r>
         <w:rPr>
           <w:rFonts w:ascii="Consolas" w:eastAsia="Times New Roman" w:hAnsi="Consolas" w:cs="Times New Roman"/>
@@ -3268,6 +3407,7 @@
         </w:rPr>
         <w:t xml:space="preserve"> </w:t>
       </w:r>
+      <w:proofErr w:type="gramStart"/>
       <w:r>
         <w:rPr>
           <w:rFonts w:ascii="Consolas" w:eastAsia="Times New Roman" w:hAnsi="Consolas" w:cs="Times New Roman"/>
@@ -3286,7 +3426,18 @@
           <w:szCs w:val="21"/>
           <w:lang w:eastAsia="es-CO"/>
         </w:rPr>
-        <w:t>(process</w:t>
+        <w:t>(</w:t>
+      </w:r>
+      <w:proofErr w:type="gramEnd"/>
+      <w:r>
+        <w:rPr>
+          <w:rFonts w:ascii="Consolas" w:eastAsia="Times New Roman" w:hAnsi="Consolas" w:cs="Times New Roman"/>
+          <w:color w:val="F8F8F2"/>
+          <w:sz w:val="21"/>
+          <w:szCs w:val="21"/>
+          <w:lang w:eastAsia="es-CO"/>
+        </w:rPr>
+        <w:t>process</w:t>
       </w:r>
       <w:r>
         <w:rPr>
@@ -3451,6 +3602,7 @@
         </w:rPr>
         <w:t xml:space="preserve">      </w:t>
       </w:r>
+      <w:proofErr w:type="gramStart"/>
       <w:r>
         <w:rPr>
           <w:rFonts w:ascii="Consolas" w:eastAsia="Times New Roman" w:hAnsi="Consolas" w:cs="Times New Roman"/>
@@ -3461,6 +3613,7 @@
         </w:rPr>
         <w:t>timeout</w:t>
       </w:r>
+      <w:proofErr w:type="gramEnd"/>
       <w:r>
         <w:rPr>
           <w:rFonts w:ascii="Consolas" w:eastAsia="Times New Roman" w:hAnsi="Consolas" w:cs="Times New Roman"/>
@@ -3664,6 +3817,7 @@
         </w:rPr>
         <w:t xml:space="preserve">      </w:t>
       </w:r>
+      <w:proofErr w:type="gramStart"/>
       <w:r>
         <w:rPr>
           <w:rFonts w:ascii="Consolas" w:eastAsia="Times New Roman" w:hAnsi="Consolas" w:cs="Times New Roman"/>
@@ -3674,6 +3828,7 @@
         </w:rPr>
         <w:t>smtpHost</w:t>
       </w:r>
+      <w:proofErr w:type="gramEnd"/>
       <w:r>
         <w:rPr>
           <w:rFonts w:ascii="Consolas" w:eastAsia="Times New Roman" w:hAnsi="Consolas" w:cs="Times New Roman"/>
@@ -3777,6 +3932,7 @@
         </w:rPr>
         <w:t xml:space="preserve">      </w:t>
       </w:r>
+      <w:proofErr w:type="gramStart"/>
       <w:r>
         <w:rPr>
           <w:rFonts w:ascii="Consolas" w:eastAsia="Times New Roman" w:hAnsi="Consolas" w:cs="Times New Roman"/>
@@ -3787,6 +3943,7 @@
         </w:rPr>
         <w:t>smtpPort</w:t>
       </w:r>
+      <w:proofErr w:type="gramEnd"/>
       <w:r>
         <w:rPr>
           <w:rFonts w:ascii="Consolas" w:eastAsia="Times New Roman" w:hAnsi="Consolas" w:cs="Times New Roman"/>
@@ -3990,6 +4147,7 @@
         </w:rPr>
         <w:t xml:space="preserve">      </w:t>
       </w:r>
+      <w:proofErr w:type="gramStart"/>
       <w:r>
         <w:rPr>
           <w:rFonts w:ascii="Consolas" w:eastAsia="Times New Roman" w:hAnsi="Consolas" w:cs="Times New Roman"/>
@@ -4000,6 +4158,7 @@
         </w:rPr>
         <w:t>smtpUser</w:t>
       </w:r>
+      <w:proofErr w:type="gramEnd"/>
       <w:r>
         <w:rPr>
           <w:rFonts w:ascii="Consolas" w:eastAsia="Times New Roman" w:hAnsi="Consolas" w:cs="Times New Roman"/>
@@ -4103,6 +4262,7 @@
         </w:rPr>
         <w:t xml:space="preserve">      </w:t>
       </w:r>
+      <w:proofErr w:type="gramStart"/>
       <w:r>
         <w:rPr>
           <w:rFonts w:ascii="Consolas" w:eastAsia="Times New Roman" w:hAnsi="Consolas" w:cs="Times New Roman"/>
@@ -4113,6 +4273,7 @@
         </w:rPr>
         <w:t>smtpPass</w:t>
       </w:r>
+      <w:proofErr w:type="gramEnd"/>
       <w:r>
         <w:rPr>
           <w:rFonts w:ascii="Consolas" w:eastAsia="Times New Roman" w:hAnsi="Consolas" w:cs="Times New Roman"/>
@@ -4262,6 +4423,7 @@
         </w:rPr>
         <w:t xml:space="preserve">    </w:t>
       </w:r>
+      <w:proofErr w:type="gramStart"/>
       <w:r>
         <w:rPr>
           <w:rFonts w:ascii="Consolas" w:eastAsia="Times New Roman" w:hAnsi="Consolas" w:cs="Times New Roman"/>
@@ -4292,7 +4454,18 @@
           <w:szCs w:val="21"/>
           <w:lang w:eastAsia="es-CO"/>
         </w:rPr>
-        <w:t>#validarConfiguracionCritica</w:t>
+        <w:t>#</w:t>
+      </w:r>
+      <w:proofErr w:type="gramEnd"/>
+      <w:r>
+        <w:rPr>
+          <w:rFonts w:ascii="Consolas" w:eastAsia="Times New Roman" w:hAnsi="Consolas" w:cs="Times New Roman"/>
+          <w:color w:val="50FA7B"/>
+          <w:sz w:val="21"/>
+          <w:szCs w:val="21"/>
+          <w:lang w:eastAsia="es-CO"/>
+        </w:rPr>
+        <w:t>validarConfiguracionCritica</w:t>
       </w:r>
       <w:r>
         <w:rPr>
@@ -4337,6 +4510,7 @@
         </w:rPr>
         <w:t xml:space="preserve">    </w:t>
       </w:r>
+      <w:proofErr w:type="gramStart"/>
       <w:r>
         <w:rPr>
           <w:rFonts w:ascii="Consolas" w:eastAsia="Times New Roman" w:hAnsi="Consolas" w:cs="Times New Roman"/>
@@ -4365,7 +4539,18 @@
           <w:szCs w:val="21"/>
           <w:lang w:eastAsia="es-CO"/>
         </w:rPr>
-        <w:t>#instancia</w:t>
+        <w:t>#</w:t>
+      </w:r>
+      <w:proofErr w:type="gramEnd"/>
+      <w:r>
+        <w:rPr>
+          <w:rFonts w:ascii="Consolas" w:eastAsia="Times New Roman" w:hAnsi="Consolas" w:cs="Times New Roman"/>
+          <w:color w:val="F8F8F2"/>
+          <w:sz w:val="21"/>
+          <w:szCs w:val="21"/>
+          <w:lang w:eastAsia="es-CO"/>
+        </w:rPr>
+        <w:t>instancia</w:t>
       </w:r>
       <w:r>
         <w:rPr>
@@ -4478,6 +4663,7 @@
         </w:rPr>
         <w:t>  #</w:t>
       </w:r>
+      <w:proofErr w:type="gramStart"/>
       <w:r>
         <w:rPr>
           <w:rFonts w:ascii="Consolas" w:eastAsia="Times New Roman" w:hAnsi="Consolas" w:cs="Times New Roman"/>
@@ -4496,7 +4682,18 @@
           <w:szCs w:val="21"/>
           <w:lang w:eastAsia="es-CO"/>
         </w:rPr>
-        <w:t>() {</w:t>
+        <w:t>(</w:t>
+      </w:r>
+      <w:proofErr w:type="gramEnd"/>
+      <w:r>
+        <w:rPr>
+          <w:rFonts w:ascii="Consolas" w:eastAsia="Times New Roman" w:hAnsi="Consolas" w:cs="Times New Roman"/>
+          <w:color w:val="DAD6DA"/>
+          <w:sz w:val="21"/>
+          <w:szCs w:val="21"/>
+          <w:lang w:eastAsia="es-CO"/>
+        </w:rPr>
+        <w:t>) {</w:t>
       </w:r>
     </w:p>
     <w:p>
@@ -4587,6 +4784,7 @@
         </w:rPr>
         <w:t xml:space="preserve">    </w:t>
       </w:r>
+      <w:proofErr w:type="gramStart"/>
       <w:r>
         <w:rPr>
           <w:rFonts w:ascii="Consolas" w:eastAsia="Times New Roman" w:hAnsi="Consolas" w:cs="Times New Roman"/>
@@ -4597,6 +4795,7 @@
         </w:rPr>
         <w:t>const</w:t>
       </w:r>
+      <w:proofErr w:type="gramEnd"/>
       <w:r>
         <w:rPr>
           <w:rFonts w:ascii="Consolas" w:eastAsia="Times New Roman" w:hAnsi="Consolas" w:cs="Times New Roman"/>
@@ -4830,6 +5029,7 @@
         </w:rPr>
         <w:t xml:space="preserve">    </w:t>
       </w:r>
+      <w:proofErr w:type="gramStart"/>
       <w:r>
         <w:rPr>
           <w:rFonts w:ascii="Consolas" w:eastAsia="Times New Roman" w:hAnsi="Consolas" w:cs="Times New Roman"/>
@@ -4840,6 +5040,7 @@
         </w:rPr>
         <w:t>const</w:t>
       </w:r>
+      <w:proofErr w:type="gramEnd"/>
       <w:r>
         <w:rPr>
           <w:rFonts w:ascii="Consolas" w:eastAsia="Times New Roman" w:hAnsi="Consolas" w:cs="Times New Roman"/>
@@ -5099,6 +5300,7 @@
         </w:rPr>
         <w:t xml:space="preserve">    </w:t>
       </w:r>
+      <w:proofErr w:type="gramStart"/>
       <w:r>
         <w:rPr>
           <w:rFonts w:ascii="Consolas" w:eastAsia="Times New Roman" w:hAnsi="Consolas" w:cs="Times New Roman"/>
@@ -5109,6 +5311,7 @@
         </w:rPr>
         <w:t>if</w:t>
       </w:r>
+      <w:proofErr w:type="gramEnd"/>
       <w:r>
         <w:rPr>
           <w:rFonts w:ascii="Consolas" w:eastAsia="Times New Roman" w:hAnsi="Consolas" w:cs="Times New Roman"/>
@@ -5284,6 +5487,7 @@
         </w:rPr>
         <w:t xml:space="preserve"> </w:t>
       </w:r>
+      <w:proofErr w:type="gramStart"/>
       <w:r>
         <w:rPr>
           <w:rFonts w:ascii="Consolas" w:eastAsia="Times New Roman" w:hAnsi="Consolas" w:cs="Times New Roman"/>
@@ -5306,6 +5510,7 @@
         </w:rPr>
         <w:t>(</w:t>
       </w:r>
+      <w:proofErr w:type="gramEnd"/>
     </w:p>
     <w:p>
       <w:pPr>
@@ -5349,6 +5554,7 @@
         </w:rPr>
         <w:t>${</w:t>
       </w:r>
+      <w:proofErr w:type="gramStart"/>
       <w:r>
         <w:rPr>
           <w:rFonts w:ascii="Consolas" w:eastAsia="Times New Roman" w:hAnsi="Consolas" w:cs="Times New Roman"/>
@@ -5379,6 +5585,7 @@
         </w:rPr>
         <w:t>join</w:t>
       </w:r>
+      <w:proofErr w:type="gramEnd"/>
       <w:r>
         <w:rPr>
           <w:rFonts w:ascii="Consolas" w:eastAsia="Times New Roman" w:hAnsi="Consolas" w:cs="Times New Roman"/>
@@ -5693,6 +5900,7 @@
         </w:rPr>
         <w:t xml:space="preserve"> </w:t>
       </w:r>
+      <w:proofErr w:type="gramStart"/>
       <w:r>
         <w:rPr>
           <w:rFonts w:ascii="Consolas" w:eastAsia="Times New Roman" w:hAnsi="Consolas" w:cs="Times New Roman"/>
@@ -5711,7 +5919,18 @@
           <w:szCs w:val="21"/>
           <w:lang w:eastAsia="es-CO"/>
         </w:rPr>
-        <w:t>() {</w:t>
+        <w:t>(</w:t>
+      </w:r>
+      <w:proofErr w:type="gramEnd"/>
+      <w:r>
+        <w:rPr>
+          <w:rFonts w:ascii="Consolas" w:eastAsia="Times New Roman" w:hAnsi="Consolas" w:cs="Times New Roman"/>
+          <w:color w:val="DAD6DA"/>
+          <w:sz w:val="21"/>
+          <w:szCs w:val="21"/>
+          <w:lang w:eastAsia="es-CO"/>
+        </w:rPr>
+        <w:t>) {</w:t>
       </w:r>
     </w:p>
     <w:p>
@@ -5756,6 +5975,7 @@
         </w:rPr>
         <w:t xml:space="preserve"> </w:t>
       </w:r>
+      <w:proofErr w:type="gramStart"/>
       <w:r>
         <w:rPr>
           <w:rFonts w:ascii="Consolas" w:eastAsia="Times New Roman" w:hAnsi="Consolas" w:cs="Times New Roman"/>
@@ -5786,6 +6006,7 @@
         </w:rPr>
         <w:t>ConfiguracionGlobal</w:t>
       </w:r>
+      <w:proofErr w:type="gramEnd"/>
       <w:r>
         <w:rPr>
           <w:rFonts w:ascii="Consolas" w:eastAsia="Times New Roman" w:hAnsi="Consolas" w:cs="Times New Roman"/>
@@ -5861,6 +6082,7 @@
         </w:rPr>
         <w:t xml:space="preserve"> </w:t>
       </w:r>
+      <w:proofErr w:type="gramStart"/>
       <w:r>
         <w:rPr>
           <w:rFonts w:ascii="Consolas" w:eastAsia="Times New Roman" w:hAnsi="Consolas" w:cs="Times New Roman"/>
@@ -5879,7 +6101,18 @@
           <w:szCs w:val="21"/>
           <w:lang w:eastAsia="es-CO"/>
         </w:rPr>
-        <w:t>()</w:t>
+        <w:t>(</w:t>
+      </w:r>
+      <w:proofErr w:type="gramEnd"/>
+      <w:r>
+        <w:rPr>
+          <w:rFonts w:ascii="Consolas" w:eastAsia="Times New Roman" w:hAnsi="Consolas" w:cs="Times New Roman"/>
+          <w:color w:val="F8F8F2"/>
+          <w:sz w:val="21"/>
+          <w:szCs w:val="21"/>
+          <w:lang w:eastAsia="es-CO"/>
+        </w:rPr>
+        <w:t>)</w:t>
       </w:r>
       <w:r>
         <w:rPr>
@@ -5957,6 +6190,7 @@
         </w:rPr>
         <w:t xml:space="preserve"> </w:t>
       </w:r>
+      <w:proofErr w:type="gramStart"/>
       <w:r>
         <w:rPr>
           <w:rFonts w:ascii="Consolas" w:eastAsia="Times New Roman" w:hAnsi="Consolas" w:cs="Times New Roman"/>
@@ -5985,7 +6219,18 @@
           <w:szCs w:val="21"/>
           <w:lang w:eastAsia="es-CO"/>
         </w:rPr>
-        <w:t>#instancia</w:t>
+        <w:t>#</w:t>
+      </w:r>
+      <w:proofErr w:type="gramEnd"/>
+      <w:r>
+        <w:rPr>
+          <w:rFonts w:ascii="Consolas" w:eastAsia="Times New Roman" w:hAnsi="Consolas" w:cs="Times New Roman"/>
+          <w:color w:val="F8F8F2"/>
+          <w:sz w:val="21"/>
+          <w:szCs w:val="21"/>
+          <w:lang w:eastAsia="es-CO"/>
+        </w:rPr>
+        <w:t>instancia</w:t>
       </w:r>
       <w:r>
         <w:rPr>
@@ -6141,6 +6386,7 @@
         </w:rPr>
         <w:t xml:space="preserve"> </w:t>
       </w:r>
+      <w:proofErr w:type="gramStart"/>
       <w:r>
         <w:rPr>
           <w:rFonts w:ascii="Consolas" w:eastAsia="Times New Roman" w:hAnsi="Consolas" w:cs="Times New Roman"/>
@@ -6171,7 +6417,18 @@
           <w:szCs w:val="21"/>
           <w:lang w:eastAsia="es-CO"/>
         </w:rPr>
-        <w:t>#config</w:t>
+        <w:t>#</w:t>
+      </w:r>
+      <w:proofErr w:type="gramEnd"/>
+      <w:r>
+        <w:rPr>
+          <w:rFonts w:ascii="Consolas" w:eastAsia="Times New Roman" w:hAnsi="Consolas" w:cs="Times New Roman"/>
+          <w:color w:val="F8F8F2"/>
+          <w:sz w:val="21"/>
+          <w:szCs w:val="21"/>
+          <w:lang w:eastAsia="es-CO"/>
+        </w:rPr>
+        <w:t>config</w:t>
       </w:r>
       <w:r>
         <w:rPr>
@@ -6265,6 +6522,7 @@
         <w:lastRenderedPageBreak/>
         <w:t xml:space="preserve">  </w:t>
       </w:r>
+      <w:proofErr w:type="gramStart"/>
       <w:r>
         <w:rPr>
           <w:rFonts w:ascii="Consolas" w:eastAsia="Times New Roman" w:hAnsi="Consolas" w:cs="Times New Roman"/>
@@ -6283,7 +6541,18 @@
           <w:szCs w:val="21"/>
           <w:lang w:eastAsia="es-CO"/>
         </w:rPr>
-        <w:t>() {</w:t>
+        <w:t>(</w:t>
+      </w:r>
+      <w:proofErr w:type="gramEnd"/>
+      <w:r>
+        <w:rPr>
+          <w:rFonts w:ascii="Consolas" w:eastAsia="Times New Roman" w:hAnsi="Consolas" w:cs="Times New Roman"/>
+          <w:color w:val="DAD6DA"/>
+          <w:sz w:val="21"/>
+          <w:szCs w:val="21"/>
+          <w:lang w:eastAsia="es-CO"/>
+        </w:rPr>
+        <w:t>) {</w:t>
       </w:r>
     </w:p>
     <w:p>
@@ -6368,6 +6637,7 @@
         </w:rPr>
         <w:t xml:space="preserve"> </w:t>
       </w:r>
+      <w:proofErr w:type="gramStart"/>
       <w:r>
         <w:rPr>
           <w:rFonts w:ascii="Consolas" w:eastAsia="Times New Roman" w:hAnsi="Consolas" w:cs="Times New Roman"/>
@@ -6398,7 +6668,18 @@
           <w:szCs w:val="21"/>
           <w:lang w:eastAsia="es-CO"/>
         </w:rPr>
-        <w:t>#config</w:t>
+        <w:t>#</w:t>
+      </w:r>
+      <w:proofErr w:type="gramEnd"/>
+      <w:r>
+        <w:rPr>
+          <w:rFonts w:ascii="Consolas" w:eastAsia="Times New Roman" w:hAnsi="Consolas" w:cs="Times New Roman"/>
+          <w:color w:val="F8F8F2"/>
+          <w:sz w:val="21"/>
+          <w:szCs w:val="21"/>
+          <w:lang w:eastAsia="es-CO"/>
+        </w:rPr>
+        <w:t>config</w:t>
       </w:r>
       <w:r>
         <w:rPr>
@@ -6461,7 +6742,18 @@
           <w:szCs w:val="21"/>
           <w:lang w:eastAsia="es-CO"/>
         </w:rPr>
-        <w:t>`jdbc:postgresql://</w:t>
+        <w:t>`</w:t>
+      </w:r>
+      <w:proofErr w:type="gramStart"/>
+      <w:r>
+        <w:rPr>
+          <w:rFonts w:ascii="Consolas" w:eastAsia="Times New Roman" w:hAnsi="Consolas" w:cs="Times New Roman"/>
+          <w:color w:val="F1FA8C"/>
+          <w:sz w:val="21"/>
+          <w:szCs w:val="21"/>
+          <w:lang w:eastAsia="es-CO"/>
+        </w:rPr>
+        <w:t>jdbc:postgresql://</w:t>
       </w:r>
       <w:r>
         <w:rPr>
@@ -6471,7 +6763,18 @@
           <w:szCs w:val="21"/>
           <w:lang w:eastAsia="es-CO"/>
         </w:rPr>
-        <w:t>${</w:t>
+        <w:t>$</w:t>
+      </w:r>
+      <w:proofErr w:type="gramEnd"/>
+      <w:r>
+        <w:rPr>
+          <w:rFonts w:ascii="Consolas" w:eastAsia="Times New Roman" w:hAnsi="Consolas" w:cs="Times New Roman"/>
+          <w:color w:val="FF79C6"/>
+          <w:sz w:val="21"/>
+          <w:szCs w:val="21"/>
+          <w:lang w:eastAsia="es-CO"/>
+        </w:rPr>
+        <w:t>{</w:t>
       </w:r>
       <w:r>
         <w:rPr>
@@ -7353,6 +7656,7 @@
         </w:rPr>
         <w:t>0</w:t>
       </w:r>
+      <w:proofErr w:type="gramStart"/>
       <w:r>
         <w:rPr>
           <w:rFonts w:ascii="Consolas" w:eastAsia="Times New Roman" w:hAnsi="Consolas" w:cs="Times New Roman"/>
@@ -7383,6 +7687,7 @@
         </w:rPr>
         <w:t>repeat</w:t>
       </w:r>
+      <w:proofErr w:type="gramEnd"/>
       <w:r>
         <w:rPr>
           <w:rFonts w:ascii="Consolas" w:eastAsia="Times New Roman" w:hAnsi="Consolas" w:cs="Times New Roman"/>
@@ -7459,6 +7764,7 @@
         </w:rPr>
         <w:t xml:space="preserve">  </w:t>
       </w:r>
+      <w:proofErr w:type="gramStart"/>
       <w:r>
         <w:rPr>
           <w:rFonts w:ascii="Consolas" w:eastAsia="Times New Roman" w:hAnsi="Consolas" w:cs="Times New Roman"/>
@@ -7477,7 +7783,18 @@
           <w:szCs w:val="21"/>
           <w:lang w:eastAsia="es-CO"/>
         </w:rPr>
-        <w:t>() {</w:t>
+        <w:t>(</w:t>
+      </w:r>
+      <w:proofErr w:type="gramEnd"/>
+      <w:r>
+        <w:rPr>
+          <w:rFonts w:ascii="Consolas" w:eastAsia="Times New Roman" w:hAnsi="Consolas" w:cs="Times New Roman"/>
+          <w:color w:val="DAD6DA"/>
+          <w:sz w:val="21"/>
+          <w:szCs w:val="21"/>
+          <w:lang w:eastAsia="es-CO"/>
+        </w:rPr>
+        <w:t>) {</w:t>
       </w:r>
     </w:p>
     <w:p>
@@ -7565,6 +7882,7 @@
         </w:rPr>
         <w:t>(</w:t>
       </w:r>
+      <w:proofErr w:type="gramStart"/>
       <w:r>
         <w:rPr>
           <w:rFonts w:ascii="Consolas" w:eastAsia="Times New Roman" w:hAnsi="Consolas" w:cs="Times New Roman"/>
@@ -7593,7 +7911,18 @@
           <w:szCs w:val="21"/>
           <w:lang w:eastAsia="es-CO"/>
         </w:rPr>
-        <w:t>#instancia)</w:t>
+        <w:t>#</w:t>
+      </w:r>
+      <w:proofErr w:type="gramEnd"/>
+      <w:r>
+        <w:rPr>
+          <w:rFonts w:ascii="Consolas" w:eastAsia="Times New Roman" w:hAnsi="Consolas" w:cs="Times New Roman"/>
+          <w:color w:val="F8F8F2"/>
+          <w:sz w:val="21"/>
+          <w:szCs w:val="21"/>
+          <w:lang w:eastAsia="es-CO"/>
+        </w:rPr>
+        <w:t>instancia)</w:t>
       </w:r>
       <w:r>
         <w:rPr>
@@ -7670,6 +7999,7 @@
         </w:rPr>
         <w:t xml:space="preserve"> </w:t>
       </w:r>
+      <w:proofErr w:type="gramStart"/>
       <w:r>
         <w:rPr>
           <w:rFonts w:ascii="Consolas" w:eastAsia="Times New Roman" w:hAnsi="Consolas" w:cs="Times New Roman"/>
@@ -7692,6 +8022,7 @@
         </w:rPr>
         <w:t>(</w:t>
       </w:r>
+      <w:proofErr w:type="gramEnd"/>
       <w:r>
         <w:rPr>
           <w:rFonts w:ascii="Consolas" w:eastAsia="Times New Roman" w:hAnsi="Consolas" w:cs="Times New Roman"/>
@@ -7788,6 +8119,7 @@
         </w:rPr>
         <w:t xml:space="preserve">    </w:t>
       </w:r>
+      <w:proofErr w:type="gramStart"/>
       <w:r>
         <w:rPr>
           <w:rFonts w:ascii="Consolas" w:eastAsia="Times New Roman" w:hAnsi="Consolas" w:cs="Times New Roman"/>
@@ -7816,7 +8148,18 @@
           <w:szCs w:val="21"/>
           <w:lang w:eastAsia="es-CO"/>
         </w:rPr>
-        <w:t>#instancia</w:t>
+        <w:t>#</w:t>
+      </w:r>
+      <w:proofErr w:type="gramEnd"/>
+      <w:r>
+        <w:rPr>
+          <w:rFonts w:ascii="Consolas" w:eastAsia="Times New Roman" w:hAnsi="Consolas" w:cs="Times New Roman"/>
+          <w:color w:val="F8F8F2"/>
+          <w:sz w:val="21"/>
+          <w:szCs w:val="21"/>
+          <w:lang w:eastAsia="es-CO"/>
+        </w:rPr>
+        <w:t>instancia</w:t>
       </w:r>
       <w:r>
         <w:rPr>
@@ -7982,6 +8325,7 @@
         </w:rPr>
         <w:t xml:space="preserve"> </w:t>
       </w:r>
+      <w:proofErr w:type="gramStart"/>
       <w:r>
         <w:rPr>
           <w:rFonts w:ascii="Consolas" w:eastAsia="Times New Roman" w:hAnsi="Consolas" w:cs="Times New Roman"/>
@@ -8000,7 +8344,18 @@
           <w:szCs w:val="21"/>
           <w:lang w:eastAsia="es-CO"/>
         </w:rPr>
-        <w:t>() {</w:t>
+        <w:t>(</w:t>
+      </w:r>
+      <w:proofErr w:type="gramEnd"/>
+      <w:r>
+        <w:rPr>
+          <w:rFonts w:ascii="Consolas" w:eastAsia="Times New Roman" w:hAnsi="Consolas" w:cs="Times New Roman"/>
+          <w:color w:val="DAD6DA"/>
+          <w:sz w:val="21"/>
+          <w:szCs w:val="21"/>
+          <w:lang w:eastAsia="es-CO"/>
+        </w:rPr>
+        <w:t>) {</w:t>
       </w:r>
     </w:p>
     <w:p>
@@ -8046,6 +8401,7 @@
         </w:rPr>
         <w:t xml:space="preserve"> </w:t>
       </w:r>
+      <w:proofErr w:type="gramStart"/>
       <w:r>
         <w:rPr>
           <w:rFonts w:ascii="Consolas" w:eastAsia="Times New Roman" w:hAnsi="Consolas" w:cs="Times New Roman"/>
@@ -8076,6 +8432,7 @@
         </w:rPr>
         <w:t>LoggerCentralizado</w:t>
       </w:r>
+      <w:proofErr w:type="gramEnd"/>
       <w:r>
         <w:rPr>
           <w:rFonts w:ascii="Consolas" w:eastAsia="Times New Roman" w:hAnsi="Consolas" w:cs="Times New Roman"/>
@@ -8151,6 +8508,7 @@
         </w:rPr>
         <w:t xml:space="preserve"> </w:t>
       </w:r>
+      <w:proofErr w:type="gramStart"/>
       <w:r>
         <w:rPr>
           <w:rFonts w:ascii="Consolas" w:eastAsia="Times New Roman" w:hAnsi="Consolas" w:cs="Times New Roman"/>
@@ -8169,7 +8527,18 @@
           <w:szCs w:val="21"/>
           <w:lang w:eastAsia="es-CO"/>
         </w:rPr>
-        <w:t>()</w:t>
+        <w:t>(</w:t>
+      </w:r>
+      <w:proofErr w:type="gramEnd"/>
+      <w:r>
+        <w:rPr>
+          <w:rFonts w:ascii="Consolas" w:eastAsia="Times New Roman" w:hAnsi="Consolas" w:cs="Times New Roman"/>
+          <w:color w:val="F8F8F2"/>
+          <w:sz w:val="21"/>
+          <w:szCs w:val="21"/>
+          <w:lang w:eastAsia="es-CO"/>
+        </w:rPr>
+        <w:t>)</w:t>
       </w:r>
       <w:r>
         <w:rPr>
@@ -8247,6 +8616,7 @@
         </w:rPr>
         <w:t xml:space="preserve"> </w:t>
       </w:r>
+      <w:proofErr w:type="gramStart"/>
       <w:r>
         <w:rPr>
           <w:rFonts w:ascii="Consolas" w:eastAsia="Times New Roman" w:hAnsi="Consolas" w:cs="Times New Roman"/>
@@ -8275,7 +8645,18 @@
           <w:szCs w:val="21"/>
           <w:lang w:eastAsia="es-CO"/>
         </w:rPr>
-        <w:t>#instancia</w:t>
+        <w:t>#</w:t>
+      </w:r>
+      <w:proofErr w:type="gramEnd"/>
+      <w:r>
+        <w:rPr>
+          <w:rFonts w:ascii="Consolas" w:eastAsia="Times New Roman" w:hAnsi="Consolas" w:cs="Times New Roman"/>
+          <w:color w:val="F8F8F2"/>
+          <w:sz w:val="21"/>
+          <w:szCs w:val="21"/>
+          <w:lang w:eastAsia="es-CO"/>
+        </w:rPr>
+        <w:t>instancia</w:t>
       </w:r>
       <w:r>
         <w:rPr>
@@ -8422,6 +8803,7 @@
         </w:rPr>
         <w:t>#</w:t>
       </w:r>
+      <w:proofErr w:type="gramStart"/>
       <w:r>
         <w:rPr>
           <w:rFonts w:ascii="Consolas" w:eastAsia="Times New Roman" w:hAnsi="Consolas" w:cs="Times New Roman"/>
@@ -8442,6 +8824,7 @@
         </w:rPr>
         <w:t>(</w:t>
       </w:r>
+      <w:proofErr w:type="gramEnd"/>
       <w:r>
         <w:rPr>
           <w:rFonts w:ascii="Consolas" w:eastAsia="Times New Roman" w:hAnsi="Consolas" w:cs="Times New Roman"/>
@@ -8487,6 +8870,7 @@
         </w:rPr>
         <w:t xml:space="preserve">    </w:t>
       </w:r>
+      <w:proofErr w:type="gramStart"/>
       <w:r>
         <w:rPr>
           <w:rFonts w:ascii="Consolas" w:eastAsia="Times New Roman" w:hAnsi="Consolas" w:cs="Times New Roman"/>
@@ -8497,6 +8881,7 @@
         </w:rPr>
         <w:t>return</w:t>
       </w:r>
+      <w:proofErr w:type="gramEnd"/>
       <w:r>
         <w:rPr>
           <w:rFonts w:ascii="Consolas" w:eastAsia="Times New Roman" w:hAnsi="Consolas" w:cs="Times New Roman"/>
@@ -8810,6 +9195,7 @@
         </w:rPr>
         <w:t xml:space="preserve">  </w:t>
       </w:r>
+      <w:proofErr w:type="gramStart"/>
       <w:r>
         <w:rPr>
           <w:rFonts w:ascii="Consolas" w:eastAsia="Times New Roman" w:hAnsi="Consolas" w:cs="Times New Roman"/>
@@ -8830,6 +9216,7 @@
         </w:rPr>
         <w:t>(</w:t>
       </w:r>
+      <w:proofErr w:type="gramEnd"/>
       <w:r>
         <w:rPr>
           <w:rFonts w:ascii="Consolas" w:eastAsia="Times New Roman" w:hAnsi="Consolas" w:cs="Times New Roman"/>
@@ -9022,6 +9409,7 @@
         </w:rPr>
         <w:t xml:space="preserve">      </w:t>
       </w:r>
+      <w:proofErr w:type="gramStart"/>
       <w:r>
         <w:rPr>
           <w:rFonts w:ascii="Consolas" w:eastAsia="Times New Roman" w:hAnsi="Consolas" w:cs="Times New Roman"/>
@@ -9032,6 +9420,7 @@
         </w:rPr>
         <w:t>timestamp</w:t>
       </w:r>
+      <w:proofErr w:type="gramEnd"/>
       <w:r>
         <w:rPr>
           <w:rFonts w:ascii="Consolas" w:eastAsia="Times New Roman" w:hAnsi="Consolas" w:cs="Times New Roman"/>
@@ -9149,6 +9538,7 @@
         </w:rPr>
         <w:t xml:space="preserve">      </w:t>
       </w:r>
+      <w:proofErr w:type="gramStart"/>
       <w:r>
         <w:rPr>
           <w:rFonts w:ascii="Consolas" w:eastAsia="Times New Roman" w:hAnsi="Consolas" w:cs="Times New Roman"/>
@@ -9159,6 +9549,7 @@
         </w:rPr>
         <w:t>nivel</w:t>
       </w:r>
+      <w:proofErr w:type="gramEnd"/>
       <w:r>
         <w:rPr>
           <w:rFonts w:ascii="Consolas" w:eastAsia="Times New Roman" w:hAnsi="Consolas" w:cs="Times New Roman"/>
@@ -9308,6 +9699,7 @@
         </w:rPr>
         <w:t xml:space="preserve"> </w:t>
       </w:r>
+      <w:proofErr w:type="gramStart"/>
       <w:r>
         <w:rPr>
           <w:rFonts w:ascii="Consolas" w:eastAsia="Times New Roman" w:hAnsi="Consolas" w:cs="Times New Roman"/>
@@ -9338,7 +9730,18 @@
           <w:szCs w:val="21"/>
           <w:lang w:eastAsia="es-CO"/>
         </w:rPr>
-        <w:t>#ultimoHash</w:t>
+        <w:t>#</w:t>
+      </w:r>
+      <w:proofErr w:type="gramEnd"/>
+      <w:r>
+        <w:rPr>
+          <w:rFonts w:ascii="Consolas" w:eastAsia="Times New Roman" w:hAnsi="Consolas" w:cs="Times New Roman"/>
+          <w:color w:val="F8F8F2"/>
+          <w:sz w:val="21"/>
+          <w:szCs w:val="21"/>
+          <w:lang w:eastAsia="es-CO"/>
+        </w:rPr>
+        <w:t>ultimoHash</w:t>
       </w:r>
       <w:r>
         <w:rPr>
@@ -9406,6 +9809,7 @@
         </w:rPr>
         <w:t xml:space="preserve">    </w:t>
       </w:r>
+      <w:proofErr w:type="gramStart"/>
       <w:r>
         <w:rPr>
           <w:rFonts w:ascii="Consolas" w:eastAsia="Times New Roman" w:hAnsi="Consolas" w:cs="Times New Roman"/>
@@ -9436,6 +9840,7 @@
         </w:rPr>
         <w:t>hash</w:t>
       </w:r>
+      <w:proofErr w:type="gramEnd"/>
       <w:r>
         <w:rPr>
           <w:rFonts w:ascii="Consolas" w:eastAsia="Times New Roman" w:hAnsi="Consolas" w:cs="Times New Roman"/>
@@ -9561,6 +9966,7 @@
         </w:rPr>
         <w:t xml:space="preserve">    </w:t>
       </w:r>
+      <w:proofErr w:type="gramStart"/>
       <w:r>
         <w:rPr>
           <w:rFonts w:ascii="Consolas" w:eastAsia="Times New Roman" w:hAnsi="Consolas" w:cs="Times New Roman"/>
@@ -9591,7 +9997,18 @@
           <w:szCs w:val="21"/>
           <w:lang w:eastAsia="es-CO"/>
         </w:rPr>
-        <w:t>#ultimoHash</w:t>
+        <w:t>#</w:t>
+      </w:r>
+      <w:proofErr w:type="gramEnd"/>
+      <w:r>
+        <w:rPr>
+          <w:rFonts w:ascii="Consolas" w:eastAsia="Times New Roman" w:hAnsi="Consolas" w:cs="Times New Roman"/>
+          <w:color w:val="F8F8F2"/>
+          <w:sz w:val="21"/>
+          <w:szCs w:val="21"/>
+          <w:lang w:eastAsia="es-CO"/>
+        </w:rPr>
+        <w:t>ultimoHash</w:t>
       </w:r>
       <w:r>
         <w:rPr>
@@ -9777,6 +10194,7 @@
         </w:rPr>
         <w:t>this</w:t>
       </w:r>
+      <w:proofErr w:type="gramStart"/>
       <w:r>
         <w:rPr>
           <w:rFonts w:ascii="Consolas" w:eastAsia="Times New Roman" w:hAnsi="Consolas" w:cs="Times New Roman"/>
@@ -9785,7 +10203,18 @@
           <w:szCs w:val="21"/>
           <w:lang w:val="en-US" w:eastAsia="es-CO"/>
         </w:rPr>
-        <w:t>.#historial.</w:t>
+        <w:t>.#</w:t>
+      </w:r>
+      <w:proofErr w:type="gramEnd"/>
+      <w:r>
+        <w:rPr>
+          <w:rFonts w:ascii="Consolas" w:eastAsia="Times New Roman" w:hAnsi="Consolas" w:cs="Times New Roman"/>
+          <w:color w:val="F8F8F2"/>
+          <w:sz w:val="21"/>
+          <w:szCs w:val="21"/>
+          <w:lang w:val="en-US" w:eastAsia="es-CO"/>
+        </w:rPr>
+        <w:t>historial.</w:t>
       </w:r>
       <w:r>
         <w:rPr>
@@ -9975,6 +10404,7 @@
         </w:rPr>
         <w:t>${</w:t>
       </w:r>
+      <w:proofErr w:type="gramStart"/>
       <w:r>
         <w:rPr>
           <w:rFonts w:ascii="Consolas" w:eastAsia="Times New Roman" w:hAnsi="Consolas" w:cs="Times New Roman"/>
@@ -9995,6 +10425,7 @@
         </w:rPr>
         <w:t>.timestamp</w:t>
       </w:r>
+      <w:proofErr w:type="gramEnd"/>
       <w:r>
         <w:rPr>
           <w:rFonts w:ascii="Consolas" w:eastAsia="Times New Roman" w:hAnsi="Consolas" w:cs="Times New Roman"/>
@@ -10162,6 +10593,7 @@
         </w:rPr>
         <w:t xml:space="preserve"> </w:t>
       </w:r>
+      <w:proofErr w:type="gramStart"/>
       <w:r>
         <w:rPr>
           <w:rFonts w:ascii="Consolas" w:eastAsia="Times New Roman" w:hAnsi="Consolas" w:cs="Times New Roman"/>
@@ -10192,6 +10624,7 @@
         </w:rPr>
         <w:t>hash</w:t>
       </w:r>
+      <w:proofErr w:type="gramEnd"/>
       <w:r>
         <w:rPr>
           <w:rFonts w:ascii="Consolas" w:eastAsia="Times New Roman" w:hAnsi="Consolas" w:cs="Times New Roman"/>
@@ -10360,6 +10793,7 @@
         </w:rPr>
         <w:t xml:space="preserve">  </w:t>
       </w:r>
+      <w:proofErr w:type="gramStart"/>
       <w:r>
         <w:rPr>
           <w:rFonts w:ascii="Consolas" w:eastAsia="Times New Roman" w:hAnsi="Consolas" w:cs="Times New Roman"/>
@@ -10380,6 +10814,7 @@
         </w:rPr>
         <w:t>(</w:t>
       </w:r>
+      <w:proofErr w:type="gramEnd"/>
       <w:r>
         <w:rPr>
           <w:rFonts w:ascii="Consolas" w:eastAsia="Times New Roman" w:hAnsi="Consolas" w:cs="Times New Roman"/>
@@ -10467,6 +10902,7 @@
         </w:rPr>
         <w:t xml:space="preserve"> </w:t>
       </w:r>
+      <w:proofErr w:type="gramStart"/>
       <w:r>
         <w:rPr>
           <w:rFonts w:ascii="Consolas" w:eastAsia="Times New Roman" w:hAnsi="Consolas" w:cs="Times New Roman"/>
@@ -10499,6 +10935,7 @@
         </w:rPr>
         <w:t>registrar</w:t>
       </w:r>
+      <w:proofErr w:type="gramEnd"/>
       <w:r>
         <w:rPr>
           <w:rFonts w:ascii="Consolas" w:eastAsia="Times New Roman" w:hAnsi="Consolas" w:cs="Times New Roman"/>
@@ -10777,6 +11214,7 @@
         </w:rPr>
         <w:t xml:space="preserve">  </w:t>
       </w:r>
+      <w:proofErr w:type="gramStart"/>
       <w:r>
         <w:rPr>
           <w:rFonts w:ascii="Consolas" w:eastAsia="Times New Roman" w:hAnsi="Consolas" w:cs="Times New Roman"/>
@@ -10795,7 +11233,18 @@
           <w:szCs w:val="21"/>
           <w:lang w:eastAsia="es-CO"/>
         </w:rPr>
-        <w:t>() {</w:t>
+        <w:t>(</w:t>
+      </w:r>
+      <w:proofErr w:type="gramEnd"/>
+      <w:r>
+        <w:rPr>
+          <w:rFonts w:ascii="Consolas" w:eastAsia="Times New Roman" w:hAnsi="Consolas" w:cs="Times New Roman"/>
+          <w:color w:val="DAD6DA"/>
+          <w:sz w:val="21"/>
+          <w:szCs w:val="21"/>
+          <w:lang w:eastAsia="es-CO"/>
+        </w:rPr>
+        <w:t>) {</w:t>
       </w:r>
     </w:p>
     <w:p>
@@ -10851,6 +11300,7 @@
         </w:rPr>
         <w:t>...</w:t>
       </w:r>
+      <w:proofErr w:type="gramStart"/>
       <w:r>
         <w:rPr>
           <w:rFonts w:ascii="Consolas" w:eastAsia="Times New Roman" w:hAnsi="Consolas" w:cs="Times New Roman"/>
@@ -10881,7 +11331,18 @@
           <w:szCs w:val="21"/>
           <w:lang w:eastAsia="es-CO"/>
         </w:rPr>
-        <w:t>#historial</w:t>
+        <w:t>#</w:t>
+      </w:r>
+      <w:proofErr w:type="gramEnd"/>
+      <w:r>
+        <w:rPr>
+          <w:rFonts w:ascii="Consolas" w:eastAsia="Times New Roman" w:hAnsi="Consolas" w:cs="Times New Roman"/>
+          <w:color w:val="F8F8F2"/>
+          <w:sz w:val="21"/>
+          <w:szCs w:val="21"/>
+          <w:lang w:eastAsia="es-CO"/>
+        </w:rPr>
+        <w:t>historial</w:t>
       </w:r>
       <w:r>
         <w:rPr>
@@ -11003,7 +11464,29 @@
           <w:szCs w:val="21"/>
           <w:lang w:eastAsia="es-CO"/>
         </w:rPr>
-        <w:t>// guardada: si alguien alteró una entrada (en memoria o en la BD),</w:t>
+        <w:t xml:space="preserve">// guardada: si alguien alteró una entrada (en memoria o en </w:t>
+      </w:r>
+      <w:proofErr w:type="gramStart"/>
+      <w:r>
+        <w:rPr>
+          <w:rFonts w:ascii="Consolas" w:eastAsia="Times New Roman" w:hAnsi="Consolas" w:cs="Times New Roman"/>
+          <w:color w:val="6272A4"/>
+          <w:sz w:val="21"/>
+          <w:szCs w:val="21"/>
+          <w:lang w:eastAsia="es-CO"/>
+        </w:rPr>
+        <w:t>la BD</w:t>
+      </w:r>
+      <w:proofErr w:type="gramEnd"/>
+      <w:r>
+        <w:rPr>
+          <w:rFonts w:ascii="Consolas" w:eastAsia="Times New Roman" w:hAnsi="Consolas" w:cs="Times New Roman"/>
+          <w:color w:val="6272A4"/>
+          <w:sz w:val="21"/>
+          <w:szCs w:val="21"/>
+          <w:lang w:eastAsia="es-CO"/>
+        </w:rPr>
+        <w:t>),</w:t>
       </w:r>
     </w:p>
     <w:p>
@@ -11094,6 +11577,7 @@
         </w:rPr>
         <w:t xml:space="preserve">  </w:t>
       </w:r>
+      <w:proofErr w:type="gramStart"/>
       <w:r>
         <w:rPr>
           <w:rFonts w:ascii="Consolas" w:eastAsia="Times New Roman" w:hAnsi="Consolas" w:cs="Times New Roman"/>
@@ -11112,7 +11596,18 @@
           <w:szCs w:val="21"/>
           <w:lang w:val="en-US" w:eastAsia="es-CO"/>
         </w:rPr>
-        <w:t>() {</w:t>
+        <w:t>(</w:t>
+      </w:r>
+      <w:proofErr w:type="gramEnd"/>
+      <w:r>
+        <w:rPr>
+          <w:rFonts w:ascii="Consolas" w:eastAsia="Times New Roman" w:hAnsi="Consolas" w:cs="Times New Roman"/>
+          <w:color w:val="DAD6DA"/>
+          <w:sz w:val="21"/>
+          <w:szCs w:val="21"/>
+          <w:lang w:val="en-US" w:eastAsia="es-CO"/>
+        </w:rPr>
+        <w:t>) {</w:t>
       </w:r>
     </w:p>
     <w:p>
@@ -11137,6 +11632,7 @@
         </w:rPr>
         <w:t xml:space="preserve">    </w:t>
       </w:r>
+      <w:proofErr w:type="gramStart"/>
       <w:r>
         <w:rPr>
           <w:rFonts w:ascii="Consolas" w:eastAsia="Times New Roman" w:hAnsi="Consolas" w:cs="Times New Roman"/>
@@ -11147,6 +11643,7 @@
         </w:rPr>
         <w:t>let</w:t>
       </w:r>
+      <w:proofErr w:type="gramEnd"/>
       <w:r>
         <w:rPr>
           <w:rFonts w:ascii="Consolas" w:eastAsia="Times New Roman" w:hAnsi="Consolas" w:cs="Times New Roman"/>
@@ -11310,6 +11807,7 @@
         </w:rPr>
         <w:t xml:space="preserve">    </w:t>
       </w:r>
+      <w:proofErr w:type="gramStart"/>
       <w:r>
         <w:rPr>
           <w:rFonts w:ascii="Consolas" w:eastAsia="Times New Roman" w:hAnsi="Consolas" w:cs="Times New Roman"/>
@@ -11320,6 +11818,7 @@
         </w:rPr>
         <w:t>for</w:t>
       </w:r>
+      <w:proofErr w:type="gramEnd"/>
       <w:r>
         <w:rPr>
           <w:rFonts w:ascii="Consolas" w:eastAsia="Times New Roman" w:hAnsi="Consolas" w:cs="Times New Roman"/>
@@ -11465,6 +11964,7 @@
         </w:rPr>
         <w:t xml:space="preserve">      </w:t>
       </w:r>
+      <w:proofErr w:type="gramStart"/>
       <w:r>
         <w:rPr>
           <w:rFonts w:ascii="Consolas" w:eastAsia="Times New Roman" w:hAnsi="Consolas" w:cs="Times New Roman"/>
@@ -11475,6 +11975,7 @@
         </w:rPr>
         <w:t>const</w:t>
       </w:r>
+      <w:proofErr w:type="gramEnd"/>
       <w:r>
         <w:rPr>
           <w:rFonts w:ascii="Consolas" w:eastAsia="Times New Roman" w:hAnsi="Consolas" w:cs="Times New Roman"/>
@@ -11598,6 +12099,7 @@
         </w:rPr>
         <w:t xml:space="preserve">      </w:t>
       </w:r>
+      <w:proofErr w:type="gramStart"/>
       <w:r>
         <w:rPr>
           <w:rFonts w:ascii="Consolas" w:eastAsia="Times New Roman" w:hAnsi="Consolas" w:cs="Times New Roman"/>
@@ -11608,6 +12110,7 @@
         </w:rPr>
         <w:t>const</w:t>
       </w:r>
+      <w:proofErr w:type="gramEnd"/>
       <w:r>
         <w:rPr>
           <w:rFonts w:ascii="Consolas" w:eastAsia="Times New Roman" w:hAnsi="Consolas" w:cs="Times New Roman"/>
@@ -11833,6 +12336,7 @@
         </w:rPr>
         <w:t xml:space="preserve">      </w:t>
       </w:r>
+      <w:proofErr w:type="gramStart"/>
       <w:r>
         <w:rPr>
           <w:rFonts w:ascii="Consolas" w:eastAsia="Times New Roman" w:hAnsi="Consolas" w:cs="Times New Roman"/>
@@ -11843,6 +12347,7 @@
         </w:rPr>
         <w:t>if</w:t>
       </w:r>
+      <w:proofErr w:type="gramEnd"/>
       <w:r>
         <w:rPr>
           <w:rFonts w:ascii="Consolas" w:eastAsia="Times New Roman" w:hAnsi="Consolas" w:cs="Times New Roman"/>
@@ -11996,6 +12501,7 @@
         </w:rPr>
         <w:t xml:space="preserve">      </w:t>
       </w:r>
+      <w:proofErr w:type="gramStart"/>
       <w:r>
         <w:rPr>
           <w:rFonts w:ascii="Consolas" w:eastAsia="Times New Roman" w:hAnsi="Consolas" w:cs="Times New Roman"/>
@@ -12006,6 +12512,7 @@
         </w:rPr>
         <w:t>hashPrevio</w:t>
       </w:r>
+      <w:proofErr w:type="gramEnd"/>
       <w:r>
         <w:rPr>
           <w:rFonts w:ascii="Consolas" w:eastAsia="Times New Roman" w:hAnsi="Consolas" w:cs="Times New Roman"/>
@@ -12102,6 +12609,7 @@
         </w:rPr>
         <w:t xml:space="preserve">    </w:t>
       </w:r>
+      <w:proofErr w:type="gramStart"/>
       <w:r>
         <w:rPr>
           <w:rFonts w:ascii="Consolas" w:eastAsia="Times New Roman" w:hAnsi="Consolas" w:cs="Times New Roman"/>
@@ -12112,6 +12620,7 @@
         </w:rPr>
         <w:t>return</w:t>
       </w:r>
+      <w:proofErr w:type="gramEnd"/>
       <w:r>
         <w:rPr>
           <w:rFonts w:ascii="Consolas" w:eastAsia="Times New Roman" w:hAnsi="Consolas" w:cs="Times New Roman"/>
@@ -12872,6 +13381,7 @@
         </w:rPr>
         <w:t xml:space="preserve">  </w:t>
       </w:r>
+      <w:proofErr w:type="gramStart"/>
       <w:r>
         <w:rPr>
           <w:rFonts w:ascii="Consolas" w:eastAsia="Times New Roman" w:hAnsi="Consolas" w:cs="Times New Roman"/>
@@ -12890,7 +13400,18 @@
           <w:szCs w:val="21"/>
           <w:lang w:eastAsia="es-CO"/>
         </w:rPr>
-        <w:t>() {</w:t>
+        <w:t>(</w:t>
+      </w:r>
+      <w:proofErr w:type="gramEnd"/>
+      <w:r>
+        <w:rPr>
+          <w:rFonts w:ascii="Consolas" w:eastAsia="Times New Roman" w:hAnsi="Consolas" w:cs="Times New Roman"/>
+          <w:color w:val="DAD6DA"/>
+          <w:sz w:val="21"/>
+          <w:szCs w:val="21"/>
+          <w:lang w:eastAsia="es-CO"/>
+        </w:rPr>
+        <w:t>) {</w:t>
       </w:r>
     </w:p>
     <w:p>
@@ -12979,6 +13500,7 @@
         </w:rPr>
         <w:t>(</w:t>
       </w:r>
+      <w:proofErr w:type="gramStart"/>
       <w:r>
         <w:rPr>
           <w:rFonts w:ascii="Consolas" w:eastAsia="Times New Roman" w:hAnsi="Consolas" w:cs="Times New Roman"/>
@@ -13007,7 +13529,18 @@
           <w:szCs w:val="21"/>
           <w:lang w:eastAsia="es-CO"/>
         </w:rPr>
-        <w:t>#instancia)</w:t>
+        <w:t>#</w:t>
+      </w:r>
+      <w:proofErr w:type="gramEnd"/>
+      <w:r>
+        <w:rPr>
+          <w:rFonts w:ascii="Consolas" w:eastAsia="Times New Roman" w:hAnsi="Consolas" w:cs="Times New Roman"/>
+          <w:color w:val="F8F8F2"/>
+          <w:sz w:val="21"/>
+          <w:szCs w:val="21"/>
+          <w:lang w:eastAsia="es-CO"/>
+        </w:rPr>
+        <w:t>instancia)</w:t>
       </w:r>
       <w:r>
         <w:rPr>
@@ -13084,6 +13617,7 @@
         </w:rPr>
         <w:t xml:space="preserve"> </w:t>
       </w:r>
+      <w:proofErr w:type="gramStart"/>
       <w:r>
         <w:rPr>
           <w:rFonts w:ascii="Consolas" w:eastAsia="Times New Roman" w:hAnsi="Consolas" w:cs="Times New Roman"/>
@@ -13106,6 +13640,7 @@
         </w:rPr>
         <w:t>(</w:t>
       </w:r>
+      <w:proofErr w:type="gramEnd"/>
       <w:r>
         <w:rPr>
           <w:rFonts w:ascii="Consolas" w:eastAsia="Times New Roman" w:hAnsi="Consolas" w:cs="Times New Roman"/>
@@ -13401,6 +13936,7 @@
         </w:rPr>
         <w:t xml:space="preserve">    </w:t>
       </w:r>
+      <w:proofErr w:type="gramStart"/>
       <w:r>
         <w:rPr>
           <w:rFonts w:ascii="Consolas" w:eastAsia="Times New Roman" w:hAnsi="Consolas" w:cs="Times New Roman"/>
@@ -13431,7 +13967,18 @@
           <w:szCs w:val="21"/>
           <w:lang w:eastAsia="es-CO"/>
         </w:rPr>
-        <w:t>#maxConexiones</w:t>
+        <w:t>#</w:t>
+      </w:r>
+      <w:proofErr w:type="gramEnd"/>
+      <w:r>
+        <w:rPr>
+          <w:rFonts w:ascii="Consolas" w:eastAsia="Times New Roman" w:hAnsi="Consolas" w:cs="Times New Roman"/>
+          <w:color w:val="F8F8F2"/>
+          <w:sz w:val="21"/>
+          <w:szCs w:val="21"/>
+          <w:lang w:eastAsia="es-CO"/>
+        </w:rPr>
+        <w:t>maxConexiones</w:t>
       </w:r>
       <w:r>
         <w:rPr>
@@ -13576,6 +14123,7 @@
         </w:rPr>
         <w:t xml:space="preserve">    </w:t>
       </w:r>
+      <w:proofErr w:type="gramStart"/>
       <w:r>
         <w:rPr>
           <w:rFonts w:ascii="Consolas" w:eastAsia="Times New Roman" w:hAnsi="Consolas" w:cs="Times New Roman"/>
@@ -13604,7 +14152,18 @@
           <w:szCs w:val="21"/>
           <w:lang w:eastAsia="es-CO"/>
         </w:rPr>
-        <w:t>#instancia</w:t>
+        <w:t>#</w:t>
+      </w:r>
+      <w:proofErr w:type="gramEnd"/>
+      <w:r>
+        <w:rPr>
+          <w:rFonts w:ascii="Consolas" w:eastAsia="Times New Roman" w:hAnsi="Consolas" w:cs="Times New Roman"/>
+          <w:color w:val="F8F8F2"/>
+          <w:sz w:val="21"/>
+          <w:szCs w:val="21"/>
+          <w:lang w:eastAsia="es-CO"/>
+        </w:rPr>
+        <w:t>instancia</w:t>
       </w:r>
       <w:r>
         <w:rPr>
@@ -13750,6 +14309,7 @@
         </w:rPr>
         <w:t xml:space="preserve">  </w:t>
       </w:r>
+      <w:proofErr w:type="gramStart"/>
       <w:r>
         <w:rPr>
           <w:rFonts w:ascii="Consolas" w:eastAsia="Times New Roman" w:hAnsi="Consolas" w:cs="Times New Roman"/>
@@ -13760,6 +14320,7 @@
         </w:rPr>
         <w:t>static</w:t>
       </w:r>
+      <w:proofErr w:type="gramEnd"/>
       <w:r>
         <w:rPr>
           <w:rFonts w:ascii="Consolas" w:eastAsia="Times New Roman" w:hAnsi="Consolas" w:cs="Times New Roman"/>
@@ -13813,6 +14374,7 @@
         </w:rPr>
         <w:t xml:space="preserve">    </w:t>
       </w:r>
+      <w:proofErr w:type="gramStart"/>
       <w:r>
         <w:rPr>
           <w:rFonts w:ascii="Consolas" w:eastAsia="Times New Roman" w:hAnsi="Consolas" w:cs="Times New Roman"/>
@@ -13823,6 +14385,7 @@
         </w:rPr>
         <w:t>if</w:t>
       </w:r>
+      <w:proofErr w:type="gramEnd"/>
       <w:r>
         <w:rPr>
           <w:rFonts w:ascii="Consolas" w:eastAsia="Times New Roman" w:hAnsi="Consolas" w:cs="Times New Roman"/>
@@ -13916,6 +14479,7 @@
         </w:rPr>
         <w:t xml:space="preserve">      </w:t>
       </w:r>
+      <w:proofErr w:type="gramStart"/>
       <w:r>
         <w:rPr>
           <w:rFonts w:ascii="Consolas" w:eastAsia="Times New Roman" w:hAnsi="Consolas" w:cs="Times New Roman"/>
@@ -13928,6 +14492,7 @@
         </w:rPr>
         <w:t>new</w:t>
       </w:r>
+      <w:proofErr w:type="gramEnd"/>
       <w:r>
         <w:rPr>
           <w:rFonts w:ascii="Consolas" w:eastAsia="Times New Roman" w:hAnsi="Consolas" w:cs="Times New Roman"/>
@@ -14014,6 +14579,7 @@
         </w:rPr>
         <w:t xml:space="preserve">    </w:t>
       </w:r>
+      <w:proofErr w:type="gramStart"/>
       <w:r>
         <w:rPr>
           <w:rFonts w:ascii="Consolas" w:eastAsia="Times New Roman" w:hAnsi="Consolas" w:cs="Times New Roman"/>
@@ -14024,6 +14590,7 @@
         </w:rPr>
         <w:t>return</w:t>
       </w:r>
+      <w:proofErr w:type="gramEnd"/>
       <w:r>
         <w:rPr>
           <w:rFonts w:ascii="Consolas" w:eastAsia="Times New Roman" w:hAnsi="Consolas" w:cs="Times New Roman"/>
@@ -14163,6 +14730,7 @@
         </w:rPr>
         <w:t xml:space="preserve"> </w:t>
       </w:r>
+      <w:proofErr w:type="gramStart"/>
       <w:r>
         <w:rPr>
           <w:rFonts w:ascii="Consolas" w:eastAsia="Times New Roman" w:hAnsi="Consolas" w:cs="Times New Roman"/>
@@ -14181,7 +14749,18 @@
           <w:szCs w:val="21"/>
           <w:lang w:eastAsia="es-CO"/>
         </w:rPr>
-        <w:t>() {</w:t>
+        <w:t>(</w:t>
+      </w:r>
+      <w:proofErr w:type="gramEnd"/>
+      <w:r>
+        <w:rPr>
+          <w:rFonts w:ascii="Consolas" w:eastAsia="Times New Roman" w:hAnsi="Consolas" w:cs="Times New Roman"/>
+          <w:color w:val="DAD6DA"/>
+          <w:sz w:val="21"/>
+          <w:szCs w:val="21"/>
+          <w:lang w:eastAsia="es-CO"/>
+        </w:rPr>
+        <w:t>) {</w:t>
       </w:r>
     </w:p>
     <w:p>
@@ -14418,6 +14997,7 @@
         </w:rPr>
         <w:t xml:space="preserve">    </w:t>
       </w:r>
+      <w:proofErr w:type="gramStart"/>
       <w:r>
         <w:rPr>
           <w:rFonts w:ascii="Consolas" w:eastAsia="Times New Roman" w:hAnsi="Consolas" w:cs="Times New Roman"/>
@@ -14428,6 +15008,7 @@
         </w:rPr>
         <w:t>if</w:t>
       </w:r>
+      <w:proofErr w:type="gramEnd"/>
       <w:r>
         <w:rPr>
           <w:rFonts w:ascii="Consolas" w:eastAsia="Times New Roman" w:hAnsi="Consolas" w:cs="Times New Roman"/>
@@ -14575,6 +15156,7 @@
         </w:rPr>
         <w:t xml:space="preserve">      </w:t>
       </w:r>
+      <w:proofErr w:type="gramStart"/>
       <w:r>
         <w:rPr>
           <w:rFonts w:ascii="Consolas" w:eastAsia="Times New Roman" w:hAnsi="Consolas" w:cs="Times New Roman"/>
@@ -14605,6 +15187,7 @@
         </w:rPr>
         <w:t>registrar</w:t>
       </w:r>
+      <w:proofErr w:type="gramEnd"/>
       <w:r>
         <w:rPr>
           <w:rFonts w:ascii="Consolas" w:eastAsia="Times New Roman" w:hAnsi="Consolas" w:cs="Times New Roman"/>
@@ -14728,6 +15311,7 @@
         </w:rPr>
         <w:t xml:space="preserve">      </w:t>
       </w:r>
+      <w:proofErr w:type="gramStart"/>
       <w:r>
         <w:rPr>
           <w:rFonts w:ascii="Consolas" w:eastAsia="Times New Roman" w:hAnsi="Consolas" w:cs="Times New Roman"/>
@@ -14738,6 +15322,7 @@
         </w:rPr>
         <w:t>await</w:t>
       </w:r>
+      <w:proofErr w:type="gramEnd"/>
       <w:r>
         <w:rPr>
           <w:rFonts w:ascii="Consolas" w:eastAsia="Times New Roman" w:hAnsi="Consolas" w:cs="Times New Roman"/>
@@ -14985,6 +15570,7 @@
         </w:rPr>
         <w:t xml:space="preserve">    </w:t>
       </w:r>
+      <w:proofErr w:type="gramStart"/>
       <w:r>
         <w:rPr>
           <w:rFonts w:ascii="Consolas" w:eastAsia="Times New Roman" w:hAnsi="Consolas" w:cs="Times New Roman"/>
@@ -15015,7 +15601,18 @@
           <w:szCs w:val="21"/>
           <w:lang w:eastAsia="es-CO"/>
         </w:rPr>
-        <w:t>#conexionesActivas</w:t>
+        <w:t>#</w:t>
+      </w:r>
+      <w:proofErr w:type="gramEnd"/>
+      <w:r>
+        <w:rPr>
+          <w:rFonts w:ascii="Consolas" w:eastAsia="Times New Roman" w:hAnsi="Consolas" w:cs="Times New Roman"/>
+          <w:color w:val="F8F8F2"/>
+          <w:sz w:val="21"/>
+          <w:szCs w:val="21"/>
+          <w:lang w:eastAsia="es-CO"/>
+        </w:rPr>
+        <w:t>conexionesActivas</w:t>
       </w:r>
       <w:r>
         <w:rPr>
@@ -15060,6 +15657,7 @@
         </w:rPr>
         <w:t xml:space="preserve">    </w:t>
       </w:r>
+      <w:proofErr w:type="gramStart"/>
       <w:r>
         <w:rPr>
           <w:rFonts w:ascii="Consolas" w:eastAsia="Times New Roman" w:hAnsi="Consolas" w:cs="Times New Roman"/>
@@ -15090,6 +15688,7 @@
         </w:rPr>
         <w:t>registrar</w:t>
       </w:r>
+      <w:proofErr w:type="gramEnd"/>
       <w:r>
         <w:rPr>
           <w:rFonts w:ascii="Consolas" w:eastAsia="Times New Roman" w:hAnsi="Consolas" w:cs="Times New Roman"/>
@@ -15206,7 +15805,6 @@
         </w:rPr>
         <w:t>${</w:t>
       </w:r>
-      <w:proofErr w:type="spellStart"/>
       <w:proofErr w:type="gramStart"/>
       <w:r>
         <w:rPr>
@@ -15220,7 +15818,6 @@
         </w:rPr>
         <w:t>this</w:t>
       </w:r>
-      <w:proofErr w:type="spellEnd"/>
       <w:r>
         <w:rPr>
           <w:rFonts w:ascii="Consolas" w:eastAsia="Times New Roman" w:hAnsi="Consolas" w:cs="Times New Roman"/>
@@ -15231,7 +15828,6 @@
         </w:rPr>
         <w:t>.#</w:t>
       </w:r>
-      <w:proofErr w:type="spellStart"/>
       <w:proofErr w:type="gramEnd"/>
       <w:r>
         <w:rPr>
@@ -15243,7 +15839,6 @@
         </w:rPr>
         <w:t>conexionesActivas</w:t>
       </w:r>
-      <w:proofErr w:type="spellEnd"/>
       <w:r>
         <w:rPr>
           <w:rFonts w:ascii="Consolas" w:eastAsia="Times New Roman" w:hAnsi="Consolas" w:cs="Times New Roman"/>
@@ -15274,7 +15869,6 @@
         </w:rPr>
         <w:t>${</w:t>
       </w:r>
-      <w:proofErr w:type="spellStart"/>
       <w:r>
         <w:rPr>
           <w:rFonts w:ascii="Consolas" w:eastAsia="Times New Roman" w:hAnsi="Consolas" w:cs="Times New Roman"/>
@@ -15287,7 +15881,6 @@
         </w:rPr>
         <w:t>this</w:t>
       </w:r>
-      <w:proofErr w:type="spellEnd"/>
       <w:r>
         <w:rPr>
           <w:rFonts w:ascii="Consolas" w:eastAsia="Times New Roman" w:hAnsi="Consolas" w:cs="Times New Roman"/>
@@ -15296,20 +15889,8 @@
           <w:szCs w:val="21"/>
           <w:lang w:eastAsia="es-CO"/>
         </w:rPr>
-        <w:t>.#</w:t>
-      </w:r>
-      <w:proofErr w:type="spellStart"/>
-      <w:r>
-        <w:rPr>
-          <w:rFonts w:ascii="Consolas" w:eastAsia="Times New Roman" w:hAnsi="Consolas" w:cs="Times New Roman"/>
-          <w:color w:val="F8F8F2"/>
-          <w:sz w:val="21"/>
-          <w:szCs w:val="21"/>
-          <w:lang w:eastAsia="es-CO"/>
-        </w:rPr>
-        <w:t>maxConexiones</w:t>
-      </w:r>
-      <w:proofErr w:type="spellEnd"/>
+        <w:t>.#maxConexiones</w:t>
+      </w:r>
       <w:r>
         <w:rPr>
           <w:rFonts w:ascii="Consolas" w:eastAsia="Times New Roman" w:hAnsi="Consolas" w:cs="Times New Roman"/>
@@ -15409,6 +15990,7 @@
         </w:rPr>
         <w:t xml:space="preserve">    </w:t>
       </w:r>
+      <w:proofErr w:type="gramStart"/>
       <w:r>
         <w:rPr>
           <w:rFonts w:ascii="Consolas" w:eastAsia="Times New Roman" w:hAnsi="Consolas" w:cs="Times New Roman"/>
@@ -15419,6 +16001,7 @@
         </w:rPr>
         <w:t>return</w:t>
       </w:r>
+      <w:proofErr w:type="gramEnd"/>
       <w:r>
         <w:rPr>
           <w:rFonts w:ascii="Consolas" w:eastAsia="Times New Roman" w:hAnsi="Consolas" w:cs="Times New Roman"/>
@@ -15452,6 +16035,7 @@
         </w:rPr>
         <w:t xml:space="preserve">      </w:t>
       </w:r>
+      <w:proofErr w:type="gramStart"/>
       <w:r>
         <w:rPr>
           <w:rFonts w:ascii="Consolas" w:eastAsia="Times New Roman" w:hAnsi="Consolas" w:cs="Times New Roman"/>
@@ -15462,6 +16046,7 @@
         </w:rPr>
         <w:t>id</w:t>
       </w:r>
+      <w:proofErr w:type="gramEnd"/>
       <w:r>
         <w:rPr>
           <w:rFonts w:ascii="Consolas" w:eastAsia="Times New Roman" w:hAnsi="Consolas" w:cs="Times New Roman"/>
@@ -15557,6 +16142,7 @@
         </w:rPr>
         <w:t xml:space="preserve">      </w:t>
       </w:r>
+      <w:proofErr w:type="gramStart"/>
       <w:r>
         <w:rPr>
           <w:rFonts w:ascii="Consolas" w:eastAsia="Times New Roman" w:hAnsi="Consolas" w:cs="Times New Roman"/>
@@ -15567,6 +16153,7 @@
         </w:rPr>
         <w:t>liberar</w:t>
       </w:r>
+      <w:proofErr w:type="gramEnd"/>
       <w:r>
         <w:rPr>
           <w:rFonts w:ascii="Consolas" w:eastAsia="Times New Roman" w:hAnsi="Consolas" w:cs="Times New Roman"/>
@@ -15751,6 +16338,7 @@
         </w:rPr>
         <w:t>  #</w:t>
       </w:r>
+      <w:proofErr w:type="gramStart"/>
       <w:r>
         <w:rPr>
           <w:rFonts w:ascii="Consolas" w:eastAsia="Times New Roman" w:hAnsi="Consolas" w:cs="Times New Roman"/>
@@ -15769,7 +16357,18 @@
           <w:szCs w:val="21"/>
           <w:lang w:eastAsia="es-CO"/>
         </w:rPr>
-        <w:t>() {</w:t>
+        <w:t>(</w:t>
+      </w:r>
+      <w:proofErr w:type="gramEnd"/>
+      <w:r>
+        <w:rPr>
+          <w:rFonts w:ascii="Consolas" w:eastAsia="Times New Roman" w:hAnsi="Consolas" w:cs="Times New Roman"/>
+          <w:color w:val="DAD6DA"/>
+          <w:sz w:val="21"/>
+          <w:szCs w:val="21"/>
+          <w:lang w:eastAsia="es-CO"/>
+        </w:rPr>
+        <w:t>) {</w:t>
       </w:r>
     </w:p>
     <w:p>
@@ -15794,6 +16393,7 @@
         </w:rPr>
         <w:t xml:space="preserve">    </w:t>
       </w:r>
+      <w:proofErr w:type="gramStart"/>
       <w:r>
         <w:rPr>
           <w:rFonts w:ascii="Consolas" w:eastAsia="Times New Roman" w:hAnsi="Consolas" w:cs="Times New Roman"/>
@@ -15824,7 +16424,18 @@
           <w:szCs w:val="21"/>
           <w:lang w:eastAsia="es-CO"/>
         </w:rPr>
-        <w:t>#conexionesActivas</w:t>
+        <w:t>#</w:t>
+      </w:r>
+      <w:proofErr w:type="gramEnd"/>
+      <w:r>
+        <w:rPr>
+          <w:rFonts w:ascii="Consolas" w:eastAsia="Times New Roman" w:hAnsi="Consolas" w:cs="Times New Roman"/>
+          <w:color w:val="F8F8F2"/>
+          <w:sz w:val="21"/>
+          <w:szCs w:val="21"/>
+          <w:lang w:eastAsia="es-CO"/>
+        </w:rPr>
+        <w:t>conexionesActivas</w:t>
       </w:r>
       <w:r>
         <w:rPr>
@@ -15996,6 +16607,7 @@
         </w:rPr>
         <w:t xml:space="preserve"> </w:t>
       </w:r>
+      <w:proofErr w:type="gramStart"/>
       <w:r>
         <w:rPr>
           <w:rFonts w:ascii="Consolas" w:eastAsia="Times New Roman" w:hAnsi="Consolas" w:cs="Times New Roman"/>
@@ -16016,7 +16628,18 @@
           <w:szCs w:val="21"/>
           <w:lang w:eastAsia="es-CO"/>
         </w:rPr>
-        <w:t>.#colaEspera.</w:t>
+        <w:t>.#</w:t>
+      </w:r>
+      <w:proofErr w:type="gramEnd"/>
+      <w:r>
+        <w:rPr>
+          <w:rFonts w:ascii="Consolas" w:eastAsia="Times New Roman" w:hAnsi="Consolas" w:cs="Times New Roman"/>
+          <w:color w:val="F8F8F2"/>
+          <w:sz w:val="21"/>
+          <w:szCs w:val="21"/>
+          <w:lang w:eastAsia="es-CO"/>
+        </w:rPr>
+        <w:t>colaEspera.</w:t>
       </w:r>
       <w:r>
         <w:rPr>
@@ -16131,6 +16754,7 @@
         </w:rPr>
         <w:t xml:space="preserve"> </w:t>
       </w:r>
+      <w:proofErr w:type="gramStart"/>
       <w:r>
         <w:rPr>
           <w:rFonts w:ascii="Consolas" w:eastAsia="Times New Roman" w:hAnsi="Consolas" w:cs="Times New Roman"/>
@@ -16149,7 +16773,18 @@
           <w:szCs w:val="21"/>
           <w:lang w:eastAsia="es-CO"/>
         </w:rPr>
-        <w:t>()</w:t>
+        <w:t>(</w:t>
+      </w:r>
+      <w:proofErr w:type="gramEnd"/>
+      <w:r>
+        <w:rPr>
+          <w:rFonts w:ascii="Consolas" w:eastAsia="Times New Roman" w:hAnsi="Consolas" w:cs="Times New Roman"/>
+          <w:color w:val="F8F8F2"/>
+          <w:sz w:val="21"/>
+          <w:szCs w:val="21"/>
+          <w:lang w:eastAsia="es-CO"/>
+        </w:rPr>
+        <w:t>)</w:t>
       </w:r>
       <w:r>
         <w:rPr>
@@ -16240,6 +16875,7 @@
         </w:rPr>
         <w:t xml:space="preserve"> </w:t>
       </w:r>
+      <w:proofErr w:type="gramStart"/>
       <w:r>
         <w:rPr>
           <w:rFonts w:ascii="Consolas" w:eastAsia="Times New Roman" w:hAnsi="Consolas" w:cs="Times New Roman"/>
@@ -16258,7 +16894,18 @@
           <w:szCs w:val="21"/>
           <w:lang w:eastAsia="es-CO"/>
         </w:rPr>
-        <w:t>() {</w:t>
+        <w:t>(</w:t>
+      </w:r>
+      <w:proofErr w:type="gramEnd"/>
+      <w:r>
+        <w:rPr>
+          <w:rFonts w:ascii="Consolas" w:eastAsia="Times New Roman" w:hAnsi="Consolas" w:cs="Times New Roman"/>
+          <w:color w:val="DAD6DA"/>
+          <w:sz w:val="21"/>
+          <w:szCs w:val="21"/>
+          <w:lang w:eastAsia="es-CO"/>
+        </w:rPr>
+        <w:t>) {</w:t>
       </w:r>
     </w:p>
     <w:p>
@@ -16303,6 +16950,7 @@
         </w:rPr>
         <w:t xml:space="preserve"> </w:t>
       </w:r>
+      <w:proofErr w:type="gramStart"/>
       <w:r>
         <w:rPr>
           <w:rFonts w:ascii="Consolas" w:eastAsia="Times New Roman" w:hAnsi="Consolas" w:cs="Times New Roman"/>
@@ -16333,7 +16981,18 @@
           <w:szCs w:val="21"/>
           <w:lang w:eastAsia="es-CO"/>
         </w:rPr>
-        <w:t>#conexionesActivas</w:t>
+        <w:t>#</w:t>
+      </w:r>
+      <w:proofErr w:type="gramEnd"/>
+      <w:r>
+        <w:rPr>
+          <w:rFonts w:ascii="Consolas" w:eastAsia="Times New Roman" w:hAnsi="Consolas" w:cs="Times New Roman"/>
+          <w:color w:val="F8F8F2"/>
+          <w:sz w:val="21"/>
+          <w:szCs w:val="21"/>
+          <w:lang w:eastAsia="es-CO"/>
+        </w:rPr>
+        <w:t>conexionesActivas</w:t>
       </w:r>
       <w:r>
         <w:rPr>
@@ -16467,11 +17126,19 @@
           <w:rFonts w:ascii="Times New Roman" w:hAnsi="Times New Roman" w:cs="Times New Roman"/>
         </w:rPr>
       </w:pPr>
-      <w:r>
-        <w:rPr>
-          <w:rFonts w:ascii="Times New Roman" w:hAnsi="Times New Roman" w:cs="Times New Roman"/>
-        </w:rPr>
-        <w:t>Para  SecureBallot apliqué Singleton en tres partes: ConfiguracionGlobal, LoggerCentralizado y PoolConexionesDB. Elegí estas tres porque en un sistema de votación no puede haber "varias versiones" de ellas funcionando a la vez, eso genera problemas.</w:t>
+      <w:proofErr w:type="gramStart"/>
+      <w:r>
+        <w:rPr>
+          <w:rFonts w:ascii="Times New Roman" w:hAnsi="Times New Roman" w:cs="Times New Roman"/>
+        </w:rPr>
+        <w:t>Para  SecureBallot</w:t>
+      </w:r>
+      <w:proofErr w:type="gramEnd"/>
+      <w:r>
+        <w:rPr>
+          <w:rFonts w:ascii="Times New Roman" w:hAnsi="Times New Roman" w:cs="Times New Roman"/>
+        </w:rPr>
+        <w:t xml:space="preserve"> apliqué Singleton en tres partes: ConfiguracionGlobal, LoggerCentralizado y PoolConexionesDB. Elegí estas tres porque en un sistema de votación no puede haber "varias versiones" de ellas funcionando a la vez, eso genera problemas.</w:t>
       </w:r>
     </w:p>
     <w:p>
@@ -16495,7 +17162,21 @@
         <w:rPr>
           <w:rFonts w:ascii="Times New Roman" w:hAnsi="Times New Roman" w:cs="Times New Roman"/>
         </w:rPr>
-        <w:t>ConfiguracionGlobal es la más simple de explicar. Si cada parte del sistema (login, conteo, auditoría) tuviera su propia copia de la config —host de la BD, api keys, etc—, en algún momento una copia queda vieja y ya empieza el desorden, porque un módulo estaría usando datos distintos a otro sin que nadie se dé cuenta. Con Singleton hay una sola copia y todos leen de ahí.</w:t>
+        <w:t xml:space="preserve">ConfiguracionGlobal es la más simple de explicar. Si cada parte del sistema (login, conteo, auditoría) tuviera su propia copia de la config —host </w:t>
+      </w:r>
+      <w:proofErr w:type="gramStart"/>
+      <w:r>
+        <w:rPr>
+          <w:rFonts w:ascii="Times New Roman" w:hAnsi="Times New Roman" w:cs="Times New Roman"/>
+        </w:rPr>
+        <w:t>de la BD</w:t>
+      </w:r>
+      <w:proofErr w:type="gramEnd"/>
+      <w:r>
+        <w:rPr>
+          <w:rFonts w:ascii="Times New Roman" w:hAnsi="Times New Roman" w:cs="Times New Roman"/>
+        </w:rPr>
+        <w:t>, api keys, etc—, en algún momento una copia queda vieja y ya empieza el desorden, porque un módulo estaría usando datos distintos a otro sin que nadie se dé cuenta. Con Singleton hay una sola copia y todos leen de ahí.</w:t>
       </w:r>
     </w:p>
     <w:p>
@@ -16519,7 +17200,21 @@
         <w:rPr>
           <w:rFonts w:ascii="Times New Roman" w:hAnsi="Times New Roman" w:cs="Times New Roman"/>
         </w:rPr>
-        <w:t>Con LoggerCentralizado la cosa es más delicada. Una plataforma de votación necesita poder mostrar qué pasó durante el proceso si alguien lo pide. Si hubiera varios loggers al mismo tiempo, el historial quedaría partido en pedazos y ya no se podría confiar en el orden real de los eventos. Por eso además de ser Singleton, cada registro guarda el hash del registro anterior (hashAnterior -&gt; hash), entonces si alguien edita algo después la cadena deja de cuadrar y verificarIntegridad() lo agarra. Esto es literal lo que pide el proyecto en la parte de auditoría.</w:t>
+        <w:t xml:space="preserve">Con LoggerCentralizado la cosa es más delicada. Una plataforma de votación necesita poder mostrar qué pasó durante el proceso si alguien lo pide. Si hubiera varios loggers al mismo tiempo, el historial quedaría partido en pedazos y ya no se podría confiar en el orden real de los eventos. Por eso además de ser Singleton, cada registro guarda el hash del registro anterior (hashAnterior -&gt; hash), entonces si alguien edita algo después la cadena deja de cuadrar y </w:t>
+      </w:r>
+      <w:proofErr w:type="gramStart"/>
+      <w:r>
+        <w:rPr>
+          <w:rFonts w:ascii="Times New Roman" w:hAnsi="Times New Roman" w:cs="Times New Roman"/>
+        </w:rPr>
+        <w:t>verificarIntegridad(</w:t>
+      </w:r>
+      <w:proofErr w:type="gramEnd"/>
+      <w:r>
+        <w:rPr>
+          <w:rFonts w:ascii="Times New Roman" w:hAnsi="Times New Roman" w:cs="Times New Roman"/>
+        </w:rPr>
+        <w:t>) lo agarra. Esto es literal lo que pide el proyecto en la parte de auditoría.</w:t>
       </w:r>
     </w:p>
     <w:p>
@@ -16543,7 +17238,21 @@
         <w:rPr>
           <w:rFonts w:ascii="Times New Roman" w:hAnsi="Times New Roman" w:cs="Times New Roman"/>
         </w:rPr>
-        <w:t xml:space="preserve">Y PoolConexionesDB, pensando en que esto en teoría podría usarse para una elección nacional con un montón de gente votando a la vez: si cada petición abriera su propia conexión a la BD sin control, </w:t>
+        <w:t xml:space="preserve">Y PoolConexionesDB, pensando en que esto en teoría podría usarse para una elección nacional con un montón de gente votando a la vez: si cada petición abriera su propia conexión </w:t>
+      </w:r>
+      <w:proofErr w:type="gramStart"/>
+      <w:r>
+        <w:rPr>
+          <w:rFonts w:ascii="Times New Roman" w:hAnsi="Times New Roman" w:cs="Times New Roman"/>
+        </w:rPr>
+        <w:t>a la BD</w:t>
+      </w:r>
+      <w:proofErr w:type="gramEnd"/>
+      <w:r>
+        <w:rPr>
+          <w:rFonts w:ascii="Times New Roman" w:hAnsi="Times New Roman" w:cs="Times New Roman"/>
+        </w:rPr>
+        <w:t xml:space="preserve"> sin control, </w:t>
       </w:r>
       <w:r>
         <w:rPr>
@@ -16574,7 +17283,35 @@
         <w:rPr>
           <w:rFonts w:ascii="Times New Roman" w:hAnsi="Times New Roman" w:cs="Times New Roman"/>
         </w:rPr>
-        <w:t>Con SOLID: por un lado cumple Responsabilidad Única porque cada clase además de hacer lo suyo también controla su propia creación (el #instancia y el bloqueo en el constructor). Por otro lado, hay que admitir que rompe un poco Inversión de Dependencias, porque llamar obtenerInstancia() desde cualquier lado del código te acopla directamente a esa clase en vez de depender de una abstracción. Aun así, para estos tres casos me pareció que valía la pena ese acoplamiento a cambio de tener una única fuente de verdad.</w:t>
+        <w:t xml:space="preserve">Con SOLID: por un </w:t>
+      </w:r>
+      <w:proofErr w:type="gramStart"/>
+      <w:r>
+        <w:rPr>
+          <w:rFonts w:ascii="Times New Roman" w:hAnsi="Times New Roman" w:cs="Times New Roman"/>
+        </w:rPr>
+        <w:t>lado</w:t>
+      </w:r>
+      <w:proofErr w:type="gramEnd"/>
+      <w:r>
+        <w:rPr>
+          <w:rFonts w:ascii="Times New Roman" w:hAnsi="Times New Roman" w:cs="Times New Roman"/>
+        </w:rPr>
+        <w:t xml:space="preserve"> cumple Responsabilidad Única porque cada clase además de hacer lo suyo también controla su propia creación (el #instancia y el bloqueo en el constructor). Por otro lado, hay que admitir que rompe un poco Inversión de Dependencias, porque llamar </w:t>
+      </w:r>
+      <w:proofErr w:type="gramStart"/>
+      <w:r>
+        <w:rPr>
+          <w:rFonts w:ascii="Times New Roman" w:hAnsi="Times New Roman" w:cs="Times New Roman"/>
+        </w:rPr>
+        <w:t>obtenerInstancia(</w:t>
+      </w:r>
+      <w:proofErr w:type="gramEnd"/>
+      <w:r>
+        <w:rPr>
+          <w:rFonts w:ascii="Times New Roman" w:hAnsi="Times New Roman" w:cs="Times New Roman"/>
+        </w:rPr>
+        <w:t>) desde cualquier lado del código te acopla directamente a esa clase en vez de depender de una abstracción. Aun así, para estos tres casos me pareció que valía la pena ese acoplamiento a cambio de tener una única fuente de verdad.</w:t>
       </w:r>
     </w:p>
     <w:p>
@@ -16716,6 +17453,7 @@
         <w:rPr>
           <w:rFonts w:ascii="Times New Roman" w:hAnsi="Times New Roman" w:cs="Times New Roman"/>
           <w:noProof/>
+          <w:lang w:eastAsia="es-CO"/>
         </w:rPr>
         <w:lastRenderedPageBreak/>
         <w:drawing>
@@ -16801,7 +17539,7 @@
           <w:lang w:val="es-ES"/>
         </w:rPr>
       </w:pPr>
-      <w:bookmarkStart w:id="2" w:name="_Toc239452406"/>
+      <w:bookmarkStart w:id="3" w:name="_Toc240113605"/>
       <w:r>
         <w:rPr>
           <w:rFonts w:ascii="Times New Roman" w:hAnsi="Times New Roman" w:cs="Times New Roman"/>
@@ -16813,87 +17551,54 @@
           <w:lang w:val="es-ES"/>
         </w:rPr>
         <w:lastRenderedPageBreak/>
-        <w:t xml:space="preserve">Semana </w:t>
-      </w:r>
-      <w:r>
+        <w:t xml:space="preserve">Semana 4 </w:t>
+      </w:r>
+      <w:r>
+        <w:rPr>
+          <w:rFonts w:ascii="Times New Roman" w:hAnsi="Times New Roman" w:cs="Times New Roman"/>
+          <w:color w:val="auto"/>
+          <w:sz w:val="24"/>
+          <w:szCs w:val="24"/>
+          <w:lang w:val="es-ES"/>
+        </w:rPr>
+        <w:t>04/09:</w:t>
+      </w:r>
+      <w:bookmarkEnd w:id="3"/>
+    </w:p>
+    <w:p>
+      <w:pPr>
+        <w:rPr>
+          <w:rFonts w:ascii="Times New Roman" w:hAnsi="Times New Roman" w:cs="Times New Roman"/>
+          <w:sz w:val="24"/>
+          <w:szCs w:val="24"/>
+          <w:lang w:val="es-ES"/>
+        </w:rPr>
+      </w:pPr>
+    </w:p>
+    <w:p>
+      <w:pPr>
+        <w:jc w:val="center"/>
         <w:rPr>
           <w:rFonts w:ascii="Times New Roman" w:hAnsi="Times New Roman" w:cs="Times New Roman"/>
           <w:b/>
           <w:bCs/>
-          <w:color w:val="auto"/>
-          <w:sz w:val="24"/>
-          <w:szCs w:val="24"/>
-          <w:lang w:val="es-ES"/>
-        </w:rPr>
-        <w:t>4</w:t>
-      </w:r>
+          <w:sz w:val="24"/>
+          <w:szCs w:val="24"/>
+          <w:lang w:val="es-ES"/>
+        </w:rPr>
+      </w:pPr>
       <w:r>
         <w:rPr>
           <w:rFonts w:ascii="Times New Roman" w:hAnsi="Times New Roman" w:cs="Times New Roman"/>
           <w:b/>
           <w:bCs/>
-          <w:color w:val="auto"/>
-          <w:sz w:val="24"/>
-          <w:szCs w:val="24"/>
-          <w:lang w:val="es-ES"/>
-        </w:rPr>
-        <w:t xml:space="preserve"> </w:t>
-      </w:r>
-      <w:r>
-        <w:rPr>
-          <w:rFonts w:ascii="Times New Roman" w:hAnsi="Times New Roman" w:cs="Times New Roman"/>
-          <w:color w:val="auto"/>
-          <w:sz w:val="24"/>
-          <w:szCs w:val="24"/>
-          <w:lang w:val="es-ES"/>
-        </w:rPr>
-        <w:t>04</w:t>
-      </w:r>
-      <w:r>
-        <w:rPr>
-          <w:rFonts w:ascii="Times New Roman" w:hAnsi="Times New Roman" w:cs="Times New Roman"/>
-          <w:color w:val="auto"/>
-          <w:sz w:val="24"/>
-          <w:szCs w:val="24"/>
-          <w:lang w:val="es-ES"/>
-        </w:rPr>
-        <w:t>/0</w:t>
-      </w:r>
-      <w:r>
-        <w:rPr>
-          <w:rFonts w:ascii="Times New Roman" w:hAnsi="Times New Roman" w:cs="Times New Roman"/>
-          <w:color w:val="auto"/>
-          <w:sz w:val="24"/>
-          <w:szCs w:val="24"/>
-          <w:lang w:val="es-ES"/>
-        </w:rPr>
-        <w:t>9</w:t>
-      </w:r>
-      <w:r>
-        <w:rPr>
-          <w:rFonts w:ascii="Times New Roman" w:hAnsi="Times New Roman" w:cs="Times New Roman"/>
-          <w:color w:val="auto"/>
-          <w:sz w:val="24"/>
-          <w:szCs w:val="24"/>
-          <w:lang w:val="es-ES"/>
-        </w:rPr>
-        <w:t>:</w:t>
-      </w:r>
-      <w:bookmarkEnd w:id="2"/>
-    </w:p>
-    <w:p>
-      <w:pPr>
-        <w:rPr>
-          <w:rFonts w:ascii="Times New Roman" w:hAnsi="Times New Roman" w:cs="Times New Roman"/>
-          <w:sz w:val="24"/>
-          <w:szCs w:val="24"/>
-          <w:lang w:val="es-ES"/>
-        </w:rPr>
-      </w:pPr>
-    </w:p>
-    <w:p>
-      <w:pPr>
-        <w:jc w:val="center"/>
+          <w:sz w:val="24"/>
+          <w:szCs w:val="24"/>
+          <w:lang w:val="es-ES"/>
+        </w:rPr>
+        <w:t xml:space="preserve">FASE 1 - </w:t>
+      </w:r>
+      <w:r>
         <w:rPr>
           <w:rFonts w:ascii="Times New Roman" w:hAnsi="Times New Roman" w:cs="Times New Roman"/>
           <w:b/>
@@ -16902,101 +17607,27 @@
           <w:szCs w:val="24"/>
           <w:lang w:val="es-ES"/>
         </w:rPr>
-      </w:pPr>
-      <w:r>
-        <w:rPr>
-          <w:rFonts w:ascii="Times New Roman" w:hAnsi="Times New Roman" w:cs="Times New Roman"/>
-          <w:b/>
-          <w:bCs/>
-          <w:sz w:val="24"/>
-          <w:szCs w:val="24"/>
-          <w:lang w:val="es-ES"/>
-        </w:rPr>
-        <w:t xml:space="preserve">FASE 1 - </w:t>
-      </w:r>
-      <w:r>
-        <w:rPr>
-          <w:rFonts w:ascii="Times New Roman" w:hAnsi="Times New Roman" w:cs="Times New Roman"/>
-          <w:b/>
-          <w:bCs/>
-          <w:sz w:val="24"/>
-          <w:szCs w:val="24"/>
-          <w:lang w:val="es-ES"/>
-        </w:rPr>
-        <w:t xml:space="preserve">Patrón Factory </w:t>
-      </w:r>
-      <w:proofErr w:type="spellStart"/>
-      <w:r>
-        <w:rPr>
-          <w:rFonts w:ascii="Times New Roman" w:hAnsi="Times New Roman" w:cs="Times New Roman"/>
-          <w:b/>
-          <w:bCs/>
-          <w:sz w:val="24"/>
-          <w:szCs w:val="24"/>
-          <w:lang w:val="es-ES"/>
-        </w:rPr>
-        <w:t>Method</w:t>
-      </w:r>
-      <w:proofErr w:type="spellEnd"/>
-    </w:p>
-    <w:p>
-      <w:pPr>
-        <w:jc w:val="both"/>
-        <w:rPr>
-          <w:rFonts w:ascii="Times New Roman" w:hAnsi="Times New Roman" w:cs="Times New Roman"/>
-          <w:sz w:val="24"/>
-          <w:szCs w:val="24"/>
-          <w:lang w:val="es-ES"/>
-        </w:rPr>
-      </w:pPr>
-      <w:r>
-        <w:rPr>
-          <w:rFonts w:ascii="Times New Roman" w:hAnsi="Times New Roman" w:cs="Times New Roman"/>
-          <w:sz w:val="24"/>
-          <w:szCs w:val="24"/>
-          <w:lang w:val="es-ES"/>
-        </w:rPr>
-        <w:t xml:space="preserve">Durante la Semana 4 se trabajó con el patrón de diseño Factory </w:t>
-      </w:r>
-      <w:proofErr w:type="spellStart"/>
-      <w:r>
-        <w:rPr>
-          <w:rFonts w:ascii="Times New Roman" w:hAnsi="Times New Roman" w:cs="Times New Roman"/>
-          <w:sz w:val="24"/>
-          <w:szCs w:val="24"/>
-          <w:lang w:val="es-ES"/>
-        </w:rPr>
-        <w:t>Method</w:t>
-      </w:r>
-      <w:proofErr w:type="spellEnd"/>
-      <w:r>
-        <w:rPr>
-          <w:rFonts w:ascii="Times New Roman" w:hAnsi="Times New Roman" w:cs="Times New Roman"/>
-          <w:sz w:val="24"/>
-          <w:szCs w:val="24"/>
-          <w:lang w:val="es-ES"/>
-        </w:rPr>
-        <w:t xml:space="preserve">, continuando con el desarrollo de la plataforma de votación electrónica </w:t>
-      </w:r>
-      <w:proofErr w:type="spellStart"/>
-      <w:r>
-        <w:rPr>
-          <w:rFonts w:ascii="Times New Roman" w:hAnsi="Times New Roman" w:cs="Times New Roman"/>
-          <w:sz w:val="24"/>
-          <w:szCs w:val="24"/>
-          <w:lang w:val="es-ES"/>
-        </w:rPr>
-        <w:t>SecureBallot</w:t>
-      </w:r>
-      <w:proofErr w:type="spellEnd"/>
-      <w:r>
-        <w:rPr>
-          <w:rFonts w:ascii="Times New Roman" w:hAnsi="Times New Roman" w:cs="Times New Roman"/>
-          <w:sz w:val="24"/>
-          <w:szCs w:val="24"/>
-          <w:lang w:val="es-ES"/>
-        </w:rPr>
-        <w:t>.</w:t>
+        <w:t>Patrón Factory Method</w:t>
+      </w:r>
+    </w:p>
+    <w:p>
+      <w:pPr>
+        <w:jc w:val="both"/>
+        <w:rPr>
+          <w:rFonts w:ascii="Times New Roman" w:hAnsi="Times New Roman" w:cs="Times New Roman"/>
+          <w:sz w:val="24"/>
+          <w:szCs w:val="24"/>
+          <w:lang w:val="es-ES"/>
+        </w:rPr>
+      </w:pPr>
+      <w:r>
+        <w:rPr>
+          <w:rFonts w:ascii="Times New Roman" w:hAnsi="Times New Roman" w:cs="Times New Roman"/>
+          <w:sz w:val="24"/>
+          <w:szCs w:val="24"/>
+          <w:lang w:val="es-ES"/>
+        </w:rPr>
+        <w:t>Durante la Semana 4 se trabajó con el patrón de diseño Factory Method, continuando con el desarrollo de la plataforma de votación electrónica SecureBallot.</w:t>
       </w:r>
     </w:p>
     <w:p>
@@ -17089,107 +17720,7 @@
           <w:szCs w:val="24"/>
           <w:lang w:val="es-ES"/>
         </w:rPr>
-        <w:t xml:space="preserve">En las sesiones anteriores se trabajó el patrón </w:t>
-      </w:r>
-      <w:proofErr w:type="spellStart"/>
-      <w:r>
-        <w:rPr>
-          <w:rFonts w:ascii="Times New Roman" w:hAnsi="Times New Roman" w:cs="Times New Roman"/>
-          <w:sz w:val="24"/>
-          <w:szCs w:val="24"/>
-          <w:lang w:val="es-ES"/>
-        </w:rPr>
-        <w:t>Singleton</w:t>
-      </w:r>
-      <w:proofErr w:type="spellEnd"/>
-      <w:r>
-        <w:rPr>
-          <w:rFonts w:ascii="Times New Roman" w:hAnsi="Times New Roman" w:cs="Times New Roman"/>
-          <w:sz w:val="24"/>
-          <w:szCs w:val="24"/>
-          <w:lang w:val="es-ES"/>
-        </w:rPr>
-        <w:t xml:space="preserve">, utilizado en </w:t>
-      </w:r>
-      <w:proofErr w:type="spellStart"/>
-      <w:r>
-        <w:rPr>
-          <w:rFonts w:ascii="Times New Roman" w:hAnsi="Times New Roman" w:cs="Times New Roman"/>
-          <w:sz w:val="24"/>
-          <w:szCs w:val="24"/>
-          <w:lang w:val="es-ES"/>
-        </w:rPr>
-        <w:t>SecureBallot</w:t>
-      </w:r>
-      <w:proofErr w:type="spellEnd"/>
-      <w:r>
-        <w:rPr>
-          <w:rFonts w:ascii="Times New Roman" w:hAnsi="Times New Roman" w:cs="Times New Roman"/>
-          <w:sz w:val="24"/>
-          <w:szCs w:val="24"/>
-          <w:lang w:val="es-ES"/>
-        </w:rPr>
-        <w:t xml:space="preserve"> para controlar la existencia de una única instancia de componentes como </w:t>
-      </w:r>
-      <w:proofErr w:type="spellStart"/>
-      <w:r>
-        <w:rPr>
-          <w:rFonts w:ascii="Times New Roman" w:hAnsi="Times New Roman" w:cs="Times New Roman"/>
-          <w:sz w:val="24"/>
-          <w:szCs w:val="24"/>
-          <w:lang w:val="es-ES"/>
-        </w:rPr>
-        <w:t>ConfiguracionGlobal</w:t>
-      </w:r>
-      <w:proofErr w:type="spellEnd"/>
-      <w:r>
-        <w:rPr>
-          <w:rFonts w:ascii="Times New Roman" w:hAnsi="Times New Roman" w:cs="Times New Roman"/>
-          <w:sz w:val="24"/>
-          <w:szCs w:val="24"/>
-          <w:lang w:val="es-ES"/>
-        </w:rPr>
-        <w:t xml:space="preserve">, </w:t>
-      </w:r>
-      <w:proofErr w:type="spellStart"/>
-      <w:r>
-        <w:rPr>
-          <w:rFonts w:ascii="Times New Roman" w:hAnsi="Times New Roman" w:cs="Times New Roman"/>
-          <w:sz w:val="24"/>
-          <w:szCs w:val="24"/>
-          <w:lang w:val="es-ES"/>
-        </w:rPr>
-        <w:t>LoggerCentralizado</w:t>
-      </w:r>
-      <w:proofErr w:type="spellEnd"/>
-      <w:r>
-        <w:rPr>
-          <w:rFonts w:ascii="Times New Roman" w:hAnsi="Times New Roman" w:cs="Times New Roman"/>
-          <w:sz w:val="24"/>
-          <w:szCs w:val="24"/>
-          <w:lang w:val="es-ES"/>
-        </w:rPr>
-        <w:t xml:space="preserve"> y </w:t>
-      </w:r>
-      <w:proofErr w:type="spellStart"/>
-      <w:r>
-        <w:rPr>
-          <w:rFonts w:ascii="Times New Roman" w:hAnsi="Times New Roman" w:cs="Times New Roman"/>
-          <w:sz w:val="24"/>
-          <w:szCs w:val="24"/>
-          <w:lang w:val="es-ES"/>
-        </w:rPr>
-        <w:t>PoolConexionesDB</w:t>
-      </w:r>
-      <w:proofErr w:type="spellEnd"/>
-      <w:r>
-        <w:rPr>
-          <w:rFonts w:ascii="Times New Roman" w:hAnsi="Times New Roman" w:cs="Times New Roman"/>
-          <w:sz w:val="24"/>
-          <w:szCs w:val="24"/>
-          <w:lang w:val="es-ES"/>
-        </w:rPr>
-        <w:t>.</w:t>
+        <w:t>En las sesiones anteriores se trabajó el patrón Singleton, utilizado en SecureBallot para controlar la existencia de una única instancia de componentes como ConfiguracionGlobal, LoggerCentralizado y PoolConexionesDB.</w:t>
       </w:r>
     </w:p>
     <w:p>
@@ -17229,27 +17760,7 @@
           <w:szCs w:val="24"/>
           <w:lang w:val="es-ES"/>
         </w:rPr>
-        <w:t xml:space="preserve">En un sistema como </w:t>
-      </w:r>
-      <w:proofErr w:type="spellStart"/>
-      <w:r>
-        <w:rPr>
-          <w:rFonts w:ascii="Times New Roman" w:hAnsi="Times New Roman" w:cs="Times New Roman"/>
-          <w:sz w:val="24"/>
-          <w:szCs w:val="24"/>
-          <w:lang w:val="es-ES"/>
-        </w:rPr>
-        <w:t>SecureBallot</w:t>
-      </w:r>
-      <w:proofErr w:type="spellEnd"/>
-      <w:r>
-        <w:rPr>
-          <w:rFonts w:ascii="Times New Roman" w:hAnsi="Times New Roman" w:cs="Times New Roman"/>
-          <w:sz w:val="24"/>
-          <w:szCs w:val="24"/>
-          <w:lang w:val="es-ES"/>
-        </w:rPr>
-        <w:t xml:space="preserve"> pueden existir diferentes formas de generar información a partir de los resultados electorales. Por ejemplo, los resultados pueden necesitar ser presentados como un reporte PDF, un archivo CSV o posteriormente en otros formatos.</w:t>
+        <w:t>En un sistema como SecureBallot pueden existir diferentes formas de generar información a partir de los resultados electorales. Por ejemplo, los resultados pueden necesitar ser presentados como un reporte PDF, un archivo CSV o posteriormente en otros formatos.</w:t>
       </w:r>
     </w:p>
     <w:p>
@@ -17281,29 +17792,29 @@
           <w:color w:val="CCCCCC"/>
           <w:sz w:val="21"/>
           <w:szCs w:val="21"/>
-          <w:lang w:val="es-ES" w:eastAsia="es-ES"/>
-        </w:rPr>
-      </w:pPr>
-      <w:bookmarkStart w:id="3" w:name="_Hlk239450682"/>
-      <w:proofErr w:type="spellStart"/>
+          <w:lang w:val="en-US" w:eastAsia="es-ES"/>
+        </w:rPr>
+      </w:pPr>
+      <w:bookmarkStart w:id="4" w:name="_Hlk239450682"/>
+      <w:proofErr w:type="gramStart"/>
       <w:r>
         <w:rPr>
           <w:rFonts w:ascii="Consolas" w:eastAsia="Times New Roman" w:hAnsi="Consolas" w:cs="Times New Roman"/>
           <w:color w:val="C586C0"/>
           <w:sz w:val="21"/>
           <w:szCs w:val="21"/>
-          <w:lang w:val="es-ES" w:eastAsia="es-ES"/>
+          <w:lang w:val="en-US" w:eastAsia="es-ES"/>
         </w:rPr>
         <w:t>if</w:t>
       </w:r>
-      <w:proofErr w:type="spellEnd"/>
+      <w:proofErr w:type="gramEnd"/>
       <w:r>
         <w:rPr>
           <w:rFonts w:ascii="Consolas" w:eastAsia="Times New Roman" w:hAnsi="Consolas" w:cs="Times New Roman"/>
           <w:color w:val="CCCCCC"/>
           <w:sz w:val="21"/>
           <w:szCs w:val="21"/>
-          <w:lang w:val="es-ES" w:eastAsia="es-ES"/>
+          <w:lang w:val="en-US" w:eastAsia="es-ES"/>
         </w:rPr>
         <w:t xml:space="preserve"> (</w:t>
       </w:r>
@@ -17313,7 +17824,7 @@
           <w:color w:val="9CDCFE"/>
           <w:sz w:val="21"/>
           <w:szCs w:val="21"/>
-          <w:lang w:val="es-ES" w:eastAsia="es-ES"/>
+          <w:lang w:val="en-US" w:eastAsia="es-ES"/>
         </w:rPr>
         <w:t>formato</w:t>
       </w:r>
@@ -17323,7 +17834,7 @@
           <w:color w:val="CCCCCC"/>
           <w:sz w:val="21"/>
           <w:szCs w:val="21"/>
-          <w:lang w:val="es-ES" w:eastAsia="es-ES"/>
+          <w:lang w:val="en-US" w:eastAsia="es-ES"/>
         </w:rPr>
         <w:t xml:space="preserve"> </w:t>
       </w:r>
@@ -17333,7 +17844,7 @@
           <w:color w:val="D4D4D4"/>
           <w:sz w:val="21"/>
           <w:szCs w:val="21"/>
-          <w:lang w:val="es-ES" w:eastAsia="es-ES"/>
+          <w:lang w:val="en-US" w:eastAsia="es-ES"/>
         </w:rPr>
         <w:t>===</w:t>
       </w:r>
@@ -17343,7 +17854,7 @@
           <w:color w:val="CCCCCC"/>
           <w:sz w:val="21"/>
           <w:szCs w:val="21"/>
-          <w:lang w:val="es-ES" w:eastAsia="es-ES"/>
+          <w:lang w:val="en-US" w:eastAsia="es-ES"/>
         </w:rPr>
         <w:t xml:space="preserve"> </w:t>
       </w:r>
@@ -17353,7 +17864,7 @@
           <w:color w:val="CE9178"/>
           <w:sz w:val="21"/>
           <w:szCs w:val="21"/>
-          <w:lang w:val="es-ES" w:eastAsia="es-ES"/>
+          <w:lang w:val="en-US" w:eastAsia="es-ES"/>
         </w:rPr>
         <w:t>'PDF'</w:t>
       </w:r>
@@ -17363,7 +17874,7 @@
           <w:color w:val="CCCCCC"/>
           <w:sz w:val="21"/>
           <w:szCs w:val="21"/>
-          <w:lang w:val="es-ES" w:eastAsia="es-ES"/>
+          <w:lang w:val="en-US" w:eastAsia="es-ES"/>
         </w:rPr>
         <w:t xml:space="preserve">) { </w:t>
       </w:r>
@@ -17378,26 +17889,28 @@
           <w:color w:val="CCCCCC"/>
           <w:sz w:val="21"/>
           <w:szCs w:val="21"/>
-          <w:lang w:val="es-ES" w:eastAsia="es-ES"/>
-        </w:rPr>
-      </w:pPr>
+          <w:lang w:val="en-US" w:eastAsia="es-ES"/>
+        </w:rPr>
+      </w:pPr>
+      <w:proofErr w:type="gramStart"/>
       <w:r>
         <w:rPr>
           <w:rFonts w:ascii="Consolas" w:eastAsia="Times New Roman" w:hAnsi="Consolas" w:cs="Times New Roman"/>
           <w:color w:val="9CDCFE"/>
           <w:sz w:val="21"/>
           <w:szCs w:val="21"/>
-          <w:lang w:val="es-ES" w:eastAsia="es-ES"/>
+          <w:lang w:val="en-US" w:eastAsia="es-ES"/>
         </w:rPr>
         <w:t>reporte</w:t>
       </w:r>
+      <w:proofErr w:type="gramEnd"/>
       <w:r>
         <w:rPr>
           <w:rFonts w:ascii="Consolas" w:eastAsia="Times New Roman" w:hAnsi="Consolas" w:cs="Times New Roman"/>
           <w:color w:val="CCCCCC"/>
           <w:sz w:val="21"/>
           <w:szCs w:val="21"/>
-          <w:lang w:val="es-ES" w:eastAsia="es-ES"/>
+          <w:lang w:val="en-US" w:eastAsia="es-ES"/>
         </w:rPr>
         <w:t xml:space="preserve"> </w:t>
       </w:r>
@@ -17407,7 +17920,7 @@
           <w:color w:val="D4D4D4"/>
           <w:sz w:val="21"/>
           <w:szCs w:val="21"/>
-          <w:lang w:val="es-ES" w:eastAsia="es-ES"/>
+          <w:lang w:val="en-US" w:eastAsia="es-ES"/>
         </w:rPr>
         <w:t>=</w:t>
       </w:r>
@@ -17417,7 +17930,7 @@
           <w:color w:val="CCCCCC"/>
           <w:sz w:val="21"/>
           <w:szCs w:val="21"/>
-          <w:lang w:val="es-ES" w:eastAsia="es-ES"/>
+          <w:lang w:val="en-US" w:eastAsia="es-ES"/>
         </w:rPr>
         <w:t xml:space="preserve"> </w:t>
       </w:r>
@@ -17427,7 +17940,7 @@
           <w:color w:val="569CD6"/>
           <w:sz w:val="21"/>
           <w:szCs w:val="21"/>
-          <w:lang w:val="es-ES" w:eastAsia="es-ES"/>
+          <w:lang w:val="en-US" w:eastAsia="es-ES"/>
         </w:rPr>
         <w:t>new</w:t>
       </w:r>
@@ -17437,43 +17950,29 @@
           <w:color w:val="CCCCCC"/>
           <w:sz w:val="21"/>
           <w:szCs w:val="21"/>
-          <w:lang w:val="es-ES" w:eastAsia="es-ES"/>
+          <w:lang w:val="en-US" w:eastAsia="es-ES"/>
         </w:rPr>
         <w:t xml:space="preserve"> </w:t>
       </w:r>
-      <w:proofErr w:type="spellStart"/>
-      <w:proofErr w:type="gramStart"/>
       <w:r>
         <w:rPr>
           <w:rFonts w:ascii="Consolas" w:eastAsia="Times New Roman" w:hAnsi="Consolas" w:cs="Times New Roman"/>
           <w:color w:val="4EC9B0"/>
           <w:sz w:val="21"/>
           <w:szCs w:val="21"/>
-          <w:lang w:val="es-ES" w:eastAsia="es-ES"/>
+          <w:lang w:val="en-US" w:eastAsia="es-ES"/>
         </w:rPr>
         <w:t>ReporteResultadosPDF</w:t>
       </w:r>
-      <w:proofErr w:type="spellEnd"/>
       <w:r>
         <w:rPr>
           <w:rFonts w:ascii="Consolas" w:eastAsia="Times New Roman" w:hAnsi="Consolas" w:cs="Times New Roman"/>
           <w:color w:val="CCCCCC"/>
           <w:sz w:val="21"/>
           <w:szCs w:val="21"/>
-          <w:lang w:val="es-ES" w:eastAsia="es-ES"/>
-        </w:rPr>
-        <w:t>(</w:t>
-      </w:r>
-      <w:proofErr w:type="gramEnd"/>
-      <w:r>
-        <w:rPr>
-          <w:rFonts w:ascii="Consolas" w:eastAsia="Times New Roman" w:hAnsi="Consolas" w:cs="Times New Roman"/>
-          <w:color w:val="CCCCCC"/>
-          <w:sz w:val="21"/>
-          <w:szCs w:val="21"/>
-          <w:lang w:val="es-ES" w:eastAsia="es-ES"/>
-        </w:rPr>
-        <w:t xml:space="preserve">); </w:t>
+          <w:lang w:val="en-US" w:eastAsia="es-ES"/>
+        </w:rPr>
+        <w:t xml:space="preserve">(); </w:t>
       </w:r>
     </w:p>
     <w:p>
@@ -17485,7 +17984,7 @@
           <w:color w:val="CCCCCC"/>
           <w:sz w:val="21"/>
           <w:szCs w:val="21"/>
-          <w:lang w:val="es-ES" w:eastAsia="es-ES"/>
+          <w:lang w:val="en-US" w:eastAsia="es-ES"/>
         </w:rPr>
       </w:pPr>
       <w:r>
@@ -17494,51 +17993,47 @@
           <w:color w:val="CCCCCC"/>
           <w:sz w:val="21"/>
           <w:szCs w:val="21"/>
-          <w:lang w:val="es-ES" w:eastAsia="es-ES"/>
+          <w:lang w:val="en-US" w:eastAsia="es-ES"/>
         </w:rPr>
         <w:t xml:space="preserve">} </w:t>
       </w:r>
-      <w:proofErr w:type="spellStart"/>
       <w:r>
         <w:rPr>
           <w:rFonts w:ascii="Consolas" w:eastAsia="Times New Roman" w:hAnsi="Consolas" w:cs="Times New Roman"/>
           <w:color w:val="C586C0"/>
           <w:sz w:val="21"/>
           <w:szCs w:val="21"/>
-          <w:lang w:val="es-ES" w:eastAsia="es-ES"/>
+          <w:lang w:val="en-US" w:eastAsia="es-ES"/>
         </w:rPr>
         <w:t>else</w:t>
       </w:r>
-      <w:proofErr w:type="spellEnd"/>
       <w:r>
         <w:rPr>
           <w:rFonts w:ascii="Consolas" w:eastAsia="Times New Roman" w:hAnsi="Consolas" w:cs="Times New Roman"/>
           <w:color w:val="CCCCCC"/>
           <w:sz w:val="21"/>
           <w:szCs w:val="21"/>
-          <w:lang w:val="es-ES" w:eastAsia="es-ES"/>
+          <w:lang w:val="en-US" w:eastAsia="es-ES"/>
         </w:rPr>
         <w:t xml:space="preserve"> </w:t>
       </w:r>
-      <w:proofErr w:type="spellStart"/>
       <w:r>
         <w:rPr>
           <w:rFonts w:ascii="Consolas" w:eastAsia="Times New Roman" w:hAnsi="Consolas" w:cs="Times New Roman"/>
           <w:color w:val="C586C0"/>
           <w:sz w:val="21"/>
           <w:szCs w:val="21"/>
-          <w:lang w:val="es-ES" w:eastAsia="es-ES"/>
+          <w:lang w:val="en-US" w:eastAsia="es-ES"/>
         </w:rPr>
         <w:t>if</w:t>
       </w:r>
-      <w:proofErr w:type="spellEnd"/>
       <w:r>
         <w:rPr>
           <w:rFonts w:ascii="Consolas" w:eastAsia="Times New Roman" w:hAnsi="Consolas" w:cs="Times New Roman"/>
           <w:color w:val="CCCCCC"/>
           <w:sz w:val="21"/>
           <w:szCs w:val="21"/>
-          <w:lang w:val="es-ES" w:eastAsia="es-ES"/>
+          <w:lang w:val="en-US" w:eastAsia="es-ES"/>
         </w:rPr>
         <w:t xml:space="preserve"> (</w:t>
       </w:r>
@@ -17548,7 +18043,7 @@
           <w:color w:val="9CDCFE"/>
           <w:sz w:val="21"/>
           <w:szCs w:val="21"/>
-          <w:lang w:val="es-ES" w:eastAsia="es-ES"/>
+          <w:lang w:val="en-US" w:eastAsia="es-ES"/>
         </w:rPr>
         <w:t>formato</w:t>
       </w:r>
@@ -17558,7 +18053,7 @@
           <w:color w:val="CCCCCC"/>
           <w:sz w:val="21"/>
           <w:szCs w:val="21"/>
-          <w:lang w:val="es-ES" w:eastAsia="es-ES"/>
+          <w:lang w:val="en-US" w:eastAsia="es-ES"/>
         </w:rPr>
         <w:t xml:space="preserve"> </w:t>
       </w:r>
@@ -17568,7 +18063,7 @@
           <w:color w:val="D4D4D4"/>
           <w:sz w:val="21"/>
           <w:szCs w:val="21"/>
-          <w:lang w:val="es-ES" w:eastAsia="es-ES"/>
+          <w:lang w:val="en-US" w:eastAsia="es-ES"/>
         </w:rPr>
         <w:t>===</w:t>
       </w:r>
@@ -17578,7 +18073,7 @@
           <w:color w:val="CCCCCC"/>
           <w:sz w:val="21"/>
           <w:szCs w:val="21"/>
-          <w:lang w:val="es-ES" w:eastAsia="es-ES"/>
+          <w:lang w:val="en-US" w:eastAsia="es-ES"/>
         </w:rPr>
         <w:t xml:space="preserve"> </w:t>
       </w:r>
@@ -17588,7 +18083,7 @@
           <w:color w:val="CE9178"/>
           <w:sz w:val="21"/>
           <w:szCs w:val="21"/>
-          <w:lang w:val="es-ES" w:eastAsia="es-ES"/>
+          <w:lang w:val="en-US" w:eastAsia="es-ES"/>
         </w:rPr>
         <w:t>'CSV'</w:t>
       </w:r>
@@ -17598,7 +18093,7 @@
           <w:color w:val="CCCCCC"/>
           <w:sz w:val="21"/>
           <w:szCs w:val="21"/>
-          <w:lang w:val="es-ES" w:eastAsia="es-ES"/>
+          <w:lang w:val="en-US" w:eastAsia="es-ES"/>
         </w:rPr>
         <w:t xml:space="preserve">) { </w:t>
       </w:r>
@@ -17613,26 +18108,28 @@
           <w:color w:val="CCCCCC"/>
           <w:sz w:val="21"/>
           <w:szCs w:val="21"/>
-          <w:lang w:val="es-ES" w:eastAsia="es-ES"/>
-        </w:rPr>
-      </w:pPr>
+          <w:lang w:val="en-US" w:eastAsia="es-ES"/>
+        </w:rPr>
+      </w:pPr>
+      <w:proofErr w:type="gramStart"/>
       <w:r>
         <w:rPr>
           <w:rFonts w:ascii="Consolas" w:eastAsia="Times New Roman" w:hAnsi="Consolas" w:cs="Times New Roman"/>
           <w:color w:val="9CDCFE"/>
           <w:sz w:val="21"/>
           <w:szCs w:val="21"/>
-          <w:lang w:val="es-ES" w:eastAsia="es-ES"/>
+          <w:lang w:val="en-US" w:eastAsia="es-ES"/>
         </w:rPr>
         <w:t>reporte</w:t>
       </w:r>
+      <w:proofErr w:type="gramEnd"/>
       <w:r>
         <w:rPr>
           <w:rFonts w:ascii="Consolas" w:eastAsia="Times New Roman" w:hAnsi="Consolas" w:cs="Times New Roman"/>
           <w:color w:val="CCCCCC"/>
           <w:sz w:val="21"/>
           <w:szCs w:val="21"/>
-          <w:lang w:val="es-ES" w:eastAsia="es-ES"/>
+          <w:lang w:val="en-US" w:eastAsia="es-ES"/>
         </w:rPr>
         <w:t xml:space="preserve"> </w:t>
       </w:r>
@@ -17642,7 +18139,7 @@
           <w:color w:val="D4D4D4"/>
           <w:sz w:val="21"/>
           <w:szCs w:val="21"/>
-          <w:lang w:val="es-ES" w:eastAsia="es-ES"/>
+          <w:lang w:val="en-US" w:eastAsia="es-ES"/>
         </w:rPr>
         <w:t>=</w:t>
       </w:r>
@@ -17652,7 +18149,7 @@
           <w:color w:val="CCCCCC"/>
           <w:sz w:val="21"/>
           <w:szCs w:val="21"/>
-          <w:lang w:val="es-ES" w:eastAsia="es-ES"/>
+          <w:lang w:val="en-US" w:eastAsia="es-ES"/>
         </w:rPr>
         <w:t xml:space="preserve"> </w:t>
       </w:r>
@@ -17662,7 +18159,7 @@
           <w:color w:val="569CD6"/>
           <w:sz w:val="21"/>
           <w:szCs w:val="21"/>
-          <w:lang w:val="es-ES" w:eastAsia="es-ES"/>
+          <w:lang w:val="en-US" w:eastAsia="es-ES"/>
         </w:rPr>
         <w:t>new</w:t>
       </w:r>
@@ -17672,43 +18169,29 @@
           <w:color w:val="CCCCCC"/>
           <w:sz w:val="21"/>
           <w:szCs w:val="21"/>
-          <w:lang w:val="es-ES" w:eastAsia="es-ES"/>
+          <w:lang w:val="en-US" w:eastAsia="es-ES"/>
         </w:rPr>
         <w:t xml:space="preserve"> </w:t>
       </w:r>
-      <w:proofErr w:type="spellStart"/>
-      <w:proofErr w:type="gramStart"/>
       <w:r>
         <w:rPr>
           <w:rFonts w:ascii="Consolas" w:eastAsia="Times New Roman" w:hAnsi="Consolas" w:cs="Times New Roman"/>
           <w:color w:val="4EC9B0"/>
           <w:sz w:val="21"/>
           <w:szCs w:val="21"/>
-          <w:lang w:val="es-ES" w:eastAsia="es-ES"/>
+          <w:lang w:val="en-US" w:eastAsia="es-ES"/>
         </w:rPr>
         <w:t>ReporteResultadosCSV</w:t>
       </w:r>
-      <w:proofErr w:type="spellEnd"/>
       <w:r>
         <w:rPr>
           <w:rFonts w:ascii="Consolas" w:eastAsia="Times New Roman" w:hAnsi="Consolas" w:cs="Times New Roman"/>
           <w:color w:val="CCCCCC"/>
           <w:sz w:val="21"/>
           <w:szCs w:val="21"/>
-          <w:lang w:val="es-ES" w:eastAsia="es-ES"/>
-        </w:rPr>
-        <w:t>(</w:t>
-      </w:r>
-      <w:proofErr w:type="gramEnd"/>
-      <w:r>
-        <w:rPr>
-          <w:rFonts w:ascii="Consolas" w:eastAsia="Times New Roman" w:hAnsi="Consolas" w:cs="Times New Roman"/>
-          <w:color w:val="CCCCCC"/>
-          <w:sz w:val="21"/>
-          <w:szCs w:val="21"/>
-          <w:lang w:val="es-ES" w:eastAsia="es-ES"/>
-        </w:rPr>
-        <w:t xml:space="preserve">); </w:t>
+          <w:lang w:val="en-US" w:eastAsia="es-ES"/>
+        </w:rPr>
+        <w:t xml:space="preserve">(); </w:t>
       </w:r>
     </w:p>
     <w:p>
@@ -17771,27 +18254,7 @@
           <w:szCs w:val="24"/>
           <w:lang w:val="es-ES"/>
         </w:rPr>
-        <w:t xml:space="preserve">Por esta razón se decidió utilizar Factory </w:t>
-      </w:r>
-      <w:proofErr w:type="spellStart"/>
-      <w:r>
-        <w:rPr>
-          <w:rFonts w:ascii="Times New Roman" w:hAnsi="Times New Roman" w:cs="Times New Roman"/>
-          <w:sz w:val="24"/>
-          <w:szCs w:val="24"/>
-          <w:lang w:val="es-ES"/>
-        </w:rPr>
-        <w:t>Method</w:t>
-      </w:r>
-      <w:proofErr w:type="spellEnd"/>
-      <w:r>
-        <w:rPr>
-          <w:rFonts w:ascii="Times New Roman" w:hAnsi="Times New Roman" w:cs="Times New Roman"/>
-          <w:sz w:val="24"/>
-          <w:szCs w:val="24"/>
-          <w:lang w:val="es-ES"/>
-        </w:rPr>
-        <w:t xml:space="preserve"> para separar la creación de los reportes de la lógica encargada de utilizarlos.</w:t>
+        <w:t>Por esta razón se decidió utilizar Factory Method para separar la creación de los reportes de la lógica encargada de utilizarlos.</w:t>
       </w:r>
     </w:p>
     <w:p>
@@ -17856,7 +18319,7 @@
         <w:t>Problema identificado</w:t>
       </w:r>
     </w:p>
-    <w:bookmarkEnd w:id="3"/>
+    <w:bookmarkEnd w:id="4"/>
     <w:p>
       <w:pPr>
         <w:spacing w:line="360" w:lineRule="auto"/>
@@ -17897,19 +18360,20 @@
           <w:sz w:val="24"/>
           <w:szCs w:val="24"/>
         </w:rPr>
-        <w:t xml:space="preserve">Si la plataforma necesitara soportar nuevos formatos, una implementación basada en </w:t>
-      </w:r>
-      <w:proofErr w:type="spellStart"/>
-      <w:r>
+        <w:t>Si la plataforma necesitara soportar nuevos formatos, una implementación basada en if o switch tendría que modificarse constantemente. Esto aumenta la posibilidad de errores y dificulta el mantenimiento del sistema.</w:t>
+      </w:r>
+    </w:p>
+    <w:p>
+      <w:pPr>
+        <w:spacing w:line="360" w:lineRule="auto"/>
+        <w:jc w:val="both"/>
         <w:rPr>
           <w:rFonts w:ascii="Times New Roman" w:hAnsi="Times New Roman" w:cs="Times New Roman"/>
           <w:bCs/>
           <w:sz w:val="24"/>
           <w:szCs w:val="24"/>
         </w:rPr>
-        <w:t>if</w:t>
-      </w:r>
-      <w:proofErr w:type="spellEnd"/>
+      </w:pPr>
       <w:r>
         <w:rPr>
           <w:rFonts w:ascii="Times New Roman" w:hAnsi="Times New Roman" w:cs="Times New Roman"/>
@@ -17917,48 +18381,7 @@
           <w:sz w:val="24"/>
           <w:szCs w:val="24"/>
         </w:rPr>
-        <w:t xml:space="preserve"> o switch tendría que modificarse constantemente. Esto aumenta la posibilidad de errores y dificulta el mantenimiento del sistema.</w:t>
-      </w:r>
-    </w:p>
-    <w:p>
-      <w:pPr>
-        <w:spacing w:line="360" w:lineRule="auto"/>
-        <w:jc w:val="both"/>
-        <w:rPr>
-          <w:rFonts w:ascii="Times New Roman" w:hAnsi="Times New Roman" w:cs="Times New Roman"/>
-          <w:bCs/>
-          <w:sz w:val="24"/>
-          <w:szCs w:val="24"/>
-        </w:rPr>
-      </w:pPr>
-      <w:r>
-        <w:rPr>
-          <w:rFonts w:ascii="Times New Roman" w:hAnsi="Times New Roman" w:cs="Times New Roman"/>
-          <w:bCs/>
-          <w:sz w:val="24"/>
-          <w:szCs w:val="24"/>
-        </w:rPr>
-        <w:t xml:space="preserve">Con Factory </w:t>
-      </w:r>
-      <w:proofErr w:type="spellStart"/>
-      <w:r>
-        <w:rPr>
-          <w:rFonts w:ascii="Times New Roman" w:hAnsi="Times New Roman" w:cs="Times New Roman"/>
-          <w:bCs/>
-          <w:sz w:val="24"/>
-          <w:szCs w:val="24"/>
-        </w:rPr>
-        <w:t>Method</w:t>
-      </w:r>
-      <w:proofErr w:type="spellEnd"/>
-      <w:r>
-        <w:rPr>
-          <w:rFonts w:ascii="Times New Roman" w:hAnsi="Times New Roman" w:cs="Times New Roman"/>
-          <w:bCs/>
-          <w:sz w:val="24"/>
-          <w:szCs w:val="24"/>
-        </w:rPr>
-        <w:t xml:space="preserve"> se busca que el código que genera el reporte trabaje con una abstracción común y que la decisión sobre qué objeto concreto crear sea delegada a los creadores correspondientes.</w:t>
+        <w:t>Con Factory Method se busca que el código que genera el reporte trabaje con una abstracción común y que la decisión sobre qué objeto concreto crear sea delegada a los creadores correspondientes.</w:t>
       </w:r>
     </w:p>
     <w:p>
@@ -18005,19 +18428,20 @@
           <w:sz w:val="24"/>
           <w:szCs w:val="24"/>
         </w:rPr>
-        <w:t xml:space="preserve">Se implementó el patrón Factory </w:t>
-      </w:r>
-      <w:proofErr w:type="spellStart"/>
-      <w:r>
+        <w:t>Se implementó el patrón Factory Method para la generación de reportes de resultados electorales.</w:t>
+      </w:r>
+    </w:p>
+    <w:p>
+      <w:pPr>
+        <w:spacing w:line="360" w:lineRule="auto"/>
+        <w:jc w:val="both"/>
         <w:rPr>
           <w:rFonts w:ascii="Times New Roman" w:hAnsi="Times New Roman" w:cs="Times New Roman"/>
           <w:bCs/>
           <w:sz w:val="24"/>
           <w:szCs w:val="24"/>
         </w:rPr>
-        <w:t>Method</w:t>
-      </w:r>
-      <w:proofErr w:type="spellEnd"/>
+      </w:pPr>
       <w:r>
         <w:rPr>
           <w:rFonts w:ascii="Times New Roman" w:hAnsi="Times New Roman" w:cs="Times New Roman"/>
@@ -18025,7 +18449,7 @@
           <w:sz w:val="24"/>
           <w:szCs w:val="24"/>
         </w:rPr>
-        <w:t xml:space="preserve"> para la generación de reportes de resultados electorales.</w:t>
+        <w:t>La estructura utilizada permite manejar diferentes formatos mediante productos concretos y creadores concretos.</w:t>
       </w:r>
     </w:p>
     <w:p>
@@ -18046,7 +18470,7 @@
           <w:sz w:val="24"/>
           <w:szCs w:val="24"/>
         </w:rPr>
-        <w:t>La estructura utilizada permite manejar diferentes formatos mediante productos concretos y creadores concretos.</w:t>
+        <w:t>El producto (ReporteResultados) define el comportamiento común que deben cumplir los diferentes tipos de reportes.</w:t>
       </w:r>
     </w:p>
     <w:p>
@@ -18067,19 +18491,20 @@
           <w:sz w:val="24"/>
           <w:szCs w:val="24"/>
         </w:rPr>
-        <w:t>El producto (</w:t>
-      </w:r>
-      <w:proofErr w:type="spellStart"/>
-      <w:r>
+        <w:t>Los productos concretos implementan la generación específica de cada formato.</w:t>
+      </w:r>
+    </w:p>
+    <w:p>
+      <w:pPr>
+        <w:spacing w:line="360" w:lineRule="auto"/>
+        <w:jc w:val="both"/>
         <w:rPr>
           <w:rFonts w:ascii="Times New Roman" w:hAnsi="Times New Roman" w:cs="Times New Roman"/>
           <w:bCs/>
           <w:sz w:val="24"/>
           <w:szCs w:val="24"/>
         </w:rPr>
-        <w:t>ReporteResultados</w:t>
-      </w:r>
-      <w:proofErr w:type="spellEnd"/>
+      </w:pPr>
       <w:r>
         <w:rPr>
           <w:rFonts w:ascii="Times New Roman" w:hAnsi="Times New Roman" w:cs="Times New Roman"/>
@@ -18087,69 +18512,7 @@
           <w:sz w:val="24"/>
           <w:szCs w:val="24"/>
         </w:rPr>
-        <w:t>) define el comportamiento común que deben cumplir los diferentes tipos de reportes.</w:t>
-      </w:r>
-    </w:p>
-    <w:p>
-      <w:pPr>
-        <w:spacing w:line="360" w:lineRule="auto"/>
-        <w:jc w:val="both"/>
-        <w:rPr>
-          <w:rFonts w:ascii="Times New Roman" w:hAnsi="Times New Roman" w:cs="Times New Roman"/>
-          <w:bCs/>
-          <w:sz w:val="24"/>
-          <w:szCs w:val="24"/>
-        </w:rPr>
-      </w:pPr>
-      <w:r>
-        <w:rPr>
-          <w:rFonts w:ascii="Times New Roman" w:hAnsi="Times New Roman" w:cs="Times New Roman"/>
-          <w:bCs/>
-          <w:sz w:val="24"/>
-          <w:szCs w:val="24"/>
-        </w:rPr>
-        <w:t>Los productos concretos implementan la generación específica de cada formato.</w:t>
-      </w:r>
-    </w:p>
-    <w:p>
-      <w:pPr>
-        <w:spacing w:line="360" w:lineRule="auto"/>
-        <w:jc w:val="both"/>
-        <w:rPr>
-          <w:rFonts w:ascii="Times New Roman" w:hAnsi="Times New Roman" w:cs="Times New Roman"/>
-          <w:bCs/>
-          <w:sz w:val="24"/>
-          <w:szCs w:val="24"/>
-        </w:rPr>
-      </w:pPr>
-      <w:r>
-        <w:rPr>
-          <w:rFonts w:ascii="Times New Roman" w:hAnsi="Times New Roman" w:cs="Times New Roman"/>
-          <w:bCs/>
-          <w:sz w:val="24"/>
-          <w:szCs w:val="24"/>
-        </w:rPr>
-        <w:t xml:space="preserve">Por otra parte, </w:t>
-      </w:r>
-      <w:proofErr w:type="spellStart"/>
-      <w:r>
-        <w:rPr>
-          <w:rFonts w:ascii="Times New Roman" w:hAnsi="Times New Roman" w:cs="Times New Roman"/>
-          <w:bCs/>
-          <w:sz w:val="24"/>
-          <w:szCs w:val="24"/>
-        </w:rPr>
-        <w:t>GeneradorReporte</w:t>
-      </w:r>
-      <w:proofErr w:type="spellEnd"/>
-      <w:r>
-        <w:rPr>
-          <w:rFonts w:ascii="Times New Roman" w:hAnsi="Times New Roman" w:cs="Times New Roman"/>
-          <w:bCs/>
-          <w:sz w:val="24"/>
-          <w:szCs w:val="24"/>
-        </w:rPr>
-        <w:t xml:space="preserve"> representa el creador y contiene el método de fábrica encargado de crear el producto. Los creadores concretos determinan qué tipo de reporte se debe generar.</w:t>
+        <w:t>Por otra parte, GeneradorReporte representa el creador y contiene el método de fábrica encargado de crear el producto. Los creadores concretos determinan qué tipo de reporte se debe generar.</w:t>
       </w:r>
     </w:p>
     <w:p>
@@ -18207,19 +18570,8 @@
           <w:szCs w:val="24"/>
         </w:rPr>
         <w:lastRenderedPageBreak/>
-        <w:t xml:space="preserve">Aplicación en </w:t>
-      </w:r>
-      <w:proofErr w:type="spellStart"/>
-      <w:r>
-        <w:rPr>
-          <w:rFonts w:ascii="Times New Roman" w:hAnsi="Times New Roman" w:cs="Times New Roman"/>
-          <w:b/>
-          <w:sz w:val="24"/>
-          <w:szCs w:val="24"/>
-        </w:rPr>
-        <w:t>SecureBallot</w:t>
-      </w:r>
-      <w:proofErr w:type="spellEnd"/>
+        <w:t>Aplicación en SecureBallot</w:t>
+      </w:r>
     </w:p>
     <w:p>
       <w:pPr>
@@ -18280,7 +18632,6 @@
           <w:szCs w:val="24"/>
         </w:rPr>
       </w:pPr>
-      <w:proofErr w:type="spellStart"/>
       <w:r>
         <w:rPr>
           <w:rFonts w:ascii="Times New Roman" w:hAnsi="Times New Roman" w:cs="Times New Roman"/>
@@ -18290,7 +18641,6 @@
         </w:rPr>
         <w:t>ReporteResultadosPDF</w:t>
       </w:r>
-      <w:proofErr w:type="spellEnd"/>
     </w:p>
     <w:p>
       <w:pPr>
@@ -18308,7 +18658,6 @@
           <w:szCs w:val="24"/>
         </w:rPr>
       </w:pPr>
-      <w:proofErr w:type="spellStart"/>
       <w:r>
         <w:rPr>
           <w:rFonts w:ascii="Times New Roman" w:hAnsi="Times New Roman" w:cs="Times New Roman"/>
@@ -18318,7 +18667,6 @@
         </w:rPr>
         <w:t>ReporteResultadosCSV</w:t>
       </w:r>
-      <w:proofErr w:type="spellEnd"/>
     </w:p>
     <w:p>
       <w:pPr>
@@ -18357,7 +18705,6 @@
           <w:szCs w:val="24"/>
         </w:rPr>
       </w:pPr>
-      <w:proofErr w:type="spellStart"/>
       <w:r>
         <w:rPr>
           <w:rFonts w:ascii="Times New Roman" w:hAnsi="Times New Roman" w:cs="Times New Roman"/>
@@ -18367,7 +18714,6 @@
         </w:rPr>
         <w:t>ReporteResultadosJSON</w:t>
       </w:r>
-      <w:proofErr w:type="spellEnd"/>
     </w:p>
     <w:p>
       <w:pPr>
@@ -18408,47 +18754,7 @@
           <w:sz w:val="24"/>
           <w:szCs w:val="24"/>
         </w:rPr>
-        <w:t xml:space="preserve">Además, la generación de los reportes se integró con el </w:t>
-      </w:r>
-      <w:proofErr w:type="spellStart"/>
-      <w:r>
-        <w:rPr>
-          <w:rFonts w:ascii="Times New Roman" w:hAnsi="Times New Roman" w:cs="Times New Roman"/>
-          <w:bCs/>
-          <w:sz w:val="24"/>
-          <w:szCs w:val="24"/>
-        </w:rPr>
-        <w:t>LoggerCentralizado</w:t>
-      </w:r>
-      <w:proofErr w:type="spellEnd"/>
-      <w:r>
-        <w:rPr>
-          <w:rFonts w:ascii="Times New Roman" w:hAnsi="Times New Roman" w:cs="Times New Roman"/>
-          <w:bCs/>
-          <w:sz w:val="24"/>
-          <w:szCs w:val="24"/>
-        </w:rPr>
-        <w:t xml:space="preserve"> desarrollado anteriormente con </w:t>
-      </w:r>
-      <w:proofErr w:type="spellStart"/>
-      <w:r>
-        <w:rPr>
-          <w:rFonts w:ascii="Times New Roman" w:hAnsi="Times New Roman" w:cs="Times New Roman"/>
-          <w:bCs/>
-          <w:sz w:val="24"/>
-          <w:szCs w:val="24"/>
-        </w:rPr>
-        <w:t>Singleton</w:t>
-      </w:r>
-      <w:proofErr w:type="spellEnd"/>
-      <w:r>
-        <w:rPr>
-          <w:rFonts w:ascii="Times New Roman" w:hAnsi="Times New Roman" w:cs="Times New Roman"/>
-          <w:bCs/>
-          <w:sz w:val="24"/>
-          <w:szCs w:val="24"/>
-        </w:rPr>
-        <w:t>. De esta manera, los eventos importantes relacionados con la generación de reportes continúan registrándose mediante el mismo mecanismo de auditoría del sistema.</w:t>
+        <w:t>Además, la generación de los reportes se integró con el LoggerCentralizado desarrollado anteriormente con Singleton. De esta manera, los eventos importantes relacionados con la generación de reportes continúan registrándose mediante el mismo mecanismo de auditoría del sistema.</w:t>
       </w:r>
     </w:p>
     <w:p>
@@ -18529,19 +18835,41 @@
           <w:sz w:val="24"/>
           <w:szCs w:val="24"/>
         </w:rPr>
-        <w:t>OCP (Open/</w:t>
-      </w:r>
-      <w:proofErr w:type="spellStart"/>
-      <w:r>
+        <w:t>OCP (Open/Closed Principle):</w:t>
+      </w:r>
+    </w:p>
+    <w:p>
+      <w:pPr>
+        <w:spacing w:line="360" w:lineRule="auto"/>
+        <w:jc w:val="both"/>
+        <w:rPr>
+          <w:rFonts w:ascii="Times New Roman" w:hAnsi="Times New Roman" w:cs="Times New Roman"/>
+          <w:bCs/>
+          <w:sz w:val="24"/>
+          <w:szCs w:val="24"/>
+        </w:rPr>
+      </w:pPr>
+      <w:r>
+        <w:rPr>
+          <w:rFonts w:ascii="Times New Roman" w:hAnsi="Times New Roman" w:cs="Times New Roman"/>
+          <w:bCs/>
+          <w:sz w:val="24"/>
+          <w:szCs w:val="24"/>
+        </w:rPr>
+        <w:t>El sistema puede extenderse mediante nuevos tipos de reportes sin modificar las clases existentes. La incorporación del formato JSON permitió comprobar esta característica.</w:t>
+      </w:r>
+    </w:p>
+    <w:p>
+      <w:pPr>
+        <w:spacing w:line="360" w:lineRule="auto"/>
+        <w:jc w:val="both"/>
         <w:rPr>
           <w:rFonts w:ascii="Times New Roman" w:hAnsi="Times New Roman" w:cs="Times New Roman"/>
           <w:b/>
           <w:sz w:val="24"/>
           <w:szCs w:val="24"/>
         </w:rPr>
-        <w:t>Closed</w:t>
-      </w:r>
-      <w:proofErr w:type="spellEnd"/>
+      </w:pPr>
       <w:r>
         <w:rPr>
           <w:rFonts w:ascii="Times New Roman" w:hAnsi="Times New Roman" w:cs="Times New Roman"/>
@@ -18549,19 +18877,41 @@
           <w:sz w:val="24"/>
           <w:szCs w:val="24"/>
         </w:rPr>
-        <w:t xml:space="preserve"> </w:t>
-      </w:r>
-      <w:proofErr w:type="spellStart"/>
-      <w:r>
+        <w:t>SRP (Single Responsibility Principle):</w:t>
+      </w:r>
+    </w:p>
+    <w:p>
+      <w:pPr>
+        <w:spacing w:line="360" w:lineRule="auto"/>
+        <w:jc w:val="both"/>
+        <w:rPr>
+          <w:rFonts w:ascii="Times New Roman" w:hAnsi="Times New Roman" w:cs="Times New Roman"/>
+          <w:bCs/>
+          <w:sz w:val="24"/>
+          <w:szCs w:val="24"/>
+        </w:rPr>
+      </w:pPr>
+      <w:r>
+        <w:rPr>
+          <w:rFonts w:ascii="Times New Roman" w:hAnsi="Times New Roman" w:cs="Times New Roman"/>
+          <w:bCs/>
+          <w:sz w:val="24"/>
+          <w:szCs w:val="24"/>
+        </w:rPr>
+        <w:t>La responsabilidad de generar cada formato se encuentra separada de la lógica general de generación de reportes. Los productos concretos se encargan de su formato específico, mientras que el creador se encarga de coordinar el proceso.</w:t>
+      </w:r>
+    </w:p>
+    <w:p>
+      <w:pPr>
+        <w:spacing w:line="360" w:lineRule="auto"/>
+        <w:jc w:val="both"/>
         <w:rPr>
           <w:rFonts w:ascii="Times New Roman" w:hAnsi="Times New Roman" w:cs="Times New Roman"/>
           <w:b/>
           <w:sz w:val="24"/>
           <w:szCs w:val="24"/>
         </w:rPr>
-        <w:t>Principle</w:t>
-      </w:r>
-      <w:proofErr w:type="spellEnd"/>
+      </w:pPr>
       <w:r>
         <w:rPr>
           <w:rFonts w:ascii="Times New Roman" w:hAnsi="Times New Roman" w:cs="Times New Roman"/>
@@ -18569,7 +18919,8 @@
           <w:sz w:val="24"/>
           <w:szCs w:val="24"/>
         </w:rPr>
-        <w:t>):</w:t>
+        <w:lastRenderedPageBreak/>
+        <w:t>DIP (Dependency Inversion Principle):</w:t>
       </w:r>
     </w:p>
     <w:p>
@@ -18590,7 +18941,7 @@
           <w:sz w:val="24"/>
           <w:szCs w:val="24"/>
         </w:rPr>
-        <w:t>El sistema puede extenderse mediante nuevos tipos de reportes sin modificar las clases existentes. La incorporación del formato JSON permitió comprobar esta característica.</w:t>
+        <w:t>La lógica general trabaja con la abstracción ReporteResultados en lugar de depender directamente de cada implementación concreta.</w:t>
       </w:r>
     </w:p>
     <w:p>
@@ -18611,47 +18962,7 @@
           <w:sz w:val="24"/>
           <w:szCs w:val="24"/>
         </w:rPr>
-        <w:t xml:space="preserve">SRP (Single </w:t>
-      </w:r>
-      <w:proofErr w:type="spellStart"/>
-      <w:r>
-        <w:rPr>
-          <w:rFonts w:ascii="Times New Roman" w:hAnsi="Times New Roman" w:cs="Times New Roman"/>
-          <w:b/>
-          <w:sz w:val="24"/>
-          <w:szCs w:val="24"/>
-        </w:rPr>
-        <w:t>Responsibility</w:t>
-      </w:r>
-      <w:proofErr w:type="spellEnd"/>
-      <w:r>
-        <w:rPr>
-          <w:rFonts w:ascii="Times New Roman" w:hAnsi="Times New Roman" w:cs="Times New Roman"/>
-          <w:b/>
-          <w:sz w:val="24"/>
-          <w:szCs w:val="24"/>
-        </w:rPr>
-        <w:t xml:space="preserve"> </w:t>
-      </w:r>
-      <w:proofErr w:type="spellStart"/>
-      <w:r>
-        <w:rPr>
-          <w:rFonts w:ascii="Times New Roman" w:hAnsi="Times New Roman" w:cs="Times New Roman"/>
-          <w:b/>
-          <w:sz w:val="24"/>
-          <w:szCs w:val="24"/>
-        </w:rPr>
-        <w:t>Principle</w:t>
-      </w:r>
-      <w:proofErr w:type="spellEnd"/>
-      <w:r>
-        <w:rPr>
-          <w:rFonts w:ascii="Times New Roman" w:hAnsi="Times New Roman" w:cs="Times New Roman"/>
-          <w:b/>
-          <w:sz w:val="24"/>
-          <w:szCs w:val="24"/>
-        </w:rPr>
-        <w:t>):</w:t>
+        <w:t>LSP (Liskov Substitution Principle):</w:t>
       </w:r>
     </w:p>
     <w:p>
@@ -18672,252 +18983,7 @@
           <w:sz w:val="24"/>
           <w:szCs w:val="24"/>
         </w:rPr>
-        <w:t>La responsabilidad de generar cada formato se encuentra separada de la lógica general de generación de reportes. Los productos concretos se encargan de su formato específico, mientras que el creador se encarga de coordinar el proceso.</w:t>
-      </w:r>
-    </w:p>
-    <w:p>
-      <w:pPr>
-        <w:spacing w:line="360" w:lineRule="auto"/>
-        <w:jc w:val="both"/>
-        <w:rPr>
-          <w:rFonts w:ascii="Times New Roman" w:hAnsi="Times New Roman" w:cs="Times New Roman"/>
-          <w:b/>
-          <w:sz w:val="24"/>
-          <w:szCs w:val="24"/>
-        </w:rPr>
-      </w:pPr>
-      <w:r>
-        <w:rPr>
-          <w:rFonts w:ascii="Times New Roman" w:hAnsi="Times New Roman" w:cs="Times New Roman"/>
-          <w:b/>
-          <w:sz w:val="24"/>
-          <w:szCs w:val="24"/>
-        </w:rPr>
-        <w:lastRenderedPageBreak/>
-        <w:t>DIP (</w:t>
-      </w:r>
-      <w:proofErr w:type="spellStart"/>
-      <w:r>
-        <w:rPr>
-          <w:rFonts w:ascii="Times New Roman" w:hAnsi="Times New Roman" w:cs="Times New Roman"/>
-          <w:b/>
-          <w:sz w:val="24"/>
-          <w:szCs w:val="24"/>
-        </w:rPr>
-        <w:t>Dependency</w:t>
-      </w:r>
-      <w:proofErr w:type="spellEnd"/>
-      <w:r>
-        <w:rPr>
-          <w:rFonts w:ascii="Times New Roman" w:hAnsi="Times New Roman" w:cs="Times New Roman"/>
-          <w:b/>
-          <w:sz w:val="24"/>
-          <w:szCs w:val="24"/>
-        </w:rPr>
-        <w:t xml:space="preserve"> </w:t>
-      </w:r>
-      <w:proofErr w:type="spellStart"/>
-      <w:r>
-        <w:rPr>
-          <w:rFonts w:ascii="Times New Roman" w:hAnsi="Times New Roman" w:cs="Times New Roman"/>
-          <w:b/>
-          <w:sz w:val="24"/>
-          <w:szCs w:val="24"/>
-        </w:rPr>
-        <w:t>Inversion</w:t>
-      </w:r>
-      <w:proofErr w:type="spellEnd"/>
-      <w:r>
-        <w:rPr>
-          <w:rFonts w:ascii="Times New Roman" w:hAnsi="Times New Roman" w:cs="Times New Roman"/>
-          <w:b/>
-          <w:sz w:val="24"/>
-          <w:szCs w:val="24"/>
-        </w:rPr>
-        <w:t xml:space="preserve"> </w:t>
-      </w:r>
-      <w:proofErr w:type="spellStart"/>
-      <w:r>
-        <w:rPr>
-          <w:rFonts w:ascii="Times New Roman" w:hAnsi="Times New Roman" w:cs="Times New Roman"/>
-          <w:b/>
-          <w:sz w:val="24"/>
-          <w:szCs w:val="24"/>
-        </w:rPr>
-        <w:t>Principle</w:t>
-      </w:r>
-      <w:proofErr w:type="spellEnd"/>
-      <w:r>
-        <w:rPr>
-          <w:rFonts w:ascii="Times New Roman" w:hAnsi="Times New Roman" w:cs="Times New Roman"/>
-          <w:b/>
-          <w:sz w:val="24"/>
-          <w:szCs w:val="24"/>
-        </w:rPr>
-        <w:t>):</w:t>
-      </w:r>
-    </w:p>
-    <w:p>
-      <w:pPr>
-        <w:spacing w:line="360" w:lineRule="auto"/>
-        <w:jc w:val="both"/>
-        <w:rPr>
-          <w:rFonts w:ascii="Times New Roman" w:hAnsi="Times New Roman" w:cs="Times New Roman"/>
-          <w:bCs/>
-          <w:sz w:val="24"/>
-          <w:szCs w:val="24"/>
-        </w:rPr>
-      </w:pPr>
-      <w:r>
-        <w:rPr>
-          <w:rFonts w:ascii="Times New Roman" w:hAnsi="Times New Roman" w:cs="Times New Roman"/>
-          <w:bCs/>
-          <w:sz w:val="24"/>
-          <w:szCs w:val="24"/>
-        </w:rPr>
-        <w:t xml:space="preserve">La lógica general trabaja con la abstracción </w:t>
-      </w:r>
-      <w:proofErr w:type="spellStart"/>
-      <w:r>
-        <w:rPr>
-          <w:rFonts w:ascii="Times New Roman" w:hAnsi="Times New Roman" w:cs="Times New Roman"/>
-          <w:bCs/>
-          <w:sz w:val="24"/>
-          <w:szCs w:val="24"/>
-        </w:rPr>
-        <w:t>ReporteResultados</w:t>
-      </w:r>
-      <w:proofErr w:type="spellEnd"/>
-      <w:r>
-        <w:rPr>
-          <w:rFonts w:ascii="Times New Roman" w:hAnsi="Times New Roman" w:cs="Times New Roman"/>
-          <w:bCs/>
-          <w:sz w:val="24"/>
-          <w:szCs w:val="24"/>
-        </w:rPr>
-        <w:t xml:space="preserve"> en lugar de depender directamente de cada implementación concreta.</w:t>
-      </w:r>
-    </w:p>
-    <w:p>
-      <w:pPr>
-        <w:spacing w:line="360" w:lineRule="auto"/>
-        <w:jc w:val="both"/>
-        <w:rPr>
-          <w:rFonts w:ascii="Times New Roman" w:hAnsi="Times New Roman" w:cs="Times New Roman"/>
-          <w:b/>
-          <w:sz w:val="24"/>
-          <w:szCs w:val="24"/>
-        </w:rPr>
-      </w:pPr>
-      <w:r>
-        <w:rPr>
-          <w:rFonts w:ascii="Times New Roman" w:hAnsi="Times New Roman" w:cs="Times New Roman"/>
-          <w:b/>
-          <w:sz w:val="24"/>
-          <w:szCs w:val="24"/>
-        </w:rPr>
-        <w:t>LSP (</w:t>
-      </w:r>
-      <w:proofErr w:type="spellStart"/>
-      <w:r>
-        <w:rPr>
-          <w:rFonts w:ascii="Times New Roman" w:hAnsi="Times New Roman" w:cs="Times New Roman"/>
-          <w:b/>
-          <w:sz w:val="24"/>
-          <w:szCs w:val="24"/>
-        </w:rPr>
-        <w:t>Liskov</w:t>
-      </w:r>
-      <w:proofErr w:type="spellEnd"/>
-      <w:r>
-        <w:rPr>
-          <w:rFonts w:ascii="Times New Roman" w:hAnsi="Times New Roman" w:cs="Times New Roman"/>
-          <w:b/>
-          <w:sz w:val="24"/>
-          <w:szCs w:val="24"/>
-        </w:rPr>
-        <w:t xml:space="preserve"> </w:t>
-      </w:r>
-      <w:proofErr w:type="spellStart"/>
-      <w:r>
-        <w:rPr>
-          <w:rFonts w:ascii="Times New Roman" w:hAnsi="Times New Roman" w:cs="Times New Roman"/>
-          <w:b/>
-          <w:sz w:val="24"/>
-          <w:szCs w:val="24"/>
-        </w:rPr>
-        <w:t>Substitution</w:t>
-      </w:r>
-      <w:proofErr w:type="spellEnd"/>
-      <w:r>
-        <w:rPr>
-          <w:rFonts w:ascii="Times New Roman" w:hAnsi="Times New Roman" w:cs="Times New Roman"/>
-          <w:b/>
-          <w:sz w:val="24"/>
-          <w:szCs w:val="24"/>
-        </w:rPr>
-        <w:t xml:space="preserve"> </w:t>
-      </w:r>
-      <w:proofErr w:type="spellStart"/>
-      <w:r>
-        <w:rPr>
-          <w:rFonts w:ascii="Times New Roman" w:hAnsi="Times New Roman" w:cs="Times New Roman"/>
-          <w:b/>
-          <w:sz w:val="24"/>
-          <w:szCs w:val="24"/>
-        </w:rPr>
-        <w:t>Principle</w:t>
-      </w:r>
-      <w:proofErr w:type="spellEnd"/>
-      <w:r>
-        <w:rPr>
-          <w:rFonts w:ascii="Times New Roman" w:hAnsi="Times New Roman" w:cs="Times New Roman"/>
-          <w:b/>
-          <w:sz w:val="24"/>
-          <w:szCs w:val="24"/>
-        </w:rPr>
-        <w:t>):</w:t>
-      </w:r>
-    </w:p>
-    <w:p>
-      <w:pPr>
-        <w:spacing w:line="360" w:lineRule="auto"/>
-        <w:jc w:val="both"/>
-        <w:rPr>
-          <w:rFonts w:ascii="Times New Roman" w:hAnsi="Times New Roman" w:cs="Times New Roman"/>
-          <w:bCs/>
-          <w:sz w:val="24"/>
-          <w:szCs w:val="24"/>
-        </w:rPr>
-      </w:pPr>
-      <w:r>
-        <w:rPr>
-          <w:rFonts w:ascii="Times New Roman" w:hAnsi="Times New Roman" w:cs="Times New Roman"/>
-          <w:bCs/>
-          <w:sz w:val="24"/>
-          <w:szCs w:val="24"/>
-        </w:rPr>
-        <w:t xml:space="preserve">Los diferentes reportes concretos pueden utilizarse como implementaciones de </w:t>
-      </w:r>
-      <w:proofErr w:type="spellStart"/>
-      <w:r>
-        <w:rPr>
-          <w:rFonts w:ascii="Times New Roman" w:hAnsi="Times New Roman" w:cs="Times New Roman"/>
-          <w:bCs/>
-          <w:sz w:val="24"/>
-          <w:szCs w:val="24"/>
-        </w:rPr>
-        <w:t>ReporteResultados</w:t>
-      </w:r>
-      <w:proofErr w:type="spellEnd"/>
-      <w:r>
-        <w:rPr>
-          <w:rFonts w:ascii="Times New Roman" w:hAnsi="Times New Roman" w:cs="Times New Roman"/>
-          <w:bCs/>
-          <w:sz w:val="24"/>
-          <w:szCs w:val="24"/>
-        </w:rPr>
-        <w:t>, siempre que respeten el contrato definido por la abstracción.</w:t>
+        <w:t>Los diferentes reportes concretos pueden utilizarse como implementaciones de ReporteResultados, siempre que respeten el contrato definido por la abstracción.</w:t>
       </w:r>
     </w:p>
     <w:p>
@@ -19248,27 +19314,7 @@
           <w:sz w:val="24"/>
           <w:szCs w:val="24"/>
         </w:rPr>
-        <w:t xml:space="preserve">Para verificar el funcionamiento de la implementación se utilizaron pruebas automatizadas mediante </w:t>
-      </w:r>
-      <w:proofErr w:type="spellStart"/>
-      <w:r>
-        <w:rPr>
-          <w:rFonts w:ascii="Times New Roman" w:hAnsi="Times New Roman" w:cs="Times New Roman"/>
-          <w:bCs/>
-          <w:sz w:val="24"/>
-          <w:szCs w:val="24"/>
-        </w:rPr>
-        <w:t>Jest</w:t>
-      </w:r>
-      <w:proofErr w:type="spellEnd"/>
-      <w:r>
-        <w:rPr>
-          <w:rFonts w:ascii="Times New Roman" w:hAnsi="Times New Roman" w:cs="Times New Roman"/>
-          <w:bCs/>
-          <w:sz w:val="24"/>
-          <w:szCs w:val="24"/>
-        </w:rPr>
-        <w:t>.</w:t>
+        <w:t>Para verificar el funcionamiento de la implementación se utilizaron pruebas automatizadas mediante Jest.</w:t>
       </w:r>
     </w:p>
     <w:p>
@@ -19304,7 +19350,6 @@
           <w:szCs w:val="24"/>
         </w:rPr>
       </w:pPr>
-      <w:proofErr w:type="spellStart"/>
       <w:r>
         <w:rPr>
           <w:rFonts w:ascii="Times New Roman" w:hAnsi="Times New Roman" w:cs="Times New Roman"/>
@@ -19312,29 +19357,8 @@
           <w:sz w:val="24"/>
           <w:szCs w:val="24"/>
         </w:rPr>
-        <w:t>npx</w:t>
-      </w:r>
-      <w:proofErr w:type="spellEnd"/>
-      <w:r>
-        <w:rPr>
-          <w:rFonts w:ascii="Times New Roman" w:hAnsi="Times New Roman" w:cs="Times New Roman"/>
-          <w:b/>
-          <w:sz w:val="24"/>
-          <w:szCs w:val="24"/>
-        </w:rPr>
-        <w:t xml:space="preserve"> </w:t>
-      </w:r>
-      <w:proofErr w:type="spellStart"/>
-      <w:r>
-        <w:rPr>
-          <w:rFonts w:ascii="Times New Roman" w:hAnsi="Times New Roman" w:cs="Times New Roman"/>
-          <w:b/>
-          <w:sz w:val="24"/>
-          <w:szCs w:val="24"/>
-        </w:rPr>
-        <w:t>jest</w:t>
-      </w:r>
-      <w:proofErr w:type="spellEnd"/>
+        <w:t>npx jest</w:t>
+      </w:r>
     </w:p>
     <w:p>
       <w:pPr>
@@ -19373,8 +19397,10 @@
         <w:rPr>
           <w:rFonts w:ascii="Times New Roman" w:hAnsi="Times New Roman" w:cs="Times New Roman"/>
           <w:bCs/>
-          <w:sz w:val="24"/>
-          <w:szCs w:val="24"/>
+          <w:noProof/>
+          <w:sz w:val="24"/>
+          <w:szCs w:val="24"/>
+          <w:lang w:eastAsia="es-CO"/>
         </w:rPr>
         <w:drawing>
           <wp:inline distT="0" distB="0" distL="0" distR="0" wp14:anchorId="33C35111" wp14:editId="759987BA">
@@ -19444,23 +19470,28 @@
           <w:b/>
           <w:sz w:val="24"/>
           <w:szCs w:val="24"/>
-        </w:rPr>
-      </w:pPr>
+          <w:lang w:val="en-US"/>
+        </w:rPr>
+      </w:pPr>
+      <w:proofErr w:type="gramStart"/>
       <w:r>
         <w:rPr>
           <w:rFonts w:ascii="Times New Roman" w:hAnsi="Times New Roman" w:cs="Times New Roman"/>
           <w:b/>
           <w:sz w:val="24"/>
           <w:szCs w:val="24"/>
+          <w:lang w:val="en-US"/>
         </w:rPr>
         <w:t>PASS  Semana04</w:t>
       </w:r>
+      <w:proofErr w:type="gramEnd"/>
       <w:r>
         <w:rPr>
           <w:rFonts w:ascii="Times New Roman" w:hAnsi="Times New Roman" w:cs="Times New Roman"/>
           <w:b/>
           <w:sz w:val="24"/>
           <w:szCs w:val="24"/>
+          <w:lang w:val="en-US"/>
         </w:rPr>
         <w:t>_PFM</w:t>
       </w:r>
@@ -19470,6 +19501,7 @@
           <w:b/>
           <w:sz w:val="24"/>
           <w:szCs w:val="24"/>
+          <w:lang w:val="en-US"/>
         </w:rPr>
         <w:t>/factory-method.test.js</w:t>
       </w:r>
@@ -19484,16 +19516,30 @@
           <w:b/>
           <w:sz w:val="24"/>
           <w:szCs w:val="24"/>
-        </w:rPr>
-      </w:pPr>
+          <w:lang w:val="en-US"/>
+        </w:rPr>
+      </w:pPr>
+      <w:proofErr w:type="gramStart"/>
       <w:r>
         <w:rPr>
           <w:rFonts w:ascii="Times New Roman" w:hAnsi="Times New Roman" w:cs="Times New Roman"/>
           <w:b/>
           <w:sz w:val="24"/>
           <w:szCs w:val="24"/>
-        </w:rPr>
-        <w:t>PASS  Semana03/__tests__/singleton.test.js</w:t>
+          <w:lang w:val="en-US"/>
+        </w:rPr>
+        <w:t>PASS  Semana03</w:t>
+      </w:r>
+      <w:proofErr w:type="gramEnd"/>
+      <w:r>
+        <w:rPr>
+          <w:rFonts w:ascii="Times New Roman" w:hAnsi="Times New Roman" w:cs="Times New Roman"/>
+          <w:b/>
+          <w:sz w:val="24"/>
+          <w:szCs w:val="24"/>
+          <w:lang w:val="en-US"/>
+        </w:rPr>
+        <w:t>/__tests__/singleton.test.js</w:t>
       </w:r>
     </w:p>
     <w:p>
@@ -19535,19 +19581,20 @@
           <w:sz w:val="24"/>
           <w:szCs w:val="24"/>
         </w:rPr>
-        <w:t xml:space="preserve">Las pruebas permitieron comprobar tanto el funcionamiento de Factory </w:t>
-      </w:r>
-      <w:proofErr w:type="spellStart"/>
-      <w:r>
+        <w:t>Las pruebas permitieron comprobar tanto el funcionamiento de Factory Method como la continuidad del funcionamiento del Singleton desarrollado anteriormente.</w:t>
+      </w:r>
+    </w:p>
+    <w:p>
+      <w:pPr>
+        <w:spacing w:line="360" w:lineRule="auto"/>
+        <w:jc w:val="both"/>
         <w:rPr>
           <w:rFonts w:ascii="Times New Roman" w:hAnsi="Times New Roman" w:cs="Times New Roman"/>
           <w:bCs/>
           <w:sz w:val="24"/>
           <w:szCs w:val="24"/>
         </w:rPr>
-        <w:t>Method</w:t>
-      </w:r>
-      <w:proofErr w:type="spellEnd"/>
+      </w:pPr>
       <w:r>
         <w:rPr>
           <w:rFonts w:ascii="Times New Roman" w:hAnsi="Times New Roman" w:cs="Times New Roman"/>
@@ -19555,68 +19602,7 @@
           <w:sz w:val="24"/>
           <w:szCs w:val="24"/>
         </w:rPr>
-        <w:t xml:space="preserve"> como la continuidad del funcionamiento del </w:t>
-      </w:r>
-      <w:proofErr w:type="spellStart"/>
-      <w:r>
-        <w:rPr>
-          <w:rFonts w:ascii="Times New Roman" w:hAnsi="Times New Roman" w:cs="Times New Roman"/>
-          <w:bCs/>
-          <w:sz w:val="24"/>
-          <w:szCs w:val="24"/>
-        </w:rPr>
-        <w:t>Singleton</w:t>
-      </w:r>
-      <w:proofErr w:type="spellEnd"/>
-      <w:r>
-        <w:rPr>
-          <w:rFonts w:ascii="Times New Roman" w:hAnsi="Times New Roman" w:cs="Times New Roman"/>
-          <w:bCs/>
-          <w:sz w:val="24"/>
-          <w:szCs w:val="24"/>
-        </w:rPr>
-        <w:t xml:space="preserve"> desarrollado anteriormente.</w:t>
-      </w:r>
-    </w:p>
-    <w:p>
-      <w:pPr>
-        <w:spacing w:line="360" w:lineRule="auto"/>
-        <w:jc w:val="both"/>
-        <w:rPr>
-          <w:rFonts w:ascii="Times New Roman" w:hAnsi="Times New Roman" w:cs="Times New Roman"/>
-          <w:bCs/>
-          <w:sz w:val="24"/>
-          <w:szCs w:val="24"/>
-        </w:rPr>
-      </w:pPr>
-      <w:r>
-        <w:rPr>
-          <w:rFonts w:ascii="Times New Roman" w:hAnsi="Times New Roman" w:cs="Times New Roman"/>
-          <w:bCs/>
-          <w:sz w:val="24"/>
-          <w:szCs w:val="24"/>
-        </w:rPr>
-        <w:t xml:space="preserve">Durante la ejecución también se evidenció el registro de eventos mediante el </w:t>
-      </w:r>
-      <w:proofErr w:type="spellStart"/>
-      <w:r>
-        <w:rPr>
-          <w:rFonts w:ascii="Times New Roman" w:hAnsi="Times New Roman" w:cs="Times New Roman"/>
-          <w:bCs/>
-          <w:sz w:val="24"/>
-          <w:szCs w:val="24"/>
-        </w:rPr>
-        <w:t>LoggerCentralizado</w:t>
-      </w:r>
-      <w:proofErr w:type="spellEnd"/>
-      <w:r>
-        <w:rPr>
-          <w:rFonts w:ascii="Times New Roman" w:hAnsi="Times New Roman" w:cs="Times New Roman"/>
-          <w:bCs/>
-          <w:sz w:val="24"/>
-          <w:szCs w:val="24"/>
-        </w:rPr>
-        <w:t>:</w:t>
+        <w:t>Durante la ejecución también se evidenció el registro de eventos mediante el LoggerCentralizado:</w:t>
       </w:r>
     </w:p>
     <w:p>
@@ -19660,27 +19646,7 @@
           <w:sz w:val="24"/>
           <w:szCs w:val="24"/>
         </w:rPr>
-        <w:t xml:space="preserve">Esto permite comprobar que la nueva implementación utiliza el mecanismo de auditoría existente en </w:t>
-      </w:r>
-      <w:proofErr w:type="spellStart"/>
-      <w:r>
-        <w:rPr>
-          <w:rFonts w:ascii="Times New Roman" w:hAnsi="Times New Roman" w:cs="Times New Roman"/>
-          <w:bCs/>
-          <w:sz w:val="24"/>
-          <w:szCs w:val="24"/>
-        </w:rPr>
-        <w:t>SecureBallot</w:t>
-      </w:r>
-      <w:proofErr w:type="spellEnd"/>
-      <w:r>
-        <w:rPr>
-          <w:rFonts w:ascii="Times New Roman" w:hAnsi="Times New Roman" w:cs="Times New Roman"/>
-          <w:bCs/>
-          <w:sz w:val="24"/>
-          <w:szCs w:val="24"/>
-        </w:rPr>
-        <w:t>.</w:t>
+        <w:t>Esto permite comprobar que la nueva implementación utiliza el mecanismo de auditoría existente en SecureBallot.</w:t>
       </w:r>
     </w:p>
     <w:p>
@@ -19728,47 +19694,7 @@
           <w:sz w:val="24"/>
           <w:szCs w:val="24"/>
         </w:rPr>
-        <w:t xml:space="preserve">La implementación de Factory </w:t>
-      </w:r>
-      <w:proofErr w:type="spellStart"/>
-      <w:r>
-        <w:rPr>
-          <w:rFonts w:ascii="Times New Roman" w:hAnsi="Times New Roman" w:cs="Times New Roman"/>
-          <w:bCs/>
-          <w:sz w:val="24"/>
-          <w:szCs w:val="24"/>
-        </w:rPr>
-        <w:t>Method</w:t>
-      </w:r>
-      <w:proofErr w:type="spellEnd"/>
-      <w:r>
-        <w:rPr>
-          <w:rFonts w:ascii="Times New Roman" w:hAnsi="Times New Roman" w:cs="Times New Roman"/>
-          <w:bCs/>
-          <w:sz w:val="24"/>
-          <w:szCs w:val="24"/>
-        </w:rPr>
-        <w:t xml:space="preserve"> permite que </w:t>
-      </w:r>
-      <w:proofErr w:type="spellStart"/>
-      <w:r>
-        <w:rPr>
-          <w:rFonts w:ascii="Times New Roman" w:hAnsi="Times New Roman" w:cs="Times New Roman"/>
-          <w:bCs/>
-          <w:sz w:val="24"/>
-          <w:szCs w:val="24"/>
-        </w:rPr>
-        <w:t>SecureBallot</w:t>
-      </w:r>
-      <w:proofErr w:type="spellEnd"/>
-      <w:r>
-        <w:rPr>
-          <w:rFonts w:ascii="Times New Roman" w:hAnsi="Times New Roman" w:cs="Times New Roman"/>
-          <w:bCs/>
-          <w:sz w:val="24"/>
-          <w:szCs w:val="24"/>
-        </w:rPr>
-        <w:t xml:space="preserve"> tenga una estructura más flexible para la generación de reportes. La lógica principal no necesita conocer directamente cada formato existente, ya que la creación de los objetos se delega en los creadores concretos.</w:t>
+        <w:t>La implementación de Factory Method permite que SecureBallot tenga una estructura más flexible para la generación de reportes. La lógica principal no necesita conocer directamente cada formato existente, ya que la creación de los objetos se delega en los creadores concretos.</w:t>
       </w:r>
     </w:p>
     <w:p>
@@ -20047,19 +19973,20 @@
           <w:sz w:val="24"/>
           <w:szCs w:val="24"/>
         </w:rPr>
-        <w:t xml:space="preserve">Al finalizar la semana se logró implementar y probar el patrón Factory </w:t>
-      </w:r>
-      <w:proofErr w:type="spellStart"/>
-      <w:r>
+        <w:t>Al finalizar la semana se logró implementar y probar el patrón Factory Method dentro de SecureBallot, utilizando como caso de aplicación la generación de reportes de resultados electorales.</w:t>
+      </w:r>
+    </w:p>
+    <w:p>
+      <w:pPr>
+        <w:spacing w:line="360" w:lineRule="auto"/>
+        <w:jc w:val="both"/>
         <w:rPr>
           <w:rFonts w:ascii="Times New Roman" w:hAnsi="Times New Roman" w:cs="Times New Roman"/>
           <w:bCs/>
           <w:sz w:val="24"/>
           <w:szCs w:val="24"/>
         </w:rPr>
-        <w:t>Method</w:t>
-      </w:r>
-      <w:proofErr w:type="spellEnd"/>
+      </w:pPr>
       <w:r>
         <w:rPr>
           <w:rFonts w:ascii="Times New Roman" w:hAnsi="Times New Roman" w:cs="Times New Roman"/>
@@ -20067,19 +19994,20 @@
           <w:sz w:val="24"/>
           <w:szCs w:val="24"/>
         </w:rPr>
-        <w:t xml:space="preserve"> dentro de </w:t>
-      </w:r>
-      <w:proofErr w:type="spellStart"/>
-      <w:r>
+        <w:t>La implementación permitió demostrar la diferencia entre crear directamente objetos concretos y delegar su creación mediante un método de fábrica.</w:t>
+      </w:r>
+    </w:p>
+    <w:p>
+      <w:pPr>
+        <w:spacing w:line="360" w:lineRule="auto"/>
+        <w:jc w:val="both"/>
         <w:rPr>
           <w:rFonts w:ascii="Times New Roman" w:hAnsi="Times New Roman" w:cs="Times New Roman"/>
           <w:bCs/>
           <w:sz w:val="24"/>
           <w:szCs w:val="24"/>
         </w:rPr>
-        <w:t>SecureBallot</w:t>
-      </w:r>
-      <w:proofErr w:type="spellEnd"/>
+      </w:pPr>
       <w:r>
         <w:rPr>
           <w:rFonts w:ascii="Times New Roman" w:hAnsi="Times New Roman" w:cs="Times New Roman"/>
@@ -20087,7 +20015,7 @@
           <w:sz w:val="24"/>
           <w:szCs w:val="24"/>
         </w:rPr>
-        <w:t>, utilizando como caso de aplicación la generación de reportes de resultados electorales.</w:t>
+        <w:t>Además, la incorporación de un nuevo formato de reporte permitió utilizar el proyecto como evidencia práctica del principio Abierto/Cerrado, demostrando que el sistema puede ampliarse sin necesidad de modificar las implementaciones existentes.</w:t>
       </w:r>
     </w:p>
     <w:p>
@@ -20108,69 +20036,7 @@
           <w:sz w:val="24"/>
           <w:szCs w:val="24"/>
         </w:rPr>
-        <w:t>La implementación permitió demostrar la diferencia entre crear directamente objetos concretos y delegar su creación mediante un método de fábrica.</w:t>
-      </w:r>
-    </w:p>
-    <w:p>
-      <w:pPr>
-        <w:spacing w:line="360" w:lineRule="auto"/>
-        <w:jc w:val="both"/>
-        <w:rPr>
-          <w:rFonts w:ascii="Times New Roman" w:hAnsi="Times New Roman" w:cs="Times New Roman"/>
-          <w:bCs/>
-          <w:sz w:val="24"/>
-          <w:szCs w:val="24"/>
-        </w:rPr>
-      </w:pPr>
-      <w:r>
-        <w:rPr>
-          <w:rFonts w:ascii="Times New Roman" w:hAnsi="Times New Roman" w:cs="Times New Roman"/>
-          <w:bCs/>
-          <w:sz w:val="24"/>
-          <w:szCs w:val="24"/>
-        </w:rPr>
-        <w:t>Además, la incorporación de un nuevo formato de reporte permitió utilizar el proyecto como evidencia práctica del principio Abierto/Cerrado, demostrando que el sistema puede ampliarse sin necesidad de modificar las implementaciones existentes.</w:t>
-      </w:r>
-    </w:p>
-    <w:p>
-      <w:pPr>
-        <w:spacing w:line="360" w:lineRule="auto"/>
-        <w:jc w:val="both"/>
-        <w:rPr>
-          <w:rFonts w:ascii="Times New Roman" w:hAnsi="Times New Roman" w:cs="Times New Roman"/>
-          <w:bCs/>
-          <w:sz w:val="24"/>
-          <w:szCs w:val="24"/>
-        </w:rPr>
-      </w:pPr>
-      <w:r>
-        <w:rPr>
-          <w:rFonts w:ascii="Times New Roman" w:hAnsi="Times New Roman" w:cs="Times New Roman"/>
-          <w:bCs/>
-          <w:sz w:val="24"/>
-          <w:szCs w:val="24"/>
-        </w:rPr>
-        <w:t xml:space="preserve">La ejecución de las pruebas automatizadas confirmó el correcto funcionamiento de la implementación, obteniendo 16 pruebas aprobadas de 16 y manteniendo funcional el patrón </w:t>
-      </w:r>
-      <w:proofErr w:type="spellStart"/>
-      <w:r>
-        <w:rPr>
-          <w:rFonts w:ascii="Times New Roman" w:hAnsi="Times New Roman" w:cs="Times New Roman"/>
-          <w:bCs/>
-          <w:sz w:val="24"/>
-          <w:szCs w:val="24"/>
-        </w:rPr>
-        <w:t>Singleton</w:t>
-      </w:r>
-      <w:proofErr w:type="spellEnd"/>
-      <w:r>
-        <w:rPr>
-          <w:rFonts w:ascii="Times New Roman" w:hAnsi="Times New Roman" w:cs="Times New Roman"/>
-          <w:bCs/>
-          <w:sz w:val="24"/>
-          <w:szCs w:val="24"/>
-        </w:rPr>
-        <w:t xml:space="preserve"> desarrollado anteriormente.</w:t>
+        <w:t>La ejecución de las pruebas automatizadas confirmó el correcto funcionamiento de la implementación, obteniendo 16 pruebas aprobadas de 16 y manteniendo funcional el patrón Singleton desarrollado anteriormente.</w:t>
       </w:r>
     </w:p>
     <w:p>
@@ -20232,8 +20098,10 @@
         <w:rPr>
           <w:rFonts w:ascii="Times New Roman" w:hAnsi="Times New Roman" w:cs="Times New Roman"/>
           <w:bCs/>
-          <w:sz w:val="24"/>
-          <w:szCs w:val="24"/>
+          <w:noProof/>
+          <w:sz w:val="24"/>
+          <w:szCs w:val="24"/>
+          <w:lang w:eastAsia="es-CO"/>
         </w:rPr>
         <w:drawing>
           <wp:inline distT="0" distB="0" distL="0" distR="0" wp14:anchorId="4E70D207" wp14:editId="5936236B">
@@ -20286,24 +20154,14 @@
       <w:r>
         <w:t xml:space="preserve">Ilustración </w:t>
       </w:r>
-      <w:r>
-        <w:fldChar w:fldCharType="begin"/>
-      </w:r>
-      <w:r>
-        <w:instrText xml:space="preserve"> SEQ Ilustración \* ARABIC </w:instrText>
-      </w:r>
-      <w:r>
-        <w:fldChar w:fldCharType="separate"/>
-      </w:r>
-      <w:r>
-        <w:rPr>
-          <w:noProof/>
-        </w:rPr>
-        <w:t>1</w:t>
-      </w:r>
-      <w:r>
-        <w:fldChar w:fldCharType="end"/>
-      </w:r>
+      <w:fldSimple w:instr=" SEQ Ilustración \* ARABIC ">
+        <w:r>
+          <w:rPr>
+            <w:noProof/>
+          </w:rPr>
+          <w:t>1</w:t>
+        </w:r>
+      </w:fldSimple>
       <w:r>
         <w:t xml:space="preserve"> </w:t>
       </w:r>
@@ -20320,8 +20178,10 @@
         <w:rPr>
           <w:rFonts w:ascii="Times New Roman" w:hAnsi="Times New Roman" w:cs="Times New Roman"/>
           <w:bCs/>
-          <w:sz w:val="24"/>
-          <w:szCs w:val="24"/>
+          <w:noProof/>
+          <w:sz w:val="24"/>
+          <w:szCs w:val="24"/>
+          <w:lang w:eastAsia="es-CO"/>
         </w:rPr>
         <w:drawing>
           <wp:inline distT="0" distB="0" distL="0" distR="0" wp14:anchorId="6C36147D" wp14:editId="2F979CD5">
@@ -20368,37 +20228,19 @@
       <w:r>
         <w:t xml:space="preserve">Ilustración </w:t>
       </w:r>
-      <w:r>
-        <w:fldChar w:fldCharType="begin"/>
-      </w:r>
-      <w:r>
-        <w:instrText xml:space="preserve"> SEQ Ilustración \* ARABIC </w:instrText>
-      </w:r>
-      <w:r>
-        <w:fldChar w:fldCharType="separate"/>
-      </w:r>
-      <w:r>
-        <w:rPr>
-          <w:noProof/>
-        </w:rPr>
-        <w:t>2</w:t>
-      </w:r>
-      <w:r>
-        <w:fldChar w:fldCharType="end"/>
-      </w:r>
+      <w:fldSimple w:instr=" SEQ Ilustración \* ARABIC ">
+        <w:r>
+          <w:rPr>
+            <w:noProof/>
+          </w:rPr>
+          <w:t>2</w:t>
+        </w:r>
+      </w:fldSimple>
       <w:r>
         <w:t xml:space="preserve"> </w:t>
       </w:r>
       <w:r>
-        <w:t xml:space="preserve">Implementación de </w:t>
-      </w:r>
-      <w:proofErr w:type="spellStart"/>
-      <w:r>
-        <w:t>GeneradorReporte</w:t>
-      </w:r>
-      <w:proofErr w:type="spellEnd"/>
-      <w:r>
-        <w:t xml:space="preserve"> y los creadores concretos</w:t>
+        <w:t>Implementación de GeneradorReporte y los creadores concretos</w:t>
       </w:r>
       <w:r>
         <w:t xml:space="preserve"> - 1</w:t>
@@ -20420,8 +20262,10 @@
         <w:rPr>
           <w:rFonts w:ascii="Times New Roman" w:hAnsi="Times New Roman" w:cs="Times New Roman"/>
           <w:bCs/>
-          <w:sz w:val="24"/>
-          <w:szCs w:val="24"/>
+          <w:noProof/>
+          <w:sz w:val="24"/>
+          <w:szCs w:val="24"/>
+          <w:lang w:eastAsia="es-CO"/>
         </w:rPr>
         <w:drawing>
           <wp:inline distT="0" distB="0" distL="0" distR="0" wp14:anchorId="3E857DEC" wp14:editId="25BD08DA">
@@ -20468,37 +20312,19 @@
       <w:r>
         <w:t xml:space="preserve">Ilustración </w:t>
       </w:r>
-      <w:r>
-        <w:fldChar w:fldCharType="begin"/>
-      </w:r>
-      <w:r>
-        <w:instrText xml:space="preserve"> SEQ Ilustración \* ARABIC </w:instrText>
-      </w:r>
-      <w:r>
-        <w:fldChar w:fldCharType="separate"/>
-      </w:r>
-      <w:r>
-        <w:rPr>
-          <w:noProof/>
-        </w:rPr>
-        <w:t>3</w:t>
-      </w:r>
-      <w:r>
-        <w:fldChar w:fldCharType="end"/>
-      </w:r>
+      <w:fldSimple w:instr=" SEQ Ilustración \* ARABIC ">
+        <w:r>
+          <w:rPr>
+            <w:noProof/>
+          </w:rPr>
+          <w:t>3</w:t>
+        </w:r>
+      </w:fldSimple>
       <w:r>
         <w:t xml:space="preserve"> </w:t>
       </w:r>
       <w:r>
-        <w:t xml:space="preserve">Implementación de </w:t>
-      </w:r>
-      <w:proofErr w:type="spellStart"/>
-      <w:r>
-        <w:t>GeneradorReporte</w:t>
-      </w:r>
-      <w:proofErr w:type="spellEnd"/>
-      <w:r>
-        <w:t xml:space="preserve"> y los creadores concretos</w:t>
+        <w:t>Implementación de GeneradorReporte y los creadores concretos</w:t>
       </w:r>
       <w:r>
         <w:t xml:space="preserve"> - 2</w:t>
@@ -20512,6 +20338,7 @@
       <w:r>
         <w:rPr>
           <w:noProof/>
+          <w:lang w:eastAsia="es-CO"/>
         </w:rPr>
         <w:drawing>
           <wp:inline distT="0" distB="0" distL="0" distR="0" wp14:anchorId="10916EDA" wp14:editId="7B0696A8">
@@ -20558,24 +20385,14 @@
       <w:r>
         <w:t xml:space="preserve">Ilustración </w:t>
       </w:r>
-      <w:r>
-        <w:fldChar w:fldCharType="begin"/>
-      </w:r>
-      <w:r>
-        <w:instrText xml:space="preserve"> SEQ Ilustración \* ARABIC </w:instrText>
-      </w:r>
-      <w:r>
-        <w:fldChar w:fldCharType="separate"/>
-      </w:r>
-      <w:r>
-        <w:rPr>
-          <w:noProof/>
-        </w:rPr>
-        <w:t>4</w:t>
-      </w:r>
-      <w:r>
-        <w:fldChar w:fldCharType="end"/>
-      </w:r>
+      <w:fldSimple w:instr=" SEQ Ilustración \* ARABIC ">
+        <w:r>
+          <w:rPr>
+            <w:noProof/>
+          </w:rPr>
+          <w:t>4</w:t>
+        </w:r>
+      </w:fldSimple>
       <w:r>
         <w:t xml:space="preserve"> </w:t>
       </w:r>
@@ -20594,17 +20411,45 @@
     </w:p>
     <w:p>
       <w:pPr>
-        <w:jc w:val="center"/>
+        <w:pStyle w:val="Ttulo1"/>
+        <w:ind w:firstLine="708"/>
+        <w:rPr>
+          <w:rFonts w:ascii="Times New Roman" w:hAnsi="Times New Roman" w:cs="Times New Roman"/>
+          <w:color w:val="auto"/>
+          <w:sz w:val="24"/>
+          <w:szCs w:val="24"/>
+          <w:lang w:val="es-ES"/>
+        </w:rPr>
+      </w:pPr>
+      <w:bookmarkStart w:id="5" w:name="_Toc240113606"/>
+      <w:r>
         <w:rPr>
           <w:rFonts w:ascii="Times New Roman" w:hAnsi="Times New Roman" w:cs="Times New Roman"/>
           <w:b/>
           <w:bCs/>
-          <w:sz w:val="24"/>
-          <w:szCs w:val="24"/>
-          <w:lang w:val="es-ES"/>
-        </w:rPr>
-      </w:pPr>
-      <w:r>
+          <w:color w:val="auto"/>
+          <w:sz w:val="24"/>
+          <w:szCs w:val="24"/>
+          <w:lang w:val="es-ES"/>
+        </w:rPr>
+        <w:lastRenderedPageBreak/>
+        <w:t>Semana5</w:t>
+      </w:r>
+      <w:r>
+        <w:rPr>
+          <w:rFonts w:ascii="Times New Roman" w:hAnsi="Times New Roman" w:cs="Times New Roman"/>
+          <w:color w:val="auto"/>
+          <w:sz w:val="24"/>
+          <w:szCs w:val="24"/>
+          <w:lang w:val="es-ES"/>
+        </w:rPr>
+        <w:t xml:space="preserve"> 12/09</w:t>
+      </w:r>
+      <w:bookmarkEnd w:id="5"/>
+    </w:p>
+    <w:p>
+      <w:pPr>
+        <w:jc w:val="center"/>
         <w:rPr>
           <w:rFonts w:ascii="Times New Roman" w:hAnsi="Times New Roman" w:cs="Times New Roman"/>
           <w:b/>
@@ -20613,9 +20458,7 @@
           <w:szCs w:val="24"/>
           <w:lang w:val="es-ES"/>
         </w:rPr>
-        <w:lastRenderedPageBreak/>
-        <w:t xml:space="preserve">FASE </w:t>
-      </w:r>
+      </w:pPr>
       <w:r>
         <w:rPr>
           <w:rFonts w:ascii="Times New Roman" w:hAnsi="Times New Roman" w:cs="Times New Roman"/>
@@ -20625,7 +20468,7 @@
           <w:szCs w:val="24"/>
           <w:lang w:val="es-ES"/>
         </w:rPr>
-        <w:t>2</w:t>
+        <w:t>Patr</w:t>
       </w:r>
       <w:r>
         <w:rPr>
@@ -20636,7 +20479,7 @@
           <w:szCs w:val="24"/>
           <w:lang w:val="es-ES"/>
         </w:rPr>
-        <w:t xml:space="preserve"> - </w:t>
+        <w:t>ó</w:t>
       </w:r>
       <w:r>
         <w:rPr>
@@ -20647,10 +20490,86 @@
           <w:szCs w:val="24"/>
           <w:lang w:val="es-ES"/>
         </w:rPr>
-        <w:t xml:space="preserve">Patrón </w:t>
-      </w:r>
-      <w:proofErr w:type="spellStart"/>
-      <w:r>
+        <w:t>n Builder</w:t>
+      </w:r>
+    </w:p>
+    <w:p>
+      <w:pPr>
+        <w:jc w:val="both"/>
+        <w:rPr>
+          <w:rFonts w:ascii="Times New Roman" w:hAnsi="Times New Roman" w:cs="Times New Roman"/>
+          <w:sz w:val="24"/>
+          <w:szCs w:val="24"/>
+          <w:lang w:val="es-ES"/>
+        </w:rPr>
+      </w:pPr>
+    </w:p>
+    <w:p>
+      <w:pPr>
+        <w:jc w:val="both"/>
+        <w:rPr>
+          <w:rFonts w:ascii="Times New Roman" w:hAnsi="Times New Roman" w:cs="Times New Roman"/>
+          <w:sz w:val="24"/>
+          <w:szCs w:val="24"/>
+          <w:lang w:val="es-ES"/>
+        </w:rPr>
+      </w:pPr>
+      <w:r>
+        <w:rPr>
+          <w:rFonts w:ascii="Times New Roman" w:hAnsi="Times New Roman" w:cs="Times New Roman"/>
+          <w:sz w:val="24"/>
+          <w:szCs w:val="24"/>
+          <w:lang w:val="es-ES"/>
+        </w:rPr>
+        <w:t>Durante esta semana se trabajó con el patrón de diseño Builder, continuando con el desarrollo de la plataforma de votación electrónica SecureBallot.</w:t>
+      </w:r>
+    </w:p>
+    <w:p>
+      <w:pPr>
+        <w:jc w:val="both"/>
+        <w:rPr>
+          <w:rFonts w:ascii="Times New Roman" w:hAnsi="Times New Roman" w:cs="Times New Roman"/>
+          <w:sz w:val="24"/>
+          <w:szCs w:val="24"/>
+          <w:lang w:val="es-ES"/>
+        </w:rPr>
+      </w:pPr>
+    </w:p>
+    <w:p>
+      <w:pPr>
+        <w:jc w:val="both"/>
+        <w:rPr>
+          <w:rFonts w:ascii="Times New Roman" w:hAnsi="Times New Roman" w:cs="Times New Roman"/>
+          <w:sz w:val="24"/>
+          <w:szCs w:val="24"/>
+          <w:lang w:val="es-ES"/>
+        </w:rPr>
+      </w:pPr>
+      <w:r>
+        <w:rPr>
+          <w:rFonts w:ascii="Times New Roman" w:hAnsi="Times New Roman" w:cs="Times New Roman"/>
+          <w:sz w:val="24"/>
+          <w:szCs w:val="24"/>
+          <w:lang w:val="es-ES"/>
+        </w:rPr>
+        <w:t>En esta sesión se estudió cómo este patrón permite separar la construcción de un objeto complejo de su representación final, permitiendo que el mismo proceso de construcción pueda generar diferentes configuraciones del objeto. También se analizó su relación con los principios SOLID, principalmente el Principio de Inversión de Dependencias (DIP).</w:t>
+      </w:r>
+    </w:p>
+    <w:p>
+      <w:pPr>
+        <w:jc w:val="both"/>
+        <w:rPr>
+          <w:rFonts w:ascii="Times New Roman" w:hAnsi="Times New Roman" w:cs="Times New Roman"/>
+          <w:sz w:val="24"/>
+          <w:szCs w:val="24"/>
+          <w:lang w:val="es-ES"/>
+        </w:rPr>
+      </w:pPr>
+    </w:p>
+    <w:p>
+      <w:pPr>
+        <w:ind w:firstLine="708"/>
+        <w:jc w:val="both"/>
         <w:rPr>
           <w:rFonts w:ascii="Times New Roman" w:hAnsi="Times New Roman" w:cs="Times New Roman"/>
           <w:b/>
@@ -20659,9 +20578,7 @@
           <w:szCs w:val="24"/>
           <w:lang w:val="es-ES"/>
         </w:rPr>
-        <w:t>Abstract</w:t>
-      </w:r>
-      <w:proofErr w:type="spellEnd"/>
+      </w:pPr>
       <w:r>
         <w:rPr>
           <w:rFonts w:ascii="Times New Roman" w:hAnsi="Times New Roman" w:cs="Times New Roman"/>
@@ -20671,9 +20588,200 @@
           <w:szCs w:val="24"/>
           <w:lang w:val="es-ES"/>
         </w:rPr>
-        <w:t xml:space="preserve"> </w:t>
-      </w:r>
-      <w:r>
+        <w:t>1. Contextualización</w:t>
+      </w:r>
+    </w:p>
+    <w:p>
+      <w:pPr>
+        <w:jc w:val="both"/>
+        <w:rPr>
+          <w:rFonts w:ascii="Times New Roman" w:hAnsi="Times New Roman" w:cs="Times New Roman"/>
+          <w:sz w:val="24"/>
+          <w:szCs w:val="24"/>
+          <w:lang w:val="es-ES"/>
+        </w:rPr>
+      </w:pPr>
+    </w:p>
+    <w:p>
+      <w:pPr>
+        <w:ind w:firstLine="708"/>
+        <w:jc w:val="both"/>
+        <w:rPr>
+          <w:rFonts w:ascii="Times New Roman" w:hAnsi="Times New Roman" w:cs="Times New Roman"/>
+          <w:sz w:val="24"/>
+          <w:szCs w:val="24"/>
+          <w:lang w:val="es-ES"/>
+        </w:rPr>
+      </w:pPr>
+      <w:r>
+        <w:rPr>
+          <w:rFonts w:ascii="Times New Roman" w:hAnsi="Times New Roman" w:cs="Times New Roman"/>
+          <w:sz w:val="24"/>
+          <w:szCs w:val="24"/>
+          <w:lang w:val="es-ES"/>
+        </w:rPr>
+        <w:t>En las sesiones anteriores se trabajaron los patrones Singleton y Factory Method. Singleton se utilizó para controlar la existencia de una única instancia de componentes críticos (ConfiguracionGlobal, LoggerCentralizado, PoolConexionesDB), y Factory Method se aplicó para delegar la creación de reportes de resultados en distintos formatos (PDF, CSV, JSON).</w:t>
+      </w:r>
+    </w:p>
+    <w:p>
+      <w:pPr>
+        <w:jc w:val="both"/>
+        <w:rPr>
+          <w:rFonts w:ascii="Times New Roman" w:hAnsi="Times New Roman" w:cs="Times New Roman"/>
+          <w:sz w:val="24"/>
+          <w:szCs w:val="24"/>
+          <w:lang w:val="es-ES"/>
+        </w:rPr>
+      </w:pPr>
+    </w:p>
+    <w:p>
+      <w:pPr>
+        <w:jc w:val="both"/>
+        <w:rPr>
+          <w:rFonts w:ascii="Times New Roman" w:hAnsi="Times New Roman" w:cs="Times New Roman"/>
+          <w:sz w:val="24"/>
+          <w:szCs w:val="24"/>
+          <w:lang w:val="es-ES"/>
+        </w:rPr>
+      </w:pPr>
+      <w:r>
+        <w:rPr>
+          <w:rFonts w:ascii="Times New Roman" w:hAnsi="Times New Roman" w:cs="Times New Roman"/>
+          <w:sz w:val="24"/>
+          <w:szCs w:val="24"/>
+          <w:lang w:val="es-ES"/>
+        </w:rPr>
+        <w:t>Para esta semana se buscó aplicar un patrón enfocado en un problema distinto: la construcción de objetos que requieren múltiples parámetros, varios de ellos opcionales, donde un constructor tradicional se vuelve difícil de leer y propenso a errores.</w:t>
+      </w:r>
+    </w:p>
+    <w:p>
+      <w:pPr>
+        <w:jc w:val="both"/>
+        <w:rPr>
+          <w:rFonts w:ascii="Times New Roman" w:hAnsi="Times New Roman" w:cs="Times New Roman"/>
+          <w:sz w:val="24"/>
+          <w:szCs w:val="24"/>
+          <w:lang w:val="es-ES"/>
+        </w:rPr>
+      </w:pPr>
+    </w:p>
+    <w:p>
+      <w:pPr>
+        <w:jc w:val="both"/>
+        <w:rPr>
+          <w:rFonts w:ascii="Times New Roman" w:hAnsi="Times New Roman" w:cs="Times New Roman"/>
+          <w:sz w:val="24"/>
+          <w:szCs w:val="24"/>
+          <w:lang w:val="es-ES"/>
+        </w:rPr>
+      </w:pPr>
+      <w:r>
+        <w:rPr>
+          <w:rFonts w:ascii="Times New Roman" w:hAnsi="Times New Roman" w:cs="Times New Roman"/>
+          <w:sz w:val="24"/>
+          <w:szCs w:val="24"/>
+          <w:lang w:val="es-ES"/>
+        </w:rPr>
+        <w:t>En SecureBallot, una Elección no se define solo con un nombre y una fecha. Requiere candidatos, mesas de votación, fecha de apertura y cierre, si permite voto en blanco, y un umbral de quórum. Una implementación directa mediante un constructor con todos estos parámetros generaría el problema conocido como "constructor telescópico":</w:t>
+      </w:r>
+    </w:p>
+    <w:p>
+      <w:pPr>
+        <w:jc w:val="both"/>
+        <w:rPr>
+          <w:rFonts w:ascii="Times New Roman" w:hAnsi="Times New Roman" w:cs="Times New Roman"/>
+          <w:sz w:val="24"/>
+          <w:szCs w:val="24"/>
+          <w:lang w:val="es-ES"/>
+        </w:rPr>
+      </w:pPr>
+    </w:p>
+    <w:p>
+      <w:pPr>
+        <w:jc w:val="both"/>
+        <w:rPr>
+          <w:rFonts w:ascii="Times New Roman" w:hAnsi="Times New Roman" w:cs="Times New Roman"/>
+          <w:sz w:val="24"/>
+          <w:szCs w:val="24"/>
+          <w:lang w:val="es-ES"/>
+        </w:rPr>
+      </w:pPr>
+      <w:r>
+        <w:rPr>
+          <w:rFonts w:ascii="Times New Roman" w:hAnsi="Times New Roman" w:cs="Times New Roman"/>
+          <w:sz w:val="24"/>
+          <w:szCs w:val="24"/>
+          <w:lang w:val="es-ES"/>
+        </w:rPr>
+        <w:t xml:space="preserve">public </w:t>
+      </w:r>
+      <w:proofErr w:type="gramStart"/>
+      <w:r>
+        <w:rPr>
+          <w:rFonts w:ascii="Times New Roman" w:hAnsi="Times New Roman" w:cs="Times New Roman"/>
+          <w:sz w:val="24"/>
+          <w:szCs w:val="24"/>
+          <w:lang w:val="es-ES"/>
+        </w:rPr>
+        <w:t>Eleccion(</w:t>
+      </w:r>
+      <w:proofErr w:type="gramEnd"/>
+      <w:r>
+        <w:rPr>
+          <w:rFonts w:ascii="Times New Roman" w:hAnsi="Times New Roman" w:cs="Times New Roman"/>
+          <w:sz w:val="24"/>
+          <w:szCs w:val="24"/>
+          <w:lang w:val="es-ES"/>
+        </w:rPr>
+        <w:t>nombre, candidatos, mesas, fechaApertura, fechaCierre, permiteVotoBlanco, umbralQuorum) { ... }</w:t>
+      </w:r>
+    </w:p>
+    <w:p>
+      <w:pPr>
+        <w:jc w:val="both"/>
+        <w:rPr>
+          <w:rFonts w:ascii="Times New Roman" w:hAnsi="Times New Roman" w:cs="Times New Roman"/>
+          <w:sz w:val="24"/>
+          <w:szCs w:val="24"/>
+          <w:lang w:val="es-ES"/>
+        </w:rPr>
+      </w:pPr>
+    </w:p>
+    <w:p>
+      <w:pPr>
+        <w:jc w:val="both"/>
+        <w:rPr>
+          <w:rFonts w:ascii="Times New Roman" w:hAnsi="Times New Roman" w:cs="Times New Roman"/>
+          <w:sz w:val="24"/>
+          <w:szCs w:val="24"/>
+          <w:lang w:val="es-ES"/>
+        </w:rPr>
+      </w:pPr>
+      <w:r>
+        <w:rPr>
+          <w:rFonts w:ascii="Times New Roman" w:hAnsi="Times New Roman" w:cs="Times New Roman"/>
+          <w:sz w:val="24"/>
+          <w:szCs w:val="24"/>
+          <w:lang w:val="es-ES"/>
+        </w:rPr>
+        <w:t>Este enfoque hace que el código que crea el objeto sea difícil de leer y aumenta el riesgo de pasar un parámetro en la posición equivocada, especialmente cuando varios parámetros son del mismo tipo de dato.</w:t>
+      </w:r>
+    </w:p>
+    <w:p>
+      <w:pPr>
+        <w:jc w:val="both"/>
+        <w:rPr>
+          <w:rFonts w:ascii="Times New Roman" w:hAnsi="Times New Roman" w:cs="Times New Roman"/>
+          <w:sz w:val="24"/>
+          <w:szCs w:val="24"/>
+          <w:lang w:val="es-ES"/>
+        </w:rPr>
+      </w:pPr>
+    </w:p>
+    <w:p>
+      <w:pPr>
+        <w:ind w:firstLine="708"/>
+        <w:jc w:val="both"/>
         <w:rPr>
           <w:rFonts w:ascii="Times New Roman" w:hAnsi="Times New Roman" w:cs="Times New Roman"/>
           <w:b/>
@@ -20682,8 +20790,2897 @@
           <w:szCs w:val="24"/>
           <w:lang w:val="es-ES"/>
         </w:rPr>
-        <w:t>Factory</w:t>
-      </w:r>
+      </w:pPr>
+      <w:r>
+        <w:rPr>
+          <w:rFonts w:ascii="Times New Roman" w:hAnsi="Times New Roman" w:cs="Times New Roman"/>
+          <w:b/>
+          <w:bCs/>
+          <w:sz w:val="24"/>
+          <w:szCs w:val="24"/>
+          <w:lang w:val="es-ES"/>
+        </w:rPr>
+        <w:t>2. Problema identificado</w:t>
+      </w:r>
+    </w:p>
+    <w:p>
+      <w:pPr>
+        <w:jc w:val="both"/>
+        <w:rPr>
+          <w:rFonts w:ascii="Times New Roman" w:hAnsi="Times New Roman" w:cs="Times New Roman"/>
+          <w:sz w:val="24"/>
+          <w:szCs w:val="24"/>
+          <w:lang w:val="es-ES"/>
+        </w:rPr>
+      </w:pPr>
+    </w:p>
+    <w:p>
+      <w:pPr>
+        <w:ind w:firstLine="708"/>
+        <w:jc w:val="both"/>
+        <w:rPr>
+          <w:rFonts w:ascii="Times New Roman" w:hAnsi="Times New Roman" w:cs="Times New Roman"/>
+          <w:sz w:val="24"/>
+          <w:szCs w:val="24"/>
+          <w:lang w:val="es-ES"/>
+        </w:rPr>
+      </w:pPr>
+      <w:r>
+        <w:rPr>
+          <w:rFonts w:ascii="Times New Roman" w:hAnsi="Times New Roman" w:cs="Times New Roman"/>
+          <w:sz w:val="24"/>
+          <w:szCs w:val="24"/>
+          <w:lang w:val="es-ES"/>
+        </w:rPr>
+        <w:t>El problema principal identificado fue la dificultad de construir un objeto con múltiples parámetros opcionales sin recurrir a constructores extensos o sobrecargados. Este problema aumenta a medida que el objeto necesita más configuraciones, dificultando el mantenimiento y la legibilidad del código.</w:t>
+      </w:r>
+    </w:p>
+    <w:p>
+      <w:pPr>
+        <w:jc w:val="both"/>
+        <w:rPr>
+          <w:rFonts w:ascii="Times New Roman" w:hAnsi="Times New Roman" w:cs="Times New Roman"/>
+          <w:sz w:val="24"/>
+          <w:szCs w:val="24"/>
+          <w:lang w:val="es-ES"/>
+        </w:rPr>
+      </w:pPr>
+    </w:p>
+    <w:p>
+      <w:pPr>
+        <w:jc w:val="both"/>
+        <w:rPr>
+          <w:rFonts w:ascii="Times New Roman" w:hAnsi="Times New Roman" w:cs="Times New Roman"/>
+          <w:sz w:val="24"/>
+          <w:szCs w:val="24"/>
+          <w:lang w:val="es-ES"/>
+        </w:rPr>
+      </w:pPr>
+      <w:r>
+        <w:rPr>
+          <w:rFonts w:ascii="Times New Roman" w:hAnsi="Times New Roman" w:cs="Times New Roman"/>
+          <w:sz w:val="24"/>
+          <w:szCs w:val="24"/>
+          <w:lang w:val="es-ES"/>
+        </w:rPr>
+        <w:t>Con Builder se busca separar el proceso de construcción (paso a paso, con métodos nombrados claramente) de la representación final del objeto, de forma que el código cliente no tenga que preocuparse por el orden ni la cantidad de parámetros.</w:t>
+      </w:r>
+    </w:p>
+    <w:p>
+      <w:pPr>
+        <w:jc w:val="both"/>
+        <w:rPr>
+          <w:rFonts w:ascii="Times New Roman" w:hAnsi="Times New Roman" w:cs="Times New Roman"/>
+          <w:sz w:val="24"/>
+          <w:szCs w:val="24"/>
+          <w:lang w:val="es-ES"/>
+        </w:rPr>
+      </w:pPr>
+    </w:p>
+    <w:p>
+      <w:pPr>
+        <w:ind w:firstLine="708"/>
+        <w:jc w:val="both"/>
+        <w:rPr>
+          <w:rFonts w:ascii="Times New Roman" w:hAnsi="Times New Roman" w:cs="Times New Roman"/>
+          <w:b/>
+          <w:bCs/>
+          <w:sz w:val="24"/>
+          <w:szCs w:val="24"/>
+          <w:lang w:val="es-ES"/>
+        </w:rPr>
+      </w:pPr>
+      <w:r>
+        <w:rPr>
+          <w:rFonts w:ascii="Times New Roman" w:hAnsi="Times New Roman" w:cs="Times New Roman"/>
+          <w:b/>
+          <w:bCs/>
+          <w:sz w:val="24"/>
+          <w:szCs w:val="24"/>
+          <w:lang w:val="es-ES"/>
+        </w:rPr>
+        <w:t>3. Patrón aplicado</w:t>
+      </w:r>
+    </w:p>
+    <w:p>
+      <w:pPr>
+        <w:jc w:val="both"/>
+        <w:rPr>
+          <w:rFonts w:ascii="Times New Roman" w:hAnsi="Times New Roman" w:cs="Times New Roman"/>
+          <w:sz w:val="24"/>
+          <w:szCs w:val="24"/>
+          <w:lang w:val="es-ES"/>
+        </w:rPr>
+      </w:pPr>
+    </w:p>
+    <w:p>
+      <w:pPr>
+        <w:spacing w:line="240" w:lineRule="auto"/>
+        <w:jc w:val="both"/>
+        <w:rPr>
+          <w:rFonts w:ascii="Times New Roman" w:hAnsi="Times New Roman" w:cs="Times New Roman"/>
+          <w:sz w:val="24"/>
+          <w:szCs w:val="24"/>
+          <w:lang w:val="es-ES"/>
+        </w:rPr>
+      </w:pPr>
+      <w:r>
+        <w:rPr>
+          <w:rFonts w:ascii="Times New Roman" w:hAnsi="Times New Roman" w:cs="Times New Roman"/>
+          <w:sz w:val="24"/>
+          <w:szCs w:val="24"/>
+          <w:lang w:val="es-ES"/>
+        </w:rPr>
+        <w:t>Se implementó el patrón Builder para la construcción de la configuración de una Elección.</w:t>
+      </w:r>
+    </w:p>
+    <w:p>
+      <w:pPr>
+        <w:spacing w:line="240" w:lineRule="auto"/>
+        <w:jc w:val="both"/>
+        <w:rPr>
+          <w:rFonts w:ascii="Times New Roman" w:hAnsi="Times New Roman" w:cs="Times New Roman"/>
+          <w:sz w:val="24"/>
+          <w:szCs w:val="24"/>
+          <w:lang w:val="es-ES"/>
+        </w:rPr>
+      </w:pPr>
+      <w:r>
+        <w:rPr>
+          <w:rFonts w:ascii="Times New Roman" w:hAnsi="Times New Roman" w:cs="Times New Roman"/>
+          <w:sz w:val="24"/>
+          <w:szCs w:val="24"/>
+          <w:lang w:val="es-ES"/>
+        </w:rPr>
+        <w:t>La estructura utilizada corresponde a la variante clásica del patrón, compuesta por:</w:t>
+      </w:r>
+    </w:p>
+    <w:p>
+      <w:pPr>
+        <w:spacing w:line="240" w:lineRule="auto"/>
+        <w:jc w:val="both"/>
+        <w:rPr>
+          <w:rFonts w:ascii="Times New Roman" w:hAnsi="Times New Roman" w:cs="Times New Roman"/>
+          <w:sz w:val="24"/>
+          <w:szCs w:val="24"/>
+          <w:lang w:val="es-ES"/>
+        </w:rPr>
+      </w:pPr>
+    </w:p>
+    <w:p>
+      <w:pPr>
+        <w:pStyle w:val="Prrafodelista"/>
+        <w:numPr>
+          <w:ilvl w:val="0"/>
+          <w:numId w:val="18"/>
+        </w:numPr>
+        <w:spacing w:line="240" w:lineRule="auto"/>
+        <w:jc w:val="both"/>
+        <w:rPr>
+          <w:rFonts w:ascii="Times New Roman" w:hAnsi="Times New Roman" w:cs="Times New Roman"/>
+          <w:sz w:val="24"/>
+          <w:szCs w:val="24"/>
+          <w:lang w:val="es-ES"/>
+        </w:rPr>
+      </w:pPr>
+      <w:r>
+        <w:rPr>
+          <w:rFonts w:ascii="Times New Roman" w:hAnsi="Times New Roman" w:cs="Times New Roman"/>
+          <w:sz w:val="24"/>
+          <w:szCs w:val="24"/>
+          <w:lang w:val="es-ES"/>
+        </w:rPr>
+        <w:t>El Producto (Eleccion): representa el objeto final ya construido.</w:t>
+      </w:r>
+    </w:p>
+    <w:p>
+      <w:pPr>
+        <w:spacing w:line="240" w:lineRule="auto"/>
+        <w:jc w:val="both"/>
+        <w:rPr>
+          <w:rFonts w:ascii="Times New Roman" w:hAnsi="Times New Roman" w:cs="Times New Roman"/>
+          <w:sz w:val="24"/>
+          <w:szCs w:val="24"/>
+          <w:lang w:val="es-ES"/>
+        </w:rPr>
+      </w:pPr>
+    </w:p>
+    <w:p>
+      <w:pPr>
+        <w:pStyle w:val="Prrafodelista"/>
+        <w:numPr>
+          <w:ilvl w:val="0"/>
+          <w:numId w:val="18"/>
+        </w:numPr>
+        <w:spacing w:line="240" w:lineRule="auto"/>
+        <w:jc w:val="both"/>
+        <w:rPr>
+          <w:rFonts w:ascii="Times New Roman" w:hAnsi="Times New Roman" w:cs="Times New Roman"/>
+          <w:sz w:val="24"/>
+          <w:szCs w:val="24"/>
+          <w:lang w:val="es-ES"/>
+        </w:rPr>
+      </w:pPr>
+      <w:r>
+        <w:rPr>
+          <w:rFonts w:ascii="Times New Roman" w:hAnsi="Times New Roman" w:cs="Times New Roman"/>
+          <w:sz w:val="24"/>
+          <w:szCs w:val="24"/>
+          <w:lang w:val="es-ES"/>
+        </w:rPr>
+        <w:t>El Builder abstracto (EleccionBuilder): define los pasos posibles de construcción, sin implementarlos.</w:t>
+      </w:r>
+    </w:p>
+    <w:p>
+      <w:pPr>
+        <w:spacing w:line="240" w:lineRule="auto"/>
+        <w:jc w:val="both"/>
+        <w:rPr>
+          <w:rFonts w:ascii="Times New Roman" w:hAnsi="Times New Roman" w:cs="Times New Roman"/>
+          <w:sz w:val="24"/>
+          <w:szCs w:val="24"/>
+          <w:lang w:val="es-ES"/>
+        </w:rPr>
+      </w:pPr>
+    </w:p>
+    <w:p>
+      <w:pPr>
+        <w:pStyle w:val="Prrafodelista"/>
+        <w:numPr>
+          <w:ilvl w:val="0"/>
+          <w:numId w:val="18"/>
+        </w:numPr>
+        <w:spacing w:line="240" w:lineRule="auto"/>
+        <w:jc w:val="both"/>
+        <w:rPr>
+          <w:rFonts w:ascii="Times New Roman" w:hAnsi="Times New Roman" w:cs="Times New Roman"/>
+          <w:sz w:val="24"/>
+          <w:szCs w:val="24"/>
+          <w:lang w:val="es-ES"/>
+        </w:rPr>
+      </w:pPr>
+      <w:r>
+        <w:rPr>
+          <w:rFonts w:ascii="Times New Roman" w:hAnsi="Times New Roman" w:cs="Times New Roman"/>
+          <w:sz w:val="24"/>
+          <w:szCs w:val="24"/>
+          <w:lang w:val="es-ES"/>
+        </w:rPr>
+        <w:t>El Concrete Builder (EleccionBuilderEstandar): implementa cada paso, construyendo internamente una instancia de Eleccion pieza por pieza.</w:t>
+      </w:r>
+    </w:p>
+    <w:p>
+      <w:pPr>
+        <w:spacing w:line="240" w:lineRule="auto"/>
+        <w:jc w:val="both"/>
+        <w:rPr>
+          <w:rFonts w:ascii="Times New Roman" w:hAnsi="Times New Roman" w:cs="Times New Roman"/>
+          <w:sz w:val="24"/>
+          <w:szCs w:val="24"/>
+          <w:lang w:val="es-ES"/>
+        </w:rPr>
+      </w:pPr>
+    </w:p>
+    <w:p>
+      <w:pPr>
+        <w:pStyle w:val="Prrafodelista"/>
+        <w:numPr>
+          <w:ilvl w:val="0"/>
+          <w:numId w:val="18"/>
+        </w:numPr>
+        <w:spacing w:line="240" w:lineRule="auto"/>
+        <w:jc w:val="both"/>
+        <w:rPr>
+          <w:rFonts w:ascii="Times New Roman" w:hAnsi="Times New Roman" w:cs="Times New Roman"/>
+          <w:sz w:val="24"/>
+          <w:szCs w:val="24"/>
+          <w:lang w:val="es-ES"/>
+        </w:rPr>
+      </w:pPr>
+      <w:r>
+        <w:rPr>
+          <w:rFonts w:ascii="Times New Roman" w:hAnsi="Times New Roman" w:cs="Times New Roman"/>
+          <w:sz w:val="24"/>
+          <w:szCs w:val="24"/>
+          <w:lang w:val="es-ES"/>
+        </w:rPr>
+        <w:t>El Director (ConfiguradorEleccionEstandar): conoce el orden correcto en que deben ejecutarse los pasos para construir una elección "estándar", pero delega la construcción real al Builder.</w:t>
+      </w:r>
+    </w:p>
+    <w:p>
+      <w:pPr>
+        <w:jc w:val="both"/>
+        <w:rPr>
+          <w:rFonts w:ascii="Times New Roman" w:hAnsi="Times New Roman" w:cs="Times New Roman"/>
+          <w:sz w:val="24"/>
+          <w:szCs w:val="24"/>
+          <w:lang w:val="es-ES"/>
+        </w:rPr>
+      </w:pPr>
+    </w:p>
+    <w:p>
+      <w:pPr>
+        <w:jc w:val="both"/>
+        <w:rPr>
+          <w:rFonts w:ascii="Times New Roman" w:hAnsi="Times New Roman" w:cs="Times New Roman"/>
+          <w:sz w:val="24"/>
+          <w:szCs w:val="24"/>
+        </w:rPr>
+      </w:pPr>
+      <w:r>
+        <w:rPr>
+          <w:rFonts w:ascii="Times New Roman" w:hAnsi="Times New Roman" w:cs="Times New Roman"/>
+          <w:noProof/>
+          <w:sz w:val="24"/>
+          <w:szCs w:val="24"/>
+          <w:lang w:eastAsia="es-CO"/>
+        </w:rPr>
+        <w:lastRenderedPageBreak/>
+        <w:drawing>
+          <wp:inline distT="0" distB="0" distL="0" distR="0" wp14:anchorId="50EC42B2" wp14:editId="4BEAB6C7">
+            <wp:extent cx="5612130" cy="2360295"/>
+            <wp:effectExtent l="0" t="0" r="0" b="0"/>
+            <wp:docPr id="1672577985" name="Imagen 2"/>
+            <wp:cNvGraphicFramePr>
+              <a:graphicFrameLocks xmlns:a="http://schemas.openxmlformats.org/drawingml/2006/main" noChangeAspect="1"/>
+            </wp:cNvGraphicFramePr>
+            <a:graphic xmlns:a="http://schemas.openxmlformats.org/drawingml/2006/main">
+              <a:graphicData uri="http://schemas.openxmlformats.org/drawingml/2006/picture">
+                <pic:pic xmlns:pic="http://schemas.openxmlformats.org/drawingml/2006/picture">
+                  <pic:nvPicPr>
+                    <pic:cNvPr id="0" name="Picture 6"/>
+                    <pic:cNvPicPr>
+                      <a:picLocks noChangeAspect="1" noChangeArrowheads="1"/>
+                    </pic:cNvPicPr>
+                  </pic:nvPicPr>
+                  <pic:blipFill>
+                    <a:blip r:embed="rId12" cstate="print">
+                      <a:extLst>
+                        <a:ext uri="{28A0092B-C50C-407E-A947-70E740481C1C}">
+                          <a14:useLocalDpi xmlns:a14="http://schemas.microsoft.com/office/drawing/2010/main" val="0"/>
+                        </a:ext>
+                      </a:extLst>
+                    </a:blip>
+                    <a:srcRect/>
+                    <a:stretch>
+                      <a:fillRect/>
+                    </a:stretch>
+                  </pic:blipFill>
+                  <pic:spPr bwMode="auto">
+                    <a:xfrm>
+                      <a:off x="0" y="0"/>
+                      <a:ext cx="5612130" cy="2360295"/>
+                    </a:xfrm>
+                    <a:prstGeom prst="rect">
+                      <a:avLst/>
+                    </a:prstGeom>
+                    <a:noFill/>
+                    <a:ln>
+                      <a:noFill/>
+                    </a:ln>
+                  </pic:spPr>
+                </pic:pic>
+              </a:graphicData>
+            </a:graphic>
+          </wp:inline>
+        </w:drawing>
+      </w:r>
+    </w:p>
+    <w:p>
+      <w:pPr>
+        <w:jc w:val="center"/>
+        <w:rPr>
+          <w:rFonts w:ascii="Times New Roman" w:hAnsi="Times New Roman" w:cs="Times New Roman"/>
+          <w:b/>
+          <w:bCs/>
+          <w:i/>
+          <w:iCs/>
+          <w:color w:val="A5A5A5" w:themeColor="accent3"/>
+          <w:sz w:val="20"/>
+          <w:szCs w:val="20"/>
+          <w:lang w:val="es-ES"/>
+        </w:rPr>
+      </w:pPr>
+      <w:r>
+        <w:rPr>
+          <w:rFonts w:ascii="Calibri" w:hAnsi="Calibri" w:cs="Calibri"/>
+          <w:i/>
+          <w:iCs/>
+          <w:color w:val="A5A5A5" w:themeColor="accent3"/>
+          <w:sz w:val="18"/>
+          <w:szCs w:val="18"/>
+          <w:lang w:val="es-ES"/>
+        </w:rPr>
+        <w:t xml:space="preserve">Ilustración </w:t>
+      </w:r>
+      <w:r>
+        <w:rPr>
+          <w:rFonts w:ascii="Calibri" w:hAnsi="Calibri" w:cs="Calibri"/>
+          <w:i/>
+          <w:iCs/>
+          <w:color w:val="A5A5A5" w:themeColor="accent3"/>
+          <w:sz w:val="18"/>
+          <w:szCs w:val="18"/>
+          <w:lang w:val="es-ES"/>
+        </w:rPr>
+        <w:t>5</w:t>
+      </w:r>
+      <w:r>
+        <w:rPr>
+          <w:rFonts w:ascii="Calibri" w:hAnsi="Calibri" w:cs="Calibri"/>
+          <w:i/>
+          <w:iCs/>
+          <w:color w:val="A5A5A5" w:themeColor="accent3"/>
+          <w:sz w:val="18"/>
+          <w:szCs w:val="18"/>
+          <w:lang w:val="es-ES"/>
+        </w:rPr>
+        <w:t>. Diagrama de clases del patrón Builder aplicado a la configuración de una Elección</w:t>
+      </w:r>
+      <w:r>
+        <w:rPr>
+          <w:rFonts w:ascii="Times New Roman" w:hAnsi="Times New Roman" w:cs="Times New Roman"/>
+          <w:b/>
+          <w:bCs/>
+          <w:i/>
+          <w:iCs/>
+          <w:color w:val="A5A5A5" w:themeColor="accent3"/>
+          <w:sz w:val="20"/>
+          <w:szCs w:val="20"/>
+          <w:lang w:val="es-ES"/>
+        </w:rPr>
+        <w:t>.</w:t>
+      </w:r>
+    </w:p>
+    <w:p>
+      <w:pPr>
+        <w:jc w:val="both"/>
+        <w:rPr>
+          <w:rFonts w:ascii="Times New Roman" w:hAnsi="Times New Roman" w:cs="Times New Roman"/>
+          <w:sz w:val="24"/>
+          <w:szCs w:val="24"/>
+          <w:lang w:val="es-ES"/>
+        </w:rPr>
+      </w:pPr>
+    </w:p>
+    <w:p>
+      <w:pPr>
+        <w:ind w:firstLine="708"/>
+        <w:jc w:val="both"/>
+        <w:rPr>
+          <w:rFonts w:ascii="Times New Roman" w:hAnsi="Times New Roman" w:cs="Times New Roman"/>
+          <w:b/>
+          <w:bCs/>
+          <w:sz w:val="24"/>
+          <w:szCs w:val="24"/>
+          <w:lang w:val="es-ES"/>
+        </w:rPr>
+      </w:pPr>
+      <w:r>
+        <w:rPr>
+          <w:rFonts w:ascii="Times New Roman" w:hAnsi="Times New Roman" w:cs="Times New Roman"/>
+          <w:b/>
+          <w:bCs/>
+          <w:sz w:val="24"/>
+          <w:szCs w:val="24"/>
+          <w:lang w:val="es-ES"/>
+        </w:rPr>
+        <w:t>4. Aplicación en SecureBallot</w:t>
+      </w:r>
+    </w:p>
+    <w:p>
+      <w:pPr>
+        <w:jc w:val="both"/>
+        <w:rPr>
+          <w:rFonts w:ascii="Times New Roman" w:hAnsi="Times New Roman" w:cs="Times New Roman"/>
+          <w:sz w:val="24"/>
+          <w:szCs w:val="24"/>
+          <w:lang w:val="es-ES"/>
+        </w:rPr>
+      </w:pPr>
+    </w:p>
+    <w:p>
+      <w:pPr>
+        <w:ind w:firstLine="708"/>
+        <w:jc w:val="both"/>
+        <w:rPr>
+          <w:rFonts w:ascii="Times New Roman" w:hAnsi="Times New Roman" w:cs="Times New Roman"/>
+          <w:sz w:val="24"/>
+          <w:szCs w:val="24"/>
+          <w:lang w:val="es-ES"/>
+        </w:rPr>
+      </w:pPr>
+      <w:r>
+        <w:rPr>
+          <w:rFonts w:ascii="Times New Roman" w:hAnsi="Times New Roman" w:cs="Times New Roman"/>
+          <w:sz w:val="24"/>
+          <w:szCs w:val="24"/>
+          <w:lang w:val="es-ES"/>
+        </w:rPr>
+        <w:t>La aplicación del patrón se realizó sobre la configuración de una Elección antes de que esta inicie.</w:t>
+      </w:r>
+    </w:p>
+    <w:p>
+      <w:pPr>
+        <w:jc w:val="both"/>
+        <w:rPr>
+          <w:rFonts w:ascii="Times New Roman" w:hAnsi="Times New Roman" w:cs="Times New Roman"/>
+          <w:sz w:val="24"/>
+          <w:szCs w:val="24"/>
+          <w:lang w:val="es-ES"/>
+        </w:rPr>
+      </w:pPr>
+    </w:p>
+    <w:p>
+      <w:pPr>
+        <w:jc w:val="both"/>
+        <w:rPr>
+          <w:rFonts w:ascii="Times New Roman" w:hAnsi="Times New Roman" w:cs="Times New Roman"/>
+          <w:sz w:val="24"/>
+          <w:szCs w:val="24"/>
+          <w:lang w:val="es-ES"/>
+        </w:rPr>
+      </w:pPr>
+      <w:r>
+        <w:rPr>
+          <w:rFonts w:ascii="Times New Roman" w:hAnsi="Times New Roman" w:cs="Times New Roman"/>
+          <w:sz w:val="24"/>
+          <w:szCs w:val="24"/>
+          <w:lang w:val="es-ES"/>
+        </w:rPr>
+        <w:t xml:space="preserve">El Director orquesta la construcción llamando, en orden, a los métodos del Builder: </w:t>
+      </w:r>
+      <w:proofErr w:type="gramStart"/>
+      <w:r>
+        <w:rPr>
+          <w:rFonts w:ascii="Times New Roman" w:hAnsi="Times New Roman" w:cs="Times New Roman"/>
+          <w:sz w:val="24"/>
+          <w:szCs w:val="24"/>
+          <w:lang w:val="es-ES"/>
+        </w:rPr>
+        <w:t>definirNombre(</w:t>
+      </w:r>
+      <w:proofErr w:type="gramEnd"/>
+      <w:r>
+        <w:rPr>
+          <w:rFonts w:ascii="Times New Roman" w:hAnsi="Times New Roman" w:cs="Times New Roman"/>
+          <w:sz w:val="24"/>
+          <w:szCs w:val="24"/>
+          <w:lang w:val="es-ES"/>
+        </w:rPr>
+        <w:t xml:space="preserve">), agregarCandidato() (una vez por cada candidato), agregarMesa() (una vez por cada mesa), definirFechas(), permitirVotoBlanco() y definirQuorum(). Al final, </w:t>
+      </w:r>
+      <w:proofErr w:type="gramStart"/>
+      <w:r>
+        <w:rPr>
+          <w:rFonts w:ascii="Times New Roman" w:hAnsi="Times New Roman" w:cs="Times New Roman"/>
+          <w:sz w:val="24"/>
+          <w:szCs w:val="24"/>
+          <w:lang w:val="es-ES"/>
+        </w:rPr>
+        <w:t>obtenerEleccion(</w:t>
+      </w:r>
+      <w:proofErr w:type="gramEnd"/>
+      <w:r>
+        <w:rPr>
+          <w:rFonts w:ascii="Times New Roman" w:hAnsi="Times New Roman" w:cs="Times New Roman"/>
+          <w:sz w:val="24"/>
+          <w:szCs w:val="24"/>
+          <w:lang w:val="es-ES"/>
+        </w:rPr>
+        <w:t>) entrega el objeto completo.</w:t>
+      </w:r>
+    </w:p>
+    <w:p>
+      <w:pPr>
+        <w:jc w:val="both"/>
+        <w:rPr>
+          <w:rFonts w:ascii="Times New Roman" w:hAnsi="Times New Roman" w:cs="Times New Roman"/>
+          <w:sz w:val="24"/>
+          <w:szCs w:val="24"/>
+          <w:lang w:val="es-ES"/>
+        </w:rPr>
+      </w:pPr>
+    </w:p>
+    <w:p>
+      <w:pPr>
+        <w:jc w:val="both"/>
+        <w:rPr>
+          <w:rFonts w:ascii="Times New Roman" w:hAnsi="Times New Roman" w:cs="Times New Roman"/>
+          <w:sz w:val="24"/>
+          <w:szCs w:val="24"/>
+          <w:lang w:val="es-ES"/>
+        </w:rPr>
+      </w:pPr>
+      <w:r>
+        <w:rPr>
+          <w:rFonts w:ascii="Times New Roman" w:hAnsi="Times New Roman" w:cs="Times New Roman"/>
+          <w:sz w:val="24"/>
+          <w:szCs w:val="24"/>
+          <w:lang w:val="es-ES"/>
+        </w:rPr>
+        <w:t>Un punto importante de esta implementación es que el objeto Eleccion resultante se integró con el GeneradorReporte desarrollado en la semana anterior (Factory Method), sin modificar ni duplicar ese código. Los datos de la elección construidos con Builder alimentan directamente el proceso de generación de reportes ya existente, demostrando que los patrones trabajan en conjunto dentro del proyecto.</w:t>
+      </w:r>
+    </w:p>
+    <w:p>
+      <w:pPr>
+        <w:jc w:val="both"/>
+        <w:rPr>
+          <w:rFonts w:ascii="Times New Roman" w:hAnsi="Times New Roman" w:cs="Times New Roman"/>
+          <w:sz w:val="24"/>
+          <w:szCs w:val="24"/>
+          <w:lang w:val="es-ES"/>
+        </w:rPr>
+      </w:pPr>
+    </w:p>
+    <w:p>
+      <w:pPr>
+        <w:jc w:val="both"/>
+        <w:rPr>
+          <w:rFonts w:ascii="Times New Roman" w:hAnsi="Times New Roman" w:cs="Times New Roman"/>
+          <w:sz w:val="24"/>
+          <w:szCs w:val="24"/>
+          <w:lang w:val="es-ES"/>
+        </w:rPr>
+      </w:pPr>
+    </w:p>
+    <w:p>
+      <w:pPr>
+        <w:ind w:firstLine="708"/>
+        <w:jc w:val="both"/>
+        <w:rPr>
+          <w:rFonts w:ascii="Times New Roman" w:hAnsi="Times New Roman" w:cs="Times New Roman"/>
+          <w:b/>
+          <w:bCs/>
+          <w:sz w:val="24"/>
+          <w:szCs w:val="24"/>
+          <w:lang w:val="es-ES"/>
+        </w:rPr>
+      </w:pPr>
+      <w:r>
+        <w:rPr>
+          <w:rFonts w:ascii="Times New Roman" w:hAnsi="Times New Roman" w:cs="Times New Roman"/>
+          <w:b/>
+          <w:bCs/>
+          <w:sz w:val="24"/>
+          <w:szCs w:val="24"/>
+          <w:lang w:val="es-ES"/>
+        </w:rPr>
+        <w:t>5. Relación con SOLID</w:t>
+      </w:r>
+    </w:p>
+    <w:p>
+      <w:pPr>
+        <w:jc w:val="both"/>
+        <w:rPr>
+          <w:rFonts w:ascii="Times New Roman" w:hAnsi="Times New Roman" w:cs="Times New Roman"/>
+          <w:sz w:val="24"/>
+          <w:szCs w:val="24"/>
+          <w:lang w:val="es-ES"/>
+        </w:rPr>
+      </w:pPr>
+    </w:p>
+    <w:p>
+      <w:pPr>
+        <w:jc w:val="both"/>
+        <w:rPr>
+          <w:rFonts w:ascii="Times New Roman" w:hAnsi="Times New Roman" w:cs="Times New Roman"/>
+          <w:b/>
+          <w:bCs/>
+          <w:sz w:val="24"/>
+          <w:szCs w:val="24"/>
+          <w:lang w:val="es-ES"/>
+        </w:rPr>
+      </w:pPr>
+      <w:r>
+        <w:rPr>
+          <w:rFonts w:ascii="Times New Roman" w:hAnsi="Times New Roman" w:cs="Times New Roman"/>
+          <w:b/>
+          <w:bCs/>
+          <w:sz w:val="24"/>
+          <w:szCs w:val="24"/>
+          <w:lang w:val="es-ES"/>
+        </w:rPr>
+        <w:t>DIP (Dependency Inversion Principle):</w:t>
+      </w:r>
+    </w:p>
+    <w:p>
+      <w:pPr>
+        <w:ind w:firstLine="708"/>
+        <w:jc w:val="both"/>
+        <w:rPr>
+          <w:rFonts w:ascii="Times New Roman" w:hAnsi="Times New Roman" w:cs="Times New Roman"/>
+          <w:sz w:val="24"/>
+          <w:szCs w:val="24"/>
+          <w:lang w:val="es-ES"/>
+        </w:rPr>
+      </w:pPr>
+      <w:r>
+        <w:rPr>
+          <w:rFonts w:ascii="Times New Roman" w:hAnsi="Times New Roman" w:cs="Times New Roman"/>
+          <w:sz w:val="24"/>
+          <w:szCs w:val="24"/>
+          <w:lang w:val="es-ES"/>
+        </w:rPr>
+        <w:lastRenderedPageBreak/>
+        <w:t>El Director (ConfiguradorEleccionEstandar) depende de la abstracción EleccionBuilder, no de la implementación concreta EleccionBuilderEstandar. Esto se comprobó mediante una prueba automatizada que reemplaza el Concrete Builder por un builder alternativo que cumple la misma interfaz, sin que el Director requiera ningún cambio.</w:t>
+      </w:r>
+    </w:p>
+    <w:p>
+      <w:pPr>
+        <w:jc w:val="both"/>
+        <w:rPr>
+          <w:rFonts w:ascii="Times New Roman" w:hAnsi="Times New Roman" w:cs="Times New Roman"/>
+          <w:sz w:val="24"/>
+          <w:szCs w:val="24"/>
+          <w:lang w:val="es-ES"/>
+        </w:rPr>
+      </w:pPr>
+    </w:p>
+    <w:p>
+      <w:pPr>
+        <w:jc w:val="both"/>
+        <w:rPr>
+          <w:rFonts w:ascii="Times New Roman" w:hAnsi="Times New Roman" w:cs="Times New Roman"/>
+          <w:b/>
+          <w:bCs/>
+          <w:sz w:val="24"/>
+          <w:szCs w:val="24"/>
+          <w:lang w:val="es-ES"/>
+        </w:rPr>
+      </w:pPr>
+      <w:r>
+        <w:rPr>
+          <w:rFonts w:ascii="Times New Roman" w:hAnsi="Times New Roman" w:cs="Times New Roman"/>
+          <w:b/>
+          <w:bCs/>
+          <w:sz w:val="24"/>
+          <w:szCs w:val="24"/>
+          <w:lang w:val="es-ES"/>
+        </w:rPr>
+        <w:t>SRP (Single Responsibility Principle):</w:t>
+      </w:r>
+    </w:p>
+    <w:p>
+      <w:pPr>
+        <w:jc w:val="both"/>
+        <w:rPr>
+          <w:rFonts w:ascii="Times New Roman" w:hAnsi="Times New Roman" w:cs="Times New Roman"/>
+          <w:sz w:val="24"/>
+          <w:szCs w:val="24"/>
+          <w:lang w:val="es-ES"/>
+        </w:rPr>
+      </w:pPr>
+      <w:r>
+        <w:rPr>
+          <w:rFonts w:ascii="Times New Roman" w:hAnsi="Times New Roman" w:cs="Times New Roman"/>
+          <w:sz w:val="24"/>
+          <w:szCs w:val="24"/>
+          <w:lang w:val="es-ES"/>
+        </w:rPr>
+        <w:t>Cada clase tiene una responsabilidad clara: Eleccion solo representa el dato final, el Builder solo sabe construir paso a paso, y el Director solo conoce el orden de construcción.</w:t>
+      </w:r>
+    </w:p>
+    <w:p>
+      <w:pPr>
+        <w:jc w:val="both"/>
+        <w:rPr>
+          <w:rFonts w:ascii="Times New Roman" w:hAnsi="Times New Roman" w:cs="Times New Roman"/>
+          <w:sz w:val="24"/>
+          <w:szCs w:val="24"/>
+          <w:lang w:val="es-ES"/>
+        </w:rPr>
+      </w:pPr>
+    </w:p>
+    <w:p>
+      <w:pPr>
+        <w:jc w:val="both"/>
+        <w:rPr>
+          <w:rFonts w:ascii="Times New Roman" w:hAnsi="Times New Roman" w:cs="Times New Roman"/>
+          <w:b/>
+          <w:bCs/>
+          <w:sz w:val="24"/>
+          <w:szCs w:val="24"/>
+          <w:lang w:val="es-ES"/>
+        </w:rPr>
+      </w:pPr>
+      <w:r>
+        <w:rPr>
+          <w:rFonts w:ascii="Times New Roman" w:hAnsi="Times New Roman" w:cs="Times New Roman"/>
+          <w:b/>
+          <w:bCs/>
+          <w:sz w:val="24"/>
+          <w:szCs w:val="24"/>
+          <w:lang w:val="es-ES"/>
+        </w:rPr>
+        <w:t>OCP (Open/Closed Principle):</w:t>
+      </w:r>
+    </w:p>
+    <w:p>
+      <w:pPr>
+        <w:jc w:val="both"/>
+        <w:rPr>
+          <w:rFonts w:ascii="Times New Roman" w:hAnsi="Times New Roman" w:cs="Times New Roman"/>
+          <w:sz w:val="24"/>
+          <w:szCs w:val="24"/>
+          <w:lang w:val="es-ES"/>
+        </w:rPr>
+      </w:pPr>
+      <w:r>
+        <w:rPr>
+          <w:rFonts w:ascii="Times New Roman" w:hAnsi="Times New Roman" w:cs="Times New Roman"/>
+          <w:sz w:val="24"/>
+          <w:szCs w:val="24"/>
+          <w:lang w:val="es-ES"/>
+        </w:rPr>
+        <w:t>Es posible crear un nuevo Concrete Builder (por ejemplo, para una elección con reglas distintas) sin modificar el Director ni el Producto existentes.</w:t>
+      </w:r>
+    </w:p>
+    <w:p>
+      <w:pPr>
+        <w:jc w:val="both"/>
+        <w:rPr>
+          <w:rFonts w:ascii="Times New Roman" w:hAnsi="Times New Roman" w:cs="Times New Roman"/>
+          <w:sz w:val="24"/>
+          <w:szCs w:val="24"/>
+          <w:lang w:val="es-ES"/>
+        </w:rPr>
+      </w:pPr>
+    </w:p>
+    <w:p>
+      <w:pPr>
+        <w:ind w:firstLine="708"/>
+        <w:jc w:val="both"/>
+        <w:rPr>
+          <w:rFonts w:ascii="Times New Roman" w:hAnsi="Times New Roman" w:cs="Times New Roman"/>
+          <w:b/>
+          <w:bCs/>
+          <w:sz w:val="24"/>
+          <w:szCs w:val="24"/>
+          <w:lang w:val="es-ES"/>
+        </w:rPr>
+      </w:pPr>
+      <w:r>
+        <w:rPr>
+          <w:rFonts w:ascii="Times New Roman" w:hAnsi="Times New Roman" w:cs="Times New Roman"/>
+          <w:b/>
+          <w:bCs/>
+          <w:sz w:val="24"/>
+          <w:szCs w:val="24"/>
+          <w:lang w:val="es-ES"/>
+        </w:rPr>
+        <w:t>6. Evidencia de implementación</w:t>
+      </w:r>
+    </w:p>
+    <w:p>
+      <w:pPr>
+        <w:jc w:val="both"/>
+        <w:rPr>
+          <w:rFonts w:ascii="Times New Roman" w:hAnsi="Times New Roman" w:cs="Times New Roman"/>
+          <w:sz w:val="24"/>
+          <w:szCs w:val="24"/>
+          <w:lang w:val="es-ES"/>
+        </w:rPr>
+      </w:pPr>
+    </w:p>
+    <w:p>
+      <w:pPr>
+        <w:jc w:val="both"/>
+        <w:rPr>
+          <w:rFonts w:ascii="Times New Roman" w:hAnsi="Times New Roman" w:cs="Times New Roman"/>
+          <w:sz w:val="24"/>
+          <w:szCs w:val="24"/>
+          <w:lang w:val="es-ES"/>
+        </w:rPr>
+      </w:pPr>
+      <w:r>
+        <w:rPr>
+          <w:rFonts w:ascii="Times New Roman" w:hAnsi="Times New Roman" w:cs="Times New Roman"/>
+          <w:sz w:val="24"/>
+          <w:szCs w:val="24"/>
+          <w:lang w:val="es-ES"/>
+        </w:rPr>
+        <w:t>La implementación del patrón se encuentra organizada dentro de la carpeta:</w:t>
+      </w:r>
+    </w:p>
+    <w:p>
+      <w:pPr>
+        <w:jc w:val="both"/>
+        <w:rPr>
+          <w:rFonts w:ascii="Times New Roman" w:hAnsi="Times New Roman" w:cs="Times New Roman"/>
+          <w:sz w:val="24"/>
+          <w:szCs w:val="24"/>
+          <w:lang w:val="es-ES"/>
+        </w:rPr>
+      </w:pPr>
+    </w:p>
+    <w:p>
+      <w:pPr>
+        <w:pStyle w:val="Prrafodelista"/>
+        <w:numPr>
+          <w:ilvl w:val="0"/>
+          <w:numId w:val="16"/>
+        </w:numPr>
+        <w:spacing w:line="240" w:lineRule="auto"/>
+        <w:jc w:val="both"/>
+        <w:rPr>
+          <w:rFonts w:ascii="Times New Roman" w:hAnsi="Times New Roman" w:cs="Times New Roman"/>
+          <w:sz w:val="24"/>
+          <w:szCs w:val="24"/>
+          <w:lang w:val="es-ES"/>
+        </w:rPr>
+      </w:pPr>
+      <w:r>
+        <w:rPr>
+          <w:rFonts w:ascii="Times New Roman" w:hAnsi="Times New Roman" w:cs="Times New Roman"/>
+          <w:sz w:val="24"/>
+          <w:szCs w:val="24"/>
+          <w:lang w:val="es-ES"/>
+        </w:rPr>
+        <w:t>Semana05_Builder/</w:t>
+      </w:r>
+    </w:p>
+    <w:p>
+      <w:pPr>
+        <w:spacing w:line="240" w:lineRule="auto"/>
+        <w:jc w:val="both"/>
+        <w:rPr>
+          <w:rFonts w:ascii="Times New Roman" w:hAnsi="Times New Roman" w:cs="Times New Roman"/>
+          <w:sz w:val="24"/>
+          <w:szCs w:val="24"/>
+          <w:lang w:val="es-ES"/>
+        </w:rPr>
+      </w:pPr>
+    </w:p>
+    <w:p>
+      <w:pPr>
+        <w:pStyle w:val="Prrafodelista"/>
+        <w:numPr>
+          <w:ilvl w:val="0"/>
+          <w:numId w:val="16"/>
+        </w:numPr>
+        <w:spacing w:line="240" w:lineRule="auto"/>
+        <w:jc w:val="both"/>
+        <w:rPr>
+          <w:rFonts w:ascii="Times New Roman" w:hAnsi="Times New Roman" w:cs="Times New Roman"/>
+          <w:sz w:val="24"/>
+          <w:szCs w:val="24"/>
+          <w:lang w:val="es-ES"/>
+        </w:rPr>
+      </w:pPr>
+      <w:r>
+        <w:rPr>
+          <w:rFonts w:ascii="Times New Roman" w:hAnsi="Times New Roman" w:cs="Times New Roman"/>
+          <w:sz w:val="24"/>
+          <w:szCs w:val="24"/>
+          <w:lang w:val="es-ES"/>
+        </w:rPr>
+        <w:t>Entre los componentes desarrollados se encuentran:</w:t>
+      </w:r>
+    </w:p>
+    <w:p>
+      <w:pPr>
+        <w:spacing w:line="240" w:lineRule="auto"/>
+        <w:jc w:val="both"/>
+        <w:rPr>
+          <w:rFonts w:ascii="Times New Roman" w:hAnsi="Times New Roman" w:cs="Times New Roman"/>
+          <w:sz w:val="24"/>
+          <w:szCs w:val="24"/>
+          <w:lang w:val="es-ES"/>
+        </w:rPr>
+      </w:pPr>
+    </w:p>
+    <w:p>
+      <w:pPr>
+        <w:pStyle w:val="Prrafodelista"/>
+        <w:numPr>
+          <w:ilvl w:val="0"/>
+          <w:numId w:val="16"/>
+        </w:numPr>
+        <w:spacing w:line="240" w:lineRule="auto"/>
+        <w:jc w:val="both"/>
+        <w:rPr>
+          <w:rFonts w:ascii="Times New Roman" w:hAnsi="Times New Roman" w:cs="Times New Roman"/>
+          <w:sz w:val="24"/>
+          <w:szCs w:val="24"/>
+          <w:lang w:val="es-ES"/>
+        </w:rPr>
+      </w:pPr>
+      <w:r>
+        <w:rPr>
+          <w:rFonts w:ascii="Times New Roman" w:hAnsi="Times New Roman" w:cs="Times New Roman"/>
+          <w:sz w:val="24"/>
+          <w:szCs w:val="24"/>
+          <w:lang w:val="es-ES"/>
+        </w:rPr>
+        <w:t>eleccion.js (Producto)</w:t>
+      </w:r>
+    </w:p>
+    <w:p>
+      <w:pPr>
+        <w:spacing w:line="240" w:lineRule="auto"/>
+        <w:jc w:val="both"/>
+        <w:rPr>
+          <w:rFonts w:ascii="Times New Roman" w:hAnsi="Times New Roman" w:cs="Times New Roman"/>
+          <w:sz w:val="24"/>
+          <w:szCs w:val="24"/>
+          <w:lang w:val="es-ES"/>
+        </w:rPr>
+      </w:pPr>
+    </w:p>
+    <w:p>
+      <w:pPr>
+        <w:pStyle w:val="Prrafodelista"/>
+        <w:numPr>
+          <w:ilvl w:val="0"/>
+          <w:numId w:val="16"/>
+        </w:numPr>
+        <w:spacing w:line="240" w:lineRule="auto"/>
+        <w:jc w:val="both"/>
+        <w:rPr>
+          <w:rFonts w:ascii="Times New Roman" w:hAnsi="Times New Roman" w:cs="Times New Roman"/>
+          <w:sz w:val="24"/>
+          <w:szCs w:val="24"/>
+          <w:lang w:val="en-US"/>
+        </w:rPr>
+      </w:pPr>
+      <w:r>
+        <w:rPr>
+          <w:rFonts w:ascii="Times New Roman" w:hAnsi="Times New Roman" w:cs="Times New Roman"/>
+          <w:sz w:val="24"/>
+          <w:szCs w:val="24"/>
+          <w:lang w:val="en-US"/>
+        </w:rPr>
+        <w:t>eleccion-builder.js (Builder abstracto y Concrete Builder)</w:t>
+      </w:r>
+    </w:p>
+    <w:p>
+      <w:pPr>
+        <w:spacing w:line="240" w:lineRule="auto"/>
+        <w:jc w:val="both"/>
+        <w:rPr>
+          <w:rFonts w:ascii="Times New Roman" w:hAnsi="Times New Roman" w:cs="Times New Roman"/>
+          <w:sz w:val="24"/>
+          <w:szCs w:val="24"/>
+          <w:lang w:val="en-US"/>
+        </w:rPr>
+      </w:pPr>
+    </w:p>
+    <w:p>
+      <w:pPr>
+        <w:pStyle w:val="Prrafodelista"/>
+        <w:numPr>
+          <w:ilvl w:val="0"/>
+          <w:numId w:val="16"/>
+        </w:numPr>
+        <w:spacing w:line="240" w:lineRule="auto"/>
+        <w:jc w:val="both"/>
+        <w:rPr>
+          <w:rFonts w:ascii="Times New Roman" w:hAnsi="Times New Roman" w:cs="Times New Roman"/>
+          <w:sz w:val="24"/>
+          <w:szCs w:val="24"/>
+          <w:lang w:val="es-ES"/>
+        </w:rPr>
+      </w:pPr>
+      <w:r>
+        <w:rPr>
+          <w:rFonts w:ascii="Times New Roman" w:hAnsi="Times New Roman" w:cs="Times New Roman"/>
+          <w:sz w:val="24"/>
+          <w:szCs w:val="24"/>
+          <w:lang w:val="es-ES"/>
+        </w:rPr>
+        <w:t>configurador-eleccion.js (Director)</w:t>
+      </w:r>
+    </w:p>
+    <w:p>
+      <w:pPr>
+        <w:spacing w:line="240" w:lineRule="auto"/>
+        <w:jc w:val="both"/>
+        <w:rPr>
+          <w:rFonts w:ascii="Times New Roman" w:hAnsi="Times New Roman" w:cs="Times New Roman"/>
+          <w:sz w:val="24"/>
+          <w:szCs w:val="24"/>
+          <w:lang w:val="es-ES"/>
+        </w:rPr>
+      </w:pPr>
+    </w:p>
+    <w:p>
+      <w:pPr>
+        <w:pStyle w:val="Prrafodelista"/>
+        <w:numPr>
+          <w:ilvl w:val="0"/>
+          <w:numId w:val="16"/>
+        </w:numPr>
+        <w:spacing w:line="240" w:lineRule="auto"/>
+        <w:jc w:val="both"/>
+        <w:rPr>
+          <w:rFonts w:ascii="Times New Roman" w:hAnsi="Times New Roman" w:cs="Times New Roman"/>
+          <w:sz w:val="24"/>
+          <w:szCs w:val="24"/>
+          <w:lang w:val="en-US"/>
+        </w:rPr>
+      </w:pPr>
+      <w:r>
+        <w:rPr>
+          <w:rFonts w:ascii="Times New Roman" w:hAnsi="Times New Roman" w:cs="Times New Roman"/>
+          <w:sz w:val="24"/>
+          <w:szCs w:val="24"/>
+          <w:lang w:val="en-US"/>
+        </w:rPr>
+        <w:t>builder.test.js</w:t>
+      </w:r>
+    </w:p>
+    <w:p>
+      <w:pPr>
+        <w:spacing w:line="240" w:lineRule="auto"/>
+        <w:jc w:val="both"/>
+        <w:rPr>
+          <w:rFonts w:ascii="Times New Roman" w:hAnsi="Times New Roman" w:cs="Times New Roman"/>
+          <w:sz w:val="24"/>
+          <w:szCs w:val="24"/>
+          <w:lang w:val="en-US"/>
+        </w:rPr>
+      </w:pPr>
+    </w:p>
+    <w:p>
+      <w:pPr>
+        <w:pStyle w:val="Prrafodelista"/>
+        <w:numPr>
+          <w:ilvl w:val="0"/>
+          <w:numId w:val="16"/>
+        </w:numPr>
+        <w:spacing w:line="240" w:lineRule="auto"/>
+        <w:jc w:val="both"/>
+        <w:rPr>
+          <w:rFonts w:ascii="Times New Roman" w:hAnsi="Times New Roman" w:cs="Times New Roman"/>
+          <w:sz w:val="24"/>
+          <w:szCs w:val="24"/>
+          <w:lang w:val="en-US"/>
+        </w:rPr>
+      </w:pPr>
+      <w:r>
+        <w:rPr>
+          <w:rFonts w:ascii="Times New Roman" w:hAnsi="Times New Roman" w:cs="Times New Roman"/>
+          <w:sz w:val="24"/>
+          <w:szCs w:val="24"/>
+          <w:lang w:val="en-US"/>
+        </w:rPr>
+        <w:t>index.js</w:t>
+      </w:r>
+    </w:p>
+    <w:p>
+      <w:pPr>
+        <w:spacing w:line="240" w:lineRule="auto"/>
+        <w:jc w:val="both"/>
+        <w:rPr>
+          <w:rFonts w:ascii="Times New Roman" w:hAnsi="Times New Roman" w:cs="Times New Roman"/>
+          <w:sz w:val="24"/>
+          <w:szCs w:val="24"/>
+          <w:lang w:val="en-US"/>
+        </w:rPr>
+      </w:pPr>
+    </w:p>
+    <w:p>
+      <w:pPr>
+        <w:pStyle w:val="Prrafodelista"/>
+        <w:numPr>
+          <w:ilvl w:val="0"/>
+          <w:numId w:val="16"/>
+        </w:numPr>
+        <w:spacing w:line="240" w:lineRule="auto"/>
+        <w:jc w:val="both"/>
+        <w:rPr>
+          <w:rFonts w:ascii="Times New Roman" w:hAnsi="Times New Roman" w:cs="Times New Roman"/>
+          <w:sz w:val="24"/>
+          <w:szCs w:val="24"/>
+          <w:lang w:val="en-US"/>
+        </w:rPr>
+      </w:pPr>
+      <w:r>
+        <w:rPr>
+          <w:rFonts w:ascii="Times New Roman" w:hAnsi="Times New Roman" w:cs="Times New Roman"/>
+          <w:sz w:val="24"/>
+          <w:szCs w:val="24"/>
+          <w:lang w:val="en-US"/>
+        </w:rPr>
+        <w:t>demo.js</w:t>
+      </w:r>
+    </w:p>
+    <w:p>
+      <w:pPr>
+        <w:jc w:val="both"/>
+        <w:rPr>
+          <w:rFonts w:ascii="Times New Roman" w:hAnsi="Times New Roman" w:cs="Times New Roman"/>
+          <w:sz w:val="24"/>
+          <w:szCs w:val="24"/>
+          <w:lang w:val="en-US"/>
+        </w:rPr>
+      </w:pPr>
+    </w:p>
+    <w:p>
+      <w:pPr>
+        <w:jc w:val="both"/>
+        <w:rPr>
+          <w:rFonts w:ascii="Times New Roman" w:hAnsi="Times New Roman" w:cs="Times New Roman"/>
+          <w:sz w:val="24"/>
+          <w:szCs w:val="24"/>
+          <w:lang w:val="en-US"/>
+        </w:rPr>
+      </w:pPr>
+    </w:p>
+    <w:p>
+      <w:pPr>
+        <w:jc w:val="center"/>
+        <w:rPr>
+          <w:rFonts w:ascii="Times New Roman" w:hAnsi="Times New Roman" w:cs="Times New Roman"/>
+          <w:sz w:val="24"/>
+          <w:szCs w:val="24"/>
+          <w:lang w:val="en-US"/>
+        </w:rPr>
+      </w:pPr>
+      <w:r>
+        <w:rPr>
+          <w:rFonts w:ascii="Times New Roman" w:hAnsi="Times New Roman" w:cs="Times New Roman"/>
+          <w:noProof/>
+          <w:sz w:val="24"/>
+          <w:szCs w:val="24"/>
+          <w:lang w:eastAsia="es-CO"/>
+        </w:rPr>
+        <w:drawing>
+          <wp:inline distT="0" distB="0" distL="0" distR="0" wp14:anchorId="13005177" wp14:editId="0E41F09D">
+            <wp:extent cx="3231189" cy="2804160"/>
+            <wp:effectExtent l="0" t="0" r="7620" b="0"/>
+            <wp:docPr id="577208218" name="Imagen 1"/>
+            <wp:cNvGraphicFramePr>
+              <a:graphicFrameLocks xmlns:a="http://schemas.openxmlformats.org/drawingml/2006/main" noChangeAspect="1"/>
+            </wp:cNvGraphicFramePr>
+            <a:graphic xmlns:a="http://schemas.openxmlformats.org/drawingml/2006/main">
+              <a:graphicData uri="http://schemas.openxmlformats.org/drawingml/2006/picture">
+                <pic:pic xmlns:pic="http://schemas.openxmlformats.org/drawingml/2006/picture">
+                  <pic:nvPicPr>
+                    <pic:cNvPr id="577208218" name=""/>
+                    <pic:cNvPicPr/>
+                  </pic:nvPicPr>
+                  <pic:blipFill>
+                    <a:blip r:embed="rId13"/>
+                    <a:stretch>
+                      <a:fillRect/>
+                    </a:stretch>
+                  </pic:blipFill>
+                  <pic:spPr>
+                    <a:xfrm>
+                      <a:off x="0" y="0"/>
+                      <a:ext cx="3244121" cy="2815383"/>
+                    </a:xfrm>
+                    <a:prstGeom prst="rect">
+                      <a:avLst/>
+                    </a:prstGeom>
+                  </pic:spPr>
+                </pic:pic>
+              </a:graphicData>
+            </a:graphic>
+          </wp:inline>
+        </w:drawing>
+      </w:r>
+    </w:p>
+    <w:p>
+      <w:pPr>
+        <w:jc w:val="center"/>
+        <w:rPr>
+          <w:rFonts w:cstheme="minorHAnsi"/>
+          <w:i/>
+          <w:iCs/>
+          <w:sz w:val="18"/>
+          <w:szCs w:val="18"/>
+          <w:lang w:val="es-ES"/>
+        </w:rPr>
+      </w:pPr>
+      <w:r>
+        <w:rPr>
+          <w:rFonts w:cstheme="minorHAnsi"/>
+          <w:i/>
+          <w:iCs/>
+          <w:sz w:val="18"/>
+          <w:szCs w:val="18"/>
+          <w:lang w:val="es-ES"/>
+        </w:rPr>
+        <w:t xml:space="preserve">Ilustración </w:t>
+      </w:r>
+      <w:r>
+        <w:rPr>
+          <w:rFonts w:cstheme="minorHAnsi"/>
+          <w:i/>
+          <w:iCs/>
+          <w:sz w:val="18"/>
+          <w:szCs w:val="18"/>
+          <w:lang w:val="es-ES"/>
+        </w:rPr>
+        <w:t>6</w:t>
+      </w:r>
+      <w:r>
+        <w:rPr>
+          <w:rFonts w:cstheme="minorHAnsi"/>
+          <w:i/>
+          <w:iCs/>
+          <w:sz w:val="18"/>
+          <w:szCs w:val="18"/>
+          <w:lang w:val="es-ES"/>
+        </w:rPr>
+        <w:t>. Estructura de archivos de Semana05_Builder.</w:t>
+      </w:r>
+    </w:p>
+    <w:p>
+      <w:pPr>
+        <w:jc w:val="both"/>
+        <w:rPr>
+          <w:rFonts w:ascii="Times New Roman" w:hAnsi="Times New Roman" w:cs="Times New Roman"/>
+          <w:sz w:val="24"/>
+          <w:szCs w:val="24"/>
+          <w:lang w:val="es-ES"/>
+        </w:rPr>
+      </w:pPr>
+    </w:p>
+    <w:p>
+      <w:pPr>
+        <w:jc w:val="both"/>
+        <w:rPr>
+          <w:rFonts w:ascii="Times New Roman" w:hAnsi="Times New Roman" w:cs="Times New Roman"/>
+          <w:sz w:val="24"/>
+          <w:szCs w:val="24"/>
+          <w:lang w:val="es-ES"/>
+        </w:rPr>
+      </w:pPr>
+    </w:p>
+    <w:p>
+      <w:pPr>
+        <w:jc w:val="both"/>
+        <w:rPr>
+          <w:rFonts w:ascii="Times New Roman" w:hAnsi="Times New Roman" w:cs="Times New Roman"/>
+          <w:sz w:val="24"/>
+          <w:szCs w:val="24"/>
+          <w:lang w:val="es-ES"/>
+        </w:rPr>
+      </w:pPr>
+      <w:r>
+        <w:rPr>
+          <w:rFonts w:ascii="Times New Roman" w:hAnsi="Times New Roman" w:cs="Times New Roman"/>
+          <w:noProof/>
+          <w:sz w:val="24"/>
+          <w:szCs w:val="24"/>
+          <w:lang w:eastAsia="es-CO"/>
+        </w:rPr>
+        <w:lastRenderedPageBreak/>
+        <w:drawing>
+          <wp:inline distT="0" distB="0" distL="0" distR="0" wp14:anchorId="0DCD9EF0" wp14:editId="310C8C11">
+            <wp:extent cx="5612130" cy="3678555"/>
+            <wp:effectExtent l="0" t="0" r="7620" b="0"/>
+            <wp:docPr id="2041904239" name="Imagen 1"/>
+            <wp:cNvGraphicFramePr>
+              <a:graphicFrameLocks xmlns:a="http://schemas.openxmlformats.org/drawingml/2006/main" noChangeAspect="1"/>
+            </wp:cNvGraphicFramePr>
+            <a:graphic xmlns:a="http://schemas.openxmlformats.org/drawingml/2006/main">
+              <a:graphicData uri="http://schemas.openxmlformats.org/drawingml/2006/picture">
+                <pic:pic xmlns:pic="http://schemas.openxmlformats.org/drawingml/2006/picture">
+                  <pic:nvPicPr>
+                    <pic:cNvPr id="2041904239" name=""/>
+                    <pic:cNvPicPr/>
+                  </pic:nvPicPr>
+                  <pic:blipFill>
+                    <a:blip r:embed="rId14"/>
+                    <a:stretch>
+                      <a:fillRect/>
+                    </a:stretch>
+                  </pic:blipFill>
+                  <pic:spPr>
+                    <a:xfrm>
+                      <a:off x="0" y="0"/>
+                      <a:ext cx="5612130" cy="3678555"/>
+                    </a:xfrm>
+                    <a:prstGeom prst="rect">
+                      <a:avLst/>
+                    </a:prstGeom>
+                  </pic:spPr>
+                </pic:pic>
+              </a:graphicData>
+            </a:graphic>
+          </wp:inline>
+        </w:drawing>
+      </w:r>
+    </w:p>
+    <w:p>
+      <w:pPr>
+        <w:jc w:val="both"/>
+        <w:rPr>
+          <w:rFonts w:ascii="Times New Roman" w:hAnsi="Times New Roman" w:cs="Times New Roman"/>
+          <w:sz w:val="24"/>
+          <w:szCs w:val="24"/>
+          <w:lang w:val="es-ES"/>
+        </w:rPr>
+      </w:pPr>
+    </w:p>
+    <w:p>
+      <w:pPr>
+        <w:jc w:val="both"/>
+        <w:rPr>
+          <w:rFonts w:ascii="Times New Roman" w:hAnsi="Times New Roman" w:cs="Times New Roman"/>
+          <w:sz w:val="24"/>
+          <w:szCs w:val="24"/>
+          <w:lang w:val="es-ES"/>
+        </w:rPr>
+      </w:pPr>
+      <w:r>
+        <w:rPr>
+          <w:rFonts w:ascii="Times New Roman" w:hAnsi="Times New Roman" w:cs="Times New Roman"/>
+          <w:noProof/>
+          <w:sz w:val="24"/>
+          <w:szCs w:val="24"/>
+          <w:lang w:eastAsia="es-CO"/>
+        </w:rPr>
+        <w:lastRenderedPageBreak/>
+        <w:drawing>
+          <wp:inline distT="0" distB="0" distL="0" distR="0" wp14:anchorId="7684C2DA" wp14:editId="65169923">
+            <wp:extent cx="5612130" cy="5107305"/>
+            <wp:effectExtent l="0" t="0" r="7620" b="0"/>
+            <wp:docPr id="520318024" name="Imagen 1"/>
+            <wp:cNvGraphicFramePr>
+              <a:graphicFrameLocks xmlns:a="http://schemas.openxmlformats.org/drawingml/2006/main" noChangeAspect="1"/>
+            </wp:cNvGraphicFramePr>
+            <a:graphic xmlns:a="http://schemas.openxmlformats.org/drawingml/2006/main">
+              <a:graphicData uri="http://schemas.openxmlformats.org/drawingml/2006/picture">
+                <pic:pic xmlns:pic="http://schemas.openxmlformats.org/drawingml/2006/picture">
+                  <pic:nvPicPr>
+                    <pic:cNvPr id="520318024" name=""/>
+                    <pic:cNvPicPr/>
+                  </pic:nvPicPr>
+                  <pic:blipFill>
+                    <a:blip r:embed="rId15"/>
+                    <a:stretch>
+                      <a:fillRect/>
+                    </a:stretch>
+                  </pic:blipFill>
+                  <pic:spPr>
+                    <a:xfrm>
+                      <a:off x="0" y="0"/>
+                      <a:ext cx="5612130" cy="5107305"/>
+                    </a:xfrm>
+                    <a:prstGeom prst="rect">
+                      <a:avLst/>
+                    </a:prstGeom>
+                  </pic:spPr>
+                </pic:pic>
+              </a:graphicData>
+            </a:graphic>
+          </wp:inline>
+        </w:drawing>
+      </w:r>
+      <w:r>
+        <w:rPr>
+          <w:rFonts w:ascii="Times New Roman" w:hAnsi="Times New Roman" w:cs="Times New Roman"/>
+          <w:noProof/>
+          <w:sz w:val="24"/>
+          <w:szCs w:val="24"/>
+          <w:lang w:eastAsia="es-CO"/>
+        </w:rPr>
+        <w:lastRenderedPageBreak/>
+        <w:drawing>
+          <wp:inline distT="0" distB="0" distL="0" distR="0" wp14:anchorId="48808164" wp14:editId="1F64334B">
+            <wp:extent cx="5612130" cy="4767580"/>
+            <wp:effectExtent l="0" t="0" r="7620" b="0"/>
+            <wp:docPr id="2138830649" name="Imagen 1"/>
+            <wp:cNvGraphicFramePr>
+              <a:graphicFrameLocks xmlns:a="http://schemas.openxmlformats.org/drawingml/2006/main" noChangeAspect="1"/>
+            </wp:cNvGraphicFramePr>
+            <a:graphic xmlns:a="http://schemas.openxmlformats.org/drawingml/2006/main">
+              <a:graphicData uri="http://schemas.openxmlformats.org/drawingml/2006/picture">
+                <pic:pic xmlns:pic="http://schemas.openxmlformats.org/drawingml/2006/picture">
+                  <pic:nvPicPr>
+                    <pic:cNvPr id="2138830649" name=""/>
+                    <pic:cNvPicPr/>
+                  </pic:nvPicPr>
+                  <pic:blipFill>
+                    <a:blip r:embed="rId16"/>
+                    <a:stretch>
+                      <a:fillRect/>
+                    </a:stretch>
+                  </pic:blipFill>
+                  <pic:spPr>
+                    <a:xfrm>
+                      <a:off x="0" y="0"/>
+                      <a:ext cx="5612130" cy="4767580"/>
+                    </a:xfrm>
+                    <a:prstGeom prst="rect">
+                      <a:avLst/>
+                    </a:prstGeom>
+                  </pic:spPr>
+                </pic:pic>
+              </a:graphicData>
+            </a:graphic>
+          </wp:inline>
+        </w:drawing>
+      </w:r>
+    </w:p>
+    <w:p>
+      <w:pPr>
+        <w:jc w:val="center"/>
+        <w:rPr>
+          <w:rFonts w:cstheme="minorHAnsi"/>
+          <w:i/>
+          <w:iCs/>
+          <w:color w:val="A5A5A5" w:themeColor="accent3"/>
+          <w:sz w:val="18"/>
+          <w:szCs w:val="18"/>
+          <w:lang w:val="es-ES"/>
+        </w:rPr>
+      </w:pPr>
+      <w:r>
+        <w:rPr>
+          <w:rFonts w:cstheme="minorHAnsi"/>
+          <w:i/>
+          <w:iCs/>
+          <w:color w:val="A5A5A5" w:themeColor="accent3"/>
+          <w:sz w:val="18"/>
+          <w:szCs w:val="18"/>
+          <w:lang w:val="es-ES"/>
+        </w:rPr>
+        <w:t xml:space="preserve">Ilustración </w:t>
+      </w:r>
+      <w:r>
+        <w:rPr>
+          <w:rFonts w:cstheme="minorHAnsi"/>
+          <w:i/>
+          <w:iCs/>
+          <w:color w:val="A5A5A5" w:themeColor="accent3"/>
+          <w:sz w:val="18"/>
+          <w:szCs w:val="18"/>
+          <w:lang w:val="es-ES"/>
+        </w:rPr>
+        <w:t>7</w:t>
+      </w:r>
+      <w:r>
+        <w:rPr>
+          <w:rFonts w:cstheme="minorHAnsi"/>
+          <w:i/>
+          <w:iCs/>
+          <w:color w:val="A5A5A5" w:themeColor="accent3"/>
+          <w:sz w:val="18"/>
+          <w:szCs w:val="18"/>
+          <w:lang w:val="es-ES"/>
+        </w:rPr>
+        <w:t>. Implementación del Producto y el Builder (EleccionBuilder / EleccionBuilderEstandar).</w:t>
+      </w:r>
+    </w:p>
+    <w:p>
+      <w:pPr>
+        <w:ind w:left="708" w:hanging="708"/>
+        <w:jc w:val="both"/>
+        <w:rPr>
+          <w:rFonts w:ascii="Times New Roman" w:hAnsi="Times New Roman" w:cs="Times New Roman"/>
+          <w:sz w:val="24"/>
+          <w:szCs w:val="24"/>
+          <w:lang w:val="es-ES"/>
+        </w:rPr>
+      </w:pPr>
+    </w:p>
+    <w:p>
+      <w:pPr>
+        <w:jc w:val="both"/>
+        <w:rPr>
+          <w:rFonts w:ascii="Times New Roman" w:hAnsi="Times New Roman" w:cs="Times New Roman"/>
+          <w:sz w:val="24"/>
+          <w:szCs w:val="24"/>
+          <w:lang w:val="es-ES"/>
+        </w:rPr>
+      </w:pPr>
+      <w:r>
+        <w:rPr>
+          <w:rFonts w:ascii="Times New Roman" w:hAnsi="Times New Roman" w:cs="Times New Roman"/>
+          <w:noProof/>
+          <w:sz w:val="24"/>
+          <w:szCs w:val="24"/>
+          <w:lang w:eastAsia="es-CO"/>
+        </w:rPr>
+        <w:lastRenderedPageBreak/>
+        <w:drawing>
+          <wp:inline distT="0" distB="0" distL="0" distR="0" wp14:anchorId="2C29AFBA" wp14:editId="22D1307B">
+            <wp:extent cx="5612130" cy="5024120"/>
+            <wp:effectExtent l="0" t="0" r="7620" b="5080"/>
+            <wp:docPr id="452712984" name="Imagen 1"/>
+            <wp:cNvGraphicFramePr>
+              <a:graphicFrameLocks xmlns:a="http://schemas.openxmlformats.org/drawingml/2006/main" noChangeAspect="1"/>
+            </wp:cNvGraphicFramePr>
+            <a:graphic xmlns:a="http://schemas.openxmlformats.org/drawingml/2006/main">
+              <a:graphicData uri="http://schemas.openxmlformats.org/drawingml/2006/picture">
+                <pic:pic xmlns:pic="http://schemas.openxmlformats.org/drawingml/2006/picture">
+                  <pic:nvPicPr>
+                    <pic:cNvPr id="452712984" name=""/>
+                    <pic:cNvPicPr/>
+                  </pic:nvPicPr>
+                  <pic:blipFill>
+                    <a:blip r:embed="rId17"/>
+                    <a:stretch>
+                      <a:fillRect/>
+                    </a:stretch>
+                  </pic:blipFill>
+                  <pic:spPr>
+                    <a:xfrm>
+                      <a:off x="0" y="0"/>
+                      <a:ext cx="5612130" cy="5024120"/>
+                    </a:xfrm>
+                    <a:prstGeom prst="rect">
+                      <a:avLst/>
+                    </a:prstGeom>
+                  </pic:spPr>
+                </pic:pic>
+              </a:graphicData>
+            </a:graphic>
+          </wp:inline>
+        </w:drawing>
+      </w:r>
+    </w:p>
+    <w:p>
+      <w:pPr>
+        <w:jc w:val="center"/>
+        <w:rPr>
+          <w:rFonts w:cstheme="minorHAnsi"/>
+          <w:i/>
+          <w:iCs/>
+          <w:color w:val="A5A5A5" w:themeColor="accent3"/>
+          <w:sz w:val="18"/>
+          <w:szCs w:val="18"/>
+          <w:lang w:val="es-ES"/>
+        </w:rPr>
+      </w:pPr>
+      <w:r>
+        <w:rPr>
+          <w:rFonts w:cstheme="minorHAnsi"/>
+          <w:i/>
+          <w:iCs/>
+          <w:color w:val="A5A5A5" w:themeColor="accent3"/>
+          <w:sz w:val="18"/>
+          <w:szCs w:val="18"/>
+          <w:lang w:val="es-ES"/>
+        </w:rPr>
+        <w:t xml:space="preserve">Ilustración </w:t>
+      </w:r>
+      <w:r>
+        <w:rPr>
+          <w:rFonts w:cstheme="minorHAnsi"/>
+          <w:i/>
+          <w:iCs/>
+          <w:color w:val="A5A5A5" w:themeColor="accent3"/>
+          <w:sz w:val="18"/>
+          <w:szCs w:val="18"/>
+          <w:lang w:val="es-ES"/>
+        </w:rPr>
+        <w:t>8</w:t>
+      </w:r>
+      <w:r>
+        <w:rPr>
+          <w:rFonts w:cstheme="minorHAnsi"/>
+          <w:i/>
+          <w:iCs/>
+          <w:color w:val="A5A5A5" w:themeColor="accent3"/>
+          <w:sz w:val="18"/>
+          <w:szCs w:val="18"/>
+          <w:lang w:val="es-ES"/>
+        </w:rPr>
+        <w:t>. Implementación del Director (ConfiguradorEleccionEstandar).</w:t>
+      </w:r>
+    </w:p>
+    <w:p>
+      <w:pPr>
+        <w:jc w:val="both"/>
+        <w:rPr>
+          <w:rFonts w:ascii="Times New Roman" w:hAnsi="Times New Roman" w:cs="Times New Roman"/>
+          <w:sz w:val="24"/>
+          <w:szCs w:val="24"/>
+          <w:lang w:val="es-ES"/>
+        </w:rPr>
+      </w:pPr>
+    </w:p>
+    <w:p>
+      <w:pPr>
+        <w:jc w:val="both"/>
+        <w:rPr>
+          <w:rFonts w:ascii="Times New Roman" w:hAnsi="Times New Roman" w:cs="Times New Roman"/>
+          <w:sz w:val="24"/>
+          <w:szCs w:val="24"/>
+          <w:lang w:val="es-ES"/>
+        </w:rPr>
+      </w:pPr>
+      <w:r>
+        <w:rPr>
+          <w:rFonts w:ascii="Times New Roman" w:hAnsi="Times New Roman" w:cs="Times New Roman"/>
+          <w:sz w:val="24"/>
+          <w:szCs w:val="24"/>
+          <w:lang w:val="es-ES"/>
+        </w:rPr>
+        <w:t>7. Evidencia de pruebas</w:t>
+      </w:r>
+    </w:p>
+    <w:p>
+      <w:pPr>
+        <w:jc w:val="both"/>
+        <w:rPr>
+          <w:rFonts w:ascii="Times New Roman" w:hAnsi="Times New Roman" w:cs="Times New Roman"/>
+          <w:sz w:val="24"/>
+          <w:szCs w:val="24"/>
+          <w:lang w:val="es-ES"/>
+        </w:rPr>
+      </w:pPr>
+    </w:p>
+    <w:p>
+      <w:pPr>
+        <w:jc w:val="both"/>
+        <w:rPr>
+          <w:rFonts w:ascii="Times New Roman" w:hAnsi="Times New Roman" w:cs="Times New Roman"/>
+          <w:sz w:val="24"/>
+          <w:szCs w:val="24"/>
+          <w:lang w:val="es-ES"/>
+        </w:rPr>
+      </w:pPr>
+      <w:r>
+        <w:rPr>
+          <w:rFonts w:ascii="Times New Roman" w:hAnsi="Times New Roman" w:cs="Times New Roman"/>
+          <w:sz w:val="24"/>
+          <w:szCs w:val="24"/>
+          <w:lang w:val="es-ES"/>
+        </w:rPr>
+        <w:t>Para verificar el funcionamiento de la implementación se utilizaron pruebas automatizadas mediante Jest.</w:t>
+      </w:r>
+    </w:p>
+    <w:p>
+      <w:pPr>
+        <w:jc w:val="both"/>
+        <w:rPr>
+          <w:rFonts w:ascii="Times New Roman" w:hAnsi="Times New Roman" w:cs="Times New Roman"/>
+          <w:sz w:val="24"/>
+          <w:szCs w:val="24"/>
+          <w:lang w:val="es-ES"/>
+        </w:rPr>
+      </w:pPr>
+    </w:p>
+    <w:p>
+      <w:pPr>
+        <w:jc w:val="both"/>
+        <w:rPr>
+          <w:rFonts w:ascii="Times New Roman" w:hAnsi="Times New Roman" w:cs="Times New Roman"/>
+          <w:sz w:val="24"/>
+          <w:szCs w:val="24"/>
+          <w:lang w:val="es-ES"/>
+        </w:rPr>
+      </w:pPr>
+      <w:r>
+        <w:rPr>
+          <w:rFonts w:ascii="Times New Roman" w:hAnsi="Times New Roman" w:cs="Times New Roman"/>
+          <w:sz w:val="24"/>
+          <w:szCs w:val="24"/>
+          <w:lang w:val="es-ES"/>
+        </w:rPr>
+        <w:t>Se ejecutó el siguiente comando:</w:t>
+      </w:r>
+    </w:p>
+    <w:p>
+      <w:pPr>
+        <w:jc w:val="both"/>
+        <w:rPr>
+          <w:rFonts w:ascii="Times New Roman" w:hAnsi="Times New Roman" w:cs="Times New Roman"/>
+          <w:sz w:val="24"/>
+          <w:szCs w:val="24"/>
+          <w:lang w:val="es-ES"/>
+        </w:rPr>
+      </w:pPr>
+    </w:p>
+    <w:p>
+      <w:pPr>
+        <w:jc w:val="both"/>
+        <w:rPr>
+          <w:rFonts w:ascii="Times New Roman" w:hAnsi="Times New Roman" w:cs="Times New Roman"/>
+          <w:sz w:val="24"/>
+          <w:szCs w:val="24"/>
+          <w:lang w:val="es-ES"/>
+        </w:rPr>
+      </w:pPr>
+      <w:r>
+        <w:rPr>
+          <w:rFonts w:ascii="Times New Roman" w:hAnsi="Times New Roman" w:cs="Times New Roman"/>
+          <w:sz w:val="24"/>
+          <w:szCs w:val="24"/>
+          <w:lang w:val="es-ES"/>
+        </w:rPr>
+        <w:t>npx jest</w:t>
+      </w:r>
+    </w:p>
+    <w:p>
+      <w:pPr>
+        <w:jc w:val="both"/>
+        <w:rPr>
+          <w:rFonts w:ascii="Times New Roman" w:hAnsi="Times New Roman" w:cs="Times New Roman"/>
+          <w:sz w:val="24"/>
+          <w:szCs w:val="24"/>
+          <w:lang w:val="es-ES"/>
+        </w:rPr>
+      </w:pPr>
+    </w:p>
+    <w:p>
+      <w:pPr>
+        <w:jc w:val="both"/>
+        <w:rPr>
+          <w:rFonts w:ascii="Times New Roman" w:hAnsi="Times New Roman" w:cs="Times New Roman"/>
+          <w:sz w:val="24"/>
+          <w:szCs w:val="24"/>
+          <w:lang w:val="es-ES"/>
+        </w:rPr>
+      </w:pPr>
+      <w:r>
+        <w:rPr>
+          <w:rFonts w:ascii="Times New Roman" w:hAnsi="Times New Roman" w:cs="Times New Roman"/>
+          <w:sz w:val="24"/>
+          <w:szCs w:val="24"/>
+          <w:lang w:val="es-ES"/>
+        </w:rPr>
+        <w:lastRenderedPageBreak/>
+        <w:t>Las pruebas verificaron:</w:t>
+      </w:r>
+    </w:p>
+    <w:p>
+      <w:pPr>
+        <w:jc w:val="both"/>
+        <w:rPr>
+          <w:rFonts w:ascii="Times New Roman" w:hAnsi="Times New Roman" w:cs="Times New Roman"/>
+          <w:sz w:val="24"/>
+          <w:szCs w:val="24"/>
+          <w:lang w:val="es-ES"/>
+        </w:rPr>
+      </w:pPr>
+    </w:p>
+    <w:p>
+      <w:pPr>
+        <w:jc w:val="both"/>
+        <w:rPr>
+          <w:rFonts w:ascii="Times New Roman" w:hAnsi="Times New Roman" w:cs="Times New Roman"/>
+          <w:sz w:val="24"/>
+          <w:szCs w:val="24"/>
+          <w:lang w:val="es-ES"/>
+        </w:rPr>
+      </w:pPr>
+      <w:r>
+        <w:rPr>
+          <w:rFonts w:ascii="Times New Roman" w:hAnsi="Times New Roman" w:cs="Times New Roman"/>
+          <w:sz w:val="24"/>
+          <w:szCs w:val="24"/>
+          <w:lang w:val="es-ES"/>
+        </w:rPr>
+        <w:t>Que el Builder abstracto bloquea su uso directo si un método no fue implementado.</w:t>
+      </w:r>
+    </w:p>
+    <w:p>
+      <w:pPr>
+        <w:jc w:val="both"/>
+        <w:rPr>
+          <w:rFonts w:ascii="Times New Roman" w:hAnsi="Times New Roman" w:cs="Times New Roman"/>
+          <w:sz w:val="24"/>
+          <w:szCs w:val="24"/>
+          <w:lang w:val="es-ES"/>
+        </w:rPr>
+      </w:pPr>
+    </w:p>
+    <w:p>
+      <w:pPr>
+        <w:jc w:val="both"/>
+        <w:rPr>
+          <w:rFonts w:ascii="Times New Roman" w:hAnsi="Times New Roman" w:cs="Times New Roman"/>
+          <w:sz w:val="24"/>
+          <w:szCs w:val="24"/>
+          <w:lang w:val="es-ES"/>
+        </w:rPr>
+      </w:pPr>
+      <w:r>
+        <w:rPr>
+          <w:rFonts w:ascii="Times New Roman" w:hAnsi="Times New Roman" w:cs="Times New Roman"/>
+          <w:sz w:val="24"/>
+          <w:szCs w:val="24"/>
+          <w:lang w:val="es-ES"/>
+        </w:rPr>
+        <w:t>Que el Concrete Builder construye correctamente una Eleccion con todos los datos esperados.</w:t>
+      </w:r>
+    </w:p>
+    <w:p>
+      <w:pPr>
+        <w:jc w:val="both"/>
+        <w:rPr>
+          <w:rFonts w:ascii="Times New Roman" w:hAnsi="Times New Roman" w:cs="Times New Roman"/>
+          <w:sz w:val="24"/>
+          <w:szCs w:val="24"/>
+          <w:lang w:val="es-ES"/>
+        </w:rPr>
+      </w:pPr>
+    </w:p>
+    <w:p>
+      <w:pPr>
+        <w:jc w:val="both"/>
+        <w:rPr>
+          <w:rFonts w:ascii="Times New Roman" w:hAnsi="Times New Roman" w:cs="Times New Roman"/>
+          <w:sz w:val="24"/>
+          <w:szCs w:val="24"/>
+          <w:lang w:val="es-ES"/>
+        </w:rPr>
+      </w:pPr>
+      <w:r>
+        <w:rPr>
+          <w:rFonts w:ascii="Times New Roman" w:hAnsi="Times New Roman" w:cs="Times New Roman"/>
+          <w:sz w:val="24"/>
+          <w:szCs w:val="24"/>
+          <w:lang w:val="es-ES"/>
+        </w:rPr>
+        <w:t>Que cada método del builder retorna la propia instancia, permitiendo el encadenamiento de llamadas.</w:t>
+      </w:r>
+    </w:p>
+    <w:p>
+      <w:pPr>
+        <w:jc w:val="both"/>
+        <w:rPr>
+          <w:rFonts w:ascii="Times New Roman" w:hAnsi="Times New Roman" w:cs="Times New Roman"/>
+          <w:sz w:val="24"/>
+          <w:szCs w:val="24"/>
+          <w:lang w:val="es-ES"/>
+        </w:rPr>
+      </w:pPr>
+    </w:p>
+    <w:p>
+      <w:pPr>
+        <w:jc w:val="both"/>
+        <w:rPr>
+          <w:rFonts w:ascii="Times New Roman" w:hAnsi="Times New Roman" w:cs="Times New Roman"/>
+          <w:sz w:val="24"/>
+          <w:szCs w:val="24"/>
+          <w:lang w:val="es-ES"/>
+        </w:rPr>
+      </w:pPr>
+      <w:r>
+        <w:rPr>
+          <w:rFonts w:ascii="Times New Roman" w:hAnsi="Times New Roman" w:cs="Times New Roman"/>
+          <w:sz w:val="24"/>
+          <w:szCs w:val="24"/>
+          <w:lang w:val="es-ES"/>
+        </w:rPr>
+        <w:t>Que el Director arma correctamente una Eleccion completa a partir de un objeto de datos.</w:t>
+      </w:r>
+    </w:p>
+    <w:p>
+      <w:pPr>
+        <w:jc w:val="both"/>
+        <w:rPr>
+          <w:rFonts w:ascii="Times New Roman" w:hAnsi="Times New Roman" w:cs="Times New Roman"/>
+          <w:sz w:val="24"/>
+          <w:szCs w:val="24"/>
+          <w:lang w:val="es-ES"/>
+        </w:rPr>
+      </w:pPr>
+    </w:p>
+    <w:p>
+      <w:pPr>
+        <w:jc w:val="both"/>
+        <w:rPr>
+          <w:rFonts w:ascii="Times New Roman" w:hAnsi="Times New Roman" w:cs="Times New Roman"/>
+          <w:sz w:val="24"/>
+          <w:szCs w:val="24"/>
+          <w:lang w:val="es-ES"/>
+        </w:rPr>
+      </w:pPr>
+      <w:r>
+        <w:rPr>
+          <w:rFonts w:ascii="Times New Roman" w:hAnsi="Times New Roman" w:cs="Times New Roman"/>
+          <w:sz w:val="24"/>
+          <w:szCs w:val="24"/>
+          <w:lang w:val="es-ES"/>
+        </w:rPr>
+        <w:t>Que el Director funciona con cualquier builder que cumpla la interfaz esperada, sin depender de una implementación concreta (evidencia práctica de DIP).</w:t>
+      </w:r>
+    </w:p>
+    <w:p>
+      <w:pPr>
+        <w:jc w:val="both"/>
+        <w:rPr>
+          <w:rFonts w:ascii="Times New Roman" w:hAnsi="Times New Roman" w:cs="Times New Roman"/>
+          <w:sz w:val="24"/>
+          <w:szCs w:val="24"/>
+          <w:lang w:val="es-ES"/>
+        </w:rPr>
+      </w:pPr>
+    </w:p>
+    <w:p>
+      <w:pPr>
+        <w:jc w:val="both"/>
+        <w:rPr>
+          <w:rFonts w:ascii="Times New Roman" w:hAnsi="Times New Roman" w:cs="Times New Roman"/>
+          <w:sz w:val="24"/>
+          <w:szCs w:val="24"/>
+          <w:lang w:val="es-ES"/>
+        </w:rPr>
+      </w:pPr>
+      <w:r>
+        <w:rPr>
+          <w:rFonts w:ascii="Times New Roman" w:hAnsi="Times New Roman" w:cs="Times New Roman"/>
+          <w:sz w:val="24"/>
+          <w:szCs w:val="24"/>
+          <w:lang w:val="es-ES"/>
+        </w:rPr>
+        <w:t>En total se aprobaron 5 pruebas de 5, sin pruebas fallidas, sumándose a las pruebas de Singleton y Factory Method desarrolladas en semanas anteriores.</w:t>
+      </w:r>
+    </w:p>
+    <w:p>
+      <w:pPr>
+        <w:jc w:val="both"/>
+        <w:rPr>
+          <w:rFonts w:ascii="Times New Roman" w:hAnsi="Times New Roman" w:cs="Times New Roman"/>
+          <w:sz w:val="24"/>
+          <w:szCs w:val="24"/>
+          <w:lang w:val="es-ES"/>
+        </w:rPr>
+      </w:pPr>
+    </w:p>
+    <w:p>
+      <w:pPr>
+        <w:jc w:val="both"/>
+        <w:rPr>
+          <w:rFonts w:ascii="Times New Roman" w:hAnsi="Times New Roman" w:cs="Times New Roman"/>
+          <w:sz w:val="24"/>
+          <w:szCs w:val="24"/>
+          <w:lang w:val="es-ES"/>
+        </w:rPr>
+      </w:pPr>
+      <w:r>
+        <w:rPr>
+          <w:rFonts w:ascii="Times New Roman" w:hAnsi="Times New Roman" w:cs="Times New Roman"/>
+          <w:noProof/>
+          <w:sz w:val="24"/>
+          <w:szCs w:val="24"/>
+          <w:lang w:eastAsia="es-CO"/>
+        </w:rPr>
+        <w:lastRenderedPageBreak/>
+        <w:drawing>
+          <wp:inline distT="0" distB="0" distL="0" distR="0" wp14:anchorId="503265E2" wp14:editId="33365050">
+            <wp:extent cx="5612130" cy="2243455"/>
+            <wp:effectExtent l="0" t="0" r="7620" b="4445"/>
+            <wp:docPr id="2101716131" name="Imagen 1"/>
+            <wp:cNvGraphicFramePr>
+              <a:graphicFrameLocks xmlns:a="http://schemas.openxmlformats.org/drawingml/2006/main" noChangeAspect="1"/>
+            </wp:cNvGraphicFramePr>
+            <a:graphic xmlns:a="http://schemas.openxmlformats.org/drawingml/2006/main">
+              <a:graphicData uri="http://schemas.openxmlformats.org/drawingml/2006/picture">
+                <pic:pic xmlns:pic="http://schemas.openxmlformats.org/drawingml/2006/picture">
+                  <pic:nvPicPr>
+                    <pic:cNvPr id="2101716131" name=""/>
+                    <pic:cNvPicPr/>
+                  </pic:nvPicPr>
+                  <pic:blipFill>
+                    <a:blip r:embed="rId18"/>
+                    <a:stretch>
+                      <a:fillRect/>
+                    </a:stretch>
+                  </pic:blipFill>
+                  <pic:spPr>
+                    <a:xfrm>
+                      <a:off x="0" y="0"/>
+                      <a:ext cx="5612130" cy="2243455"/>
+                    </a:xfrm>
+                    <a:prstGeom prst="rect">
+                      <a:avLst/>
+                    </a:prstGeom>
+                  </pic:spPr>
+                </pic:pic>
+              </a:graphicData>
+            </a:graphic>
+          </wp:inline>
+        </w:drawing>
+      </w:r>
+      <w:r>
+        <w:rPr>
+          <w:rFonts w:ascii="Times New Roman" w:hAnsi="Times New Roman" w:cs="Times New Roman"/>
+          <w:noProof/>
+          <w:sz w:val="24"/>
+          <w:szCs w:val="24"/>
+          <w:lang w:eastAsia="es-CO"/>
+        </w:rPr>
+        <w:drawing>
+          <wp:inline distT="0" distB="0" distL="0" distR="0" wp14:anchorId="746022BA" wp14:editId="46B8FF07">
+            <wp:extent cx="5612130" cy="2383155"/>
+            <wp:effectExtent l="0" t="0" r="7620" b="0"/>
+            <wp:docPr id="2097587645" name="Imagen 1"/>
+            <wp:cNvGraphicFramePr>
+              <a:graphicFrameLocks xmlns:a="http://schemas.openxmlformats.org/drawingml/2006/main" noChangeAspect="1"/>
+            </wp:cNvGraphicFramePr>
+            <a:graphic xmlns:a="http://schemas.openxmlformats.org/drawingml/2006/main">
+              <a:graphicData uri="http://schemas.openxmlformats.org/drawingml/2006/picture">
+                <pic:pic xmlns:pic="http://schemas.openxmlformats.org/drawingml/2006/picture">
+                  <pic:nvPicPr>
+                    <pic:cNvPr id="2097587645" name=""/>
+                    <pic:cNvPicPr/>
+                  </pic:nvPicPr>
+                  <pic:blipFill>
+                    <a:blip r:embed="rId19"/>
+                    <a:stretch>
+                      <a:fillRect/>
+                    </a:stretch>
+                  </pic:blipFill>
+                  <pic:spPr>
+                    <a:xfrm>
+                      <a:off x="0" y="0"/>
+                      <a:ext cx="5612130" cy="2383155"/>
+                    </a:xfrm>
+                    <a:prstGeom prst="rect">
+                      <a:avLst/>
+                    </a:prstGeom>
+                  </pic:spPr>
+                </pic:pic>
+              </a:graphicData>
+            </a:graphic>
+          </wp:inline>
+        </w:drawing>
+      </w:r>
+      <w:r>
+        <w:rPr>
+          <w:rFonts w:ascii="Times New Roman" w:hAnsi="Times New Roman" w:cs="Times New Roman"/>
+          <w:noProof/>
+          <w:sz w:val="24"/>
+          <w:szCs w:val="24"/>
+          <w:lang w:eastAsia="es-CO"/>
+        </w:rPr>
+        <w:drawing>
+          <wp:inline distT="0" distB="0" distL="0" distR="0" wp14:anchorId="1AF1F0B6" wp14:editId="578CC905">
+            <wp:extent cx="5612130" cy="1944370"/>
+            <wp:effectExtent l="0" t="0" r="7620" b="0"/>
+            <wp:docPr id="1325512677" name="Imagen 1"/>
+            <wp:cNvGraphicFramePr>
+              <a:graphicFrameLocks xmlns:a="http://schemas.openxmlformats.org/drawingml/2006/main" noChangeAspect="1"/>
+            </wp:cNvGraphicFramePr>
+            <a:graphic xmlns:a="http://schemas.openxmlformats.org/drawingml/2006/main">
+              <a:graphicData uri="http://schemas.openxmlformats.org/drawingml/2006/picture">
+                <pic:pic xmlns:pic="http://schemas.openxmlformats.org/drawingml/2006/picture">
+                  <pic:nvPicPr>
+                    <pic:cNvPr id="1325512677" name=""/>
+                    <pic:cNvPicPr/>
+                  </pic:nvPicPr>
+                  <pic:blipFill>
+                    <a:blip r:embed="rId20"/>
+                    <a:stretch>
+                      <a:fillRect/>
+                    </a:stretch>
+                  </pic:blipFill>
+                  <pic:spPr>
+                    <a:xfrm>
+                      <a:off x="0" y="0"/>
+                      <a:ext cx="5612130" cy="1944370"/>
+                    </a:xfrm>
+                    <a:prstGeom prst="rect">
+                      <a:avLst/>
+                    </a:prstGeom>
+                  </pic:spPr>
+                </pic:pic>
+              </a:graphicData>
+            </a:graphic>
+          </wp:inline>
+        </w:drawing>
+      </w:r>
+      <w:r>
+        <w:rPr>
+          <w:rFonts w:ascii="Times New Roman" w:hAnsi="Times New Roman" w:cs="Times New Roman"/>
+          <w:noProof/>
+          <w:sz w:val="24"/>
+          <w:szCs w:val="24"/>
+          <w:lang w:eastAsia="es-CO"/>
+        </w:rPr>
+        <w:drawing>
+          <wp:inline distT="0" distB="0" distL="0" distR="0" wp14:anchorId="29A173E4" wp14:editId="6080DC32">
+            <wp:extent cx="5612130" cy="1268730"/>
+            <wp:effectExtent l="0" t="0" r="7620" b="7620"/>
+            <wp:docPr id="1484442872" name="Imagen 1"/>
+            <wp:cNvGraphicFramePr>
+              <a:graphicFrameLocks xmlns:a="http://schemas.openxmlformats.org/drawingml/2006/main" noChangeAspect="1"/>
+            </wp:cNvGraphicFramePr>
+            <a:graphic xmlns:a="http://schemas.openxmlformats.org/drawingml/2006/main">
+              <a:graphicData uri="http://schemas.openxmlformats.org/drawingml/2006/picture">
+                <pic:pic xmlns:pic="http://schemas.openxmlformats.org/drawingml/2006/picture">
+                  <pic:nvPicPr>
+                    <pic:cNvPr id="1484442872" name=""/>
+                    <pic:cNvPicPr/>
+                  </pic:nvPicPr>
+                  <pic:blipFill>
+                    <a:blip r:embed="rId21"/>
+                    <a:stretch>
+                      <a:fillRect/>
+                    </a:stretch>
+                  </pic:blipFill>
+                  <pic:spPr>
+                    <a:xfrm>
+                      <a:off x="0" y="0"/>
+                      <a:ext cx="5612130" cy="1268730"/>
+                    </a:xfrm>
+                    <a:prstGeom prst="rect">
+                      <a:avLst/>
+                    </a:prstGeom>
+                  </pic:spPr>
+                </pic:pic>
+              </a:graphicData>
+            </a:graphic>
+          </wp:inline>
+        </w:drawing>
+      </w:r>
+    </w:p>
+    <w:p>
+      <w:pPr>
+        <w:jc w:val="center"/>
+        <w:rPr>
+          <w:rFonts w:cstheme="minorHAnsi"/>
+          <w:i/>
+          <w:iCs/>
+          <w:color w:val="A5A5A5" w:themeColor="accent3"/>
+          <w:sz w:val="18"/>
+          <w:szCs w:val="18"/>
+          <w:lang w:val="es-ES"/>
+        </w:rPr>
+      </w:pPr>
+      <w:r>
+        <w:rPr>
+          <w:rFonts w:cstheme="minorHAnsi"/>
+          <w:i/>
+          <w:iCs/>
+          <w:color w:val="A5A5A5" w:themeColor="accent3"/>
+          <w:sz w:val="18"/>
+          <w:szCs w:val="18"/>
+          <w:lang w:val="es-ES"/>
+        </w:rPr>
+        <w:t>Ilustración 5. Ejecución de pruebas del patrón Builder con Jest.</w:t>
+      </w:r>
+    </w:p>
+    <w:p>
+      <w:pPr>
+        <w:jc w:val="both"/>
+        <w:rPr>
+          <w:rFonts w:ascii="Times New Roman" w:hAnsi="Times New Roman" w:cs="Times New Roman"/>
+          <w:sz w:val="24"/>
+          <w:szCs w:val="24"/>
+          <w:lang w:val="es-ES"/>
+        </w:rPr>
+      </w:pPr>
+    </w:p>
+    <w:p>
+      <w:pPr>
+        <w:ind w:firstLine="708"/>
+        <w:jc w:val="both"/>
+        <w:rPr>
+          <w:rFonts w:ascii="Times New Roman" w:hAnsi="Times New Roman" w:cs="Times New Roman"/>
+          <w:b/>
+          <w:bCs/>
+          <w:sz w:val="24"/>
+          <w:szCs w:val="24"/>
+          <w:lang w:val="es-ES"/>
+        </w:rPr>
+      </w:pPr>
+      <w:r>
+        <w:rPr>
+          <w:rFonts w:ascii="Times New Roman" w:hAnsi="Times New Roman" w:cs="Times New Roman"/>
+          <w:b/>
+          <w:bCs/>
+          <w:sz w:val="24"/>
+          <w:szCs w:val="24"/>
+          <w:lang w:val="es-ES"/>
+        </w:rPr>
+        <w:t>8. Aporte del patrón al proyecto</w:t>
+      </w:r>
+    </w:p>
+    <w:p>
+      <w:pPr>
+        <w:jc w:val="both"/>
+        <w:rPr>
+          <w:rFonts w:ascii="Times New Roman" w:hAnsi="Times New Roman" w:cs="Times New Roman"/>
+          <w:sz w:val="24"/>
+          <w:szCs w:val="24"/>
+          <w:lang w:val="es-ES"/>
+        </w:rPr>
+      </w:pPr>
+    </w:p>
+    <w:p>
+      <w:pPr>
+        <w:ind w:firstLine="708"/>
+        <w:jc w:val="both"/>
+        <w:rPr>
+          <w:rFonts w:ascii="Times New Roman" w:hAnsi="Times New Roman" w:cs="Times New Roman"/>
+          <w:sz w:val="24"/>
+          <w:szCs w:val="24"/>
+          <w:lang w:val="es-ES"/>
+        </w:rPr>
+      </w:pPr>
+      <w:r>
+        <w:rPr>
+          <w:rFonts w:ascii="Times New Roman" w:hAnsi="Times New Roman" w:cs="Times New Roman"/>
+          <w:sz w:val="24"/>
+          <w:szCs w:val="24"/>
+          <w:lang w:val="es-ES"/>
+        </w:rPr>
+        <w:t>La implementación de Builder permite que SecureBallot construya objetos de configuración complejos de forma clara y ordenada, sin recurrir a constructores con múltiples parámetros posicionales.</w:t>
+      </w:r>
+    </w:p>
+    <w:p>
+      <w:pPr>
+        <w:jc w:val="both"/>
+        <w:rPr>
+          <w:rFonts w:ascii="Times New Roman" w:hAnsi="Times New Roman" w:cs="Times New Roman"/>
+          <w:sz w:val="24"/>
+          <w:szCs w:val="24"/>
+          <w:lang w:val="es-ES"/>
+        </w:rPr>
+      </w:pPr>
+    </w:p>
+    <w:p>
+      <w:pPr>
+        <w:jc w:val="both"/>
+        <w:rPr>
+          <w:rFonts w:ascii="Times New Roman" w:hAnsi="Times New Roman" w:cs="Times New Roman"/>
+          <w:sz w:val="24"/>
+          <w:szCs w:val="24"/>
+          <w:lang w:val="es-ES"/>
+        </w:rPr>
+      </w:pPr>
+      <w:r>
+        <w:rPr>
+          <w:rFonts w:ascii="Times New Roman" w:hAnsi="Times New Roman" w:cs="Times New Roman"/>
+          <w:sz w:val="24"/>
+          <w:szCs w:val="24"/>
+          <w:lang w:val="es-ES"/>
+        </w:rPr>
+        <w:t>Uno de los principales aportes es la legibilidad: el proceso de construcción se lee como una secuencia de pasos con nombres descriptivos, en vez de una lista de valores sin contexto. Además, al separar el Director del Builder, es posible introducir nuevas formas de construir una Elección sin modificar el código existente.</w:t>
+      </w:r>
+    </w:p>
+    <w:p>
+      <w:pPr>
+        <w:jc w:val="both"/>
+        <w:rPr>
+          <w:rFonts w:ascii="Times New Roman" w:hAnsi="Times New Roman" w:cs="Times New Roman"/>
+          <w:sz w:val="24"/>
+          <w:szCs w:val="24"/>
+          <w:lang w:val="es-ES"/>
+        </w:rPr>
+      </w:pPr>
+    </w:p>
+    <w:p>
+      <w:pPr>
+        <w:pStyle w:val="Prrafodelista"/>
+        <w:numPr>
+          <w:ilvl w:val="0"/>
+          <w:numId w:val="17"/>
+        </w:numPr>
+        <w:jc w:val="both"/>
+        <w:rPr>
+          <w:rFonts w:ascii="Times New Roman" w:hAnsi="Times New Roman" w:cs="Times New Roman"/>
+          <w:sz w:val="24"/>
+          <w:szCs w:val="24"/>
+          <w:lang w:val="es-ES"/>
+        </w:rPr>
+      </w:pPr>
+      <w:r>
+        <w:rPr>
+          <w:rFonts w:ascii="Times New Roman" w:hAnsi="Times New Roman" w:cs="Times New Roman"/>
+          <w:sz w:val="24"/>
+          <w:szCs w:val="24"/>
+          <w:lang w:val="es-ES"/>
+        </w:rPr>
+        <w:t>De esta manera, el patrón contribuye a:</w:t>
+      </w:r>
+    </w:p>
+    <w:p>
+      <w:pPr>
+        <w:jc w:val="both"/>
+        <w:rPr>
+          <w:rFonts w:ascii="Times New Roman" w:hAnsi="Times New Roman" w:cs="Times New Roman"/>
+          <w:sz w:val="24"/>
+          <w:szCs w:val="24"/>
+          <w:lang w:val="es-ES"/>
+        </w:rPr>
+      </w:pPr>
+    </w:p>
+    <w:p>
+      <w:pPr>
+        <w:pStyle w:val="Prrafodelista"/>
+        <w:numPr>
+          <w:ilvl w:val="0"/>
+          <w:numId w:val="17"/>
+        </w:numPr>
+        <w:jc w:val="both"/>
+        <w:rPr>
+          <w:rFonts w:ascii="Times New Roman" w:hAnsi="Times New Roman" w:cs="Times New Roman"/>
+          <w:sz w:val="24"/>
+          <w:szCs w:val="24"/>
+          <w:lang w:val="es-ES"/>
+        </w:rPr>
+      </w:pPr>
+      <w:r>
+        <w:rPr>
+          <w:rFonts w:ascii="Times New Roman" w:hAnsi="Times New Roman" w:cs="Times New Roman"/>
+          <w:sz w:val="24"/>
+          <w:szCs w:val="24"/>
+          <w:lang w:val="es-ES"/>
+        </w:rPr>
+        <w:t>Evitar el problema del constructor telescópico.</w:t>
+      </w:r>
+    </w:p>
+    <w:p>
+      <w:pPr>
+        <w:jc w:val="both"/>
+        <w:rPr>
+          <w:rFonts w:ascii="Times New Roman" w:hAnsi="Times New Roman" w:cs="Times New Roman"/>
+          <w:sz w:val="24"/>
+          <w:szCs w:val="24"/>
+          <w:lang w:val="es-ES"/>
+        </w:rPr>
+      </w:pPr>
+    </w:p>
+    <w:p>
+      <w:pPr>
+        <w:pStyle w:val="Prrafodelista"/>
+        <w:numPr>
+          <w:ilvl w:val="0"/>
+          <w:numId w:val="17"/>
+        </w:numPr>
+        <w:jc w:val="both"/>
+        <w:rPr>
+          <w:rFonts w:ascii="Times New Roman" w:hAnsi="Times New Roman" w:cs="Times New Roman"/>
+          <w:sz w:val="24"/>
+          <w:szCs w:val="24"/>
+          <w:lang w:val="es-ES"/>
+        </w:rPr>
+      </w:pPr>
+      <w:r>
+        <w:rPr>
+          <w:rFonts w:ascii="Times New Roman" w:hAnsi="Times New Roman" w:cs="Times New Roman"/>
+          <w:sz w:val="24"/>
+          <w:szCs w:val="24"/>
+          <w:lang w:val="es-ES"/>
+        </w:rPr>
+        <w:t>Separar el proceso de construcción de la representación final.</w:t>
+      </w:r>
+    </w:p>
+    <w:p>
+      <w:pPr>
+        <w:jc w:val="both"/>
+        <w:rPr>
+          <w:rFonts w:ascii="Times New Roman" w:hAnsi="Times New Roman" w:cs="Times New Roman"/>
+          <w:sz w:val="24"/>
+          <w:szCs w:val="24"/>
+          <w:lang w:val="es-ES"/>
+        </w:rPr>
+      </w:pPr>
+    </w:p>
+    <w:p>
+      <w:pPr>
+        <w:pStyle w:val="Prrafodelista"/>
+        <w:numPr>
+          <w:ilvl w:val="0"/>
+          <w:numId w:val="17"/>
+        </w:numPr>
+        <w:jc w:val="both"/>
+        <w:rPr>
+          <w:rFonts w:ascii="Times New Roman" w:hAnsi="Times New Roman" w:cs="Times New Roman"/>
+          <w:sz w:val="24"/>
+          <w:szCs w:val="24"/>
+          <w:lang w:val="es-ES"/>
+        </w:rPr>
+      </w:pPr>
+      <w:r>
+        <w:rPr>
+          <w:rFonts w:ascii="Times New Roman" w:hAnsi="Times New Roman" w:cs="Times New Roman"/>
+          <w:sz w:val="24"/>
+          <w:szCs w:val="24"/>
+          <w:lang w:val="es-ES"/>
+        </w:rPr>
+        <w:t>Facilitar la lectura y el mantenimiento del código de configuración.</w:t>
+      </w:r>
+    </w:p>
+    <w:p>
+      <w:pPr>
+        <w:jc w:val="both"/>
+        <w:rPr>
+          <w:rFonts w:ascii="Times New Roman" w:hAnsi="Times New Roman" w:cs="Times New Roman"/>
+          <w:sz w:val="24"/>
+          <w:szCs w:val="24"/>
+          <w:lang w:val="es-ES"/>
+        </w:rPr>
+      </w:pPr>
+    </w:p>
+    <w:p>
+      <w:pPr>
+        <w:pStyle w:val="Prrafodelista"/>
+        <w:numPr>
+          <w:ilvl w:val="0"/>
+          <w:numId w:val="17"/>
+        </w:numPr>
+        <w:jc w:val="both"/>
+        <w:rPr>
+          <w:rFonts w:ascii="Times New Roman" w:hAnsi="Times New Roman" w:cs="Times New Roman"/>
+          <w:sz w:val="24"/>
+          <w:szCs w:val="24"/>
+          <w:lang w:val="es-ES"/>
+        </w:rPr>
+      </w:pPr>
+      <w:r>
+        <w:rPr>
+          <w:rFonts w:ascii="Times New Roman" w:hAnsi="Times New Roman" w:cs="Times New Roman"/>
+          <w:sz w:val="24"/>
+          <w:szCs w:val="24"/>
+          <w:lang w:val="es-ES"/>
+        </w:rPr>
+        <w:t>Reforzar el principio de Inversión de Dependencias entre el Director y el Builder.</w:t>
+      </w:r>
+    </w:p>
+    <w:p>
+      <w:pPr>
+        <w:jc w:val="both"/>
+        <w:rPr>
+          <w:rFonts w:ascii="Times New Roman" w:hAnsi="Times New Roman" w:cs="Times New Roman"/>
+          <w:sz w:val="24"/>
+          <w:szCs w:val="24"/>
+          <w:lang w:val="es-ES"/>
+        </w:rPr>
+      </w:pPr>
+    </w:p>
+    <w:p>
+      <w:pPr>
+        <w:pStyle w:val="Prrafodelista"/>
+        <w:numPr>
+          <w:ilvl w:val="0"/>
+          <w:numId w:val="17"/>
+        </w:numPr>
+        <w:jc w:val="both"/>
+        <w:rPr>
+          <w:rFonts w:ascii="Times New Roman" w:hAnsi="Times New Roman" w:cs="Times New Roman"/>
+          <w:sz w:val="24"/>
+          <w:szCs w:val="24"/>
+          <w:lang w:val="es-ES"/>
+        </w:rPr>
+      </w:pPr>
+      <w:r>
+        <w:rPr>
+          <w:rFonts w:ascii="Times New Roman" w:hAnsi="Times New Roman" w:cs="Times New Roman"/>
+          <w:sz w:val="24"/>
+          <w:szCs w:val="24"/>
+          <w:lang w:val="es-ES"/>
+        </w:rPr>
+        <w:t>Integrar la configuración de una Elección con el Factory Method desarrollado previamente.</w:t>
+      </w:r>
+    </w:p>
+    <w:p>
+      <w:pPr>
+        <w:jc w:val="both"/>
+        <w:rPr>
+          <w:rFonts w:ascii="Times New Roman" w:hAnsi="Times New Roman" w:cs="Times New Roman"/>
+          <w:sz w:val="24"/>
+          <w:szCs w:val="24"/>
+          <w:lang w:val="es-ES"/>
+        </w:rPr>
+      </w:pPr>
+    </w:p>
+    <w:p>
+      <w:pPr>
+        <w:ind w:firstLine="360"/>
+        <w:jc w:val="both"/>
+        <w:rPr>
+          <w:rFonts w:ascii="Times New Roman" w:hAnsi="Times New Roman" w:cs="Times New Roman"/>
+          <w:b/>
+          <w:bCs/>
+          <w:sz w:val="24"/>
+          <w:szCs w:val="24"/>
+          <w:lang w:val="es-ES"/>
+        </w:rPr>
+      </w:pPr>
+      <w:r>
+        <w:rPr>
+          <w:rFonts w:ascii="Times New Roman" w:hAnsi="Times New Roman" w:cs="Times New Roman"/>
+          <w:b/>
+          <w:bCs/>
+          <w:sz w:val="24"/>
+          <w:szCs w:val="24"/>
+          <w:lang w:val="es-ES"/>
+        </w:rPr>
+        <w:t>9. Resultado de la semana</w:t>
+      </w:r>
+    </w:p>
+    <w:p>
+      <w:pPr>
+        <w:jc w:val="both"/>
+        <w:rPr>
+          <w:rFonts w:ascii="Times New Roman" w:hAnsi="Times New Roman" w:cs="Times New Roman"/>
+          <w:sz w:val="24"/>
+          <w:szCs w:val="24"/>
+          <w:lang w:val="es-ES"/>
+        </w:rPr>
+      </w:pPr>
+    </w:p>
+    <w:p>
+      <w:pPr>
+        <w:ind w:firstLine="360"/>
+        <w:jc w:val="both"/>
+        <w:rPr>
+          <w:rFonts w:ascii="Times New Roman" w:hAnsi="Times New Roman" w:cs="Times New Roman"/>
+          <w:sz w:val="24"/>
+          <w:szCs w:val="24"/>
+          <w:lang w:val="es-ES"/>
+        </w:rPr>
+      </w:pPr>
+      <w:r>
+        <w:rPr>
+          <w:rFonts w:ascii="Times New Roman" w:hAnsi="Times New Roman" w:cs="Times New Roman"/>
+          <w:sz w:val="24"/>
+          <w:szCs w:val="24"/>
+          <w:lang w:val="es-ES"/>
+        </w:rPr>
+        <w:t>Al finalizar la semana se logró implementar y probar el patrón Builder dentro de SecureBallot, utilizando como caso de aplicación la construcción de la configuración de una Elección.</w:t>
+      </w:r>
+    </w:p>
+    <w:p>
+      <w:pPr>
+        <w:jc w:val="both"/>
+        <w:rPr>
+          <w:rFonts w:ascii="Times New Roman" w:hAnsi="Times New Roman" w:cs="Times New Roman"/>
+          <w:sz w:val="24"/>
+          <w:szCs w:val="24"/>
+          <w:lang w:val="es-ES"/>
+        </w:rPr>
+      </w:pPr>
+    </w:p>
+    <w:p>
+      <w:pPr>
+        <w:jc w:val="both"/>
+        <w:rPr>
+          <w:rFonts w:ascii="Times New Roman" w:hAnsi="Times New Roman" w:cs="Times New Roman"/>
+          <w:sz w:val="24"/>
+          <w:szCs w:val="24"/>
+          <w:lang w:val="es-ES"/>
+        </w:rPr>
+      </w:pPr>
+      <w:r>
+        <w:rPr>
+          <w:rFonts w:ascii="Times New Roman" w:hAnsi="Times New Roman" w:cs="Times New Roman"/>
+          <w:sz w:val="24"/>
+          <w:szCs w:val="24"/>
+          <w:lang w:val="es-ES"/>
+        </w:rPr>
+        <w:lastRenderedPageBreak/>
+        <w:t>La implementación permitió demostrar la diferencia entre construir un objeto mediante un constructor con múltiples parámetros y construirlo paso a paso mediante un proceso guiado por un Director.</w:t>
+      </w:r>
+    </w:p>
+    <w:p>
+      <w:pPr>
+        <w:jc w:val="both"/>
+        <w:rPr>
+          <w:rFonts w:ascii="Times New Roman" w:hAnsi="Times New Roman" w:cs="Times New Roman"/>
+          <w:sz w:val="24"/>
+          <w:szCs w:val="24"/>
+          <w:lang w:val="es-ES"/>
+        </w:rPr>
+      </w:pPr>
+    </w:p>
+    <w:p>
+      <w:pPr>
+        <w:jc w:val="both"/>
+        <w:rPr>
+          <w:rFonts w:ascii="Times New Roman" w:hAnsi="Times New Roman" w:cs="Times New Roman"/>
+          <w:sz w:val="24"/>
+          <w:szCs w:val="24"/>
+          <w:lang w:val="es-ES"/>
+        </w:rPr>
+      </w:pPr>
+      <w:r>
+        <w:rPr>
+          <w:rFonts w:ascii="Times New Roman" w:hAnsi="Times New Roman" w:cs="Times New Roman"/>
+          <w:sz w:val="24"/>
+          <w:szCs w:val="24"/>
+          <w:lang w:val="es-ES"/>
+        </w:rPr>
+        <w:t>La ejecución de las pruebas automatizadas confirmó el correcto funcionamiento de la implementación, obteniendo 5 pruebas aprobadas de 5, y se comprobó la integración funcional entre Builder y el Factory Method desarrollado en la semana anterior.</w:t>
+      </w:r>
+    </w:p>
+    <w:p>
+      <w:pPr>
+        <w:jc w:val="both"/>
+        <w:rPr>
+          <w:rFonts w:ascii="Times New Roman" w:hAnsi="Times New Roman" w:cs="Times New Roman"/>
+          <w:sz w:val="24"/>
+          <w:szCs w:val="24"/>
+          <w:lang w:val="es-ES"/>
+        </w:rPr>
+      </w:pPr>
+    </w:p>
+    <w:p>
+      <w:pPr>
+        <w:jc w:val="both"/>
+        <w:rPr>
+          <w:rFonts w:ascii="Times New Roman" w:hAnsi="Times New Roman" w:cs="Times New Roman"/>
+          <w:sz w:val="24"/>
+          <w:szCs w:val="24"/>
+          <w:lang w:val="es-ES"/>
+        </w:rPr>
+      </w:pPr>
+    </w:p>
+    <w:p>
+      <w:pPr>
+        <w:jc w:val="both"/>
+        <w:rPr>
+          <w:rFonts w:ascii="Times New Roman" w:hAnsi="Times New Roman" w:cs="Times New Roman"/>
+          <w:sz w:val="24"/>
+          <w:szCs w:val="24"/>
+          <w:lang w:val="es-ES"/>
+        </w:rPr>
+      </w:pPr>
+      <w:r>
+        <w:rPr>
+          <w:rFonts w:ascii="Times New Roman" w:hAnsi="Times New Roman" w:cs="Times New Roman"/>
+          <w:noProof/>
+          <w:sz w:val="24"/>
+          <w:szCs w:val="24"/>
+          <w:lang w:eastAsia="es-CO"/>
+        </w:rPr>
+        <w:drawing>
+          <wp:inline distT="0" distB="0" distL="0" distR="0" wp14:anchorId="1CF75EE5" wp14:editId="071A17D6">
+            <wp:extent cx="5737860" cy="2385117"/>
+            <wp:effectExtent l="0" t="0" r="0" b="0"/>
+            <wp:docPr id="431507867" name="Imagen 1"/>
+            <wp:cNvGraphicFramePr>
+              <a:graphicFrameLocks xmlns:a="http://schemas.openxmlformats.org/drawingml/2006/main" noChangeAspect="1"/>
+            </wp:cNvGraphicFramePr>
+            <a:graphic xmlns:a="http://schemas.openxmlformats.org/drawingml/2006/main">
+              <a:graphicData uri="http://schemas.openxmlformats.org/drawingml/2006/picture">
+                <pic:pic xmlns:pic="http://schemas.openxmlformats.org/drawingml/2006/picture">
+                  <pic:nvPicPr>
+                    <pic:cNvPr id="431507867" name=""/>
+                    <pic:cNvPicPr/>
+                  </pic:nvPicPr>
+                  <pic:blipFill>
+                    <a:blip r:embed="rId22"/>
+                    <a:stretch>
+                      <a:fillRect/>
+                    </a:stretch>
+                  </pic:blipFill>
+                  <pic:spPr>
+                    <a:xfrm>
+                      <a:off x="0" y="0"/>
+                      <a:ext cx="5744940" cy="2388060"/>
+                    </a:xfrm>
+                    <a:prstGeom prst="rect">
+                      <a:avLst/>
+                    </a:prstGeom>
+                  </pic:spPr>
+                </pic:pic>
+              </a:graphicData>
+            </a:graphic>
+          </wp:inline>
+        </w:drawing>
+      </w:r>
+    </w:p>
+    <w:p>
+      <w:pPr>
+        <w:jc w:val="both"/>
+        <w:rPr>
+          <w:rFonts w:ascii="Times New Roman" w:hAnsi="Times New Roman" w:cs="Times New Roman"/>
+          <w:sz w:val="24"/>
+          <w:szCs w:val="24"/>
+          <w:lang w:val="es-ES"/>
+        </w:rPr>
+      </w:pPr>
+    </w:p>
+    <w:p>
+      <w:pPr>
+        <w:jc w:val="both"/>
+        <w:rPr>
+          <w:rFonts w:ascii="Times New Roman" w:hAnsi="Times New Roman" w:cs="Times New Roman"/>
+          <w:sz w:val="24"/>
+          <w:szCs w:val="24"/>
+          <w:lang w:val="es-ES"/>
+        </w:rPr>
+      </w:pPr>
+      <w:r>
+        <w:rPr>
+          <w:rFonts w:ascii="Times New Roman" w:hAnsi="Times New Roman" w:cs="Times New Roman"/>
+          <w:noProof/>
+          <w:sz w:val="24"/>
+          <w:szCs w:val="24"/>
+          <w:lang w:eastAsia="es-CO"/>
+        </w:rPr>
+        <w:drawing>
+          <wp:inline distT="0" distB="0" distL="0" distR="0" wp14:anchorId="2421C649" wp14:editId="626DD95C">
+            <wp:extent cx="5612130" cy="1753235"/>
+            <wp:effectExtent l="0" t="0" r="7620" b="0"/>
+            <wp:docPr id="1087062370" name="Imagen 1"/>
+            <wp:cNvGraphicFramePr>
+              <a:graphicFrameLocks xmlns:a="http://schemas.openxmlformats.org/drawingml/2006/main" noChangeAspect="1"/>
+            </wp:cNvGraphicFramePr>
+            <a:graphic xmlns:a="http://schemas.openxmlformats.org/drawingml/2006/main">
+              <a:graphicData uri="http://schemas.openxmlformats.org/drawingml/2006/picture">
+                <pic:pic xmlns:pic="http://schemas.openxmlformats.org/drawingml/2006/picture">
+                  <pic:nvPicPr>
+                    <pic:cNvPr id="1087062370" name=""/>
+                    <pic:cNvPicPr/>
+                  </pic:nvPicPr>
+                  <pic:blipFill>
+                    <a:blip r:embed="rId23"/>
+                    <a:stretch>
+                      <a:fillRect/>
+                    </a:stretch>
+                  </pic:blipFill>
+                  <pic:spPr>
+                    <a:xfrm>
+                      <a:off x="0" y="0"/>
+                      <a:ext cx="5612130" cy="1753235"/>
+                    </a:xfrm>
+                    <a:prstGeom prst="rect">
+                      <a:avLst/>
+                    </a:prstGeom>
+                  </pic:spPr>
+                </pic:pic>
+              </a:graphicData>
+            </a:graphic>
+          </wp:inline>
+        </w:drawing>
+      </w:r>
+    </w:p>
+    <w:p>
+      <w:pPr>
+        <w:jc w:val="center"/>
+        <w:rPr>
+          <w:rFonts w:cstheme="minorHAnsi"/>
+          <w:i/>
+          <w:iCs/>
+          <w:color w:val="A5A5A5" w:themeColor="accent3"/>
+          <w:sz w:val="18"/>
+          <w:szCs w:val="18"/>
+          <w:lang w:val="es-ES"/>
+        </w:rPr>
+      </w:pPr>
+      <w:r>
+        <w:rPr>
+          <w:rFonts w:cstheme="minorHAnsi"/>
+          <w:i/>
+          <w:iCs/>
+          <w:color w:val="A5A5A5" w:themeColor="accent3"/>
+          <w:sz w:val="18"/>
+          <w:szCs w:val="18"/>
+          <w:lang w:val="es-ES"/>
+        </w:rPr>
+        <w:t>Ilustración 6. Ejecución de demo.js mostrando la Elección construida con Builder y el reporte generado con Factory Method.</w:t>
+      </w:r>
+    </w:p>
+    <w:p>
+      <w:pPr>
+        <w:jc w:val="center"/>
+        <w:rPr>
+          <w:rFonts w:ascii="Times New Roman" w:hAnsi="Times New Roman" w:cs="Times New Roman"/>
+          <w:b/>
+          <w:bCs/>
+          <w:sz w:val="24"/>
+          <w:szCs w:val="24"/>
+          <w:lang w:val="es-ES"/>
+        </w:rPr>
+      </w:pPr>
     </w:p>
     <w:p>
       <w:pPr>
@@ -20721,7 +23718,7 @@
 </file>
 
 <file path=word/numbering.xml><?xml version="1.0" encoding="utf-8"?>
-<w:numbering xmlns:wpc="http://schemas.microsoft.com/office/word/2010/wordprocessingCanvas" xmlns:cx="http://schemas.microsoft.com/office/drawing/2014/chartex" xmlns:cx1="http://schemas.microsoft.com/office/drawing/2015/9/8/chartex" xmlns:cx2="http://schemas.microsoft.com/office/drawing/2015/10/21/chartex" xmlns:cx3="http://schemas.microsoft.com/office/drawing/2016/5/9/chartex" xmlns:cx4="http://schemas.microsoft.com/office/drawing/2016/5/10/chartex" xmlns:cx5="http://schemas.microsoft.com/office/drawing/2016/5/11/chartex" xmlns:cx6="http://schemas.microsoft.com/office/drawing/2016/5/12/chartex" xmlns:cx7="http://schemas.microsoft.com/office/drawing/2016/5/13/chartex" xmlns:cx8="http://schemas.microsoft.com/office/drawing/2016/5/14/chartex" xmlns:mc="http://schemas.openxmlformats.org/markup-compatibility/2006" xmlns:aink="http://schemas.microsoft.com/office/drawing/2016/ink" xmlns:am3d="http://schemas.microsoft.com/office/drawing/2017/model3d" xmlns:o="urn:schemas-microsoft-com:office:office" xmlns:oel="http://schemas.microsoft.com/office/2019/extlst" xmlns:r="http://schemas.openxmlformats.org/officeDocument/2006/relationships" xmlns:m="http://schemas.openxmlformats.org/officeDocument/2006/math" xmlns:v="urn:schemas-microsoft-com:vml" xmlns:wp14="http://schemas.microsoft.com/office/word/2010/wordprocessingDrawing" xmlns:wp="http://schemas.openxmlformats.org/drawingml/2006/wordprocessingDrawing" xmlns:w10="urn:schemas-microsoft-com:office:word" xmlns:w="http://schemas.openxmlformats.org/wordprocessingml/2006/main" xmlns:w14="http://schemas.microsoft.com/office/word/2010/wordml" xmlns:w15="http://schemas.microsoft.com/office/word/2012/wordml" xmlns:w16cex="http://schemas.microsoft.com/office/word/2018/wordml/cex" xmlns:w16cid="http://schemas.microsoft.com/office/word/2016/wordml/cid" xmlns:w16="http://schemas.microsoft.com/office/word/2018/wordml" xmlns:w16sdtdh="http://schemas.microsoft.com/office/word/2020/wordml/sdtdatahash" xmlns:w16se="http://schemas.microsoft.com/office/word/2015/wordml/symex" xmlns:wpg="http://schemas.microsoft.com/office/word/2010/wordprocessingGroup" xmlns:wpi="http://schemas.microsoft.com/office/word/2010/wordprocessingInk" xmlns:wne="http://schemas.microsoft.com/office/word/2006/wordml" xmlns:wps="http://schemas.microsoft.com/office/word/2010/wordprocessingShape" mc:Ignorable="w14 w15 w16se w16cid w16 w16cex w16sdtdh wp14">
+<w:numbering xmlns:wpc="http://schemas.microsoft.com/office/word/2010/wordprocessingCanvas" xmlns:cx="http://schemas.microsoft.com/office/drawing/2014/chartex" xmlns:cx1="http://schemas.microsoft.com/office/drawing/2015/9/8/chartex" xmlns:mc="http://schemas.openxmlformats.org/markup-compatibility/2006" xmlns:o="urn:schemas-microsoft-com:office:office" xmlns:r="http://schemas.openxmlformats.org/officeDocument/2006/relationships" xmlns:m="http://schemas.openxmlformats.org/officeDocument/2006/math" xmlns:v="urn:schemas-microsoft-com:vml" xmlns:wp14="http://schemas.microsoft.com/office/word/2010/wordprocessingDrawing" xmlns:wp="http://schemas.openxmlformats.org/drawingml/2006/wordprocessingDrawing" xmlns:w10="urn:schemas-microsoft-com:office:word" xmlns:w="http://schemas.openxmlformats.org/wordprocessingml/2006/main" xmlns:w14="http://schemas.microsoft.com/office/word/2010/wordml" xmlns:w15="http://schemas.microsoft.com/office/word/2012/wordml" xmlns:w16se="http://schemas.microsoft.com/office/word/2015/wordml/symex" xmlns:wpg="http://schemas.microsoft.com/office/word/2010/wordprocessingGroup" xmlns:wpi="http://schemas.microsoft.com/office/word/2010/wordprocessingInk" xmlns:wne="http://schemas.microsoft.com/office/word/2006/wordml" xmlns:wps="http://schemas.microsoft.com/office/word/2010/wordprocessingShape" mc:Ignorable="w14 w15 w16se wp14">
   <w:abstractNum w:abstractNumId="0" w15:restartNumberingAfterBreak="0">
     <w:nsid w:val="03F44D97"/>
     <w:multiLevelType w:val="hybridMultilevel"/>
@@ -20836,6 +23833,119 @@
     </w:lvl>
   </w:abstractNum>
   <w:abstractNum w:abstractNumId="1" w15:restartNumberingAfterBreak="0">
+    <w:nsid w:val="07E63AD8"/>
+    <w:multiLevelType w:val="hybridMultilevel"/>
+    <w:tmpl w:val="413031C8"/>
+    <w:lvl w:ilvl="0" w:tplc="240A0001">
+      <w:start w:val="1"/>
+      <w:numFmt w:val="bullet"/>
+      <w:lvlText w:val=""/>
+      <w:lvlJc w:val="left"/>
+      <w:pPr>
+        <w:ind w:left="720" w:hanging="360"/>
+      </w:pPr>
+      <w:rPr>
+        <w:rFonts w:ascii="Symbol" w:hAnsi="Symbol" w:hint="default"/>
+      </w:rPr>
+    </w:lvl>
+    <w:lvl w:ilvl="1" w:tplc="240A0003" w:tentative="1">
+      <w:start w:val="1"/>
+      <w:numFmt w:val="bullet"/>
+      <w:lvlText w:val="o"/>
+      <w:lvlJc w:val="left"/>
+      <w:pPr>
+        <w:ind w:left="1440" w:hanging="360"/>
+      </w:pPr>
+      <w:rPr>
+        <w:rFonts w:ascii="Courier New" w:hAnsi="Courier New" w:cs="Courier New" w:hint="default"/>
+      </w:rPr>
+    </w:lvl>
+    <w:lvl w:ilvl="2" w:tplc="240A0005" w:tentative="1">
+      <w:start w:val="1"/>
+      <w:numFmt w:val="bullet"/>
+      <w:lvlText w:val=""/>
+      <w:lvlJc w:val="left"/>
+      <w:pPr>
+        <w:ind w:left="2160" w:hanging="360"/>
+      </w:pPr>
+      <w:rPr>
+        <w:rFonts w:ascii="Wingdings" w:hAnsi="Wingdings" w:hint="default"/>
+      </w:rPr>
+    </w:lvl>
+    <w:lvl w:ilvl="3" w:tplc="240A0001" w:tentative="1">
+      <w:start w:val="1"/>
+      <w:numFmt w:val="bullet"/>
+      <w:lvlText w:val=""/>
+      <w:lvlJc w:val="left"/>
+      <w:pPr>
+        <w:ind w:left="2880" w:hanging="360"/>
+      </w:pPr>
+      <w:rPr>
+        <w:rFonts w:ascii="Symbol" w:hAnsi="Symbol" w:hint="default"/>
+      </w:rPr>
+    </w:lvl>
+    <w:lvl w:ilvl="4" w:tplc="240A0003" w:tentative="1">
+      <w:start w:val="1"/>
+      <w:numFmt w:val="bullet"/>
+      <w:lvlText w:val="o"/>
+      <w:lvlJc w:val="left"/>
+      <w:pPr>
+        <w:ind w:left="3600" w:hanging="360"/>
+      </w:pPr>
+      <w:rPr>
+        <w:rFonts w:ascii="Courier New" w:hAnsi="Courier New" w:cs="Courier New" w:hint="default"/>
+      </w:rPr>
+    </w:lvl>
+    <w:lvl w:ilvl="5" w:tplc="240A0005" w:tentative="1">
+      <w:start w:val="1"/>
+      <w:numFmt w:val="bullet"/>
+      <w:lvlText w:val=""/>
+      <w:lvlJc w:val="left"/>
+      <w:pPr>
+        <w:ind w:left="4320" w:hanging="360"/>
+      </w:pPr>
+      <w:rPr>
+        <w:rFonts w:ascii="Wingdings" w:hAnsi="Wingdings" w:hint="default"/>
+      </w:rPr>
+    </w:lvl>
+    <w:lvl w:ilvl="6" w:tplc="240A0001" w:tentative="1">
+      <w:start w:val="1"/>
+      <w:numFmt w:val="bullet"/>
+      <w:lvlText w:val=""/>
+      <w:lvlJc w:val="left"/>
+      <w:pPr>
+        <w:ind w:left="5040" w:hanging="360"/>
+      </w:pPr>
+      <w:rPr>
+        <w:rFonts w:ascii="Symbol" w:hAnsi="Symbol" w:hint="default"/>
+      </w:rPr>
+    </w:lvl>
+    <w:lvl w:ilvl="7" w:tplc="240A0003" w:tentative="1">
+      <w:start w:val="1"/>
+      <w:numFmt w:val="bullet"/>
+      <w:lvlText w:val="o"/>
+      <w:lvlJc w:val="left"/>
+      <w:pPr>
+        <w:ind w:left="5760" w:hanging="360"/>
+      </w:pPr>
+      <w:rPr>
+        <w:rFonts w:ascii="Courier New" w:hAnsi="Courier New" w:cs="Courier New" w:hint="default"/>
+      </w:rPr>
+    </w:lvl>
+    <w:lvl w:ilvl="8" w:tplc="240A0005" w:tentative="1">
+      <w:start w:val="1"/>
+      <w:numFmt w:val="bullet"/>
+      <w:lvlText w:val=""/>
+      <w:lvlJc w:val="left"/>
+      <w:pPr>
+        <w:ind w:left="6480" w:hanging="360"/>
+      </w:pPr>
+      <w:rPr>
+        <w:rFonts w:ascii="Wingdings" w:hAnsi="Wingdings" w:hint="default"/>
+      </w:rPr>
+    </w:lvl>
+  </w:abstractNum>
+  <w:abstractNum w:abstractNumId="2" w15:restartNumberingAfterBreak="0">
     <w:nsid w:val="0BEA3B37"/>
     <w:multiLevelType w:val="hybridMultilevel"/>
     <w:tmpl w:val="FBE87D66"/>
@@ -20948,7 +24058,7 @@
       </w:rPr>
     </w:lvl>
   </w:abstractNum>
-  <w:abstractNum w:abstractNumId="2" w15:restartNumberingAfterBreak="0">
+  <w:abstractNum w:abstractNumId="3" w15:restartNumberingAfterBreak="0">
     <w:nsid w:val="1F9E2581"/>
     <w:multiLevelType w:val="hybridMultilevel"/>
     <w:tmpl w:val="E244C9B6"/>
@@ -21061,7 +24171,120 @@
       </w:rPr>
     </w:lvl>
   </w:abstractNum>
-  <w:abstractNum w:abstractNumId="3" w15:restartNumberingAfterBreak="0">
+  <w:abstractNum w:abstractNumId="4" w15:restartNumberingAfterBreak="0">
+    <w:nsid w:val="23715382"/>
+    <w:multiLevelType w:val="hybridMultilevel"/>
+    <w:tmpl w:val="E4564ACE"/>
+    <w:lvl w:ilvl="0" w:tplc="240A0001">
+      <w:start w:val="1"/>
+      <w:numFmt w:val="bullet"/>
+      <w:lvlText w:val=""/>
+      <w:lvlJc w:val="left"/>
+      <w:pPr>
+        <w:ind w:left="720" w:hanging="360"/>
+      </w:pPr>
+      <w:rPr>
+        <w:rFonts w:ascii="Symbol" w:hAnsi="Symbol" w:hint="default"/>
+      </w:rPr>
+    </w:lvl>
+    <w:lvl w:ilvl="1" w:tplc="240A0003" w:tentative="1">
+      <w:start w:val="1"/>
+      <w:numFmt w:val="bullet"/>
+      <w:lvlText w:val="o"/>
+      <w:lvlJc w:val="left"/>
+      <w:pPr>
+        <w:ind w:left="1440" w:hanging="360"/>
+      </w:pPr>
+      <w:rPr>
+        <w:rFonts w:ascii="Courier New" w:hAnsi="Courier New" w:cs="Courier New" w:hint="default"/>
+      </w:rPr>
+    </w:lvl>
+    <w:lvl w:ilvl="2" w:tplc="240A0005" w:tentative="1">
+      <w:start w:val="1"/>
+      <w:numFmt w:val="bullet"/>
+      <w:lvlText w:val=""/>
+      <w:lvlJc w:val="left"/>
+      <w:pPr>
+        <w:ind w:left="2160" w:hanging="360"/>
+      </w:pPr>
+      <w:rPr>
+        <w:rFonts w:ascii="Wingdings" w:hAnsi="Wingdings" w:hint="default"/>
+      </w:rPr>
+    </w:lvl>
+    <w:lvl w:ilvl="3" w:tplc="240A0001" w:tentative="1">
+      <w:start w:val="1"/>
+      <w:numFmt w:val="bullet"/>
+      <w:lvlText w:val=""/>
+      <w:lvlJc w:val="left"/>
+      <w:pPr>
+        <w:ind w:left="2880" w:hanging="360"/>
+      </w:pPr>
+      <w:rPr>
+        <w:rFonts w:ascii="Symbol" w:hAnsi="Symbol" w:hint="default"/>
+      </w:rPr>
+    </w:lvl>
+    <w:lvl w:ilvl="4" w:tplc="240A0003" w:tentative="1">
+      <w:start w:val="1"/>
+      <w:numFmt w:val="bullet"/>
+      <w:lvlText w:val="o"/>
+      <w:lvlJc w:val="left"/>
+      <w:pPr>
+        <w:ind w:left="3600" w:hanging="360"/>
+      </w:pPr>
+      <w:rPr>
+        <w:rFonts w:ascii="Courier New" w:hAnsi="Courier New" w:cs="Courier New" w:hint="default"/>
+      </w:rPr>
+    </w:lvl>
+    <w:lvl w:ilvl="5" w:tplc="240A0005" w:tentative="1">
+      <w:start w:val="1"/>
+      <w:numFmt w:val="bullet"/>
+      <w:lvlText w:val=""/>
+      <w:lvlJc w:val="left"/>
+      <w:pPr>
+        <w:ind w:left="4320" w:hanging="360"/>
+      </w:pPr>
+      <w:rPr>
+        <w:rFonts w:ascii="Wingdings" w:hAnsi="Wingdings" w:hint="default"/>
+      </w:rPr>
+    </w:lvl>
+    <w:lvl w:ilvl="6" w:tplc="240A0001" w:tentative="1">
+      <w:start w:val="1"/>
+      <w:numFmt w:val="bullet"/>
+      <w:lvlText w:val=""/>
+      <w:lvlJc w:val="left"/>
+      <w:pPr>
+        <w:ind w:left="5040" w:hanging="360"/>
+      </w:pPr>
+      <w:rPr>
+        <w:rFonts w:ascii="Symbol" w:hAnsi="Symbol" w:hint="default"/>
+      </w:rPr>
+    </w:lvl>
+    <w:lvl w:ilvl="7" w:tplc="240A0003" w:tentative="1">
+      <w:start w:val="1"/>
+      <w:numFmt w:val="bullet"/>
+      <w:lvlText w:val="o"/>
+      <w:lvlJc w:val="left"/>
+      <w:pPr>
+        <w:ind w:left="5760" w:hanging="360"/>
+      </w:pPr>
+      <w:rPr>
+        <w:rFonts w:ascii="Courier New" w:hAnsi="Courier New" w:cs="Courier New" w:hint="default"/>
+      </w:rPr>
+    </w:lvl>
+    <w:lvl w:ilvl="8" w:tplc="240A0005" w:tentative="1">
+      <w:start w:val="1"/>
+      <w:numFmt w:val="bullet"/>
+      <w:lvlText w:val=""/>
+      <w:lvlJc w:val="left"/>
+      <w:pPr>
+        <w:ind w:left="6480" w:hanging="360"/>
+      </w:pPr>
+      <w:rPr>
+        <w:rFonts w:ascii="Wingdings" w:hAnsi="Wingdings" w:hint="default"/>
+      </w:rPr>
+    </w:lvl>
+  </w:abstractNum>
+  <w:abstractNum w:abstractNumId="5" w15:restartNumberingAfterBreak="0">
     <w:nsid w:val="25E02E39"/>
     <w:multiLevelType w:val="multilevel"/>
     <w:tmpl w:val="F994369A"/>
@@ -21210,7 +24433,7 @@
       </w:rPr>
     </w:lvl>
   </w:abstractNum>
-  <w:abstractNum w:abstractNumId="4" w15:restartNumberingAfterBreak="0">
+  <w:abstractNum w:abstractNumId="6" w15:restartNumberingAfterBreak="0">
     <w:nsid w:val="2F504C5B"/>
     <w:multiLevelType w:val="hybridMultilevel"/>
     <w:tmpl w:val="215C1394"/>
@@ -21322,7 +24545,7 @@
       </w:rPr>
     </w:lvl>
   </w:abstractNum>
-  <w:abstractNum w:abstractNumId="5" w15:restartNumberingAfterBreak="0">
+  <w:abstractNum w:abstractNumId="7" w15:restartNumberingAfterBreak="0">
     <w:nsid w:val="4AE152BF"/>
     <w:multiLevelType w:val="hybridMultilevel"/>
     <w:tmpl w:val="CD1C50A4"/>
@@ -21411,7 +24634,7 @@
       </w:pPr>
     </w:lvl>
   </w:abstractNum>
-  <w:abstractNum w:abstractNumId="6" w15:restartNumberingAfterBreak="0">
+  <w:abstractNum w:abstractNumId="8" w15:restartNumberingAfterBreak="0">
     <w:nsid w:val="4E6701A2"/>
     <w:multiLevelType w:val="hybridMultilevel"/>
     <w:tmpl w:val="08B67304"/>
@@ -21500,7 +24723,120 @@
       </w:pPr>
     </w:lvl>
   </w:abstractNum>
-  <w:abstractNum w:abstractNumId="7" w15:restartNumberingAfterBreak="0">
+  <w:abstractNum w:abstractNumId="9" w15:restartNumberingAfterBreak="0">
+    <w:nsid w:val="4FC469BB"/>
+    <w:multiLevelType w:val="hybridMultilevel"/>
+    <w:tmpl w:val="FF921294"/>
+    <w:lvl w:ilvl="0" w:tplc="240A0001">
+      <w:start w:val="1"/>
+      <w:numFmt w:val="bullet"/>
+      <w:lvlText w:val=""/>
+      <w:lvlJc w:val="left"/>
+      <w:pPr>
+        <w:ind w:left="720" w:hanging="360"/>
+      </w:pPr>
+      <w:rPr>
+        <w:rFonts w:ascii="Symbol" w:hAnsi="Symbol" w:hint="default"/>
+      </w:rPr>
+    </w:lvl>
+    <w:lvl w:ilvl="1" w:tplc="240A0003" w:tentative="1">
+      <w:start w:val="1"/>
+      <w:numFmt w:val="bullet"/>
+      <w:lvlText w:val="o"/>
+      <w:lvlJc w:val="left"/>
+      <w:pPr>
+        <w:ind w:left="1440" w:hanging="360"/>
+      </w:pPr>
+      <w:rPr>
+        <w:rFonts w:ascii="Courier New" w:hAnsi="Courier New" w:cs="Courier New" w:hint="default"/>
+      </w:rPr>
+    </w:lvl>
+    <w:lvl w:ilvl="2" w:tplc="240A0005" w:tentative="1">
+      <w:start w:val="1"/>
+      <w:numFmt w:val="bullet"/>
+      <w:lvlText w:val=""/>
+      <w:lvlJc w:val="left"/>
+      <w:pPr>
+        <w:ind w:left="2160" w:hanging="360"/>
+      </w:pPr>
+      <w:rPr>
+        <w:rFonts w:ascii="Wingdings" w:hAnsi="Wingdings" w:hint="default"/>
+      </w:rPr>
+    </w:lvl>
+    <w:lvl w:ilvl="3" w:tplc="240A0001" w:tentative="1">
+      <w:start w:val="1"/>
+      <w:numFmt w:val="bullet"/>
+      <w:lvlText w:val=""/>
+      <w:lvlJc w:val="left"/>
+      <w:pPr>
+        <w:ind w:left="2880" w:hanging="360"/>
+      </w:pPr>
+      <w:rPr>
+        <w:rFonts w:ascii="Symbol" w:hAnsi="Symbol" w:hint="default"/>
+      </w:rPr>
+    </w:lvl>
+    <w:lvl w:ilvl="4" w:tplc="240A0003" w:tentative="1">
+      <w:start w:val="1"/>
+      <w:numFmt w:val="bullet"/>
+      <w:lvlText w:val="o"/>
+      <w:lvlJc w:val="left"/>
+      <w:pPr>
+        <w:ind w:left="3600" w:hanging="360"/>
+      </w:pPr>
+      <w:rPr>
+        <w:rFonts w:ascii="Courier New" w:hAnsi="Courier New" w:cs="Courier New" w:hint="default"/>
+      </w:rPr>
+    </w:lvl>
+    <w:lvl w:ilvl="5" w:tplc="240A0005" w:tentative="1">
+      <w:start w:val="1"/>
+      <w:numFmt w:val="bullet"/>
+      <w:lvlText w:val=""/>
+      <w:lvlJc w:val="left"/>
+      <w:pPr>
+        <w:ind w:left="4320" w:hanging="360"/>
+      </w:pPr>
+      <w:rPr>
+        <w:rFonts w:ascii="Wingdings" w:hAnsi="Wingdings" w:hint="default"/>
+      </w:rPr>
+    </w:lvl>
+    <w:lvl w:ilvl="6" w:tplc="240A0001" w:tentative="1">
+      <w:start w:val="1"/>
+      <w:numFmt w:val="bullet"/>
+      <w:lvlText w:val=""/>
+      <w:lvlJc w:val="left"/>
+      <w:pPr>
+        <w:ind w:left="5040" w:hanging="360"/>
+      </w:pPr>
+      <w:rPr>
+        <w:rFonts w:ascii="Symbol" w:hAnsi="Symbol" w:hint="default"/>
+      </w:rPr>
+    </w:lvl>
+    <w:lvl w:ilvl="7" w:tplc="240A0003" w:tentative="1">
+      <w:start w:val="1"/>
+      <w:numFmt w:val="bullet"/>
+      <w:lvlText w:val="o"/>
+      <w:lvlJc w:val="left"/>
+      <w:pPr>
+        <w:ind w:left="5760" w:hanging="360"/>
+      </w:pPr>
+      <w:rPr>
+        <w:rFonts w:ascii="Courier New" w:hAnsi="Courier New" w:cs="Courier New" w:hint="default"/>
+      </w:rPr>
+    </w:lvl>
+    <w:lvl w:ilvl="8" w:tplc="240A0005" w:tentative="1">
+      <w:start w:val="1"/>
+      <w:numFmt w:val="bullet"/>
+      <w:lvlText w:val=""/>
+      <w:lvlJc w:val="left"/>
+      <w:pPr>
+        <w:ind w:left="6480" w:hanging="360"/>
+      </w:pPr>
+      <w:rPr>
+        <w:rFonts w:ascii="Wingdings" w:hAnsi="Wingdings" w:hint="default"/>
+      </w:rPr>
+    </w:lvl>
+  </w:abstractNum>
+  <w:abstractNum w:abstractNumId="10" w15:restartNumberingAfterBreak="0">
     <w:nsid w:val="50092C08"/>
     <w:multiLevelType w:val="hybridMultilevel"/>
     <w:tmpl w:val="24066AB2"/>
@@ -21613,7 +24949,7 @@
       </w:rPr>
     </w:lvl>
   </w:abstractNum>
-  <w:abstractNum w:abstractNumId="8" w15:restartNumberingAfterBreak="0">
+  <w:abstractNum w:abstractNumId="11" w15:restartNumberingAfterBreak="0">
     <w:nsid w:val="5DF304F8"/>
     <w:multiLevelType w:val="hybridMultilevel"/>
     <w:tmpl w:val="1EE6DB16"/>
@@ -21726,7 +25062,7 @@
       </w:rPr>
     </w:lvl>
   </w:abstractNum>
-  <w:abstractNum w:abstractNumId="9" w15:restartNumberingAfterBreak="0">
+  <w:abstractNum w:abstractNumId="12" w15:restartNumberingAfterBreak="0">
     <w:nsid w:val="67393D86"/>
     <w:multiLevelType w:val="hybridMultilevel"/>
     <w:tmpl w:val="175CA8B0"/>
@@ -21839,7 +25175,7 @@
       </w:rPr>
     </w:lvl>
   </w:abstractNum>
-  <w:abstractNum w:abstractNumId="10" w15:restartNumberingAfterBreak="0">
+  <w:abstractNum w:abstractNumId="13" w15:restartNumberingAfterBreak="0">
     <w:nsid w:val="6A6C0711"/>
     <w:multiLevelType w:val="hybridMultilevel"/>
     <w:tmpl w:val="71706EFE"/>
@@ -21925,7 +25261,7 @@
       </w:pPr>
     </w:lvl>
   </w:abstractNum>
-  <w:abstractNum w:abstractNumId="11" w15:restartNumberingAfterBreak="0">
+  <w:abstractNum w:abstractNumId="14" w15:restartNumberingAfterBreak="0">
     <w:nsid w:val="6C8A3740"/>
     <w:multiLevelType w:val="hybridMultilevel"/>
     <w:tmpl w:val="9866E852"/>
@@ -22037,7 +25373,7 @@
       </w:rPr>
     </w:lvl>
   </w:abstractNum>
-  <w:abstractNum w:abstractNumId="12" w15:restartNumberingAfterBreak="0">
+  <w:abstractNum w:abstractNumId="15" w15:restartNumberingAfterBreak="0">
     <w:nsid w:val="6F8052C9"/>
     <w:multiLevelType w:val="hybridMultilevel"/>
     <w:tmpl w:val="728011D2"/>
@@ -22150,7 +25486,7 @@
       </w:rPr>
     </w:lvl>
   </w:abstractNum>
-  <w:abstractNum w:abstractNumId="13" w15:restartNumberingAfterBreak="0">
+  <w:abstractNum w:abstractNumId="16" w15:restartNumberingAfterBreak="0">
     <w:nsid w:val="7C1B71A9"/>
     <w:multiLevelType w:val="hybridMultilevel"/>
     <w:tmpl w:val="490EF5CA"/>
@@ -22236,7 +25572,7 @@
       </w:pPr>
     </w:lvl>
   </w:abstractNum>
-  <w:abstractNum w:abstractNumId="14" w15:restartNumberingAfterBreak="0">
+  <w:abstractNum w:abstractNumId="17" w15:restartNumberingAfterBreak="0">
     <w:nsid w:val="7C5D4A21"/>
     <w:multiLevelType w:val="hybridMultilevel"/>
     <w:tmpl w:val="7C7C131C"/>
@@ -22325,56 +25661,65 @@
       </w:pPr>
     </w:lvl>
   </w:abstractNum>
-  <w:num w:numId="1" w16cid:durableId="675882065">
+  <w:num w:numId="1">
+    <w:abstractNumId w:val="15"/>
+  </w:num>
+  <w:num w:numId="2">
+    <w:abstractNumId w:val="16"/>
+  </w:num>
+  <w:num w:numId="3">
+    <w:abstractNumId w:val="6"/>
+  </w:num>
+  <w:num w:numId="4">
+    <w:abstractNumId w:val="14"/>
+  </w:num>
+  <w:num w:numId="5">
+    <w:abstractNumId w:val="17"/>
+  </w:num>
+  <w:num w:numId="6">
+    <w:abstractNumId w:val="11"/>
+  </w:num>
+  <w:num w:numId="7">
+    <w:abstractNumId w:val="5"/>
+  </w:num>
+  <w:num w:numId="8">
     <w:abstractNumId w:val="12"/>
   </w:num>
-  <w:num w:numId="2" w16cid:durableId="1755082038">
+  <w:num w:numId="9">
+    <w:abstractNumId w:val="8"/>
+  </w:num>
+  <w:num w:numId="10">
+    <w:abstractNumId w:val="7"/>
+  </w:num>
+  <w:num w:numId="11">
+    <w:abstractNumId w:val="3"/>
+  </w:num>
+  <w:num w:numId="12">
     <w:abstractNumId w:val="13"/>
   </w:num>
-  <w:num w:numId="3" w16cid:durableId="357239934">
+  <w:num w:numId="13">
+    <w:abstractNumId w:val="2"/>
+  </w:num>
+  <w:num w:numId="14">
+    <w:abstractNumId w:val="10"/>
+  </w:num>
+  <w:num w:numId="15">
+    <w:abstractNumId w:val="0"/>
+  </w:num>
+  <w:num w:numId="16">
     <w:abstractNumId w:val="4"/>
   </w:num>
-  <w:num w:numId="4" w16cid:durableId="1349257592">
-    <w:abstractNumId w:val="11"/>
-  </w:num>
-  <w:num w:numId="5" w16cid:durableId="1846748031">
-    <w:abstractNumId w:val="14"/>
-  </w:num>
-  <w:num w:numId="6" w16cid:durableId="994184075">
-    <w:abstractNumId w:val="8"/>
-  </w:num>
-  <w:num w:numId="7" w16cid:durableId="112990221">
-    <w:abstractNumId w:val="3"/>
-  </w:num>
-  <w:num w:numId="8" w16cid:durableId="169375867">
+  <w:num w:numId="17">
     <w:abstractNumId w:val="9"/>
   </w:num>
-  <w:num w:numId="9" w16cid:durableId="723257947">
-    <w:abstractNumId w:val="6"/>
-  </w:num>
-  <w:num w:numId="10" w16cid:durableId="844438432">
-    <w:abstractNumId w:val="5"/>
-  </w:num>
-  <w:num w:numId="11" w16cid:durableId="697435540">
-    <w:abstractNumId w:val="2"/>
-  </w:num>
-  <w:num w:numId="12" w16cid:durableId="1259212319">
-    <w:abstractNumId w:val="10"/>
-  </w:num>
-  <w:num w:numId="13" w16cid:durableId="1432621810">
+  <w:num w:numId="18">
     <w:abstractNumId w:val="1"/>
-  </w:num>
-  <w:num w:numId="14" w16cid:durableId="683047495">
-    <w:abstractNumId w:val="7"/>
-  </w:num>
-  <w:num w:numId="15" w16cid:durableId="1593276110">
-    <w:abstractNumId w:val="0"/>
   </w:num>
 </w:numbering>
 </file>
 
 <file path=word/styles.xml><?xml version="1.0" encoding="utf-8"?>
-<w:styles xmlns:mc="http://schemas.openxmlformats.org/markup-compatibility/2006" xmlns:r="http://schemas.openxmlformats.org/officeDocument/2006/relationships" xmlns:w="http://schemas.openxmlformats.org/wordprocessingml/2006/main" xmlns:w14="http://schemas.microsoft.com/office/word/2010/wordml" xmlns:w15="http://schemas.microsoft.com/office/word/2012/wordml" xmlns:w16cex="http://schemas.microsoft.com/office/word/2018/wordml/cex" xmlns:w16cid="http://schemas.microsoft.com/office/word/2016/wordml/cid" xmlns:w16="http://schemas.microsoft.com/office/word/2018/wordml" xmlns:w16sdtdh="http://schemas.microsoft.com/office/word/2020/wordml/sdtdatahash" xmlns:w16se="http://schemas.microsoft.com/office/word/2015/wordml/symex" mc:Ignorable="w14 w15 w16se w16cid w16 w16cex w16sdtdh">
+<w:styles xmlns:mc="http://schemas.openxmlformats.org/markup-compatibility/2006" xmlns:r="http://schemas.openxmlformats.org/officeDocument/2006/relationships" xmlns:w="http://schemas.openxmlformats.org/wordprocessingml/2006/main" xmlns:w14="http://schemas.microsoft.com/office/word/2010/wordml" xmlns:w15="http://schemas.microsoft.com/office/word/2012/wordml" xmlns:w16se="http://schemas.microsoft.com/office/word/2015/wordml/symex" mc:Ignorable="w14 w15 w16se">
   <w:docDefaults>
     <w:rPrDefault>
       <w:rPr>
@@ -22390,7 +25735,7 @@
       </w:pPr>
     </w:pPrDefault>
   </w:docDefaults>
-  <w:latentStyles w:defLockedState="0" w:defUIPriority="99" w:defSemiHidden="0" w:defUnhideWhenUsed="0" w:defQFormat="0" w:count="376">
+  <w:latentStyles w:defLockedState="0" w:defUIPriority="99" w:defSemiHidden="0" w:defUnhideWhenUsed="0" w:defQFormat="0" w:count="371">
     <w:lsdException w:name="Normal" w:uiPriority="0" w:qFormat="1"/>
     <w:lsdException w:name="heading 1" w:uiPriority="9" w:qFormat="1"/>
     <w:lsdException w:name="heading 2" w:semiHidden="1" w:uiPriority="9" w:unhideWhenUsed="1" w:qFormat="1"/>
@@ -22762,11 +26107,6 @@
     <w:lsdException w:name="List Table 5 Dark Accent 6" w:uiPriority="50"/>
     <w:lsdException w:name="List Table 6 Colorful Accent 6" w:uiPriority="51"/>
     <w:lsdException w:name="List Table 7 Colorful Accent 6" w:uiPriority="52"/>
-    <w:lsdException w:name="Mention" w:semiHidden="1" w:unhideWhenUsed="1"/>
-    <w:lsdException w:name="Smart Hyperlink" w:semiHidden="1" w:unhideWhenUsed="1"/>
-    <w:lsdException w:name="Hashtag" w:semiHidden="1" w:unhideWhenUsed="1"/>
-    <w:lsdException w:name="Unresolved Mention" w:semiHidden="1" w:unhideWhenUsed="1"/>
-    <w:lsdException w:name="Smart Link" w:semiHidden="1" w:unhideWhenUsed="1"/>
   </w:latentStyles>
   <w:style w:type="paragraph" w:default="1" w:styleId="Normal">
     <w:name w:val="Normal"/>
@@ -22797,6 +26137,7 @@
   <w:style w:type="character" w:default="1" w:styleId="Fuentedeprrafopredeter">
     <w:name w:val="Default Paragraph Font"/>
     <w:uiPriority w:val="1"/>
+    <w:semiHidden/>
     <w:unhideWhenUsed/>
   </w:style>
   <w:style w:type="table" w:default="1" w:styleId="Tablanormal">
@@ -22884,7 +26225,7 @@
       </w:tblBorders>
     </w:tblPr>
   </w:style>
-  <w:style w:type="table" w:styleId="Tablaconcuadrcula1clara">
+  <w:style w:type="table" w:styleId="Tabladecuadrcula1clara">
     <w:name w:val="Grid Table 1 Light"/>
     <w:basedOn w:val="Tablanormal"/>
     <w:uiPriority w:val="46"/>
@@ -22941,7 +26282,7 @@
       </w:rPr>
     </w:tblStylePr>
   </w:style>
-  <w:style w:type="table" w:styleId="Tablaconcuadrcula1clara-nfasis1">
+  <w:style w:type="table" w:styleId="Tabladecuadrcula1clara-nfasis1">
     <w:name w:val="Grid Table 1 Light Accent 1"/>
     <w:basedOn w:val="Tablanormal"/>
     <w:uiPriority w:val="46"/>
@@ -22998,7 +26339,7 @@
       </w:rPr>
     </w:tblStylePr>
   </w:style>
-  <w:style w:type="table" w:styleId="Tablaconcuadrcula1Claro-nfasis2">
+  <w:style w:type="table" w:styleId="Tabladecuadrcula1Claro-nfasis2">
     <w:name w:val="Grid Table 1 Light Accent 2"/>
     <w:basedOn w:val="Tablanormal"/>
     <w:uiPriority w:val="46"/>
@@ -23199,6 +26540,15 @@
       <w:color w:val="0563C1" w:themeColor="hyperlink"/>
       <w:u w:val="single"/>
     </w:rPr>
+  </w:style>
+  <w:style w:type="paragraph" w:styleId="Sinespaciado">
+    <w:name w:val="No Spacing"/>
+    <w:uiPriority w:val="1"/>
+    <w:qFormat/>
+    <w:rsid w:val="00C76DBC"/>
+    <w:pPr>
+      <w:spacing w:after="0" w:line="240" w:lineRule="auto"/>
+    </w:pPr>
   </w:style>
 </w:styles>
 </file>
@@ -23469,7 +26819,7 @@
 </file>
 
 <file path=customXml/itemProps1.xml><?xml version="1.0" encoding="utf-8"?>
-<ds:datastoreItem xmlns:ds="http://schemas.openxmlformats.org/officeDocument/2006/customXml" ds:itemID="{FE94A308-CBD7-4CAE-AD0F-966708BCE969}">
+<ds:datastoreItem xmlns:ds="http://schemas.openxmlformats.org/officeDocument/2006/customXml" ds:itemID="{923C455B-6B4E-41B0-9D12-86076C45507A}">
   <ds:schemaRefs>
     <ds:schemaRef ds:uri="http://schemas.openxmlformats.org/officeDocument/2006/bibliography"/>
   </ds:schemaRefs>

--- a/PATRONES DE SOFTWARE PLATAFORMA DE VOTACIÓN ELECTRONICA.docx
+++ b/PATRONES DE SOFTWARE PLATAFORMA DE VOTACIÓN ELECTRONICA.docx
@@ -12,8 +12,6 @@
           <w:lang w:val="es-ES"/>
         </w:rPr>
       </w:pPr>
-      <w:bookmarkStart w:id="0" w:name="_GoBack"/>
-      <w:bookmarkEnd w:id="0"/>
       <w:r>
         <w:rPr>
           <w:rFonts w:ascii="Times New Roman" w:hAnsi="Times New Roman" w:cs="Times New Roman"/>
@@ -809,7 +807,7 @@
           <w:lang w:val="es-ES"/>
         </w:rPr>
       </w:pPr>
-      <w:bookmarkStart w:id="1" w:name="_Toc240113603"/>
+      <w:bookmarkStart w:id="0" w:name="_Toc240113603"/>
       <w:r>
         <w:rPr>
           <w:rFonts w:ascii="Times New Roman" w:hAnsi="Times New Roman" w:cs="Times New Roman"/>
@@ -845,7 +843,7 @@
         </w:rPr>
         <w:t xml:space="preserve"> 15/08:</w:t>
       </w:r>
-      <w:bookmarkEnd w:id="1"/>
+      <w:bookmarkEnd w:id="0"/>
     </w:p>
     <w:p>
       <w:pPr>
@@ -1285,7 +1283,7 @@
           <w:lang w:val="es-ES"/>
         </w:rPr>
       </w:pPr>
-      <w:bookmarkStart w:id="2" w:name="_Toc240113604"/>
+      <w:bookmarkStart w:id="1" w:name="_Toc240113604"/>
       <w:r>
         <w:rPr>
           <w:rFonts w:ascii="Times New Roman" w:hAnsi="Times New Roman" w:cs="Times New Roman"/>
@@ -1308,7 +1306,7 @@
         </w:rPr>
         <w:t>22/08:</w:t>
       </w:r>
-      <w:bookmarkEnd w:id="2"/>
+      <w:bookmarkEnd w:id="1"/>
       <w:r>
         <w:rPr>
           <w:rFonts w:ascii="Times New Roman" w:hAnsi="Times New Roman" w:cs="Times New Roman"/>
@@ -6508,7 +6506,7 @@
           <w:color w:val="DAD6DA"/>
           <w:sz w:val="21"/>
           <w:szCs w:val="21"/>
-          <w:lang w:eastAsia="es-CO"/>
+          <w:lang w:val="en-US" w:eastAsia="es-CO"/>
         </w:rPr>
       </w:pPr>
       <w:r>
@@ -6522,14 +6520,13 @@
         <w:lastRenderedPageBreak/>
         <w:t xml:space="preserve">  </w:t>
       </w:r>
-      <w:proofErr w:type="gramStart"/>
       <w:r>
         <w:rPr>
           <w:rFonts w:ascii="Consolas" w:eastAsia="Times New Roman" w:hAnsi="Consolas" w:cs="Times New Roman"/>
           <w:color w:val="50FA7B"/>
           <w:sz w:val="21"/>
           <w:szCs w:val="21"/>
-          <w:lang w:eastAsia="es-CO"/>
+          <w:lang w:val="en-US" w:eastAsia="es-CO"/>
         </w:rPr>
         <w:t>urlConexionDB</w:t>
       </w:r>
@@ -6539,20 +6536,9 @@
           <w:color w:val="DAD6DA"/>
           <w:sz w:val="21"/>
           <w:szCs w:val="21"/>
-          <w:lang w:eastAsia="es-CO"/>
-        </w:rPr>
-        <w:t>(</w:t>
-      </w:r>
-      <w:proofErr w:type="gramEnd"/>
-      <w:r>
-        <w:rPr>
-          <w:rFonts w:ascii="Consolas" w:eastAsia="Times New Roman" w:hAnsi="Consolas" w:cs="Times New Roman"/>
-          <w:color w:val="DAD6DA"/>
-          <w:sz w:val="21"/>
-          <w:szCs w:val="21"/>
-          <w:lang w:eastAsia="es-CO"/>
-        </w:rPr>
-        <w:t>) {</w:t>
+          <w:lang w:val="en-US" w:eastAsia="es-CO"/>
+        </w:rPr>
+        <w:t>() {</w:t>
       </w:r>
     </w:p>
     <w:p>
@@ -6564,16 +6550,16 @@
           <w:color w:val="DAD6DA"/>
           <w:sz w:val="21"/>
           <w:szCs w:val="21"/>
-          <w:lang w:eastAsia="es-CO"/>
-        </w:rPr>
-      </w:pPr>
-      <w:r>
-        <w:rPr>
-          <w:rFonts w:ascii="Consolas" w:eastAsia="Times New Roman" w:hAnsi="Consolas" w:cs="Times New Roman"/>
-          <w:color w:val="DAD6DA"/>
-          <w:sz w:val="21"/>
-          <w:szCs w:val="21"/>
-          <w:lang w:eastAsia="es-CO"/>
+          <w:lang w:val="en-US" w:eastAsia="es-CO"/>
+        </w:rPr>
+      </w:pPr>
+      <w:r>
+        <w:rPr>
+          <w:rFonts w:ascii="Consolas" w:eastAsia="Times New Roman" w:hAnsi="Consolas" w:cs="Times New Roman"/>
+          <w:color w:val="DAD6DA"/>
+          <w:sz w:val="21"/>
+          <w:szCs w:val="21"/>
+          <w:lang w:val="en-US" w:eastAsia="es-CO"/>
         </w:rPr>
         <w:t xml:space="preserve">    </w:t>
       </w:r>
@@ -6583,7 +6569,7 @@
           <w:color w:val="FF79C6"/>
           <w:sz w:val="21"/>
           <w:szCs w:val="21"/>
-          <w:lang w:eastAsia="es-CO"/>
+          <w:lang w:val="en-US" w:eastAsia="es-CO"/>
         </w:rPr>
         <w:t>const</w:t>
       </w:r>
@@ -6593,7 +6579,7 @@
           <w:color w:val="DAD6DA"/>
           <w:sz w:val="21"/>
           <w:szCs w:val="21"/>
-          <w:lang w:eastAsia="es-CO"/>
+          <w:lang w:val="en-US" w:eastAsia="es-CO"/>
         </w:rPr>
         <w:t xml:space="preserve"> </w:t>
       </w:r>
@@ -6603,7 +6589,7 @@
           <w:color w:val="BD93F9"/>
           <w:sz w:val="21"/>
           <w:szCs w:val="21"/>
-          <w:lang w:eastAsia="es-CO"/>
+          <w:lang w:val="en-US" w:eastAsia="es-CO"/>
         </w:rPr>
         <w:t>c</w:t>
       </w:r>
@@ -6613,7 +6599,7 @@
           <w:color w:val="DAD6DA"/>
           <w:sz w:val="21"/>
           <w:szCs w:val="21"/>
-          <w:lang w:eastAsia="es-CO"/>
+          <w:lang w:val="en-US" w:eastAsia="es-CO"/>
         </w:rPr>
         <w:t xml:space="preserve"> </w:t>
       </w:r>
@@ -6623,7 +6609,7 @@
           <w:color w:val="FF79C6"/>
           <w:sz w:val="21"/>
           <w:szCs w:val="21"/>
-          <w:lang w:eastAsia="es-CO"/>
+          <w:lang w:val="en-US" w:eastAsia="es-CO"/>
         </w:rPr>
         <w:t>=</w:t>
       </w:r>
@@ -6633,11 +6619,10 @@
           <w:color w:val="DAD6DA"/>
           <w:sz w:val="21"/>
           <w:szCs w:val="21"/>
-          <w:lang w:eastAsia="es-CO"/>
+          <w:lang w:val="en-US" w:eastAsia="es-CO"/>
         </w:rPr>
         <w:t xml:space="preserve"> </w:t>
       </w:r>
-      <w:proofErr w:type="gramStart"/>
       <w:r>
         <w:rPr>
           <w:rFonts w:ascii="Consolas" w:eastAsia="Times New Roman" w:hAnsi="Consolas" w:cs="Times New Roman"/>
@@ -6646,7 +6631,7 @@
           <w:color w:val="BD93F9"/>
           <w:sz w:val="21"/>
           <w:szCs w:val="21"/>
-          <w:lang w:eastAsia="es-CO"/>
+          <w:lang w:val="en-US" w:eastAsia="es-CO"/>
         </w:rPr>
         <w:t>this</w:t>
       </w:r>
@@ -6656,7 +6641,7 @@
           <w:color w:val="DAD6DA"/>
           <w:sz w:val="21"/>
           <w:szCs w:val="21"/>
-          <w:lang w:eastAsia="es-CO"/>
+          <w:lang w:val="en-US" w:eastAsia="es-CO"/>
         </w:rPr>
         <w:t>.</w:t>
       </w:r>
@@ -6666,28 +6651,17 @@
           <w:color w:val="F8F8F2"/>
           <w:sz w:val="21"/>
           <w:szCs w:val="21"/>
-          <w:lang w:eastAsia="es-CO"/>
-        </w:rPr>
-        <w:t>#</w:t>
-      </w:r>
-      <w:proofErr w:type="gramEnd"/>
-      <w:r>
-        <w:rPr>
-          <w:rFonts w:ascii="Consolas" w:eastAsia="Times New Roman" w:hAnsi="Consolas" w:cs="Times New Roman"/>
-          <w:color w:val="F8F8F2"/>
-          <w:sz w:val="21"/>
-          <w:szCs w:val="21"/>
-          <w:lang w:eastAsia="es-CO"/>
-        </w:rPr>
-        <w:t>config</w:t>
-      </w:r>
-      <w:r>
-        <w:rPr>
-          <w:rFonts w:ascii="Consolas" w:eastAsia="Times New Roman" w:hAnsi="Consolas" w:cs="Times New Roman"/>
-          <w:color w:val="DAD6DA"/>
-          <w:sz w:val="21"/>
-          <w:szCs w:val="21"/>
-          <w:lang w:eastAsia="es-CO"/>
+          <w:lang w:val="en-US" w:eastAsia="es-CO"/>
+        </w:rPr>
+        <w:t>#config</w:t>
+      </w:r>
+      <w:r>
+        <w:rPr>
+          <w:rFonts w:ascii="Consolas" w:eastAsia="Times New Roman" w:hAnsi="Consolas" w:cs="Times New Roman"/>
+          <w:color w:val="DAD6DA"/>
+          <w:sz w:val="21"/>
+          <w:szCs w:val="21"/>
+          <w:lang w:val="en-US" w:eastAsia="es-CO"/>
         </w:rPr>
         <w:t>;</w:t>
       </w:r>
@@ -6701,36 +6675,38 @@
           <w:color w:val="DAD6DA"/>
           <w:sz w:val="21"/>
           <w:szCs w:val="21"/>
-          <w:lang w:eastAsia="es-CO"/>
-        </w:rPr>
-      </w:pPr>
-      <w:r>
-        <w:rPr>
-          <w:rFonts w:ascii="Consolas" w:eastAsia="Times New Roman" w:hAnsi="Consolas" w:cs="Times New Roman"/>
-          <w:color w:val="DAD6DA"/>
-          <w:sz w:val="21"/>
-          <w:szCs w:val="21"/>
-          <w:lang w:eastAsia="es-CO"/>
+          <w:lang w:val="en-US" w:eastAsia="es-CO"/>
+        </w:rPr>
+      </w:pPr>
+      <w:r>
+        <w:rPr>
+          <w:rFonts w:ascii="Consolas" w:eastAsia="Times New Roman" w:hAnsi="Consolas" w:cs="Times New Roman"/>
+          <w:color w:val="DAD6DA"/>
+          <w:sz w:val="21"/>
+          <w:szCs w:val="21"/>
+          <w:lang w:val="en-US" w:eastAsia="es-CO"/>
         </w:rPr>
         <w:t xml:space="preserve">    </w:t>
       </w:r>
+      <w:proofErr w:type="gramStart"/>
       <w:r>
         <w:rPr>
           <w:rFonts w:ascii="Consolas" w:eastAsia="Times New Roman" w:hAnsi="Consolas" w:cs="Times New Roman"/>
           <w:color w:val="FF79C6"/>
           <w:sz w:val="21"/>
           <w:szCs w:val="21"/>
-          <w:lang w:eastAsia="es-CO"/>
+          <w:lang w:val="en-US" w:eastAsia="es-CO"/>
         </w:rPr>
         <w:t>return</w:t>
       </w:r>
-      <w:r>
-        <w:rPr>
-          <w:rFonts w:ascii="Consolas" w:eastAsia="Times New Roman" w:hAnsi="Consolas" w:cs="Times New Roman"/>
-          <w:color w:val="DAD6DA"/>
-          <w:sz w:val="21"/>
-          <w:szCs w:val="21"/>
-          <w:lang w:eastAsia="es-CO"/>
+      <w:proofErr w:type="gramEnd"/>
+      <w:r>
+        <w:rPr>
+          <w:rFonts w:ascii="Consolas" w:eastAsia="Times New Roman" w:hAnsi="Consolas" w:cs="Times New Roman"/>
+          <w:color w:val="DAD6DA"/>
+          <w:sz w:val="21"/>
+          <w:szCs w:val="21"/>
+          <w:lang w:val="en-US" w:eastAsia="es-CO"/>
         </w:rPr>
         <w:t xml:space="preserve"> </w:t>
       </w:r>
@@ -6740,20 +6716,59 @@
           <w:color w:val="F1FA8C"/>
           <w:sz w:val="21"/>
           <w:szCs w:val="21"/>
-          <w:lang w:eastAsia="es-CO"/>
-        </w:rPr>
-        <w:t>`</w:t>
-      </w:r>
-      <w:proofErr w:type="gramStart"/>
+          <w:lang w:val="en-US" w:eastAsia="es-CO"/>
+        </w:rPr>
+        <w:t>`jdbc:postgresql://</w:t>
+      </w:r>
+      <w:r>
+        <w:rPr>
+          <w:rFonts w:ascii="Consolas" w:eastAsia="Times New Roman" w:hAnsi="Consolas" w:cs="Times New Roman"/>
+          <w:color w:val="FF79C6"/>
+          <w:sz w:val="21"/>
+          <w:szCs w:val="21"/>
+          <w:lang w:val="en-US" w:eastAsia="es-CO"/>
+        </w:rPr>
+        <w:t>${</w:t>
+      </w:r>
+      <w:r>
+        <w:rPr>
+          <w:rFonts w:ascii="Consolas" w:eastAsia="Times New Roman" w:hAnsi="Consolas" w:cs="Times New Roman"/>
+          <w:color w:val="BD93F9"/>
+          <w:sz w:val="21"/>
+          <w:szCs w:val="21"/>
+          <w:lang w:val="en-US" w:eastAsia="es-CO"/>
+        </w:rPr>
+        <w:t>c</w:t>
+      </w:r>
+      <w:r>
+        <w:rPr>
+          <w:rFonts w:ascii="Consolas" w:eastAsia="Times New Roman" w:hAnsi="Consolas" w:cs="Times New Roman"/>
+          <w:color w:val="F8F8F2"/>
+          <w:sz w:val="21"/>
+          <w:szCs w:val="21"/>
+          <w:lang w:val="en-US" w:eastAsia="es-CO"/>
+        </w:rPr>
+        <w:t>.dbHost</w:t>
+      </w:r>
+      <w:r>
+        <w:rPr>
+          <w:rFonts w:ascii="Consolas" w:eastAsia="Times New Roman" w:hAnsi="Consolas" w:cs="Times New Roman"/>
+          <w:color w:val="FF79C6"/>
+          <w:sz w:val="21"/>
+          <w:szCs w:val="21"/>
+          <w:lang w:val="en-US" w:eastAsia="es-CO"/>
+        </w:rPr>
+        <w:t>}</w:t>
+      </w:r>
       <w:r>
         <w:rPr>
           <w:rFonts w:ascii="Consolas" w:eastAsia="Times New Roman" w:hAnsi="Consolas" w:cs="Times New Roman"/>
           <w:color w:val="F1FA8C"/>
           <w:sz w:val="21"/>
           <w:szCs w:val="21"/>
-          <w:lang w:eastAsia="es-CO"/>
-        </w:rPr>
-        <w:t>jdbc:postgresql://</w:t>
+          <w:lang w:val="en-US" w:eastAsia="es-CO"/>
+        </w:rPr>
+        <w:t>:</w:t>
       </w:r>
       <w:r>
         <w:rPr>
@@ -6761,48 +6776,37 @@
           <w:color w:val="FF79C6"/>
           <w:sz w:val="21"/>
           <w:szCs w:val="21"/>
-          <w:lang w:eastAsia="es-CO"/>
-        </w:rPr>
-        <w:t>$</w:t>
-      </w:r>
-      <w:proofErr w:type="gramEnd"/>
+          <w:lang w:val="en-US" w:eastAsia="es-CO"/>
+        </w:rPr>
+        <w:t>${</w:t>
+      </w:r>
+      <w:r>
+        <w:rPr>
+          <w:rFonts w:ascii="Consolas" w:eastAsia="Times New Roman" w:hAnsi="Consolas" w:cs="Times New Roman"/>
+          <w:color w:val="BD93F9"/>
+          <w:sz w:val="21"/>
+          <w:szCs w:val="21"/>
+          <w:lang w:val="en-US" w:eastAsia="es-CO"/>
+        </w:rPr>
+        <w:t>c</w:t>
+      </w:r>
+      <w:r>
+        <w:rPr>
+          <w:rFonts w:ascii="Consolas" w:eastAsia="Times New Roman" w:hAnsi="Consolas" w:cs="Times New Roman"/>
+          <w:color w:val="F8F8F2"/>
+          <w:sz w:val="21"/>
+          <w:szCs w:val="21"/>
+          <w:lang w:val="en-US" w:eastAsia="es-CO"/>
+        </w:rPr>
+        <w:t>.dbPort</w:t>
+      </w:r>
       <w:r>
         <w:rPr>
           <w:rFonts w:ascii="Consolas" w:eastAsia="Times New Roman" w:hAnsi="Consolas" w:cs="Times New Roman"/>
           <w:color w:val="FF79C6"/>
           <w:sz w:val="21"/>
           <w:szCs w:val="21"/>
-          <w:lang w:eastAsia="es-CO"/>
-        </w:rPr>
-        <w:t>{</w:t>
-      </w:r>
-      <w:r>
-        <w:rPr>
-          <w:rFonts w:ascii="Consolas" w:eastAsia="Times New Roman" w:hAnsi="Consolas" w:cs="Times New Roman"/>
-          <w:color w:val="BD93F9"/>
-          <w:sz w:val="21"/>
-          <w:szCs w:val="21"/>
-          <w:lang w:eastAsia="es-CO"/>
-        </w:rPr>
-        <w:t>c</w:t>
-      </w:r>
-      <w:r>
-        <w:rPr>
-          <w:rFonts w:ascii="Consolas" w:eastAsia="Times New Roman" w:hAnsi="Consolas" w:cs="Times New Roman"/>
-          <w:color w:val="F8F8F2"/>
-          <w:sz w:val="21"/>
-          <w:szCs w:val="21"/>
-          <w:lang w:eastAsia="es-CO"/>
-        </w:rPr>
-        <w:t>.dbHost</w:t>
-      </w:r>
-      <w:r>
-        <w:rPr>
-          <w:rFonts w:ascii="Consolas" w:eastAsia="Times New Roman" w:hAnsi="Consolas" w:cs="Times New Roman"/>
-          <w:color w:val="FF79C6"/>
-          <w:sz w:val="21"/>
-          <w:szCs w:val="21"/>
-          <w:lang w:eastAsia="es-CO"/>
+          <w:lang w:val="en-US" w:eastAsia="es-CO"/>
         </w:rPr>
         <w:t>}</w:t>
       </w:r>
@@ -6812,57 +6816,7 @@
           <w:color w:val="F1FA8C"/>
           <w:sz w:val="21"/>
           <w:szCs w:val="21"/>
-          <w:lang w:eastAsia="es-CO"/>
-        </w:rPr>
-        <w:t>:</w:t>
-      </w:r>
-      <w:r>
-        <w:rPr>
-          <w:rFonts w:ascii="Consolas" w:eastAsia="Times New Roman" w:hAnsi="Consolas" w:cs="Times New Roman"/>
-          <w:color w:val="FF79C6"/>
-          <w:sz w:val="21"/>
-          <w:szCs w:val="21"/>
-          <w:lang w:eastAsia="es-CO"/>
-        </w:rPr>
-        <w:t>${</w:t>
-      </w:r>
-      <w:r>
-        <w:rPr>
-          <w:rFonts w:ascii="Consolas" w:eastAsia="Times New Roman" w:hAnsi="Consolas" w:cs="Times New Roman"/>
-          <w:color w:val="BD93F9"/>
-          <w:sz w:val="21"/>
-          <w:szCs w:val="21"/>
-          <w:lang w:eastAsia="es-CO"/>
-        </w:rPr>
-        <w:t>c</w:t>
-      </w:r>
-      <w:r>
-        <w:rPr>
-          <w:rFonts w:ascii="Consolas" w:eastAsia="Times New Roman" w:hAnsi="Consolas" w:cs="Times New Roman"/>
-          <w:color w:val="F8F8F2"/>
-          <w:sz w:val="21"/>
-          <w:szCs w:val="21"/>
-          <w:lang w:eastAsia="es-CO"/>
-        </w:rPr>
-        <w:t>.dbPort</w:t>
-      </w:r>
-      <w:r>
-        <w:rPr>
-          <w:rFonts w:ascii="Consolas" w:eastAsia="Times New Roman" w:hAnsi="Consolas" w:cs="Times New Roman"/>
-          <w:color w:val="FF79C6"/>
-          <w:sz w:val="21"/>
-          <w:szCs w:val="21"/>
-          <w:lang w:eastAsia="es-CO"/>
-        </w:rPr>
-        <w:t>}</w:t>
-      </w:r>
-      <w:r>
-        <w:rPr>
-          <w:rFonts w:ascii="Consolas" w:eastAsia="Times New Roman" w:hAnsi="Consolas" w:cs="Times New Roman"/>
-          <w:color w:val="F1FA8C"/>
-          <w:sz w:val="21"/>
-          <w:szCs w:val="21"/>
-          <w:lang w:eastAsia="es-CO"/>
+          <w:lang w:val="en-US" w:eastAsia="es-CO"/>
         </w:rPr>
         <w:t>/sistema_votacion`</w:t>
       </w:r>
@@ -6872,7 +6826,7 @@
           <w:color w:val="DAD6DA"/>
           <w:sz w:val="21"/>
           <w:szCs w:val="21"/>
-          <w:lang w:eastAsia="es-CO"/>
+          <w:lang w:val="en-US" w:eastAsia="es-CO"/>
         </w:rPr>
         <w:t>;</w:t>
       </w:r>
@@ -6895,9 +6849,19 @@
           <w:color w:val="DAD6DA"/>
           <w:sz w:val="21"/>
           <w:szCs w:val="21"/>
-          <w:lang w:eastAsia="es-CO"/>
-        </w:rPr>
-        <w:t>  }</w:t>
+          <w:lang w:val="en-US" w:eastAsia="es-CO"/>
+        </w:rPr>
+        <w:t xml:space="preserve">  </w:t>
+      </w:r>
+      <w:r>
+        <w:rPr>
+          <w:rFonts w:ascii="Consolas" w:eastAsia="Times New Roman" w:hAnsi="Consolas" w:cs="Times New Roman"/>
+          <w:color w:val="DAD6DA"/>
+          <w:sz w:val="21"/>
+          <w:szCs w:val="21"/>
+          <w:lang w:eastAsia="es-CO"/>
+        </w:rPr>
+        <w:t>}</w:t>
       </w:r>
     </w:p>
     <w:p>
@@ -17539,7 +17503,7 @@
           <w:lang w:val="es-ES"/>
         </w:rPr>
       </w:pPr>
-      <w:bookmarkStart w:id="3" w:name="_Toc240113605"/>
+      <w:bookmarkStart w:id="2" w:name="_Toc240113605"/>
       <w:r>
         <w:rPr>
           <w:rFonts w:ascii="Times New Roman" w:hAnsi="Times New Roman" w:cs="Times New Roman"/>
@@ -17563,7 +17527,7 @@
         </w:rPr>
         <w:t>04/09:</w:t>
       </w:r>
-      <w:bookmarkEnd w:id="3"/>
+      <w:bookmarkEnd w:id="2"/>
     </w:p>
     <w:p>
       <w:pPr>
@@ -17795,7 +17759,7 @@
           <w:lang w:val="en-US" w:eastAsia="es-ES"/>
         </w:rPr>
       </w:pPr>
-      <w:bookmarkStart w:id="4" w:name="_Hlk239450682"/>
+      <w:bookmarkStart w:id="3" w:name="_Hlk239450682"/>
       <w:proofErr w:type="gramStart"/>
       <w:r>
         <w:rPr>
@@ -18319,7 +18283,7 @@
         <w:t>Problema identificado</w:t>
       </w:r>
     </w:p>
-    <w:bookmarkEnd w:id="4"/>
+    <w:bookmarkEnd w:id="3"/>
     <w:p>
       <w:pPr>
         <w:spacing w:line="360" w:lineRule="auto"/>
@@ -20154,14 +20118,27 @@
       <w:r>
         <w:t xml:space="preserve">Ilustración </w:t>
       </w:r>
-      <w:fldSimple w:instr=" SEQ Ilustración \* ARABIC ">
-        <w:r>
-          <w:rPr>
-            <w:noProof/>
-          </w:rPr>
-          <w:t>1</w:t>
-        </w:r>
-      </w:fldSimple>
+      <w:r>
+        <w:fldChar w:fldCharType="begin"/>
+      </w:r>
+      <w:r>
+        <w:instrText xml:space="preserve"> SEQ Ilustración \* ARABIC </w:instrText>
+      </w:r>
+      <w:r>
+        <w:fldChar w:fldCharType="separate"/>
+      </w:r>
+      <w:r>
+        <w:rPr>
+          <w:noProof/>
+        </w:rPr>
+        <w:t>1</w:t>
+      </w:r>
+      <w:r>
+        <w:rPr>
+          <w:noProof/>
+        </w:rPr>
+        <w:fldChar w:fldCharType="end"/>
+      </w:r>
       <w:r>
         <w:t xml:space="preserve"> </w:t>
       </w:r>
@@ -20228,14 +20205,27 @@
       <w:r>
         <w:t xml:space="preserve">Ilustración </w:t>
       </w:r>
-      <w:fldSimple w:instr=" SEQ Ilustración \* ARABIC ">
-        <w:r>
-          <w:rPr>
-            <w:noProof/>
-          </w:rPr>
-          <w:t>2</w:t>
-        </w:r>
-      </w:fldSimple>
+      <w:r>
+        <w:fldChar w:fldCharType="begin"/>
+      </w:r>
+      <w:r>
+        <w:instrText xml:space="preserve"> SEQ Ilustración \* ARABIC </w:instrText>
+      </w:r>
+      <w:r>
+        <w:fldChar w:fldCharType="separate"/>
+      </w:r>
+      <w:r>
+        <w:rPr>
+          <w:noProof/>
+        </w:rPr>
+        <w:t>2</w:t>
+      </w:r>
+      <w:r>
+        <w:rPr>
+          <w:noProof/>
+        </w:rPr>
+        <w:fldChar w:fldCharType="end"/>
+      </w:r>
       <w:r>
         <w:t xml:space="preserve"> </w:t>
       </w:r>
@@ -20312,14 +20302,27 @@
       <w:r>
         <w:t xml:space="preserve">Ilustración </w:t>
       </w:r>
-      <w:fldSimple w:instr=" SEQ Ilustración \* ARABIC ">
-        <w:r>
-          <w:rPr>
-            <w:noProof/>
-          </w:rPr>
-          <w:t>3</w:t>
-        </w:r>
-      </w:fldSimple>
+      <w:r>
+        <w:fldChar w:fldCharType="begin"/>
+      </w:r>
+      <w:r>
+        <w:instrText xml:space="preserve"> SEQ Ilustración \* ARABIC </w:instrText>
+      </w:r>
+      <w:r>
+        <w:fldChar w:fldCharType="separate"/>
+      </w:r>
+      <w:r>
+        <w:rPr>
+          <w:noProof/>
+        </w:rPr>
+        <w:t>3</w:t>
+      </w:r>
+      <w:r>
+        <w:rPr>
+          <w:noProof/>
+        </w:rPr>
+        <w:fldChar w:fldCharType="end"/>
+      </w:r>
       <w:r>
         <w:t xml:space="preserve"> </w:t>
       </w:r>
@@ -20385,14 +20388,27 @@
       <w:r>
         <w:t xml:space="preserve">Ilustración </w:t>
       </w:r>
-      <w:fldSimple w:instr=" SEQ Ilustración \* ARABIC ">
-        <w:r>
-          <w:rPr>
-            <w:noProof/>
-          </w:rPr>
-          <w:t>4</w:t>
-        </w:r>
-      </w:fldSimple>
+      <w:r>
+        <w:fldChar w:fldCharType="begin"/>
+      </w:r>
+      <w:r>
+        <w:instrText xml:space="preserve"> SEQ Ilustración \* ARABIC </w:instrText>
+      </w:r>
+      <w:r>
+        <w:fldChar w:fldCharType="separate"/>
+      </w:r>
+      <w:r>
+        <w:rPr>
+          <w:noProof/>
+        </w:rPr>
+        <w:t>4</w:t>
+      </w:r>
+      <w:r>
+        <w:rPr>
+          <w:noProof/>
+        </w:rPr>
+        <w:fldChar w:fldCharType="end"/>
+      </w:r>
       <w:r>
         <w:t xml:space="preserve"> </w:t>
       </w:r>
@@ -20421,7 +20437,7 @@
           <w:lang w:val="es-ES"/>
         </w:rPr>
       </w:pPr>
-      <w:bookmarkStart w:id="5" w:name="_Toc240113606"/>
+      <w:bookmarkStart w:id="4" w:name="_Toc240113606"/>
       <w:r>
         <w:rPr>
           <w:rFonts w:ascii="Times New Roman" w:hAnsi="Times New Roman" w:cs="Times New Roman"/>
@@ -20445,7 +20461,7 @@
         </w:rPr>
         <w:t xml:space="preserve"> 12/09</w:t>
       </w:r>
-      <w:bookmarkEnd w:id="5"/>
+      <w:bookmarkEnd w:id="4"/>
     </w:p>
     <w:p>
       <w:pPr>
@@ -21125,22 +21141,23 @@
           <w:rFonts w:ascii="Times New Roman" w:hAnsi="Times New Roman" w:cs="Times New Roman"/>
           <w:sz w:val="24"/>
           <w:szCs w:val="24"/>
-        </w:rPr>
-      </w:pPr>
-      <w:r>
-        <w:rPr>
-          <w:rFonts w:ascii="Times New Roman" w:hAnsi="Times New Roman" w:cs="Times New Roman"/>
-          <w:noProof/>
-          <w:sz w:val="24"/>
-          <w:szCs w:val="24"/>
-          <w:lang w:eastAsia="es-CO"/>
+          <w:lang w:val="es-ES"/>
+        </w:rPr>
+      </w:pPr>
+      <w:bookmarkStart w:id="5" w:name="_GoBack"/>
+      <w:r>
+        <w:rPr>
+          <w:rFonts w:ascii="Times New Roman" w:hAnsi="Times New Roman" w:cs="Times New Roman"/>
+          <w:sz w:val="24"/>
+          <w:szCs w:val="24"/>
+          <w:lang w:val="es-ES"/>
         </w:rPr>
         <w:lastRenderedPageBreak/>
         <w:drawing>
-          <wp:inline distT="0" distB="0" distL="0" distR="0" wp14:anchorId="50EC42B2" wp14:editId="4BEAB6C7">
-            <wp:extent cx="5612130" cy="2360295"/>
+          <wp:inline distT="0" distB="0" distL="0" distR="0" wp14:anchorId="4B873FE9" wp14:editId="075B4F8A">
+            <wp:extent cx="6024951" cy="1714500"/>
             <wp:effectExtent l="0" t="0" r="0" b="0"/>
-            <wp:docPr id="1672577985" name="Imagen 2"/>
+            <wp:docPr id="5" name="Imagen 5"/>
             <wp:cNvGraphicFramePr>
               <a:graphicFrameLocks xmlns:a="http://schemas.openxmlformats.org/drawingml/2006/main" noChangeAspect="1"/>
             </wp:cNvGraphicFramePr>
@@ -21148,36 +21165,23 @@
               <a:graphicData uri="http://schemas.openxmlformats.org/drawingml/2006/picture">
                 <pic:pic xmlns:pic="http://schemas.openxmlformats.org/drawingml/2006/picture">
                   <pic:nvPicPr>
-                    <pic:cNvPr id="0" name="Picture 6"/>
-                    <pic:cNvPicPr>
-                      <a:picLocks noChangeAspect="1" noChangeArrowheads="1"/>
-                    </pic:cNvPicPr>
+                    <pic:cNvPr id="1" name=""/>
+                    <pic:cNvPicPr/>
                   </pic:nvPicPr>
                   <pic:blipFill>
-                    <a:blip r:embed="rId12" cstate="print">
-                      <a:extLst>
-                        <a:ext uri="{28A0092B-C50C-407E-A947-70E740481C1C}">
-                          <a14:useLocalDpi xmlns:a14="http://schemas.microsoft.com/office/drawing/2010/main" val="0"/>
-                        </a:ext>
-                      </a:extLst>
-                    </a:blip>
-                    <a:srcRect/>
+                    <a:blip r:embed="rId12"/>
                     <a:stretch>
                       <a:fillRect/>
                     </a:stretch>
                   </pic:blipFill>
-                  <pic:spPr bwMode="auto">
+                  <pic:spPr>
                     <a:xfrm>
                       <a:off x="0" y="0"/>
-                      <a:ext cx="5612130" cy="2360295"/>
+                      <a:ext cx="6034071" cy="1717095"/>
                     </a:xfrm>
                     <a:prstGeom prst="rect">
                       <a:avLst/>
                     </a:prstGeom>
-                    <a:noFill/>
-                    <a:ln>
-                      <a:noFill/>
-                    </a:ln>
                   </pic:spPr>
                 </pic:pic>
               </a:graphicData>
@@ -21185,6 +21189,7 @@
           </wp:inline>
         </w:drawing>
       </w:r>
+      <w:bookmarkEnd w:id="5"/>
     </w:p>
     <w:p>
       <w:pPr>
@@ -21522,7 +21527,6 @@
           <w:szCs w:val="24"/>
           <w:lang w:val="es-ES"/>
         </w:rPr>
-        <w:lastRenderedPageBreak/>
         <w:t>El Director (ConfiguradorEleccionEstandar) depende de la abstracción EleccionBuilder, no de la implementación concreta EleccionBuilderEstandar. Esto se comprobó mediante una prueba automatizada que reemplaza el Concrete Builder por un builder alternativo que cumple la misma interfaz, sin que el Director requiera ningún cambio.</w:t>
       </w:r>
     </w:p>
@@ -22169,7 +22173,6 @@
           <w:szCs w:val="24"/>
           <w:lang w:eastAsia="es-CO"/>
         </w:rPr>
-        <w:lastRenderedPageBreak/>
         <w:drawing>
           <wp:inline distT="0" distB="0" distL="0" distR="0" wp14:anchorId="0DCD9EF0" wp14:editId="310C8C11">
             <wp:extent cx="5612130" cy="3678555"/>
@@ -26819,7 +26822,7 @@
 </file>
 
 <file path=customXml/itemProps1.xml><?xml version="1.0" encoding="utf-8"?>
-<ds:datastoreItem xmlns:ds="http://schemas.openxmlformats.org/officeDocument/2006/customXml" ds:itemID="{923C455B-6B4E-41B0-9D12-86076C45507A}">
+<ds:datastoreItem xmlns:ds="http://schemas.openxmlformats.org/officeDocument/2006/customXml" ds:itemID="{E27AFB45-AB32-4C64-9CDB-48DAD05CC793}">
   <ds:schemaRefs>
     <ds:schemaRef ds:uri="http://schemas.openxmlformats.org/officeDocument/2006/bibliography"/>
   </ds:schemaRefs>

--- a/PATRONES DE SOFTWARE PLATAFORMA DE VOTACIÓN ELECTRONICA.docx
+++ b/PATRONES DE SOFTWARE PLATAFORMA DE VOTACIÓN ELECTRONICA.docx
@@ -1,6 +1,6 @@
 
 <file path=word/document.xml><?xml version="1.0" encoding="utf-8"?>
-<w:document xmlns:wpc="http://schemas.microsoft.com/office/word/2010/wordprocessingCanvas" xmlns:cx="http://schemas.microsoft.com/office/drawing/2014/chartex" xmlns:cx1="http://schemas.microsoft.com/office/drawing/2015/9/8/chartex" xmlns:mc="http://schemas.openxmlformats.org/markup-compatibility/2006" xmlns:o="urn:schemas-microsoft-com:office:office" xmlns:r="http://schemas.openxmlformats.org/officeDocument/2006/relationships" xmlns:m="http://schemas.openxmlformats.org/officeDocument/2006/math" xmlns:v="urn:schemas-microsoft-com:vml" xmlns:wp14="http://schemas.microsoft.com/office/word/2010/wordprocessingDrawing" xmlns:wp="http://schemas.openxmlformats.org/drawingml/2006/wordprocessingDrawing" xmlns:w10="urn:schemas-microsoft-com:office:word" xmlns:w="http://schemas.openxmlformats.org/wordprocessingml/2006/main" xmlns:w14="http://schemas.microsoft.com/office/word/2010/wordml" xmlns:w15="http://schemas.microsoft.com/office/word/2012/wordml" xmlns:w16se="http://schemas.microsoft.com/office/word/2015/wordml/symex" xmlns:wpg="http://schemas.microsoft.com/office/word/2010/wordprocessingGroup" xmlns:wpi="http://schemas.microsoft.com/office/word/2010/wordprocessingInk" xmlns:wne="http://schemas.microsoft.com/office/word/2006/wordml" xmlns:wps="http://schemas.microsoft.com/office/word/2010/wordprocessingShape" mc:Ignorable="w14 w15 w16se wp14">
+<w:document xmlns:wpc="http://schemas.microsoft.com/office/word/2010/wordprocessingCanvas" xmlns:cx="http://schemas.microsoft.com/office/drawing/2014/chartex" xmlns:cx1="http://schemas.microsoft.com/office/drawing/2015/9/8/chartex" xmlns:cx2="http://schemas.microsoft.com/office/drawing/2015/10/21/chartex" xmlns:cx3="http://schemas.microsoft.com/office/drawing/2016/5/9/chartex" xmlns:cx4="http://schemas.microsoft.com/office/drawing/2016/5/10/chartex" xmlns:cx5="http://schemas.microsoft.com/office/drawing/2016/5/11/chartex" xmlns:cx6="http://schemas.microsoft.com/office/drawing/2016/5/12/chartex" xmlns:cx7="http://schemas.microsoft.com/office/drawing/2016/5/13/chartex" xmlns:cx8="http://schemas.microsoft.com/office/drawing/2016/5/14/chartex" xmlns:mc="http://schemas.openxmlformats.org/markup-compatibility/2006" xmlns:aink="http://schemas.microsoft.com/office/drawing/2016/ink" xmlns:am3d="http://schemas.microsoft.com/office/drawing/2017/model3d" xmlns:o="urn:schemas-microsoft-com:office:office" xmlns:oel="http://schemas.microsoft.com/office/2019/extlst" xmlns:r="http://schemas.openxmlformats.org/officeDocument/2006/relationships" xmlns:m="http://schemas.openxmlformats.org/officeDocument/2006/math" xmlns:v="urn:schemas-microsoft-com:vml" xmlns:wp14="http://schemas.microsoft.com/office/word/2010/wordprocessingDrawing" xmlns:wp="http://schemas.openxmlformats.org/drawingml/2006/wordprocessingDrawing" xmlns:w10="urn:schemas-microsoft-com:office:word" xmlns:w="http://schemas.openxmlformats.org/wordprocessingml/2006/main" xmlns:w14="http://schemas.microsoft.com/office/word/2010/wordml" xmlns:w15="http://schemas.microsoft.com/office/word/2012/wordml" xmlns:w16cex="http://schemas.microsoft.com/office/word/2018/wordml/cex" xmlns:w16cid="http://schemas.microsoft.com/office/word/2016/wordml/cid" xmlns:w16="http://schemas.microsoft.com/office/word/2018/wordml" xmlns:w16du="http://schemas.microsoft.com/office/word/2023/wordml/word16du" xmlns:w16sdtdh="http://schemas.microsoft.com/office/word/2020/wordml/sdtdatahash" xmlns:w16sdtfl="http://schemas.microsoft.com/office/word/2024/wordml/sdtformatlock" xmlns:w16se="http://schemas.microsoft.com/office/word/2015/wordml/symex" xmlns:wpg="http://schemas.microsoft.com/office/word/2010/wordprocessingGroup" xmlns:wpi="http://schemas.microsoft.com/office/word/2010/wordprocessingInk" xmlns:wne="http://schemas.microsoft.com/office/word/2006/wordml" xmlns:wps="http://schemas.microsoft.com/office/word/2010/wordprocessingShape" mc:Ignorable="w14 w15 w16se w16cid w16 w16cex w16sdtdh w16sdtfl w16du wp14">
   <w:body>
     <w:p>
       <w:pPr>
@@ -12,8 +12,6 @@
           <w:lang w:val="es-ES"/>
         </w:rPr>
       </w:pPr>
-      <w:bookmarkStart w:id="0" w:name="_GoBack"/>
-      <w:bookmarkEnd w:id="0"/>
       <w:r>
         <w:rPr>
           <w:rFonts w:ascii="Times New Roman" w:hAnsi="Times New Roman" w:cs="Times New Roman"/>
@@ -809,7 +807,7 @@
           <w:lang w:val="es-ES"/>
         </w:rPr>
       </w:pPr>
-      <w:bookmarkStart w:id="1" w:name="_Toc240113603"/>
+      <w:bookmarkStart w:id="0" w:name="_Toc240113603"/>
       <w:r>
         <w:rPr>
           <w:rFonts w:ascii="Times New Roman" w:hAnsi="Times New Roman" w:cs="Times New Roman"/>
@@ -845,7 +843,7 @@
         </w:rPr>
         <w:t xml:space="preserve"> 15/08:</w:t>
       </w:r>
-      <w:bookmarkEnd w:id="1"/>
+      <w:bookmarkEnd w:id="0"/>
     </w:p>
     <w:p>
       <w:pPr>
@@ -1285,7 +1283,7 @@
           <w:lang w:val="es-ES"/>
         </w:rPr>
       </w:pPr>
-      <w:bookmarkStart w:id="2" w:name="_Toc240113604"/>
+      <w:bookmarkStart w:id="1" w:name="_Toc240113604"/>
       <w:r>
         <w:rPr>
           <w:rFonts w:ascii="Times New Roman" w:hAnsi="Times New Roman" w:cs="Times New Roman"/>
@@ -1308,7 +1306,7 @@
         </w:rPr>
         <w:t>22/08:</w:t>
       </w:r>
-      <w:bookmarkEnd w:id="2"/>
+      <w:bookmarkEnd w:id="1"/>
       <w:r>
         <w:rPr>
           <w:rFonts w:ascii="Times New Roman" w:hAnsi="Times New Roman" w:cs="Times New Roman"/>
@@ -1546,27 +1544,7 @@
           <w:sz w:val="24"/>
           <w:lang w:val="es-ES"/>
         </w:rPr>
-        <w:t>Un método estático público (</w:t>
-      </w:r>
-      <w:proofErr w:type="gramStart"/>
-      <w:r>
-        <w:rPr>
-          <w:rFonts w:ascii="Times New Roman" w:hAnsi="Times New Roman" w:cs="Times New Roman"/>
-          <w:bCs/>
-          <w:sz w:val="24"/>
-          <w:lang w:val="es-ES"/>
-        </w:rPr>
-        <w:t>obtenerInstancia(</w:t>
-      </w:r>
-      <w:proofErr w:type="gramEnd"/>
-      <w:r>
-        <w:rPr>
-          <w:rFonts w:ascii="Times New Roman" w:hAnsi="Times New Roman" w:cs="Times New Roman"/>
-          <w:bCs/>
-          <w:sz w:val="24"/>
-          <w:lang w:val="es-ES"/>
-        </w:rPr>
-        <w:t>)) que actúa como la única puerta de entrada permitida (aplicando lazy initialization).</w:t>
+        <w:t>Un método estático público (obtenerInstancia()) que actúa como la única puerta de entrada permitida (aplicando lazy initialization).</w:t>
       </w:r>
     </w:p>
     <w:p>
@@ -2137,7 +2115,6 @@
         </w:rPr>
         <w:t xml:space="preserve">  </w:t>
       </w:r>
-      <w:proofErr w:type="gramStart"/>
       <w:r>
         <w:rPr>
           <w:rFonts w:ascii="Consolas" w:eastAsia="Times New Roman" w:hAnsi="Consolas" w:cs="Times New Roman"/>
@@ -2156,18 +2133,7 @@
           <w:szCs w:val="21"/>
           <w:lang w:eastAsia="es-CO"/>
         </w:rPr>
-        <w:t>(</w:t>
-      </w:r>
-      <w:proofErr w:type="gramEnd"/>
-      <w:r>
-        <w:rPr>
-          <w:rFonts w:ascii="Consolas" w:eastAsia="Times New Roman" w:hAnsi="Consolas" w:cs="Times New Roman"/>
-          <w:color w:val="DAD6DA"/>
-          <w:sz w:val="21"/>
-          <w:szCs w:val="21"/>
-          <w:lang w:eastAsia="es-CO"/>
-        </w:rPr>
-        <w:t>) {</w:t>
+        <w:t>() {</w:t>
       </w:r>
     </w:p>
     <w:p>
@@ -2288,7 +2254,6 @@
         </w:rPr>
         <w:t>(</w:t>
       </w:r>
-      <w:proofErr w:type="gramStart"/>
       <w:r>
         <w:rPr>
           <w:rFonts w:ascii="Consolas" w:eastAsia="Times New Roman" w:hAnsi="Consolas" w:cs="Times New Roman"/>
@@ -2317,18 +2282,7 @@
           <w:szCs w:val="21"/>
           <w:lang w:eastAsia="es-CO"/>
         </w:rPr>
-        <w:t>#</w:t>
-      </w:r>
-      <w:proofErr w:type="gramEnd"/>
-      <w:r>
-        <w:rPr>
-          <w:rFonts w:ascii="Consolas" w:eastAsia="Times New Roman" w:hAnsi="Consolas" w:cs="Times New Roman"/>
-          <w:color w:val="F8F8F2"/>
-          <w:sz w:val="21"/>
-          <w:szCs w:val="21"/>
-          <w:lang w:eastAsia="es-CO"/>
-        </w:rPr>
-        <w:t>instancia)</w:t>
+        <w:t>#instancia)</w:t>
       </w:r>
       <w:r>
         <w:rPr>
@@ -2405,7 +2359,6 @@
         </w:rPr>
         <w:t xml:space="preserve"> </w:t>
       </w:r>
-      <w:proofErr w:type="gramStart"/>
       <w:r>
         <w:rPr>
           <w:rFonts w:ascii="Consolas" w:eastAsia="Times New Roman" w:hAnsi="Consolas" w:cs="Times New Roman"/>
@@ -2428,7 +2381,6 @@
         </w:rPr>
         <w:t>(</w:t>
       </w:r>
-      <w:proofErr w:type="gramEnd"/>
       <w:r>
         <w:rPr>
           <w:rFonts w:ascii="Consolas" w:eastAsia="Times New Roman" w:hAnsi="Consolas" w:cs="Times New Roman"/>
@@ -2617,7 +2569,6 @@
         </w:rPr>
         <w:t>this</w:t>
       </w:r>
-      <w:proofErr w:type="gramStart"/>
       <w:r>
         <w:rPr>
           <w:rFonts w:ascii="Consolas" w:eastAsia="Times New Roman" w:hAnsi="Consolas" w:cs="Times New Roman"/>
@@ -2636,18 +2587,7 @@
           <w:szCs w:val="21"/>
           <w:lang w:val="en-US" w:eastAsia="es-CO"/>
         </w:rPr>
-        <w:t>#</w:t>
-      </w:r>
-      <w:proofErr w:type="gramEnd"/>
-      <w:r>
-        <w:rPr>
-          <w:rFonts w:ascii="Consolas" w:eastAsia="Times New Roman" w:hAnsi="Consolas" w:cs="Times New Roman"/>
-          <w:color w:val="F8F8F2"/>
-          <w:sz w:val="21"/>
-          <w:szCs w:val="21"/>
-          <w:lang w:val="en-US" w:eastAsia="es-CO"/>
-        </w:rPr>
-        <w:t>config</w:t>
+        <w:t>#config</w:t>
       </w:r>
       <w:r>
         <w:rPr>
@@ -2702,7 +2642,6 @@
         </w:rPr>
         <w:t xml:space="preserve">      </w:t>
       </w:r>
-      <w:proofErr w:type="gramStart"/>
       <w:r>
         <w:rPr>
           <w:rFonts w:ascii="Consolas" w:eastAsia="Times New Roman" w:hAnsi="Consolas" w:cs="Times New Roman"/>
@@ -2713,7 +2652,6 @@
         </w:rPr>
         <w:t>dbHost</w:t>
       </w:r>
-      <w:proofErr w:type="gramEnd"/>
       <w:r>
         <w:rPr>
           <w:rFonts w:ascii="Consolas" w:eastAsia="Times New Roman" w:hAnsi="Consolas" w:cs="Times New Roman"/>
@@ -2817,7 +2755,6 @@
         </w:rPr>
         <w:t xml:space="preserve">      </w:t>
       </w:r>
-      <w:proofErr w:type="gramStart"/>
       <w:r>
         <w:rPr>
           <w:rFonts w:ascii="Consolas" w:eastAsia="Times New Roman" w:hAnsi="Consolas" w:cs="Times New Roman"/>
@@ -2828,7 +2765,6 @@
         </w:rPr>
         <w:t>dbPort</w:t>
       </w:r>
-      <w:proofErr w:type="gramEnd"/>
       <w:r>
         <w:rPr>
           <w:rFonts w:ascii="Consolas" w:eastAsia="Times New Roman" w:hAnsi="Consolas" w:cs="Times New Roman"/>
@@ -3032,7 +2968,6 @@
         </w:rPr>
         <w:t xml:space="preserve">      </w:t>
       </w:r>
-      <w:proofErr w:type="gramStart"/>
       <w:r>
         <w:rPr>
           <w:rFonts w:ascii="Consolas" w:eastAsia="Times New Roman" w:hAnsi="Consolas" w:cs="Times New Roman"/>
@@ -3043,7 +2978,6 @@
         </w:rPr>
         <w:t>dbUser</w:t>
       </w:r>
-      <w:proofErr w:type="gramEnd"/>
       <w:r>
         <w:rPr>
           <w:rFonts w:ascii="Consolas" w:eastAsia="Times New Roman" w:hAnsi="Consolas" w:cs="Times New Roman"/>
@@ -3147,7 +3081,6 @@
         </w:rPr>
         <w:t xml:space="preserve">      </w:t>
       </w:r>
-      <w:proofErr w:type="gramStart"/>
       <w:r>
         <w:rPr>
           <w:rFonts w:ascii="Consolas" w:eastAsia="Times New Roman" w:hAnsi="Consolas" w:cs="Times New Roman"/>
@@ -3158,7 +3091,6 @@
         </w:rPr>
         <w:t>dbPass</w:t>
       </w:r>
-      <w:proofErr w:type="gramEnd"/>
       <w:r>
         <w:rPr>
           <w:rFonts w:ascii="Consolas" w:eastAsia="Times New Roman" w:hAnsi="Consolas" w:cs="Times New Roman"/>
@@ -3262,7 +3194,6 @@
         </w:rPr>
         <w:t xml:space="preserve">      </w:t>
       </w:r>
-      <w:proofErr w:type="gramStart"/>
       <w:r>
         <w:rPr>
           <w:rFonts w:ascii="Consolas" w:eastAsia="Times New Roman" w:hAnsi="Consolas" w:cs="Times New Roman"/>
@@ -3273,7 +3204,6 @@
         </w:rPr>
         <w:t>apiKey</w:t>
       </w:r>
-      <w:proofErr w:type="gramEnd"/>
       <w:r>
         <w:rPr>
           <w:rFonts w:ascii="Consolas" w:eastAsia="Times New Roman" w:hAnsi="Consolas" w:cs="Times New Roman"/>
@@ -3407,7 +3337,6 @@
         </w:rPr>
         <w:t xml:space="preserve"> </w:t>
       </w:r>
-      <w:proofErr w:type="gramStart"/>
       <w:r>
         <w:rPr>
           <w:rFonts w:ascii="Consolas" w:eastAsia="Times New Roman" w:hAnsi="Consolas" w:cs="Times New Roman"/>
@@ -3426,18 +3355,7 @@
           <w:szCs w:val="21"/>
           <w:lang w:eastAsia="es-CO"/>
         </w:rPr>
-        <w:t>(</w:t>
-      </w:r>
-      <w:proofErr w:type="gramEnd"/>
-      <w:r>
-        <w:rPr>
-          <w:rFonts w:ascii="Consolas" w:eastAsia="Times New Roman" w:hAnsi="Consolas" w:cs="Times New Roman"/>
-          <w:color w:val="F8F8F2"/>
-          <w:sz w:val="21"/>
-          <w:szCs w:val="21"/>
-          <w:lang w:eastAsia="es-CO"/>
-        </w:rPr>
-        <w:t>process</w:t>
+        <w:t>(process</w:t>
       </w:r>
       <w:r>
         <w:rPr>
@@ -3602,7 +3520,6 @@
         </w:rPr>
         <w:t xml:space="preserve">      </w:t>
       </w:r>
-      <w:proofErr w:type="gramStart"/>
       <w:r>
         <w:rPr>
           <w:rFonts w:ascii="Consolas" w:eastAsia="Times New Roman" w:hAnsi="Consolas" w:cs="Times New Roman"/>
@@ -3613,7 +3530,6 @@
         </w:rPr>
         <w:t>timeout</w:t>
       </w:r>
-      <w:proofErr w:type="gramEnd"/>
       <w:r>
         <w:rPr>
           <w:rFonts w:ascii="Consolas" w:eastAsia="Times New Roman" w:hAnsi="Consolas" w:cs="Times New Roman"/>
@@ -3817,7 +3733,6 @@
         </w:rPr>
         <w:t xml:space="preserve">      </w:t>
       </w:r>
-      <w:proofErr w:type="gramStart"/>
       <w:r>
         <w:rPr>
           <w:rFonts w:ascii="Consolas" w:eastAsia="Times New Roman" w:hAnsi="Consolas" w:cs="Times New Roman"/>
@@ -3828,7 +3743,6 @@
         </w:rPr>
         <w:t>smtpHost</w:t>
       </w:r>
-      <w:proofErr w:type="gramEnd"/>
       <w:r>
         <w:rPr>
           <w:rFonts w:ascii="Consolas" w:eastAsia="Times New Roman" w:hAnsi="Consolas" w:cs="Times New Roman"/>
@@ -3932,7 +3846,6 @@
         </w:rPr>
         <w:t xml:space="preserve">      </w:t>
       </w:r>
-      <w:proofErr w:type="gramStart"/>
       <w:r>
         <w:rPr>
           <w:rFonts w:ascii="Consolas" w:eastAsia="Times New Roman" w:hAnsi="Consolas" w:cs="Times New Roman"/>
@@ -3943,7 +3856,6 @@
         </w:rPr>
         <w:t>smtpPort</w:t>
       </w:r>
-      <w:proofErr w:type="gramEnd"/>
       <w:r>
         <w:rPr>
           <w:rFonts w:ascii="Consolas" w:eastAsia="Times New Roman" w:hAnsi="Consolas" w:cs="Times New Roman"/>
@@ -4147,7 +4059,6 @@
         </w:rPr>
         <w:t xml:space="preserve">      </w:t>
       </w:r>
-      <w:proofErr w:type="gramStart"/>
       <w:r>
         <w:rPr>
           <w:rFonts w:ascii="Consolas" w:eastAsia="Times New Roman" w:hAnsi="Consolas" w:cs="Times New Roman"/>
@@ -4158,7 +4069,6 @@
         </w:rPr>
         <w:t>smtpUser</w:t>
       </w:r>
-      <w:proofErr w:type="gramEnd"/>
       <w:r>
         <w:rPr>
           <w:rFonts w:ascii="Consolas" w:eastAsia="Times New Roman" w:hAnsi="Consolas" w:cs="Times New Roman"/>
@@ -4262,7 +4172,6 @@
         </w:rPr>
         <w:t xml:space="preserve">      </w:t>
       </w:r>
-      <w:proofErr w:type="gramStart"/>
       <w:r>
         <w:rPr>
           <w:rFonts w:ascii="Consolas" w:eastAsia="Times New Roman" w:hAnsi="Consolas" w:cs="Times New Roman"/>
@@ -4273,7 +4182,6 @@
         </w:rPr>
         <w:t>smtpPass</w:t>
       </w:r>
-      <w:proofErr w:type="gramEnd"/>
       <w:r>
         <w:rPr>
           <w:rFonts w:ascii="Consolas" w:eastAsia="Times New Roman" w:hAnsi="Consolas" w:cs="Times New Roman"/>
@@ -4423,7 +4331,6 @@
         </w:rPr>
         <w:t xml:space="preserve">    </w:t>
       </w:r>
-      <w:proofErr w:type="gramStart"/>
       <w:r>
         <w:rPr>
           <w:rFonts w:ascii="Consolas" w:eastAsia="Times New Roman" w:hAnsi="Consolas" w:cs="Times New Roman"/>
@@ -4454,18 +4361,7 @@
           <w:szCs w:val="21"/>
           <w:lang w:eastAsia="es-CO"/>
         </w:rPr>
-        <w:t>#</w:t>
-      </w:r>
-      <w:proofErr w:type="gramEnd"/>
-      <w:r>
-        <w:rPr>
-          <w:rFonts w:ascii="Consolas" w:eastAsia="Times New Roman" w:hAnsi="Consolas" w:cs="Times New Roman"/>
-          <w:color w:val="50FA7B"/>
-          <w:sz w:val="21"/>
-          <w:szCs w:val="21"/>
-          <w:lang w:eastAsia="es-CO"/>
-        </w:rPr>
-        <w:t>validarConfiguracionCritica</w:t>
+        <w:t>#validarConfiguracionCritica</w:t>
       </w:r>
       <w:r>
         <w:rPr>
@@ -4510,7 +4406,6 @@
         </w:rPr>
         <w:t xml:space="preserve">    </w:t>
       </w:r>
-      <w:proofErr w:type="gramStart"/>
       <w:r>
         <w:rPr>
           <w:rFonts w:ascii="Consolas" w:eastAsia="Times New Roman" w:hAnsi="Consolas" w:cs="Times New Roman"/>
@@ -4539,18 +4434,7 @@
           <w:szCs w:val="21"/>
           <w:lang w:eastAsia="es-CO"/>
         </w:rPr>
-        <w:t>#</w:t>
-      </w:r>
-      <w:proofErr w:type="gramEnd"/>
-      <w:r>
-        <w:rPr>
-          <w:rFonts w:ascii="Consolas" w:eastAsia="Times New Roman" w:hAnsi="Consolas" w:cs="Times New Roman"/>
-          <w:color w:val="F8F8F2"/>
-          <w:sz w:val="21"/>
-          <w:szCs w:val="21"/>
-          <w:lang w:eastAsia="es-CO"/>
-        </w:rPr>
-        <w:t>instancia</w:t>
+        <w:t>#instancia</w:t>
       </w:r>
       <w:r>
         <w:rPr>
@@ -4663,7 +4547,6 @@
         </w:rPr>
         <w:t>  #</w:t>
       </w:r>
-      <w:proofErr w:type="gramStart"/>
       <w:r>
         <w:rPr>
           <w:rFonts w:ascii="Consolas" w:eastAsia="Times New Roman" w:hAnsi="Consolas" w:cs="Times New Roman"/>
@@ -4682,18 +4565,7 @@
           <w:szCs w:val="21"/>
           <w:lang w:eastAsia="es-CO"/>
         </w:rPr>
-        <w:t>(</w:t>
-      </w:r>
-      <w:proofErr w:type="gramEnd"/>
-      <w:r>
-        <w:rPr>
-          <w:rFonts w:ascii="Consolas" w:eastAsia="Times New Roman" w:hAnsi="Consolas" w:cs="Times New Roman"/>
-          <w:color w:val="DAD6DA"/>
-          <w:sz w:val="21"/>
-          <w:szCs w:val="21"/>
-          <w:lang w:eastAsia="es-CO"/>
-        </w:rPr>
-        <w:t>) {</w:t>
+        <w:t>() {</w:t>
       </w:r>
     </w:p>
     <w:p>
@@ -4784,7 +4656,6 @@
         </w:rPr>
         <w:t xml:space="preserve">    </w:t>
       </w:r>
-      <w:proofErr w:type="gramStart"/>
       <w:r>
         <w:rPr>
           <w:rFonts w:ascii="Consolas" w:eastAsia="Times New Roman" w:hAnsi="Consolas" w:cs="Times New Roman"/>
@@ -4795,7 +4666,6 @@
         </w:rPr>
         <w:t>const</w:t>
       </w:r>
-      <w:proofErr w:type="gramEnd"/>
       <w:r>
         <w:rPr>
           <w:rFonts w:ascii="Consolas" w:eastAsia="Times New Roman" w:hAnsi="Consolas" w:cs="Times New Roman"/>
@@ -5029,7 +4899,6 @@
         </w:rPr>
         <w:t xml:space="preserve">    </w:t>
       </w:r>
-      <w:proofErr w:type="gramStart"/>
       <w:r>
         <w:rPr>
           <w:rFonts w:ascii="Consolas" w:eastAsia="Times New Roman" w:hAnsi="Consolas" w:cs="Times New Roman"/>
@@ -5040,7 +4909,6 @@
         </w:rPr>
         <w:t>const</w:t>
       </w:r>
-      <w:proofErr w:type="gramEnd"/>
       <w:r>
         <w:rPr>
           <w:rFonts w:ascii="Consolas" w:eastAsia="Times New Roman" w:hAnsi="Consolas" w:cs="Times New Roman"/>
@@ -5300,7 +5168,6 @@
         </w:rPr>
         <w:t xml:space="preserve">    </w:t>
       </w:r>
-      <w:proofErr w:type="gramStart"/>
       <w:r>
         <w:rPr>
           <w:rFonts w:ascii="Consolas" w:eastAsia="Times New Roman" w:hAnsi="Consolas" w:cs="Times New Roman"/>
@@ -5311,7 +5178,6 @@
         </w:rPr>
         <w:t>if</w:t>
       </w:r>
-      <w:proofErr w:type="gramEnd"/>
       <w:r>
         <w:rPr>
           <w:rFonts w:ascii="Consolas" w:eastAsia="Times New Roman" w:hAnsi="Consolas" w:cs="Times New Roman"/>
@@ -5487,7 +5353,6 @@
         </w:rPr>
         <w:t xml:space="preserve"> </w:t>
       </w:r>
-      <w:proofErr w:type="gramStart"/>
       <w:r>
         <w:rPr>
           <w:rFonts w:ascii="Consolas" w:eastAsia="Times New Roman" w:hAnsi="Consolas" w:cs="Times New Roman"/>
@@ -5510,7 +5375,6 @@
         </w:rPr>
         <w:t>(</w:t>
       </w:r>
-      <w:proofErr w:type="gramEnd"/>
     </w:p>
     <w:p>
       <w:pPr>
@@ -5554,7 +5418,6 @@
         </w:rPr>
         <w:t>${</w:t>
       </w:r>
-      <w:proofErr w:type="gramStart"/>
       <w:r>
         <w:rPr>
           <w:rFonts w:ascii="Consolas" w:eastAsia="Times New Roman" w:hAnsi="Consolas" w:cs="Times New Roman"/>
@@ -5585,7 +5448,6 @@
         </w:rPr>
         <w:t>join</w:t>
       </w:r>
-      <w:proofErr w:type="gramEnd"/>
       <w:r>
         <w:rPr>
           <w:rFonts w:ascii="Consolas" w:eastAsia="Times New Roman" w:hAnsi="Consolas" w:cs="Times New Roman"/>
@@ -5900,7 +5762,6 @@
         </w:rPr>
         <w:t xml:space="preserve"> </w:t>
       </w:r>
-      <w:proofErr w:type="gramStart"/>
       <w:r>
         <w:rPr>
           <w:rFonts w:ascii="Consolas" w:eastAsia="Times New Roman" w:hAnsi="Consolas" w:cs="Times New Roman"/>
@@ -5919,18 +5780,7 @@
           <w:szCs w:val="21"/>
           <w:lang w:eastAsia="es-CO"/>
         </w:rPr>
-        <w:t>(</w:t>
-      </w:r>
-      <w:proofErr w:type="gramEnd"/>
-      <w:r>
-        <w:rPr>
-          <w:rFonts w:ascii="Consolas" w:eastAsia="Times New Roman" w:hAnsi="Consolas" w:cs="Times New Roman"/>
-          <w:color w:val="DAD6DA"/>
-          <w:sz w:val="21"/>
-          <w:szCs w:val="21"/>
-          <w:lang w:eastAsia="es-CO"/>
-        </w:rPr>
-        <w:t>) {</w:t>
+        <w:t>() {</w:t>
       </w:r>
     </w:p>
     <w:p>
@@ -5975,7 +5825,6 @@
         </w:rPr>
         <w:t xml:space="preserve"> </w:t>
       </w:r>
-      <w:proofErr w:type="gramStart"/>
       <w:r>
         <w:rPr>
           <w:rFonts w:ascii="Consolas" w:eastAsia="Times New Roman" w:hAnsi="Consolas" w:cs="Times New Roman"/>
@@ -6006,7 +5855,6 @@
         </w:rPr>
         <w:t>ConfiguracionGlobal</w:t>
       </w:r>
-      <w:proofErr w:type="gramEnd"/>
       <w:r>
         <w:rPr>
           <w:rFonts w:ascii="Consolas" w:eastAsia="Times New Roman" w:hAnsi="Consolas" w:cs="Times New Roman"/>
@@ -6082,7 +5930,6 @@
         </w:rPr>
         <w:t xml:space="preserve"> </w:t>
       </w:r>
-      <w:proofErr w:type="gramStart"/>
       <w:r>
         <w:rPr>
           <w:rFonts w:ascii="Consolas" w:eastAsia="Times New Roman" w:hAnsi="Consolas" w:cs="Times New Roman"/>
@@ -6101,18 +5948,7 @@
           <w:szCs w:val="21"/>
           <w:lang w:eastAsia="es-CO"/>
         </w:rPr>
-        <w:t>(</w:t>
-      </w:r>
-      <w:proofErr w:type="gramEnd"/>
-      <w:r>
-        <w:rPr>
-          <w:rFonts w:ascii="Consolas" w:eastAsia="Times New Roman" w:hAnsi="Consolas" w:cs="Times New Roman"/>
-          <w:color w:val="F8F8F2"/>
-          <w:sz w:val="21"/>
-          <w:szCs w:val="21"/>
-          <w:lang w:eastAsia="es-CO"/>
-        </w:rPr>
-        <w:t>)</w:t>
+        <w:t>()</w:t>
       </w:r>
       <w:r>
         <w:rPr>
@@ -6190,7 +6026,6 @@
         </w:rPr>
         <w:t xml:space="preserve"> </w:t>
       </w:r>
-      <w:proofErr w:type="gramStart"/>
       <w:r>
         <w:rPr>
           <w:rFonts w:ascii="Consolas" w:eastAsia="Times New Roman" w:hAnsi="Consolas" w:cs="Times New Roman"/>
@@ -6219,18 +6054,7 @@
           <w:szCs w:val="21"/>
           <w:lang w:eastAsia="es-CO"/>
         </w:rPr>
-        <w:t>#</w:t>
-      </w:r>
-      <w:proofErr w:type="gramEnd"/>
-      <w:r>
-        <w:rPr>
-          <w:rFonts w:ascii="Consolas" w:eastAsia="Times New Roman" w:hAnsi="Consolas" w:cs="Times New Roman"/>
-          <w:color w:val="F8F8F2"/>
-          <w:sz w:val="21"/>
-          <w:szCs w:val="21"/>
-          <w:lang w:eastAsia="es-CO"/>
-        </w:rPr>
-        <w:t>instancia</w:t>
+        <w:t>#instancia</w:t>
       </w:r>
       <w:r>
         <w:rPr>
@@ -6386,7 +6210,6 @@
         </w:rPr>
         <w:t xml:space="preserve"> </w:t>
       </w:r>
-      <w:proofErr w:type="gramStart"/>
       <w:r>
         <w:rPr>
           <w:rFonts w:ascii="Consolas" w:eastAsia="Times New Roman" w:hAnsi="Consolas" w:cs="Times New Roman"/>
@@ -6417,18 +6240,7 @@
           <w:szCs w:val="21"/>
           <w:lang w:eastAsia="es-CO"/>
         </w:rPr>
-        <w:t>#</w:t>
-      </w:r>
-      <w:proofErr w:type="gramEnd"/>
-      <w:r>
-        <w:rPr>
-          <w:rFonts w:ascii="Consolas" w:eastAsia="Times New Roman" w:hAnsi="Consolas" w:cs="Times New Roman"/>
-          <w:color w:val="F8F8F2"/>
-          <w:sz w:val="21"/>
-          <w:szCs w:val="21"/>
-          <w:lang w:eastAsia="es-CO"/>
-        </w:rPr>
-        <w:t>config</w:t>
+        <w:t>#config</w:t>
       </w:r>
       <w:r>
         <w:rPr>
@@ -6522,7 +6334,6 @@
         <w:lastRenderedPageBreak/>
         <w:t xml:space="preserve">  </w:t>
       </w:r>
-      <w:proofErr w:type="gramStart"/>
       <w:r>
         <w:rPr>
           <w:rFonts w:ascii="Consolas" w:eastAsia="Times New Roman" w:hAnsi="Consolas" w:cs="Times New Roman"/>
@@ -6541,18 +6352,7 @@
           <w:szCs w:val="21"/>
           <w:lang w:eastAsia="es-CO"/>
         </w:rPr>
-        <w:t>(</w:t>
-      </w:r>
-      <w:proofErr w:type="gramEnd"/>
-      <w:r>
-        <w:rPr>
-          <w:rFonts w:ascii="Consolas" w:eastAsia="Times New Roman" w:hAnsi="Consolas" w:cs="Times New Roman"/>
-          <w:color w:val="DAD6DA"/>
-          <w:sz w:val="21"/>
-          <w:szCs w:val="21"/>
-          <w:lang w:eastAsia="es-CO"/>
-        </w:rPr>
-        <w:t>) {</w:t>
+        <w:t>() {</w:t>
       </w:r>
     </w:p>
     <w:p>
@@ -6637,7 +6437,6 @@
         </w:rPr>
         <w:t xml:space="preserve"> </w:t>
       </w:r>
-      <w:proofErr w:type="gramStart"/>
       <w:r>
         <w:rPr>
           <w:rFonts w:ascii="Consolas" w:eastAsia="Times New Roman" w:hAnsi="Consolas" w:cs="Times New Roman"/>
@@ -6668,18 +6467,7 @@
           <w:szCs w:val="21"/>
           <w:lang w:eastAsia="es-CO"/>
         </w:rPr>
-        <w:t>#</w:t>
-      </w:r>
-      <w:proofErr w:type="gramEnd"/>
-      <w:r>
-        <w:rPr>
-          <w:rFonts w:ascii="Consolas" w:eastAsia="Times New Roman" w:hAnsi="Consolas" w:cs="Times New Roman"/>
-          <w:color w:val="F8F8F2"/>
-          <w:sz w:val="21"/>
-          <w:szCs w:val="21"/>
-          <w:lang w:eastAsia="es-CO"/>
-        </w:rPr>
-        <w:t>config</w:t>
+        <w:t>#config</w:t>
       </w:r>
       <w:r>
         <w:rPr>
@@ -6742,18 +6530,7 @@
           <w:szCs w:val="21"/>
           <w:lang w:eastAsia="es-CO"/>
         </w:rPr>
-        <w:t>`</w:t>
-      </w:r>
-      <w:proofErr w:type="gramStart"/>
-      <w:r>
-        <w:rPr>
-          <w:rFonts w:ascii="Consolas" w:eastAsia="Times New Roman" w:hAnsi="Consolas" w:cs="Times New Roman"/>
-          <w:color w:val="F1FA8C"/>
-          <w:sz w:val="21"/>
-          <w:szCs w:val="21"/>
-          <w:lang w:eastAsia="es-CO"/>
-        </w:rPr>
-        <w:t>jdbc:postgresql://</w:t>
+        <w:t>`jdbc:postgresql://</w:t>
       </w:r>
       <w:r>
         <w:rPr>
@@ -6763,18 +6540,7 @@
           <w:szCs w:val="21"/>
           <w:lang w:eastAsia="es-CO"/>
         </w:rPr>
-        <w:t>$</w:t>
-      </w:r>
-      <w:proofErr w:type="gramEnd"/>
-      <w:r>
-        <w:rPr>
-          <w:rFonts w:ascii="Consolas" w:eastAsia="Times New Roman" w:hAnsi="Consolas" w:cs="Times New Roman"/>
-          <w:color w:val="FF79C6"/>
-          <w:sz w:val="21"/>
-          <w:szCs w:val="21"/>
-          <w:lang w:eastAsia="es-CO"/>
-        </w:rPr>
-        <w:t>{</w:t>
+        <w:t>${</w:t>
       </w:r>
       <w:r>
         <w:rPr>
@@ -7656,7 +7422,6 @@
         </w:rPr>
         <w:t>0</w:t>
       </w:r>
-      <w:proofErr w:type="gramStart"/>
       <w:r>
         <w:rPr>
           <w:rFonts w:ascii="Consolas" w:eastAsia="Times New Roman" w:hAnsi="Consolas" w:cs="Times New Roman"/>
@@ -7687,7 +7452,6 @@
         </w:rPr>
         <w:t>repeat</w:t>
       </w:r>
-      <w:proofErr w:type="gramEnd"/>
       <w:r>
         <w:rPr>
           <w:rFonts w:ascii="Consolas" w:eastAsia="Times New Roman" w:hAnsi="Consolas" w:cs="Times New Roman"/>
@@ -7764,7 +7528,6 @@
         </w:rPr>
         <w:t xml:space="preserve">  </w:t>
       </w:r>
-      <w:proofErr w:type="gramStart"/>
       <w:r>
         <w:rPr>
           <w:rFonts w:ascii="Consolas" w:eastAsia="Times New Roman" w:hAnsi="Consolas" w:cs="Times New Roman"/>
@@ -7783,18 +7546,7 @@
           <w:szCs w:val="21"/>
           <w:lang w:eastAsia="es-CO"/>
         </w:rPr>
-        <w:t>(</w:t>
-      </w:r>
-      <w:proofErr w:type="gramEnd"/>
-      <w:r>
-        <w:rPr>
-          <w:rFonts w:ascii="Consolas" w:eastAsia="Times New Roman" w:hAnsi="Consolas" w:cs="Times New Roman"/>
-          <w:color w:val="DAD6DA"/>
-          <w:sz w:val="21"/>
-          <w:szCs w:val="21"/>
-          <w:lang w:eastAsia="es-CO"/>
-        </w:rPr>
-        <w:t>) {</w:t>
+        <w:t>() {</w:t>
       </w:r>
     </w:p>
     <w:p>
@@ -7882,7 +7634,6 @@
         </w:rPr>
         <w:t>(</w:t>
       </w:r>
-      <w:proofErr w:type="gramStart"/>
       <w:r>
         <w:rPr>
           <w:rFonts w:ascii="Consolas" w:eastAsia="Times New Roman" w:hAnsi="Consolas" w:cs="Times New Roman"/>
@@ -7911,18 +7662,7 @@
           <w:szCs w:val="21"/>
           <w:lang w:eastAsia="es-CO"/>
         </w:rPr>
-        <w:t>#</w:t>
-      </w:r>
-      <w:proofErr w:type="gramEnd"/>
-      <w:r>
-        <w:rPr>
-          <w:rFonts w:ascii="Consolas" w:eastAsia="Times New Roman" w:hAnsi="Consolas" w:cs="Times New Roman"/>
-          <w:color w:val="F8F8F2"/>
-          <w:sz w:val="21"/>
-          <w:szCs w:val="21"/>
-          <w:lang w:eastAsia="es-CO"/>
-        </w:rPr>
-        <w:t>instancia)</w:t>
+        <w:t>#instancia)</w:t>
       </w:r>
       <w:r>
         <w:rPr>
@@ -7999,7 +7739,6 @@
         </w:rPr>
         <w:t xml:space="preserve"> </w:t>
       </w:r>
-      <w:proofErr w:type="gramStart"/>
       <w:r>
         <w:rPr>
           <w:rFonts w:ascii="Consolas" w:eastAsia="Times New Roman" w:hAnsi="Consolas" w:cs="Times New Roman"/>
@@ -8022,7 +7761,6 @@
         </w:rPr>
         <w:t>(</w:t>
       </w:r>
-      <w:proofErr w:type="gramEnd"/>
       <w:r>
         <w:rPr>
           <w:rFonts w:ascii="Consolas" w:eastAsia="Times New Roman" w:hAnsi="Consolas" w:cs="Times New Roman"/>
@@ -8119,7 +7857,6 @@
         </w:rPr>
         <w:t xml:space="preserve">    </w:t>
       </w:r>
-      <w:proofErr w:type="gramStart"/>
       <w:r>
         <w:rPr>
           <w:rFonts w:ascii="Consolas" w:eastAsia="Times New Roman" w:hAnsi="Consolas" w:cs="Times New Roman"/>
@@ -8148,18 +7885,7 @@
           <w:szCs w:val="21"/>
           <w:lang w:eastAsia="es-CO"/>
         </w:rPr>
-        <w:t>#</w:t>
-      </w:r>
-      <w:proofErr w:type="gramEnd"/>
-      <w:r>
-        <w:rPr>
-          <w:rFonts w:ascii="Consolas" w:eastAsia="Times New Roman" w:hAnsi="Consolas" w:cs="Times New Roman"/>
-          <w:color w:val="F8F8F2"/>
-          <w:sz w:val="21"/>
-          <w:szCs w:val="21"/>
-          <w:lang w:eastAsia="es-CO"/>
-        </w:rPr>
-        <w:t>instancia</w:t>
+        <w:t>#instancia</w:t>
       </w:r>
       <w:r>
         <w:rPr>
@@ -8325,7 +8051,6 @@
         </w:rPr>
         <w:t xml:space="preserve"> </w:t>
       </w:r>
-      <w:proofErr w:type="gramStart"/>
       <w:r>
         <w:rPr>
           <w:rFonts w:ascii="Consolas" w:eastAsia="Times New Roman" w:hAnsi="Consolas" w:cs="Times New Roman"/>
@@ -8344,18 +8069,7 @@
           <w:szCs w:val="21"/>
           <w:lang w:eastAsia="es-CO"/>
         </w:rPr>
-        <w:t>(</w:t>
-      </w:r>
-      <w:proofErr w:type="gramEnd"/>
-      <w:r>
-        <w:rPr>
-          <w:rFonts w:ascii="Consolas" w:eastAsia="Times New Roman" w:hAnsi="Consolas" w:cs="Times New Roman"/>
-          <w:color w:val="DAD6DA"/>
-          <w:sz w:val="21"/>
-          <w:szCs w:val="21"/>
-          <w:lang w:eastAsia="es-CO"/>
-        </w:rPr>
-        <w:t>) {</w:t>
+        <w:t>() {</w:t>
       </w:r>
     </w:p>
     <w:p>
@@ -8401,7 +8115,6 @@
         </w:rPr>
         <w:t xml:space="preserve"> </w:t>
       </w:r>
-      <w:proofErr w:type="gramStart"/>
       <w:r>
         <w:rPr>
           <w:rFonts w:ascii="Consolas" w:eastAsia="Times New Roman" w:hAnsi="Consolas" w:cs="Times New Roman"/>
@@ -8432,7 +8145,6 @@
         </w:rPr>
         <w:t>LoggerCentralizado</w:t>
       </w:r>
-      <w:proofErr w:type="gramEnd"/>
       <w:r>
         <w:rPr>
           <w:rFonts w:ascii="Consolas" w:eastAsia="Times New Roman" w:hAnsi="Consolas" w:cs="Times New Roman"/>
@@ -8508,7 +8220,6 @@
         </w:rPr>
         <w:t xml:space="preserve"> </w:t>
       </w:r>
-      <w:proofErr w:type="gramStart"/>
       <w:r>
         <w:rPr>
           <w:rFonts w:ascii="Consolas" w:eastAsia="Times New Roman" w:hAnsi="Consolas" w:cs="Times New Roman"/>
@@ -8527,18 +8238,7 @@
           <w:szCs w:val="21"/>
           <w:lang w:eastAsia="es-CO"/>
         </w:rPr>
-        <w:t>(</w:t>
-      </w:r>
-      <w:proofErr w:type="gramEnd"/>
-      <w:r>
-        <w:rPr>
-          <w:rFonts w:ascii="Consolas" w:eastAsia="Times New Roman" w:hAnsi="Consolas" w:cs="Times New Roman"/>
-          <w:color w:val="F8F8F2"/>
-          <w:sz w:val="21"/>
-          <w:szCs w:val="21"/>
-          <w:lang w:eastAsia="es-CO"/>
-        </w:rPr>
-        <w:t>)</w:t>
+        <w:t>()</w:t>
       </w:r>
       <w:r>
         <w:rPr>
@@ -8616,7 +8316,6 @@
         </w:rPr>
         <w:t xml:space="preserve"> </w:t>
       </w:r>
-      <w:proofErr w:type="gramStart"/>
       <w:r>
         <w:rPr>
           <w:rFonts w:ascii="Consolas" w:eastAsia="Times New Roman" w:hAnsi="Consolas" w:cs="Times New Roman"/>
@@ -8645,18 +8344,7 @@
           <w:szCs w:val="21"/>
           <w:lang w:eastAsia="es-CO"/>
         </w:rPr>
-        <w:t>#</w:t>
-      </w:r>
-      <w:proofErr w:type="gramEnd"/>
-      <w:r>
-        <w:rPr>
-          <w:rFonts w:ascii="Consolas" w:eastAsia="Times New Roman" w:hAnsi="Consolas" w:cs="Times New Roman"/>
-          <w:color w:val="F8F8F2"/>
-          <w:sz w:val="21"/>
-          <w:szCs w:val="21"/>
-          <w:lang w:eastAsia="es-CO"/>
-        </w:rPr>
-        <w:t>instancia</w:t>
+        <w:t>#instancia</w:t>
       </w:r>
       <w:r>
         <w:rPr>
@@ -8803,7 +8491,6 @@
         </w:rPr>
         <w:t>#</w:t>
       </w:r>
-      <w:proofErr w:type="gramStart"/>
       <w:r>
         <w:rPr>
           <w:rFonts w:ascii="Consolas" w:eastAsia="Times New Roman" w:hAnsi="Consolas" w:cs="Times New Roman"/>
@@ -8824,7 +8511,6 @@
         </w:rPr>
         <w:t>(</w:t>
       </w:r>
-      <w:proofErr w:type="gramEnd"/>
       <w:r>
         <w:rPr>
           <w:rFonts w:ascii="Consolas" w:eastAsia="Times New Roman" w:hAnsi="Consolas" w:cs="Times New Roman"/>
@@ -8870,7 +8556,6 @@
         </w:rPr>
         <w:t xml:space="preserve">    </w:t>
       </w:r>
-      <w:proofErr w:type="gramStart"/>
       <w:r>
         <w:rPr>
           <w:rFonts w:ascii="Consolas" w:eastAsia="Times New Roman" w:hAnsi="Consolas" w:cs="Times New Roman"/>
@@ -8881,7 +8566,6 @@
         </w:rPr>
         <w:t>return</w:t>
       </w:r>
-      <w:proofErr w:type="gramEnd"/>
       <w:r>
         <w:rPr>
           <w:rFonts w:ascii="Consolas" w:eastAsia="Times New Roman" w:hAnsi="Consolas" w:cs="Times New Roman"/>
@@ -9195,7 +8879,6 @@
         </w:rPr>
         <w:t xml:space="preserve">  </w:t>
       </w:r>
-      <w:proofErr w:type="gramStart"/>
       <w:r>
         <w:rPr>
           <w:rFonts w:ascii="Consolas" w:eastAsia="Times New Roman" w:hAnsi="Consolas" w:cs="Times New Roman"/>
@@ -9216,7 +8899,6 @@
         </w:rPr>
         <w:t>(</w:t>
       </w:r>
-      <w:proofErr w:type="gramEnd"/>
       <w:r>
         <w:rPr>
           <w:rFonts w:ascii="Consolas" w:eastAsia="Times New Roman" w:hAnsi="Consolas" w:cs="Times New Roman"/>
@@ -9409,7 +9091,6 @@
         </w:rPr>
         <w:t xml:space="preserve">      </w:t>
       </w:r>
-      <w:proofErr w:type="gramStart"/>
       <w:r>
         <w:rPr>
           <w:rFonts w:ascii="Consolas" w:eastAsia="Times New Roman" w:hAnsi="Consolas" w:cs="Times New Roman"/>
@@ -9420,7 +9101,6 @@
         </w:rPr>
         <w:t>timestamp</w:t>
       </w:r>
-      <w:proofErr w:type="gramEnd"/>
       <w:r>
         <w:rPr>
           <w:rFonts w:ascii="Consolas" w:eastAsia="Times New Roman" w:hAnsi="Consolas" w:cs="Times New Roman"/>
@@ -9538,7 +9218,6 @@
         </w:rPr>
         <w:t xml:space="preserve">      </w:t>
       </w:r>
-      <w:proofErr w:type="gramStart"/>
       <w:r>
         <w:rPr>
           <w:rFonts w:ascii="Consolas" w:eastAsia="Times New Roman" w:hAnsi="Consolas" w:cs="Times New Roman"/>
@@ -9549,7 +9228,6 @@
         </w:rPr>
         <w:t>nivel</w:t>
       </w:r>
-      <w:proofErr w:type="gramEnd"/>
       <w:r>
         <w:rPr>
           <w:rFonts w:ascii="Consolas" w:eastAsia="Times New Roman" w:hAnsi="Consolas" w:cs="Times New Roman"/>
@@ -9699,7 +9377,6 @@
         </w:rPr>
         <w:t xml:space="preserve"> </w:t>
       </w:r>
-      <w:proofErr w:type="gramStart"/>
       <w:r>
         <w:rPr>
           <w:rFonts w:ascii="Consolas" w:eastAsia="Times New Roman" w:hAnsi="Consolas" w:cs="Times New Roman"/>
@@ -9730,18 +9407,7 @@
           <w:szCs w:val="21"/>
           <w:lang w:eastAsia="es-CO"/>
         </w:rPr>
-        <w:t>#</w:t>
-      </w:r>
-      <w:proofErr w:type="gramEnd"/>
-      <w:r>
-        <w:rPr>
-          <w:rFonts w:ascii="Consolas" w:eastAsia="Times New Roman" w:hAnsi="Consolas" w:cs="Times New Roman"/>
-          <w:color w:val="F8F8F2"/>
-          <w:sz w:val="21"/>
-          <w:szCs w:val="21"/>
-          <w:lang w:eastAsia="es-CO"/>
-        </w:rPr>
-        <w:t>ultimoHash</w:t>
+        <w:t>#ultimoHash</w:t>
       </w:r>
       <w:r>
         <w:rPr>
@@ -9809,7 +9475,6 @@
         </w:rPr>
         <w:t xml:space="preserve">    </w:t>
       </w:r>
-      <w:proofErr w:type="gramStart"/>
       <w:r>
         <w:rPr>
           <w:rFonts w:ascii="Consolas" w:eastAsia="Times New Roman" w:hAnsi="Consolas" w:cs="Times New Roman"/>
@@ -9840,7 +9505,6 @@
         </w:rPr>
         <w:t>hash</w:t>
       </w:r>
-      <w:proofErr w:type="gramEnd"/>
       <w:r>
         <w:rPr>
           <w:rFonts w:ascii="Consolas" w:eastAsia="Times New Roman" w:hAnsi="Consolas" w:cs="Times New Roman"/>
@@ -9966,7 +9630,6 @@
         </w:rPr>
         <w:t xml:space="preserve">    </w:t>
       </w:r>
-      <w:proofErr w:type="gramStart"/>
       <w:r>
         <w:rPr>
           <w:rFonts w:ascii="Consolas" w:eastAsia="Times New Roman" w:hAnsi="Consolas" w:cs="Times New Roman"/>
@@ -9997,18 +9660,7 @@
           <w:szCs w:val="21"/>
           <w:lang w:eastAsia="es-CO"/>
         </w:rPr>
-        <w:t>#</w:t>
-      </w:r>
-      <w:proofErr w:type="gramEnd"/>
-      <w:r>
-        <w:rPr>
-          <w:rFonts w:ascii="Consolas" w:eastAsia="Times New Roman" w:hAnsi="Consolas" w:cs="Times New Roman"/>
-          <w:color w:val="F8F8F2"/>
-          <w:sz w:val="21"/>
-          <w:szCs w:val="21"/>
-          <w:lang w:eastAsia="es-CO"/>
-        </w:rPr>
-        <w:t>ultimoHash</w:t>
+        <w:t>#ultimoHash</w:t>
       </w:r>
       <w:r>
         <w:rPr>
@@ -10194,7 +9846,6 @@
         </w:rPr>
         <w:t>this</w:t>
       </w:r>
-      <w:proofErr w:type="gramStart"/>
       <w:r>
         <w:rPr>
           <w:rFonts w:ascii="Consolas" w:eastAsia="Times New Roman" w:hAnsi="Consolas" w:cs="Times New Roman"/>
@@ -10203,18 +9854,7 @@
           <w:szCs w:val="21"/>
           <w:lang w:val="en-US" w:eastAsia="es-CO"/>
         </w:rPr>
-        <w:t>.#</w:t>
-      </w:r>
-      <w:proofErr w:type="gramEnd"/>
-      <w:r>
-        <w:rPr>
-          <w:rFonts w:ascii="Consolas" w:eastAsia="Times New Roman" w:hAnsi="Consolas" w:cs="Times New Roman"/>
-          <w:color w:val="F8F8F2"/>
-          <w:sz w:val="21"/>
-          <w:szCs w:val="21"/>
-          <w:lang w:val="en-US" w:eastAsia="es-CO"/>
-        </w:rPr>
-        <w:t>historial.</w:t>
+        <w:t>.#historial.</w:t>
       </w:r>
       <w:r>
         <w:rPr>
@@ -10404,7 +10044,6 @@
         </w:rPr>
         <w:t>${</w:t>
       </w:r>
-      <w:proofErr w:type="gramStart"/>
       <w:r>
         <w:rPr>
           <w:rFonts w:ascii="Consolas" w:eastAsia="Times New Roman" w:hAnsi="Consolas" w:cs="Times New Roman"/>
@@ -10425,7 +10064,6 @@
         </w:rPr>
         <w:t>.timestamp</w:t>
       </w:r>
-      <w:proofErr w:type="gramEnd"/>
       <w:r>
         <w:rPr>
           <w:rFonts w:ascii="Consolas" w:eastAsia="Times New Roman" w:hAnsi="Consolas" w:cs="Times New Roman"/>
@@ -10593,7 +10231,6 @@
         </w:rPr>
         <w:t xml:space="preserve"> </w:t>
       </w:r>
-      <w:proofErr w:type="gramStart"/>
       <w:r>
         <w:rPr>
           <w:rFonts w:ascii="Consolas" w:eastAsia="Times New Roman" w:hAnsi="Consolas" w:cs="Times New Roman"/>
@@ -10624,7 +10261,6 @@
         </w:rPr>
         <w:t>hash</w:t>
       </w:r>
-      <w:proofErr w:type="gramEnd"/>
       <w:r>
         <w:rPr>
           <w:rFonts w:ascii="Consolas" w:eastAsia="Times New Roman" w:hAnsi="Consolas" w:cs="Times New Roman"/>
@@ -10793,7 +10429,6 @@
         </w:rPr>
         <w:t xml:space="preserve">  </w:t>
       </w:r>
-      <w:proofErr w:type="gramStart"/>
       <w:r>
         <w:rPr>
           <w:rFonts w:ascii="Consolas" w:eastAsia="Times New Roman" w:hAnsi="Consolas" w:cs="Times New Roman"/>
@@ -10814,7 +10449,6 @@
         </w:rPr>
         <w:t>(</w:t>
       </w:r>
-      <w:proofErr w:type="gramEnd"/>
       <w:r>
         <w:rPr>
           <w:rFonts w:ascii="Consolas" w:eastAsia="Times New Roman" w:hAnsi="Consolas" w:cs="Times New Roman"/>
@@ -10902,7 +10536,6 @@
         </w:rPr>
         <w:t xml:space="preserve"> </w:t>
       </w:r>
-      <w:proofErr w:type="gramStart"/>
       <w:r>
         <w:rPr>
           <w:rFonts w:ascii="Consolas" w:eastAsia="Times New Roman" w:hAnsi="Consolas" w:cs="Times New Roman"/>
@@ -10935,7 +10568,6 @@
         </w:rPr>
         <w:t>registrar</w:t>
       </w:r>
-      <w:proofErr w:type="gramEnd"/>
       <w:r>
         <w:rPr>
           <w:rFonts w:ascii="Consolas" w:eastAsia="Times New Roman" w:hAnsi="Consolas" w:cs="Times New Roman"/>
@@ -11214,7 +10846,6 @@
         </w:rPr>
         <w:t xml:space="preserve">  </w:t>
       </w:r>
-      <w:proofErr w:type="gramStart"/>
       <w:r>
         <w:rPr>
           <w:rFonts w:ascii="Consolas" w:eastAsia="Times New Roman" w:hAnsi="Consolas" w:cs="Times New Roman"/>
@@ -11233,18 +10864,7 @@
           <w:szCs w:val="21"/>
           <w:lang w:eastAsia="es-CO"/>
         </w:rPr>
-        <w:t>(</w:t>
-      </w:r>
-      <w:proofErr w:type="gramEnd"/>
-      <w:r>
-        <w:rPr>
-          <w:rFonts w:ascii="Consolas" w:eastAsia="Times New Roman" w:hAnsi="Consolas" w:cs="Times New Roman"/>
-          <w:color w:val="DAD6DA"/>
-          <w:sz w:val="21"/>
-          <w:szCs w:val="21"/>
-          <w:lang w:eastAsia="es-CO"/>
-        </w:rPr>
-        <w:t>) {</w:t>
+        <w:t>() {</w:t>
       </w:r>
     </w:p>
     <w:p>
@@ -11300,7 +10920,6 @@
         </w:rPr>
         <w:t>...</w:t>
       </w:r>
-      <w:proofErr w:type="gramStart"/>
       <w:r>
         <w:rPr>
           <w:rFonts w:ascii="Consolas" w:eastAsia="Times New Roman" w:hAnsi="Consolas" w:cs="Times New Roman"/>
@@ -11331,18 +10950,7 @@
           <w:szCs w:val="21"/>
           <w:lang w:eastAsia="es-CO"/>
         </w:rPr>
-        <w:t>#</w:t>
-      </w:r>
-      <w:proofErr w:type="gramEnd"/>
-      <w:r>
-        <w:rPr>
-          <w:rFonts w:ascii="Consolas" w:eastAsia="Times New Roman" w:hAnsi="Consolas" w:cs="Times New Roman"/>
-          <w:color w:val="F8F8F2"/>
-          <w:sz w:val="21"/>
-          <w:szCs w:val="21"/>
-          <w:lang w:eastAsia="es-CO"/>
-        </w:rPr>
-        <w:t>historial</w:t>
+        <w:t>#historial</w:t>
       </w:r>
       <w:r>
         <w:rPr>
@@ -11464,29 +11072,7 @@
           <w:szCs w:val="21"/>
           <w:lang w:eastAsia="es-CO"/>
         </w:rPr>
-        <w:t xml:space="preserve">// guardada: si alguien alteró una entrada (en memoria o en </w:t>
-      </w:r>
-      <w:proofErr w:type="gramStart"/>
-      <w:r>
-        <w:rPr>
-          <w:rFonts w:ascii="Consolas" w:eastAsia="Times New Roman" w:hAnsi="Consolas" w:cs="Times New Roman"/>
-          <w:color w:val="6272A4"/>
-          <w:sz w:val="21"/>
-          <w:szCs w:val="21"/>
-          <w:lang w:eastAsia="es-CO"/>
-        </w:rPr>
-        <w:t>la BD</w:t>
-      </w:r>
-      <w:proofErr w:type="gramEnd"/>
-      <w:r>
-        <w:rPr>
-          <w:rFonts w:ascii="Consolas" w:eastAsia="Times New Roman" w:hAnsi="Consolas" w:cs="Times New Roman"/>
-          <w:color w:val="6272A4"/>
-          <w:sz w:val="21"/>
-          <w:szCs w:val="21"/>
-          <w:lang w:eastAsia="es-CO"/>
-        </w:rPr>
-        <w:t>),</w:t>
+        <w:t>// guardada: si alguien alteró una entrada (en memoria o en la BD),</w:t>
       </w:r>
     </w:p>
     <w:p>
@@ -11577,7 +11163,6 @@
         </w:rPr>
         <w:t xml:space="preserve">  </w:t>
       </w:r>
-      <w:proofErr w:type="gramStart"/>
       <w:r>
         <w:rPr>
           <w:rFonts w:ascii="Consolas" w:eastAsia="Times New Roman" w:hAnsi="Consolas" w:cs="Times New Roman"/>
@@ -11596,18 +11181,7 @@
           <w:szCs w:val="21"/>
           <w:lang w:val="en-US" w:eastAsia="es-CO"/>
         </w:rPr>
-        <w:t>(</w:t>
-      </w:r>
-      <w:proofErr w:type="gramEnd"/>
-      <w:r>
-        <w:rPr>
-          <w:rFonts w:ascii="Consolas" w:eastAsia="Times New Roman" w:hAnsi="Consolas" w:cs="Times New Roman"/>
-          <w:color w:val="DAD6DA"/>
-          <w:sz w:val="21"/>
-          <w:szCs w:val="21"/>
-          <w:lang w:val="en-US" w:eastAsia="es-CO"/>
-        </w:rPr>
-        <w:t>) {</w:t>
+        <w:t>() {</w:t>
       </w:r>
     </w:p>
     <w:p>
@@ -11632,7 +11206,6 @@
         </w:rPr>
         <w:t xml:space="preserve">    </w:t>
       </w:r>
-      <w:proofErr w:type="gramStart"/>
       <w:r>
         <w:rPr>
           <w:rFonts w:ascii="Consolas" w:eastAsia="Times New Roman" w:hAnsi="Consolas" w:cs="Times New Roman"/>
@@ -11643,7 +11216,6 @@
         </w:rPr>
         <w:t>let</w:t>
       </w:r>
-      <w:proofErr w:type="gramEnd"/>
       <w:r>
         <w:rPr>
           <w:rFonts w:ascii="Consolas" w:eastAsia="Times New Roman" w:hAnsi="Consolas" w:cs="Times New Roman"/>
@@ -11807,7 +11379,6 @@
         </w:rPr>
         <w:t xml:space="preserve">    </w:t>
       </w:r>
-      <w:proofErr w:type="gramStart"/>
       <w:r>
         <w:rPr>
           <w:rFonts w:ascii="Consolas" w:eastAsia="Times New Roman" w:hAnsi="Consolas" w:cs="Times New Roman"/>
@@ -11818,7 +11389,6 @@
         </w:rPr>
         <w:t>for</w:t>
       </w:r>
-      <w:proofErr w:type="gramEnd"/>
       <w:r>
         <w:rPr>
           <w:rFonts w:ascii="Consolas" w:eastAsia="Times New Roman" w:hAnsi="Consolas" w:cs="Times New Roman"/>
@@ -11964,7 +11534,6 @@
         </w:rPr>
         <w:t xml:space="preserve">      </w:t>
       </w:r>
-      <w:proofErr w:type="gramStart"/>
       <w:r>
         <w:rPr>
           <w:rFonts w:ascii="Consolas" w:eastAsia="Times New Roman" w:hAnsi="Consolas" w:cs="Times New Roman"/>
@@ -11975,7 +11544,6 @@
         </w:rPr>
         <w:t>const</w:t>
       </w:r>
-      <w:proofErr w:type="gramEnd"/>
       <w:r>
         <w:rPr>
           <w:rFonts w:ascii="Consolas" w:eastAsia="Times New Roman" w:hAnsi="Consolas" w:cs="Times New Roman"/>
@@ -12099,7 +11667,6 @@
         </w:rPr>
         <w:t xml:space="preserve">      </w:t>
       </w:r>
-      <w:proofErr w:type="gramStart"/>
       <w:r>
         <w:rPr>
           <w:rFonts w:ascii="Consolas" w:eastAsia="Times New Roman" w:hAnsi="Consolas" w:cs="Times New Roman"/>
@@ -12110,7 +11677,6 @@
         </w:rPr>
         <w:t>const</w:t>
       </w:r>
-      <w:proofErr w:type="gramEnd"/>
       <w:r>
         <w:rPr>
           <w:rFonts w:ascii="Consolas" w:eastAsia="Times New Roman" w:hAnsi="Consolas" w:cs="Times New Roman"/>
@@ -12336,7 +11902,6 @@
         </w:rPr>
         <w:t xml:space="preserve">      </w:t>
       </w:r>
-      <w:proofErr w:type="gramStart"/>
       <w:r>
         <w:rPr>
           <w:rFonts w:ascii="Consolas" w:eastAsia="Times New Roman" w:hAnsi="Consolas" w:cs="Times New Roman"/>
@@ -12347,7 +11912,6 @@
         </w:rPr>
         <w:t>if</w:t>
       </w:r>
-      <w:proofErr w:type="gramEnd"/>
       <w:r>
         <w:rPr>
           <w:rFonts w:ascii="Consolas" w:eastAsia="Times New Roman" w:hAnsi="Consolas" w:cs="Times New Roman"/>
@@ -12501,7 +12065,6 @@
         </w:rPr>
         <w:t xml:space="preserve">      </w:t>
       </w:r>
-      <w:proofErr w:type="gramStart"/>
       <w:r>
         <w:rPr>
           <w:rFonts w:ascii="Consolas" w:eastAsia="Times New Roman" w:hAnsi="Consolas" w:cs="Times New Roman"/>
@@ -12512,7 +12075,6 @@
         </w:rPr>
         <w:t>hashPrevio</w:t>
       </w:r>
-      <w:proofErr w:type="gramEnd"/>
       <w:r>
         <w:rPr>
           <w:rFonts w:ascii="Consolas" w:eastAsia="Times New Roman" w:hAnsi="Consolas" w:cs="Times New Roman"/>
@@ -12609,7 +12171,6 @@
         </w:rPr>
         <w:t xml:space="preserve">    </w:t>
       </w:r>
-      <w:proofErr w:type="gramStart"/>
       <w:r>
         <w:rPr>
           <w:rFonts w:ascii="Consolas" w:eastAsia="Times New Roman" w:hAnsi="Consolas" w:cs="Times New Roman"/>
@@ -12620,7 +12181,6 @@
         </w:rPr>
         <w:t>return</w:t>
       </w:r>
-      <w:proofErr w:type="gramEnd"/>
       <w:r>
         <w:rPr>
           <w:rFonts w:ascii="Consolas" w:eastAsia="Times New Roman" w:hAnsi="Consolas" w:cs="Times New Roman"/>
@@ -13381,7 +12941,6 @@
         </w:rPr>
         <w:t xml:space="preserve">  </w:t>
       </w:r>
-      <w:proofErr w:type="gramStart"/>
       <w:r>
         <w:rPr>
           <w:rFonts w:ascii="Consolas" w:eastAsia="Times New Roman" w:hAnsi="Consolas" w:cs="Times New Roman"/>
@@ -13400,18 +12959,7 @@
           <w:szCs w:val="21"/>
           <w:lang w:eastAsia="es-CO"/>
         </w:rPr>
-        <w:t>(</w:t>
-      </w:r>
-      <w:proofErr w:type="gramEnd"/>
-      <w:r>
-        <w:rPr>
-          <w:rFonts w:ascii="Consolas" w:eastAsia="Times New Roman" w:hAnsi="Consolas" w:cs="Times New Roman"/>
-          <w:color w:val="DAD6DA"/>
-          <w:sz w:val="21"/>
-          <w:szCs w:val="21"/>
-          <w:lang w:eastAsia="es-CO"/>
-        </w:rPr>
-        <w:t>) {</w:t>
+        <w:t>() {</w:t>
       </w:r>
     </w:p>
     <w:p>
@@ -13500,7 +13048,6 @@
         </w:rPr>
         <w:t>(</w:t>
       </w:r>
-      <w:proofErr w:type="gramStart"/>
       <w:r>
         <w:rPr>
           <w:rFonts w:ascii="Consolas" w:eastAsia="Times New Roman" w:hAnsi="Consolas" w:cs="Times New Roman"/>
@@ -13529,18 +13076,7 @@
           <w:szCs w:val="21"/>
           <w:lang w:eastAsia="es-CO"/>
         </w:rPr>
-        <w:t>#</w:t>
-      </w:r>
-      <w:proofErr w:type="gramEnd"/>
-      <w:r>
-        <w:rPr>
-          <w:rFonts w:ascii="Consolas" w:eastAsia="Times New Roman" w:hAnsi="Consolas" w:cs="Times New Roman"/>
-          <w:color w:val="F8F8F2"/>
-          <w:sz w:val="21"/>
-          <w:szCs w:val="21"/>
-          <w:lang w:eastAsia="es-CO"/>
-        </w:rPr>
-        <w:t>instancia)</w:t>
+        <w:t>#instancia)</w:t>
       </w:r>
       <w:r>
         <w:rPr>
@@ -13617,7 +13153,6 @@
         </w:rPr>
         <w:t xml:space="preserve"> </w:t>
       </w:r>
-      <w:proofErr w:type="gramStart"/>
       <w:r>
         <w:rPr>
           <w:rFonts w:ascii="Consolas" w:eastAsia="Times New Roman" w:hAnsi="Consolas" w:cs="Times New Roman"/>
@@ -13640,7 +13175,6 @@
         </w:rPr>
         <w:t>(</w:t>
       </w:r>
-      <w:proofErr w:type="gramEnd"/>
       <w:r>
         <w:rPr>
           <w:rFonts w:ascii="Consolas" w:eastAsia="Times New Roman" w:hAnsi="Consolas" w:cs="Times New Roman"/>
@@ -13936,7 +13470,6 @@
         </w:rPr>
         <w:t xml:space="preserve">    </w:t>
       </w:r>
-      <w:proofErr w:type="gramStart"/>
       <w:r>
         <w:rPr>
           <w:rFonts w:ascii="Consolas" w:eastAsia="Times New Roman" w:hAnsi="Consolas" w:cs="Times New Roman"/>
@@ -13967,18 +13500,7 @@
           <w:szCs w:val="21"/>
           <w:lang w:eastAsia="es-CO"/>
         </w:rPr>
-        <w:t>#</w:t>
-      </w:r>
-      <w:proofErr w:type="gramEnd"/>
-      <w:r>
-        <w:rPr>
-          <w:rFonts w:ascii="Consolas" w:eastAsia="Times New Roman" w:hAnsi="Consolas" w:cs="Times New Roman"/>
-          <w:color w:val="F8F8F2"/>
-          <w:sz w:val="21"/>
-          <w:szCs w:val="21"/>
-          <w:lang w:eastAsia="es-CO"/>
-        </w:rPr>
-        <w:t>maxConexiones</w:t>
+        <w:t>#maxConexiones</w:t>
       </w:r>
       <w:r>
         <w:rPr>
@@ -14123,7 +13645,6 @@
         </w:rPr>
         <w:t xml:space="preserve">    </w:t>
       </w:r>
-      <w:proofErr w:type="gramStart"/>
       <w:r>
         <w:rPr>
           <w:rFonts w:ascii="Consolas" w:eastAsia="Times New Roman" w:hAnsi="Consolas" w:cs="Times New Roman"/>
@@ -14152,18 +13673,7 @@
           <w:szCs w:val="21"/>
           <w:lang w:eastAsia="es-CO"/>
         </w:rPr>
-        <w:t>#</w:t>
-      </w:r>
-      <w:proofErr w:type="gramEnd"/>
-      <w:r>
-        <w:rPr>
-          <w:rFonts w:ascii="Consolas" w:eastAsia="Times New Roman" w:hAnsi="Consolas" w:cs="Times New Roman"/>
-          <w:color w:val="F8F8F2"/>
-          <w:sz w:val="21"/>
-          <w:szCs w:val="21"/>
-          <w:lang w:eastAsia="es-CO"/>
-        </w:rPr>
-        <w:t>instancia</w:t>
+        <w:t>#instancia</w:t>
       </w:r>
       <w:r>
         <w:rPr>
@@ -14309,7 +13819,6 @@
         </w:rPr>
         <w:t xml:space="preserve">  </w:t>
       </w:r>
-      <w:proofErr w:type="gramStart"/>
       <w:r>
         <w:rPr>
           <w:rFonts w:ascii="Consolas" w:eastAsia="Times New Roman" w:hAnsi="Consolas" w:cs="Times New Roman"/>
@@ -14320,7 +13829,6 @@
         </w:rPr>
         <w:t>static</w:t>
       </w:r>
-      <w:proofErr w:type="gramEnd"/>
       <w:r>
         <w:rPr>
           <w:rFonts w:ascii="Consolas" w:eastAsia="Times New Roman" w:hAnsi="Consolas" w:cs="Times New Roman"/>
@@ -14374,7 +13882,6 @@
         </w:rPr>
         <w:t xml:space="preserve">    </w:t>
       </w:r>
-      <w:proofErr w:type="gramStart"/>
       <w:r>
         <w:rPr>
           <w:rFonts w:ascii="Consolas" w:eastAsia="Times New Roman" w:hAnsi="Consolas" w:cs="Times New Roman"/>
@@ -14385,7 +13892,6 @@
         </w:rPr>
         <w:t>if</w:t>
       </w:r>
-      <w:proofErr w:type="gramEnd"/>
       <w:r>
         <w:rPr>
           <w:rFonts w:ascii="Consolas" w:eastAsia="Times New Roman" w:hAnsi="Consolas" w:cs="Times New Roman"/>
@@ -14479,7 +13985,6 @@
         </w:rPr>
         <w:t xml:space="preserve">      </w:t>
       </w:r>
-      <w:proofErr w:type="gramStart"/>
       <w:r>
         <w:rPr>
           <w:rFonts w:ascii="Consolas" w:eastAsia="Times New Roman" w:hAnsi="Consolas" w:cs="Times New Roman"/>
@@ -14492,7 +13997,6 @@
         </w:rPr>
         <w:t>new</w:t>
       </w:r>
-      <w:proofErr w:type="gramEnd"/>
       <w:r>
         <w:rPr>
           <w:rFonts w:ascii="Consolas" w:eastAsia="Times New Roman" w:hAnsi="Consolas" w:cs="Times New Roman"/>
@@ -14579,7 +14083,6 @@
         </w:rPr>
         <w:t xml:space="preserve">    </w:t>
       </w:r>
-      <w:proofErr w:type="gramStart"/>
       <w:r>
         <w:rPr>
           <w:rFonts w:ascii="Consolas" w:eastAsia="Times New Roman" w:hAnsi="Consolas" w:cs="Times New Roman"/>
@@ -14590,7 +14093,6 @@
         </w:rPr>
         <w:t>return</w:t>
       </w:r>
-      <w:proofErr w:type="gramEnd"/>
       <w:r>
         <w:rPr>
           <w:rFonts w:ascii="Consolas" w:eastAsia="Times New Roman" w:hAnsi="Consolas" w:cs="Times New Roman"/>
@@ -14730,7 +14232,6 @@
         </w:rPr>
         <w:t xml:space="preserve"> </w:t>
       </w:r>
-      <w:proofErr w:type="gramStart"/>
       <w:r>
         <w:rPr>
           <w:rFonts w:ascii="Consolas" w:eastAsia="Times New Roman" w:hAnsi="Consolas" w:cs="Times New Roman"/>
@@ -14749,18 +14250,7 @@
           <w:szCs w:val="21"/>
           <w:lang w:eastAsia="es-CO"/>
         </w:rPr>
-        <w:t>(</w:t>
-      </w:r>
-      <w:proofErr w:type="gramEnd"/>
-      <w:r>
-        <w:rPr>
-          <w:rFonts w:ascii="Consolas" w:eastAsia="Times New Roman" w:hAnsi="Consolas" w:cs="Times New Roman"/>
-          <w:color w:val="DAD6DA"/>
-          <w:sz w:val="21"/>
-          <w:szCs w:val="21"/>
-          <w:lang w:eastAsia="es-CO"/>
-        </w:rPr>
-        <w:t>) {</w:t>
+        <w:t>() {</w:t>
       </w:r>
     </w:p>
     <w:p>
@@ -14997,7 +14487,6 @@
         </w:rPr>
         <w:t xml:space="preserve">    </w:t>
       </w:r>
-      <w:proofErr w:type="gramStart"/>
       <w:r>
         <w:rPr>
           <w:rFonts w:ascii="Consolas" w:eastAsia="Times New Roman" w:hAnsi="Consolas" w:cs="Times New Roman"/>
@@ -15008,7 +14497,6 @@
         </w:rPr>
         <w:t>if</w:t>
       </w:r>
-      <w:proofErr w:type="gramEnd"/>
       <w:r>
         <w:rPr>
           <w:rFonts w:ascii="Consolas" w:eastAsia="Times New Roman" w:hAnsi="Consolas" w:cs="Times New Roman"/>
@@ -15156,7 +14644,6 @@
         </w:rPr>
         <w:t xml:space="preserve">      </w:t>
       </w:r>
-      <w:proofErr w:type="gramStart"/>
       <w:r>
         <w:rPr>
           <w:rFonts w:ascii="Consolas" w:eastAsia="Times New Roman" w:hAnsi="Consolas" w:cs="Times New Roman"/>
@@ -15187,7 +14674,6 @@
         </w:rPr>
         <w:t>registrar</w:t>
       </w:r>
-      <w:proofErr w:type="gramEnd"/>
       <w:r>
         <w:rPr>
           <w:rFonts w:ascii="Consolas" w:eastAsia="Times New Roman" w:hAnsi="Consolas" w:cs="Times New Roman"/>
@@ -15311,7 +14797,6 @@
         </w:rPr>
         <w:t xml:space="preserve">      </w:t>
       </w:r>
-      <w:proofErr w:type="gramStart"/>
       <w:r>
         <w:rPr>
           <w:rFonts w:ascii="Consolas" w:eastAsia="Times New Roman" w:hAnsi="Consolas" w:cs="Times New Roman"/>
@@ -15322,7 +14807,6 @@
         </w:rPr>
         <w:t>await</w:t>
       </w:r>
-      <w:proofErr w:type="gramEnd"/>
       <w:r>
         <w:rPr>
           <w:rFonts w:ascii="Consolas" w:eastAsia="Times New Roman" w:hAnsi="Consolas" w:cs="Times New Roman"/>
@@ -15570,7 +15054,6 @@
         </w:rPr>
         <w:t xml:space="preserve">    </w:t>
       </w:r>
-      <w:proofErr w:type="gramStart"/>
       <w:r>
         <w:rPr>
           <w:rFonts w:ascii="Consolas" w:eastAsia="Times New Roman" w:hAnsi="Consolas" w:cs="Times New Roman"/>
@@ -15601,18 +15084,7 @@
           <w:szCs w:val="21"/>
           <w:lang w:eastAsia="es-CO"/>
         </w:rPr>
-        <w:t>#</w:t>
-      </w:r>
-      <w:proofErr w:type="gramEnd"/>
-      <w:r>
-        <w:rPr>
-          <w:rFonts w:ascii="Consolas" w:eastAsia="Times New Roman" w:hAnsi="Consolas" w:cs="Times New Roman"/>
-          <w:color w:val="F8F8F2"/>
-          <w:sz w:val="21"/>
-          <w:szCs w:val="21"/>
-          <w:lang w:eastAsia="es-CO"/>
-        </w:rPr>
-        <w:t>conexionesActivas</w:t>
+        <w:t>#conexionesActivas</w:t>
       </w:r>
       <w:r>
         <w:rPr>
@@ -15657,7 +15129,6 @@
         </w:rPr>
         <w:t xml:space="preserve">    </w:t>
       </w:r>
-      <w:proofErr w:type="gramStart"/>
       <w:r>
         <w:rPr>
           <w:rFonts w:ascii="Consolas" w:eastAsia="Times New Roman" w:hAnsi="Consolas" w:cs="Times New Roman"/>
@@ -15688,7 +15159,6 @@
         </w:rPr>
         <w:t>registrar</w:t>
       </w:r>
-      <w:proofErr w:type="gramEnd"/>
       <w:r>
         <w:rPr>
           <w:rFonts w:ascii="Consolas" w:eastAsia="Times New Roman" w:hAnsi="Consolas" w:cs="Times New Roman"/>
@@ -15805,7 +15275,6 @@
         </w:rPr>
         <w:t>${</w:t>
       </w:r>
-      <w:proofErr w:type="gramStart"/>
       <w:r>
         <w:rPr>
           <w:rFonts w:ascii="Consolas" w:eastAsia="Times New Roman" w:hAnsi="Consolas" w:cs="Times New Roman"/>
@@ -15826,18 +15295,7 @@
           <w:szCs w:val="21"/>
           <w:lang w:eastAsia="es-CO"/>
         </w:rPr>
-        <w:t>.#</w:t>
-      </w:r>
-      <w:proofErr w:type="gramEnd"/>
-      <w:r>
-        <w:rPr>
-          <w:rFonts w:ascii="Consolas" w:eastAsia="Times New Roman" w:hAnsi="Consolas" w:cs="Times New Roman"/>
-          <w:color w:val="F8F8F2"/>
-          <w:sz w:val="21"/>
-          <w:szCs w:val="21"/>
-          <w:lang w:eastAsia="es-CO"/>
-        </w:rPr>
-        <w:t>conexionesActivas</w:t>
+        <w:t>.#conexionesActivas</w:t>
       </w:r>
       <w:r>
         <w:rPr>
@@ -15990,7 +15448,6 @@
         </w:rPr>
         <w:t xml:space="preserve">    </w:t>
       </w:r>
-      <w:proofErr w:type="gramStart"/>
       <w:r>
         <w:rPr>
           <w:rFonts w:ascii="Consolas" w:eastAsia="Times New Roman" w:hAnsi="Consolas" w:cs="Times New Roman"/>
@@ -16001,7 +15458,6 @@
         </w:rPr>
         <w:t>return</w:t>
       </w:r>
-      <w:proofErr w:type="gramEnd"/>
       <w:r>
         <w:rPr>
           <w:rFonts w:ascii="Consolas" w:eastAsia="Times New Roman" w:hAnsi="Consolas" w:cs="Times New Roman"/>
@@ -16035,7 +15491,6 @@
         </w:rPr>
         <w:t xml:space="preserve">      </w:t>
       </w:r>
-      <w:proofErr w:type="gramStart"/>
       <w:r>
         <w:rPr>
           <w:rFonts w:ascii="Consolas" w:eastAsia="Times New Roman" w:hAnsi="Consolas" w:cs="Times New Roman"/>
@@ -16046,7 +15501,6 @@
         </w:rPr>
         <w:t>id</w:t>
       </w:r>
-      <w:proofErr w:type="gramEnd"/>
       <w:r>
         <w:rPr>
           <w:rFonts w:ascii="Consolas" w:eastAsia="Times New Roman" w:hAnsi="Consolas" w:cs="Times New Roman"/>
@@ -16142,7 +15596,6 @@
         </w:rPr>
         <w:t xml:space="preserve">      </w:t>
       </w:r>
-      <w:proofErr w:type="gramStart"/>
       <w:r>
         <w:rPr>
           <w:rFonts w:ascii="Consolas" w:eastAsia="Times New Roman" w:hAnsi="Consolas" w:cs="Times New Roman"/>
@@ -16153,7 +15606,6 @@
         </w:rPr>
         <w:t>liberar</w:t>
       </w:r>
-      <w:proofErr w:type="gramEnd"/>
       <w:r>
         <w:rPr>
           <w:rFonts w:ascii="Consolas" w:eastAsia="Times New Roman" w:hAnsi="Consolas" w:cs="Times New Roman"/>
@@ -16338,7 +15790,6 @@
         </w:rPr>
         <w:t>  #</w:t>
       </w:r>
-      <w:proofErr w:type="gramStart"/>
       <w:r>
         <w:rPr>
           <w:rFonts w:ascii="Consolas" w:eastAsia="Times New Roman" w:hAnsi="Consolas" w:cs="Times New Roman"/>
@@ -16357,18 +15808,7 @@
           <w:szCs w:val="21"/>
           <w:lang w:eastAsia="es-CO"/>
         </w:rPr>
-        <w:t>(</w:t>
-      </w:r>
-      <w:proofErr w:type="gramEnd"/>
-      <w:r>
-        <w:rPr>
-          <w:rFonts w:ascii="Consolas" w:eastAsia="Times New Roman" w:hAnsi="Consolas" w:cs="Times New Roman"/>
-          <w:color w:val="DAD6DA"/>
-          <w:sz w:val="21"/>
-          <w:szCs w:val="21"/>
-          <w:lang w:eastAsia="es-CO"/>
-        </w:rPr>
-        <w:t>) {</w:t>
+        <w:t>() {</w:t>
       </w:r>
     </w:p>
     <w:p>
@@ -16393,7 +15833,6 @@
         </w:rPr>
         <w:t xml:space="preserve">    </w:t>
       </w:r>
-      <w:proofErr w:type="gramStart"/>
       <w:r>
         <w:rPr>
           <w:rFonts w:ascii="Consolas" w:eastAsia="Times New Roman" w:hAnsi="Consolas" w:cs="Times New Roman"/>
@@ -16424,18 +15863,7 @@
           <w:szCs w:val="21"/>
           <w:lang w:eastAsia="es-CO"/>
         </w:rPr>
-        <w:t>#</w:t>
-      </w:r>
-      <w:proofErr w:type="gramEnd"/>
-      <w:r>
-        <w:rPr>
-          <w:rFonts w:ascii="Consolas" w:eastAsia="Times New Roman" w:hAnsi="Consolas" w:cs="Times New Roman"/>
-          <w:color w:val="F8F8F2"/>
-          <w:sz w:val="21"/>
-          <w:szCs w:val="21"/>
-          <w:lang w:eastAsia="es-CO"/>
-        </w:rPr>
-        <w:t>conexionesActivas</w:t>
+        <w:t>#conexionesActivas</w:t>
       </w:r>
       <w:r>
         <w:rPr>
@@ -16607,7 +16035,6 @@
         </w:rPr>
         <w:t xml:space="preserve"> </w:t>
       </w:r>
-      <w:proofErr w:type="gramStart"/>
       <w:r>
         <w:rPr>
           <w:rFonts w:ascii="Consolas" w:eastAsia="Times New Roman" w:hAnsi="Consolas" w:cs="Times New Roman"/>
@@ -16628,18 +16055,7 @@
           <w:szCs w:val="21"/>
           <w:lang w:eastAsia="es-CO"/>
         </w:rPr>
-        <w:t>.#</w:t>
-      </w:r>
-      <w:proofErr w:type="gramEnd"/>
-      <w:r>
-        <w:rPr>
-          <w:rFonts w:ascii="Consolas" w:eastAsia="Times New Roman" w:hAnsi="Consolas" w:cs="Times New Roman"/>
-          <w:color w:val="F8F8F2"/>
-          <w:sz w:val="21"/>
-          <w:szCs w:val="21"/>
-          <w:lang w:eastAsia="es-CO"/>
-        </w:rPr>
-        <w:t>colaEspera.</w:t>
+        <w:t>.#colaEspera.</w:t>
       </w:r>
       <w:r>
         <w:rPr>
@@ -16754,7 +16170,6 @@
         </w:rPr>
         <w:t xml:space="preserve"> </w:t>
       </w:r>
-      <w:proofErr w:type="gramStart"/>
       <w:r>
         <w:rPr>
           <w:rFonts w:ascii="Consolas" w:eastAsia="Times New Roman" w:hAnsi="Consolas" w:cs="Times New Roman"/>
@@ -16773,18 +16188,7 @@
           <w:szCs w:val="21"/>
           <w:lang w:eastAsia="es-CO"/>
         </w:rPr>
-        <w:t>(</w:t>
-      </w:r>
-      <w:proofErr w:type="gramEnd"/>
-      <w:r>
-        <w:rPr>
-          <w:rFonts w:ascii="Consolas" w:eastAsia="Times New Roman" w:hAnsi="Consolas" w:cs="Times New Roman"/>
-          <w:color w:val="F8F8F2"/>
-          <w:sz w:val="21"/>
-          <w:szCs w:val="21"/>
-          <w:lang w:eastAsia="es-CO"/>
-        </w:rPr>
-        <w:t>)</w:t>
+        <w:t>()</w:t>
       </w:r>
       <w:r>
         <w:rPr>
@@ -16875,7 +16279,6 @@
         </w:rPr>
         <w:t xml:space="preserve"> </w:t>
       </w:r>
-      <w:proofErr w:type="gramStart"/>
       <w:r>
         <w:rPr>
           <w:rFonts w:ascii="Consolas" w:eastAsia="Times New Roman" w:hAnsi="Consolas" w:cs="Times New Roman"/>
@@ -16894,18 +16297,7 @@
           <w:szCs w:val="21"/>
           <w:lang w:eastAsia="es-CO"/>
         </w:rPr>
-        <w:t>(</w:t>
-      </w:r>
-      <w:proofErr w:type="gramEnd"/>
-      <w:r>
-        <w:rPr>
-          <w:rFonts w:ascii="Consolas" w:eastAsia="Times New Roman" w:hAnsi="Consolas" w:cs="Times New Roman"/>
-          <w:color w:val="DAD6DA"/>
-          <w:sz w:val="21"/>
-          <w:szCs w:val="21"/>
-          <w:lang w:eastAsia="es-CO"/>
-        </w:rPr>
-        <w:t>) {</w:t>
+        <w:t>() {</w:t>
       </w:r>
     </w:p>
     <w:p>
@@ -16950,7 +16342,6 @@
         </w:rPr>
         <w:t xml:space="preserve"> </w:t>
       </w:r>
-      <w:proofErr w:type="gramStart"/>
       <w:r>
         <w:rPr>
           <w:rFonts w:ascii="Consolas" w:eastAsia="Times New Roman" w:hAnsi="Consolas" w:cs="Times New Roman"/>
@@ -16981,18 +16372,7 @@
           <w:szCs w:val="21"/>
           <w:lang w:eastAsia="es-CO"/>
         </w:rPr>
-        <w:t>#</w:t>
-      </w:r>
-      <w:proofErr w:type="gramEnd"/>
-      <w:r>
-        <w:rPr>
-          <w:rFonts w:ascii="Consolas" w:eastAsia="Times New Roman" w:hAnsi="Consolas" w:cs="Times New Roman"/>
-          <w:color w:val="F8F8F2"/>
-          <w:sz w:val="21"/>
-          <w:szCs w:val="21"/>
-          <w:lang w:eastAsia="es-CO"/>
-        </w:rPr>
-        <w:t>conexionesActivas</w:t>
+        <w:t>#conexionesActivas</w:t>
       </w:r>
       <w:r>
         <w:rPr>
@@ -17126,19 +16506,11 @@
           <w:rFonts w:ascii="Times New Roman" w:hAnsi="Times New Roman" w:cs="Times New Roman"/>
         </w:rPr>
       </w:pPr>
-      <w:proofErr w:type="gramStart"/>
-      <w:r>
-        <w:rPr>
-          <w:rFonts w:ascii="Times New Roman" w:hAnsi="Times New Roman" w:cs="Times New Roman"/>
-        </w:rPr>
-        <w:t>Para  SecureBallot</w:t>
-      </w:r>
-      <w:proofErr w:type="gramEnd"/>
-      <w:r>
-        <w:rPr>
-          <w:rFonts w:ascii="Times New Roman" w:hAnsi="Times New Roman" w:cs="Times New Roman"/>
-        </w:rPr>
-        <w:t xml:space="preserve"> apliqué Singleton en tres partes: ConfiguracionGlobal, LoggerCentralizado y PoolConexionesDB. Elegí estas tres porque en un sistema de votación no puede haber "varias versiones" de ellas funcionando a la vez, eso genera problemas.</w:t>
+      <w:r>
+        <w:rPr>
+          <w:rFonts w:ascii="Times New Roman" w:hAnsi="Times New Roman" w:cs="Times New Roman"/>
+        </w:rPr>
+        <w:t>Para  SecureBallot apliqué Singleton en tres partes: ConfiguracionGlobal, LoggerCentralizado y PoolConexionesDB. Elegí estas tres porque en un sistema de votación no puede haber "varias versiones" de ellas funcionando a la vez, eso genera problemas.</w:t>
       </w:r>
     </w:p>
     <w:p>
@@ -17162,21 +16534,7 @@
         <w:rPr>
           <w:rFonts w:ascii="Times New Roman" w:hAnsi="Times New Roman" w:cs="Times New Roman"/>
         </w:rPr>
-        <w:t xml:space="preserve">ConfiguracionGlobal es la más simple de explicar. Si cada parte del sistema (login, conteo, auditoría) tuviera su propia copia de la config —host </w:t>
-      </w:r>
-      <w:proofErr w:type="gramStart"/>
-      <w:r>
-        <w:rPr>
-          <w:rFonts w:ascii="Times New Roman" w:hAnsi="Times New Roman" w:cs="Times New Roman"/>
-        </w:rPr>
-        <w:t>de la BD</w:t>
-      </w:r>
-      <w:proofErr w:type="gramEnd"/>
-      <w:r>
-        <w:rPr>
-          <w:rFonts w:ascii="Times New Roman" w:hAnsi="Times New Roman" w:cs="Times New Roman"/>
-        </w:rPr>
-        <w:t>, api keys, etc—, en algún momento una copia queda vieja y ya empieza el desorden, porque un módulo estaría usando datos distintos a otro sin que nadie se dé cuenta. Con Singleton hay una sola copia y todos leen de ahí.</w:t>
+        <w:t>ConfiguracionGlobal es la más simple de explicar. Si cada parte del sistema (login, conteo, auditoría) tuviera su propia copia de la config —host de la BD, api keys, etc—, en algún momento una copia queda vieja y ya empieza el desorden, porque un módulo estaría usando datos distintos a otro sin que nadie se dé cuenta. Con Singleton hay una sola copia y todos leen de ahí.</w:t>
       </w:r>
     </w:p>
     <w:p>
@@ -17200,21 +16558,7 @@
         <w:rPr>
           <w:rFonts w:ascii="Times New Roman" w:hAnsi="Times New Roman" w:cs="Times New Roman"/>
         </w:rPr>
-        <w:t xml:space="preserve">Con LoggerCentralizado la cosa es más delicada. Una plataforma de votación necesita poder mostrar qué pasó durante el proceso si alguien lo pide. Si hubiera varios loggers al mismo tiempo, el historial quedaría partido en pedazos y ya no se podría confiar en el orden real de los eventos. Por eso además de ser Singleton, cada registro guarda el hash del registro anterior (hashAnterior -&gt; hash), entonces si alguien edita algo después la cadena deja de cuadrar y </w:t>
-      </w:r>
-      <w:proofErr w:type="gramStart"/>
-      <w:r>
-        <w:rPr>
-          <w:rFonts w:ascii="Times New Roman" w:hAnsi="Times New Roman" w:cs="Times New Roman"/>
-        </w:rPr>
-        <w:t>verificarIntegridad(</w:t>
-      </w:r>
-      <w:proofErr w:type="gramEnd"/>
-      <w:r>
-        <w:rPr>
-          <w:rFonts w:ascii="Times New Roman" w:hAnsi="Times New Roman" w:cs="Times New Roman"/>
-        </w:rPr>
-        <w:t>) lo agarra. Esto es literal lo que pide el proyecto en la parte de auditoría.</w:t>
+        <w:t>Con LoggerCentralizado la cosa es más delicada. Una plataforma de votación necesita poder mostrar qué pasó durante el proceso si alguien lo pide. Si hubiera varios loggers al mismo tiempo, el historial quedaría partido en pedazos y ya no se podría confiar en el orden real de los eventos. Por eso además de ser Singleton, cada registro guarda el hash del registro anterior (hashAnterior -&gt; hash), entonces si alguien edita algo después la cadena deja de cuadrar y verificarIntegridad() lo agarra. Esto es literal lo que pide el proyecto en la parte de auditoría.</w:t>
       </w:r>
     </w:p>
     <w:p>
@@ -17238,21 +16582,7 @@
         <w:rPr>
           <w:rFonts w:ascii="Times New Roman" w:hAnsi="Times New Roman" w:cs="Times New Roman"/>
         </w:rPr>
-        <w:t xml:space="preserve">Y PoolConexionesDB, pensando en que esto en teoría podría usarse para una elección nacional con un montón de gente votando a la vez: si cada petición abriera su propia conexión </w:t>
-      </w:r>
-      <w:proofErr w:type="gramStart"/>
-      <w:r>
-        <w:rPr>
-          <w:rFonts w:ascii="Times New Roman" w:hAnsi="Times New Roman" w:cs="Times New Roman"/>
-        </w:rPr>
-        <w:t>a la BD</w:t>
-      </w:r>
-      <w:proofErr w:type="gramEnd"/>
-      <w:r>
-        <w:rPr>
-          <w:rFonts w:ascii="Times New Roman" w:hAnsi="Times New Roman" w:cs="Times New Roman"/>
-        </w:rPr>
-        <w:t xml:space="preserve"> sin control, </w:t>
+        <w:t xml:space="preserve">Y PoolConexionesDB, pensando en que esto en teoría podría usarse para una elección nacional con un montón de gente votando a la vez: si cada petición abriera su propia conexión a la BD sin control, </w:t>
       </w:r>
       <w:r>
         <w:rPr>
@@ -17283,35 +16613,7 @@
         <w:rPr>
           <w:rFonts w:ascii="Times New Roman" w:hAnsi="Times New Roman" w:cs="Times New Roman"/>
         </w:rPr>
-        <w:t xml:space="preserve">Con SOLID: por un </w:t>
-      </w:r>
-      <w:proofErr w:type="gramStart"/>
-      <w:r>
-        <w:rPr>
-          <w:rFonts w:ascii="Times New Roman" w:hAnsi="Times New Roman" w:cs="Times New Roman"/>
-        </w:rPr>
-        <w:t>lado</w:t>
-      </w:r>
-      <w:proofErr w:type="gramEnd"/>
-      <w:r>
-        <w:rPr>
-          <w:rFonts w:ascii="Times New Roman" w:hAnsi="Times New Roman" w:cs="Times New Roman"/>
-        </w:rPr>
-        <w:t xml:space="preserve"> cumple Responsabilidad Única porque cada clase además de hacer lo suyo también controla su propia creación (el #instancia y el bloqueo en el constructor). Por otro lado, hay que admitir que rompe un poco Inversión de Dependencias, porque llamar </w:t>
-      </w:r>
-      <w:proofErr w:type="gramStart"/>
-      <w:r>
-        <w:rPr>
-          <w:rFonts w:ascii="Times New Roman" w:hAnsi="Times New Roman" w:cs="Times New Roman"/>
-        </w:rPr>
-        <w:t>obtenerInstancia(</w:t>
-      </w:r>
-      <w:proofErr w:type="gramEnd"/>
-      <w:r>
-        <w:rPr>
-          <w:rFonts w:ascii="Times New Roman" w:hAnsi="Times New Roman" w:cs="Times New Roman"/>
-        </w:rPr>
-        <w:t>) desde cualquier lado del código te acopla directamente a esa clase en vez de depender de una abstracción. Aun así, para estos tres casos me pareció que valía la pena ese acoplamiento a cambio de tener una única fuente de verdad.</w:t>
+        <w:t>Con SOLID: por un lado cumple Responsabilidad Única porque cada clase además de hacer lo suyo también controla su propia creación (el #instancia y el bloqueo en el constructor). Por otro lado, hay que admitir que rompe un poco Inversión de Dependencias, porque llamar obtenerInstancia() desde cualquier lado del código te acopla directamente a esa clase en vez de depender de una abstracción. Aun así, para estos tres casos me pareció que valía la pena ese acoplamiento a cambio de tener una única fuente de verdad.</w:t>
       </w:r>
     </w:p>
     <w:p>
@@ -17453,7 +16755,6 @@
         <w:rPr>
           <w:rFonts w:ascii="Times New Roman" w:hAnsi="Times New Roman" w:cs="Times New Roman"/>
           <w:noProof/>
-          <w:lang w:eastAsia="es-CO"/>
         </w:rPr>
         <w:lastRenderedPageBreak/>
         <w:drawing>
@@ -17539,7 +16840,7 @@
           <w:lang w:val="es-ES"/>
         </w:rPr>
       </w:pPr>
-      <w:bookmarkStart w:id="3" w:name="_Toc240113605"/>
+      <w:bookmarkStart w:id="2" w:name="_Toc240113605"/>
       <w:r>
         <w:rPr>
           <w:rFonts w:ascii="Times New Roman" w:hAnsi="Times New Roman" w:cs="Times New Roman"/>
@@ -17563,7 +16864,7 @@
         </w:rPr>
         <w:t>04/09:</w:t>
       </w:r>
-      <w:bookmarkEnd w:id="3"/>
+      <w:bookmarkEnd w:id="2"/>
     </w:p>
     <w:p>
       <w:pPr>
@@ -17795,8 +17096,7 @@
           <w:lang w:val="en-US" w:eastAsia="es-ES"/>
         </w:rPr>
       </w:pPr>
-      <w:bookmarkStart w:id="4" w:name="_Hlk239450682"/>
-      <w:proofErr w:type="gramStart"/>
+      <w:bookmarkStart w:id="3" w:name="_Hlk239450682"/>
       <w:r>
         <w:rPr>
           <w:rFonts w:ascii="Consolas" w:eastAsia="Times New Roman" w:hAnsi="Consolas" w:cs="Times New Roman"/>
@@ -17807,7 +17107,6 @@
         </w:rPr>
         <w:t>if</w:t>
       </w:r>
-      <w:proofErr w:type="gramEnd"/>
       <w:r>
         <w:rPr>
           <w:rFonts w:ascii="Consolas" w:eastAsia="Times New Roman" w:hAnsi="Consolas" w:cs="Times New Roman"/>
@@ -17892,7 +17191,6 @@
           <w:lang w:val="en-US" w:eastAsia="es-ES"/>
         </w:rPr>
       </w:pPr>
-      <w:proofErr w:type="gramStart"/>
       <w:r>
         <w:rPr>
           <w:rFonts w:ascii="Consolas" w:eastAsia="Times New Roman" w:hAnsi="Consolas" w:cs="Times New Roman"/>
@@ -17903,7 +17201,6 @@
         </w:rPr>
         <w:t>reporte</w:t>
       </w:r>
-      <w:proofErr w:type="gramEnd"/>
       <w:r>
         <w:rPr>
           <w:rFonts w:ascii="Consolas" w:eastAsia="Times New Roman" w:hAnsi="Consolas" w:cs="Times New Roman"/>
@@ -18111,7 +17408,6 @@
           <w:lang w:val="en-US" w:eastAsia="es-ES"/>
         </w:rPr>
       </w:pPr>
-      <w:proofErr w:type="gramStart"/>
       <w:r>
         <w:rPr>
           <w:rFonts w:ascii="Consolas" w:eastAsia="Times New Roman" w:hAnsi="Consolas" w:cs="Times New Roman"/>
@@ -18122,7 +17418,6 @@
         </w:rPr>
         <w:t>reporte</w:t>
       </w:r>
-      <w:proofErr w:type="gramEnd"/>
       <w:r>
         <w:rPr>
           <w:rFonts w:ascii="Consolas" w:eastAsia="Times New Roman" w:hAnsi="Consolas" w:cs="Times New Roman"/>
@@ -18319,7 +17614,7 @@
         <w:t>Problema identificado</w:t>
       </w:r>
     </w:p>
-    <w:bookmarkEnd w:id="4"/>
+    <w:bookmarkEnd w:id="3"/>
     <w:p>
       <w:pPr>
         <w:spacing w:line="360" w:lineRule="auto"/>
@@ -18449,7 +17744,27 @@
           <w:sz w:val="24"/>
           <w:szCs w:val="24"/>
         </w:rPr>
-        <w:t>La estructura utilizada permite manejar diferentes formatos mediante productos concretos y creadores concretos.</w:t>
+        <w:t xml:space="preserve">La estructura utilizada permite manejar diferentes formatos mediante </w:t>
+      </w:r>
+      <w:proofErr w:type="gramStart"/>
+      <w:r>
+        <w:rPr>
+          <w:rFonts w:ascii="Times New Roman" w:hAnsi="Times New Roman" w:cs="Times New Roman"/>
+          <w:bCs/>
+          <w:sz w:val="24"/>
+          <w:szCs w:val="24"/>
+        </w:rPr>
+        <w:t>productos concretos y creadores concretos</w:t>
+      </w:r>
+      <w:proofErr w:type="gramEnd"/>
+      <w:r>
+        <w:rPr>
+          <w:rFonts w:ascii="Times New Roman" w:hAnsi="Times New Roman" w:cs="Times New Roman"/>
+          <w:bCs/>
+          <w:sz w:val="24"/>
+          <w:szCs w:val="24"/>
+        </w:rPr>
+        <w:t>.</w:t>
       </w:r>
     </w:p>
     <w:p>
@@ -18877,7 +18192,27 @@
           <w:sz w:val="24"/>
           <w:szCs w:val="24"/>
         </w:rPr>
-        <w:t>SRP (Single Responsibility Principle):</w:t>
+        <w:t>SRP (</w:t>
+      </w:r>
+      <w:proofErr w:type="gramStart"/>
+      <w:r>
+        <w:rPr>
+          <w:rFonts w:ascii="Times New Roman" w:hAnsi="Times New Roman" w:cs="Times New Roman"/>
+          <w:b/>
+          <w:sz w:val="24"/>
+          <w:szCs w:val="24"/>
+        </w:rPr>
+        <w:t>Single</w:t>
+      </w:r>
+      <w:proofErr w:type="gramEnd"/>
+      <w:r>
+        <w:rPr>
+          <w:rFonts w:ascii="Times New Roman" w:hAnsi="Times New Roman" w:cs="Times New Roman"/>
+          <w:b/>
+          <w:sz w:val="24"/>
+          <w:szCs w:val="24"/>
+        </w:rPr>
+        <w:t xml:space="preserve"> Responsibility Principle):</w:t>
       </w:r>
     </w:p>
     <w:p>
@@ -19400,7 +18735,6 @@
           <w:noProof/>
           <w:sz w:val="24"/>
           <w:szCs w:val="24"/>
-          <w:lang w:eastAsia="es-CO"/>
         </w:rPr>
         <w:drawing>
           <wp:inline distT="0" distB="0" distL="0" distR="0" wp14:anchorId="33C35111" wp14:editId="759987BA">
@@ -19473,7 +18807,6 @@
           <w:lang w:val="en-US"/>
         </w:rPr>
       </w:pPr>
-      <w:proofErr w:type="gramStart"/>
       <w:r>
         <w:rPr>
           <w:rFonts w:ascii="Times New Roman" w:hAnsi="Times New Roman" w:cs="Times New Roman"/>
@@ -19484,7 +18817,6 @@
         </w:rPr>
         <w:t>PASS  Semana04</w:t>
       </w:r>
-      <w:proofErr w:type="gramEnd"/>
       <w:r>
         <w:rPr>
           <w:rFonts w:ascii="Times New Roman" w:hAnsi="Times New Roman" w:cs="Times New Roman"/>
@@ -19519,7 +18851,6 @@
           <w:lang w:val="en-US"/>
         </w:rPr>
       </w:pPr>
-      <w:proofErr w:type="gramStart"/>
       <w:r>
         <w:rPr>
           <w:rFonts w:ascii="Times New Roman" w:hAnsi="Times New Roman" w:cs="Times New Roman"/>
@@ -19528,18 +18859,7 @@
           <w:szCs w:val="24"/>
           <w:lang w:val="en-US"/>
         </w:rPr>
-        <w:t>PASS  Semana03</w:t>
-      </w:r>
-      <w:proofErr w:type="gramEnd"/>
-      <w:r>
-        <w:rPr>
-          <w:rFonts w:ascii="Times New Roman" w:hAnsi="Times New Roman" w:cs="Times New Roman"/>
-          <w:b/>
-          <w:sz w:val="24"/>
-          <w:szCs w:val="24"/>
-          <w:lang w:val="en-US"/>
-        </w:rPr>
-        <w:t>/__tests__/singleton.test.js</w:t>
+        <w:t>PASS  Semana03/__tests__/singleton.test.js</w:t>
       </w:r>
     </w:p>
     <w:p>
@@ -20101,7 +19421,6 @@
           <w:noProof/>
           <w:sz w:val="24"/>
           <w:szCs w:val="24"/>
-          <w:lang w:eastAsia="es-CO"/>
         </w:rPr>
         <w:drawing>
           <wp:inline distT="0" distB="0" distL="0" distR="0" wp14:anchorId="4E70D207" wp14:editId="5936236B">
@@ -20181,7 +19500,6 @@
           <w:noProof/>
           <w:sz w:val="24"/>
           <w:szCs w:val="24"/>
-          <w:lang w:eastAsia="es-CO"/>
         </w:rPr>
         <w:drawing>
           <wp:inline distT="0" distB="0" distL="0" distR="0" wp14:anchorId="6C36147D" wp14:editId="2F979CD5">
@@ -20265,7 +19583,6 @@
           <w:noProof/>
           <w:sz w:val="24"/>
           <w:szCs w:val="24"/>
-          <w:lang w:eastAsia="es-CO"/>
         </w:rPr>
         <w:drawing>
           <wp:inline distT="0" distB="0" distL="0" distR="0" wp14:anchorId="3E857DEC" wp14:editId="25BD08DA">
@@ -20338,7 +19655,6 @@
       <w:r>
         <w:rPr>
           <w:noProof/>
-          <w:lang w:eastAsia="es-CO"/>
         </w:rPr>
         <w:drawing>
           <wp:inline distT="0" distB="0" distL="0" distR="0" wp14:anchorId="10916EDA" wp14:editId="7B0696A8">
@@ -20411,6 +19727,101 @@
     </w:p>
     <w:p>
       <w:pPr>
+        <w:jc w:val="center"/>
+        <w:rPr>
+          <w:rFonts w:ascii="Times New Roman" w:hAnsi="Times New Roman" w:cs="Times New Roman"/>
+          <w:b/>
+          <w:bCs/>
+          <w:sz w:val="24"/>
+          <w:szCs w:val="24"/>
+          <w:lang w:val="es-ES"/>
+        </w:rPr>
+      </w:pPr>
+      <w:r>
+        <w:rPr>
+          <w:rFonts w:ascii="Times New Roman" w:hAnsi="Times New Roman" w:cs="Times New Roman"/>
+          <w:b/>
+          <w:bCs/>
+          <w:sz w:val="24"/>
+          <w:szCs w:val="24"/>
+          <w:lang w:val="es-ES"/>
+        </w:rPr>
+        <w:lastRenderedPageBreak/>
+        <w:t xml:space="preserve">FASE 2 - </w:t>
+      </w:r>
+      <w:r>
+        <w:rPr>
+          <w:rFonts w:ascii="Times New Roman" w:hAnsi="Times New Roman" w:cs="Times New Roman"/>
+          <w:b/>
+          <w:bCs/>
+          <w:sz w:val="24"/>
+          <w:szCs w:val="24"/>
+          <w:lang w:val="es-ES"/>
+        </w:rPr>
+        <w:t xml:space="preserve">Patrón </w:t>
+      </w:r>
+      <w:r>
+        <w:rPr>
+          <w:rFonts w:ascii="Times New Roman" w:hAnsi="Times New Roman" w:cs="Times New Roman"/>
+          <w:b/>
+          <w:bCs/>
+          <w:sz w:val="24"/>
+          <w:szCs w:val="24"/>
+          <w:lang w:val="es-ES"/>
+        </w:rPr>
+        <w:t>Abstract</w:t>
+      </w:r>
+      <w:r>
+        <w:rPr>
+          <w:rFonts w:ascii="Times New Roman" w:hAnsi="Times New Roman" w:cs="Times New Roman"/>
+          <w:b/>
+          <w:bCs/>
+          <w:sz w:val="24"/>
+          <w:szCs w:val="24"/>
+          <w:lang w:val="es-ES"/>
+        </w:rPr>
+        <w:t xml:space="preserve"> </w:t>
+      </w:r>
+      <w:r>
+        <w:rPr>
+          <w:rFonts w:ascii="Times New Roman" w:hAnsi="Times New Roman" w:cs="Times New Roman"/>
+          <w:b/>
+          <w:bCs/>
+          <w:sz w:val="24"/>
+          <w:szCs w:val="24"/>
+          <w:lang w:val="es-ES"/>
+        </w:rPr>
+        <w:t>Factory</w:t>
+      </w:r>
+    </w:p>
+    <w:p>
+      <w:pPr>
+        <w:jc w:val="center"/>
+        <w:rPr>
+          <w:rFonts w:ascii="Times New Roman" w:hAnsi="Times New Roman" w:cs="Times New Roman"/>
+          <w:b/>
+          <w:bCs/>
+          <w:sz w:val="24"/>
+          <w:szCs w:val="24"/>
+          <w:lang w:val="es-ES"/>
+        </w:rPr>
+      </w:pPr>
+    </w:p>
+    <w:p>
+      <w:pPr>
+        <w:jc w:val="center"/>
+        <w:rPr>
+          <w:rFonts w:ascii="Times New Roman" w:hAnsi="Times New Roman" w:cs="Times New Roman"/>
+          <w:b/>
+          <w:bCs/>
+          <w:sz w:val="24"/>
+          <w:szCs w:val="24"/>
+          <w:lang w:val="es-ES"/>
+        </w:rPr>
+      </w:pPr>
+    </w:p>
+    <w:p>
+      <w:pPr>
         <w:pStyle w:val="Ttulo1"/>
         <w:ind w:firstLine="708"/>
         <w:rPr>
@@ -20421,7 +19832,7 @@
           <w:lang w:val="es-ES"/>
         </w:rPr>
       </w:pPr>
-      <w:bookmarkStart w:id="5" w:name="_Toc240113606"/>
+      <w:bookmarkStart w:id="4" w:name="_Toc240113606"/>
       <w:r>
         <w:rPr>
           <w:rFonts w:ascii="Times New Roman" w:hAnsi="Times New Roman" w:cs="Times New Roman"/>
@@ -20432,7 +19843,6 @@
           <w:szCs w:val="24"/>
           <w:lang w:val="es-ES"/>
         </w:rPr>
-        <w:lastRenderedPageBreak/>
         <w:t>Semana5</w:t>
       </w:r>
       <w:r>
@@ -20445,7 +19855,7 @@
         </w:rPr>
         <w:t xml:space="preserve"> 12/09</w:t>
       </w:r>
-      <w:bookmarkEnd w:id="5"/>
+      <w:bookmarkEnd w:id="4"/>
     </w:p>
     <w:p>
       <w:pPr>
@@ -20713,27 +20123,7 @@
           <w:szCs w:val="24"/>
           <w:lang w:val="es-ES"/>
         </w:rPr>
-        <w:t xml:space="preserve">public </w:t>
-      </w:r>
-      <w:proofErr w:type="gramStart"/>
-      <w:r>
-        <w:rPr>
-          <w:rFonts w:ascii="Times New Roman" w:hAnsi="Times New Roman" w:cs="Times New Roman"/>
-          <w:sz w:val="24"/>
-          <w:szCs w:val="24"/>
-          <w:lang w:val="es-ES"/>
-        </w:rPr>
-        <w:t>Eleccion(</w:t>
-      </w:r>
-      <w:proofErr w:type="gramEnd"/>
-      <w:r>
-        <w:rPr>
-          <w:rFonts w:ascii="Times New Roman" w:hAnsi="Times New Roman" w:cs="Times New Roman"/>
-          <w:sz w:val="24"/>
-          <w:szCs w:val="24"/>
-          <w:lang w:val="es-ES"/>
-        </w:rPr>
-        <w:t>nombre, candidatos, mesas, fechaApertura, fechaCierre, permiteVotoBlanco, umbralQuorum) { ... }</w:t>
+        <w:t>public Eleccion(nombre, candidatos, mesas, fechaApertura, fechaCierre, permiteVotoBlanco, umbralQuorum) { ... }</w:t>
       </w:r>
     </w:p>
     <w:p>
@@ -21133,7 +20523,6 @@
           <w:noProof/>
           <w:sz w:val="24"/>
           <w:szCs w:val="24"/>
-          <w:lang w:eastAsia="es-CO"/>
         </w:rPr>
         <w:lastRenderedPageBreak/>
         <w:drawing>
@@ -21348,47 +20737,7 @@
           <w:szCs w:val="24"/>
           <w:lang w:val="es-ES"/>
         </w:rPr>
-        <w:t xml:space="preserve">El Director orquesta la construcción llamando, en orden, a los métodos del Builder: </w:t>
-      </w:r>
-      <w:proofErr w:type="gramStart"/>
-      <w:r>
-        <w:rPr>
-          <w:rFonts w:ascii="Times New Roman" w:hAnsi="Times New Roman" w:cs="Times New Roman"/>
-          <w:sz w:val="24"/>
-          <w:szCs w:val="24"/>
-          <w:lang w:val="es-ES"/>
-        </w:rPr>
-        <w:t>definirNombre(</w:t>
-      </w:r>
-      <w:proofErr w:type="gramEnd"/>
-      <w:r>
-        <w:rPr>
-          <w:rFonts w:ascii="Times New Roman" w:hAnsi="Times New Roman" w:cs="Times New Roman"/>
-          <w:sz w:val="24"/>
-          <w:szCs w:val="24"/>
-          <w:lang w:val="es-ES"/>
-        </w:rPr>
-        <w:t xml:space="preserve">), agregarCandidato() (una vez por cada candidato), agregarMesa() (una vez por cada mesa), definirFechas(), permitirVotoBlanco() y definirQuorum(). Al final, </w:t>
-      </w:r>
-      <w:proofErr w:type="gramStart"/>
-      <w:r>
-        <w:rPr>
-          <w:rFonts w:ascii="Times New Roman" w:hAnsi="Times New Roman" w:cs="Times New Roman"/>
-          <w:sz w:val="24"/>
-          <w:szCs w:val="24"/>
-          <w:lang w:val="es-ES"/>
-        </w:rPr>
-        <w:t>obtenerEleccion(</w:t>
-      </w:r>
-      <w:proofErr w:type="gramEnd"/>
-      <w:r>
-        <w:rPr>
-          <w:rFonts w:ascii="Times New Roman" w:hAnsi="Times New Roman" w:cs="Times New Roman"/>
-          <w:sz w:val="24"/>
-          <w:szCs w:val="24"/>
-          <w:lang w:val="es-ES"/>
-        </w:rPr>
-        <w:t>) entrega el objeto completo.</w:t>
+        <w:t>El Director orquesta la construcción llamando, en orden, a los métodos del Builder: definirNombre(), agregarCandidato() (una vez por cada candidato), agregarMesa() (una vez por cada mesa), definirFechas(), permitirVotoBlanco() y definirQuorum(). Al final, obtenerEleccion() entrega el objeto completo.</w:t>
       </w:r>
     </w:p>
     <w:p>
@@ -21558,7 +20907,31 @@
           <w:szCs w:val="24"/>
           <w:lang w:val="es-ES"/>
         </w:rPr>
-        <w:t>SRP (Single Responsibility Principle):</w:t>
+        <w:t>SRP (</w:t>
+      </w:r>
+      <w:proofErr w:type="gramStart"/>
+      <w:r>
+        <w:rPr>
+          <w:rFonts w:ascii="Times New Roman" w:hAnsi="Times New Roman" w:cs="Times New Roman"/>
+          <w:b/>
+          <w:bCs/>
+          <w:sz w:val="24"/>
+          <w:szCs w:val="24"/>
+          <w:lang w:val="es-ES"/>
+        </w:rPr>
+        <w:t>Single</w:t>
+      </w:r>
+      <w:proofErr w:type="gramEnd"/>
+      <w:r>
+        <w:rPr>
+          <w:rFonts w:ascii="Times New Roman" w:hAnsi="Times New Roman" w:cs="Times New Roman"/>
+          <w:b/>
+          <w:bCs/>
+          <w:sz w:val="24"/>
+          <w:szCs w:val="24"/>
+          <w:lang w:val="es-ES"/>
+        </w:rPr>
+        <w:t xml:space="preserve"> Responsibility Principle):</w:t>
       </w:r>
     </w:p>
     <w:p>
@@ -22044,7 +21417,7 @@
           <w:noProof/>
           <w:sz w:val="24"/>
           <w:szCs w:val="24"/>
-          <w:lang w:eastAsia="es-CO"/>
+          <w:lang w:val="en-US"/>
         </w:rPr>
         <w:drawing>
           <wp:inline distT="0" distB="0" distL="0" distR="0" wp14:anchorId="13005177" wp14:editId="0E41F09D">
@@ -22167,7 +21540,7 @@
           <w:noProof/>
           <w:sz w:val="24"/>
           <w:szCs w:val="24"/>
-          <w:lang w:eastAsia="es-CO"/>
+          <w:lang w:val="es-ES"/>
         </w:rPr>
         <w:lastRenderedPageBreak/>
         <w:drawing>
@@ -22234,7 +21607,7 @@
           <w:noProof/>
           <w:sz w:val="24"/>
           <w:szCs w:val="24"/>
-          <w:lang w:eastAsia="es-CO"/>
+          <w:lang w:val="es-ES"/>
         </w:rPr>
         <w:lastRenderedPageBreak/>
         <w:drawing>
@@ -22279,7 +21652,7 @@
           <w:noProof/>
           <w:sz w:val="24"/>
           <w:szCs w:val="24"/>
-          <w:lang w:eastAsia="es-CO"/>
+          <w:lang w:val="es-ES"/>
         </w:rPr>
         <w:lastRenderedPageBreak/>
         <w:drawing>
@@ -22397,7 +21770,7 @@
           <w:noProof/>
           <w:sz w:val="24"/>
           <w:szCs w:val="24"/>
-          <w:lang w:eastAsia="es-CO"/>
+          <w:lang w:val="es-ES"/>
         </w:rPr>
         <w:lastRenderedPageBreak/>
         <w:drawing>
@@ -22856,7 +22229,7 @@
           <w:noProof/>
           <w:sz w:val="24"/>
           <w:szCs w:val="24"/>
-          <w:lang w:eastAsia="es-CO"/>
+          <w:lang w:val="es-ES"/>
         </w:rPr>
         <w:lastRenderedPageBreak/>
         <w:drawing>
@@ -22901,7 +22274,7 @@
           <w:noProof/>
           <w:sz w:val="24"/>
           <w:szCs w:val="24"/>
-          <w:lang w:eastAsia="es-CO"/>
+          <w:lang w:val="es-ES"/>
         </w:rPr>
         <w:drawing>
           <wp:inline distT="0" distB="0" distL="0" distR="0" wp14:anchorId="746022BA" wp14:editId="46B8FF07">
@@ -22945,7 +22318,7 @@
           <w:noProof/>
           <w:sz w:val="24"/>
           <w:szCs w:val="24"/>
-          <w:lang w:eastAsia="es-CO"/>
+          <w:lang w:val="es-ES"/>
         </w:rPr>
         <w:drawing>
           <wp:inline distT="0" distB="0" distL="0" distR="0" wp14:anchorId="1AF1F0B6" wp14:editId="578CC905">
@@ -22989,7 +22362,7 @@
           <w:noProof/>
           <w:sz w:val="24"/>
           <w:szCs w:val="24"/>
-          <w:lang w:eastAsia="es-CO"/>
+          <w:lang w:val="es-ES"/>
         </w:rPr>
         <w:drawing>
           <wp:inline distT="0" distB="0" distL="0" distR="0" wp14:anchorId="29A173E4" wp14:editId="6080DC32">
@@ -23538,7 +22911,7 @@
           <w:noProof/>
           <w:sz w:val="24"/>
           <w:szCs w:val="24"/>
-          <w:lang w:eastAsia="es-CO"/>
+          <w:lang w:val="es-ES"/>
         </w:rPr>
         <w:drawing>
           <wp:inline distT="0" distB="0" distL="0" distR="0" wp14:anchorId="1CF75EE5" wp14:editId="071A17D6">
@@ -23604,7 +22977,7 @@
           <w:noProof/>
           <w:sz w:val="24"/>
           <w:szCs w:val="24"/>
-          <w:lang w:eastAsia="es-CO"/>
+          <w:lang w:val="es-ES"/>
         </w:rPr>
         <w:drawing>
           <wp:inline distT="0" distB="0" distL="0" distR="0" wp14:anchorId="2421C649" wp14:editId="626DD95C">
@@ -23697,6 +23070,32 @@
     </w:p>
     <w:p>
       <w:pPr>
+        <w:jc w:val="both"/>
+        <w:rPr>
+          <w:rFonts w:ascii="Times New Roman" w:hAnsi="Times New Roman" w:cs="Times New Roman"/>
+          <w:b/>
+          <w:bCs/>
+          <w:sz w:val="24"/>
+          <w:szCs w:val="24"/>
+          <w:lang w:val="es-ES"/>
+        </w:rPr>
+      </w:pPr>
+    </w:p>
+    <w:p>
+      <w:pPr>
+        <w:jc w:val="center"/>
+        <w:rPr>
+          <w:rFonts w:ascii="Times New Roman" w:hAnsi="Times New Roman" w:cs="Times New Roman"/>
+          <w:b/>
+          <w:bCs/>
+          <w:sz w:val="24"/>
+          <w:szCs w:val="24"/>
+          <w:lang w:val="es-ES"/>
+        </w:rPr>
+      </w:pPr>
+    </w:p>
+    <w:p>
+      <w:pPr>
         <w:spacing w:line="360" w:lineRule="auto"/>
         <w:jc w:val="both"/>
         <w:rPr>
@@ -23718,7 +23117,7 @@
 </file>
 
 <file path=word/numbering.xml><?xml version="1.0" encoding="utf-8"?>
-<w:numbering xmlns:wpc="http://schemas.microsoft.com/office/word/2010/wordprocessingCanvas" xmlns:cx="http://schemas.microsoft.com/office/drawing/2014/chartex" xmlns:cx1="http://schemas.microsoft.com/office/drawing/2015/9/8/chartex" xmlns:mc="http://schemas.openxmlformats.org/markup-compatibility/2006" xmlns:o="urn:schemas-microsoft-com:office:office" xmlns:r="http://schemas.openxmlformats.org/officeDocument/2006/relationships" xmlns:m="http://schemas.openxmlformats.org/officeDocument/2006/math" xmlns:v="urn:schemas-microsoft-com:vml" xmlns:wp14="http://schemas.microsoft.com/office/word/2010/wordprocessingDrawing" xmlns:wp="http://schemas.openxmlformats.org/drawingml/2006/wordprocessingDrawing" xmlns:w10="urn:schemas-microsoft-com:office:word" xmlns:w="http://schemas.openxmlformats.org/wordprocessingml/2006/main" xmlns:w14="http://schemas.microsoft.com/office/word/2010/wordml" xmlns:w15="http://schemas.microsoft.com/office/word/2012/wordml" xmlns:w16se="http://schemas.microsoft.com/office/word/2015/wordml/symex" xmlns:wpg="http://schemas.microsoft.com/office/word/2010/wordprocessingGroup" xmlns:wpi="http://schemas.microsoft.com/office/word/2010/wordprocessingInk" xmlns:wne="http://schemas.microsoft.com/office/word/2006/wordml" xmlns:wps="http://schemas.microsoft.com/office/word/2010/wordprocessingShape" mc:Ignorable="w14 w15 w16se wp14">
+<w:numbering xmlns:wpc="http://schemas.microsoft.com/office/word/2010/wordprocessingCanvas" xmlns:cx="http://schemas.microsoft.com/office/drawing/2014/chartex" xmlns:cx1="http://schemas.microsoft.com/office/drawing/2015/9/8/chartex" xmlns:cx2="http://schemas.microsoft.com/office/drawing/2015/10/21/chartex" xmlns:cx3="http://schemas.microsoft.com/office/drawing/2016/5/9/chartex" xmlns:cx4="http://schemas.microsoft.com/office/drawing/2016/5/10/chartex" xmlns:cx5="http://schemas.microsoft.com/office/drawing/2016/5/11/chartex" xmlns:cx6="http://schemas.microsoft.com/office/drawing/2016/5/12/chartex" xmlns:cx7="http://schemas.microsoft.com/office/drawing/2016/5/13/chartex" xmlns:cx8="http://schemas.microsoft.com/office/drawing/2016/5/14/chartex" xmlns:mc="http://schemas.openxmlformats.org/markup-compatibility/2006" xmlns:aink="http://schemas.microsoft.com/office/drawing/2016/ink" xmlns:am3d="http://schemas.microsoft.com/office/drawing/2017/model3d" xmlns:o="urn:schemas-microsoft-com:office:office" xmlns:oel="http://schemas.microsoft.com/office/2019/extlst" xmlns:r="http://schemas.openxmlformats.org/officeDocument/2006/relationships" xmlns:m="http://schemas.openxmlformats.org/officeDocument/2006/math" xmlns:v="urn:schemas-microsoft-com:vml" xmlns:wp14="http://schemas.microsoft.com/office/word/2010/wordprocessingDrawing" xmlns:wp="http://schemas.openxmlformats.org/drawingml/2006/wordprocessingDrawing" xmlns:w10="urn:schemas-microsoft-com:office:word" xmlns:w="http://schemas.openxmlformats.org/wordprocessingml/2006/main" xmlns:w14="http://schemas.microsoft.com/office/word/2010/wordml" xmlns:w15="http://schemas.microsoft.com/office/word/2012/wordml" xmlns:w16cex="http://schemas.microsoft.com/office/word/2018/wordml/cex" xmlns:w16cid="http://schemas.microsoft.com/office/word/2016/wordml/cid" xmlns:w16="http://schemas.microsoft.com/office/word/2018/wordml" xmlns:w16du="http://schemas.microsoft.com/office/word/2023/wordml/word16du" xmlns:w16sdtdh="http://schemas.microsoft.com/office/word/2020/wordml/sdtdatahash" xmlns:w16sdtfl="http://schemas.microsoft.com/office/word/2024/wordml/sdtformatlock" xmlns:w16se="http://schemas.microsoft.com/office/word/2015/wordml/symex" xmlns:wpg="http://schemas.microsoft.com/office/word/2010/wordprocessingGroup" xmlns:wpi="http://schemas.microsoft.com/office/word/2010/wordprocessingInk" xmlns:wne="http://schemas.microsoft.com/office/word/2006/wordml" xmlns:wps="http://schemas.microsoft.com/office/word/2010/wordprocessingShape" mc:Ignorable="w14 w15 w16se w16cid w16 w16cex w16sdtdh w16sdtfl w16du wp14">
   <w:abstractNum w:abstractNumId="0" w15:restartNumberingAfterBreak="0">
     <w:nsid w:val="03F44D97"/>
     <w:multiLevelType w:val="hybridMultilevel"/>
@@ -25661,65 +25060,65 @@
       </w:pPr>
     </w:lvl>
   </w:abstractNum>
-  <w:num w:numId="1">
+  <w:num w:numId="1" w16cid:durableId="675882065">
     <w:abstractNumId w:val="15"/>
   </w:num>
-  <w:num w:numId="2">
+  <w:num w:numId="2" w16cid:durableId="1755082038">
     <w:abstractNumId w:val="16"/>
   </w:num>
-  <w:num w:numId="3">
+  <w:num w:numId="3" w16cid:durableId="357239934">
     <w:abstractNumId w:val="6"/>
   </w:num>
-  <w:num w:numId="4">
+  <w:num w:numId="4" w16cid:durableId="1349257592">
     <w:abstractNumId w:val="14"/>
   </w:num>
-  <w:num w:numId="5">
+  <w:num w:numId="5" w16cid:durableId="1846748031">
     <w:abstractNumId w:val="17"/>
   </w:num>
-  <w:num w:numId="6">
+  <w:num w:numId="6" w16cid:durableId="994184075">
     <w:abstractNumId w:val="11"/>
   </w:num>
-  <w:num w:numId="7">
+  <w:num w:numId="7" w16cid:durableId="112990221">
     <w:abstractNumId w:val="5"/>
   </w:num>
-  <w:num w:numId="8">
+  <w:num w:numId="8" w16cid:durableId="169375867">
     <w:abstractNumId w:val="12"/>
   </w:num>
-  <w:num w:numId="9">
+  <w:num w:numId="9" w16cid:durableId="723257947">
     <w:abstractNumId w:val="8"/>
   </w:num>
-  <w:num w:numId="10">
+  <w:num w:numId="10" w16cid:durableId="844438432">
     <w:abstractNumId w:val="7"/>
   </w:num>
-  <w:num w:numId="11">
+  <w:num w:numId="11" w16cid:durableId="697435540">
     <w:abstractNumId w:val="3"/>
   </w:num>
-  <w:num w:numId="12">
+  <w:num w:numId="12" w16cid:durableId="1259212319">
     <w:abstractNumId w:val="13"/>
   </w:num>
-  <w:num w:numId="13">
+  <w:num w:numId="13" w16cid:durableId="1432621810">
     <w:abstractNumId w:val="2"/>
   </w:num>
-  <w:num w:numId="14">
+  <w:num w:numId="14" w16cid:durableId="683047495">
     <w:abstractNumId w:val="10"/>
   </w:num>
-  <w:num w:numId="15">
+  <w:num w:numId="15" w16cid:durableId="1593276110">
     <w:abstractNumId w:val="0"/>
   </w:num>
-  <w:num w:numId="16">
+  <w:num w:numId="16" w16cid:durableId="69549417">
     <w:abstractNumId w:val="4"/>
   </w:num>
-  <w:num w:numId="17">
+  <w:num w:numId="17" w16cid:durableId="213349202">
     <w:abstractNumId w:val="9"/>
   </w:num>
-  <w:num w:numId="18">
+  <w:num w:numId="18" w16cid:durableId="258220887">
     <w:abstractNumId w:val="1"/>
   </w:num>
 </w:numbering>
 </file>
 
 <file path=word/styles.xml><?xml version="1.0" encoding="utf-8"?>
-<w:styles xmlns:mc="http://schemas.openxmlformats.org/markup-compatibility/2006" xmlns:r="http://schemas.openxmlformats.org/officeDocument/2006/relationships" xmlns:w="http://schemas.openxmlformats.org/wordprocessingml/2006/main" xmlns:w14="http://schemas.microsoft.com/office/word/2010/wordml" xmlns:w15="http://schemas.microsoft.com/office/word/2012/wordml" xmlns:w16se="http://schemas.microsoft.com/office/word/2015/wordml/symex" mc:Ignorable="w14 w15 w16se">
+<w:styles xmlns:mc="http://schemas.openxmlformats.org/markup-compatibility/2006" xmlns:r="http://schemas.openxmlformats.org/officeDocument/2006/relationships" xmlns:w="http://schemas.openxmlformats.org/wordprocessingml/2006/main" xmlns:w14="http://schemas.microsoft.com/office/word/2010/wordml" xmlns:w15="http://schemas.microsoft.com/office/word/2012/wordml" xmlns:w16cex="http://schemas.microsoft.com/office/word/2018/wordml/cex" xmlns:w16cid="http://schemas.microsoft.com/office/word/2016/wordml/cid" xmlns:w16="http://schemas.microsoft.com/office/word/2018/wordml" xmlns:w16du="http://schemas.microsoft.com/office/word/2023/wordml/word16du" xmlns:w16sdtdh="http://schemas.microsoft.com/office/word/2020/wordml/sdtdatahash" xmlns:w16sdtfl="http://schemas.microsoft.com/office/word/2024/wordml/sdtformatlock" xmlns:w16se="http://schemas.microsoft.com/office/word/2015/wordml/symex" mc:Ignorable="w14 w15 w16se w16cid w16 w16cex w16sdtdh w16sdtfl w16du">
   <w:docDefaults>
     <w:rPrDefault>
       <w:rPr>
@@ -25735,7 +25134,7 @@
       </w:pPr>
     </w:pPrDefault>
   </w:docDefaults>
-  <w:latentStyles w:defLockedState="0" w:defUIPriority="99" w:defSemiHidden="0" w:defUnhideWhenUsed="0" w:defQFormat="0" w:count="371">
+  <w:latentStyles w:defLockedState="0" w:defUIPriority="99" w:defSemiHidden="0" w:defUnhideWhenUsed="0" w:defQFormat="0" w:count="376">
     <w:lsdException w:name="Normal" w:uiPriority="0" w:qFormat="1"/>
     <w:lsdException w:name="heading 1" w:uiPriority="9" w:qFormat="1"/>
     <w:lsdException w:name="heading 2" w:semiHidden="1" w:uiPriority="9" w:unhideWhenUsed="1" w:qFormat="1"/>
@@ -26107,6 +25506,11 @@
     <w:lsdException w:name="List Table 5 Dark Accent 6" w:uiPriority="50"/>
     <w:lsdException w:name="List Table 6 Colorful Accent 6" w:uiPriority="51"/>
     <w:lsdException w:name="List Table 7 Colorful Accent 6" w:uiPriority="52"/>
+    <w:lsdException w:name="Mention" w:semiHidden="1" w:unhideWhenUsed="1"/>
+    <w:lsdException w:name="Smart Hyperlink" w:semiHidden="1" w:unhideWhenUsed="1"/>
+    <w:lsdException w:name="Hashtag" w:semiHidden="1" w:unhideWhenUsed="1"/>
+    <w:lsdException w:name="Unresolved Mention" w:semiHidden="1" w:unhideWhenUsed="1"/>
+    <w:lsdException w:name="Smart Link" w:semiHidden="1" w:unhideWhenUsed="1"/>
   </w:latentStyles>
   <w:style w:type="paragraph" w:default="1" w:styleId="Normal">
     <w:name w:val="Normal"/>
@@ -26225,7 +25629,7 @@
       </w:tblBorders>
     </w:tblPr>
   </w:style>
-  <w:style w:type="table" w:styleId="Tabladecuadrcula1clara">
+  <w:style w:type="table" w:styleId="Tablaconcuadrcula1clara">
     <w:name w:val="Grid Table 1 Light"/>
     <w:basedOn w:val="Tablanormal"/>
     <w:uiPriority w:val="46"/>
@@ -26282,7 +25686,7 @@
       </w:rPr>
     </w:tblStylePr>
   </w:style>
-  <w:style w:type="table" w:styleId="Tabladecuadrcula1clara-nfasis1">
+  <w:style w:type="table" w:styleId="Tablaconcuadrcula1clara-nfasis1">
     <w:name w:val="Grid Table 1 Light Accent 1"/>
     <w:basedOn w:val="Tablanormal"/>
     <w:uiPriority w:val="46"/>
@@ -26339,7 +25743,7 @@
       </w:rPr>
     </w:tblStylePr>
   </w:style>
-  <w:style w:type="table" w:styleId="Tabladecuadrcula1Claro-nfasis2">
+  <w:style w:type="table" w:styleId="Tablaconcuadrcula1Claro-nfasis2">
     <w:name w:val="Grid Table 1 Light Accent 2"/>
     <w:basedOn w:val="Tablanormal"/>
     <w:uiPriority w:val="46"/>
@@ -26819,7 +26223,7 @@
 </file>
 
 <file path=customXml/itemProps1.xml><?xml version="1.0" encoding="utf-8"?>
-<ds:datastoreItem xmlns:ds="http://schemas.openxmlformats.org/officeDocument/2006/customXml" ds:itemID="{923C455B-6B4E-41B0-9D12-86076C45507A}">
+<ds:datastoreItem xmlns:ds="http://schemas.openxmlformats.org/officeDocument/2006/customXml" ds:itemID="{FE94A308-CBD7-4CAE-AD0F-966708BCE969}">
   <ds:schemaRefs>
     <ds:schemaRef ds:uri="http://schemas.openxmlformats.org/officeDocument/2006/bibliography"/>
   </ds:schemaRefs>
